--- a/docs/czb_work_orders.docx
+++ b/docs/czb_work_orders.docx
@@ -2,7 +2,7 @@
 <file path=word/document.xml><?xml version="1.0" encoding="utf-8"?>
 <w:document xmlns:w="http://schemas.openxmlformats.org/wordprocessingml/2006/main" xmlns:m="http://schemas.openxmlformats.org/officeDocument/2006/math" xmlns:r="http://schemas.openxmlformats.org/officeDocument/2006/relationships" xmlns:o="urn:schemas-microsoft-com:office:office" xmlns:v="urn:schemas-microsoft-com:vml" xmlns:w10="urn:schemas-microsoft-com:office:word" xmlns:a="http://schemas.openxmlformats.org/drawingml/2006/main" xmlns:pic="http://schemas.openxmlformats.org/drawingml/2006/picture" xmlns:wp="http://schemas.openxmlformats.org/drawingml/2006/wordprocessingDrawing">
   <w:body>
-    <w:bookmarkStart w:id="22" w:name="X0c60649bbad77bc2cf89756300a6f1ed98d3eeb"/>
+    <w:bookmarkStart w:id="23" w:name="X0c60649bbad77bc2cf89756300a6f1ed98d3eeb"/>
     <w:p>
       <w:pPr>
         <w:pStyle w:val="Heading1"/>
@@ -587,7 +587,7 @@
       </w:r>
     </w:p>
     <w:bookmarkEnd w:id="10"/>
-    <w:bookmarkStart w:id="20" w:name="task-cards"/>
+    <w:bookmarkStart w:id="21" w:name="task-cards"/>
     <w:p>
       <w:pPr>
         <w:pStyle w:val="Heading2"/>
@@ -596,13 +596,28 @@
         <w:t xml:space="preserve">3 Task cards</w:t>
       </w:r>
     </w:p>
-    <w:bookmarkStart w:id="11" w:name="card-a.1-synthetic-recovery-harness"/>
+    <w:bookmarkStart w:id="11" w:name="X5ce378f8024ce716a4e4df2bf955308520b097b"/>
     <w:p>
       <w:pPr>
         <w:pStyle w:val="Heading3"/>
       </w:pPr>
       <w:r>
-        <w:t xml:space="preserve">Card A.1 — synthetic-recovery harness</w:t>
+        <w:t xml:space="preserve">Card S.1 — draft the</w:t>
+      </w:r>
+      <w:r>
+        <w:t xml:space="preserve"> </w:t>
+      </w:r>
+      <w:r>
+        <w:rPr>
+          <w:rStyle w:val="VerbatimChar"/>
+        </w:rPr>
+        <w:t xml:space="preserve">perform-research</w:t>
+      </w:r>
+      <w:r>
+        <w:t xml:space="preserve"> </w:t>
+      </w:r>
+      <w:r>
+        <w:t xml:space="preserve">skill (first task for the next session)</w:t>
       </w:r>
     </w:p>
     <w:p>
@@ -621,13 +636,31 @@
         <w:t xml:space="preserve">Goal</w:t>
       </w:r>
       <w:r>
-        <w:t xml:space="preserve">: prove the stage-1 estimator recovers known parameters before touching</w:t>
-      </w:r>
-      <w:r>
-        <w:t xml:space="preserve"> </w:t>
-      </w:r>
-      <w:r>
-        <w:t xml:space="preserve">real data.</w:t>
+        <w:t xml:space="preserve">: a reusable, iteratively updatable skill that captures how research is</w:t>
+      </w:r>
+      <w:r>
+        <w:t xml:space="preserve"> </w:t>
+      </w:r>
+      <w:r>
+        <w:t xml:space="preserve">performed in this collaboration — so the working discipline survives model changes,</w:t>
+      </w:r>
+      <w:r>
+        <w:t xml:space="preserve"> </w:t>
+      </w:r>
+      <w:r>
+        <w:t xml:space="preserve">session changes, and time. Jonas asked for it explicitly, drafting delegated to the</w:t>
+      </w:r>
+      <w:r>
+        <w:t xml:space="preserve"> </w:t>
+      </w:r>
+      <w:r>
+        <w:t xml:space="preserve">next (cheaper) session, with the instruction to also look at what exists elsewhere</w:t>
+      </w:r>
+      <w:r>
+        <w:t xml:space="preserve"> </w:t>
+      </w:r>
+      <w:r>
+        <w:t xml:space="preserve">online and borrow with attribution.</w:t>
       </w:r>
     </w:p>
     <w:p>
@@ -646,7 +679,7 @@
         <w:t xml:space="preserve">Build</w:t>
       </w:r>
       <w:r>
-        <w:t xml:space="preserve">:</w:t>
+        <w:t xml:space="preserve">: draft</w:t>
       </w:r>
       <w:r>
         <w:t xml:space="preserve"> </w:t>
@@ -655,16 +688,118 @@
         <w:rPr>
           <w:rStyle w:val="VerbatimChar"/>
         </w:rPr>
-        <w:t xml:space="preserve">replication/czb/fit_recovery.py</w:t>
-      </w:r>
-      <w:r>
-        <w:t xml:space="preserve">. Simulate the Random cut-in design</w:t>
-      </w:r>
-      <w:r>
-        <w:t xml:space="preserve"> </w:t>
-      </w:r>
-      <w:r>
-        <w:t xml:space="preserve">(43 participants × 18 cells × 4 repetitions) from the generative model in</w:t>
+        <w:t xml:space="preserve">C:\Users\bargman\.claude\skills\perform-research\SKILL.md</w:t>
+      </w:r>
+      <w:r>
+        <w:t xml:space="preserve"> </w:t>
+      </w:r>
+      <w:r>
+        <w:t xml:space="preserve">with</w:t>
+      </w:r>
+      <w:r>
+        <w:t xml:space="preserve"> </w:t>
+      </w:r>
+      <w:r>
+        <w:t xml:space="preserve">frontmatter (name, description triggering on research execution, analysis tasks,</w:t>
+      </w:r>
+      <w:r>
+        <w:t xml:space="preserve"> </w:t>
+      </w:r>
+      <w:r>
+        <w:t xml:space="preserve">fitting runs, and model handovers in this project family). Required contents, from</w:t>
+      </w:r>
+      <w:r>
+        <w:t xml:space="preserve"> </w:t>
+      </w:r>
+      <w:r>
+        <w:t xml:space="preserve">this project’s accumulated practice:</w:t>
+      </w:r>
+    </w:p>
+    <w:p>
+      <w:pPr>
+        <w:pStyle w:val="Compact"/>
+        <w:numPr>
+          <w:ilvl w:val="1"/>
+          <w:numId w:val="1004"/>
+        </w:numPr>
+      </w:pPr>
+      <w:r>
+        <w:rPr>
+          <w:b/>
+          <w:bCs/>
+        </w:rPr>
+        <w:t xml:space="preserve">Reproducibility discipline</w:t>
+      </w:r>
+      <w:r>
+        <w:t xml:space="preserve">: every quoted number from a committed script with</w:t>
+      </w:r>
+      <w:r>
+        <w:t xml:space="preserve"> </w:t>
+      </w:r>
+      <w:r>
+        <w:t xml:space="preserve">tracked output; regeneration commands logged; generated artifacts never</w:t>
+      </w:r>
+      <w:r>
+        <w:t xml:space="preserve"> </w:t>
+      </w:r>
+      <w:r>
+        <w:t xml:space="preserve">hand-edited; the 2026-08-27 paired-difference correction as the cautionary tale.</w:t>
+      </w:r>
+    </w:p>
+    <w:p>
+      <w:pPr>
+        <w:pStyle w:val="Compact"/>
+        <w:numPr>
+          <w:ilvl w:val="1"/>
+          <w:numId w:val="1004"/>
+        </w:numPr>
+      </w:pPr>
+      <w:r>
+        <w:rPr>
+          <w:b/>
+          <w:bCs/>
+        </w:rPr>
+        <w:t xml:space="preserve">Verification discipline</w:t>
+      </w:r>
+      <w:r>
+        <w:t xml:space="preserve">: property tests before and after every task; verify</w:t>
+      </w:r>
+      <w:r>
+        <w:t xml:space="preserve"> </w:t>
+      </w:r>
+      <w:r>
+        <w:t xml:space="preserve">by two independent routes where feasible; results that contradict documented</w:t>
+      </w:r>
+      <w:r>
+        <w:t xml:space="preserve"> </w:t>
+      </w:r>
+      <w:r>
+        <w:t xml:space="preserve">findings get surfaced, never silently reconciled.</w:t>
+      </w:r>
+    </w:p>
+    <w:p>
+      <w:pPr>
+        <w:pStyle w:val="Compact"/>
+        <w:numPr>
+          <w:ilvl w:val="1"/>
+          <w:numId w:val="1004"/>
+        </w:numPr>
+      </w:pPr>
+      <w:r>
+        <w:rPr>
+          <w:b/>
+          <w:bCs/>
+        </w:rPr>
+        <w:t xml:space="preserve">Documentation discipline</w:t>
+      </w:r>
+      <w:r>
+        <w:t xml:space="preserve">: markdown as source of truth, Word/PDF generated;</w:t>
+      </w:r>
+      <w:r>
+        <w:t xml:space="preserve"> </w:t>
+      </w:r>
+      <w:r>
+        <w:t xml:space="preserve">dated handover files per arc plus a standing</w:t>
       </w:r>
       <w:r>
         <w:t xml:space="preserve"> </w:t>
@@ -673,19 +808,19 @@
         <w:rPr>
           <w:rStyle w:val="VerbatimChar"/>
         </w:rPr>
-        <w:t xml:space="preserve">docs/czb_fitting_plan.md</w:t>
-      </w:r>
-      <w:r>
-        <w:t xml:space="preserve"> </w:t>
-      </w:r>
-      <w:r>
-        <w:t xml:space="preserve">§2 stage 1: c_i ~ LogNormal(μ, σ), lapse floor b</w:t>
-      </w:r>
-      <w:r>
-        <w:t xml:space="preserve"> </w:t>
-      </w:r>
-      <w:r>
-        <w:t xml:space="preserve">(both variants), P = b + (1−b)·Φ((x − c_i)/σ_resp) with x = the cell’s</w:t>
+        <w:t xml:space="preserve">handover.md</w:t>
+      </w:r>
+      <w:r>
+        <w:t xml:space="preserve"> </w:t>
+      </w:r>
+      <w:r>
+        <w:t xml:space="preserve">entry point; decisions</w:t>
+      </w:r>
+      <w:r>
+        <w:t xml:space="preserve"> </w:t>
+      </w:r>
+      <w:r>
+        <w:t xml:space="preserve">recorded with their reasoning and their location; the</w:t>
       </w:r>
       <w:r>
         <w:t xml:space="preserve"> </w:t>
@@ -694,13 +829,44 @@
         <w:rPr>
           <w:rStyle w:val="VerbatimChar"/>
         </w:rPr>
-        <w:t xml:space="preserve">deficit_max</w:t>
-      </w:r>
-      <w:r>
-        <w:t xml:space="preserve"> </w:t>
-      </w:r>
-      <w:r>
-        <w:t xml:space="preserve">from</w:t>
+        <w:t xml:space="preserve">jonas-academic-writing</w:t>
+      </w:r>
+      <w:r>
+        <w:t xml:space="preserve"> </w:t>
+      </w:r>
+      <w:r>
+        <w:t xml:space="preserve">conventions for anything addressed to Jonas.</w:t>
+      </w:r>
+    </w:p>
+    <w:p>
+      <w:pPr>
+        <w:pStyle w:val="Compact"/>
+        <w:numPr>
+          <w:ilvl w:val="1"/>
+          <w:numId w:val="1004"/>
+        </w:numPr>
+      </w:pPr>
+      <w:r>
+        <w:rPr>
+          <w:b/>
+          <w:bCs/>
+        </w:rPr>
+        <w:t xml:space="preserve">Between-model handover protocol</w:t>
+      </w:r>
+      <w:r>
+        <w:t xml:space="preserve">: the entry sequence (handover chain →</w:t>
+      </w:r>
+      <w:r>
+        <w:t xml:space="preserve"> </w:t>
+      </w:r>
+      <w:r>
+        <w:t xml:space="preserve">roadmap → work orders), one card per session, the escalation triggers and review</w:t>
+      </w:r>
+      <w:r>
+        <w:t xml:space="preserve"> </w:t>
+      </w:r>
+      <w:r>
+        <w:t xml:space="preserve">gates (copy from</w:t>
       </w:r>
       <w:r>
         <w:t xml:space="preserve"> </w:t>
@@ -709,34 +875,62 @@
         <w:rPr>
           <w:rStyle w:val="VerbatimChar"/>
         </w:rPr>
-        <w:t xml:space="preserve">comfortzone.czb_data.random_cutin_trials()</w:t>
-      </w:r>
-      <w:r>
-        <w:t xml:space="preserve">. Fit by MAP in</w:t>
-      </w:r>
-      <w:r>
-        <w:t xml:space="preserve"> </w:t>
-      </w:r>
-      <w:r>
-        <w:t xml:space="preserve">torch (L-BFGS) with Laplace SEs; also fit the a_allowed parameterization (threshold</w:t>
-      </w:r>
-      <w:r>
-        <w:t xml:space="preserve"> </w:t>
-      </w:r>
-      <w:r>
-        <w:t xml:space="preserve">on</w:t>
-      </w:r>
-      <w:r>
-        <w:t xml:space="preserve"> </w:t>
-      </w:r>
-      <w:r>
-        <w:rPr>
-          <w:rStyle w:val="VerbatimChar"/>
-        </w:rPr>
-        <w:t xml:space="preserve">a_req_max</w:t>
-      </w:r>
-      <w:r>
-        <w:t xml:space="preserve">).</w:t>
+        <w:t xml:space="preserve">handover_2026-08-27.md</w:t>
+      </w:r>
+      <w:r>
+        <w:t xml:space="preserve"> </w:t>
+      </w:r>
+      <w:r>
+        <w:t xml:space="preserve">§8 — that list is the current</w:t>
+      </w:r>
+      <w:r>
+        <w:t xml:space="preserve"> </w:t>
+      </w:r>
+      <w:r>
+        <w:t xml:space="preserve">authority), worklog appends, and the rule that a cheaper session executes cards</w:t>
+      </w:r>
+      <w:r>
+        <w:t xml:space="preserve"> </w:t>
+      </w:r>
+      <w:r>
+        <w:t xml:space="preserve">and never improvises around a failed acceptance criterion.</w:t>
+      </w:r>
+    </w:p>
+    <w:p>
+      <w:pPr>
+        <w:pStyle w:val="Compact"/>
+        <w:numPr>
+          <w:ilvl w:val="1"/>
+          <w:numId w:val="1004"/>
+        </w:numPr>
+      </w:pPr>
+      <w:r>
+        <w:rPr>
+          <w:b/>
+          <w:bCs/>
+        </w:rPr>
+        <w:t xml:space="preserve">Statistical practice</w:t>
+      </w:r>
+      <w:r>
+        <w:t xml:space="preserve">: uncertainty conventions stated and resampled</w:t>
+      </w:r>
+      <w:r>
+        <w:t xml:space="preserve"> </w:t>
+      </w:r>
+      <w:r>
+        <w:t xml:space="preserve">completely (all variance sources); comparisons as differences; held-out</w:t>
+      </w:r>
+      <w:r>
+        <w:t xml:space="preserve"> </w:t>
+      </w:r>
+      <w:r>
+        <w:t xml:space="preserve">validation for any model comparison; pre-stated decision rules for verdict</w:t>
+      </w:r>
+      <w:r>
+        <w:t xml:space="preserve"> </w:t>
+      </w:r>
+      <w:r>
+        <w:t xml:space="preserve">experiments.</w:t>
       </w:r>
     </w:p>
     <w:p>
@@ -752,22 +946,34 @@
           <w:b/>
           <w:bCs/>
         </w:rPr>
-        <w:t xml:space="preserve">Accept</w:t>
-      </w:r>
-      <w:r>
-        <w:t xml:space="preserve">: over 20 simulated datasets, population μ and σ recovered within 2</w:t>
-      </w:r>
-      <w:r>
-        <w:t xml:space="preserve"> </w:t>
-      </w:r>
-      <w:r>
-        <w:t xml:space="preserve">Laplace SEs in ≥ 18; per-driver c_i shrinkage visible (posterior means closer to</w:t>
-      </w:r>
-      <w:r>
-        <w:t xml:space="preserve"> </w:t>
-      </w:r>
-      <w:r>
-        <w:t xml:space="preserve">truth than raw per-driver MLEs in RMSE). Runtime under 10 minutes total.</w:t>
+        <w:t xml:space="preserve">Research step</w:t>
+      </w:r>
+      <w:r>
+        <w:t xml:space="preserve">: search online for existing practice worth borrowing — multi-</w:t>
+      </w:r>
+      <w:r>
+        <w:t xml:space="preserve"> </w:t>
+      </w:r>
+      <w:r>
+        <w:t xml:space="preserve">agent / multi-model handoff patterns, LLM-assisted research workflow guides,</w:t>
+      </w:r>
+      <w:r>
+        <w:t xml:space="preserve"> </w:t>
+      </w:r>
+      <w:r>
+        <w:t xml:space="preserve">lab-notebook and reproducibility standards (e.g. from open-science communities),</w:t>
+      </w:r>
+      <w:r>
+        <w:t xml:space="preserve"> </w:t>
+      </w:r>
+      <w:r>
+        <w:t xml:space="preserve">and any published skill/prompt libraries for research execution. Cite what is</w:t>
+      </w:r>
+      <w:r>
+        <w:t xml:space="preserve"> </w:t>
+      </w:r>
+      <w:r>
+        <w:t xml:space="preserve">borrowed; mark unverified claims per house rules.</w:t>
       </w:r>
     </w:p>
     <w:p>
@@ -783,22 +989,55 @@
           <w:b/>
           <w:bCs/>
         </w:rPr>
-        <w:t xml:space="preserve">Pitfalls</w:t>
-      </w:r>
-      <w:r>
-        <w:t xml:space="preserve">: identifiability of (c, σ_resp) scale — fix σ_resp’s prior scale from</w:t>
-      </w:r>
-      <w:r>
-        <w:t xml:space="preserve"> </w:t>
-      </w:r>
-      <w:r>
-        <w:t xml:space="preserve">the pilot (≈ 2 200 deficit units); lapse and threshold trade off at C1 — check the</w:t>
-      </w:r>
-      <w:r>
-        <w:t xml:space="preserve"> </w:t>
-      </w:r>
-      <w:r>
-        <w:t xml:space="preserve">recovery specifically at b.</w:t>
+        <w:t xml:space="preserve">Accept</w:t>
+      </w:r>
+      <w:r>
+        <w:t xml:space="preserve">: the draft SKILL.md exists, is under ~300 lines, cites its sources, and</w:t>
+      </w:r>
+      <w:r>
+        <w:t xml:space="preserve"> </w:t>
+      </w:r>
+      <w:r>
+        <w:t xml:space="preserve">ends with an explicit</w:t>
+      </w:r>
+      <w:r>
+        <w:t xml:space="preserve"> </w:t>
+      </w:r>
+      <w:r>
+        <w:t xml:space="preserve">“for Jonas’s review”</w:t>
+      </w:r>
+      <w:r>
+        <w:t xml:space="preserve"> </w:t>
+      </w:r>
+      <w:r>
+        <w:t xml:space="preserve">note.</w:t>
+      </w:r>
+      <w:r>
+        <w:t xml:space="preserve"> </w:t>
+      </w:r>
+      <w:r>
+        <w:rPr>
+          <w:b/>
+          <w:bCs/>
+        </w:rPr>
+        <w:t xml:space="preserve">Do not treat the skill as active</w:t>
+      </w:r>
+      <w:r>
+        <w:rPr>
+          <w:b/>
+          <w:bCs/>
+        </w:rPr>
+        <w:t xml:space="preserve"> </w:t>
+      </w:r>
+      <w:r>
+        <w:rPr>
+          <w:b/>
+          <w:bCs/>
+        </w:rPr>
+        <w:t xml:space="preserve">until Jonas approves it</w:t>
+      </w:r>
+      <w:r>
+        <w:t xml:space="preserve">; iterate on his comments in later sessions.</w:t>
       </w:r>
     </w:p>
     <w:p>
@@ -817,224 +1056,23 @@
         <w:t xml:space="preserve">Stop if</w:t>
       </w:r>
       <w:r>
-        <w:t xml:space="preserve">: recovery fails after two honest attempts — report the failure mode,</w:t>
-      </w:r>
-      <w:r>
-        <w:t xml:space="preserve"> </w:t>
-      </w:r>
-      <w:r>
-        <w:t xml:space="preserve">do not loosen the acceptance criterion.</w:t>
+        <w:t xml:space="preserve">: unsure whether some practice is project law or one session’s habit —</w:t>
+      </w:r>
+      <w:r>
+        <w:t xml:space="preserve"> </w:t>
+      </w:r>
+      <w:r>
+        <w:t xml:space="preserve">list the uncertain items in the draft for Jonas to rule on rather than guessing.</w:t>
       </w:r>
     </w:p>
     <w:bookmarkEnd w:id="11"/>
-    <w:bookmarkStart w:id="12" w:name="X7012458fadcc0d15dc90995d0510793cebc8b3f"/>
+    <w:bookmarkStart w:id="12" w:name="card-a.1-synthetic-recovery-harness"/>
     <w:p>
       <w:pPr>
         <w:pStyle w:val="Heading3"/>
       </w:pPr>
       <w:r>
-        <w:t xml:space="preserve">Card A.2 — stage-1 hierarchical fit, both bias variants</w:t>
-      </w:r>
-    </w:p>
-    <w:p>
-      <w:pPr>
-        <w:pStyle w:val="Compact"/>
-        <w:numPr>
-          <w:ilvl w:val="0"/>
-          <w:numId w:val="1004"/>
-        </w:numPr>
-      </w:pPr>
-      <w:r>
-        <w:rPr>
-          <w:b/>
-          <w:bCs/>
-        </w:rPr>
-        <w:t xml:space="preserve">Goal</w:t>
-      </w:r>
-      <w:r>
-        <w:t xml:space="preserve">: the population distribution of the boundary level, and the bias-model</w:t>
-      </w:r>
-      <w:r>
-        <w:t xml:space="preserve"> </w:t>
-      </w:r>
-      <w:r>
-        <w:t xml:space="preserve">decision.</w:t>
-      </w:r>
-    </w:p>
-    <w:p>
-      <w:pPr>
-        <w:pStyle w:val="Compact"/>
-        <w:numPr>
-          <w:ilvl w:val="0"/>
-          <w:numId w:val="1004"/>
-        </w:numPr>
-      </w:pPr>
-      <w:r>
-        <w:rPr>
-          <w:b/>
-          <w:bCs/>
-        </w:rPr>
-        <w:t xml:space="preserve">Build</w:t>
-      </w:r>
-      <w:r>
-        <w:t xml:space="preserve">:</w:t>
-      </w:r>
-      <w:r>
-        <w:t xml:space="preserve"> </w:t>
-      </w:r>
-      <w:r>
-        <w:rPr>
-          <w:rStyle w:val="VerbatimChar"/>
-        </w:rPr>
-        <w:t xml:space="preserve">replication/czb/fit_stage1.py</w:t>
-      </w:r>
-      <w:r>
-        <w:t xml:space="preserve">, reusing A.1’s model code on the real</w:t>
-      </w:r>
-      <w:r>
-        <w:t xml:space="preserve"> </w:t>
-      </w:r>
-      <w:r>
-        <w:t xml:space="preserve">trials. Fit all four combinations: {deficit axis, a_req axis} × {group-level b,</w:t>
-      </w:r>
-      <w:r>
-        <w:t xml:space="preserve"> </w:t>
-      </w:r>
-      <w:r>
-        <w:t xml:space="preserve">hierarchical b_i}. The ordered braking-expectation response enters as two nested</w:t>
-      </w:r>
-      <w:r>
-        <w:t xml:space="preserve"> </w:t>
-      </w:r>
-      <w:r>
-        <w:t xml:space="preserve">thresholds (fitting plan §2); both levels free per roadmap §0b.</w:t>
-      </w:r>
-    </w:p>
-    <w:p>
-      <w:pPr>
-        <w:pStyle w:val="Compact"/>
-        <w:numPr>
-          <w:ilvl w:val="0"/>
-          <w:numId w:val="1004"/>
-        </w:numPr>
-      </w:pPr>
-      <w:r>
-        <w:rPr>
-          <w:b/>
-          <w:bCs/>
-        </w:rPr>
-        <w:t xml:space="preserve">Report</w:t>
-      </w:r>
-      <w:r>
-        <w:t xml:space="preserve"> </w:t>
-      </w:r>
-      <w:r>
-        <w:t xml:space="preserve">(</w:t>
-      </w:r>
-      <w:r>
-        <w:rPr>
-          <w:rStyle w:val="VerbatimChar"/>
-        </w:rPr>
-        <w:t xml:space="preserve">replication/czb/out/stage1_summary.md</w:t>
-      </w:r>
-      <w:r>
-        <w:t xml:space="preserve">): population μ, σ with SEs;</w:t>
-      </w:r>
-      <w:r>
-        <w:t xml:space="preserve"> </w:t>
-      </w:r>
-      <w:r>
-        <w:t xml:space="preserve">percentile table (50–95 in steps of 5) of the population distribution with CIs;</w:t>
-      </w:r>
-      <w:r>
-        <w:t xml:space="preserve"> </w:t>
-      </w:r>
-      <w:r>
-        <w:t xml:space="preserve">held-out log-likelihood (leave-one-participant-out, 43 folds); posterior predictive</w:t>
-      </w:r>
-      <w:r>
-        <w:t xml:space="preserve"> </w:t>
-      </w:r>
-      <w:r>
-        <w:t xml:space="preserve">P(intervene) per C1 cell against observed; fitted comfort and dread levels</w:t>
-      </w:r>
-      <w:r>
-        <w:t xml:space="preserve"> </w:t>
-      </w:r>
-      <w:r>
-        <w:t xml:space="preserve">translated to a_allowed units and to steady-following THW at 20 m/s via</w:t>
-      </w:r>
-      <w:r>
-        <w:t xml:space="preserve"> </w:t>
-      </w:r>
-      <w:r>
-        <w:rPr>
-          <w:rStyle w:val="VerbatimChar"/>
-        </w:rPr>
-        <w:t xml:space="preserve">comfortzone.field.critical_thw</w:t>
-      </w:r>
-      <w:r>
-        <w:t xml:space="preserve">.</w:t>
-      </w:r>
-    </w:p>
-    <w:p>
-      <w:pPr>
-        <w:pStyle w:val="Compact"/>
-        <w:numPr>
-          <w:ilvl w:val="0"/>
-          <w:numId w:val="1004"/>
-        </w:numPr>
-      </w:pPr>
-      <w:r>
-        <w:rPr>
-          <w:b/>
-          <w:bCs/>
-        </w:rPr>
-        <w:t xml:space="preserve">Accept</w:t>
-      </w:r>
-      <w:r>
-        <w:t xml:space="preserve">: all four fits converge; the summary table renders; LOPO likelihood</w:t>
-      </w:r>
-      <w:r>
-        <w:t xml:space="preserve"> </w:t>
-      </w:r>
-      <w:r>
-        <w:t xml:space="preserve">distinguishes the bias variants or states that it cannot.</w:t>
-      </w:r>
-    </w:p>
-    <w:p>
-      <w:pPr>
-        <w:pStyle w:val="Compact"/>
-        <w:numPr>
-          <w:ilvl w:val="0"/>
-          <w:numId w:val="1004"/>
-        </w:numPr>
-      </w:pPr>
-      <w:r>
-        <w:rPr>
-          <w:b/>
-          <w:bCs/>
-        </w:rPr>
-        <w:t xml:space="preserve">Stop if</w:t>
-      </w:r>
-      <w:r>
-        <w:t xml:space="preserve">: the C1 cells misfit under both bias variants (systematic sign pattern</w:t>
-      </w:r>
-      <w:r>
-        <w:t xml:space="preserve"> </w:t>
-      </w:r>
-      <w:r>
-        <w:t xml:space="preserve">across criticalities) — that is the anticipation-leak question and needs review.</w:t>
-      </w:r>
-    </w:p>
-    <w:bookmarkEnd w:id="12"/>
-    <w:bookmarkStart w:id="13" w:name="Xbeb80fc684e59d248c2830b01171a26507f84a9"/>
-    <w:p>
-      <w:pPr>
-        <w:pStyle w:val="Heading3"/>
-      </w:pPr>
-      <w:r>
-        <w:t xml:space="preserve">Card A.3 — the accumulator layer (review gate on its verdict)</w:t>
+        <w:t xml:space="preserve">Card A.1 — synthetic-recovery harness</w:t>
       </w:r>
     </w:p>
     <w:p>
@@ -1053,13 +1091,13 @@
         <w:t xml:space="preserve">Goal</w:t>
       </w:r>
       <w:r>
-        <w:t xml:space="preserve">: the pre-registered test: does time-integration close the within-scenario</w:t>
-      </w:r>
-      <w:r>
-        <w:t xml:space="preserve"> </w:t>
-      </w:r>
-      <w:r>
-        <w:t xml:space="preserve">gap?</w:t>
+        <w:t xml:space="preserve">: prove the stage-1 estimator recovers known parameters before touching</w:t>
+      </w:r>
+      <w:r>
+        <w:t xml:space="preserve"> </w:t>
+      </w:r>
+      <w:r>
+        <w:t xml:space="preserve">real data.</w:t>
       </w:r>
     </w:p>
     <w:p>
@@ -1087,16 +1125,16 @@
         <w:rPr>
           <w:rStyle w:val="VerbatimChar"/>
         </w:rPr>
-        <w:t xml:space="preserve">replication/czb/fit_stage2.py</w:t>
-      </w:r>
-      <w:r>
-        <w:t xml:space="preserve">. Evidence = the per-frame deficit series</w:t>
-      </w:r>
-      <w:r>
-        <w:t xml:space="preserve"> </w:t>
-      </w:r>
-      <w:r>
-        <w:t xml:space="preserve">(not the running max) from</w:t>
+        <w:t xml:space="preserve">replication/czb/fit_recovery.py</w:t>
+      </w:r>
+      <w:r>
+        <w:t xml:space="preserve">. Simulate the Random cut-in design</w:t>
+      </w:r>
+      <w:r>
+        <w:t xml:space="preserve"> </w:t>
+      </w:r>
+      <w:r>
+        <w:t xml:space="preserve">(43 participants × 18 cells × 4 repetitions) from the generative model in</w:t>
       </w:r>
       <w:r>
         <w:t xml:space="preserve"> </w:t>
@@ -1105,34 +1143,70 @@
         <w:rPr>
           <w:rStyle w:val="VerbatimChar"/>
         </w:rPr>
-        <w:t xml:space="preserve">stimulus_field</w:t>
-      </w:r>
-      <w:r>
-        <w:t xml:space="preserve">; linear accumulator with gain and</w:t>
-      </w:r>
-      <w:r>
-        <w:t xml:space="preserve"> </w:t>
-      </w:r>
-      <w:r>
-        <w:t xml:space="preserve">noise, threshold from A.2’s c_i; P(crossed by clip end) per trial via the</w:t>
-      </w:r>
-      <w:r>
-        <w:t xml:space="preserve"> </w:t>
-      </w:r>
-      <w:r>
-        <w:t xml:space="preserve">closed-form Gaussian first-passage approximation or 200-path simulation per cell</w:t>
-      </w:r>
-      <w:r>
-        <w:t xml:space="preserve"> </w:t>
-      </w:r>
-      <w:r>
-        <w:t xml:space="preserve">(cells share stimuli, so simulate per cell, not per trial). Motor latency fixed at</w:t>
-      </w:r>
-      <w:r>
-        <w:t xml:space="preserve"> </w:t>
-      </w:r>
-      <w:r>
-        <w:t xml:space="preserve">0.25 s; sensitivity refits at 0.15 and 0.35 s.</w:t>
+        <w:t xml:space="preserve">docs/czb_fitting_plan.md</w:t>
+      </w:r>
+      <w:r>
+        <w:t xml:space="preserve"> </w:t>
+      </w:r>
+      <w:r>
+        <w:t xml:space="preserve">§2 stage 1: c_i ~ LogNormal(μ, σ), lapse floor b</w:t>
+      </w:r>
+      <w:r>
+        <w:t xml:space="preserve"> </w:t>
+      </w:r>
+      <w:r>
+        <w:t xml:space="preserve">(both variants), P = b + (1−b)·Φ((x − c_i)/σ_resp) with x = the cell’s</w:t>
+      </w:r>
+      <w:r>
+        <w:t xml:space="preserve"> </w:t>
+      </w:r>
+      <w:r>
+        <w:rPr>
+          <w:rStyle w:val="VerbatimChar"/>
+        </w:rPr>
+        <w:t xml:space="preserve">deficit_max</w:t>
+      </w:r>
+      <w:r>
+        <w:t xml:space="preserve"> </w:t>
+      </w:r>
+      <w:r>
+        <w:t xml:space="preserve">from</w:t>
+      </w:r>
+      <w:r>
+        <w:t xml:space="preserve"> </w:t>
+      </w:r>
+      <w:r>
+        <w:rPr>
+          <w:rStyle w:val="VerbatimChar"/>
+        </w:rPr>
+        <w:t xml:space="preserve">comfortzone.czb_data.random_cutin_trials()</w:t>
+      </w:r>
+      <w:r>
+        <w:t xml:space="preserve">. Fit by MAP in</w:t>
+      </w:r>
+      <w:r>
+        <w:t xml:space="preserve"> </w:t>
+      </w:r>
+      <w:r>
+        <w:t xml:space="preserve">torch (L-BFGS) with Laplace SEs; also fit the a_allowed parameterization (threshold</w:t>
+      </w:r>
+      <w:r>
+        <w:t xml:space="preserve"> </w:t>
+      </w:r>
+      <w:r>
+        <w:t xml:space="preserve">on</w:t>
+      </w:r>
+      <w:r>
+        <w:t xml:space="preserve"> </w:t>
+      </w:r>
+      <w:r>
+        <w:rPr>
+          <w:rStyle w:val="VerbatimChar"/>
+        </w:rPr>
+        <w:t xml:space="preserve">a_req_max</w:t>
+      </w:r>
+      <w:r>
+        <w:t xml:space="preserve">).</w:t>
       </w:r>
     </w:p>
     <w:p>
@@ -1148,28 +1222,22 @@
           <w:b/>
           <w:bCs/>
         </w:rPr>
-        <w:t xml:space="preserve">Accept / decision rule (pre-stated)</w:t>
-      </w:r>
-      <w:r>
-        <w:t xml:space="preserve">: held-out (leave-one-criticality-out) RMSE</w:t>
-      </w:r>
-      <w:r>
-        <w:t xml:space="preserve"> </w:t>
-      </w:r>
-      <w:r>
-        <w:t xml:space="preserve">on the 18-cell surface ≤ 0.11 counts as closing the gap (the 2D state rule’s 0.120</w:t>
-      </w:r>
-      <w:r>
-        <w:t xml:space="preserve"> </w:t>
-      </w:r>
-      <w:r>
-        <w:t xml:space="preserve">and the design ceiling’s ~0.10 bracket the target); &gt; 0.13 counts as failure and</w:t>
-      </w:r>
-      <w:r>
-        <w:t xml:space="preserve"> </w:t>
-      </w:r>
-      <w:r>
-        <w:t xml:space="preserve">is reported as evidence against the framework per the assessment.</w:t>
+        <w:t xml:space="preserve">Accept</w:t>
+      </w:r>
+      <w:r>
+        <w:t xml:space="preserve">: over 20 simulated datasets, population μ and σ recovered within 2</w:t>
+      </w:r>
+      <w:r>
+        <w:t xml:space="preserve"> </w:t>
+      </w:r>
+      <w:r>
+        <w:t xml:space="preserve">Laplace SEs in ≥ 18; per-driver c_i shrinkage visible (posterior means closer to</w:t>
+      </w:r>
+      <w:r>
+        <w:t xml:space="preserve"> </w:t>
+      </w:r>
+      <w:r>
+        <w:t xml:space="preserve">truth than raw per-driver MLEs in RMSE). Runtime under 10 minutes total.</w:t>
       </w:r>
     </w:p>
     <w:p>
@@ -1185,26 +1253,57 @@
           <w:b/>
           <w:bCs/>
         </w:rPr>
+        <w:t xml:space="preserve">Pitfalls</w:t>
+      </w:r>
+      <w:r>
+        <w:t xml:space="preserve">: identifiability of (c, σ_resp) scale — fix σ_resp’s prior scale from</w:t>
+      </w:r>
+      <w:r>
+        <w:t xml:space="preserve"> </w:t>
+      </w:r>
+      <w:r>
+        <w:t xml:space="preserve">the pilot (≈ 2 200 deficit units); lapse and threshold trade off at C1 — check the</w:t>
+      </w:r>
+      <w:r>
+        <w:t xml:space="preserve"> </w:t>
+      </w:r>
+      <w:r>
+        <w:t xml:space="preserve">recovery specifically at b.</w:t>
+      </w:r>
+    </w:p>
+    <w:p>
+      <w:pPr>
+        <w:pStyle w:val="Compact"/>
+        <w:numPr>
+          <w:ilvl w:val="0"/>
+          <w:numId w:val="1005"/>
+        </w:numPr>
+      </w:pPr>
+      <w:r>
+        <w:rPr>
+          <w:b/>
+          <w:bCs/>
+        </w:rPr>
         <w:t xml:space="preserve">Stop if</w:t>
       </w:r>
       <w:r>
-        <w:t xml:space="preserve">: the fitted gain wants to be so large the accumulator degenerates to</w:t>
-      </w:r>
-      <w:r>
-        <w:t xml:space="preserve"> </w:t>
-      </w:r>
-      <w:r>
-        <w:t xml:space="preserve">the static threshold — report, since that itself answers the question.</w:t>
-      </w:r>
-    </w:p>
-    <w:bookmarkEnd w:id="13"/>
-    <w:bookmarkStart w:id="14" w:name="card-a.4-button-side-validation"/>
+        <w:t xml:space="preserve">: recovery fails after two honest attempts — report the failure mode,</w:t>
+      </w:r>
+      <w:r>
+        <w:t xml:space="preserve"> </w:t>
+      </w:r>
+      <w:r>
+        <w:t xml:space="preserve">do not loosen the acceptance criterion.</w:t>
+      </w:r>
+    </w:p>
+    <w:bookmarkEnd w:id="12"/>
+    <w:bookmarkStart w:id="13" w:name="X7012458fadcc0d15dc90995d0510793cebc8b3f"/>
     <w:p>
       <w:pPr>
         <w:pStyle w:val="Heading3"/>
       </w:pPr>
       <w:r>
-        <w:t xml:space="preserve">Card A.4 — button-side validation</w:t>
+        <w:t xml:space="preserve">Card A.2 — stage-1 hierarchical fit, both bias variants</w:t>
       </w:r>
     </w:p>
     <w:p>
@@ -1223,13 +1322,13 @@
         <w:t xml:space="preserve">Goal</w:t>
       </w:r>
       <w:r>
-        <w:t xml:space="preserve">: predict the press-time densities from the Random-fitted model with one</w:t>
-      </w:r>
-      <w:r>
-        <w:t xml:space="preserve"> </w:t>
-      </w:r>
-      <w:r>
-        <w:t xml:space="preserve">paradigm shift.</w:t>
+        <w:t xml:space="preserve">: the population distribution of the boundary level, and the bias-model</w:t>
+      </w:r>
+      <w:r>
+        <w:t xml:space="preserve"> </w:t>
+      </w:r>
+      <w:r>
+        <w:t xml:space="preserve">decision.</w:t>
       </w:r>
     </w:p>
     <w:p>
@@ -1257,49 +1356,28 @@
         <w:rPr>
           <w:rStyle w:val="VerbatimChar"/>
         </w:rPr>
-        <w:t xml:space="preserve">replication/czb/validate_button.py</w:t>
-      </w:r>
-      <w:r>
-        <w:t xml:space="preserve"> </w:t>
-      </w:r>
-      <w:r>
-        <w:t xml:space="preserve">on</w:t>
-      </w:r>
-      <w:r>
-        <w:t xml:space="preserve"> </w:t>
-      </w:r>
-      <w:r>
-        <w:rPr>
-          <w:rStyle w:val="VerbatimChar"/>
-        </w:rPr>
-        <w:t xml:space="preserve">czb_data.button_cutin_trials()</w:t>
-      </w:r>
-      <w:r>
-        <w:t xml:space="preserve">. Fit δ once as a threshold shift and once as a</w:t>
-      </w:r>
-      <w:r>
-        <w:t xml:space="preserve"> </w:t>
-      </w:r>
-      <w:r>
-        <w:t xml:space="preserve">gain shift; compare predicted vs observed press-time distributions per criticality</w:t>
-      </w:r>
-      <w:r>
-        <w:t xml:space="preserve"> </w:t>
-      </w:r>
-      <w:r>
-        <w:t xml:space="preserve">(QQ plots to</w:t>
-      </w:r>
-      <w:r>
-        <w:t xml:space="preserve"> </w:t>
-      </w:r>
-      <w:r>
-        <w:rPr>
-          <w:rStyle w:val="VerbatimChar"/>
-        </w:rPr>
-        <w:t xml:space="preserve">figures/</w:t>
-      </w:r>
-      <w:r>
-        <w:t xml:space="preserve">, one page) and report which shape fits.</w:t>
+        <w:t xml:space="preserve">replication/czb/fit_stage1.py</w:t>
+      </w:r>
+      <w:r>
+        <w:t xml:space="preserve">, reusing A.1’s model code on the real</w:t>
+      </w:r>
+      <w:r>
+        <w:t xml:space="preserve"> </w:t>
+      </w:r>
+      <w:r>
+        <w:t xml:space="preserve">trials. Fit all four combinations: {deficit axis, a_req axis} × {group-level b,</w:t>
+      </w:r>
+      <w:r>
+        <w:t xml:space="preserve"> </w:t>
+      </w:r>
+      <w:r>
+        <w:t xml:space="preserve">hierarchical b_i}. The ordered braking-expectation response enters as two nested</w:t>
+      </w:r>
+      <w:r>
+        <w:t xml:space="preserve"> </w:t>
+      </w:r>
+      <w:r>
+        <w:t xml:space="preserve">thresholds (fitting plan §2); both levels free per roadmap §0b.</w:t>
       </w:r>
     </w:p>
     <w:p>
@@ -1315,136 +1393,118 @@
           <w:b/>
           <w:bCs/>
         </w:rPr>
+        <w:t xml:space="preserve">Report</w:t>
+      </w:r>
+      <w:r>
+        <w:t xml:space="preserve"> </w:t>
+      </w:r>
+      <w:r>
+        <w:t xml:space="preserve">(</w:t>
+      </w:r>
+      <w:r>
+        <w:rPr>
+          <w:rStyle w:val="VerbatimChar"/>
+        </w:rPr>
+        <w:t xml:space="preserve">replication/czb/out/stage1_summary.md</w:t>
+      </w:r>
+      <w:r>
+        <w:t xml:space="preserve">): population μ, σ with SEs;</w:t>
+      </w:r>
+      <w:r>
+        <w:t xml:space="preserve"> </w:t>
+      </w:r>
+      <w:r>
+        <w:t xml:space="preserve">percentile table (50–95 in steps of 5) of the population distribution with CIs;</w:t>
+      </w:r>
+      <w:r>
+        <w:t xml:space="preserve"> </w:t>
+      </w:r>
+      <w:r>
+        <w:t xml:space="preserve">held-out log-likelihood (leave-one-participant-out, 43 folds); posterior predictive</w:t>
+      </w:r>
+      <w:r>
+        <w:t xml:space="preserve"> </w:t>
+      </w:r>
+      <w:r>
+        <w:t xml:space="preserve">P(intervene) per C1 cell against observed; fitted comfort and dread levels</w:t>
+      </w:r>
+      <w:r>
+        <w:t xml:space="preserve"> </w:t>
+      </w:r>
+      <w:r>
+        <w:t xml:space="preserve">translated to a_allowed units and to steady-following THW at 20 m/s via</w:t>
+      </w:r>
+      <w:r>
+        <w:t xml:space="preserve"> </w:t>
+      </w:r>
+      <w:r>
+        <w:rPr>
+          <w:rStyle w:val="VerbatimChar"/>
+        </w:rPr>
+        <w:t xml:space="preserve">comfortzone.field.critical_thw</w:t>
+      </w:r>
+      <w:r>
+        <w:t xml:space="preserve">.</w:t>
+      </w:r>
+    </w:p>
+    <w:p>
+      <w:pPr>
+        <w:pStyle w:val="Compact"/>
+        <w:numPr>
+          <w:ilvl w:val="0"/>
+          <w:numId w:val="1006"/>
+        </w:numPr>
+      </w:pPr>
+      <w:r>
+        <w:rPr>
+          <w:b/>
+          <w:bCs/>
+        </w:rPr>
         <w:t xml:space="preserve">Accept</w:t>
       </w:r>
       <w:r>
-        <w:t xml:space="preserve">: the documented cross-paradigm excess (+0.26 at TTC6) is reproduced by</w:t>
-      </w:r>
-      <w:r>
-        <w:t xml:space="preserve"> </w:t>
-      </w:r>
-      <w:r>
-        <w:t xml:space="preserve">the shifted model within 0.05 at the fixed-clip checkpoints.</w:t>
-      </w:r>
-    </w:p>
-    <w:bookmarkEnd w:id="14"/>
-    <w:bookmarkStart w:id="15" w:name="Xe9b12db9ccf940c2e98352feae798e2c271a525"/>
+        <w:t xml:space="preserve">: all four fits converge; the summary table renders; LOPO likelihood</w:t>
+      </w:r>
+      <w:r>
+        <w:t xml:space="preserve"> </w:t>
+      </w:r>
+      <w:r>
+        <w:t xml:space="preserve">distinguishes the bias variants or states that it cannot.</w:t>
+      </w:r>
+    </w:p>
+    <w:p>
+      <w:pPr>
+        <w:pStyle w:val="Compact"/>
+        <w:numPr>
+          <w:ilvl w:val="0"/>
+          <w:numId w:val="1006"/>
+        </w:numPr>
+      </w:pPr>
+      <w:r>
+        <w:rPr>
+          <w:b/>
+          <w:bCs/>
+        </w:rPr>
+        <w:t xml:space="preserve">Stop if</w:t>
+      </w:r>
+      <w:r>
+        <w:t xml:space="preserve">: the C1 cells misfit under both bias variants (systematic sign pattern</w:t>
+      </w:r>
+      <w:r>
+        <w:t xml:space="preserve"> </w:t>
+      </w:r>
+      <w:r>
+        <w:t xml:space="preserve">across criticalities) — that is the anticipation-leak question and needs review.</w:t>
+      </w:r>
+    </w:p>
+    <w:bookmarkEnd w:id="13"/>
+    <w:bookmarkStart w:id="14" w:name="Xbeb80fc684e59d248c2830b01171a26507f84a9"/>
     <w:p>
       <w:pPr>
         <w:pStyle w:val="Heading3"/>
       </w:pPr>
       <w:r>
-        <w:t xml:space="preserve">Cards B.1–B.3 — transfer-scenario field constructions</w:t>
-      </w:r>
-    </w:p>
-    <w:p>
-      <w:pPr>
-        <w:pStyle w:val="FirstParagraph"/>
-      </w:pPr>
-      <w:r>
-        <w:t xml:space="preserve">Template for each: a loader in</w:t>
-      </w:r>
-      <w:r>
-        <w:t xml:space="preserve"> </w:t>
-      </w:r>
-      <w:r>
-        <w:rPr>
-          <w:rStyle w:val="VerbatimChar"/>
-        </w:rPr>
-        <w:t xml:space="preserve">src/comfortzone/&lt;scenario&gt;.py</w:t>
-      </w:r>
-      <w:r>
-        <w:t xml:space="preserve"> </w:t>
-      </w:r>
-      <w:r>
-        <w:t xml:space="preserve">following</w:t>
-      </w:r>
-      <w:r>
-        <w:t xml:space="preserve"> </w:t>
-      </w:r>
-      <w:r>
-        <w:rPr>
-          <w:rStyle w:val="VerbatimChar"/>
-        </w:rPr>
-        <w:t xml:space="preserve">cutin.py</w:t>
-      </w:r>
-      <w:r>
-        <w:t xml:space="preserve">’s</w:t>
-      </w:r>
-      <w:r>
-        <w:t xml:space="preserve"> </w:t>
-      </w:r>
-      <w:r>
-        <w:t xml:space="preserve">structure (role assignment appropriate to the scenario —</w:t>
-      </w:r>
-      <w:r>
-        <w:t xml:space="preserve"> </w:t>
-      </w:r>
-      <w:r>
-        <w:rPr>
-          <w:b/>
-          <w:bCs/>
-        </w:rPr>
-        <w:t xml:space="preserve">by instructed vehicle, not</w:t>
-      </w:r>
-      <w:r>
-        <w:rPr>
-          <w:b/>
-          <w:bCs/>
-        </w:rPr>
-        <w:t xml:space="preserve"> </w:t>
-      </w:r>
-      <w:r>
-        <w:rPr>
-          <w:b/>
-          <w:bCs/>
-        </w:rPr>
-        <w:t xml:space="preserve">lateral span</w:t>
-      </w:r>
-      <w:r>
-        <w:t xml:space="preserve">), a field check script in</w:t>
-      </w:r>
-      <w:r>
-        <w:t xml:space="preserve"> </w:t>
-      </w:r>
-      <w:r>
-        <w:rPr>
-          <w:rStyle w:val="VerbatimChar"/>
-        </w:rPr>
-        <w:t xml:space="preserve">replication/czb/</w:t>
-      </w:r>
-      <w:r>
-        <w:t xml:space="preserve"> </w:t>
-      </w:r>
-      <w:r>
-        <w:t xml:space="preserve">producing a</w:t>
-      </w:r>
-      <w:r>
-        <w:t xml:space="preserve"> </w:t>
-      </w:r>
-      <w:r>
-        <w:t xml:space="preserve">per-criticality deficit figure, property tests, and the PS-versus-field correlation</w:t>
-      </w:r>
-      <w:r>
-        <w:t xml:space="preserve"> </w:t>
-      </w:r>
-      <w:r>
-        <w:t xml:space="preserve">(the</w:t>
-      </w:r>
-      <w:r>
-        <w:t xml:space="preserve"> </w:t>
-      </w:r>
-      <w:r>
-        <w:rPr>
-          <w:rStyle w:val="VerbatimChar"/>
-        </w:rPr>
-        <w:t xml:space="preserve">ps_vs_field.py</w:t>
-      </w:r>
-      <w:r>
-        <w:t xml:space="preserve"> </w:t>
-      </w:r>
-      <w:r>
-        <w:t xml:space="preserve">pattern) as the acceptance readout.</w:t>
+        <w:t xml:space="preserve">Card A.3 — the accumulator layer (review gate on its verdict)</w:t>
       </w:r>
     </w:p>
     <w:p>
@@ -1460,43 +1520,16 @@
           <w:b/>
           <w:bCs/>
         </w:rPr>
-        <w:t xml:space="preserve">B.1 cyclist overtake</w:t>
-      </w:r>
-      <w:r>
-        <w:t xml:space="preserve"> </w:t>
-      </w:r>
-      <w:r>
-        <w:t xml:space="preserve">(first): ego closes on a cyclist in lane; rear-end field</w:t>
-      </w:r>
-      <w:r>
-        <w:t xml:space="preserve"> </w:t>
-      </w:r>
-      <w:r>
-        <w:t xml:space="preserve">nearly unchanged; criticality = lateral clearance 0.5/1/1.5 m, so the lateral term</w:t>
-      </w:r>
-      <w:r>
-        <w:t xml:space="preserve"> </w:t>
-      </w:r>
-      <w:r>
-        <w:t xml:space="preserve">matters — use the actual clearance in</w:t>
-      </w:r>
-      <w:r>
-        <w:t xml:space="preserve"> </w:t>
-      </w:r>
-      <w:r>
-        <w:rPr>
-          <w:rStyle w:val="VerbatimChar"/>
-        </w:rPr>
-        <w:t xml:space="preserve">dy</w:t>
-      </w:r>
-      <w:r>
-        <w:t xml:space="preserve">, widths from the trace (cyclist ≈ 0.6 m).</w:t>
-      </w:r>
-      <w:r>
-        <w:t xml:space="preserve"> </w:t>
-      </w:r>
-      <w:r>
-        <w:t xml:space="preserve">Accept: deficit ordered by clearance at C2–C5; cell-level PS Spearman ρ reported.</w:t>
+        <w:t xml:space="preserve">Goal</w:t>
+      </w:r>
+      <w:r>
+        <w:t xml:space="preserve">: the pre-registered test: does time-integration close the within-scenario</w:t>
+      </w:r>
+      <w:r>
+        <w:t xml:space="preserve"> </w:t>
+      </w:r>
+      <w:r>
+        <w:t xml:space="preserve">gap?</w:t>
       </w:r>
     </w:p>
     <w:p>
@@ -1512,6 +1545,443 @@
           <w:b/>
           <w:bCs/>
         </w:rPr>
+        <w:t xml:space="preserve">Build</w:t>
+      </w:r>
+      <w:r>
+        <w:t xml:space="preserve">:</w:t>
+      </w:r>
+      <w:r>
+        <w:t xml:space="preserve"> </w:t>
+      </w:r>
+      <w:r>
+        <w:rPr>
+          <w:rStyle w:val="VerbatimChar"/>
+        </w:rPr>
+        <w:t xml:space="preserve">replication/czb/fit_stage2.py</w:t>
+      </w:r>
+      <w:r>
+        <w:t xml:space="preserve">. Evidence = the per-frame deficit series</w:t>
+      </w:r>
+      <w:r>
+        <w:t xml:space="preserve"> </w:t>
+      </w:r>
+      <w:r>
+        <w:t xml:space="preserve">(not the running max) from</w:t>
+      </w:r>
+      <w:r>
+        <w:t xml:space="preserve"> </w:t>
+      </w:r>
+      <w:r>
+        <w:rPr>
+          <w:rStyle w:val="VerbatimChar"/>
+        </w:rPr>
+        <w:t xml:space="preserve">stimulus_field</w:t>
+      </w:r>
+      <w:r>
+        <w:t xml:space="preserve">; linear accumulator with gain and</w:t>
+      </w:r>
+      <w:r>
+        <w:t xml:space="preserve"> </w:t>
+      </w:r>
+      <w:r>
+        <w:t xml:space="preserve">noise, threshold from A.2’s c_i; P(crossed by clip end) per trial via the</w:t>
+      </w:r>
+      <w:r>
+        <w:t xml:space="preserve"> </w:t>
+      </w:r>
+      <w:r>
+        <w:t xml:space="preserve">closed-form Gaussian first-passage approximation or 200-path simulation per cell</w:t>
+      </w:r>
+      <w:r>
+        <w:t xml:space="preserve"> </w:t>
+      </w:r>
+      <w:r>
+        <w:t xml:space="preserve">(cells share stimuli, so simulate per cell, not per trial). Motor latency fixed at</w:t>
+      </w:r>
+      <w:r>
+        <w:t xml:space="preserve"> </w:t>
+      </w:r>
+      <w:r>
+        <w:t xml:space="preserve">0.25 s; sensitivity refits at 0.15 and 0.35 s.</w:t>
+      </w:r>
+    </w:p>
+    <w:p>
+      <w:pPr>
+        <w:pStyle w:val="Compact"/>
+        <w:numPr>
+          <w:ilvl w:val="0"/>
+          <w:numId w:val="1007"/>
+        </w:numPr>
+      </w:pPr>
+      <w:r>
+        <w:rPr>
+          <w:b/>
+          <w:bCs/>
+        </w:rPr>
+        <w:t xml:space="preserve">Accept / decision rule (pre-stated)</w:t>
+      </w:r>
+      <w:r>
+        <w:t xml:space="preserve">: held-out (leave-one-criticality-out) RMSE</w:t>
+      </w:r>
+      <w:r>
+        <w:t xml:space="preserve"> </w:t>
+      </w:r>
+      <w:r>
+        <w:t xml:space="preserve">on the 18-cell surface ≤ 0.11 counts as closing the gap (the 2D state rule’s 0.120</w:t>
+      </w:r>
+      <w:r>
+        <w:t xml:space="preserve"> </w:t>
+      </w:r>
+      <w:r>
+        <w:t xml:space="preserve">and the design ceiling’s ~0.10 bracket the target); &gt; 0.13 counts as failure and</w:t>
+      </w:r>
+      <w:r>
+        <w:t xml:space="preserve"> </w:t>
+      </w:r>
+      <w:r>
+        <w:t xml:space="preserve">is reported as evidence against the framework per the assessment.</w:t>
+      </w:r>
+    </w:p>
+    <w:p>
+      <w:pPr>
+        <w:pStyle w:val="Compact"/>
+        <w:numPr>
+          <w:ilvl w:val="0"/>
+          <w:numId w:val="1007"/>
+        </w:numPr>
+      </w:pPr>
+      <w:r>
+        <w:rPr>
+          <w:b/>
+          <w:bCs/>
+        </w:rPr>
+        <w:t xml:space="preserve">Stop if</w:t>
+      </w:r>
+      <w:r>
+        <w:t xml:space="preserve">: the fitted gain wants to be so large the accumulator degenerates to</w:t>
+      </w:r>
+      <w:r>
+        <w:t xml:space="preserve"> </w:t>
+      </w:r>
+      <w:r>
+        <w:t xml:space="preserve">the static threshold — report, since that itself answers the question.</w:t>
+      </w:r>
+    </w:p>
+    <w:bookmarkEnd w:id="14"/>
+    <w:bookmarkStart w:id="15" w:name="card-a.4-button-side-validation"/>
+    <w:p>
+      <w:pPr>
+        <w:pStyle w:val="Heading3"/>
+      </w:pPr>
+      <w:r>
+        <w:t xml:space="preserve">Card A.4 — button-side validation</w:t>
+      </w:r>
+    </w:p>
+    <w:p>
+      <w:pPr>
+        <w:pStyle w:val="Compact"/>
+        <w:numPr>
+          <w:ilvl w:val="0"/>
+          <w:numId w:val="1008"/>
+        </w:numPr>
+      </w:pPr>
+      <w:r>
+        <w:rPr>
+          <w:b/>
+          <w:bCs/>
+        </w:rPr>
+        <w:t xml:space="preserve">Goal</w:t>
+      </w:r>
+      <w:r>
+        <w:t xml:space="preserve">: predict the press-time densities from the Random-fitted model with one</w:t>
+      </w:r>
+      <w:r>
+        <w:t xml:space="preserve"> </w:t>
+      </w:r>
+      <w:r>
+        <w:t xml:space="preserve">paradigm shift.</w:t>
+      </w:r>
+    </w:p>
+    <w:p>
+      <w:pPr>
+        <w:pStyle w:val="Compact"/>
+        <w:numPr>
+          <w:ilvl w:val="0"/>
+          <w:numId w:val="1008"/>
+        </w:numPr>
+      </w:pPr>
+      <w:r>
+        <w:rPr>
+          <w:b/>
+          <w:bCs/>
+        </w:rPr>
+        <w:t xml:space="preserve">Build</w:t>
+      </w:r>
+      <w:r>
+        <w:t xml:space="preserve">:</w:t>
+      </w:r>
+      <w:r>
+        <w:t xml:space="preserve"> </w:t>
+      </w:r>
+      <w:r>
+        <w:rPr>
+          <w:rStyle w:val="VerbatimChar"/>
+        </w:rPr>
+        <w:t xml:space="preserve">replication/czb/validate_button.py</w:t>
+      </w:r>
+      <w:r>
+        <w:t xml:space="preserve"> </w:t>
+      </w:r>
+      <w:r>
+        <w:t xml:space="preserve">on</w:t>
+      </w:r>
+      <w:r>
+        <w:t xml:space="preserve"> </w:t>
+      </w:r>
+      <w:r>
+        <w:rPr>
+          <w:rStyle w:val="VerbatimChar"/>
+        </w:rPr>
+        <w:t xml:space="preserve">czb_data.button_cutin_trials()</w:t>
+      </w:r>
+      <w:r>
+        <w:t xml:space="preserve">. Fit δ once as a threshold shift and once as a</w:t>
+      </w:r>
+      <w:r>
+        <w:t xml:space="preserve"> </w:t>
+      </w:r>
+      <w:r>
+        <w:t xml:space="preserve">gain shift; compare predicted vs observed press-time distributions per criticality</w:t>
+      </w:r>
+      <w:r>
+        <w:t xml:space="preserve"> </w:t>
+      </w:r>
+      <w:r>
+        <w:t xml:space="preserve">(QQ plots to</w:t>
+      </w:r>
+      <w:r>
+        <w:t xml:space="preserve"> </w:t>
+      </w:r>
+      <w:r>
+        <w:rPr>
+          <w:rStyle w:val="VerbatimChar"/>
+        </w:rPr>
+        <w:t xml:space="preserve">figures/</w:t>
+      </w:r>
+      <w:r>
+        <w:t xml:space="preserve">, one page) and report which shape fits.</w:t>
+      </w:r>
+    </w:p>
+    <w:p>
+      <w:pPr>
+        <w:pStyle w:val="Compact"/>
+        <w:numPr>
+          <w:ilvl w:val="0"/>
+          <w:numId w:val="1008"/>
+        </w:numPr>
+      </w:pPr>
+      <w:r>
+        <w:rPr>
+          <w:b/>
+          <w:bCs/>
+        </w:rPr>
+        <w:t xml:space="preserve">Accept</w:t>
+      </w:r>
+      <w:r>
+        <w:t xml:space="preserve">: the documented cross-paradigm excess (+0.26 at TTC6) is reproduced by</w:t>
+      </w:r>
+      <w:r>
+        <w:t xml:space="preserve"> </w:t>
+      </w:r>
+      <w:r>
+        <w:t xml:space="preserve">the shifted model within 0.05 at the fixed-clip checkpoints.</w:t>
+      </w:r>
+    </w:p>
+    <w:bookmarkEnd w:id="15"/>
+    <w:bookmarkStart w:id="16" w:name="Xe9b12db9ccf940c2e98352feae798e2c271a525"/>
+    <w:p>
+      <w:pPr>
+        <w:pStyle w:val="Heading3"/>
+      </w:pPr>
+      <w:r>
+        <w:t xml:space="preserve">Cards B.1–B.3 — transfer-scenario field constructions</w:t>
+      </w:r>
+    </w:p>
+    <w:p>
+      <w:pPr>
+        <w:pStyle w:val="FirstParagraph"/>
+      </w:pPr>
+      <w:r>
+        <w:t xml:space="preserve">Template for each: a loader in</w:t>
+      </w:r>
+      <w:r>
+        <w:t xml:space="preserve"> </w:t>
+      </w:r>
+      <w:r>
+        <w:rPr>
+          <w:rStyle w:val="VerbatimChar"/>
+        </w:rPr>
+        <w:t xml:space="preserve">src/comfortzone/&lt;scenario&gt;.py</w:t>
+      </w:r>
+      <w:r>
+        <w:t xml:space="preserve"> </w:t>
+      </w:r>
+      <w:r>
+        <w:t xml:space="preserve">following</w:t>
+      </w:r>
+      <w:r>
+        <w:t xml:space="preserve"> </w:t>
+      </w:r>
+      <w:r>
+        <w:rPr>
+          <w:rStyle w:val="VerbatimChar"/>
+        </w:rPr>
+        <w:t xml:space="preserve">cutin.py</w:t>
+      </w:r>
+      <w:r>
+        <w:t xml:space="preserve">’s</w:t>
+      </w:r>
+      <w:r>
+        <w:t xml:space="preserve"> </w:t>
+      </w:r>
+      <w:r>
+        <w:t xml:space="preserve">structure (role assignment appropriate to the scenario —</w:t>
+      </w:r>
+      <w:r>
+        <w:t xml:space="preserve"> </w:t>
+      </w:r>
+      <w:r>
+        <w:rPr>
+          <w:b/>
+          <w:bCs/>
+        </w:rPr>
+        <w:t xml:space="preserve">by instructed vehicle, not</w:t>
+      </w:r>
+      <w:r>
+        <w:rPr>
+          <w:b/>
+          <w:bCs/>
+        </w:rPr>
+        <w:t xml:space="preserve"> </w:t>
+      </w:r>
+      <w:r>
+        <w:rPr>
+          <w:b/>
+          <w:bCs/>
+        </w:rPr>
+        <w:t xml:space="preserve">lateral span</w:t>
+      </w:r>
+      <w:r>
+        <w:t xml:space="preserve">), a field check script in</w:t>
+      </w:r>
+      <w:r>
+        <w:t xml:space="preserve"> </w:t>
+      </w:r>
+      <w:r>
+        <w:rPr>
+          <w:rStyle w:val="VerbatimChar"/>
+        </w:rPr>
+        <w:t xml:space="preserve">replication/czb/</w:t>
+      </w:r>
+      <w:r>
+        <w:t xml:space="preserve"> </w:t>
+      </w:r>
+      <w:r>
+        <w:t xml:space="preserve">producing a</w:t>
+      </w:r>
+      <w:r>
+        <w:t xml:space="preserve"> </w:t>
+      </w:r>
+      <w:r>
+        <w:t xml:space="preserve">per-criticality deficit figure, property tests, and the PS-versus-field correlation</w:t>
+      </w:r>
+      <w:r>
+        <w:t xml:space="preserve"> </w:t>
+      </w:r>
+      <w:r>
+        <w:t xml:space="preserve">(the</w:t>
+      </w:r>
+      <w:r>
+        <w:t xml:space="preserve"> </w:t>
+      </w:r>
+      <w:r>
+        <w:rPr>
+          <w:rStyle w:val="VerbatimChar"/>
+        </w:rPr>
+        <w:t xml:space="preserve">ps_vs_field.py</w:t>
+      </w:r>
+      <w:r>
+        <w:t xml:space="preserve"> </w:t>
+      </w:r>
+      <w:r>
+        <w:t xml:space="preserve">pattern) as the acceptance readout.</w:t>
+      </w:r>
+    </w:p>
+    <w:p>
+      <w:pPr>
+        <w:pStyle w:val="Compact"/>
+        <w:numPr>
+          <w:ilvl w:val="0"/>
+          <w:numId w:val="1009"/>
+        </w:numPr>
+      </w:pPr>
+      <w:r>
+        <w:rPr>
+          <w:b/>
+          <w:bCs/>
+        </w:rPr>
+        <w:t xml:space="preserve">B.1 cyclist overtake</w:t>
+      </w:r>
+      <w:r>
+        <w:t xml:space="preserve"> </w:t>
+      </w:r>
+      <w:r>
+        <w:t xml:space="preserve">(first): ego closes on a cyclist in lane; rear-end field</w:t>
+      </w:r>
+      <w:r>
+        <w:t xml:space="preserve"> </w:t>
+      </w:r>
+      <w:r>
+        <w:t xml:space="preserve">nearly unchanged; criticality = lateral clearance 0.5/1/1.5 m, so the lateral term</w:t>
+      </w:r>
+      <w:r>
+        <w:t xml:space="preserve"> </w:t>
+      </w:r>
+      <w:r>
+        <w:t xml:space="preserve">matters — use the actual clearance in</w:t>
+      </w:r>
+      <w:r>
+        <w:t xml:space="preserve"> </w:t>
+      </w:r>
+      <w:r>
+        <w:rPr>
+          <w:rStyle w:val="VerbatimChar"/>
+        </w:rPr>
+        <w:t xml:space="preserve">dy</w:t>
+      </w:r>
+      <w:r>
+        <w:t xml:space="preserve">, widths from the trace (cyclist ≈ 0.6 m).</w:t>
+      </w:r>
+      <w:r>
+        <w:t xml:space="preserve"> </w:t>
+      </w:r>
+      <w:r>
+        <w:t xml:space="preserve">Accept: deficit ordered by clearance at C2–C5; cell-level PS Spearman ρ reported.</w:t>
+      </w:r>
+    </w:p>
+    <w:p>
+      <w:pPr>
+        <w:pStyle w:val="Compact"/>
+        <w:numPr>
+          <w:ilvl w:val="0"/>
+          <w:numId w:val="1009"/>
+        </w:numPr>
+      </w:pPr>
+      <w:r>
+        <w:rPr>
+          <w:b/>
+          <w:bCs/>
+        </w:rPr>
         <w:t xml:space="preserve">B.2 truck overtake / truck lateral</w:t>
       </w:r>
       <w:r>
@@ -1569,7 +2039,7 @@
         <w:pStyle w:val="Compact"/>
         <w:numPr>
           <w:ilvl w:val="0"/>
-          <w:numId w:val="1007"/>
+          <w:numId w:val="1009"/>
         </w:numPr>
       </w:pPr>
       <w:r>
@@ -1632,111 +2102,6 @@
       </w:r>
       <w:r>
         <w:t xml:space="preserve">.</w:t>
-      </w:r>
-    </w:p>
-    <w:p>
-      <w:pPr>
-        <w:pStyle w:val="Compact"/>
-        <w:numPr>
-          <w:ilvl w:val="0"/>
-          <w:numId w:val="1007"/>
-        </w:numPr>
-      </w:pPr>
-      <w:r>
-        <w:rPr>
-          <w:b/>
-          <w:bCs/>
-        </w:rPr>
-        <w:t xml:space="preserve">Stop for all three if</w:t>
-      </w:r>
-      <w:r>
-        <w:t xml:space="preserve">: a trace family’s geometry does not fit the template</w:t>
-      </w:r>
-      <w:r>
-        <w:t xml:space="preserve"> </w:t>
-      </w:r>
-      <w:r>
-        <w:t xml:space="preserve">(e.g. missing vehicle, broken dimensions beyond the documented truck case).</w:t>
-      </w:r>
-    </w:p>
-    <w:bookmarkEnd w:id="15"/>
-    <w:bookmarkStart w:id="16" w:name="X2e740bdde0311d32c80d142a3abf565c10676ee"/>
-    <w:p>
-      <w:pPr>
-        <w:pStyle w:val="Heading3"/>
-      </w:pPr>
-      <w:r>
-        <w:t xml:space="preserve">Card B.4 — the transfer test (review gate; do not run before A.3 and B.1–B.3)</w:t>
-      </w:r>
-    </w:p>
-    <w:p>
-      <w:pPr>
-        <w:pStyle w:val="Compact"/>
-        <w:numPr>
-          <w:ilvl w:val="0"/>
-          <w:numId w:val="1008"/>
-        </w:numPr>
-      </w:pPr>
-      <w:r>
-        <w:t xml:space="preserve">Fit on cut-in only (A.2/A.3 configuration frozen); predict each transfer scenario’s</w:t>
-      </w:r>
-      <w:r>
-        <w:t xml:space="preserve"> </w:t>
-      </w:r>
-      <w:r>
-        <w:t xml:space="preserve">response surface with no refit. Primary: no per-scenario shift. Secondary: one</w:t>
-      </w:r>
-      <w:r>
-        <w:t xml:space="preserve"> </w:t>
-      </w:r>
-      <w:r>
-        <w:t xml:space="preserve">instruction shift per scenario. Comparators on identical folds: per-scenario 2D</w:t>
-      </w:r>
-      <w:r>
-        <w:t xml:space="preserve"> </w:t>
-      </w:r>
-      <w:r>
-        <w:t xml:space="preserve">state rules (1/TTC-analogue + the scenario’s own second observable), and — once</w:t>
-      </w:r>
-      <w:r>
-        <w:t xml:space="preserve"> </w:t>
-      </w:r>
-      <w:r>
-        <w:t xml:space="preserve">specified with Jonas — the elliptical joint on the same observables.</w:t>
-      </w:r>
-    </w:p>
-    <w:p>
-      <w:pPr>
-        <w:pStyle w:val="Compact"/>
-        <w:numPr>
-          <w:ilvl w:val="0"/>
-          <w:numId w:val="1008"/>
-        </w:numPr>
-      </w:pPr>
-      <w:r>
-        <w:t xml:space="preserve">Output: one table, per scenario × model: held-out corr and RMSE against (a) chance</w:t>
-      </w:r>
-      <w:r>
-        <w:t xml:space="preserve"> </w:t>
-      </w:r>
-      <w:r>
-        <w:t xml:space="preserve">and (b) the per-scenario-refit ceiling. No verdict prose from the executing</w:t>
-      </w:r>
-      <w:r>
-        <w:t xml:space="preserve"> </w:t>
-      </w:r>
-      <w:r>
-        <w:t xml:space="preserve">session; the verdict is a review task.</w:t>
-      </w:r>
-    </w:p>
-    <w:bookmarkEnd w:id="16"/>
-    <w:bookmarkStart w:id="17" w:name="card-c-percentile-sensitivity"/>
-    <w:p>
-      <w:pPr>
-        <w:pStyle w:val="Heading3"/>
-      </w:pPr>
-      <w:r>
-        <w:t xml:space="preserve">Card C — percentile sensitivity</w:t>
       </w:r>
     </w:p>
     <w:p>
@@ -1749,43 +2114,29 @@
       </w:pPr>
       <w:r>
         <w:rPr>
-          <w:rStyle w:val="VerbatimChar"/>
-        </w:rPr>
-        <w:t xml:space="preserve">replication/czb/percentile_sensitivity.py</w:t>
-      </w:r>
-      <w:r>
-        <w:t xml:space="preserve"> </w:t>
-      </w:r>
-      <w:r>
-        <w:t xml:space="preserve">from A.2’s population distribution:</w:t>
-      </w:r>
-      <w:r>
-        <w:t xml:space="preserve"> </w:t>
-      </w:r>
-      <w:r>
-        <w:t xml:space="preserve">implied trigger onset per stimulus for percentiles 50–95 (step 5) × a_allowed on</w:t>
-      </w:r>
-      <w:r>
-        <w:t xml:space="preserve"> </w:t>
-      </w:r>
-      <w:r>
-        <w:t xml:space="preserve">the fitted comfort–dread range; report d(onset)/d(5 percentile points) in seconds</w:t>
-      </w:r>
-      <w:r>
-        <w:t xml:space="preserve"> </w:t>
-      </w:r>
-      <w:r>
-        <w:t xml:space="preserve">against the percentile’s own CI width. One figure, one table.</w:t>
-      </w:r>
-    </w:p>
-    <w:bookmarkEnd w:id="17"/>
-    <w:bookmarkStart w:id="18" w:name="Xab5693df3d10b816b24afc842194bc9dbb4fe22"/>
+          <w:b/>
+          <w:bCs/>
+        </w:rPr>
+        <w:t xml:space="preserve">Stop for all three if</w:t>
+      </w:r>
+      <w:r>
+        <w:t xml:space="preserve">: a trace family’s geometry does not fit the template</w:t>
+      </w:r>
+      <w:r>
+        <w:t xml:space="preserve"> </w:t>
+      </w:r>
+      <w:r>
+        <w:t xml:space="preserve">(e.g. missing vehicle, broken dimensions beyond the documented truck case).</w:t>
+      </w:r>
+    </w:p>
+    <w:bookmarkEnd w:id="16"/>
+    <w:bookmarkStart w:id="17" w:name="X2e740bdde0311d32c80d142a3abf565c10676ee"/>
     <w:p>
       <w:pPr>
         <w:pStyle w:val="Heading3"/>
       </w:pPr>
       <w:r>
-        <w:t xml:space="preserve">Card E.1 — closed-form versus sampled lane-entry expectation</w:t>
+        <w:t xml:space="preserve">Card B.4 — the transfer test (review gate; do not run before A.3 and B.1–B.3)</w:t>
       </w:r>
     </w:p>
     <w:p>
@@ -1797,6 +2148,125 @@
         </w:numPr>
       </w:pPr>
       <w:r>
+        <w:t xml:space="preserve">Fit on cut-in only (A.2/A.3 configuration frozen); predict each transfer scenario’s</w:t>
+      </w:r>
+      <w:r>
+        <w:t xml:space="preserve"> </w:t>
+      </w:r>
+      <w:r>
+        <w:t xml:space="preserve">response surface with no refit. Primary: no per-scenario shift. Secondary: one</w:t>
+      </w:r>
+      <w:r>
+        <w:t xml:space="preserve"> </w:t>
+      </w:r>
+      <w:r>
+        <w:t xml:space="preserve">instruction shift per scenario. Comparators on identical folds: per-scenario 2D</w:t>
+      </w:r>
+      <w:r>
+        <w:t xml:space="preserve"> </w:t>
+      </w:r>
+      <w:r>
+        <w:t xml:space="preserve">state rules (1/TTC-analogue + the scenario’s own second observable), and — once</w:t>
+      </w:r>
+      <w:r>
+        <w:t xml:space="preserve"> </w:t>
+      </w:r>
+      <w:r>
+        <w:t xml:space="preserve">specified with Jonas — the elliptical joint on the same observables.</w:t>
+      </w:r>
+    </w:p>
+    <w:p>
+      <w:pPr>
+        <w:pStyle w:val="Compact"/>
+        <w:numPr>
+          <w:ilvl w:val="0"/>
+          <w:numId w:val="1010"/>
+        </w:numPr>
+      </w:pPr>
+      <w:r>
+        <w:t xml:space="preserve">Output: one table, per scenario × model: held-out corr and RMSE against (a) chance</w:t>
+      </w:r>
+      <w:r>
+        <w:t xml:space="preserve"> </w:t>
+      </w:r>
+      <w:r>
+        <w:t xml:space="preserve">and (b) the per-scenario-refit ceiling. No verdict prose from the executing</w:t>
+      </w:r>
+      <w:r>
+        <w:t xml:space="preserve"> </w:t>
+      </w:r>
+      <w:r>
+        <w:t xml:space="preserve">session; the verdict is a review task.</w:t>
+      </w:r>
+    </w:p>
+    <w:bookmarkEnd w:id="17"/>
+    <w:bookmarkStart w:id="18" w:name="card-c-percentile-sensitivity"/>
+    <w:p>
+      <w:pPr>
+        <w:pStyle w:val="Heading3"/>
+      </w:pPr>
+      <w:r>
+        <w:t xml:space="preserve">Card C — percentile sensitivity</w:t>
+      </w:r>
+    </w:p>
+    <w:p>
+      <w:pPr>
+        <w:pStyle w:val="Compact"/>
+        <w:numPr>
+          <w:ilvl w:val="0"/>
+          <w:numId w:val="1011"/>
+        </w:numPr>
+      </w:pPr>
+      <w:r>
+        <w:rPr>
+          <w:rStyle w:val="VerbatimChar"/>
+        </w:rPr>
+        <w:t xml:space="preserve">replication/czb/percentile_sensitivity.py</w:t>
+      </w:r>
+      <w:r>
+        <w:t xml:space="preserve"> </w:t>
+      </w:r>
+      <w:r>
+        <w:t xml:space="preserve">from A.2’s population distribution:</w:t>
+      </w:r>
+      <w:r>
+        <w:t xml:space="preserve"> </w:t>
+      </w:r>
+      <w:r>
+        <w:t xml:space="preserve">implied trigger onset per stimulus for percentiles 50–95 (step 5) × a_allowed on</w:t>
+      </w:r>
+      <w:r>
+        <w:t xml:space="preserve"> </w:t>
+      </w:r>
+      <w:r>
+        <w:t xml:space="preserve">the fitted comfort–dread range; report d(onset)/d(5 percentile points) in seconds</w:t>
+      </w:r>
+      <w:r>
+        <w:t xml:space="preserve"> </w:t>
+      </w:r>
+      <w:r>
+        <w:t xml:space="preserve">against the percentile’s own CI width. One figure, one table.</w:t>
+      </w:r>
+    </w:p>
+    <w:bookmarkEnd w:id="18"/>
+    <w:bookmarkStart w:id="19" w:name="Xab5693df3d10b816b24afc842194bc9dbb4fe22"/>
+    <w:p>
+      <w:pPr>
+        <w:pStyle w:val="Heading3"/>
+      </w:pPr>
+      <w:r>
+        <w:t xml:space="preserve">Card E.1 — closed-form versus sampled lane-entry expectation</w:t>
+      </w:r>
+    </w:p>
+    <w:p>
+      <w:pPr>
+        <w:pStyle w:val="Compact"/>
+        <w:numPr>
+          <w:ilvl w:val="0"/>
+          <w:numId w:val="1012"/>
+        </w:numPr>
+      </w:pPr>
+      <w:r>
         <w:t xml:space="preserve">Monte Carlo the released binary gates under steering noise (heading random walk,</w:t>
       </w:r>
       <w:r>
@@ -1848,8 +2318,8 @@
         <w:t xml:space="preserve">validates the closed form, larger structured disagreement goes to review.</w:t>
       </w:r>
     </w:p>
-    <w:bookmarkEnd w:id="18"/>
-    <w:bookmarkStart w:id="19" w:name="cards-e.2-e.3-and-d"/>
+    <w:bookmarkEnd w:id="19"/>
+    <w:bookmarkStart w:id="20" w:name="cards-e.2-e.3-and-d"/>
     <w:p>
       <w:pPr>
         <w:pStyle w:val="Heading3"/>
@@ -1878,9 +2348,9 @@
         <w:t xml:space="preserve">runner’s intervention injection. These get cards after their design notes exist.</w:t>
       </w:r>
     </w:p>
-    <w:bookmarkEnd w:id="19"/>
     <w:bookmarkEnd w:id="20"/>
-    <w:bookmarkStart w:id="21" w:name="suggested-session-pattern"/>
+    <w:bookmarkEnd w:id="21"/>
+    <w:bookmarkStart w:id="22" w:name="suggested-session-pattern"/>
     <w:p>
       <w:pPr>
         <w:pStyle w:val="Heading2"/>
@@ -1972,8 +2442,8 @@
         <w:t xml:space="preserve">and B.4 at minimum.</w:t>
       </w:r>
     </w:p>
-    <w:bookmarkEnd w:id="21"/>
     <w:bookmarkEnd w:id="22"/>
+    <w:bookmarkEnd w:id="23"/>
     <w:sectPr>
       <w:footnotePr>
         <w:numRestart w:val="eachSect"/>
@@ -2312,7 +2782,34 @@
     <w:abstractNumId w:val="991"/>
   </w:num>
   <w:num w:numId="1004">
-    <w:abstractNumId w:val="991"/>
+    <w:abstractNumId w:val="99411"/>
+    <w:lvlOverride w:ilvl="0">
+      <w:startOverride w:val="1"/>
+    </w:lvlOverride>
+    <w:lvlOverride w:ilvl="1">
+      <w:startOverride w:val="1"/>
+    </w:lvlOverride>
+    <w:lvlOverride w:ilvl="2">
+      <w:startOverride w:val="1"/>
+    </w:lvlOverride>
+    <w:lvlOverride w:ilvl="3">
+      <w:startOverride w:val="1"/>
+    </w:lvlOverride>
+    <w:lvlOverride w:ilvl="4">
+      <w:startOverride w:val="1"/>
+    </w:lvlOverride>
+    <w:lvlOverride w:ilvl="5">
+      <w:startOverride w:val="1"/>
+    </w:lvlOverride>
+    <w:lvlOverride w:ilvl="6">
+      <w:startOverride w:val="1"/>
+    </w:lvlOverride>
+    <w:lvlOverride w:ilvl="7">
+      <w:startOverride w:val="1"/>
+    </w:lvlOverride>
+    <w:lvlOverride w:ilvl="8">
+      <w:startOverride w:val="1"/>
+    </w:lvlOverride>
   </w:num>
   <w:num w:numId="1005">
     <w:abstractNumId w:val="991"/>
@@ -2330,6 +2827,12 @@
     <w:abstractNumId w:val="991"/>
   </w:num>
   <w:num w:numId="1010">
+    <w:abstractNumId w:val="991"/>
+  </w:num>
+  <w:num w:numId="1011">
+    <w:abstractNumId w:val="991"/>
+  </w:num>
+  <w:num w:numId="1012">
     <w:abstractNumId w:val="991"/>
   </w:num>
 </w:numbering>

--- a/docs/czb_work_orders.docx
+++ b/docs/czb_work_orders.docx
@@ -2,7 +2,7 @@
 <file path=word/document.xml><?xml version="1.0" encoding="utf-8"?>
 <w:document xmlns:w="http://schemas.openxmlformats.org/wordprocessingml/2006/main" xmlns:m="http://schemas.openxmlformats.org/officeDocument/2006/math" xmlns:r="http://schemas.openxmlformats.org/officeDocument/2006/relationships" xmlns:o="urn:schemas-microsoft-com:office:office" xmlns:v="urn:schemas-microsoft-com:vml" xmlns:w10="urn:schemas-microsoft-com:office:word" xmlns:a="http://schemas.openxmlformats.org/drawingml/2006/main" xmlns:pic="http://schemas.openxmlformats.org/drawingml/2006/picture" xmlns:wp="http://schemas.openxmlformats.org/drawingml/2006/wordprocessingDrawing">
   <w:body>
-    <w:bookmarkStart w:id="23" w:name="X0c60649bbad77bc2cf89756300a6f1ed98d3eeb"/>
+    <w:bookmarkStart w:id="24" w:name="X0c60649bbad77bc2cf89756300a6f1ed98d3eeb"/>
     <w:p>
       <w:pPr>
         <w:pStyle w:val="Heading1"/>
@@ -587,7 +587,7 @@
       </w:r>
     </w:p>
     <w:bookmarkEnd w:id="10"/>
-    <w:bookmarkStart w:id="21" w:name="task-cards"/>
+    <w:bookmarkStart w:id="22" w:name="task-cards"/>
     <w:p>
       <w:pPr>
         <w:pStyle w:val="Heading2"/>
@@ -1066,13 +1066,13 @@
       </w:r>
     </w:p>
     <w:bookmarkEnd w:id="11"/>
-    <w:bookmarkStart w:id="12" w:name="card-a.1-synthetic-recovery-harness"/>
+    <w:bookmarkStart w:id="12" w:name="X2eaf182c30b98b6733df884000606b525e115d1"/>
     <w:p>
       <w:pPr>
         <w:pStyle w:val="Heading3"/>
       </w:pPr>
       <w:r>
-        <w:t xml:space="preserve">Card A.1 — synthetic-recovery harness</w:t>
+        <w:t xml:space="preserve">Card R.1 — review gate after A.2/A.3/A.4 (for the stronger model)</w:t>
       </w:r>
     </w:p>
     <w:p>
@@ -1091,13 +1091,13 @@
         <w:t xml:space="preserve">Goal</w:t>
       </w:r>
       <w:r>
-        <w:t xml:space="preserve">: prove the stage-1 estimator recovers known parameters before touching</w:t>
-      </w:r>
-      <w:r>
-        <w:t xml:space="preserve"> </w:t>
-      </w:r>
-      <w:r>
-        <w:t xml:space="preserve">real data.</w:t>
+        <w:t xml:space="preserve">: close the queries the executing session raised, in severity order, and</w:t>
+      </w:r>
+      <w:r>
+        <w:t xml:space="preserve"> </w:t>
+      </w:r>
+      <w:r>
+        <w:t xml:space="preserve">decide the two things it deliberately did not decide.</w:t>
       </w:r>
     </w:p>
     <w:p>
@@ -1113,7 +1113,7 @@
           <w:b/>
           <w:bCs/>
         </w:rPr>
-        <w:t xml:space="preserve">Build</w:t>
+        <w:t xml:space="preserve">Read first</w:t>
       </w:r>
       <w:r>
         <w:t xml:space="preserve">:</w:t>
@@ -1125,88 +1125,55 @@
         <w:rPr>
           <w:rStyle w:val="VerbatimChar"/>
         </w:rPr>
-        <w:t xml:space="preserve">replication/czb/fit_recovery.py</w:t>
-      </w:r>
-      <w:r>
-        <w:t xml:space="preserve">. Simulate the Random cut-in design</w:t>
-      </w:r>
-      <w:r>
-        <w:t xml:space="preserve"> </w:t>
-      </w:r>
-      <w:r>
-        <w:t xml:space="preserve">(43 participants × 18 cells × 4 repetitions) from the generative model in</w:t>
-      </w:r>
-      <w:r>
-        <w:t xml:space="preserve"> </w:t>
-      </w:r>
-      <w:r>
-        <w:rPr>
-          <w:rStyle w:val="VerbatimChar"/>
-        </w:rPr>
-        <w:t xml:space="preserve">docs/czb_fitting_plan.md</w:t>
-      </w:r>
-      <w:r>
-        <w:t xml:space="preserve"> </w:t>
-      </w:r>
-      <w:r>
-        <w:t xml:space="preserve">§2 stage 1: c_i ~ LogNormal(μ, σ), lapse floor b</w:t>
-      </w:r>
-      <w:r>
-        <w:t xml:space="preserve"> </w:t>
-      </w:r>
-      <w:r>
-        <w:t xml:space="preserve">(both variants), P = b + (1−b)·Φ((x − c_i)/σ_resp) with x = the cell’s</w:t>
-      </w:r>
-      <w:r>
-        <w:t xml:space="preserve"> </w:t>
-      </w:r>
-      <w:r>
-        <w:rPr>
-          <w:rStyle w:val="VerbatimChar"/>
-        </w:rPr>
-        <w:t xml:space="preserve">deficit_max</w:t>
-      </w:r>
-      <w:r>
-        <w:t xml:space="preserve"> </w:t>
-      </w:r>
-      <w:r>
-        <w:t xml:space="preserve">from</w:t>
-      </w:r>
-      <w:r>
-        <w:t xml:space="preserve"> </w:t>
-      </w:r>
-      <w:r>
-        <w:rPr>
-          <w:rStyle w:val="VerbatimChar"/>
-        </w:rPr>
-        <w:t xml:space="preserve">comfortzone.czb_data.random_cutin_trials()</w:t>
-      </w:r>
-      <w:r>
-        <w:t xml:space="preserve">. Fit by MAP in</w:t>
-      </w:r>
-      <w:r>
-        <w:t xml:space="preserve"> </w:t>
-      </w:r>
-      <w:r>
-        <w:t xml:space="preserve">torch (L-BFGS) with Laplace SEs; also fit the a_allowed parameterization (threshold</w:t>
-      </w:r>
-      <w:r>
-        <w:t xml:space="preserve"> </w:t>
-      </w:r>
-      <w:r>
-        <w:t xml:space="preserve">on</w:t>
-      </w:r>
-      <w:r>
-        <w:t xml:space="preserve"> </w:t>
-      </w:r>
-      <w:r>
-        <w:rPr>
-          <w:rStyle w:val="VerbatimChar"/>
-        </w:rPr>
-        <w:t xml:space="preserve">a_req_max</w:t>
-      </w:r>
-      <w:r>
-        <w:t xml:space="preserve">).</w:t>
+        <w:t xml:space="preserve">replication/czb/out/query_register.md</w:t>
+      </w:r>
+      <w:r>
+        <w:t xml:space="preserve"> </w:t>
+      </w:r>
+      <w:r>
+        <w:t xml:space="preserve">(generated — the work log is</w:t>
+      </w:r>
+      <w:r>
+        <w:t xml:space="preserve"> </w:t>
+      </w:r>
+      <w:r>
+        <w:t xml:space="preserve">the source of truth), then</w:t>
+      </w:r>
+      <w:r>
+        <w:t xml:space="preserve"> </w:t>
+      </w:r>
+      <w:r>
+        <w:rPr>
+          <w:rStyle w:val="VerbatimChar"/>
+        </w:rPr>
+        <w:t xml:space="preserve">stage1_summary.md</w:t>
+      </w:r>
+      <w:r>
+        <w:t xml:space="preserve">,</w:t>
+      </w:r>
+      <w:r>
+        <w:t xml:space="preserve"> </w:t>
+      </w:r>
+      <w:r>
+        <w:rPr>
+          <w:rStyle w:val="VerbatimChar"/>
+        </w:rPr>
+        <w:t xml:space="preserve">stage2_summary.md</w:t>
+      </w:r>
+      <w:r>
+        <w:t xml:space="preserve">,</w:t>
+      </w:r>
+      <w:r>
+        <w:t xml:space="preserve"> </w:t>
+      </w:r>
+      <w:r>
+        <w:rPr>
+          <w:rStyle w:val="VerbatimChar"/>
+        </w:rPr>
+        <w:t xml:space="preserve">button_validation_summary.md</w:t>
+      </w:r>
+      <w:r>
+        <w:t xml:space="preserve">, then the three worklog entries dated 2026-08-27.</w:t>
       </w:r>
     </w:p>
     <w:p>
@@ -1222,22 +1189,132 @@
           <w:b/>
           <w:bCs/>
         </w:rPr>
-        <w:t xml:space="preserve">Accept</w:t>
-      </w:r>
-      <w:r>
-        <w:t xml:space="preserve">: over 20 simulated datasets, population μ and σ recovered within 2</w:t>
-      </w:r>
-      <w:r>
-        <w:t xml:space="preserve"> </w:t>
-      </w:r>
-      <w:r>
-        <w:t xml:space="preserve">Laplace SEs in ≥ 18; per-driver c_i shrinkage visible (posterior means closer to</w:t>
-      </w:r>
-      <w:r>
-        <w:t xml:space="preserve"> </w:t>
-      </w:r>
-      <w:r>
-        <w:t xml:space="preserve">truth than raw per-driver MLEs in RMSE). Runtime under 10 minutes total.</w:t>
+        <w:t xml:space="preserve">The two decisions that block downstream work:</w:t>
+      </w:r>
+    </w:p>
+    <w:p>
+      <w:pPr>
+        <w:pStyle w:val="Compact"/>
+        <w:numPr>
+          <w:ilvl w:val="1"/>
+          <w:numId w:val="1006"/>
+        </w:numPr>
+      </w:pPr>
+      <w:r>
+        <w:rPr>
+          <w:b/>
+          <w:bCs/>
+        </w:rPr>
+        <w:t xml:space="preserve">A.2.Q2 — the bias variant.</w:t>
+      </w:r>
+      <w:r>
+        <w:t xml:space="preserve"> </w:t>
+      </w:r>
+      <w:r>
+        <w:t xml:space="preserve">Group-level versus hierarchical lapse moves the</w:t>
+      </w:r>
+      <w:r>
+        <w:t xml:space="preserve"> </w:t>
+      </w:r>
+      <w:r>
+        <w:t xml:space="preserve">between-driver spread 0.341 → 0.209, a 39% change in the quantity a percentile is</w:t>
+      </w:r>
+      <w:r>
+        <w:t xml:space="preserve"> </w:t>
+      </w:r>
+      <w:r>
+        <w:t xml:space="preserve">made of, while held-out likelihood separates them by 0.6 units over 3 096 trials.</w:t>
+      </w:r>
+      <w:r>
+        <w:t xml:space="preserve"> </w:t>
+      </w:r>
+      <w:r>
+        <w:t xml:space="preserve">The fitted per-driver lapse spread is large (sd 2.76, logit scale), so the</w:t>
+      </w:r>
+      <w:r>
+        <w:t xml:space="preserve"> </w:t>
+      </w:r>
+      <w:r>
+        <w:t xml:space="preserve">hierarchical lapse absorbs variation the group model gave to the threshold — the</w:t>
+      </w:r>
+      <w:r>
+        <w:t xml:space="preserve"> </w:t>
+      </w:r>
+      <w:r>
+        <w:t xml:space="preserve">opposite direction to the leakage argument in</w:t>
+      </w:r>
+      <w:r>
+        <w:t xml:space="preserve"> </w:t>
+      </w:r>
+      <w:r>
+        <w:rPr>
+          <w:rStyle w:val="VerbatimChar"/>
+        </w:rPr>
+        <w:t xml:space="preserve">docs/czb_validation_roadmap.md</w:t>
+      </w:r>
+      <w:r>
+        <w:t xml:space="preserve"> </w:t>
+      </w:r>
+      <w:r>
+        <w:t xml:space="preserve">§5.1, which should be revisited or corrected in the light of it. Deciding this</w:t>
+      </w:r>
+      <w:r>
+        <w:t xml:space="preserve"> </w:t>
+      </w:r>
+      <w:r>
+        <w:t xml:space="preserve">fixes the headline percentile.</w:t>
+      </w:r>
+    </w:p>
+    <w:p>
+      <w:pPr>
+        <w:pStyle w:val="Compact"/>
+        <w:numPr>
+          <w:ilvl w:val="1"/>
+          <w:numId w:val="1006"/>
+        </w:numPr>
+      </w:pPr>
+      <w:r>
+        <w:rPr>
+          <w:b/>
+          <w:bCs/>
+        </w:rPr>
+        <w:t xml:space="preserve">A.3.Q1 — the accumulator’s specification.</w:t>
+      </w:r>
+      <w:r>
+        <w:t xml:space="preserve"> </w:t>
+      </w:r>
+      <w:r>
+        <w:t xml:space="preserve">The pre-registered verdict is FAIL,</w:t>
+      </w:r>
+      <w:r>
+        <w:t xml:space="preserve"> </w:t>
+      </w:r>
+      <w:r>
+        <w:t xml:space="preserve">but the in-sample fit is worse than the simpler model it extends, and the cause is</w:t>
+      </w:r>
+      <w:r>
+        <w:t xml:space="preserve"> </w:t>
+      </w:r>
+      <w:r>
+        <w:t xml:space="preserve">identified: noise accumulating through 15.1 s of empty pre-onset clip. Choose the</w:t>
+      </w:r>
+      <w:r>
+        <w:t xml:space="preserve"> </w:t>
+      </w:r>
+      <w:r>
+        <w:t xml:space="preserve">remedy (leaky accumulator; accumulation starting where evidence exists; or</w:t>
+      </w:r>
+      <w:r>
+        <w:t xml:space="preserve"> </w:t>
+      </w:r>
+      <w:r>
+        <w:t xml:space="preserve">something else), then A.3 and A.4 are re-run and their verdicts mean something.</w:t>
+      </w:r>
+      <w:r>
+        <w:t xml:space="preserve"> </w:t>
+      </w:r>
+      <w:r>
+        <w:t xml:space="preserve">Until then neither FAIL should be quoted as evidence about the framework.</w:t>
       </w:r>
     </w:p>
     <w:p>
@@ -1253,22 +1330,28 @@
           <w:b/>
           <w:bCs/>
         </w:rPr>
-        <w:t xml:space="preserve">Pitfalls</w:t>
-      </w:r>
-      <w:r>
-        <w:t xml:space="preserve">: identifiability of (c, σ_resp) scale — fix σ_resp’s prior scale from</w:t>
-      </w:r>
-      <w:r>
-        <w:t xml:space="preserve"> </w:t>
-      </w:r>
-      <w:r>
-        <w:t xml:space="preserve">the pilot (≈ 2 200 deficit units); lapse and threshold trade off at C1 — check the</w:t>
-      </w:r>
-      <w:r>
-        <w:t xml:space="preserve"> </w:t>
-      </w:r>
-      <w:r>
-        <w:t xml:space="preserve">recovery specifically at b.</w:t>
+        <w:t xml:space="preserve">Also verify, not just accept</w:t>
+      </w:r>
+      <w:r>
+        <w:t xml:space="preserve">: that the numbers quoted in the three summaries come</w:t>
+      </w:r>
+      <w:r>
+        <w:t xml:space="preserve"> </w:t>
+      </w:r>
+      <w:r>
+        <w:t xml:space="preserve">from the committed scripts (the failure mode with precedent here is a number that</w:t>
+      </w:r>
+      <w:r>
+        <w:t xml:space="preserve"> </w:t>
+      </w:r>
+      <w:r>
+        <w:t xml:space="preserve">exists only in a transcript); and that A.2’s percentile table is read with its two</w:t>
+      </w:r>
+      <w:r>
+        <w:t xml:space="preserve"> </w:t>
+      </w:r>
+      <w:r>
+        <w:t xml:space="preserve">minor caveats attached (A.2.Q4, A.2.Q5).</w:t>
       </w:r>
     </w:p>
     <w:p>
@@ -1284,227 +1367,94 @@
           <w:b/>
           <w:bCs/>
         </w:rPr>
-        <w:t xml:space="preserve">Stop if</w:t>
-      </w:r>
-      <w:r>
-        <w:t xml:space="preserve">: recovery fails after two honest attempts — report the failure mode,</w:t>
-      </w:r>
-      <w:r>
-        <w:t xml:space="preserve"> </w:t>
-      </w:r>
-      <w:r>
-        <w:t xml:space="preserve">do not loosen the acceptance criterion.</w:t>
+        <w:t xml:space="preserve">Owed work the executing session named</w:t>
+      </w:r>
+      <w:r>
+        <w:t xml:space="preserve">: A.2.Q3 asks for the pre-onset predictive</w:t>
+      </w:r>
+      <w:r>
+        <w:t xml:space="preserve"> </w:t>
+      </w:r>
+      <w:r>
+        <w:t xml:space="preserve">under</w:t>
+      </w:r>
+      <w:r>
+        <w:t xml:space="preserve"> </w:t>
+      </w:r>
+      <w:r>
+        <w:rPr>
+          <w:i/>
+          <w:iCs/>
+        </w:rPr>
+        <w:t xml:space="preserve">both</w:t>
+      </w:r>
+      <w:r>
+        <w:t xml:space="preserve"> </w:t>
+      </w:r>
+      <w:r>
+        <w:t xml:space="preserve">bias variants; only the better-fitting one was checked.</w:t>
+      </w:r>
+    </w:p>
+    <w:p>
+      <w:pPr>
+        <w:pStyle w:val="Compact"/>
+        <w:numPr>
+          <w:ilvl w:val="0"/>
+          <w:numId w:val="1005"/>
+        </w:numPr>
+      </w:pPr>
+      <w:r>
+        <w:rPr>
+          <w:b/>
+          <w:bCs/>
+        </w:rPr>
+        <w:t xml:space="preserve">Accept</w:t>
+      </w:r>
+      <w:r>
+        <w:t xml:space="preserve">: every open query either resolved with a</w:t>
+      </w:r>
+      <w:r>
+        <w:t xml:space="preserve"> </w:t>
+      </w:r>
+      <w:r>
+        <w:rPr>
+          <w:rStyle w:val="VerbatimChar"/>
+        </w:rPr>
+        <w:t xml:space="preserve">RESOLVED &lt;card&gt;.Q&lt;n&gt;: ...</w:t>
+      </w:r>
+      <w:r>
+        <w:t xml:space="preserve"> </w:t>
+      </w:r>
+      <w:r>
+        <w:t xml:space="preserve">line</w:t>
+      </w:r>
+      <w:r>
+        <w:t xml:space="preserve"> </w:t>
+      </w:r>
+      <w:r>
+        <w:t xml:space="preserve">appended to the work log, or explicitly carried forward with a reason; the register</w:t>
+      </w:r>
+      <w:r>
+        <w:t xml:space="preserve"> </w:t>
+      </w:r>
+      <w:r>
+        <w:t xml:space="preserve">regenerated; and if a decision changes a documented plan, that document corrected in</w:t>
+      </w:r>
+      <w:r>
+        <w:t xml:space="preserve"> </w:t>
+      </w:r>
+      <w:r>
+        <w:t xml:space="preserve">place with a dated note.</w:t>
       </w:r>
     </w:p>
     <w:bookmarkEnd w:id="12"/>
-    <w:bookmarkStart w:id="13" w:name="X7012458fadcc0d15dc90995d0510793cebc8b3f"/>
+    <w:bookmarkStart w:id="13" w:name="card-a.1-synthetic-recovery-harness"/>
     <w:p>
       <w:pPr>
         <w:pStyle w:val="Heading3"/>
       </w:pPr>
       <w:r>
-        <w:t xml:space="preserve">Card A.2 — stage-1 hierarchical fit, both bias variants</w:t>
-      </w:r>
-    </w:p>
-    <w:p>
-      <w:pPr>
-        <w:pStyle w:val="Compact"/>
-        <w:numPr>
-          <w:ilvl w:val="0"/>
-          <w:numId w:val="1006"/>
-        </w:numPr>
-      </w:pPr>
-      <w:r>
-        <w:rPr>
-          <w:b/>
-          <w:bCs/>
-        </w:rPr>
-        <w:t xml:space="preserve">Goal</w:t>
-      </w:r>
-      <w:r>
-        <w:t xml:space="preserve">: the population distribution of the boundary level, and the bias-model</w:t>
-      </w:r>
-      <w:r>
-        <w:t xml:space="preserve"> </w:t>
-      </w:r>
-      <w:r>
-        <w:t xml:space="preserve">decision.</w:t>
-      </w:r>
-    </w:p>
-    <w:p>
-      <w:pPr>
-        <w:pStyle w:val="Compact"/>
-        <w:numPr>
-          <w:ilvl w:val="0"/>
-          <w:numId w:val="1006"/>
-        </w:numPr>
-      </w:pPr>
-      <w:r>
-        <w:rPr>
-          <w:b/>
-          <w:bCs/>
-        </w:rPr>
-        <w:t xml:space="preserve">Build</w:t>
-      </w:r>
-      <w:r>
-        <w:t xml:space="preserve">:</w:t>
-      </w:r>
-      <w:r>
-        <w:t xml:space="preserve"> </w:t>
-      </w:r>
-      <w:r>
-        <w:rPr>
-          <w:rStyle w:val="VerbatimChar"/>
-        </w:rPr>
-        <w:t xml:space="preserve">replication/czb/fit_stage1.py</w:t>
-      </w:r>
-      <w:r>
-        <w:t xml:space="preserve">, reusing A.1’s model code on the real</w:t>
-      </w:r>
-      <w:r>
-        <w:t xml:space="preserve"> </w:t>
-      </w:r>
-      <w:r>
-        <w:t xml:space="preserve">trials. Fit all four combinations: {deficit axis, a_req axis} × {group-level b,</w:t>
-      </w:r>
-      <w:r>
-        <w:t xml:space="preserve"> </w:t>
-      </w:r>
-      <w:r>
-        <w:t xml:space="preserve">hierarchical b_i}. The ordered braking-expectation response enters as two nested</w:t>
-      </w:r>
-      <w:r>
-        <w:t xml:space="preserve"> </w:t>
-      </w:r>
-      <w:r>
-        <w:t xml:space="preserve">thresholds (fitting plan §2); both levels free per roadmap §0b.</w:t>
-      </w:r>
-    </w:p>
-    <w:p>
-      <w:pPr>
-        <w:pStyle w:val="Compact"/>
-        <w:numPr>
-          <w:ilvl w:val="0"/>
-          <w:numId w:val="1006"/>
-        </w:numPr>
-      </w:pPr>
-      <w:r>
-        <w:rPr>
-          <w:b/>
-          <w:bCs/>
-        </w:rPr>
-        <w:t xml:space="preserve">Report</w:t>
-      </w:r>
-      <w:r>
-        <w:t xml:space="preserve"> </w:t>
-      </w:r>
-      <w:r>
-        <w:t xml:space="preserve">(</w:t>
-      </w:r>
-      <w:r>
-        <w:rPr>
-          <w:rStyle w:val="VerbatimChar"/>
-        </w:rPr>
-        <w:t xml:space="preserve">replication/czb/out/stage1_summary.md</w:t>
-      </w:r>
-      <w:r>
-        <w:t xml:space="preserve">): population μ, σ with SEs;</w:t>
-      </w:r>
-      <w:r>
-        <w:t xml:space="preserve"> </w:t>
-      </w:r>
-      <w:r>
-        <w:t xml:space="preserve">percentile table (50–95 in steps of 5) of the population distribution with CIs;</w:t>
-      </w:r>
-      <w:r>
-        <w:t xml:space="preserve"> </w:t>
-      </w:r>
-      <w:r>
-        <w:t xml:space="preserve">held-out log-likelihood (leave-one-participant-out, 43 folds); posterior predictive</w:t>
-      </w:r>
-      <w:r>
-        <w:t xml:space="preserve"> </w:t>
-      </w:r>
-      <w:r>
-        <w:t xml:space="preserve">P(intervene) per C1 cell against observed; fitted comfort and dread levels</w:t>
-      </w:r>
-      <w:r>
-        <w:t xml:space="preserve"> </w:t>
-      </w:r>
-      <w:r>
-        <w:t xml:space="preserve">translated to a_allowed units and to steady-following THW at 20 m/s via</w:t>
-      </w:r>
-      <w:r>
-        <w:t xml:space="preserve"> </w:t>
-      </w:r>
-      <w:r>
-        <w:rPr>
-          <w:rStyle w:val="VerbatimChar"/>
-        </w:rPr>
-        <w:t xml:space="preserve">comfortzone.field.critical_thw</w:t>
-      </w:r>
-      <w:r>
-        <w:t xml:space="preserve">.</w:t>
-      </w:r>
-    </w:p>
-    <w:p>
-      <w:pPr>
-        <w:pStyle w:val="Compact"/>
-        <w:numPr>
-          <w:ilvl w:val="0"/>
-          <w:numId w:val="1006"/>
-        </w:numPr>
-      </w:pPr>
-      <w:r>
-        <w:rPr>
-          <w:b/>
-          <w:bCs/>
-        </w:rPr>
-        <w:t xml:space="preserve">Accept</w:t>
-      </w:r>
-      <w:r>
-        <w:t xml:space="preserve">: all four fits converge; the summary table renders; LOPO likelihood</w:t>
-      </w:r>
-      <w:r>
-        <w:t xml:space="preserve"> </w:t>
-      </w:r>
-      <w:r>
-        <w:t xml:space="preserve">distinguishes the bias variants or states that it cannot.</w:t>
-      </w:r>
-    </w:p>
-    <w:p>
-      <w:pPr>
-        <w:pStyle w:val="Compact"/>
-        <w:numPr>
-          <w:ilvl w:val="0"/>
-          <w:numId w:val="1006"/>
-        </w:numPr>
-      </w:pPr>
-      <w:r>
-        <w:rPr>
-          <w:b/>
-          <w:bCs/>
-        </w:rPr>
-        <w:t xml:space="preserve">Stop if</w:t>
-      </w:r>
-      <w:r>
-        <w:t xml:space="preserve">: the C1 cells misfit under both bias variants (systematic sign pattern</w:t>
-      </w:r>
-      <w:r>
-        <w:t xml:space="preserve"> </w:t>
-      </w:r>
-      <w:r>
-        <w:t xml:space="preserve">across criticalities) — that is the anticipation-leak question and needs review.</w:t>
-      </w:r>
-    </w:p>
-    <w:bookmarkEnd w:id="13"/>
-    <w:bookmarkStart w:id="14" w:name="Xbeb80fc684e59d248c2830b01171a26507f84a9"/>
-    <w:p>
-      <w:pPr>
-        <w:pStyle w:val="Heading3"/>
-      </w:pPr>
-      <w:r>
-        <w:t xml:space="preserve">Card A.3 — the accumulator layer (review gate on its verdict)</w:t>
+        <w:t xml:space="preserve">Card A.1 — synthetic-recovery harness</w:t>
       </w:r>
     </w:p>
     <w:p>
@@ -1523,13 +1473,13 @@
         <w:t xml:space="preserve">Goal</w:t>
       </w:r>
       <w:r>
-        <w:t xml:space="preserve">: the pre-registered test: does time-integration close the within-scenario</w:t>
-      </w:r>
-      <w:r>
-        <w:t xml:space="preserve"> </w:t>
-      </w:r>
-      <w:r>
-        <w:t xml:space="preserve">gap?</w:t>
+        <w:t xml:space="preserve">: prove the stage-1 estimator recovers known parameters before touching</w:t>
+      </w:r>
+      <w:r>
+        <w:t xml:space="preserve"> </w:t>
+      </w:r>
+      <w:r>
+        <w:t xml:space="preserve">real data.</w:t>
       </w:r>
     </w:p>
     <w:p>
@@ -1557,52 +1507,88 @@
         <w:rPr>
           <w:rStyle w:val="VerbatimChar"/>
         </w:rPr>
-        <w:t xml:space="preserve">replication/czb/fit_stage2.py</w:t>
-      </w:r>
-      <w:r>
-        <w:t xml:space="preserve">. Evidence = the per-frame deficit series</w:t>
-      </w:r>
-      <w:r>
-        <w:t xml:space="preserve"> </w:t>
-      </w:r>
-      <w:r>
-        <w:t xml:space="preserve">(not the running max) from</w:t>
-      </w:r>
-      <w:r>
-        <w:t xml:space="preserve"> </w:t>
-      </w:r>
-      <w:r>
-        <w:rPr>
-          <w:rStyle w:val="VerbatimChar"/>
-        </w:rPr>
-        <w:t xml:space="preserve">stimulus_field</w:t>
-      </w:r>
-      <w:r>
-        <w:t xml:space="preserve">; linear accumulator with gain and</w:t>
-      </w:r>
-      <w:r>
-        <w:t xml:space="preserve"> </w:t>
-      </w:r>
-      <w:r>
-        <w:t xml:space="preserve">noise, threshold from A.2’s c_i; P(crossed by clip end) per trial via the</w:t>
-      </w:r>
-      <w:r>
-        <w:t xml:space="preserve"> </w:t>
-      </w:r>
-      <w:r>
-        <w:t xml:space="preserve">closed-form Gaussian first-passage approximation or 200-path simulation per cell</w:t>
-      </w:r>
-      <w:r>
-        <w:t xml:space="preserve"> </w:t>
-      </w:r>
-      <w:r>
-        <w:t xml:space="preserve">(cells share stimuli, so simulate per cell, not per trial). Motor latency fixed at</w:t>
-      </w:r>
-      <w:r>
-        <w:t xml:space="preserve"> </w:t>
-      </w:r>
-      <w:r>
-        <w:t xml:space="preserve">0.25 s; sensitivity refits at 0.15 and 0.35 s.</w:t>
+        <w:t xml:space="preserve">replication/czb/fit_recovery.py</w:t>
+      </w:r>
+      <w:r>
+        <w:t xml:space="preserve">. Simulate the Random cut-in design</w:t>
+      </w:r>
+      <w:r>
+        <w:t xml:space="preserve"> </w:t>
+      </w:r>
+      <w:r>
+        <w:t xml:space="preserve">(43 participants × 18 cells × 4 repetitions) from the generative model in</w:t>
+      </w:r>
+      <w:r>
+        <w:t xml:space="preserve"> </w:t>
+      </w:r>
+      <w:r>
+        <w:rPr>
+          <w:rStyle w:val="VerbatimChar"/>
+        </w:rPr>
+        <w:t xml:space="preserve">docs/czb_fitting_plan.md</w:t>
+      </w:r>
+      <w:r>
+        <w:t xml:space="preserve"> </w:t>
+      </w:r>
+      <w:r>
+        <w:t xml:space="preserve">§2 stage 1: c_i ~ LogNormal(μ, σ), lapse floor b</w:t>
+      </w:r>
+      <w:r>
+        <w:t xml:space="preserve"> </w:t>
+      </w:r>
+      <w:r>
+        <w:t xml:space="preserve">(both variants), P = b + (1−b)·Φ((x − c_i)/σ_resp) with x = the cell’s</w:t>
+      </w:r>
+      <w:r>
+        <w:t xml:space="preserve"> </w:t>
+      </w:r>
+      <w:r>
+        <w:rPr>
+          <w:rStyle w:val="VerbatimChar"/>
+        </w:rPr>
+        <w:t xml:space="preserve">deficit_max</w:t>
+      </w:r>
+      <w:r>
+        <w:t xml:space="preserve"> </w:t>
+      </w:r>
+      <w:r>
+        <w:t xml:space="preserve">from</w:t>
+      </w:r>
+      <w:r>
+        <w:t xml:space="preserve"> </w:t>
+      </w:r>
+      <w:r>
+        <w:rPr>
+          <w:rStyle w:val="VerbatimChar"/>
+        </w:rPr>
+        <w:t xml:space="preserve">comfortzone.czb_data.random_cutin_trials()</w:t>
+      </w:r>
+      <w:r>
+        <w:t xml:space="preserve">. Fit by MAP in</w:t>
+      </w:r>
+      <w:r>
+        <w:t xml:space="preserve"> </w:t>
+      </w:r>
+      <w:r>
+        <w:t xml:space="preserve">torch (L-BFGS) with Laplace SEs; also fit the a_allowed parameterization (threshold</w:t>
+      </w:r>
+      <w:r>
+        <w:t xml:space="preserve"> </w:t>
+      </w:r>
+      <w:r>
+        <w:t xml:space="preserve">on</w:t>
+      </w:r>
+      <w:r>
+        <w:t xml:space="preserve"> </w:t>
+      </w:r>
+      <w:r>
+        <w:rPr>
+          <w:rStyle w:val="VerbatimChar"/>
+        </w:rPr>
+        <w:t xml:space="preserve">a_req_max</w:t>
+      </w:r>
+      <w:r>
+        <w:t xml:space="preserve">).</w:t>
       </w:r>
     </w:p>
     <w:p>
@@ -1618,28 +1604,22 @@
           <w:b/>
           <w:bCs/>
         </w:rPr>
-        <w:t xml:space="preserve">Accept / decision rule (pre-stated)</w:t>
-      </w:r>
-      <w:r>
-        <w:t xml:space="preserve">: held-out (leave-one-criticality-out) RMSE</w:t>
-      </w:r>
-      <w:r>
-        <w:t xml:space="preserve"> </w:t>
-      </w:r>
-      <w:r>
-        <w:t xml:space="preserve">on the 18-cell surface ≤ 0.11 counts as closing the gap (the 2D state rule’s 0.120</w:t>
-      </w:r>
-      <w:r>
-        <w:t xml:space="preserve"> </w:t>
-      </w:r>
-      <w:r>
-        <w:t xml:space="preserve">and the design ceiling’s ~0.10 bracket the target); &gt; 0.13 counts as failure and</w:t>
-      </w:r>
-      <w:r>
-        <w:t xml:space="preserve"> </w:t>
-      </w:r>
-      <w:r>
-        <w:t xml:space="preserve">is reported as evidence against the framework per the assessment.</w:t>
+        <w:t xml:space="preserve">Accept</w:t>
+      </w:r>
+      <w:r>
+        <w:t xml:space="preserve">: over 20 simulated datasets, population μ and σ recovered within 2</w:t>
+      </w:r>
+      <w:r>
+        <w:t xml:space="preserve"> </w:t>
+      </w:r>
+      <w:r>
+        <w:t xml:space="preserve">Laplace SEs in ≥ 18; per-driver c_i shrinkage visible (posterior means closer to</w:t>
+      </w:r>
+      <w:r>
+        <w:t xml:space="preserve"> </w:t>
+      </w:r>
+      <w:r>
+        <w:t xml:space="preserve">truth than raw per-driver MLEs in RMSE). Runtime under 10 minutes total.</w:t>
       </w:r>
     </w:p>
     <w:p>
@@ -1655,26 +1635,57 @@
           <w:b/>
           <w:bCs/>
         </w:rPr>
+        <w:t xml:space="preserve">Pitfalls</w:t>
+      </w:r>
+      <w:r>
+        <w:t xml:space="preserve">: identifiability of (c, σ_resp) scale — fix σ_resp’s prior scale from</w:t>
+      </w:r>
+      <w:r>
+        <w:t xml:space="preserve"> </w:t>
+      </w:r>
+      <w:r>
+        <w:t xml:space="preserve">the pilot (≈ 2 200 deficit units); lapse and threshold trade off at C1 — check the</w:t>
+      </w:r>
+      <w:r>
+        <w:t xml:space="preserve"> </w:t>
+      </w:r>
+      <w:r>
+        <w:t xml:space="preserve">recovery specifically at b.</w:t>
+      </w:r>
+    </w:p>
+    <w:p>
+      <w:pPr>
+        <w:pStyle w:val="Compact"/>
+        <w:numPr>
+          <w:ilvl w:val="0"/>
+          <w:numId w:val="1007"/>
+        </w:numPr>
+      </w:pPr>
+      <w:r>
+        <w:rPr>
+          <w:b/>
+          <w:bCs/>
+        </w:rPr>
         <w:t xml:space="preserve">Stop if</w:t>
       </w:r>
       <w:r>
-        <w:t xml:space="preserve">: the fitted gain wants to be so large the accumulator degenerates to</w:t>
-      </w:r>
-      <w:r>
-        <w:t xml:space="preserve"> </w:t>
-      </w:r>
-      <w:r>
-        <w:t xml:space="preserve">the static threshold — report, since that itself answers the question.</w:t>
-      </w:r>
-    </w:p>
-    <w:bookmarkEnd w:id="14"/>
-    <w:bookmarkStart w:id="15" w:name="card-a.4-button-side-validation"/>
+        <w:t xml:space="preserve">: recovery fails after two honest attempts — report the failure mode,</w:t>
+      </w:r>
+      <w:r>
+        <w:t xml:space="preserve"> </w:t>
+      </w:r>
+      <w:r>
+        <w:t xml:space="preserve">do not loosen the acceptance criterion.</w:t>
+      </w:r>
+    </w:p>
+    <w:bookmarkEnd w:id="13"/>
+    <w:bookmarkStart w:id="14" w:name="X7012458fadcc0d15dc90995d0510793cebc8b3f"/>
     <w:p>
       <w:pPr>
         <w:pStyle w:val="Heading3"/>
       </w:pPr>
       <w:r>
-        <w:t xml:space="preserve">Card A.4 — button-side validation</w:t>
+        <w:t xml:space="preserve">Card A.2 — stage-1 hierarchical fit, both bias variants</w:t>
       </w:r>
     </w:p>
     <w:p>
@@ -1693,13 +1704,13 @@
         <w:t xml:space="preserve">Goal</w:t>
       </w:r>
       <w:r>
-        <w:t xml:space="preserve">: predict the press-time densities from the Random-fitted model with one</w:t>
-      </w:r>
-      <w:r>
-        <w:t xml:space="preserve"> </w:t>
-      </w:r>
-      <w:r>
-        <w:t xml:space="preserve">paradigm shift.</w:t>
+        <w:t xml:space="preserve">: the population distribution of the boundary level, and the bias-model</w:t>
+      </w:r>
+      <w:r>
+        <w:t xml:space="preserve"> </w:t>
+      </w:r>
+      <w:r>
+        <w:t xml:space="preserve">decision.</w:t>
       </w:r>
     </w:p>
     <w:p>
@@ -1727,49 +1738,28 @@
         <w:rPr>
           <w:rStyle w:val="VerbatimChar"/>
         </w:rPr>
-        <w:t xml:space="preserve">replication/czb/validate_button.py</w:t>
-      </w:r>
-      <w:r>
-        <w:t xml:space="preserve"> </w:t>
-      </w:r>
-      <w:r>
-        <w:t xml:space="preserve">on</w:t>
-      </w:r>
-      <w:r>
-        <w:t xml:space="preserve"> </w:t>
-      </w:r>
-      <w:r>
-        <w:rPr>
-          <w:rStyle w:val="VerbatimChar"/>
-        </w:rPr>
-        <w:t xml:space="preserve">czb_data.button_cutin_trials()</w:t>
-      </w:r>
-      <w:r>
-        <w:t xml:space="preserve">. Fit δ once as a threshold shift and once as a</w:t>
-      </w:r>
-      <w:r>
-        <w:t xml:space="preserve"> </w:t>
-      </w:r>
-      <w:r>
-        <w:t xml:space="preserve">gain shift; compare predicted vs observed press-time distributions per criticality</w:t>
-      </w:r>
-      <w:r>
-        <w:t xml:space="preserve"> </w:t>
-      </w:r>
-      <w:r>
-        <w:t xml:space="preserve">(QQ plots to</w:t>
-      </w:r>
-      <w:r>
-        <w:t xml:space="preserve"> </w:t>
-      </w:r>
-      <w:r>
-        <w:rPr>
-          <w:rStyle w:val="VerbatimChar"/>
-        </w:rPr>
-        <w:t xml:space="preserve">figures/</w:t>
-      </w:r>
-      <w:r>
-        <w:t xml:space="preserve">, one page) and report which shape fits.</w:t>
+        <w:t xml:space="preserve">replication/czb/fit_stage1.py</w:t>
+      </w:r>
+      <w:r>
+        <w:t xml:space="preserve">, reusing A.1’s model code on the real</w:t>
+      </w:r>
+      <w:r>
+        <w:t xml:space="preserve"> </w:t>
+      </w:r>
+      <w:r>
+        <w:t xml:space="preserve">trials. Fit all four combinations: {deficit axis, a_req axis} × {group-level b,</w:t>
+      </w:r>
+      <w:r>
+        <w:t xml:space="preserve"> </w:t>
+      </w:r>
+      <w:r>
+        <w:t xml:space="preserve">hierarchical b_i}. The ordered braking-expectation response enters as two nested</w:t>
+      </w:r>
+      <w:r>
+        <w:t xml:space="preserve"> </w:t>
+      </w:r>
+      <w:r>
+        <w:t xml:space="preserve">thresholds (fitting plan §2); both levels free per roadmap §0b.</w:t>
       </w:r>
     </w:p>
     <w:p>
@@ -1785,136 +1775,118 @@
           <w:b/>
           <w:bCs/>
         </w:rPr>
+        <w:t xml:space="preserve">Report</w:t>
+      </w:r>
+      <w:r>
+        <w:t xml:space="preserve"> </w:t>
+      </w:r>
+      <w:r>
+        <w:t xml:space="preserve">(</w:t>
+      </w:r>
+      <w:r>
+        <w:rPr>
+          <w:rStyle w:val="VerbatimChar"/>
+        </w:rPr>
+        <w:t xml:space="preserve">replication/czb/out/stage1_summary.md</w:t>
+      </w:r>
+      <w:r>
+        <w:t xml:space="preserve">): population μ, σ with SEs;</w:t>
+      </w:r>
+      <w:r>
+        <w:t xml:space="preserve"> </w:t>
+      </w:r>
+      <w:r>
+        <w:t xml:space="preserve">percentile table (50–95 in steps of 5) of the population distribution with CIs;</w:t>
+      </w:r>
+      <w:r>
+        <w:t xml:space="preserve"> </w:t>
+      </w:r>
+      <w:r>
+        <w:t xml:space="preserve">held-out log-likelihood (leave-one-participant-out, 43 folds); posterior predictive</w:t>
+      </w:r>
+      <w:r>
+        <w:t xml:space="preserve"> </w:t>
+      </w:r>
+      <w:r>
+        <w:t xml:space="preserve">P(intervene) per C1 cell against observed; fitted comfort and dread levels</w:t>
+      </w:r>
+      <w:r>
+        <w:t xml:space="preserve"> </w:t>
+      </w:r>
+      <w:r>
+        <w:t xml:space="preserve">translated to a_allowed units and to steady-following THW at 20 m/s via</w:t>
+      </w:r>
+      <w:r>
+        <w:t xml:space="preserve"> </w:t>
+      </w:r>
+      <w:r>
+        <w:rPr>
+          <w:rStyle w:val="VerbatimChar"/>
+        </w:rPr>
+        <w:t xml:space="preserve">comfortzone.field.critical_thw</w:t>
+      </w:r>
+      <w:r>
+        <w:t xml:space="preserve">.</w:t>
+      </w:r>
+    </w:p>
+    <w:p>
+      <w:pPr>
+        <w:pStyle w:val="Compact"/>
+        <w:numPr>
+          <w:ilvl w:val="0"/>
+          <w:numId w:val="1008"/>
+        </w:numPr>
+      </w:pPr>
+      <w:r>
+        <w:rPr>
+          <w:b/>
+          <w:bCs/>
+        </w:rPr>
         <w:t xml:space="preserve">Accept</w:t>
       </w:r>
       <w:r>
-        <w:t xml:space="preserve">: the documented cross-paradigm excess (+0.26 at TTC6) is reproduced by</w:t>
-      </w:r>
-      <w:r>
-        <w:t xml:space="preserve"> </w:t>
-      </w:r>
-      <w:r>
-        <w:t xml:space="preserve">the shifted model within 0.05 at the fixed-clip checkpoints.</w:t>
-      </w:r>
-    </w:p>
-    <w:bookmarkEnd w:id="15"/>
-    <w:bookmarkStart w:id="16" w:name="Xe9b12db9ccf940c2e98352feae798e2c271a525"/>
+        <w:t xml:space="preserve">: all four fits converge; the summary table renders; LOPO likelihood</w:t>
+      </w:r>
+      <w:r>
+        <w:t xml:space="preserve"> </w:t>
+      </w:r>
+      <w:r>
+        <w:t xml:space="preserve">distinguishes the bias variants or states that it cannot.</w:t>
+      </w:r>
+    </w:p>
+    <w:p>
+      <w:pPr>
+        <w:pStyle w:val="Compact"/>
+        <w:numPr>
+          <w:ilvl w:val="0"/>
+          <w:numId w:val="1008"/>
+        </w:numPr>
+      </w:pPr>
+      <w:r>
+        <w:rPr>
+          <w:b/>
+          <w:bCs/>
+        </w:rPr>
+        <w:t xml:space="preserve">Stop if</w:t>
+      </w:r>
+      <w:r>
+        <w:t xml:space="preserve">: the C1 cells misfit under both bias variants (systematic sign pattern</w:t>
+      </w:r>
+      <w:r>
+        <w:t xml:space="preserve"> </w:t>
+      </w:r>
+      <w:r>
+        <w:t xml:space="preserve">across criticalities) — that is the anticipation-leak question and needs review.</w:t>
+      </w:r>
+    </w:p>
+    <w:bookmarkEnd w:id="14"/>
+    <w:bookmarkStart w:id="15" w:name="Xbeb80fc684e59d248c2830b01171a26507f84a9"/>
     <w:p>
       <w:pPr>
         <w:pStyle w:val="Heading3"/>
       </w:pPr>
       <w:r>
-        <w:t xml:space="preserve">Cards B.1–B.3 — transfer-scenario field constructions</w:t>
-      </w:r>
-    </w:p>
-    <w:p>
-      <w:pPr>
-        <w:pStyle w:val="FirstParagraph"/>
-      </w:pPr>
-      <w:r>
-        <w:t xml:space="preserve">Template for each: a loader in</w:t>
-      </w:r>
-      <w:r>
-        <w:t xml:space="preserve"> </w:t>
-      </w:r>
-      <w:r>
-        <w:rPr>
-          <w:rStyle w:val="VerbatimChar"/>
-        </w:rPr>
-        <w:t xml:space="preserve">src/comfortzone/&lt;scenario&gt;.py</w:t>
-      </w:r>
-      <w:r>
-        <w:t xml:space="preserve"> </w:t>
-      </w:r>
-      <w:r>
-        <w:t xml:space="preserve">following</w:t>
-      </w:r>
-      <w:r>
-        <w:t xml:space="preserve"> </w:t>
-      </w:r>
-      <w:r>
-        <w:rPr>
-          <w:rStyle w:val="VerbatimChar"/>
-        </w:rPr>
-        <w:t xml:space="preserve">cutin.py</w:t>
-      </w:r>
-      <w:r>
-        <w:t xml:space="preserve">’s</w:t>
-      </w:r>
-      <w:r>
-        <w:t xml:space="preserve"> </w:t>
-      </w:r>
-      <w:r>
-        <w:t xml:space="preserve">structure (role assignment appropriate to the scenario —</w:t>
-      </w:r>
-      <w:r>
-        <w:t xml:space="preserve"> </w:t>
-      </w:r>
-      <w:r>
-        <w:rPr>
-          <w:b/>
-          <w:bCs/>
-        </w:rPr>
-        <w:t xml:space="preserve">by instructed vehicle, not</w:t>
-      </w:r>
-      <w:r>
-        <w:rPr>
-          <w:b/>
-          <w:bCs/>
-        </w:rPr>
-        <w:t xml:space="preserve"> </w:t>
-      </w:r>
-      <w:r>
-        <w:rPr>
-          <w:b/>
-          <w:bCs/>
-        </w:rPr>
-        <w:t xml:space="preserve">lateral span</w:t>
-      </w:r>
-      <w:r>
-        <w:t xml:space="preserve">), a field check script in</w:t>
-      </w:r>
-      <w:r>
-        <w:t xml:space="preserve"> </w:t>
-      </w:r>
-      <w:r>
-        <w:rPr>
-          <w:rStyle w:val="VerbatimChar"/>
-        </w:rPr>
-        <w:t xml:space="preserve">replication/czb/</w:t>
-      </w:r>
-      <w:r>
-        <w:t xml:space="preserve"> </w:t>
-      </w:r>
-      <w:r>
-        <w:t xml:space="preserve">producing a</w:t>
-      </w:r>
-      <w:r>
-        <w:t xml:space="preserve"> </w:t>
-      </w:r>
-      <w:r>
-        <w:t xml:space="preserve">per-criticality deficit figure, property tests, and the PS-versus-field correlation</w:t>
-      </w:r>
-      <w:r>
-        <w:t xml:space="preserve"> </w:t>
-      </w:r>
-      <w:r>
-        <w:t xml:space="preserve">(the</w:t>
-      </w:r>
-      <w:r>
-        <w:t xml:space="preserve"> </w:t>
-      </w:r>
-      <w:r>
-        <w:rPr>
-          <w:rStyle w:val="VerbatimChar"/>
-        </w:rPr>
-        <w:t xml:space="preserve">ps_vs_field.py</w:t>
-      </w:r>
-      <w:r>
-        <w:t xml:space="preserve"> </w:t>
-      </w:r>
-      <w:r>
-        <w:t xml:space="preserve">pattern) as the acceptance readout.</w:t>
+        <w:t xml:space="preserve">Card A.3 — the accumulator layer (review gate on its verdict)</w:t>
       </w:r>
     </w:p>
     <w:p>
@@ -1930,43 +1902,16 @@
           <w:b/>
           <w:bCs/>
         </w:rPr>
-        <w:t xml:space="preserve">B.1 cyclist overtake</w:t>
-      </w:r>
-      <w:r>
-        <w:t xml:space="preserve"> </w:t>
-      </w:r>
-      <w:r>
-        <w:t xml:space="preserve">(first): ego closes on a cyclist in lane; rear-end field</w:t>
-      </w:r>
-      <w:r>
-        <w:t xml:space="preserve"> </w:t>
-      </w:r>
-      <w:r>
-        <w:t xml:space="preserve">nearly unchanged; criticality = lateral clearance 0.5/1/1.5 m, so the lateral term</w:t>
-      </w:r>
-      <w:r>
-        <w:t xml:space="preserve"> </w:t>
-      </w:r>
-      <w:r>
-        <w:t xml:space="preserve">matters — use the actual clearance in</w:t>
-      </w:r>
-      <w:r>
-        <w:t xml:space="preserve"> </w:t>
-      </w:r>
-      <w:r>
-        <w:rPr>
-          <w:rStyle w:val="VerbatimChar"/>
-        </w:rPr>
-        <w:t xml:space="preserve">dy</w:t>
-      </w:r>
-      <w:r>
-        <w:t xml:space="preserve">, widths from the trace (cyclist ≈ 0.6 m).</w:t>
-      </w:r>
-      <w:r>
-        <w:t xml:space="preserve"> </w:t>
-      </w:r>
-      <w:r>
-        <w:t xml:space="preserve">Accept: deficit ordered by clearance at C2–C5; cell-level PS Spearman ρ reported.</w:t>
+        <w:t xml:space="preserve">Goal</w:t>
+      </w:r>
+      <w:r>
+        <w:t xml:space="preserve">: the pre-registered test: does time-integration close the within-scenario</w:t>
+      </w:r>
+      <w:r>
+        <w:t xml:space="preserve"> </w:t>
+      </w:r>
+      <w:r>
+        <w:t xml:space="preserve">gap?</w:t>
       </w:r>
     </w:p>
     <w:p>
@@ -1982,6 +1927,443 @@
           <w:b/>
           <w:bCs/>
         </w:rPr>
+        <w:t xml:space="preserve">Build</w:t>
+      </w:r>
+      <w:r>
+        <w:t xml:space="preserve">:</w:t>
+      </w:r>
+      <w:r>
+        <w:t xml:space="preserve"> </w:t>
+      </w:r>
+      <w:r>
+        <w:rPr>
+          <w:rStyle w:val="VerbatimChar"/>
+        </w:rPr>
+        <w:t xml:space="preserve">replication/czb/fit_stage2.py</w:t>
+      </w:r>
+      <w:r>
+        <w:t xml:space="preserve">. Evidence = the per-frame deficit series</w:t>
+      </w:r>
+      <w:r>
+        <w:t xml:space="preserve"> </w:t>
+      </w:r>
+      <w:r>
+        <w:t xml:space="preserve">(not the running max) from</w:t>
+      </w:r>
+      <w:r>
+        <w:t xml:space="preserve"> </w:t>
+      </w:r>
+      <w:r>
+        <w:rPr>
+          <w:rStyle w:val="VerbatimChar"/>
+        </w:rPr>
+        <w:t xml:space="preserve">stimulus_field</w:t>
+      </w:r>
+      <w:r>
+        <w:t xml:space="preserve">; linear accumulator with gain and</w:t>
+      </w:r>
+      <w:r>
+        <w:t xml:space="preserve"> </w:t>
+      </w:r>
+      <w:r>
+        <w:t xml:space="preserve">noise, threshold from A.2’s c_i; P(crossed by clip end) per trial via the</w:t>
+      </w:r>
+      <w:r>
+        <w:t xml:space="preserve"> </w:t>
+      </w:r>
+      <w:r>
+        <w:t xml:space="preserve">closed-form Gaussian first-passage approximation or 200-path simulation per cell</w:t>
+      </w:r>
+      <w:r>
+        <w:t xml:space="preserve"> </w:t>
+      </w:r>
+      <w:r>
+        <w:t xml:space="preserve">(cells share stimuli, so simulate per cell, not per trial). Motor latency fixed at</w:t>
+      </w:r>
+      <w:r>
+        <w:t xml:space="preserve"> </w:t>
+      </w:r>
+      <w:r>
+        <w:t xml:space="preserve">0.25 s; sensitivity refits at 0.15 and 0.35 s.</w:t>
+      </w:r>
+    </w:p>
+    <w:p>
+      <w:pPr>
+        <w:pStyle w:val="Compact"/>
+        <w:numPr>
+          <w:ilvl w:val="0"/>
+          <w:numId w:val="1009"/>
+        </w:numPr>
+      </w:pPr>
+      <w:r>
+        <w:rPr>
+          <w:b/>
+          <w:bCs/>
+        </w:rPr>
+        <w:t xml:space="preserve">Accept / decision rule (pre-stated)</w:t>
+      </w:r>
+      <w:r>
+        <w:t xml:space="preserve">: held-out (leave-one-criticality-out) RMSE</w:t>
+      </w:r>
+      <w:r>
+        <w:t xml:space="preserve"> </w:t>
+      </w:r>
+      <w:r>
+        <w:t xml:space="preserve">on the 18-cell surface ≤ 0.11 counts as closing the gap (the 2D state rule’s 0.120</w:t>
+      </w:r>
+      <w:r>
+        <w:t xml:space="preserve"> </w:t>
+      </w:r>
+      <w:r>
+        <w:t xml:space="preserve">and the design ceiling’s ~0.10 bracket the target); &gt; 0.13 counts as failure and</w:t>
+      </w:r>
+      <w:r>
+        <w:t xml:space="preserve"> </w:t>
+      </w:r>
+      <w:r>
+        <w:t xml:space="preserve">is reported as evidence against the framework per the assessment.</w:t>
+      </w:r>
+    </w:p>
+    <w:p>
+      <w:pPr>
+        <w:pStyle w:val="Compact"/>
+        <w:numPr>
+          <w:ilvl w:val="0"/>
+          <w:numId w:val="1009"/>
+        </w:numPr>
+      </w:pPr>
+      <w:r>
+        <w:rPr>
+          <w:b/>
+          <w:bCs/>
+        </w:rPr>
+        <w:t xml:space="preserve">Stop if</w:t>
+      </w:r>
+      <w:r>
+        <w:t xml:space="preserve">: the fitted gain wants to be so large the accumulator degenerates to</w:t>
+      </w:r>
+      <w:r>
+        <w:t xml:space="preserve"> </w:t>
+      </w:r>
+      <w:r>
+        <w:t xml:space="preserve">the static threshold — report, since that itself answers the question.</w:t>
+      </w:r>
+    </w:p>
+    <w:bookmarkEnd w:id="15"/>
+    <w:bookmarkStart w:id="16" w:name="card-a.4-button-side-validation"/>
+    <w:p>
+      <w:pPr>
+        <w:pStyle w:val="Heading3"/>
+      </w:pPr>
+      <w:r>
+        <w:t xml:space="preserve">Card A.4 — button-side validation</w:t>
+      </w:r>
+    </w:p>
+    <w:p>
+      <w:pPr>
+        <w:pStyle w:val="Compact"/>
+        <w:numPr>
+          <w:ilvl w:val="0"/>
+          <w:numId w:val="1010"/>
+        </w:numPr>
+      </w:pPr>
+      <w:r>
+        <w:rPr>
+          <w:b/>
+          <w:bCs/>
+        </w:rPr>
+        <w:t xml:space="preserve">Goal</w:t>
+      </w:r>
+      <w:r>
+        <w:t xml:space="preserve">: predict the press-time densities from the Random-fitted model with one</w:t>
+      </w:r>
+      <w:r>
+        <w:t xml:space="preserve"> </w:t>
+      </w:r>
+      <w:r>
+        <w:t xml:space="preserve">paradigm shift.</w:t>
+      </w:r>
+    </w:p>
+    <w:p>
+      <w:pPr>
+        <w:pStyle w:val="Compact"/>
+        <w:numPr>
+          <w:ilvl w:val="0"/>
+          <w:numId w:val="1010"/>
+        </w:numPr>
+      </w:pPr>
+      <w:r>
+        <w:rPr>
+          <w:b/>
+          <w:bCs/>
+        </w:rPr>
+        <w:t xml:space="preserve">Build</w:t>
+      </w:r>
+      <w:r>
+        <w:t xml:space="preserve">:</w:t>
+      </w:r>
+      <w:r>
+        <w:t xml:space="preserve"> </w:t>
+      </w:r>
+      <w:r>
+        <w:rPr>
+          <w:rStyle w:val="VerbatimChar"/>
+        </w:rPr>
+        <w:t xml:space="preserve">replication/czb/validate_button.py</w:t>
+      </w:r>
+      <w:r>
+        <w:t xml:space="preserve"> </w:t>
+      </w:r>
+      <w:r>
+        <w:t xml:space="preserve">on</w:t>
+      </w:r>
+      <w:r>
+        <w:t xml:space="preserve"> </w:t>
+      </w:r>
+      <w:r>
+        <w:rPr>
+          <w:rStyle w:val="VerbatimChar"/>
+        </w:rPr>
+        <w:t xml:space="preserve">czb_data.button_cutin_trials()</w:t>
+      </w:r>
+      <w:r>
+        <w:t xml:space="preserve">. Fit δ once as a threshold shift and once as a</w:t>
+      </w:r>
+      <w:r>
+        <w:t xml:space="preserve"> </w:t>
+      </w:r>
+      <w:r>
+        <w:t xml:space="preserve">gain shift; compare predicted vs observed press-time distributions per criticality</w:t>
+      </w:r>
+      <w:r>
+        <w:t xml:space="preserve"> </w:t>
+      </w:r>
+      <w:r>
+        <w:t xml:space="preserve">(QQ plots to</w:t>
+      </w:r>
+      <w:r>
+        <w:t xml:space="preserve"> </w:t>
+      </w:r>
+      <w:r>
+        <w:rPr>
+          <w:rStyle w:val="VerbatimChar"/>
+        </w:rPr>
+        <w:t xml:space="preserve">figures/</w:t>
+      </w:r>
+      <w:r>
+        <w:t xml:space="preserve">, one page) and report which shape fits.</w:t>
+      </w:r>
+    </w:p>
+    <w:p>
+      <w:pPr>
+        <w:pStyle w:val="Compact"/>
+        <w:numPr>
+          <w:ilvl w:val="0"/>
+          <w:numId w:val="1010"/>
+        </w:numPr>
+      </w:pPr>
+      <w:r>
+        <w:rPr>
+          <w:b/>
+          <w:bCs/>
+        </w:rPr>
+        <w:t xml:space="preserve">Accept</w:t>
+      </w:r>
+      <w:r>
+        <w:t xml:space="preserve">: the documented cross-paradigm excess (+0.26 at TTC6) is reproduced by</w:t>
+      </w:r>
+      <w:r>
+        <w:t xml:space="preserve"> </w:t>
+      </w:r>
+      <w:r>
+        <w:t xml:space="preserve">the shifted model within 0.05 at the fixed-clip checkpoints.</w:t>
+      </w:r>
+    </w:p>
+    <w:bookmarkEnd w:id="16"/>
+    <w:bookmarkStart w:id="17" w:name="Xe9b12db9ccf940c2e98352feae798e2c271a525"/>
+    <w:p>
+      <w:pPr>
+        <w:pStyle w:val="Heading3"/>
+      </w:pPr>
+      <w:r>
+        <w:t xml:space="preserve">Cards B.1–B.3 — transfer-scenario field constructions</w:t>
+      </w:r>
+    </w:p>
+    <w:p>
+      <w:pPr>
+        <w:pStyle w:val="FirstParagraph"/>
+      </w:pPr>
+      <w:r>
+        <w:t xml:space="preserve">Template for each: a loader in</w:t>
+      </w:r>
+      <w:r>
+        <w:t xml:space="preserve"> </w:t>
+      </w:r>
+      <w:r>
+        <w:rPr>
+          <w:rStyle w:val="VerbatimChar"/>
+        </w:rPr>
+        <w:t xml:space="preserve">src/comfortzone/&lt;scenario&gt;.py</w:t>
+      </w:r>
+      <w:r>
+        <w:t xml:space="preserve"> </w:t>
+      </w:r>
+      <w:r>
+        <w:t xml:space="preserve">following</w:t>
+      </w:r>
+      <w:r>
+        <w:t xml:space="preserve"> </w:t>
+      </w:r>
+      <w:r>
+        <w:rPr>
+          <w:rStyle w:val="VerbatimChar"/>
+        </w:rPr>
+        <w:t xml:space="preserve">cutin.py</w:t>
+      </w:r>
+      <w:r>
+        <w:t xml:space="preserve">’s</w:t>
+      </w:r>
+      <w:r>
+        <w:t xml:space="preserve"> </w:t>
+      </w:r>
+      <w:r>
+        <w:t xml:space="preserve">structure (role assignment appropriate to the scenario —</w:t>
+      </w:r>
+      <w:r>
+        <w:t xml:space="preserve"> </w:t>
+      </w:r>
+      <w:r>
+        <w:rPr>
+          <w:b/>
+          <w:bCs/>
+        </w:rPr>
+        <w:t xml:space="preserve">by instructed vehicle, not</w:t>
+      </w:r>
+      <w:r>
+        <w:rPr>
+          <w:b/>
+          <w:bCs/>
+        </w:rPr>
+        <w:t xml:space="preserve"> </w:t>
+      </w:r>
+      <w:r>
+        <w:rPr>
+          <w:b/>
+          <w:bCs/>
+        </w:rPr>
+        <w:t xml:space="preserve">lateral span</w:t>
+      </w:r>
+      <w:r>
+        <w:t xml:space="preserve">), a field check script in</w:t>
+      </w:r>
+      <w:r>
+        <w:t xml:space="preserve"> </w:t>
+      </w:r>
+      <w:r>
+        <w:rPr>
+          <w:rStyle w:val="VerbatimChar"/>
+        </w:rPr>
+        <w:t xml:space="preserve">replication/czb/</w:t>
+      </w:r>
+      <w:r>
+        <w:t xml:space="preserve"> </w:t>
+      </w:r>
+      <w:r>
+        <w:t xml:space="preserve">producing a</w:t>
+      </w:r>
+      <w:r>
+        <w:t xml:space="preserve"> </w:t>
+      </w:r>
+      <w:r>
+        <w:t xml:space="preserve">per-criticality deficit figure, property tests, and the PS-versus-field correlation</w:t>
+      </w:r>
+      <w:r>
+        <w:t xml:space="preserve"> </w:t>
+      </w:r>
+      <w:r>
+        <w:t xml:space="preserve">(the</w:t>
+      </w:r>
+      <w:r>
+        <w:t xml:space="preserve"> </w:t>
+      </w:r>
+      <w:r>
+        <w:rPr>
+          <w:rStyle w:val="VerbatimChar"/>
+        </w:rPr>
+        <w:t xml:space="preserve">ps_vs_field.py</w:t>
+      </w:r>
+      <w:r>
+        <w:t xml:space="preserve"> </w:t>
+      </w:r>
+      <w:r>
+        <w:t xml:space="preserve">pattern) as the acceptance readout.</w:t>
+      </w:r>
+    </w:p>
+    <w:p>
+      <w:pPr>
+        <w:pStyle w:val="Compact"/>
+        <w:numPr>
+          <w:ilvl w:val="0"/>
+          <w:numId w:val="1011"/>
+        </w:numPr>
+      </w:pPr>
+      <w:r>
+        <w:rPr>
+          <w:b/>
+          <w:bCs/>
+        </w:rPr>
+        <w:t xml:space="preserve">B.1 cyclist overtake</w:t>
+      </w:r>
+      <w:r>
+        <w:t xml:space="preserve"> </w:t>
+      </w:r>
+      <w:r>
+        <w:t xml:space="preserve">(first): ego closes on a cyclist in lane; rear-end field</w:t>
+      </w:r>
+      <w:r>
+        <w:t xml:space="preserve"> </w:t>
+      </w:r>
+      <w:r>
+        <w:t xml:space="preserve">nearly unchanged; criticality = lateral clearance 0.5/1/1.5 m, so the lateral term</w:t>
+      </w:r>
+      <w:r>
+        <w:t xml:space="preserve"> </w:t>
+      </w:r>
+      <w:r>
+        <w:t xml:space="preserve">matters — use the actual clearance in</w:t>
+      </w:r>
+      <w:r>
+        <w:t xml:space="preserve"> </w:t>
+      </w:r>
+      <w:r>
+        <w:rPr>
+          <w:rStyle w:val="VerbatimChar"/>
+        </w:rPr>
+        <w:t xml:space="preserve">dy</w:t>
+      </w:r>
+      <w:r>
+        <w:t xml:space="preserve">, widths from the trace (cyclist ≈ 0.6 m).</w:t>
+      </w:r>
+      <w:r>
+        <w:t xml:space="preserve"> </w:t>
+      </w:r>
+      <w:r>
+        <w:t xml:space="preserve">Accept: deficit ordered by clearance at C2–C5; cell-level PS Spearman ρ reported.</w:t>
+      </w:r>
+    </w:p>
+    <w:p>
+      <w:pPr>
+        <w:pStyle w:val="Compact"/>
+        <w:numPr>
+          <w:ilvl w:val="0"/>
+          <w:numId w:val="1011"/>
+        </w:numPr>
+      </w:pPr>
+      <w:r>
+        <w:rPr>
+          <w:b/>
+          <w:bCs/>
+        </w:rPr>
         <w:t xml:space="preserve">B.2 truck overtake / truck lateral</w:t>
       </w:r>
       <w:r>
@@ -2039,7 +2421,7 @@
         <w:pStyle w:val="Compact"/>
         <w:numPr>
           <w:ilvl w:val="0"/>
-          <w:numId w:val="1009"/>
+          <w:numId w:val="1011"/>
         </w:numPr>
       </w:pPr>
       <w:r>
@@ -2102,111 +2484,6 @@
       </w:r>
       <w:r>
         <w:t xml:space="preserve">.</w:t>
-      </w:r>
-    </w:p>
-    <w:p>
-      <w:pPr>
-        <w:pStyle w:val="Compact"/>
-        <w:numPr>
-          <w:ilvl w:val="0"/>
-          <w:numId w:val="1009"/>
-        </w:numPr>
-      </w:pPr>
-      <w:r>
-        <w:rPr>
-          <w:b/>
-          <w:bCs/>
-        </w:rPr>
-        <w:t xml:space="preserve">Stop for all three if</w:t>
-      </w:r>
-      <w:r>
-        <w:t xml:space="preserve">: a trace family’s geometry does not fit the template</w:t>
-      </w:r>
-      <w:r>
-        <w:t xml:space="preserve"> </w:t>
-      </w:r>
-      <w:r>
-        <w:t xml:space="preserve">(e.g. missing vehicle, broken dimensions beyond the documented truck case).</w:t>
-      </w:r>
-    </w:p>
-    <w:bookmarkEnd w:id="16"/>
-    <w:bookmarkStart w:id="17" w:name="X2e740bdde0311d32c80d142a3abf565c10676ee"/>
-    <w:p>
-      <w:pPr>
-        <w:pStyle w:val="Heading3"/>
-      </w:pPr>
-      <w:r>
-        <w:t xml:space="preserve">Card B.4 — the transfer test (review gate; do not run before A.3 and B.1–B.3)</w:t>
-      </w:r>
-    </w:p>
-    <w:p>
-      <w:pPr>
-        <w:pStyle w:val="Compact"/>
-        <w:numPr>
-          <w:ilvl w:val="0"/>
-          <w:numId w:val="1010"/>
-        </w:numPr>
-      </w:pPr>
-      <w:r>
-        <w:t xml:space="preserve">Fit on cut-in only (A.2/A.3 configuration frozen); predict each transfer scenario’s</w:t>
-      </w:r>
-      <w:r>
-        <w:t xml:space="preserve"> </w:t>
-      </w:r>
-      <w:r>
-        <w:t xml:space="preserve">response surface with no refit. Primary: no per-scenario shift. Secondary: one</w:t>
-      </w:r>
-      <w:r>
-        <w:t xml:space="preserve"> </w:t>
-      </w:r>
-      <w:r>
-        <w:t xml:space="preserve">instruction shift per scenario. Comparators on identical folds: per-scenario 2D</w:t>
-      </w:r>
-      <w:r>
-        <w:t xml:space="preserve"> </w:t>
-      </w:r>
-      <w:r>
-        <w:t xml:space="preserve">state rules (1/TTC-analogue + the scenario’s own second observable), and — once</w:t>
-      </w:r>
-      <w:r>
-        <w:t xml:space="preserve"> </w:t>
-      </w:r>
-      <w:r>
-        <w:t xml:space="preserve">specified with Jonas — the elliptical joint on the same observables.</w:t>
-      </w:r>
-    </w:p>
-    <w:p>
-      <w:pPr>
-        <w:pStyle w:val="Compact"/>
-        <w:numPr>
-          <w:ilvl w:val="0"/>
-          <w:numId w:val="1010"/>
-        </w:numPr>
-      </w:pPr>
-      <w:r>
-        <w:t xml:space="preserve">Output: one table, per scenario × model: held-out corr and RMSE against (a) chance</w:t>
-      </w:r>
-      <w:r>
-        <w:t xml:space="preserve"> </w:t>
-      </w:r>
-      <w:r>
-        <w:t xml:space="preserve">and (b) the per-scenario-refit ceiling. No verdict prose from the executing</w:t>
-      </w:r>
-      <w:r>
-        <w:t xml:space="preserve"> </w:t>
-      </w:r>
-      <w:r>
-        <w:t xml:space="preserve">session; the verdict is a review task.</w:t>
-      </w:r>
-    </w:p>
-    <w:bookmarkEnd w:id="17"/>
-    <w:bookmarkStart w:id="18" w:name="card-c-percentile-sensitivity"/>
-    <w:p>
-      <w:pPr>
-        <w:pStyle w:val="Heading3"/>
-      </w:pPr>
-      <w:r>
-        <w:t xml:space="preserve">Card C — percentile sensitivity</w:t>
       </w:r>
     </w:p>
     <w:p>
@@ -2219,43 +2496,29 @@
       </w:pPr>
       <w:r>
         <w:rPr>
-          <w:rStyle w:val="VerbatimChar"/>
-        </w:rPr>
-        <w:t xml:space="preserve">replication/czb/percentile_sensitivity.py</w:t>
-      </w:r>
-      <w:r>
-        <w:t xml:space="preserve"> </w:t>
-      </w:r>
-      <w:r>
-        <w:t xml:space="preserve">from A.2’s population distribution:</w:t>
-      </w:r>
-      <w:r>
-        <w:t xml:space="preserve"> </w:t>
-      </w:r>
-      <w:r>
-        <w:t xml:space="preserve">implied trigger onset per stimulus for percentiles 50–95 (step 5) × a_allowed on</w:t>
-      </w:r>
-      <w:r>
-        <w:t xml:space="preserve"> </w:t>
-      </w:r>
-      <w:r>
-        <w:t xml:space="preserve">the fitted comfort–dread range; report d(onset)/d(5 percentile points) in seconds</w:t>
-      </w:r>
-      <w:r>
-        <w:t xml:space="preserve"> </w:t>
-      </w:r>
-      <w:r>
-        <w:t xml:space="preserve">against the percentile’s own CI width. One figure, one table.</w:t>
-      </w:r>
-    </w:p>
-    <w:bookmarkEnd w:id="18"/>
-    <w:bookmarkStart w:id="19" w:name="Xab5693df3d10b816b24afc842194bc9dbb4fe22"/>
+          <w:b/>
+          <w:bCs/>
+        </w:rPr>
+        <w:t xml:space="preserve">Stop for all three if</w:t>
+      </w:r>
+      <w:r>
+        <w:t xml:space="preserve">: a trace family’s geometry does not fit the template</w:t>
+      </w:r>
+      <w:r>
+        <w:t xml:space="preserve"> </w:t>
+      </w:r>
+      <w:r>
+        <w:t xml:space="preserve">(e.g. missing vehicle, broken dimensions beyond the documented truck case).</w:t>
+      </w:r>
+    </w:p>
+    <w:bookmarkEnd w:id="17"/>
+    <w:bookmarkStart w:id="18" w:name="X2e740bdde0311d32c80d142a3abf565c10676ee"/>
     <w:p>
       <w:pPr>
         <w:pStyle w:val="Heading3"/>
       </w:pPr>
       <w:r>
-        <w:t xml:space="preserve">Card E.1 — closed-form versus sampled lane-entry expectation</w:t>
+        <w:t xml:space="preserve">Card B.4 — the transfer test (review gate; do not run before A.3 and B.1–B.3)</w:t>
       </w:r>
     </w:p>
     <w:p>
@@ -2267,6 +2530,125 @@
         </w:numPr>
       </w:pPr>
       <w:r>
+        <w:t xml:space="preserve">Fit on cut-in only (A.2/A.3 configuration frozen); predict each transfer scenario’s</w:t>
+      </w:r>
+      <w:r>
+        <w:t xml:space="preserve"> </w:t>
+      </w:r>
+      <w:r>
+        <w:t xml:space="preserve">response surface with no refit. Primary: no per-scenario shift. Secondary: one</w:t>
+      </w:r>
+      <w:r>
+        <w:t xml:space="preserve"> </w:t>
+      </w:r>
+      <w:r>
+        <w:t xml:space="preserve">instruction shift per scenario. Comparators on identical folds: per-scenario 2D</w:t>
+      </w:r>
+      <w:r>
+        <w:t xml:space="preserve"> </w:t>
+      </w:r>
+      <w:r>
+        <w:t xml:space="preserve">state rules (1/TTC-analogue + the scenario’s own second observable), and — once</w:t>
+      </w:r>
+      <w:r>
+        <w:t xml:space="preserve"> </w:t>
+      </w:r>
+      <w:r>
+        <w:t xml:space="preserve">specified with Jonas — the elliptical joint on the same observables.</w:t>
+      </w:r>
+    </w:p>
+    <w:p>
+      <w:pPr>
+        <w:pStyle w:val="Compact"/>
+        <w:numPr>
+          <w:ilvl w:val="0"/>
+          <w:numId w:val="1012"/>
+        </w:numPr>
+      </w:pPr>
+      <w:r>
+        <w:t xml:space="preserve">Output: one table, per scenario × model: held-out corr and RMSE against (a) chance</w:t>
+      </w:r>
+      <w:r>
+        <w:t xml:space="preserve"> </w:t>
+      </w:r>
+      <w:r>
+        <w:t xml:space="preserve">and (b) the per-scenario-refit ceiling. No verdict prose from the executing</w:t>
+      </w:r>
+      <w:r>
+        <w:t xml:space="preserve"> </w:t>
+      </w:r>
+      <w:r>
+        <w:t xml:space="preserve">session; the verdict is a review task.</w:t>
+      </w:r>
+    </w:p>
+    <w:bookmarkEnd w:id="18"/>
+    <w:bookmarkStart w:id="19" w:name="card-c-percentile-sensitivity"/>
+    <w:p>
+      <w:pPr>
+        <w:pStyle w:val="Heading3"/>
+      </w:pPr>
+      <w:r>
+        <w:t xml:space="preserve">Card C — percentile sensitivity</w:t>
+      </w:r>
+    </w:p>
+    <w:p>
+      <w:pPr>
+        <w:pStyle w:val="Compact"/>
+        <w:numPr>
+          <w:ilvl w:val="0"/>
+          <w:numId w:val="1013"/>
+        </w:numPr>
+      </w:pPr>
+      <w:r>
+        <w:rPr>
+          <w:rStyle w:val="VerbatimChar"/>
+        </w:rPr>
+        <w:t xml:space="preserve">replication/czb/percentile_sensitivity.py</w:t>
+      </w:r>
+      <w:r>
+        <w:t xml:space="preserve"> </w:t>
+      </w:r>
+      <w:r>
+        <w:t xml:space="preserve">from A.2’s population distribution:</w:t>
+      </w:r>
+      <w:r>
+        <w:t xml:space="preserve"> </w:t>
+      </w:r>
+      <w:r>
+        <w:t xml:space="preserve">implied trigger onset per stimulus for percentiles 50–95 (step 5) × a_allowed on</w:t>
+      </w:r>
+      <w:r>
+        <w:t xml:space="preserve"> </w:t>
+      </w:r>
+      <w:r>
+        <w:t xml:space="preserve">the fitted comfort–dread range; report d(onset)/d(5 percentile points) in seconds</w:t>
+      </w:r>
+      <w:r>
+        <w:t xml:space="preserve"> </w:t>
+      </w:r>
+      <w:r>
+        <w:t xml:space="preserve">against the percentile’s own CI width. One figure, one table.</w:t>
+      </w:r>
+    </w:p>
+    <w:bookmarkEnd w:id="19"/>
+    <w:bookmarkStart w:id="20" w:name="Xab5693df3d10b816b24afc842194bc9dbb4fe22"/>
+    <w:p>
+      <w:pPr>
+        <w:pStyle w:val="Heading3"/>
+      </w:pPr>
+      <w:r>
+        <w:t xml:space="preserve">Card E.1 — closed-form versus sampled lane-entry expectation</w:t>
+      </w:r>
+    </w:p>
+    <w:p>
+      <w:pPr>
+        <w:pStyle w:val="Compact"/>
+        <w:numPr>
+          <w:ilvl w:val="0"/>
+          <w:numId w:val="1014"/>
+        </w:numPr>
+      </w:pPr>
+      <w:r>
         <w:t xml:space="preserve">Monte Carlo the released binary gates under steering noise (heading random walk,</w:t>
       </w:r>
       <w:r>
@@ -2318,8 +2700,8 @@
         <w:t xml:space="preserve">validates the closed form, larger structured disagreement goes to review.</w:t>
       </w:r>
     </w:p>
-    <w:bookmarkEnd w:id="19"/>
-    <w:bookmarkStart w:id="20" w:name="cards-e.2-e.3-and-d"/>
+    <w:bookmarkEnd w:id="20"/>
+    <w:bookmarkStart w:id="21" w:name="cards-e.2-e.3-and-d"/>
     <w:p>
       <w:pPr>
         <w:pStyle w:val="Heading3"/>
@@ -2348,9 +2730,9 @@
         <w:t xml:space="preserve">runner’s intervention injection. These get cards after their design notes exist.</w:t>
       </w:r>
     </w:p>
-    <w:bookmarkEnd w:id="20"/>
     <w:bookmarkEnd w:id="21"/>
-    <w:bookmarkStart w:id="22" w:name="suggested-session-pattern"/>
+    <w:bookmarkEnd w:id="22"/>
+    <w:bookmarkStart w:id="23" w:name="suggested-session-pattern"/>
     <w:p>
       <w:pPr>
         <w:pStyle w:val="Heading2"/>
@@ -2442,8 +2824,8 @@
         <w:t xml:space="preserve">and B.4 at minimum.</w:t>
       </w:r>
     </w:p>
-    <w:bookmarkEnd w:id="22"/>
     <w:bookmarkEnd w:id="23"/>
+    <w:bookmarkEnd w:id="24"/>
     <w:sectPr>
       <w:footnotePr>
         <w:numRestart w:val="eachSect"/>
@@ -2815,7 +3197,34 @@
     <w:abstractNumId w:val="991"/>
   </w:num>
   <w:num w:numId="1006">
-    <w:abstractNumId w:val="991"/>
+    <w:abstractNumId w:val="99411"/>
+    <w:lvlOverride w:ilvl="0">
+      <w:startOverride w:val="1"/>
+    </w:lvlOverride>
+    <w:lvlOverride w:ilvl="1">
+      <w:startOverride w:val="1"/>
+    </w:lvlOverride>
+    <w:lvlOverride w:ilvl="2">
+      <w:startOverride w:val="1"/>
+    </w:lvlOverride>
+    <w:lvlOverride w:ilvl="3">
+      <w:startOverride w:val="1"/>
+    </w:lvlOverride>
+    <w:lvlOverride w:ilvl="4">
+      <w:startOverride w:val="1"/>
+    </w:lvlOverride>
+    <w:lvlOverride w:ilvl="5">
+      <w:startOverride w:val="1"/>
+    </w:lvlOverride>
+    <w:lvlOverride w:ilvl="6">
+      <w:startOverride w:val="1"/>
+    </w:lvlOverride>
+    <w:lvlOverride w:ilvl="7">
+      <w:startOverride w:val="1"/>
+    </w:lvlOverride>
+    <w:lvlOverride w:ilvl="8">
+      <w:startOverride w:val="1"/>
+    </w:lvlOverride>
   </w:num>
   <w:num w:numId="1007">
     <w:abstractNumId w:val="991"/>
@@ -2833,6 +3242,12 @@
     <w:abstractNumId w:val="991"/>
   </w:num>
   <w:num w:numId="1012">
+    <w:abstractNumId w:val="991"/>
+  </w:num>
+  <w:num w:numId="1013">
+    <w:abstractNumId w:val="991"/>
+  </w:num>
+  <w:num w:numId="1014">
     <w:abstractNumId w:val="991"/>
   </w:num>
 </w:numbering>

--- a/docs/czb_work_orders.docx
+++ b/docs/czb_work_orders.docx
@@ -2,7 +2,7 @@
 <file path=word/document.xml><?xml version="1.0" encoding="utf-8"?>
 <w:document xmlns:w="http://schemas.openxmlformats.org/wordprocessingml/2006/main" xmlns:m="http://schemas.openxmlformats.org/officeDocument/2006/math" xmlns:r="http://schemas.openxmlformats.org/officeDocument/2006/relationships" xmlns:o="urn:schemas-microsoft-com:office:office" xmlns:v="urn:schemas-microsoft-com:vml" xmlns:w10="urn:schemas-microsoft-com:office:word" xmlns:a="http://schemas.openxmlformats.org/drawingml/2006/main" xmlns:pic="http://schemas.openxmlformats.org/drawingml/2006/picture" xmlns:wp="http://schemas.openxmlformats.org/drawingml/2006/wordprocessingDrawing">
   <w:body>
-    <w:bookmarkStart w:id="24" w:name="X0c60649bbad77bc2cf89756300a6f1ed98d3eeb"/>
+    <w:bookmarkStart w:id="25" w:name="X0c60649bbad77bc2cf89756300a6f1ed98d3eeb"/>
     <w:p>
       <w:pPr>
         <w:pStyle w:val="Heading1"/>
@@ -587,7 +587,7 @@
       </w:r>
     </w:p>
     <w:bookmarkEnd w:id="10"/>
-    <w:bookmarkStart w:id="22" w:name="task-cards"/>
+    <w:bookmarkStart w:id="23" w:name="task-cards"/>
     <w:p>
       <w:pPr>
         <w:pStyle w:val="Heading2"/>
@@ -1077,6 +1077,96 @@
     </w:p>
     <w:p>
       <w:pPr>
+        <w:pStyle w:val="FirstParagraph"/>
+      </w:pPr>
+      <w:r>
+        <w:rPr>
+          <w:i/>
+          <w:iCs/>
+        </w:rPr>
+        <w:t xml:space="preserve">[Executed 2026-08-27 by a tier-1 review session. Decisions: hierarchical lapse is the</w:t>
+      </w:r>
+      <w:r>
+        <w:rPr>
+          <w:i/>
+          <w:iCs/>
+        </w:rPr>
+        <w:t xml:space="preserve"> </w:t>
+      </w:r>
+      <w:r>
+        <w:rPr>
+          <w:i/>
+          <w:iCs/>
+        </w:rPr>
+        <w:t xml:space="preserve">primary A.2 variant (evidence:</w:t>
+      </w:r>
+      <w:r>
+        <w:rPr>
+          <w:i/>
+          <w:iCs/>
+        </w:rPr>
+        <w:t xml:space="preserve"> </w:t>
+      </w:r>
+      <w:r>
+        <w:rPr>
+          <w:rStyle w:val="VerbatimChar"/>
+          <w:i/>
+          <w:iCs/>
+        </w:rPr>
+        <w:t xml:space="preserve">replication/czb/out/bias_variant_diagnostics.md</w:t>
+      </w:r>
+      <w:r>
+        <w:rPr>
+          <w:i/>
+          <w:iCs/>
+        </w:rPr>
+        <w:t xml:space="preserve">);</w:t>
+      </w:r>
+      <w:r>
+        <w:rPr>
+          <w:i/>
+          <w:iCs/>
+        </w:rPr>
+        <w:t xml:space="preserve"> </w:t>
+      </w:r>
+      <w:r>
+        <w:rPr>
+          <w:i/>
+          <w:iCs/>
+        </w:rPr>
+        <w:t xml:space="preserve">the A.3 accumulator is repaired by gating accumulation at manoeuvre onset, and A.3/A.4</w:t>
+      </w:r>
+      <w:r>
+        <w:rPr>
+          <w:i/>
+          <w:iCs/>
+        </w:rPr>
+        <w:t xml:space="preserve"> </w:t>
+      </w:r>
+      <w:r>
+        <w:rPr>
+          <w:i/>
+          <w:iCs/>
+        </w:rPr>
+        <w:t xml:space="preserve">were re-run at the gate as v2. All nine queries resolved or carried in the work log;</w:t>
+      </w:r>
+      <w:r>
+        <w:rPr>
+          <w:i/>
+          <w:iCs/>
+        </w:rPr>
+        <w:t xml:space="preserve"> </w:t>
+      </w:r>
+      <w:r>
+        <w:rPr>
+          <w:i/>
+          <w:iCs/>
+        </w:rPr>
+        <w:t xml:space="preserve">register regenerated. Follow-up work is card A.2.v2 below.]</w:t>
+      </w:r>
+    </w:p>
+    <w:p>
+      <w:pPr>
         <w:pStyle w:val="Compact"/>
         <w:numPr>
           <w:ilvl w:val="0"/>
@@ -1264,6 +1354,94 @@
       <w:r>
         <w:t xml:space="preserve">fixes the headline percentile.</w:t>
       </w:r>
+      <w:r>
+        <w:t xml:space="preserve"> </w:t>
+      </w:r>
+      <w:r>
+        <w:rPr>
+          <w:i/>
+          <w:iCs/>
+        </w:rPr>
+        <w:t xml:space="preserve">[Corrected at the gate, 2026-08-27: the claimed</w:t>
+      </w:r>
+      <w:r>
+        <w:rPr>
+          <w:i/>
+          <w:iCs/>
+        </w:rPr>
+        <w:t xml:space="preserve"> </w:t>
+      </w:r>
+      <w:r>
+        <w:rPr>
+          <w:i/>
+          <w:iCs/>
+        </w:rPr>
+        <w:t xml:space="preserve">contradiction was a misreading. Roadmap §5.1 predicted that under real leakage the</w:t>
+      </w:r>
+      <w:r>
+        <w:rPr>
+          <w:i/>
+          <w:iCs/>
+        </w:rPr>
+        <w:t xml:space="preserve"> </w:t>
+      </w:r>
+      <w:r>
+        <w:rPr>
+          <w:i/>
+          <w:iCs/>
+        </w:rPr>
+        <w:t xml:space="preserve">GROUP model shows the wider σ_c — which is exactly the observed ordering</w:t>
+      </w:r>
+      <w:r>
+        <w:rPr>
+          <w:i/>
+          <w:iCs/>
+        </w:rPr>
+        <w:t xml:space="preserve"> </w:t>
+      </w:r>
+      <w:r>
+        <w:rPr>
+          <w:i/>
+          <w:iCs/>
+        </w:rPr>
+        <w:t xml:space="preserve">(0.341 &gt; 0.209), so the observation confirms §5.1 rather than contradicting it.</w:t>
+      </w:r>
+      <w:r>
+        <w:rPr>
+          <w:i/>
+          <w:iCs/>
+        </w:rPr>
+        <w:t xml:space="preserve"> </w:t>
+      </w:r>
+      <w:r>
+        <w:rPr>
+          <w:i/>
+          <w:iCs/>
+        </w:rPr>
+        <w:t xml:space="preserve">Decision and evidence:</w:t>
+      </w:r>
+      <w:r>
+        <w:rPr>
+          <w:i/>
+          <w:iCs/>
+        </w:rPr>
+        <w:t xml:space="preserve"> </w:t>
+      </w:r>
+      <w:r>
+        <w:rPr>
+          <w:rStyle w:val="VerbatimChar"/>
+          <w:i/>
+          <w:iCs/>
+        </w:rPr>
+        <w:t xml:space="preserve">replication/czb/out/bias_variant_diagnostics.md</w:t>
+      </w:r>
+      <w:r>
+        <w:rPr>
+          <w:i/>
+          <w:iCs/>
+        </w:rPr>
+        <w:t xml:space="preserve">.]</w:t>
+      </w:r>
     </w:p>
     <w:p>
       <w:pPr>
@@ -1448,13 +1626,39 @@
       </w:r>
     </w:p>
     <w:bookmarkEnd w:id="12"/>
-    <w:bookmarkStart w:id="13" w:name="card-a.1-synthetic-recovery-harness"/>
+    <w:bookmarkStart w:id="13" w:name="Xbee0725471818ccf32f0c9714fcb3f1227a51e0"/>
     <w:p>
       <w:pPr>
         <w:pStyle w:val="Heading3"/>
       </w:pPr>
       <w:r>
-        <w:t xml:space="preserve">Card A.1 — synthetic-recovery harness</w:t>
+        <w:t xml:space="preserve">Card A.2.v2 — regenerate stage 1 under the corrected validation code, and test the correlated-effects variant</w:t>
+      </w:r>
+    </w:p>
+    <w:p>
+      <w:pPr>
+        <w:pStyle w:val="FirstParagraph"/>
+      </w:pPr>
+      <w:r>
+        <w:rPr>
+          <w:i/>
+          <w:iCs/>
+        </w:rPr>
+        <w:t xml:space="preserve">(Added at review gate R.1, 2026-08-27. Cheap-model card; long-running, overnight is</w:t>
+      </w:r>
+      <w:r>
+        <w:rPr>
+          <w:i/>
+          <w:iCs/>
+        </w:rPr>
+        <w:t xml:space="preserve"> </w:t>
+      </w:r>
+      <w:r>
+        <w:rPr>
+          <w:i/>
+          <w:iCs/>
+        </w:rPr>
+        <w:t xml:space="preserve">fine.)</w:t>
       </w:r>
     </w:p>
     <w:p>
@@ -1470,16 +1674,95 @@
           <w:b/>
           <w:bCs/>
         </w:rPr>
-        <w:t xml:space="preserve">Goal</w:t>
-      </w:r>
-      <w:r>
-        <w:t xml:space="preserve">: prove the stage-1 estimator recovers known parameters before touching</w:t>
-      </w:r>
-      <w:r>
-        <w:t xml:space="preserve"> </w:t>
-      </w:r>
-      <w:r>
-        <w:t xml:space="preserve">real data.</w:t>
+        <w:t xml:space="preserve">Why</w:t>
+      </w:r>
+      <w:r>
+        <w:t xml:space="preserve">: R.1 found and fixed two defects in</w:t>
+      </w:r>
+      <w:r>
+        <w:t xml:space="preserve"> </w:t>
+      </w:r>
+      <w:r>
+        <w:rPr>
+          <w:rStyle w:val="VerbatimChar"/>
+        </w:rPr>
+        <w:t xml:space="preserve">fit_stage1.py</w:t>
+      </w:r>
+      <w:r>
+        <w:t xml:space="preserve">’s validation code (not in</w:t>
+      </w:r>
+      <w:r>
+        <w:t xml:space="preserve"> </w:t>
+      </w:r>
+      <w:r>
+        <w:t xml:space="preserve">the fits): the hierarchical LOPO integrated the two random effects on the same</w:t>
+      </w:r>
+      <w:r>
+        <w:t xml:space="preserve"> </w:t>
+      </w:r>
+      <w:r>
+        <w:t xml:space="preserve">quadrature nodes (the diagonal of the 2D integral, asserting perfect rank</w:t>
+      </w:r>
+      <w:r>
+        <w:t xml:space="preserve"> </w:t>
+      </w:r>
+      <w:r>
+        <w:t xml:space="preserve">correlation), and the C1 predictive plugged in the hier variant’s</w:t>
+      </w:r>
+      <w:r>
+        <w:t xml:space="preserve"> </w:t>
+      </w:r>
+      <w:r>
+        <w:rPr>
+          <w:i/>
+          <w:iCs/>
+        </w:rPr>
+        <w:t xml:space="preserve">median</w:t>
+      </w:r>
+      <w:r>
+        <w:t xml:space="preserve"> </w:t>
+      </w:r>
+      <w:r>
+        <w:t xml:space="preserve">lapse</w:t>
+      </w:r>
+      <w:r>
+        <w:t xml:space="preserve"> </w:t>
+      </w:r>
+      <w:r>
+        <w:t xml:space="preserve">where the population mean is required. The stored</w:t>
+      </w:r>
+      <w:r>
+        <w:t xml:space="preserve"> </w:t>
+      </w:r>
+      <w:r>
+        <w:rPr>
+          <w:rStyle w:val="VerbatimChar"/>
+        </w:rPr>
+        <w:t xml:space="preserve">out/stage1_summary.md</w:t>
+      </w:r>
+      <w:r>
+        <w:t xml:space="preserve"> </w:t>
+      </w:r>
+      <w:r>
+        <w:t xml:space="preserve">therefore</w:t>
+      </w:r>
+      <w:r>
+        <w:t xml:space="preserve"> </w:t>
+      </w:r>
+      <w:r>
+        <w:t xml:space="preserve">carries a LOPO comparison and a C1 table computed under those defects. R.1 also</w:t>
+      </w:r>
+      <w:r>
+        <w:t xml:space="preserve"> </w:t>
+      </w:r>
+      <w:r>
+        <w:t xml:space="preserve">found the fitted b_i and c_i correlate at Spearman −0.700 while the model assumes</w:t>
+      </w:r>
+      <w:r>
+        <w:t xml:space="preserve"> </w:t>
+      </w:r>
+      <w:r>
+        <w:t xml:space="preserve">independence, and specified a correlated-effects check.</w:t>
       </w:r>
     </w:p>
     <w:p>
@@ -1498,7 +1781,7 @@
         <w:t xml:space="preserve">Build</w:t>
       </w:r>
       <w:r>
-        <w:t xml:space="preserve">:</w:t>
+        <w:t xml:space="preserve">: (a) re-run</w:t>
       </w:r>
       <w:r>
         <w:t xml:space="preserve"> </w:t>
@@ -1507,16 +1790,19 @@
         <w:rPr>
           <w:rStyle w:val="VerbatimChar"/>
         </w:rPr>
-        <w:t xml:space="preserve">replication/czb/fit_recovery.py</w:t>
-      </w:r>
-      <w:r>
-        <w:t xml:space="preserve">. Simulate the Random cut-in design</w:t>
-      </w:r>
-      <w:r>
-        <w:t xml:space="preserve"> </w:t>
-      </w:r>
-      <w:r>
-        <w:t xml:space="preserve">(43 participants × 18 cells × 4 repetitions) from the generative model in</w:t>
+        <w:t xml:space="preserve">python replication/czb/fit_stage1.py</w:t>
+      </w:r>
+      <w:r>
+        <w:t xml:space="preserve"> </w:t>
+      </w:r>
+      <w:r>
+        <w:t xml:space="preserve">as committed (the fixes</w:t>
+      </w:r>
+      <w:r>
+        <w:t xml:space="preserve"> </w:t>
+      </w:r>
+      <w:r>
+        <w:t xml:space="preserve">are in place; 15 LOPO folds as before). (b) Add</w:t>
       </w:r>
       <w:r>
         <w:t xml:space="preserve"> </w:t>
@@ -1525,19 +1811,13 @@
         <w:rPr>
           <w:rStyle w:val="VerbatimChar"/>
         </w:rPr>
-        <w:t xml:space="preserve">docs/czb_fitting_plan.md</w:t>
-      </w:r>
-      <w:r>
-        <w:t xml:space="preserve"> </w:t>
-      </w:r>
-      <w:r>
-        <w:t xml:space="preserve">§2 stage 1: c_i ~ LogNormal(μ, σ), lapse floor b</w:t>
-      </w:r>
-      <w:r>
-        <w:t xml:space="preserve"> </w:t>
-      </w:r>
-      <w:r>
-        <w:t xml:space="preserve">(both variants), P = b + (1−b)·Φ((x − c_i)/σ_resp) with x = the cell’s</w:t>
+        <w:t xml:space="preserve">fit_hier_corr</w:t>
+      </w:r>
+      <w:r>
+        <w:t xml:space="preserve"> </w:t>
+      </w:r>
+      <w:r>
+        <w:t xml:space="preserve">to</w:t>
       </w:r>
       <w:r>
         <w:t xml:space="preserve"> </w:t>
@@ -1546,49 +1826,46 @@
         <w:rPr>
           <w:rStyle w:val="VerbatimChar"/>
         </w:rPr>
-        <w:t xml:space="preserve">deficit_max</w:t>
-      </w:r>
-      <w:r>
-        <w:t xml:space="preserve"> </w:t>
-      </w:r>
-      <w:r>
-        <w:t xml:space="preserve">from</w:t>
-      </w:r>
-      <w:r>
-        <w:t xml:space="preserve"> </w:t>
-      </w:r>
-      <w:r>
-        <w:rPr>
-          <w:rStyle w:val="VerbatimChar"/>
-        </w:rPr>
-        <w:t xml:space="preserve">comfortzone.czb_data.random_cutin_trials()</w:t>
-      </w:r>
-      <w:r>
-        <w:t xml:space="preserve">. Fit by MAP in</w:t>
-      </w:r>
-      <w:r>
-        <w:t xml:space="preserve"> </w:t>
-      </w:r>
-      <w:r>
-        <w:t xml:space="preserve">torch (L-BFGS) with Laplace SEs; also fit the a_allowed parameterization (threshold</w:t>
-      </w:r>
-      <w:r>
-        <w:t xml:space="preserve"> </w:t>
-      </w:r>
-      <w:r>
-        <w:t xml:space="preserve">on</w:t>
-      </w:r>
-      <w:r>
-        <w:t xml:space="preserve"> </w:t>
-      </w:r>
-      <w:r>
-        <w:rPr>
-          <w:rStyle w:val="VerbatimChar"/>
-        </w:rPr>
-        <w:t xml:space="preserve">a_req_max</w:t>
-      </w:r>
-      <w:r>
-        <w:t xml:space="preserve">).</w:t>
+        <w:t xml:space="preserve">fit_stage1.py</w:t>
+      </w:r>
+      <w:r>
+        <w:t xml:space="preserve">: the hierarchical-lapse model with correlated effects — driver</w:t>
+      </w:r>
+      <w:r>
+        <w:t xml:space="preserve"> </w:t>
+      </w:r>
+      <w:r>
+        <w:t xml:space="preserve">threshold uses z1, driver lapse uses ρ·z1 + √(1−ρ²)·z2 on the same product</w:t>
+      </w:r>
+      <w:r>
+        <w:t xml:space="preserve"> </w:t>
+      </w:r>
+      <w:r>
+        <w:t xml:space="preserve">Gauss-Hermite grid, one extra hyperparameter ρ fitted as atanh(ρ) with prior</w:t>
+      </w:r>
+      <w:r>
+        <w:t xml:space="preserve"> </w:t>
+      </w:r>
+      <w:r>
+        <w:t xml:space="preserve">Normal(0, 0.75) on the atanh scale (weakly informative: 95% prior mass within</w:t>
+      </w:r>
+      <w:r>
+        <w:t xml:space="preserve"> </w:t>
+      </w:r>
+      <w:r>
+        <w:t xml:space="preserve">|ρ| &lt; 0.9; motivation: the posterior-mean correlation −0.700 must be reachable</w:t>
+      </w:r>
+      <w:r>
+        <w:t xml:space="preserve"> </w:t>
+      </w:r>
+      <w:r>
+        <w:t xml:space="preserve">without being presumed). Report its σ_pop, ρ, and the 50/80/95th percentiles</w:t>
+      </w:r>
+      <w:r>
+        <w:t xml:space="preserve"> </w:t>
+      </w:r>
+      <w:r>
+        <w:t xml:space="preserve">alongside the two existing variants.</w:t>
       </w:r>
     </w:p>
     <w:p>
@@ -1607,19 +1884,19 @@
         <w:t xml:space="preserve">Accept</w:t>
       </w:r>
       <w:r>
-        <w:t xml:space="preserve">: over 20 simulated datasets, population μ and σ recovered within 2</w:t>
-      </w:r>
-      <w:r>
-        <w:t xml:space="preserve"> </w:t>
-      </w:r>
-      <w:r>
-        <w:t xml:space="preserve">Laplace SEs in ≥ 18; per-driver c_i shrinkage visible (posterior means closer to</w:t>
-      </w:r>
-      <w:r>
-        <w:t xml:space="preserve"> </w:t>
-      </w:r>
-      <w:r>
-        <w:t xml:space="preserve">truth than raw per-driver MLEs in RMSE). Runtime under 10 minutes total.</w:t>
+        <w:t xml:space="preserve">: summary regenerated; the LOPO comparison quoted under product-grid</w:t>
+      </w:r>
+      <w:r>
+        <w:t xml:space="preserve"> </w:t>
+      </w:r>
+      <w:r>
+        <w:t xml:space="preserve">integration; the correlated fit either converges with usable SEs or is reported as</w:t>
+      </w:r>
+      <w:r>
+        <w:t xml:space="preserve"> </w:t>
+      </w:r>
+      <w:r>
+        <w:t xml:space="preserve">not identified (also an acceptable outcome — 43 drivers is thin for a correlation).</w:t>
       </w:r>
     </w:p>
     <w:p>
@@ -1635,22 +1912,34 @@
           <w:b/>
           <w:bCs/>
         </w:rPr>
-        <w:t xml:space="preserve">Pitfalls</w:t>
-      </w:r>
-      <w:r>
-        <w:t xml:space="preserve">: identifiability of (c, σ_resp) scale — fix σ_resp’s prior scale from</w:t>
-      </w:r>
-      <w:r>
-        <w:t xml:space="preserve"> </w:t>
-      </w:r>
-      <w:r>
-        <w:t xml:space="preserve">the pilot (≈ 2 200 deficit units); lapse and threshold trade off at C1 — check the</w:t>
-      </w:r>
-      <w:r>
-        <w:t xml:space="preserve"> </w:t>
-      </w:r>
-      <w:r>
-        <w:t xml:space="preserve">recovery specifically at b.</w:t>
+        <w:t xml:space="preserve">Decision rule (pre-stated at R.1)</w:t>
+      </w:r>
+      <w:r>
+        <w:t xml:space="preserve">: if the correlated variant moves the 80th</w:t>
+      </w:r>
+      <w:r>
+        <w:t xml:space="preserve"> </w:t>
+      </w:r>
+      <w:r>
+        <w:t xml:space="preserve">percentile by more than the hierarchical variant’s current CI half-width (~250</w:t>
+      </w:r>
+      <w:r>
+        <w:t xml:space="preserve"> </w:t>
+      </w:r>
+      <w:r>
+        <w:t xml:space="preserve">deficit units), escalate to review before any percentile is quoted downstream;</w:t>
+      </w:r>
+      <w:r>
+        <w:t xml:space="preserve"> </w:t>
+      </w:r>
+      <w:r>
+        <w:t xml:space="preserve">otherwise the hierarchical variant stands as primary with the correlated fit</w:t>
+      </w:r>
+      <w:r>
+        <w:t xml:space="preserve"> </w:t>
+      </w:r>
+      <w:r>
+        <w:t xml:space="preserve">reported as a robustness line.</w:t>
       </w:r>
     </w:p>
     <w:p>
@@ -1669,23 +1958,23 @@
         <w:t xml:space="preserve">Stop if</w:t>
       </w:r>
       <w:r>
-        <w:t xml:space="preserve">: recovery fails after two honest attempts — report the failure mode,</w:t>
-      </w:r>
-      <w:r>
-        <w:t xml:space="preserve"> </w:t>
-      </w:r>
-      <w:r>
-        <w:t xml:space="preserve">do not loosen the acceptance criterion.</w:t>
+        <w:t xml:space="preserve">: the correlated variant’s optimizer or Hessian fails after two honest</w:t>
+      </w:r>
+      <w:r>
+        <w:t xml:space="preserve"> </w:t>
+      </w:r>
+      <w:r>
+        <w:t xml:space="preserve">attempts — report, keep the hierarchical variant primary, carry the query.</w:t>
       </w:r>
     </w:p>
     <w:bookmarkEnd w:id="13"/>
-    <w:bookmarkStart w:id="14" w:name="X7012458fadcc0d15dc90995d0510793cebc8b3f"/>
+    <w:bookmarkStart w:id="14" w:name="card-a.1-synthetic-recovery-harness"/>
     <w:p>
       <w:pPr>
         <w:pStyle w:val="Heading3"/>
       </w:pPr>
       <w:r>
-        <w:t xml:space="preserve">Card A.2 — stage-1 hierarchical fit, both bias variants</w:t>
+        <w:t xml:space="preserve">Card A.1 — synthetic-recovery harness</w:t>
       </w:r>
     </w:p>
     <w:p>
@@ -1704,13 +1993,13 @@
         <w:t xml:space="preserve">Goal</w:t>
       </w:r>
       <w:r>
-        <w:t xml:space="preserve">: the population distribution of the boundary level, and the bias-model</w:t>
-      </w:r>
-      <w:r>
-        <w:t xml:space="preserve"> </w:t>
-      </w:r>
-      <w:r>
-        <w:t xml:space="preserve">decision.</w:t>
+        <w:t xml:space="preserve">: prove the stage-1 estimator recovers known parameters before touching</w:t>
+      </w:r>
+      <w:r>
+        <w:t xml:space="preserve"> </w:t>
+      </w:r>
+      <w:r>
+        <w:t xml:space="preserve">real data.</w:t>
       </w:r>
     </w:p>
     <w:p>
@@ -1738,28 +2027,88 @@
         <w:rPr>
           <w:rStyle w:val="VerbatimChar"/>
         </w:rPr>
-        <w:t xml:space="preserve">replication/czb/fit_stage1.py</w:t>
-      </w:r>
-      <w:r>
-        <w:t xml:space="preserve">, reusing A.1’s model code on the real</w:t>
-      </w:r>
-      <w:r>
-        <w:t xml:space="preserve"> </w:t>
-      </w:r>
-      <w:r>
-        <w:t xml:space="preserve">trials. Fit all four combinations: {deficit axis, a_req axis} × {group-level b,</w:t>
-      </w:r>
-      <w:r>
-        <w:t xml:space="preserve"> </w:t>
-      </w:r>
-      <w:r>
-        <w:t xml:space="preserve">hierarchical b_i}. The ordered braking-expectation response enters as two nested</w:t>
-      </w:r>
-      <w:r>
-        <w:t xml:space="preserve"> </w:t>
-      </w:r>
-      <w:r>
-        <w:t xml:space="preserve">thresholds (fitting plan §2); both levels free per roadmap §0b.</w:t>
+        <w:t xml:space="preserve">replication/czb/fit_recovery.py</w:t>
+      </w:r>
+      <w:r>
+        <w:t xml:space="preserve">. Simulate the Random cut-in design</w:t>
+      </w:r>
+      <w:r>
+        <w:t xml:space="preserve"> </w:t>
+      </w:r>
+      <w:r>
+        <w:t xml:space="preserve">(43 participants × 18 cells × 4 repetitions) from the generative model in</w:t>
+      </w:r>
+      <w:r>
+        <w:t xml:space="preserve"> </w:t>
+      </w:r>
+      <w:r>
+        <w:rPr>
+          <w:rStyle w:val="VerbatimChar"/>
+        </w:rPr>
+        <w:t xml:space="preserve">docs/czb_fitting_plan.md</w:t>
+      </w:r>
+      <w:r>
+        <w:t xml:space="preserve"> </w:t>
+      </w:r>
+      <w:r>
+        <w:t xml:space="preserve">§2 stage 1: c_i ~ LogNormal(μ, σ), lapse floor b</w:t>
+      </w:r>
+      <w:r>
+        <w:t xml:space="preserve"> </w:t>
+      </w:r>
+      <w:r>
+        <w:t xml:space="preserve">(both variants), P = b + (1−b)·Φ((x − c_i)/σ_resp) with x = the cell’s</w:t>
+      </w:r>
+      <w:r>
+        <w:t xml:space="preserve"> </w:t>
+      </w:r>
+      <w:r>
+        <w:rPr>
+          <w:rStyle w:val="VerbatimChar"/>
+        </w:rPr>
+        <w:t xml:space="preserve">deficit_max</w:t>
+      </w:r>
+      <w:r>
+        <w:t xml:space="preserve"> </w:t>
+      </w:r>
+      <w:r>
+        <w:t xml:space="preserve">from</w:t>
+      </w:r>
+      <w:r>
+        <w:t xml:space="preserve"> </w:t>
+      </w:r>
+      <w:r>
+        <w:rPr>
+          <w:rStyle w:val="VerbatimChar"/>
+        </w:rPr>
+        <w:t xml:space="preserve">comfortzone.czb_data.random_cutin_trials()</w:t>
+      </w:r>
+      <w:r>
+        <w:t xml:space="preserve">. Fit by MAP in</w:t>
+      </w:r>
+      <w:r>
+        <w:t xml:space="preserve"> </w:t>
+      </w:r>
+      <w:r>
+        <w:t xml:space="preserve">torch (L-BFGS) with Laplace SEs; also fit the a_allowed parameterization (threshold</w:t>
+      </w:r>
+      <w:r>
+        <w:t xml:space="preserve"> </w:t>
+      </w:r>
+      <w:r>
+        <w:t xml:space="preserve">on</w:t>
+      </w:r>
+      <w:r>
+        <w:t xml:space="preserve"> </w:t>
+      </w:r>
+      <w:r>
+        <w:rPr>
+          <w:rStyle w:val="VerbatimChar"/>
+        </w:rPr>
+        <w:t xml:space="preserve">a_req_max</w:t>
+      </w:r>
+      <w:r>
+        <w:t xml:space="preserve">).</w:t>
       </w:r>
     </w:p>
     <w:p>
@@ -1775,58 +2124,22 @@
           <w:b/>
           <w:bCs/>
         </w:rPr>
-        <w:t xml:space="preserve">Report</w:t>
-      </w:r>
-      <w:r>
-        <w:t xml:space="preserve"> </w:t>
-      </w:r>
-      <w:r>
-        <w:t xml:space="preserve">(</w:t>
-      </w:r>
-      <w:r>
-        <w:rPr>
-          <w:rStyle w:val="VerbatimChar"/>
-        </w:rPr>
-        <w:t xml:space="preserve">replication/czb/out/stage1_summary.md</w:t>
-      </w:r>
-      <w:r>
-        <w:t xml:space="preserve">): population μ, σ with SEs;</w:t>
-      </w:r>
-      <w:r>
-        <w:t xml:space="preserve"> </w:t>
-      </w:r>
-      <w:r>
-        <w:t xml:space="preserve">percentile table (50–95 in steps of 5) of the population distribution with CIs;</w:t>
-      </w:r>
-      <w:r>
-        <w:t xml:space="preserve"> </w:t>
-      </w:r>
-      <w:r>
-        <w:t xml:space="preserve">held-out log-likelihood (leave-one-participant-out, 43 folds); posterior predictive</w:t>
-      </w:r>
-      <w:r>
-        <w:t xml:space="preserve"> </w:t>
-      </w:r>
-      <w:r>
-        <w:t xml:space="preserve">P(intervene) per C1 cell against observed; fitted comfort and dread levels</w:t>
-      </w:r>
-      <w:r>
-        <w:t xml:space="preserve"> </w:t>
-      </w:r>
-      <w:r>
-        <w:t xml:space="preserve">translated to a_allowed units and to steady-following THW at 20 m/s via</w:t>
-      </w:r>
-      <w:r>
-        <w:t xml:space="preserve"> </w:t>
-      </w:r>
-      <w:r>
-        <w:rPr>
-          <w:rStyle w:val="VerbatimChar"/>
-        </w:rPr>
-        <w:t xml:space="preserve">comfortzone.field.critical_thw</w:t>
-      </w:r>
-      <w:r>
-        <w:t xml:space="preserve">.</w:t>
+        <w:t xml:space="preserve">Accept</w:t>
+      </w:r>
+      <w:r>
+        <w:t xml:space="preserve">: over 20 simulated datasets, population μ and σ recovered within 2</w:t>
+      </w:r>
+      <w:r>
+        <w:t xml:space="preserve"> </w:t>
+      </w:r>
+      <w:r>
+        <w:t xml:space="preserve">Laplace SEs in ≥ 18; per-driver c_i shrinkage visible (posterior means closer to</w:t>
+      </w:r>
+      <w:r>
+        <w:t xml:space="preserve"> </w:t>
+      </w:r>
+      <w:r>
+        <w:t xml:space="preserve">truth than raw per-driver MLEs in RMSE). Runtime under 10 minutes total.</w:t>
       </w:r>
     </w:p>
     <w:p>
@@ -1842,16 +2155,22 @@
           <w:b/>
           <w:bCs/>
         </w:rPr>
-        <w:t xml:space="preserve">Accept</w:t>
-      </w:r>
-      <w:r>
-        <w:t xml:space="preserve">: all four fits converge; the summary table renders; LOPO likelihood</w:t>
-      </w:r>
-      <w:r>
-        <w:t xml:space="preserve"> </w:t>
-      </w:r>
-      <w:r>
-        <w:t xml:space="preserve">distinguishes the bias variants or states that it cannot.</w:t>
+        <w:t xml:space="preserve">Pitfalls</w:t>
+      </w:r>
+      <w:r>
+        <w:t xml:space="preserve">: identifiability of (c, σ_resp) scale — fix σ_resp’s prior scale from</w:t>
+      </w:r>
+      <w:r>
+        <w:t xml:space="preserve"> </w:t>
+      </w:r>
+      <w:r>
+        <w:t xml:space="preserve">the pilot (≈ 2 200 deficit units); lapse and threshold trade off at C1 — check the</w:t>
+      </w:r>
+      <w:r>
+        <w:t xml:space="preserve"> </w:t>
+      </w:r>
+      <w:r>
+        <w:t xml:space="preserve">recovery specifically at b.</w:t>
       </w:r>
     </w:p>
     <w:p>
@@ -1870,23 +2189,23 @@
         <w:t xml:space="preserve">Stop if</w:t>
       </w:r>
       <w:r>
-        <w:t xml:space="preserve">: the C1 cells misfit under both bias variants (systematic sign pattern</w:t>
-      </w:r>
-      <w:r>
-        <w:t xml:space="preserve"> </w:t>
-      </w:r>
-      <w:r>
-        <w:t xml:space="preserve">across criticalities) — that is the anticipation-leak question and needs review.</w:t>
+        <w:t xml:space="preserve">: recovery fails after two honest attempts — report the failure mode,</w:t>
+      </w:r>
+      <w:r>
+        <w:t xml:space="preserve"> </w:t>
+      </w:r>
+      <w:r>
+        <w:t xml:space="preserve">do not loosen the acceptance criterion.</w:t>
       </w:r>
     </w:p>
     <w:bookmarkEnd w:id="14"/>
-    <w:bookmarkStart w:id="15" w:name="Xbeb80fc684e59d248c2830b01171a26507f84a9"/>
+    <w:bookmarkStart w:id="15" w:name="X7012458fadcc0d15dc90995d0510793cebc8b3f"/>
     <w:p>
       <w:pPr>
         <w:pStyle w:val="Heading3"/>
       </w:pPr>
       <w:r>
-        <w:t xml:space="preserve">Card A.3 — the accumulator layer (review gate on its verdict)</w:t>
+        <w:t xml:space="preserve">Card A.2 — stage-1 hierarchical fit, both bias variants</w:t>
       </w:r>
     </w:p>
     <w:p>
@@ -1905,13 +2224,13 @@
         <w:t xml:space="preserve">Goal</w:t>
       </w:r>
       <w:r>
-        <w:t xml:space="preserve">: the pre-registered test: does time-integration close the within-scenario</w:t>
-      </w:r>
-      <w:r>
-        <w:t xml:space="preserve"> </w:t>
-      </w:r>
-      <w:r>
-        <w:t xml:space="preserve">gap?</w:t>
+        <w:t xml:space="preserve">: the population distribution of the boundary level, and the bias-model</w:t>
+      </w:r>
+      <w:r>
+        <w:t xml:space="preserve"> </w:t>
+      </w:r>
+      <w:r>
+        <w:t xml:space="preserve">decision.</w:t>
       </w:r>
     </w:p>
     <w:p>
@@ -1939,52 +2258,28 @@
         <w:rPr>
           <w:rStyle w:val="VerbatimChar"/>
         </w:rPr>
-        <w:t xml:space="preserve">replication/czb/fit_stage2.py</w:t>
-      </w:r>
-      <w:r>
-        <w:t xml:space="preserve">. Evidence = the per-frame deficit series</w:t>
-      </w:r>
-      <w:r>
-        <w:t xml:space="preserve"> </w:t>
-      </w:r>
-      <w:r>
-        <w:t xml:space="preserve">(not the running max) from</w:t>
-      </w:r>
-      <w:r>
-        <w:t xml:space="preserve"> </w:t>
-      </w:r>
-      <w:r>
-        <w:rPr>
-          <w:rStyle w:val="VerbatimChar"/>
-        </w:rPr>
-        <w:t xml:space="preserve">stimulus_field</w:t>
-      </w:r>
-      <w:r>
-        <w:t xml:space="preserve">; linear accumulator with gain and</w:t>
-      </w:r>
-      <w:r>
-        <w:t xml:space="preserve"> </w:t>
-      </w:r>
-      <w:r>
-        <w:t xml:space="preserve">noise, threshold from A.2’s c_i; P(crossed by clip end) per trial via the</w:t>
-      </w:r>
-      <w:r>
-        <w:t xml:space="preserve"> </w:t>
-      </w:r>
-      <w:r>
-        <w:t xml:space="preserve">closed-form Gaussian first-passage approximation or 200-path simulation per cell</w:t>
-      </w:r>
-      <w:r>
-        <w:t xml:space="preserve"> </w:t>
-      </w:r>
-      <w:r>
-        <w:t xml:space="preserve">(cells share stimuli, so simulate per cell, not per trial). Motor latency fixed at</w:t>
-      </w:r>
-      <w:r>
-        <w:t xml:space="preserve"> </w:t>
-      </w:r>
-      <w:r>
-        <w:t xml:space="preserve">0.25 s; sensitivity refits at 0.15 and 0.35 s.</w:t>
+        <w:t xml:space="preserve">replication/czb/fit_stage1.py</w:t>
+      </w:r>
+      <w:r>
+        <w:t xml:space="preserve">, reusing A.1’s model code on the real</w:t>
+      </w:r>
+      <w:r>
+        <w:t xml:space="preserve"> </w:t>
+      </w:r>
+      <w:r>
+        <w:t xml:space="preserve">trials. Fit all four combinations: {deficit axis, a_req axis} × {group-level b,</w:t>
+      </w:r>
+      <w:r>
+        <w:t xml:space="preserve"> </w:t>
+      </w:r>
+      <w:r>
+        <w:t xml:space="preserve">hierarchical b_i}. The ordered braking-expectation response enters as two nested</w:t>
+      </w:r>
+      <w:r>
+        <w:t xml:space="preserve"> </w:t>
+      </w:r>
+      <w:r>
+        <w:t xml:space="preserve">thresholds (fitting plan §2); both levels free per roadmap §0b.</w:t>
       </w:r>
     </w:p>
     <w:p>
@@ -2000,28 +2295,58 @@
           <w:b/>
           <w:bCs/>
         </w:rPr>
-        <w:t xml:space="preserve">Accept / decision rule (pre-stated)</w:t>
-      </w:r>
-      <w:r>
-        <w:t xml:space="preserve">: held-out (leave-one-criticality-out) RMSE</w:t>
-      </w:r>
-      <w:r>
-        <w:t xml:space="preserve"> </w:t>
-      </w:r>
-      <w:r>
-        <w:t xml:space="preserve">on the 18-cell surface ≤ 0.11 counts as closing the gap (the 2D state rule’s 0.120</w:t>
-      </w:r>
-      <w:r>
-        <w:t xml:space="preserve"> </w:t>
-      </w:r>
-      <w:r>
-        <w:t xml:space="preserve">and the design ceiling’s ~0.10 bracket the target); &gt; 0.13 counts as failure and</w:t>
-      </w:r>
-      <w:r>
-        <w:t xml:space="preserve"> </w:t>
-      </w:r>
-      <w:r>
-        <w:t xml:space="preserve">is reported as evidence against the framework per the assessment.</w:t>
+        <w:t xml:space="preserve">Report</w:t>
+      </w:r>
+      <w:r>
+        <w:t xml:space="preserve"> </w:t>
+      </w:r>
+      <w:r>
+        <w:t xml:space="preserve">(</w:t>
+      </w:r>
+      <w:r>
+        <w:rPr>
+          <w:rStyle w:val="VerbatimChar"/>
+        </w:rPr>
+        <w:t xml:space="preserve">replication/czb/out/stage1_summary.md</w:t>
+      </w:r>
+      <w:r>
+        <w:t xml:space="preserve">): population μ, σ with SEs;</w:t>
+      </w:r>
+      <w:r>
+        <w:t xml:space="preserve"> </w:t>
+      </w:r>
+      <w:r>
+        <w:t xml:space="preserve">percentile table (50–95 in steps of 5) of the population distribution with CIs;</w:t>
+      </w:r>
+      <w:r>
+        <w:t xml:space="preserve"> </w:t>
+      </w:r>
+      <w:r>
+        <w:t xml:space="preserve">held-out log-likelihood (leave-one-participant-out, 43 folds); posterior predictive</w:t>
+      </w:r>
+      <w:r>
+        <w:t xml:space="preserve"> </w:t>
+      </w:r>
+      <w:r>
+        <w:t xml:space="preserve">P(intervene) per C1 cell against observed; fitted comfort and dread levels</w:t>
+      </w:r>
+      <w:r>
+        <w:t xml:space="preserve"> </w:t>
+      </w:r>
+      <w:r>
+        <w:t xml:space="preserve">translated to a_allowed units and to steady-following THW at 20 m/s via</w:t>
+      </w:r>
+      <w:r>
+        <w:t xml:space="preserve"> </w:t>
+      </w:r>
+      <w:r>
+        <w:rPr>
+          <w:rStyle w:val="VerbatimChar"/>
+        </w:rPr>
+        <w:t xml:space="preserve">comfortzone.field.critical_thw</w:t>
+      </w:r>
+      <w:r>
+        <w:t xml:space="preserve">.</w:t>
       </w:r>
     </w:p>
     <w:p>
@@ -2037,26 +2362,207 @@
           <w:b/>
           <w:bCs/>
         </w:rPr>
+        <w:t xml:space="preserve">Accept</w:t>
+      </w:r>
+      <w:r>
+        <w:t xml:space="preserve">: all four fits converge; the summary table renders; LOPO likelihood</w:t>
+      </w:r>
+      <w:r>
+        <w:t xml:space="preserve"> </w:t>
+      </w:r>
+      <w:r>
+        <w:t xml:space="preserve">distinguishes the bias variants or states that it cannot.</w:t>
+      </w:r>
+    </w:p>
+    <w:p>
+      <w:pPr>
+        <w:pStyle w:val="Compact"/>
+        <w:numPr>
+          <w:ilvl w:val="0"/>
+          <w:numId w:val="1009"/>
+        </w:numPr>
+      </w:pPr>
+      <w:r>
+        <w:rPr>
+          <w:b/>
+          <w:bCs/>
+        </w:rPr>
         <w:t xml:space="preserve">Stop if</w:t>
       </w:r>
       <w:r>
-        <w:t xml:space="preserve">: the fitted gain wants to be so large the accumulator degenerates to</w:t>
-      </w:r>
-      <w:r>
-        <w:t xml:space="preserve"> </w:t>
-      </w:r>
-      <w:r>
-        <w:t xml:space="preserve">the static threshold — report, since that itself answers the question.</w:t>
+        <w:t xml:space="preserve">: the C1 cells misfit under both bias variants (systematic sign pattern</w:t>
+      </w:r>
+      <w:r>
+        <w:t xml:space="preserve"> </w:t>
+      </w:r>
+      <w:r>
+        <w:t xml:space="preserve">across criticalities) — that is the anticipation-leak question and needs review.</w:t>
       </w:r>
     </w:p>
     <w:bookmarkEnd w:id="15"/>
-    <w:bookmarkStart w:id="16" w:name="card-a.4-button-side-validation"/>
+    <w:bookmarkStart w:id="16" w:name="Xbeb80fc684e59d248c2830b01171a26507f84a9"/>
     <w:p>
       <w:pPr>
         <w:pStyle w:val="Heading3"/>
       </w:pPr>
       <w:r>
-        <w:t xml:space="preserve">Card A.4 — button-side validation</w:t>
+        <w:t xml:space="preserve">Card A.3 — the accumulator layer (review gate on its verdict)</w:t>
+      </w:r>
+    </w:p>
+    <w:p>
+      <w:pPr>
+        <w:pStyle w:val="FirstParagraph"/>
+      </w:pPr>
+      <w:r>
+        <w:rPr>
+          <w:i/>
+          <w:iCs/>
+        </w:rPr>
+        <w:t xml:space="preserve">[Verdict recorded 2026-08-27 at review gate R.1:</w:t>
+      </w:r>
+      <w:r>
+        <w:rPr>
+          <w:i/>
+          <w:iCs/>
+        </w:rPr>
+        <w:t xml:space="preserve"> </w:t>
+      </w:r>
+      <w:r>
+        <w:rPr>
+          <w:b/>
+          <w:bCs/>
+          <w:i/>
+          <w:iCs/>
+        </w:rPr>
+        <w:t xml:space="preserve">FAIL</w:t>
+      </w:r>
+      <w:r>
+        <w:rPr>
+          <w:i/>
+          <w:iCs/>
+        </w:rPr>
+        <w:t xml:space="preserve">, final and quotable. The</w:t>
+      </w:r>
+      <w:r>
+        <w:rPr>
+          <w:i/>
+          <w:iCs/>
+        </w:rPr>
+        <w:t xml:space="preserve"> </w:t>
+      </w:r>
+      <w:r>
+        <w:rPr>
+          <w:i/>
+          <w:iCs/>
+        </w:rPr>
+        <w:t xml:space="preserve">gate repaired two diagnosed misspecifications (v2: noise gated at manoeuvre onset;</w:t>
+      </w:r>
+      <w:r>
+        <w:rPr>
+          <w:i/>
+          <w:iCs/>
+        </w:rPr>
+        <w:t xml:space="preserve"> </w:t>
+      </w:r>
+      <w:r>
+        <w:rPr>
+          <w:i/>
+          <w:iCs/>
+        </w:rPr>
+        <w:t xml:space="preserve">v3: a free trial-level threshold spread, the analogue of stage 1’s σ_resp), verified</w:t>
+      </w:r>
+      <w:r>
+        <w:rPr>
+          <w:i/>
+          <w:iCs/>
+        </w:rPr>
+        <w:t xml:space="preserve"> </w:t>
+      </w:r>
+      <w:r>
+        <w:rPr>
+          <w:i/>
+          <w:iCs/>
+        </w:rPr>
+        <w:t xml:space="preserve">v2’s degenerate optimum was global (</w:t>
+      </w:r>
+      <w:r>
+        <w:rPr>
+          <w:rStyle w:val="VerbatimChar"/>
+          <w:i/>
+          <w:iCs/>
+        </w:rPr>
+        <w:t xml:space="preserve">fit_stage2.py --scan</w:t>
+      </w:r>
+      <w:r>
+        <w:rPr>
+          <w:i/>
+          <w:iCs/>
+        </w:rPr>
+        <w:t xml:space="preserve">), and pre-committed to v3</w:t>
+      </w:r>
+      <w:r>
+        <w:rPr>
+          <w:i/>
+          <w:iCs/>
+        </w:rPr>
+        <w:t xml:space="preserve"> </w:t>
+      </w:r>
+      <w:r>
+        <w:rPr>
+          <w:i/>
+          <w:iCs/>
+        </w:rPr>
+        <w:t xml:space="preserve">as the last iteration. v3: in-sample 0.178 vs the static probit’s 0.125; held-out</w:t>
+      </w:r>
+      <w:r>
+        <w:rPr>
+          <w:i/>
+          <w:iCs/>
+        </w:rPr>
+        <w:t xml:space="preserve"> </w:t>
+      </w:r>
+      <w:r>
+        <w:rPr>
+          <w:i/>
+          <w:iCs/>
+        </w:rPr>
+        <w:t xml:space="preserve">0.267 against the ≤ 0.11 / &gt; 0.13 rule. Structural cause in</w:t>
+      </w:r>
+      <w:r>
+        <w:rPr>
+          <w:i/>
+          <w:iCs/>
+        </w:rPr>
+        <w:t xml:space="preserve"> </w:t>
+      </w:r>
+      <w:r>
+        <w:rPr>
+          <w:rStyle w:val="VerbatimChar"/>
+          <w:i/>
+          <w:iCs/>
+        </w:rPr>
+        <w:t xml:space="preserve">out/stage2_summary.md</w:t>
+      </w:r>
+      <w:r>
+        <w:rPr>
+          <w:i/>
+          <w:iCs/>
+        </w:rPr>
+        <w:t xml:space="preserve">.</w:t>
+      </w:r>
+      <w:r>
+        <w:rPr>
+          <w:i/>
+          <w:iCs/>
+        </w:rPr>
+        <w:t xml:space="preserve"> </w:t>
+      </w:r>
+      <w:r>
+        <w:rPr>
+          <w:i/>
+          <w:iCs/>
+        </w:rPr>
+        <w:t xml:space="preserve">Do not re-run this card; the accumulator question is closed for this stimulus set.]</w:t>
       </w:r>
     </w:p>
     <w:p>
@@ -2075,13 +2581,13 @@
         <w:t xml:space="preserve">Goal</w:t>
       </w:r>
       <w:r>
-        <w:t xml:space="preserve">: predict the press-time densities from the Random-fitted model with one</w:t>
-      </w:r>
-      <w:r>
-        <w:t xml:space="preserve"> </w:t>
-      </w:r>
-      <w:r>
-        <w:t xml:space="preserve">paradigm shift.</w:t>
+        <w:t xml:space="preserve">: the pre-registered test: does time-integration close the within-scenario</w:t>
+      </w:r>
+      <w:r>
+        <w:t xml:space="preserve"> </w:t>
+      </w:r>
+      <w:r>
+        <w:t xml:space="preserve">gap?</w:t>
       </w:r>
     </w:p>
     <w:p>
@@ -2109,13 +2615,16 @@
         <w:rPr>
           <w:rStyle w:val="VerbatimChar"/>
         </w:rPr>
-        <w:t xml:space="preserve">replication/czb/validate_button.py</w:t>
-      </w:r>
-      <w:r>
-        <w:t xml:space="preserve"> </w:t>
-      </w:r>
-      <w:r>
-        <w:t xml:space="preserve">on</w:t>
+        <w:t xml:space="preserve">replication/czb/fit_stage2.py</w:t>
+      </w:r>
+      <w:r>
+        <w:t xml:space="preserve">. Evidence = the per-frame deficit series</w:t>
+      </w:r>
+      <w:r>
+        <w:t xml:space="preserve"> </w:t>
+      </w:r>
+      <w:r>
+        <w:t xml:space="preserve">(not the running max) from</w:t>
       </w:r>
       <w:r>
         <w:t xml:space="preserve"> </w:t>
@@ -2124,34 +2633,34 @@
         <w:rPr>
           <w:rStyle w:val="VerbatimChar"/>
         </w:rPr>
-        <w:t xml:space="preserve">czb_data.button_cutin_trials()</w:t>
-      </w:r>
-      <w:r>
-        <w:t xml:space="preserve">. Fit δ once as a threshold shift and once as a</w:t>
-      </w:r>
-      <w:r>
-        <w:t xml:space="preserve"> </w:t>
-      </w:r>
-      <w:r>
-        <w:t xml:space="preserve">gain shift; compare predicted vs observed press-time distributions per criticality</w:t>
-      </w:r>
-      <w:r>
-        <w:t xml:space="preserve"> </w:t>
-      </w:r>
-      <w:r>
-        <w:t xml:space="preserve">(QQ plots to</w:t>
-      </w:r>
-      <w:r>
-        <w:t xml:space="preserve"> </w:t>
-      </w:r>
-      <w:r>
-        <w:rPr>
-          <w:rStyle w:val="VerbatimChar"/>
-        </w:rPr>
-        <w:t xml:space="preserve">figures/</w:t>
-      </w:r>
-      <w:r>
-        <w:t xml:space="preserve">, one page) and report which shape fits.</w:t>
+        <w:t xml:space="preserve">stimulus_field</w:t>
+      </w:r>
+      <w:r>
+        <w:t xml:space="preserve">; linear accumulator with gain and</w:t>
+      </w:r>
+      <w:r>
+        <w:t xml:space="preserve"> </w:t>
+      </w:r>
+      <w:r>
+        <w:t xml:space="preserve">noise, threshold from A.2’s c_i; P(crossed by clip end) per trial via the</w:t>
+      </w:r>
+      <w:r>
+        <w:t xml:space="preserve"> </w:t>
+      </w:r>
+      <w:r>
+        <w:t xml:space="preserve">closed-form Gaussian first-passage approximation or 200-path simulation per cell</w:t>
+      </w:r>
+      <w:r>
+        <w:t xml:space="preserve"> </w:t>
+      </w:r>
+      <w:r>
+        <w:t xml:space="preserve">(cells share stimuli, so simulate per cell, not per trial). Motor latency fixed at</w:t>
+      </w:r>
+      <w:r>
+        <w:t xml:space="preserve"> </w:t>
+      </w:r>
+      <w:r>
+        <w:t xml:space="preserve">0.25 s; sensitivity refits at 0.15 and 0.35 s.</w:t>
       </w:r>
     </w:p>
     <w:p>
@@ -2167,26 +2676,63 @@
           <w:b/>
           <w:bCs/>
         </w:rPr>
-        <w:t xml:space="preserve">Accept</w:t>
-      </w:r>
-      <w:r>
-        <w:t xml:space="preserve">: the documented cross-paradigm excess (+0.26 at TTC6) is reproduced by</w:t>
-      </w:r>
-      <w:r>
-        <w:t xml:space="preserve"> </w:t>
-      </w:r>
-      <w:r>
-        <w:t xml:space="preserve">the shifted model within 0.05 at the fixed-clip checkpoints.</w:t>
+        <w:t xml:space="preserve">Accept / decision rule (pre-stated)</w:t>
+      </w:r>
+      <w:r>
+        <w:t xml:space="preserve">: held-out (leave-one-criticality-out) RMSE</w:t>
+      </w:r>
+      <w:r>
+        <w:t xml:space="preserve"> </w:t>
+      </w:r>
+      <w:r>
+        <w:t xml:space="preserve">on the 18-cell surface ≤ 0.11 counts as closing the gap (the 2D state rule’s 0.120</w:t>
+      </w:r>
+      <w:r>
+        <w:t xml:space="preserve"> </w:t>
+      </w:r>
+      <w:r>
+        <w:t xml:space="preserve">and the design ceiling’s ~0.10 bracket the target); &gt; 0.13 counts as failure and</w:t>
+      </w:r>
+      <w:r>
+        <w:t xml:space="preserve"> </w:t>
+      </w:r>
+      <w:r>
+        <w:t xml:space="preserve">is reported as evidence against the framework per the assessment.</w:t>
+      </w:r>
+    </w:p>
+    <w:p>
+      <w:pPr>
+        <w:pStyle w:val="Compact"/>
+        <w:numPr>
+          <w:ilvl w:val="0"/>
+          <w:numId w:val="1010"/>
+        </w:numPr>
+      </w:pPr>
+      <w:r>
+        <w:rPr>
+          <w:b/>
+          <w:bCs/>
+        </w:rPr>
+        <w:t xml:space="preserve">Stop if</w:t>
+      </w:r>
+      <w:r>
+        <w:t xml:space="preserve">: the fitted gain wants to be so large the accumulator degenerates to</w:t>
+      </w:r>
+      <w:r>
+        <w:t xml:space="preserve"> </w:t>
+      </w:r>
+      <w:r>
+        <w:t xml:space="preserve">the static threshold — report, since that itself answers the question.</w:t>
       </w:r>
     </w:p>
     <w:bookmarkEnd w:id="16"/>
-    <w:bookmarkStart w:id="17" w:name="Xe9b12db9ccf940c2e98352feae798e2c271a525"/>
+    <w:bookmarkStart w:id="17" w:name="card-a.4-button-side-validation"/>
     <w:p>
       <w:pPr>
         <w:pStyle w:val="Heading3"/>
       </w:pPr>
       <w:r>
-        <w:t xml:space="preserve">Cards B.1–B.3 — transfer-scenario field constructions</w:t>
+        <w:t xml:space="preserve">Card A.4 — button-side validation</w:t>
       </w:r>
     </w:p>
     <w:p>
@@ -2194,109 +2740,81 @@
         <w:pStyle w:val="FirstParagraph"/>
       </w:pPr>
       <w:r>
-        <w:t xml:space="preserve">Template for each: a loader in</w:t>
-      </w:r>
-      <w:r>
-        <w:t xml:space="preserve"> </w:t>
-      </w:r>
-      <w:r>
-        <w:rPr>
-          <w:rStyle w:val="VerbatimChar"/>
-        </w:rPr>
-        <w:t xml:space="preserve">src/comfortzone/&lt;scenario&gt;.py</w:t>
-      </w:r>
-      <w:r>
-        <w:t xml:space="preserve"> </w:t>
-      </w:r>
-      <w:r>
-        <w:t xml:space="preserve">following</w:t>
-      </w:r>
-      <w:r>
-        <w:t xml:space="preserve"> </w:t>
-      </w:r>
-      <w:r>
-        <w:rPr>
-          <w:rStyle w:val="VerbatimChar"/>
-        </w:rPr>
-        <w:t xml:space="preserve">cutin.py</w:t>
-      </w:r>
-      <w:r>
-        <w:t xml:space="preserve">’s</w:t>
-      </w:r>
-      <w:r>
-        <w:t xml:space="preserve"> </w:t>
-      </w:r>
-      <w:r>
-        <w:t xml:space="preserve">structure (role assignment appropriate to the scenario —</w:t>
-      </w:r>
-      <w:r>
-        <w:t xml:space="preserve"> </w:t>
-      </w:r>
-      <w:r>
-        <w:rPr>
-          <w:b/>
-          <w:bCs/>
-        </w:rPr>
-        <w:t xml:space="preserve">by instructed vehicle, not</w:t>
-      </w:r>
-      <w:r>
-        <w:rPr>
-          <w:b/>
-          <w:bCs/>
-        </w:rPr>
-        <w:t xml:space="preserve"> </w:t>
-      </w:r>
-      <w:r>
-        <w:rPr>
-          <w:b/>
-          <w:bCs/>
-        </w:rPr>
-        <w:t xml:space="preserve">lateral span</w:t>
-      </w:r>
-      <w:r>
-        <w:t xml:space="preserve">), a field check script in</w:t>
-      </w:r>
-      <w:r>
-        <w:t xml:space="preserve"> </w:t>
-      </w:r>
-      <w:r>
-        <w:rPr>
-          <w:rStyle w:val="VerbatimChar"/>
-        </w:rPr>
-        <w:t xml:space="preserve">replication/czb/</w:t>
-      </w:r>
-      <w:r>
-        <w:t xml:space="preserve"> </w:t>
-      </w:r>
-      <w:r>
-        <w:t xml:space="preserve">producing a</w:t>
-      </w:r>
-      <w:r>
-        <w:t xml:space="preserve"> </w:t>
-      </w:r>
-      <w:r>
-        <w:t xml:space="preserve">per-criticality deficit figure, property tests, and the PS-versus-field correlation</w:t>
-      </w:r>
-      <w:r>
-        <w:t xml:space="preserve"> </w:t>
-      </w:r>
-      <w:r>
-        <w:t xml:space="preserve">(the</w:t>
-      </w:r>
-      <w:r>
-        <w:t xml:space="preserve"> </w:t>
-      </w:r>
-      <w:r>
-        <w:rPr>
-          <w:rStyle w:val="VerbatimChar"/>
-        </w:rPr>
-        <w:t xml:space="preserve">ps_vs_field.py</w:t>
-      </w:r>
-      <w:r>
-        <w:t xml:space="preserve"> </w:t>
-      </w:r>
-      <w:r>
-        <w:t xml:space="preserve">pattern) as the acceptance readout.</w:t>
+        <w:rPr>
+          <w:i/>
+          <w:iCs/>
+        </w:rPr>
+        <w:t xml:space="preserve">[Re-run 2026-08-27 at review gate R.1 under the final (v3) accumulator: still FAIL</w:t>
+      </w:r>
+      <w:r>
+        <w:rPr>
+          <w:i/>
+          <w:iCs/>
+        </w:rPr>
+        <w:t xml:space="preserve"> </w:t>
+      </w:r>
+      <w:r>
+        <w:rPr>
+          <w:i/>
+          <w:iCs/>
+        </w:rPr>
+        <w:t xml:space="preserve">(worst checkpoint discrepancy 0.310), attributable to the accumulator’s recorded A.3</w:t>
+      </w:r>
+      <w:r>
+        <w:rPr>
+          <w:i/>
+          <w:iCs/>
+        </w:rPr>
+        <w:t xml:space="preserve"> </w:t>
+      </w:r>
+      <w:r>
+        <w:rPr>
+          <w:i/>
+          <w:iCs/>
+        </w:rPr>
+        <w:t xml:space="preserve">inadequacy. What survives: the paradigm effect’s direction (earlier pressing in</w:t>
+      </w:r>
+      <w:r>
+        <w:rPr>
+          <w:i/>
+          <w:iCs/>
+        </w:rPr>
+        <w:t xml:space="preserve"> </w:t>
+      </w:r>
+      <w:r>
+        <w:rPr>
+          <w:i/>
+          <w:iCs/>
+        </w:rPr>
+        <w:t xml:space="preserve">Button) is confirmed; the level-versus-rate form is NOT distinguished (both shifts</w:t>
+      </w:r>
+      <w:r>
+        <w:rPr>
+          <w:i/>
+          <w:iCs/>
+        </w:rPr>
+        <w:t xml:space="preserve"> </w:t>
+      </w:r>
+      <w:r>
+        <w:rPr>
+          <w:i/>
+          <w:iCs/>
+        </w:rPr>
+        <w:t xml:space="preserve">reach RMSE 0.163), so handbook ch. 11 decision 3 stays open. Do not re-run without a</w:t>
+      </w:r>
+      <w:r>
+        <w:rPr>
+          <w:i/>
+          <w:iCs/>
+        </w:rPr>
+        <w:t xml:space="preserve"> </w:t>
+      </w:r>
+      <w:r>
+        <w:rPr>
+          <w:i/>
+          <w:iCs/>
+        </w:rPr>
+        <w:t xml:space="preserve">new response model.]</w:t>
       </w:r>
     </w:p>
     <w:p>
@@ -2312,43 +2830,16 @@
           <w:b/>
           <w:bCs/>
         </w:rPr>
-        <w:t xml:space="preserve">B.1 cyclist overtake</w:t>
-      </w:r>
-      <w:r>
-        <w:t xml:space="preserve"> </w:t>
-      </w:r>
-      <w:r>
-        <w:t xml:space="preserve">(first): ego closes on a cyclist in lane; rear-end field</w:t>
-      </w:r>
-      <w:r>
-        <w:t xml:space="preserve"> </w:t>
-      </w:r>
-      <w:r>
-        <w:t xml:space="preserve">nearly unchanged; criticality = lateral clearance 0.5/1/1.5 m, so the lateral term</w:t>
-      </w:r>
-      <w:r>
-        <w:t xml:space="preserve"> </w:t>
-      </w:r>
-      <w:r>
-        <w:t xml:space="preserve">matters — use the actual clearance in</w:t>
-      </w:r>
-      <w:r>
-        <w:t xml:space="preserve"> </w:t>
-      </w:r>
-      <w:r>
-        <w:rPr>
-          <w:rStyle w:val="VerbatimChar"/>
-        </w:rPr>
-        <w:t xml:space="preserve">dy</w:t>
-      </w:r>
-      <w:r>
-        <w:t xml:space="preserve">, widths from the trace (cyclist ≈ 0.6 m).</w:t>
-      </w:r>
-      <w:r>
-        <w:t xml:space="preserve"> </w:t>
-      </w:r>
-      <w:r>
-        <w:t xml:space="preserve">Accept: deficit ordered by clearance at C2–C5; cell-level PS Spearman ρ reported.</w:t>
+        <w:t xml:space="preserve">Goal</w:t>
+      </w:r>
+      <w:r>
+        <w:t xml:space="preserve">: predict the press-time densities from the Random-fitted model with one</w:t>
+      </w:r>
+      <w:r>
+        <w:t xml:space="preserve"> </w:t>
+      </w:r>
+      <w:r>
+        <w:t xml:space="preserve">paradigm shift.</w:t>
       </w:r>
     </w:p>
     <w:p>
@@ -2364,56 +2855,61 @@
           <w:b/>
           <w:bCs/>
         </w:rPr>
-        <w:t xml:space="preserve">B.2 truck overtake / truck lateral</w:t>
-      </w:r>
-      <w:r>
-        <w:t xml:space="preserve">: ego passes a truck with clearance variants;</w:t>
-      </w:r>
-      <w:r>
-        <w:t xml:space="preserve"> </w:t>
-      </w:r>
-      <w:r>
-        <w:t xml:space="preserve">the conflict is lateral, so P_lane runs on the</w:t>
-      </w:r>
-      <w:r>
-        <w:t xml:space="preserve"> </w:t>
-      </w:r>
-      <w:r>
-        <w:rPr>
-          <w:i/>
-          <w:iCs/>
-        </w:rPr>
-        <w:t xml:space="preserve">lateral closing</w:t>
-      </w:r>
-      <w:r>
-        <w:t xml:space="preserve"> </w:t>
-      </w:r>
-      <w:r>
-        <w:t xml:space="preserve">induced by the</w:t>
-      </w:r>
-      <w:r>
-        <w:t xml:space="preserve"> </w:t>
-      </w:r>
-      <w:r>
-        <w:t xml:space="preserve">truck’s drift (</w:t>
+        <w:t xml:space="preserve">Build</w:t>
+      </w:r>
+      <w:r>
+        <w:t xml:space="preserve">:</w:t>
+      </w:r>
+      <w:r>
+        <w:t xml:space="preserve"> </w:t>
       </w:r>
       <w:r>
         <w:rPr>
           <w:rStyle w:val="VerbatimChar"/>
         </w:rPr>
-        <w:t xml:space="preserve">truck_lateral_movement</w:t>
-      </w:r>
-      <w:r>
-        <w:t xml:space="preserve"> </w:t>
-      </w:r>
-      <w:r>
-        <w:t xml:space="preserve">traces) and the clearance term carries the</w:t>
-      </w:r>
-      <w:r>
-        <w:t xml:space="preserve"> </w:t>
-      </w:r>
-      <w:r>
-        <w:t xml:space="preserve">statics. Accept: same criteria; also record whether the zero-deficit issue appears.</w:t>
+        <w:t xml:space="preserve">replication/czb/validate_button.py</w:t>
+      </w:r>
+      <w:r>
+        <w:t xml:space="preserve"> </w:t>
+      </w:r>
+      <w:r>
+        <w:t xml:space="preserve">on</w:t>
+      </w:r>
+      <w:r>
+        <w:t xml:space="preserve"> </w:t>
+      </w:r>
+      <w:r>
+        <w:rPr>
+          <w:rStyle w:val="VerbatimChar"/>
+        </w:rPr>
+        <w:t xml:space="preserve">czb_data.button_cutin_trials()</w:t>
+      </w:r>
+      <w:r>
+        <w:t xml:space="preserve">. Fit δ once as a threshold shift and once as a</w:t>
+      </w:r>
+      <w:r>
+        <w:t xml:space="preserve"> </w:t>
+      </w:r>
+      <w:r>
+        <w:t xml:space="preserve">gain shift; compare predicted vs observed press-time distributions per criticality</w:t>
+      </w:r>
+      <w:r>
+        <w:t xml:space="preserve"> </w:t>
+      </w:r>
+      <w:r>
+        <w:t xml:space="preserve">(QQ plots to</w:t>
+      </w:r>
+      <w:r>
+        <w:t xml:space="preserve"> </w:t>
+      </w:r>
+      <w:r>
+        <w:rPr>
+          <w:rStyle w:val="VerbatimChar"/>
+        </w:rPr>
+        <w:t xml:space="preserve">figures/</w:t>
+      </w:r>
+      <w:r>
+        <w:t xml:space="preserve">, one page) and report which shape fits.</w:t>
       </w:r>
     </w:p>
     <w:p>
@@ -2429,96 +2925,136 @@
           <w:b/>
           <w:bCs/>
         </w:rPr>
-        <w:t xml:space="preserve">B.3 LTAP</w:t>
-      </w:r>
-      <w:r>
-        <w:t xml:space="preserve">: crossing geometry. Build arrival-time separation at the conflict</w:t>
-      </w:r>
-      <w:r>
-        <w:t xml:space="preserve"> </w:t>
-      </w:r>
-      <w:r>
-        <w:t xml:space="preserve">zone (the intersection scenario’s construction): compute each vehicle’s time to the</w:t>
-      </w:r>
-      <w:r>
-        <w:t xml:space="preserve"> </w:t>
-      </w:r>
-      <w:r>
-        <w:t xml:space="preserve">crossing-region entry/exit from the traces, and gate the collision/safety terms by</w:t>
-      </w:r>
-      <w:r>
-        <w:t xml:space="preserve"> </w:t>
-      </w:r>
-      <w:r>
-        <w:t xml:space="preserve">predicted co-occupancy (the P_lane idea with lateral overlap replaced by zone</w:t>
-      </w:r>
-      <w:r>
-        <w:t xml:space="preserve"> </w:t>
-      </w:r>
-      <w:r>
-        <w:t xml:space="preserve">co-occupancy). This card has real design content —</w:t>
-      </w:r>
-      <w:r>
-        <w:t xml:space="preserve"> </w:t>
-      </w:r>
-      <w:r>
-        <w:rPr>
-          <w:b/>
-          <w:bCs/>
-        </w:rPr>
-        <w:t xml:space="preserve">write the construction note</w:t>
-      </w:r>
-      <w:r>
-        <w:rPr>
-          <w:b/>
-          <w:bCs/>
-        </w:rPr>
-        <w:t xml:space="preserve"> </w:t>
-      </w:r>
-      <w:r>
-        <w:rPr>
-          <w:b/>
-          <w:bCs/>
-        </w:rPr>
-        <w:t xml:space="preserve">first (1 page, the lane-entry-note pattern) and get it reviewed before coding</w:t>
-      </w:r>
-      <w:r>
-        <w:t xml:space="preserve">.</w:t>
-      </w:r>
-    </w:p>
-    <w:p>
-      <w:pPr>
-        <w:pStyle w:val="Compact"/>
-        <w:numPr>
-          <w:ilvl w:val="0"/>
-          <w:numId w:val="1011"/>
-        </w:numPr>
-      </w:pPr>
-      <w:r>
-        <w:rPr>
-          <w:b/>
-          <w:bCs/>
-        </w:rPr>
-        <w:t xml:space="preserve">Stop for all three if</w:t>
-      </w:r>
-      <w:r>
-        <w:t xml:space="preserve">: a trace family’s geometry does not fit the template</w:t>
-      </w:r>
-      <w:r>
-        <w:t xml:space="preserve"> </w:t>
-      </w:r>
-      <w:r>
-        <w:t xml:space="preserve">(e.g. missing vehicle, broken dimensions beyond the documented truck case).</w:t>
+        <w:t xml:space="preserve">Accept</w:t>
+      </w:r>
+      <w:r>
+        <w:t xml:space="preserve">: the documented cross-paradigm excess (+0.26 at TTC6) is reproduced by</w:t>
+      </w:r>
+      <w:r>
+        <w:t xml:space="preserve"> </w:t>
+      </w:r>
+      <w:r>
+        <w:t xml:space="preserve">the shifted model within 0.05 at the fixed-clip checkpoints.</w:t>
       </w:r>
     </w:p>
     <w:bookmarkEnd w:id="17"/>
-    <w:bookmarkStart w:id="18" w:name="X2e740bdde0311d32c80d142a3abf565c10676ee"/>
+    <w:bookmarkStart w:id="18" w:name="Xe9b12db9ccf940c2e98352feae798e2c271a525"/>
     <w:p>
       <w:pPr>
         <w:pStyle w:val="Heading3"/>
       </w:pPr>
       <w:r>
-        <w:t xml:space="preserve">Card B.4 — the transfer test (review gate; do not run before A.3 and B.1–B.3)</w:t>
+        <w:t xml:space="preserve">Cards B.1–B.3 — transfer-scenario field constructions</w:t>
+      </w:r>
+    </w:p>
+    <w:p>
+      <w:pPr>
+        <w:pStyle w:val="FirstParagraph"/>
+      </w:pPr>
+      <w:r>
+        <w:t xml:space="preserve">Template for each: a loader in</w:t>
+      </w:r>
+      <w:r>
+        <w:t xml:space="preserve"> </w:t>
+      </w:r>
+      <w:r>
+        <w:rPr>
+          <w:rStyle w:val="VerbatimChar"/>
+        </w:rPr>
+        <w:t xml:space="preserve">src/comfortzone/&lt;scenario&gt;.py</w:t>
+      </w:r>
+      <w:r>
+        <w:t xml:space="preserve"> </w:t>
+      </w:r>
+      <w:r>
+        <w:t xml:space="preserve">following</w:t>
+      </w:r>
+      <w:r>
+        <w:t xml:space="preserve"> </w:t>
+      </w:r>
+      <w:r>
+        <w:rPr>
+          <w:rStyle w:val="VerbatimChar"/>
+        </w:rPr>
+        <w:t xml:space="preserve">cutin.py</w:t>
+      </w:r>
+      <w:r>
+        <w:t xml:space="preserve">’s</w:t>
+      </w:r>
+      <w:r>
+        <w:t xml:space="preserve"> </w:t>
+      </w:r>
+      <w:r>
+        <w:t xml:space="preserve">structure (role assignment appropriate to the scenario —</w:t>
+      </w:r>
+      <w:r>
+        <w:t xml:space="preserve"> </w:t>
+      </w:r>
+      <w:r>
+        <w:rPr>
+          <w:b/>
+          <w:bCs/>
+        </w:rPr>
+        <w:t xml:space="preserve">by instructed vehicle, not</w:t>
+      </w:r>
+      <w:r>
+        <w:rPr>
+          <w:b/>
+          <w:bCs/>
+        </w:rPr>
+        <w:t xml:space="preserve"> </w:t>
+      </w:r>
+      <w:r>
+        <w:rPr>
+          <w:b/>
+          <w:bCs/>
+        </w:rPr>
+        <w:t xml:space="preserve">lateral span</w:t>
+      </w:r>
+      <w:r>
+        <w:t xml:space="preserve">), a field check script in</w:t>
+      </w:r>
+      <w:r>
+        <w:t xml:space="preserve"> </w:t>
+      </w:r>
+      <w:r>
+        <w:rPr>
+          <w:rStyle w:val="VerbatimChar"/>
+        </w:rPr>
+        <w:t xml:space="preserve">replication/czb/</w:t>
+      </w:r>
+      <w:r>
+        <w:t xml:space="preserve"> </w:t>
+      </w:r>
+      <w:r>
+        <w:t xml:space="preserve">producing a</w:t>
+      </w:r>
+      <w:r>
+        <w:t xml:space="preserve"> </w:t>
+      </w:r>
+      <w:r>
+        <w:t xml:space="preserve">per-criticality deficit figure, property tests, and the PS-versus-field correlation</w:t>
+      </w:r>
+      <w:r>
+        <w:t xml:space="preserve"> </w:t>
+      </w:r>
+      <w:r>
+        <w:t xml:space="preserve">(the</w:t>
+      </w:r>
+      <w:r>
+        <w:t xml:space="preserve"> </w:t>
+      </w:r>
+      <w:r>
+        <w:rPr>
+          <w:rStyle w:val="VerbatimChar"/>
+        </w:rPr>
+        <w:t xml:space="preserve">ps_vs_field.py</w:t>
+      </w:r>
+      <w:r>
+        <w:t xml:space="preserve"> </w:t>
+      </w:r>
+      <w:r>
+        <w:t xml:space="preserve">pattern) as the acceptance readout.</w:t>
       </w:r>
     </w:p>
     <w:p>
@@ -2530,31 +3066,47 @@
         </w:numPr>
       </w:pPr>
       <w:r>
-        <w:t xml:space="preserve">Fit on cut-in only (A.2/A.3 configuration frozen); predict each transfer scenario’s</w:t>
-      </w:r>
-      <w:r>
-        <w:t xml:space="preserve"> </w:t>
-      </w:r>
-      <w:r>
-        <w:t xml:space="preserve">response surface with no refit. Primary: no per-scenario shift. Secondary: one</w:t>
-      </w:r>
-      <w:r>
-        <w:t xml:space="preserve"> </w:t>
-      </w:r>
-      <w:r>
-        <w:t xml:space="preserve">instruction shift per scenario. Comparators on identical folds: per-scenario 2D</w:t>
-      </w:r>
-      <w:r>
-        <w:t xml:space="preserve"> </w:t>
-      </w:r>
-      <w:r>
-        <w:t xml:space="preserve">state rules (1/TTC-analogue + the scenario’s own second observable), and — once</w:t>
-      </w:r>
-      <w:r>
-        <w:t xml:space="preserve"> </w:t>
-      </w:r>
-      <w:r>
-        <w:t xml:space="preserve">specified with Jonas — the elliptical joint on the same observables.</w:t>
+        <w:rPr>
+          <w:b/>
+          <w:bCs/>
+        </w:rPr>
+        <w:t xml:space="preserve">B.1 cyclist overtake</w:t>
+      </w:r>
+      <w:r>
+        <w:t xml:space="preserve"> </w:t>
+      </w:r>
+      <w:r>
+        <w:t xml:space="preserve">(first): ego closes on a cyclist in lane; rear-end field</w:t>
+      </w:r>
+      <w:r>
+        <w:t xml:space="preserve"> </w:t>
+      </w:r>
+      <w:r>
+        <w:t xml:space="preserve">nearly unchanged; criticality = lateral clearance 0.5/1/1.5 m, so the lateral term</w:t>
+      </w:r>
+      <w:r>
+        <w:t xml:space="preserve"> </w:t>
+      </w:r>
+      <w:r>
+        <w:t xml:space="preserve">matters — use the actual clearance in</w:t>
+      </w:r>
+      <w:r>
+        <w:t xml:space="preserve"> </w:t>
+      </w:r>
+      <w:r>
+        <w:rPr>
+          <w:rStyle w:val="VerbatimChar"/>
+        </w:rPr>
+        <w:t xml:space="preserve">dy</w:t>
+      </w:r>
+      <w:r>
+        <w:t xml:space="preserve">, widths from the trace (cyclist ≈ 0.6 m).</w:t>
+      </w:r>
+      <w:r>
+        <w:t xml:space="preserve"> </w:t>
+      </w:r>
+      <w:r>
+        <w:t xml:space="preserve">Accept: deficit ordered by clearance at C2–C5; cell-level PS Spearman ρ reported.</w:t>
       </w:r>
     </w:p>
     <w:p>
@@ -2566,29 +3118,233 @@
         </w:numPr>
       </w:pPr>
       <w:r>
-        <w:t xml:space="preserve">Output: one table, per scenario × model: held-out corr and RMSE against (a) chance</w:t>
-      </w:r>
-      <w:r>
-        <w:t xml:space="preserve"> </w:t>
-      </w:r>
-      <w:r>
-        <w:t xml:space="preserve">and (b) the per-scenario-refit ceiling. No verdict prose from the executing</w:t>
-      </w:r>
-      <w:r>
-        <w:t xml:space="preserve"> </w:t>
-      </w:r>
-      <w:r>
-        <w:t xml:space="preserve">session; the verdict is a review task.</w:t>
+        <w:rPr>
+          <w:b/>
+          <w:bCs/>
+        </w:rPr>
+        <w:t xml:space="preserve">B.2 truck overtake / truck lateral</w:t>
+      </w:r>
+      <w:r>
+        <w:t xml:space="preserve">: ego passes a truck with clearance variants;</w:t>
+      </w:r>
+      <w:r>
+        <w:t xml:space="preserve"> </w:t>
+      </w:r>
+      <w:r>
+        <w:t xml:space="preserve">the conflict is lateral, so P_lane runs on the</w:t>
+      </w:r>
+      <w:r>
+        <w:t xml:space="preserve"> </w:t>
+      </w:r>
+      <w:r>
+        <w:rPr>
+          <w:i/>
+          <w:iCs/>
+        </w:rPr>
+        <w:t xml:space="preserve">lateral closing</w:t>
+      </w:r>
+      <w:r>
+        <w:t xml:space="preserve"> </w:t>
+      </w:r>
+      <w:r>
+        <w:t xml:space="preserve">induced by the</w:t>
+      </w:r>
+      <w:r>
+        <w:t xml:space="preserve"> </w:t>
+      </w:r>
+      <w:r>
+        <w:t xml:space="preserve">truck’s drift (</w:t>
+      </w:r>
+      <w:r>
+        <w:rPr>
+          <w:rStyle w:val="VerbatimChar"/>
+        </w:rPr>
+        <w:t xml:space="preserve">truck_lateral_movement</w:t>
+      </w:r>
+      <w:r>
+        <w:t xml:space="preserve"> </w:t>
+      </w:r>
+      <w:r>
+        <w:t xml:space="preserve">traces) and the clearance term carries the</w:t>
+      </w:r>
+      <w:r>
+        <w:t xml:space="preserve"> </w:t>
+      </w:r>
+      <w:r>
+        <w:t xml:space="preserve">statics. Accept: same criteria; also record whether the zero-deficit issue appears.</w:t>
+      </w:r>
+    </w:p>
+    <w:p>
+      <w:pPr>
+        <w:pStyle w:val="Compact"/>
+        <w:numPr>
+          <w:ilvl w:val="0"/>
+          <w:numId w:val="1012"/>
+        </w:numPr>
+      </w:pPr>
+      <w:r>
+        <w:rPr>
+          <w:b/>
+          <w:bCs/>
+        </w:rPr>
+        <w:t xml:space="preserve">B.3 LTAP</w:t>
+      </w:r>
+      <w:r>
+        <w:t xml:space="preserve">: crossing geometry. Build arrival-time separation at the conflict</w:t>
+      </w:r>
+      <w:r>
+        <w:t xml:space="preserve"> </w:t>
+      </w:r>
+      <w:r>
+        <w:t xml:space="preserve">zone (the intersection scenario’s construction): compute each vehicle’s time to the</w:t>
+      </w:r>
+      <w:r>
+        <w:t xml:space="preserve"> </w:t>
+      </w:r>
+      <w:r>
+        <w:t xml:space="preserve">crossing-region entry/exit from the traces, and gate the collision/safety terms by</w:t>
+      </w:r>
+      <w:r>
+        <w:t xml:space="preserve"> </w:t>
+      </w:r>
+      <w:r>
+        <w:t xml:space="preserve">predicted co-occupancy (the P_lane idea with lateral overlap replaced by zone</w:t>
+      </w:r>
+      <w:r>
+        <w:t xml:space="preserve"> </w:t>
+      </w:r>
+      <w:r>
+        <w:t xml:space="preserve">co-occupancy). This card has real design content —</w:t>
+      </w:r>
+      <w:r>
+        <w:t xml:space="preserve"> </w:t>
+      </w:r>
+      <w:r>
+        <w:rPr>
+          <w:b/>
+          <w:bCs/>
+        </w:rPr>
+        <w:t xml:space="preserve">write the construction note</w:t>
+      </w:r>
+      <w:r>
+        <w:rPr>
+          <w:b/>
+          <w:bCs/>
+        </w:rPr>
+        <w:t xml:space="preserve"> </w:t>
+      </w:r>
+      <w:r>
+        <w:rPr>
+          <w:b/>
+          <w:bCs/>
+        </w:rPr>
+        <w:t xml:space="preserve">first (1 page, the lane-entry-note pattern) and get it reviewed before coding</w:t>
+      </w:r>
+      <w:r>
+        <w:t xml:space="preserve">.</w:t>
+      </w:r>
+    </w:p>
+    <w:p>
+      <w:pPr>
+        <w:pStyle w:val="Compact"/>
+        <w:numPr>
+          <w:ilvl w:val="0"/>
+          <w:numId w:val="1012"/>
+        </w:numPr>
+      </w:pPr>
+      <w:r>
+        <w:rPr>
+          <w:b/>
+          <w:bCs/>
+        </w:rPr>
+        <w:t xml:space="preserve">Stop for all three if</w:t>
+      </w:r>
+      <w:r>
+        <w:t xml:space="preserve">: a trace family’s geometry does not fit the template</w:t>
+      </w:r>
+      <w:r>
+        <w:t xml:space="preserve"> </w:t>
+      </w:r>
+      <w:r>
+        <w:t xml:space="preserve">(e.g. missing vehicle, broken dimensions beyond the documented truck case).</w:t>
       </w:r>
     </w:p>
     <w:bookmarkEnd w:id="18"/>
-    <w:bookmarkStart w:id="19" w:name="card-c-percentile-sensitivity"/>
+    <w:bookmarkStart w:id="19" w:name="X2e740bdde0311d32c80d142a3abf565c10676ee"/>
     <w:p>
       <w:pPr>
         <w:pStyle w:val="Heading3"/>
       </w:pPr>
       <w:r>
-        <w:t xml:space="preserve">Card C — percentile sensitivity</w:t>
+        <w:t xml:space="preserve">Card B.4 — the transfer test (review gate; do not run before A.3 and B.1–B.3)</w:t>
+      </w:r>
+    </w:p>
+    <w:p>
+      <w:pPr>
+        <w:pStyle w:val="FirstParagraph"/>
+      </w:pPr>
+      <w:r>
+        <w:rPr>
+          <w:i/>
+          <w:iCs/>
+        </w:rPr>
+        <w:t xml:space="preserve">[Adjusted 2026-08-27 at review gate R.1: A.3’s FAIL removes the accumulator from</w:t>
+      </w:r>
+      <w:r>
+        <w:rPr>
+          <w:i/>
+          <w:iCs/>
+        </w:rPr>
+        <w:t xml:space="preserve"> </w:t>
+      </w:r>
+      <w:r>
+        <w:rPr>
+          <w:i/>
+          <w:iCs/>
+        </w:rPr>
+        <w:t xml:space="preserve">this card. The transferred model is the stage-1 static threshold, hierarchical-lapse</w:t>
+      </w:r>
+      <w:r>
+        <w:rPr>
+          <w:i/>
+          <w:iCs/>
+        </w:rPr>
+        <w:t xml:space="preserve"> </w:t>
+      </w:r>
+      <w:r>
+        <w:rPr>
+          <w:i/>
+          <w:iCs/>
+        </w:rPr>
+        <w:t xml:space="preserve">variant (population median 5 352, σ 0.209), everything frozen. The three-way</w:t>
+      </w:r>
+      <w:r>
+        <w:rPr>
+          <w:i/>
+          <w:iCs/>
+        </w:rPr>
+        <w:t xml:space="preserve"> </w:t>
+      </w:r>
+      <w:r>
+        <w:rPr>
+          <w:i/>
+          <w:iCs/>
+        </w:rPr>
+        <w:t xml:space="preserve">comparison (one-scalar field vs per-scenario 2D rules vs elliptical joint) is</w:t>
+      </w:r>
+      <w:r>
+        <w:rPr>
+          <w:i/>
+          <w:iCs/>
+        </w:rPr>
+        <w:t xml:space="preserve"> </w:t>
+      </w:r>
+      <w:r>
+        <w:rPr>
+          <w:i/>
+          <w:iCs/>
+        </w:rPr>
+        <w:t xml:space="preserve">unchanged.]</w:t>
       </w:r>
     </w:p>
     <w:p>
@@ -2600,44 +3356,65 @@
         </w:numPr>
       </w:pPr>
       <w:r>
-        <w:rPr>
-          <w:rStyle w:val="VerbatimChar"/>
-        </w:rPr>
-        <w:t xml:space="preserve">replication/czb/percentile_sensitivity.py</w:t>
-      </w:r>
-      <w:r>
-        <w:t xml:space="preserve"> </w:t>
-      </w:r>
-      <w:r>
-        <w:t xml:space="preserve">from A.2’s population distribution:</w:t>
-      </w:r>
-      <w:r>
-        <w:t xml:space="preserve"> </w:t>
-      </w:r>
-      <w:r>
-        <w:t xml:space="preserve">implied trigger onset per stimulus for percentiles 50–95 (step 5) × a_allowed on</w:t>
-      </w:r>
-      <w:r>
-        <w:t xml:space="preserve"> </w:t>
-      </w:r>
-      <w:r>
-        <w:t xml:space="preserve">the fitted comfort–dread range; report d(onset)/d(5 percentile points) in seconds</w:t>
-      </w:r>
-      <w:r>
-        <w:t xml:space="preserve"> </w:t>
-      </w:r>
-      <w:r>
-        <w:t xml:space="preserve">against the percentile’s own CI width. One figure, one table.</w:t>
+        <w:t xml:space="preserve">Fit on cut-in only (A.2/A.3 configuration frozen); predict each transfer scenario’s</w:t>
+      </w:r>
+      <w:r>
+        <w:t xml:space="preserve"> </w:t>
+      </w:r>
+      <w:r>
+        <w:t xml:space="preserve">response surface with no refit. Primary: no per-scenario shift. Secondary: one</w:t>
+      </w:r>
+      <w:r>
+        <w:t xml:space="preserve"> </w:t>
+      </w:r>
+      <w:r>
+        <w:t xml:space="preserve">instruction shift per scenario. Comparators on identical folds: per-scenario 2D</w:t>
+      </w:r>
+      <w:r>
+        <w:t xml:space="preserve"> </w:t>
+      </w:r>
+      <w:r>
+        <w:t xml:space="preserve">state rules (1/TTC-analogue + the scenario’s own second observable), and — once</w:t>
+      </w:r>
+      <w:r>
+        <w:t xml:space="preserve"> </w:t>
+      </w:r>
+      <w:r>
+        <w:t xml:space="preserve">specified with Jonas — the elliptical joint on the same observables.</w:t>
+      </w:r>
+    </w:p>
+    <w:p>
+      <w:pPr>
+        <w:pStyle w:val="Compact"/>
+        <w:numPr>
+          <w:ilvl w:val="0"/>
+          <w:numId w:val="1013"/>
+        </w:numPr>
+      </w:pPr>
+      <w:r>
+        <w:t xml:space="preserve">Output: one table, per scenario × model: held-out corr and RMSE against (a) chance</w:t>
+      </w:r>
+      <w:r>
+        <w:t xml:space="preserve"> </w:t>
+      </w:r>
+      <w:r>
+        <w:t xml:space="preserve">and (b) the per-scenario-refit ceiling. No verdict prose from the executing</w:t>
+      </w:r>
+      <w:r>
+        <w:t xml:space="preserve"> </w:t>
+      </w:r>
+      <w:r>
+        <w:t xml:space="preserve">session; the verdict is a review task.</w:t>
       </w:r>
     </w:p>
     <w:bookmarkEnd w:id="19"/>
-    <w:bookmarkStart w:id="20" w:name="Xab5693df3d10b816b24afc842194bc9dbb4fe22"/>
+    <w:bookmarkStart w:id="20" w:name="card-c-percentile-sensitivity"/>
     <w:p>
       <w:pPr>
         <w:pStyle w:val="Heading3"/>
       </w:pPr>
       <w:r>
-        <w:t xml:space="preserve">Card E.1 — closed-form versus sampled lane-entry expectation</w:t>
+        <w:t xml:space="preserve">Card C — percentile sensitivity</w:t>
       </w:r>
     </w:p>
     <w:p>
@@ -2649,6 +3426,55 @@
         </w:numPr>
       </w:pPr>
       <w:r>
+        <w:rPr>
+          <w:rStyle w:val="VerbatimChar"/>
+        </w:rPr>
+        <w:t xml:space="preserve">replication/czb/percentile_sensitivity.py</w:t>
+      </w:r>
+      <w:r>
+        <w:t xml:space="preserve"> </w:t>
+      </w:r>
+      <w:r>
+        <w:t xml:space="preserve">from A.2’s population distribution:</w:t>
+      </w:r>
+      <w:r>
+        <w:t xml:space="preserve"> </w:t>
+      </w:r>
+      <w:r>
+        <w:t xml:space="preserve">implied trigger onset per stimulus for percentiles 50–95 (step 5) × a_allowed on</w:t>
+      </w:r>
+      <w:r>
+        <w:t xml:space="preserve"> </w:t>
+      </w:r>
+      <w:r>
+        <w:t xml:space="preserve">the fitted comfort–dread range; report d(onset)/d(5 percentile points) in seconds</w:t>
+      </w:r>
+      <w:r>
+        <w:t xml:space="preserve"> </w:t>
+      </w:r>
+      <w:r>
+        <w:t xml:space="preserve">against the percentile’s own CI width. One figure, one table.</w:t>
+      </w:r>
+    </w:p>
+    <w:bookmarkEnd w:id="20"/>
+    <w:bookmarkStart w:id="21" w:name="Xab5693df3d10b816b24afc842194bc9dbb4fe22"/>
+    <w:p>
+      <w:pPr>
+        <w:pStyle w:val="Heading3"/>
+      </w:pPr>
+      <w:r>
+        <w:t xml:space="preserve">Card E.1 — closed-form versus sampled lane-entry expectation</w:t>
+      </w:r>
+    </w:p>
+    <w:p>
+      <w:pPr>
+        <w:pStyle w:val="Compact"/>
+        <w:numPr>
+          <w:ilvl w:val="0"/>
+          <w:numId w:val="1015"/>
+        </w:numPr>
+      </w:pPr>
+      <w:r>
         <w:t xml:space="preserve">Monte Carlo the released binary gates under steering noise (heading random walk,</w:t>
       </w:r>
       <w:r>
@@ -2700,8 +3526,8 @@
         <w:t xml:space="preserve">validates the closed form, larger structured disagreement goes to review.</w:t>
       </w:r>
     </w:p>
-    <w:bookmarkEnd w:id="20"/>
-    <w:bookmarkStart w:id="21" w:name="cards-e.2-e.3-and-d"/>
+    <w:bookmarkEnd w:id="21"/>
+    <w:bookmarkStart w:id="22" w:name="cards-e.2-e.3-and-d"/>
     <w:p>
       <w:pPr>
         <w:pStyle w:val="Heading3"/>
@@ -2730,9 +3556,9 @@
         <w:t xml:space="preserve">runner’s intervention injection. These get cards after their design notes exist.</w:t>
       </w:r>
     </w:p>
-    <w:bookmarkEnd w:id="21"/>
     <w:bookmarkEnd w:id="22"/>
-    <w:bookmarkStart w:id="23" w:name="suggested-session-pattern"/>
+    <w:bookmarkEnd w:id="23"/>
+    <w:bookmarkStart w:id="24" w:name="suggested-session-pattern"/>
     <w:p>
       <w:pPr>
         <w:pStyle w:val="Heading2"/>
@@ -2824,8 +3650,246 @@
         <w:t xml:space="preserve">and B.4 at minimum.</w:t>
       </w:r>
     </w:p>
-    <w:bookmarkEnd w:id="23"/>
+    <w:p>
+      <w:pPr>
+        <w:pStyle w:val="BodyText"/>
+      </w:pPr>
+      <w:r>
+        <w:rPr>
+          <w:i/>
+          <w:iCs/>
+        </w:rPr>
+        <w:t xml:space="preserve">[Card order after gate R.1, 2026-08-27. Stage A is closed (A.1–A.4 done; the A.3/A.4</w:t>
+      </w:r>
+      <w:r>
+        <w:rPr>
+          <w:i/>
+          <w:iCs/>
+        </w:rPr>
+        <w:t xml:space="preserve"> </w:t>
+      </w:r>
+      <w:r>
+        <w:rPr>
+          <w:i/>
+          <w:iCs/>
+        </w:rPr>
+        <w:t xml:space="preserve">FAILs are recorded verdicts, not open work). The remaining cards, in the order a</w:t>
+      </w:r>
+      <w:r>
+        <w:rPr>
+          <w:i/>
+          <w:iCs/>
+        </w:rPr>
+        <w:t xml:space="preserve"> </w:t>
+      </w:r>
+      <w:r>
+        <w:rPr>
+          <w:i/>
+          <w:iCs/>
+        </w:rPr>
+        <w:t xml:space="preserve">cheap-model session should take them:</w:t>
+      </w:r>
+    </w:p>
+    <w:p>
+      <w:pPr>
+        <w:pStyle w:val="Compact"/>
+        <w:numPr>
+          <w:ilvl w:val="0"/>
+          <w:numId w:val="1016"/>
+        </w:numPr>
+      </w:pPr>
+      <w:r>
+        <w:rPr>
+          <w:i/>
+          <w:iCs/>
+        </w:rPr>
+        <w:t xml:space="preserve">B.1 — cyclist-overtake field construction (small, next).</w:t>
+      </w:r>
+    </w:p>
+    <w:p>
+      <w:pPr>
+        <w:pStyle w:val="Compact"/>
+        <w:numPr>
+          <w:ilvl w:val="0"/>
+          <w:numId w:val="1016"/>
+        </w:numPr>
+      </w:pPr>
+      <w:r>
+        <w:rPr>
+          <w:i/>
+          <w:iCs/>
+        </w:rPr>
+        <w:t xml:space="preserve">C — percentile sensitivity (small, cheap; uses A.2’s decided hierarchical</w:t>
+      </w:r>
+      <w:r>
+        <w:rPr>
+          <w:i/>
+          <w:iCs/>
+        </w:rPr>
+        <w:t xml:space="preserve"> </w:t>
+      </w:r>
+      <w:r>
+        <w:rPr>
+          <w:i/>
+          <w:iCs/>
+        </w:rPr>
+        <w:t xml:space="preserve">variant: median 5 352, σ 0.209).</w:t>
+      </w:r>
+    </w:p>
+    <w:p>
+      <w:pPr>
+        <w:pStyle w:val="Compact"/>
+        <w:numPr>
+          <w:ilvl w:val="0"/>
+          <w:numId w:val="1016"/>
+        </w:numPr>
+      </w:pPr>
+      <w:r>
+        <w:rPr>
+          <w:i/>
+          <w:iCs/>
+        </w:rPr>
+        <w:t xml:space="preserve">A.2.v2 — regenerate stage 1 under the corrected validation code + the</w:t>
+      </w:r>
+      <w:r>
+        <w:rPr>
+          <w:i/>
+          <w:iCs/>
+        </w:rPr>
+        <w:t xml:space="preserve"> </w:t>
+      </w:r>
+      <w:r>
+        <w:rPr>
+          <w:i/>
+          <w:iCs/>
+        </w:rPr>
+        <w:t xml:space="preserve">correlated-effects check (long-running; a good overnight companion to B.1 or C).</w:t>
+      </w:r>
+    </w:p>
+    <w:p>
+      <w:pPr>
+        <w:pStyle w:val="Compact"/>
+        <w:numPr>
+          <w:ilvl w:val="0"/>
+          <w:numId w:val="1016"/>
+        </w:numPr>
+      </w:pPr>
+      <w:r>
+        <w:rPr>
+          <w:i/>
+          <w:iCs/>
+        </w:rPr>
+        <w:t xml:space="preserve">B.2 — truck field construction; B.3 — LTAP (write its construction note first and</w:t>
+      </w:r>
+      <w:r>
+        <w:rPr>
+          <w:i/>
+          <w:iCs/>
+        </w:rPr>
+        <w:t xml:space="preserve"> </w:t>
+      </w:r>
+      <w:r>
+        <w:rPr>
+          <w:i/>
+          <w:iCs/>
+        </w:rPr>
+        <w:t xml:space="preserve">have it reviewed before coding, per the card).</w:t>
+      </w:r>
+    </w:p>
+    <w:p>
+      <w:pPr>
+        <w:pStyle w:val="Compact"/>
+        <w:numPr>
+          <w:ilvl w:val="0"/>
+          <w:numId w:val="1016"/>
+        </w:numPr>
+      </w:pPr>
+      <w:r>
+        <w:rPr>
+          <w:i/>
+          <w:iCs/>
+        </w:rPr>
+        <w:t xml:space="preserve">B.4 — the transfer test (review gate; static stage-1 model per the R.1</w:t>
+      </w:r>
+      <w:r>
+        <w:rPr>
+          <w:i/>
+          <w:iCs/>
+        </w:rPr>
+        <w:t xml:space="preserve"> </w:t>
+      </w:r>
+      <w:r>
+        <w:rPr>
+          <w:i/>
+          <w:iCs/>
+        </w:rPr>
+        <w:t xml:space="preserve">adjustment).</w:t>
+      </w:r>
+    </w:p>
+    <w:p>
+      <w:pPr>
+        <w:pStyle w:val="FirstParagraph"/>
+      </w:pPr>
+      <w:r>
+        <w:rPr>
+          <w:i/>
+          <w:iCs/>
+        </w:rPr>
+        <w:t xml:space="preserve">Queries in</w:t>
+      </w:r>
+      <w:r>
+        <w:rPr>
+          <w:i/>
+          <w:iCs/>
+        </w:rPr>
+        <w:t xml:space="preserve"> </w:t>
+      </w:r>
+      <w:r>
+        <w:rPr>
+          <w:rStyle w:val="VerbatimChar"/>
+          <w:i/>
+          <w:iCs/>
+        </w:rPr>
+        <w:t xml:space="preserve">replication/czb/out/query_register.md</w:t>
+      </w:r>
+      <w:r>
+        <w:rPr>
+          <w:i/>
+          <w:iCs/>
+        </w:rPr>
+        <w:t xml:space="preserve">: A.1.Q2 (a_req axis) stays a</w:t>
+      </w:r>
+      <w:r>
+        <w:rPr>
+          <w:i/>
+          <w:iCs/>
+        </w:rPr>
+        <w:t xml:space="preserve"> </w:t>
+      </w:r>
+      <w:r>
+        <w:rPr>
+          <w:i/>
+          <w:iCs/>
+        </w:rPr>
+        <w:t xml:space="preserve">blocker for the truck check only; R.1.Q1–Q3 are for Jonas/review and block nothing</w:t>
+      </w:r>
+      <w:r>
+        <w:rPr>
+          <w:i/>
+          <w:iCs/>
+        </w:rPr>
+        <w:t xml:space="preserve"> </w:t>
+      </w:r>
+      <w:r>
+        <w:rPr>
+          <w:i/>
+          <w:iCs/>
+        </w:rPr>
+        <w:t xml:space="preserve">above.]</w:t>
+      </w:r>
+    </w:p>
     <w:bookmarkEnd w:id="24"/>
+    <w:bookmarkEnd w:id="25"/>
     <w:sectPr>
       <w:footnotePr>
         <w:numRestart w:val="eachSect"/>
@@ -3249,6 +4313,39 @@
   </w:num>
   <w:num w:numId="1014">
     <w:abstractNumId w:val="991"/>
+  </w:num>
+  <w:num w:numId="1015">
+    <w:abstractNumId w:val="991"/>
+  </w:num>
+  <w:num w:numId="1016">
+    <w:abstractNumId w:val="99411"/>
+    <w:lvlOverride w:ilvl="0">
+      <w:startOverride w:val="1"/>
+    </w:lvlOverride>
+    <w:lvlOverride w:ilvl="1">
+      <w:startOverride w:val="1"/>
+    </w:lvlOverride>
+    <w:lvlOverride w:ilvl="2">
+      <w:startOverride w:val="1"/>
+    </w:lvlOverride>
+    <w:lvlOverride w:ilvl="3">
+      <w:startOverride w:val="1"/>
+    </w:lvlOverride>
+    <w:lvlOverride w:ilvl="4">
+      <w:startOverride w:val="1"/>
+    </w:lvlOverride>
+    <w:lvlOverride w:ilvl="5">
+      <w:startOverride w:val="1"/>
+    </w:lvlOverride>
+    <w:lvlOverride w:ilvl="6">
+      <w:startOverride w:val="1"/>
+    </w:lvlOverride>
+    <w:lvlOverride w:ilvl="7">
+      <w:startOverride w:val="1"/>
+    </w:lvlOverride>
+    <w:lvlOverride w:ilvl="8">
+      <w:startOverride w:val="1"/>
+    </w:lvlOverride>
   </w:num>
 </w:numbering>
 </file>

--- a/docs/czb_work_orders.docx
+++ b/docs/czb_work_orders.docx
@@ -2,7 +2,7 @@
 <file path=word/document.xml><?xml version="1.0" encoding="utf-8"?>
 <w:document xmlns:w="http://schemas.openxmlformats.org/wordprocessingml/2006/main" xmlns:m="http://schemas.openxmlformats.org/officeDocument/2006/math" xmlns:r="http://schemas.openxmlformats.org/officeDocument/2006/relationships" xmlns:o="urn:schemas-microsoft-com:office:office" xmlns:v="urn:schemas-microsoft-com:vml" xmlns:w10="urn:schemas-microsoft-com:office:word" xmlns:a="http://schemas.openxmlformats.org/drawingml/2006/main" xmlns:pic="http://schemas.openxmlformats.org/drawingml/2006/picture" xmlns:wp="http://schemas.openxmlformats.org/drawingml/2006/wordprocessingDrawing">
   <w:body>
-    <w:bookmarkStart w:id="25" w:name="X0c60649bbad77bc2cf89756300a6f1ed98d3eeb"/>
+    <w:bookmarkStart w:id="26" w:name="X0c60649bbad77bc2cf89756300a6f1ed98d3eeb"/>
     <w:p>
       <w:pPr>
         <w:pStyle w:val="Heading1"/>
@@ -587,7 +587,7 @@
       </w:r>
     </w:p>
     <w:bookmarkEnd w:id="10"/>
-    <w:bookmarkStart w:id="23" w:name="task-cards"/>
+    <w:bookmarkStart w:id="24" w:name="task-cards"/>
     <w:p>
       <w:pPr>
         <w:pStyle w:val="Heading2"/>
@@ -1968,13 +1968,53 @@
       </w:r>
     </w:p>
     <w:bookmarkEnd w:id="13"/>
-    <w:bookmarkStart w:id="14" w:name="card-a.1-synthetic-recovery-harness"/>
+    <w:bookmarkStart w:id="14" w:name="X943add23c8fdd6c0fd451bee0073f8359de15af"/>
     <w:p>
       <w:pPr>
         <w:pStyle w:val="Heading3"/>
       </w:pPr>
       <w:r>
-        <w:t xml:space="preserve">Card A.1 — synthetic-recovery harness</w:t>
+        <w:t xml:space="preserve">Card B.3.v2 — the LTAP field (re-scoped 2026-08-28)</w:t>
+      </w:r>
+    </w:p>
+    <w:p>
+      <w:pPr>
+        <w:pStyle w:val="FirstParagraph"/>
+      </w:pPr>
+      <w:r>
+        <w:rPr>
+          <w:i/>
+          <w:iCs/>
+        </w:rPr>
+        <w:t xml:space="preserve">(Replaces the B.3 sketch below for planning purposes; that card’s construction advice</w:t>
+      </w:r>
+      <w:r>
+        <w:rPr>
+          <w:i/>
+          <w:iCs/>
+        </w:rPr>
+        <w:t xml:space="preserve"> </w:t>
+      </w:r>
+      <w:r>
+        <w:rPr>
+          <w:i/>
+          <w:iCs/>
+        </w:rPr>
+        <w:t xml:space="preserve">still stands. Re-scoped because the LTAP data turns out to be the richest transfer</w:t>
+      </w:r>
+      <w:r>
+        <w:rPr>
+          <w:i/>
+          <w:iCs/>
+        </w:rPr>
+        <w:t xml:space="preserve"> </w:t>
+      </w:r>
+      <w:r>
+        <w:rPr>
+          <w:i/>
+          <w:iCs/>
+        </w:rPr>
+        <w:t xml:space="preserve">target, not the hardest-to-justify one.)</w:t>
       </w:r>
     </w:p>
     <w:p>
@@ -1990,16 +2030,64 @@
           <w:b/>
           <w:bCs/>
         </w:rPr>
-        <w:t xml:space="preserve">Goal</w:t>
-      </w:r>
-      <w:r>
-        <w:t xml:space="preserve">: prove the stage-1 estimator recovers known parameters before touching</w:t>
-      </w:r>
-      <w:r>
-        <w:t xml:space="preserve"> </w:t>
-      </w:r>
-      <w:r>
-        <w:t xml:space="preserve">real data.</w:t>
+        <w:t xml:space="preserve">Why it moved up</w:t>
+      </w:r>
+      <w:r>
+        <w:t xml:space="preserve">: 3 096 Random trials, the same 43 participants,</w:t>
+      </w:r>
+      <w:r>
+        <w:t xml:space="preserve"> </w:t>
+      </w:r>
+      <w:r>
+        <w:rPr>
+          <w:b/>
+          <w:bCs/>
+        </w:rPr>
+        <w:t xml:space="preserve">18 well-filled</w:t>
+      </w:r>
+      <w:r>
+        <w:rPr>
+          <w:b/>
+          <w:bCs/>
+        </w:rPr>
+        <w:t xml:space="preserve"> </w:t>
+      </w:r>
+      <w:r>
+        <w:rPr>
+          <w:b/>
+          <w:bCs/>
+        </w:rPr>
+        <w:t xml:space="preserve">cells</w:t>
+      </w:r>
+      <w:r>
+        <w:t xml:space="preserve"> </w:t>
+      </w:r>
+      <w:r>
+        <w:t xml:space="preserve">(9 PET levels × 2 approach speeds, 172 trials each) and an intervention range</w:t>
+      </w:r>
+      <w:r>
+        <w:t xml:space="preserve"> </w:t>
+      </w:r>
+      <w:r>
+        <w:t xml:space="preserve">of 0.110–0.907 — a wider dynamic range than the cyclist overtake (0.140–0.686) and</w:t>
+      </w:r>
+      <w:r>
+        <w:t xml:space="preserve"> </w:t>
+      </w:r>
+      <w:r>
+        <w:t xml:space="preserve">comparable to the cut-in. The cyclist overtake, by contrast, has one condition</w:t>
+      </w:r>
+      <w:r>
+        <w:t xml:space="preserve"> </w:t>
+      </w:r>
+      <w:r>
+        <w:t xml:space="preserve">(1.5 m) that is flat across all five timepoints, so it carries roughly two</w:t>
+      </w:r>
+      <w:r>
+        <w:t xml:space="preserve"> </w:t>
+      </w:r>
+      <w:r>
+        <w:t xml:space="preserve">informative criticality levels.</w:t>
       </w:r>
     </w:p>
     <w:p>
@@ -2015,100 +2103,84 @@
           <w:b/>
           <w:bCs/>
         </w:rPr>
-        <w:t xml:space="preserve">Build</w:t>
-      </w:r>
-      <w:r>
-        <w:t xml:space="preserve">:</w:t>
-      </w:r>
-      <w:r>
-        <w:t xml:space="preserve"> </w:t>
-      </w:r>
-      <w:r>
-        <w:rPr>
-          <w:rStyle w:val="VerbatimChar"/>
-        </w:rPr>
-        <w:t xml:space="preserve">replication/czb/fit_recovery.py</w:t>
-      </w:r>
-      <w:r>
-        <w:t xml:space="preserve">. Simulate the Random cut-in design</w:t>
-      </w:r>
-      <w:r>
-        <w:t xml:space="preserve"> </w:t>
-      </w:r>
-      <w:r>
-        <w:t xml:space="preserve">(43 participants × 18 cells × 4 repetitions) from the generative model in</w:t>
-      </w:r>
-      <w:r>
-        <w:t xml:space="preserve"> </w:t>
-      </w:r>
-      <w:r>
-        <w:rPr>
-          <w:rStyle w:val="VerbatimChar"/>
-        </w:rPr>
-        <w:t xml:space="preserve">docs/czb_fitting_plan.md</w:t>
-      </w:r>
-      <w:r>
-        <w:t xml:space="preserve"> </w:t>
-      </w:r>
-      <w:r>
-        <w:t xml:space="preserve">§2 stage 1: c_i ~ LogNormal(μ, σ), lapse floor b</w:t>
-      </w:r>
-      <w:r>
-        <w:t xml:space="preserve"> </w:t>
-      </w:r>
-      <w:r>
-        <w:t xml:space="preserve">(both variants), P = b + (1−b)·Φ((x − c_i)/σ_resp) with x = the cell’s</w:t>
-      </w:r>
-      <w:r>
-        <w:t xml:space="preserve"> </w:t>
-      </w:r>
-      <w:r>
-        <w:rPr>
-          <w:rStyle w:val="VerbatimChar"/>
-        </w:rPr>
-        <w:t xml:space="preserve">deficit_max</w:t>
-      </w:r>
-      <w:r>
-        <w:t xml:space="preserve"> </w:t>
-      </w:r>
-      <w:r>
-        <w:t xml:space="preserve">from</w:t>
-      </w:r>
-      <w:r>
-        <w:t xml:space="preserve"> </w:t>
-      </w:r>
-      <w:r>
-        <w:rPr>
-          <w:rStyle w:val="VerbatimChar"/>
-        </w:rPr>
-        <w:t xml:space="preserve">comfortzone.czb_data.random_cutin_trials()</w:t>
-      </w:r>
-      <w:r>
-        <w:t xml:space="preserve">. Fit by MAP in</w:t>
-      </w:r>
-      <w:r>
-        <w:t xml:space="preserve"> </w:t>
-      </w:r>
-      <w:r>
-        <w:t xml:space="preserve">torch (L-BFGS) with Laplace SEs; also fit the a_allowed parameterization (threshold</w:t>
-      </w:r>
-      <w:r>
-        <w:t xml:space="preserve"> </w:t>
-      </w:r>
-      <w:r>
-        <w:t xml:space="preserve">on</w:t>
-      </w:r>
-      <w:r>
-        <w:t xml:space="preserve"> </w:t>
-      </w:r>
-      <w:r>
-        <w:rPr>
-          <w:rStyle w:val="VerbatimChar"/>
-        </w:rPr>
-        <w:t xml:space="preserve">a_req_max</w:t>
-      </w:r>
-      <w:r>
-        <w:t xml:space="preserve">).</w:t>
+        <w:t xml:space="preserve">What it uniquely offers</w:t>
+      </w:r>
+      <w:r>
+        <w:t xml:space="preserve">: the two-speed axis is the identifying variation the</w:t>
+      </w:r>
+      <w:r>
+        <w:t xml:space="preserve"> </w:t>
+      </w:r>
+      <w:r>
+        <w:t xml:space="preserve">roadmap §0b wants for the</w:t>
+      </w:r>
+      <w:r>
+        <w:t xml:space="preserve"> </w:t>
+      </w:r>
+      <w:r>
+        <w:rPr>
+          <w:i/>
+          <w:iCs/>
+        </w:rPr>
+        <w:t xml:space="preserve">secondary</w:t>
+      </w:r>
+      <w:r>
+        <w:t xml:space="preserve"> </w:t>
+      </w:r>
+      <w:r>
+        <w:t xml:space="preserve">model —</w:t>
+      </w:r>
+      <w:r>
+        <w:t xml:space="preserve"> </w:t>
+      </w:r>
+      <w:r>
+        <w:rPr>
+          <w:rStyle w:val="VerbatimChar"/>
+        </w:rPr>
+        <w:t xml:space="preserve">t_react</w:t>
+      </w:r>
+      <w:r>
+        <w:t xml:space="preserve"> </w:t>
+      </w:r>
+      <w:r>
+        <w:t xml:space="preserve">scales with v_ego and</w:t>
+      </w:r>
+      <w:r>
+        <w:t xml:space="preserve"> </w:t>
+      </w:r>
+      <w:r>
+        <w:rPr>
+          <w:rStyle w:val="VerbatimChar"/>
+        </w:rPr>
+        <w:t xml:space="preserve">a_OV,min</w:t>
+      </w:r>
+      <w:r>
+        <w:t xml:space="preserve"> </w:t>
+      </w:r>
+      <w:r>
+        <w:t xml:space="preserve">with stopping distance, so 50 vs 70 km/h at matched PET separates them.</w:t>
+      </w:r>
+      <w:r>
+        <w:t xml:space="preserve"> </w:t>
+      </w:r>
+      <w:r>
+        <w:t xml:space="preserve">Note the direction, which is worth understanding before modelling: intervention is</w:t>
+      </w:r>
+      <w:r>
+        <w:t xml:space="preserve"> </w:t>
+      </w:r>
+      <w:r>
+        <w:rPr>
+          <w:b/>
+          <w:bCs/>
+        </w:rPr>
+        <w:t xml:space="preserve">lower</w:t>
+      </w:r>
+      <w:r>
+        <w:t xml:space="preserve"> </w:t>
+      </w:r>
+      <w:r>
+        <w:t xml:space="preserve">at 70 km/h at every PET level (e.g. PET2: 0.605 at 50, 0.360 at 70).</w:t>
       </w:r>
     </w:p>
     <w:p>
@@ -2124,22 +2196,37 @@
           <w:b/>
           <w:bCs/>
         </w:rPr>
-        <w:t xml:space="preserve">Accept</w:t>
-      </w:r>
-      <w:r>
-        <w:t xml:space="preserve">: over 20 simulated datasets, population μ and σ recovered within 2</w:t>
-      </w:r>
-      <w:r>
-        <w:t xml:space="preserve"> </w:t>
-      </w:r>
-      <w:r>
-        <w:t xml:space="preserve">Laplace SEs in ≥ 18; per-driver c_i shrinkage visible (posterior means closer to</w:t>
-      </w:r>
-      <w:r>
-        <w:t xml:space="preserve"> </w:t>
-      </w:r>
-      <w:r>
-        <w:t xml:space="preserve">truth than raw per-driver MLEs in RMSE). Runtime under 10 minutes total.</w:t>
+        <w:t xml:space="preserve">What it lacks</w:t>
+      </w:r>
+      <w:r>
+        <w:t xml:space="preserve">: no</w:t>
+      </w:r>
+      <w:r>
+        <w:t xml:space="preserve"> </w:t>
+      </w:r>
+      <w:r>
+        <w:rPr>
+          <w:rStyle w:val="VerbatimChar"/>
+        </w:rPr>
+        <w:t xml:space="preserve">timepoint</w:t>
+      </w:r>
+      <w:r>
+        <w:t xml:space="preserve"> </w:t>
+      </w:r>
+      <w:r>
+        <w:t xml:space="preserve">— there is no truncation series, so LTAP yields a</w:t>
+      </w:r>
+      <w:r>
+        <w:t xml:space="preserve"> </w:t>
+      </w:r>
+      <w:r>
+        <w:t xml:space="preserve">criticality × speed surface and not a criticality × time surface. Cross-scenario</w:t>
+      </w:r>
+      <w:r>
+        <w:t xml:space="preserve"> </w:t>
+      </w:r>
+      <w:r>
+        <w:t xml:space="preserve">comparison must therefore be on criticality, or per-driver (see below).</w:t>
       </w:r>
     </w:p>
     <w:p>
@@ -2155,22 +2242,22 @@
           <w:b/>
           <w:bCs/>
         </w:rPr>
-        <w:t xml:space="preserve">Pitfalls</w:t>
-      </w:r>
-      <w:r>
-        <w:t xml:space="preserve">: identifiability of (c, σ_resp) scale — fix σ_resp’s prior scale from</w:t>
-      </w:r>
-      <w:r>
-        <w:t xml:space="preserve"> </w:t>
-      </w:r>
-      <w:r>
-        <w:t xml:space="preserve">the pilot (≈ 2 200 deficit units); lapse and threshold trade off at C1 — check the</w:t>
-      </w:r>
-      <w:r>
-        <w:t xml:space="preserve"> </w:t>
-      </w:r>
-      <w:r>
-        <w:t xml:space="preserve">recovery specifically at b.</w:t>
+        <w:t xml:space="preserve">Build</w:t>
+      </w:r>
+      <w:r>
+        <w:t xml:space="preserve">: the construction note first, per the original B.3 card — crossing</w:t>
+      </w:r>
+      <w:r>
+        <w:t xml:space="preserve"> </w:t>
+      </w:r>
+      <w:r>
+        <w:t xml:space="preserve">geometry, arrival-time separation at the conflict zone, co-occupancy gating. The</w:t>
+      </w:r>
+      <w:r>
+        <w:t xml:space="preserve"> </w:t>
+      </w:r>
+      <w:r>
+        <w:t xml:space="preserve">cut-in x/y conventions are meaningless here.</w:t>
       </w:r>
     </w:p>
     <w:p>
@@ -2186,26 +2273,74 @@
           <w:b/>
           <w:bCs/>
         </w:rPr>
-        <w:t xml:space="preserve">Stop if</w:t>
-      </w:r>
-      <w:r>
-        <w:t xml:space="preserve">: recovery fails after two honest attempts — report the failure mode,</w:t>
-      </w:r>
-      <w:r>
-        <w:t xml:space="preserve"> </w:t>
-      </w:r>
-      <w:r>
-        <w:t xml:space="preserve">do not loosen the acceptance criterion.</w:t>
+        <w:t xml:space="preserve">Cheap partial comparison, available now and already run</w:t>
+      </w:r>
+      <w:r>
+        <w:t xml:space="preserve">:</w:t>
+      </w:r>
+      <w:r>
+        <w:t xml:space="preserve"> </w:t>
+      </w:r>
+      <w:r>
+        <w:rPr>
+          <w:rStyle w:val="VerbatimChar"/>
+        </w:rPr>
+        <w:t xml:space="preserve">replication/czb/cross_scenario_consistency.py</w:t>
+      </w:r>
+      <w:r>
+        <w:t xml:space="preserve"> </w:t>
+      </w:r>
+      <w:r>
+        <w:t xml:space="preserve">compares all four scenarios with</w:t>
+      </w:r>
+      <w:r>
+        <w:t xml:space="preserve"> </w:t>
+      </w:r>
+      <w:r>
+        <w:rPr>
+          <w:b/>
+          <w:bCs/>
+        </w:rPr>
+        <w:t xml:space="preserve">no</w:t>
+      </w:r>
+      <w:r>
+        <w:rPr>
+          <w:b/>
+          <w:bCs/>
+        </w:rPr>
+        <w:t xml:space="preserve"> </w:t>
+      </w:r>
+      <w:r>
+        <w:rPr>
+          <w:b/>
+          <w:bCs/>
+        </w:rPr>
+        <w:t xml:space="preserve">field at all</w:t>
+      </w:r>
+      <w:r>
+        <w:t xml:space="preserve">, using the fact that every participant saw all four. Per-driver</w:t>
+      </w:r>
+      <w:r>
+        <w:t xml:space="preserve"> </w:t>
+      </w:r>
+      <w:r>
+        <w:t xml:space="preserve">criticality-adjusted propensity correlates +0.50 to +0.74 across scenario pairs,</w:t>
+      </w:r>
+      <w:r>
+        <w:t xml:space="preserve"> </w:t>
+      </w:r>
+      <w:r>
+        <w:t xml:space="preserve">which is 0.53–0.78 of the split-half reliability ceiling (mean 0.69).</w:t>
       </w:r>
     </w:p>
     <w:bookmarkEnd w:id="14"/>
-    <w:bookmarkStart w:id="15" w:name="X7012458fadcc0d15dc90995d0510793cebc8b3f"/>
+    <w:bookmarkStart w:id="15" w:name="card-a.1-synthetic-recovery-harness"/>
     <w:p>
       <w:pPr>
         <w:pStyle w:val="Heading3"/>
       </w:pPr>
       <w:r>
-        <w:t xml:space="preserve">Card A.2 — stage-1 hierarchical fit, both bias variants</w:t>
+        <w:t xml:space="preserve">Card A.1 — synthetic-recovery harness</w:t>
       </w:r>
     </w:p>
     <w:p>
@@ -2224,13 +2359,13 @@
         <w:t xml:space="preserve">Goal</w:t>
       </w:r>
       <w:r>
-        <w:t xml:space="preserve">: the population distribution of the boundary level, and the bias-model</w:t>
-      </w:r>
-      <w:r>
-        <w:t xml:space="preserve"> </w:t>
-      </w:r>
-      <w:r>
-        <w:t xml:space="preserve">decision.</w:t>
+        <w:t xml:space="preserve">: prove the stage-1 estimator recovers known parameters before touching</w:t>
+      </w:r>
+      <w:r>
+        <w:t xml:space="preserve"> </w:t>
+      </w:r>
+      <w:r>
+        <w:t xml:space="preserve">real data.</w:t>
       </w:r>
     </w:p>
     <w:p>
@@ -2258,28 +2393,88 @@
         <w:rPr>
           <w:rStyle w:val="VerbatimChar"/>
         </w:rPr>
-        <w:t xml:space="preserve">replication/czb/fit_stage1.py</w:t>
-      </w:r>
-      <w:r>
-        <w:t xml:space="preserve">, reusing A.1’s model code on the real</w:t>
-      </w:r>
-      <w:r>
-        <w:t xml:space="preserve"> </w:t>
-      </w:r>
-      <w:r>
-        <w:t xml:space="preserve">trials. Fit all four combinations: {deficit axis, a_req axis} × {group-level b,</w:t>
-      </w:r>
-      <w:r>
-        <w:t xml:space="preserve"> </w:t>
-      </w:r>
-      <w:r>
-        <w:t xml:space="preserve">hierarchical b_i}. The ordered braking-expectation response enters as two nested</w:t>
-      </w:r>
-      <w:r>
-        <w:t xml:space="preserve"> </w:t>
-      </w:r>
-      <w:r>
-        <w:t xml:space="preserve">thresholds (fitting plan §2); both levels free per roadmap §0b.</w:t>
+        <w:t xml:space="preserve">replication/czb/fit_recovery.py</w:t>
+      </w:r>
+      <w:r>
+        <w:t xml:space="preserve">. Simulate the Random cut-in design</w:t>
+      </w:r>
+      <w:r>
+        <w:t xml:space="preserve"> </w:t>
+      </w:r>
+      <w:r>
+        <w:t xml:space="preserve">(43 participants × 18 cells × 4 repetitions) from the generative model in</w:t>
+      </w:r>
+      <w:r>
+        <w:t xml:space="preserve"> </w:t>
+      </w:r>
+      <w:r>
+        <w:rPr>
+          <w:rStyle w:val="VerbatimChar"/>
+        </w:rPr>
+        <w:t xml:space="preserve">docs/czb_fitting_plan.md</w:t>
+      </w:r>
+      <w:r>
+        <w:t xml:space="preserve"> </w:t>
+      </w:r>
+      <w:r>
+        <w:t xml:space="preserve">§2 stage 1: c_i ~ LogNormal(μ, σ), lapse floor b</w:t>
+      </w:r>
+      <w:r>
+        <w:t xml:space="preserve"> </w:t>
+      </w:r>
+      <w:r>
+        <w:t xml:space="preserve">(both variants), P = b + (1−b)·Φ((x − c_i)/σ_resp) with x = the cell’s</w:t>
+      </w:r>
+      <w:r>
+        <w:t xml:space="preserve"> </w:t>
+      </w:r>
+      <w:r>
+        <w:rPr>
+          <w:rStyle w:val="VerbatimChar"/>
+        </w:rPr>
+        <w:t xml:space="preserve">deficit_max</w:t>
+      </w:r>
+      <w:r>
+        <w:t xml:space="preserve"> </w:t>
+      </w:r>
+      <w:r>
+        <w:t xml:space="preserve">from</w:t>
+      </w:r>
+      <w:r>
+        <w:t xml:space="preserve"> </w:t>
+      </w:r>
+      <w:r>
+        <w:rPr>
+          <w:rStyle w:val="VerbatimChar"/>
+        </w:rPr>
+        <w:t xml:space="preserve">comfortzone.czb_data.random_cutin_trials()</w:t>
+      </w:r>
+      <w:r>
+        <w:t xml:space="preserve">. Fit by MAP in</w:t>
+      </w:r>
+      <w:r>
+        <w:t xml:space="preserve"> </w:t>
+      </w:r>
+      <w:r>
+        <w:t xml:space="preserve">torch (L-BFGS) with Laplace SEs; also fit the a_allowed parameterization (threshold</w:t>
+      </w:r>
+      <w:r>
+        <w:t xml:space="preserve"> </w:t>
+      </w:r>
+      <w:r>
+        <w:t xml:space="preserve">on</w:t>
+      </w:r>
+      <w:r>
+        <w:t xml:space="preserve"> </w:t>
+      </w:r>
+      <w:r>
+        <w:rPr>
+          <w:rStyle w:val="VerbatimChar"/>
+        </w:rPr>
+        <w:t xml:space="preserve">a_req_max</w:t>
+      </w:r>
+      <w:r>
+        <w:t xml:space="preserve">).</w:t>
       </w:r>
     </w:p>
     <w:p>
@@ -2295,58 +2490,22 @@
           <w:b/>
           <w:bCs/>
         </w:rPr>
-        <w:t xml:space="preserve">Report</w:t>
-      </w:r>
-      <w:r>
-        <w:t xml:space="preserve"> </w:t>
-      </w:r>
-      <w:r>
-        <w:t xml:space="preserve">(</w:t>
-      </w:r>
-      <w:r>
-        <w:rPr>
-          <w:rStyle w:val="VerbatimChar"/>
-        </w:rPr>
-        <w:t xml:space="preserve">replication/czb/out/stage1_summary.md</w:t>
-      </w:r>
-      <w:r>
-        <w:t xml:space="preserve">): population μ, σ with SEs;</w:t>
-      </w:r>
-      <w:r>
-        <w:t xml:space="preserve"> </w:t>
-      </w:r>
-      <w:r>
-        <w:t xml:space="preserve">percentile table (50–95 in steps of 5) of the population distribution with CIs;</w:t>
-      </w:r>
-      <w:r>
-        <w:t xml:space="preserve"> </w:t>
-      </w:r>
-      <w:r>
-        <w:t xml:space="preserve">held-out log-likelihood (leave-one-participant-out, 43 folds); posterior predictive</w:t>
-      </w:r>
-      <w:r>
-        <w:t xml:space="preserve"> </w:t>
-      </w:r>
-      <w:r>
-        <w:t xml:space="preserve">P(intervene) per C1 cell against observed; fitted comfort and dread levels</w:t>
-      </w:r>
-      <w:r>
-        <w:t xml:space="preserve"> </w:t>
-      </w:r>
-      <w:r>
-        <w:t xml:space="preserve">translated to a_allowed units and to steady-following THW at 20 m/s via</w:t>
-      </w:r>
-      <w:r>
-        <w:t xml:space="preserve"> </w:t>
-      </w:r>
-      <w:r>
-        <w:rPr>
-          <w:rStyle w:val="VerbatimChar"/>
-        </w:rPr>
-        <w:t xml:space="preserve">comfortzone.field.critical_thw</w:t>
-      </w:r>
-      <w:r>
-        <w:t xml:space="preserve">.</w:t>
+        <w:t xml:space="preserve">Accept</w:t>
+      </w:r>
+      <w:r>
+        <w:t xml:space="preserve">: over 20 simulated datasets, population μ and σ recovered within 2</w:t>
+      </w:r>
+      <w:r>
+        <w:t xml:space="preserve"> </w:t>
+      </w:r>
+      <w:r>
+        <w:t xml:space="preserve">Laplace SEs in ≥ 18; per-driver c_i shrinkage visible (posterior means closer to</w:t>
+      </w:r>
+      <w:r>
+        <w:t xml:space="preserve"> </w:t>
+      </w:r>
+      <w:r>
+        <w:t xml:space="preserve">truth than raw per-driver MLEs in RMSE). Runtime under 10 minutes total.</w:t>
       </w:r>
     </w:p>
     <w:p>
@@ -2362,16 +2521,22 @@
           <w:b/>
           <w:bCs/>
         </w:rPr>
-        <w:t xml:space="preserve">Accept</w:t>
-      </w:r>
-      <w:r>
-        <w:t xml:space="preserve">: all four fits converge; the summary table renders; LOPO likelihood</w:t>
-      </w:r>
-      <w:r>
-        <w:t xml:space="preserve"> </w:t>
-      </w:r>
-      <w:r>
-        <w:t xml:space="preserve">distinguishes the bias variants or states that it cannot.</w:t>
+        <w:t xml:space="preserve">Pitfalls</w:t>
+      </w:r>
+      <w:r>
+        <w:t xml:space="preserve">: identifiability of (c, σ_resp) scale — fix σ_resp’s prior scale from</w:t>
+      </w:r>
+      <w:r>
+        <w:t xml:space="preserve"> </w:t>
+      </w:r>
+      <w:r>
+        <w:t xml:space="preserve">the pilot (≈ 2 200 deficit units); lapse and threshold trade off at C1 — check the</w:t>
+      </w:r>
+      <w:r>
+        <w:t xml:space="preserve"> </w:t>
+      </w:r>
+      <w:r>
+        <w:t xml:space="preserve">recovery specifically at b.</w:t>
       </w:r>
     </w:p>
     <w:p>
@@ -2390,179 +2555,23 @@
         <w:t xml:space="preserve">Stop if</w:t>
       </w:r>
       <w:r>
-        <w:t xml:space="preserve">: the C1 cells misfit under both bias variants (systematic sign pattern</w:t>
-      </w:r>
-      <w:r>
-        <w:t xml:space="preserve"> </w:t>
-      </w:r>
-      <w:r>
-        <w:t xml:space="preserve">across criticalities) — that is the anticipation-leak question and needs review.</w:t>
+        <w:t xml:space="preserve">: recovery fails after two honest attempts — report the failure mode,</w:t>
+      </w:r>
+      <w:r>
+        <w:t xml:space="preserve"> </w:t>
+      </w:r>
+      <w:r>
+        <w:t xml:space="preserve">do not loosen the acceptance criterion.</w:t>
       </w:r>
     </w:p>
     <w:bookmarkEnd w:id="15"/>
-    <w:bookmarkStart w:id="16" w:name="Xbeb80fc684e59d248c2830b01171a26507f84a9"/>
+    <w:bookmarkStart w:id="16" w:name="X7012458fadcc0d15dc90995d0510793cebc8b3f"/>
     <w:p>
       <w:pPr>
         <w:pStyle w:val="Heading3"/>
       </w:pPr>
       <w:r>
-        <w:t xml:space="preserve">Card A.3 — the accumulator layer (review gate on its verdict)</w:t>
-      </w:r>
-    </w:p>
-    <w:p>
-      <w:pPr>
-        <w:pStyle w:val="FirstParagraph"/>
-      </w:pPr>
-      <w:r>
-        <w:rPr>
-          <w:i/>
-          <w:iCs/>
-        </w:rPr>
-        <w:t xml:space="preserve">[Verdict recorded 2026-08-27 at review gate R.1:</w:t>
-      </w:r>
-      <w:r>
-        <w:rPr>
-          <w:i/>
-          <w:iCs/>
-        </w:rPr>
-        <w:t xml:space="preserve"> </w:t>
-      </w:r>
-      <w:r>
-        <w:rPr>
-          <w:b/>
-          <w:bCs/>
-          <w:i/>
-          <w:iCs/>
-        </w:rPr>
-        <w:t xml:space="preserve">FAIL</w:t>
-      </w:r>
-      <w:r>
-        <w:rPr>
-          <w:i/>
-          <w:iCs/>
-        </w:rPr>
-        <w:t xml:space="preserve">, final and quotable. The</w:t>
-      </w:r>
-      <w:r>
-        <w:rPr>
-          <w:i/>
-          <w:iCs/>
-        </w:rPr>
-        <w:t xml:space="preserve"> </w:t>
-      </w:r>
-      <w:r>
-        <w:rPr>
-          <w:i/>
-          <w:iCs/>
-        </w:rPr>
-        <w:t xml:space="preserve">gate repaired two diagnosed misspecifications (v2: noise gated at manoeuvre onset;</w:t>
-      </w:r>
-      <w:r>
-        <w:rPr>
-          <w:i/>
-          <w:iCs/>
-        </w:rPr>
-        <w:t xml:space="preserve"> </w:t>
-      </w:r>
-      <w:r>
-        <w:rPr>
-          <w:i/>
-          <w:iCs/>
-        </w:rPr>
-        <w:t xml:space="preserve">v3: a free trial-level threshold spread, the analogue of stage 1’s σ_resp), verified</w:t>
-      </w:r>
-      <w:r>
-        <w:rPr>
-          <w:i/>
-          <w:iCs/>
-        </w:rPr>
-        <w:t xml:space="preserve"> </w:t>
-      </w:r>
-      <w:r>
-        <w:rPr>
-          <w:i/>
-          <w:iCs/>
-        </w:rPr>
-        <w:t xml:space="preserve">v2’s degenerate optimum was global (</w:t>
-      </w:r>
-      <w:r>
-        <w:rPr>
-          <w:rStyle w:val="VerbatimChar"/>
-          <w:i/>
-          <w:iCs/>
-        </w:rPr>
-        <w:t xml:space="preserve">fit_stage2.py --scan</w:t>
-      </w:r>
-      <w:r>
-        <w:rPr>
-          <w:i/>
-          <w:iCs/>
-        </w:rPr>
-        <w:t xml:space="preserve">), and pre-committed to v3</w:t>
-      </w:r>
-      <w:r>
-        <w:rPr>
-          <w:i/>
-          <w:iCs/>
-        </w:rPr>
-        <w:t xml:space="preserve"> </w:t>
-      </w:r>
-      <w:r>
-        <w:rPr>
-          <w:i/>
-          <w:iCs/>
-        </w:rPr>
-        <w:t xml:space="preserve">as the last iteration. v3: in-sample 0.178 vs the static probit’s 0.125; held-out</w:t>
-      </w:r>
-      <w:r>
-        <w:rPr>
-          <w:i/>
-          <w:iCs/>
-        </w:rPr>
-        <w:t xml:space="preserve"> </w:t>
-      </w:r>
-      <w:r>
-        <w:rPr>
-          <w:i/>
-          <w:iCs/>
-        </w:rPr>
-        <w:t xml:space="preserve">0.267 against the ≤ 0.11 / &gt; 0.13 rule. Structural cause in</w:t>
-      </w:r>
-      <w:r>
-        <w:rPr>
-          <w:i/>
-          <w:iCs/>
-        </w:rPr>
-        <w:t xml:space="preserve"> </w:t>
-      </w:r>
-      <w:r>
-        <w:rPr>
-          <w:rStyle w:val="VerbatimChar"/>
-          <w:i/>
-          <w:iCs/>
-        </w:rPr>
-        <w:t xml:space="preserve">out/stage2_summary.md</w:t>
-      </w:r>
-      <w:r>
-        <w:rPr>
-          <w:i/>
-          <w:iCs/>
-        </w:rPr>
-        <w:t xml:space="preserve">.</w:t>
-      </w:r>
-      <w:r>
-        <w:rPr>
-          <w:i/>
-          <w:iCs/>
-        </w:rPr>
-        <w:t xml:space="preserve"> </w:t>
-      </w:r>
-      <w:r>
-        <w:rPr>
-          <w:i/>
-          <w:iCs/>
-        </w:rPr>
-        <w:t xml:space="preserve">Do not re-run this card; the accumulator question is closed for this stimulus set.]</w:t>
+        <w:t xml:space="preserve">Card A.2 — stage-1 hierarchical fit, both bias variants</w:t>
       </w:r>
     </w:p>
     <w:p>
@@ -2581,13 +2590,13 @@
         <w:t xml:space="preserve">Goal</w:t>
       </w:r>
       <w:r>
-        <w:t xml:space="preserve">: the pre-registered test: does time-integration close the within-scenario</w:t>
-      </w:r>
-      <w:r>
-        <w:t xml:space="preserve"> </w:t>
-      </w:r>
-      <w:r>
-        <w:t xml:space="preserve">gap?</w:t>
+        <w:t xml:space="preserve">: the population distribution of the boundary level, and the bias-model</w:t>
+      </w:r>
+      <w:r>
+        <w:t xml:space="preserve"> </w:t>
+      </w:r>
+      <w:r>
+        <w:t xml:space="preserve">decision.</w:t>
       </w:r>
     </w:p>
     <w:p>
@@ -2615,52 +2624,28 @@
         <w:rPr>
           <w:rStyle w:val="VerbatimChar"/>
         </w:rPr>
-        <w:t xml:space="preserve">replication/czb/fit_stage2.py</w:t>
-      </w:r>
-      <w:r>
-        <w:t xml:space="preserve">. Evidence = the per-frame deficit series</w:t>
-      </w:r>
-      <w:r>
-        <w:t xml:space="preserve"> </w:t>
-      </w:r>
-      <w:r>
-        <w:t xml:space="preserve">(not the running max) from</w:t>
-      </w:r>
-      <w:r>
-        <w:t xml:space="preserve"> </w:t>
-      </w:r>
-      <w:r>
-        <w:rPr>
-          <w:rStyle w:val="VerbatimChar"/>
-        </w:rPr>
-        <w:t xml:space="preserve">stimulus_field</w:t>
-      </w:r>
-      <w:r>
-        <w:t xml:space="preserve">; linear accumulator with gain and</w:t>
-      </w:r>
-      <w:r>
-        <w:t xml:space="preserve"> </w:t>
-      </w:r>
-      <w:r>
-        <w:t xml:space="preserve">noise, threshold from A.2’s c_i; P(crossed by clip end) per trial via the</w:t>
-      </w:r>
-      <w:r>
-        <w:t xml:space="preserve"> </w:t>
-      </w:r>
-      <w:r>
-        <w:t xml:space="preserve">closed-form Gaussian first-passage approximation or 200-path simulation per cell</w:t>
-      </w:r>
-      <w:r>
-        <w:t xml:space="preserve"> </w:t>
-      </w:r>
-      <w:r>
-        <w:t xml:space="preserve">(cells share stimuli, so simulate per cell, not per trial). Motor latency fixed at</w:t>
-      </w:r>
-      <w:r>
-        <w:t xml:space="preserve"> </w:t>
-      </w:r>
-      <w:r>
-        <w:t xml:space="preserve">0.25 s; sensitivity refits at 0.15 and 0.35 s.</w:t>
+        <w:t xml:space="preserve">replication/czb/fit_stage1.py</w:t>
+      </w:r>
+      <w:r>
+        <w:t xml:space="preserve">, reusing A.1’s model code on the real</w:t>
+      </w:r>
+      <w:r>
+        <w:t xml:space="preserve"> </w:t>
+      </w:r>
+      <w:r>
+        <w:t xml:space="preserve">trials. Fit all four combinations: {deficit axis, a_req axis} × {group-level b,</w:t>
+      </w:r>
+      <w:r>
+        <w:t xml:space="preserve"> </w:t>
+      </w:r>
+      <w:r>
+        <w:t xml:space="preserve">hierarchical b_i}. The ordered braking-expectation response enters as two nested</w:t>
+      </w:r>
+      <w:r>
+        <w:t xml:space="preserve"> </w:t>
+      </w:r>
+      <w:r>
+        <w:t xml:space="preserve">thresholds (fitting plan §2); both levels free per roadmap §0b.</w:t>
       </w:r>
     </w:p>
     <w:p>
@@ -2676,28 +2661,58 @@
           <w:b/>
           <w:bCs/>
         </w:rPr>
-        <w:t xml:space="preserve">Accept / decision rule (pre-stated)</w:t>
-      </w:r>
-      <w:r>
-        <w:t xml:space="preserve">: held-out (leave-one-criticality-out) RMSE</w:t>
-      </w:r>
-      <w:r>
-        <w:t xml:space="preserve"> </w:t>
-      </w:r>
-      <w:r>
-        <w:t xml:space="preserve">on the 18-cell surface ≤ 0.11 counts as closing the gap (the 2D state rule’s 0.120</w:t>
-      </w:r>
-      <w:r>
-        <w:t xml:space="preserve"> </w:t>
-      </w:r>
-      <w:r>
-        <w:t xml:space="preserve">and the design ceiling’s ~0.10 bracket the target); &gt; 0.13 counts as failure and</w:t>
-      </w:r>
-      <w:r>
-        <w:t xml:space="preserve"> </w:t>
-      </w:r>
-      <w:r>
-        <w:t xml:space="preserve">is reported as evidence against the framework per the assessment.</w:t>
+        <w:t xml:space="preserve">Report</w:t>
+      </w:r>
+      <w:r>
+        <w:t xml:space="preserve"> </w:t>
+      </w:r>
+      <w:r>
+        <w:t xml:space="preserve">(</w:t>
+      </w:r>
+      <w:r>
+        <w:rPr>
+          <w:rStyle w:val="VerbatimChar"/>
+        </w:rPr>
+        <w:t xml:space="preserve">replication/czb/out/stage1_summary.md</w:t>
+      </w:r>
+      <w:r>
+        <w:t xml:space="preserve">): population μ, σ with SEs;</w:t>
+      </w:r>
+      <w:r>
+        <w:t xml:space="preserve"> </w:t>
+      </w:r>
+      <w:r>
+        <w:t xml:space="preserve">percentile table (50–95 in steps of 5) of the population distribution with CIs;</w:t>
+      </w:r>
+      <w:r>
+        <w:t xml:space="preserve"> </w:t>
+      </w:r>
+      <w:r>
+        <w:t xml:space="preserve">held-out log-likelihood (leave-one-participant-out, 43 folds); posterior predictive</w:t>
+      </w:r>
+      <w:r>
+        <w:t xml:space="preserve"> </w:t>
+      </w:r>
+      <w:r>
+        <w:t xml:space="preserve">P(intervene) per C1 cell against observed; fitted comfort and dread levels</w:t>
+      </w:r>
+      <w:r>
+        <w:t xml:space="preserve"> </w:t>
+      </w:r>
+      <w:r>
+        <w:t xml:space="preserve">translated to a_allowed units and to steady-following THW at 20 m/s via</w:t>
+      </w:r>
+      <w:r>
+        <w:t xml:space="preserve"> </w:t>
+      </w:r>
+      <w:r>
+        <w:rPr>
+          <w:rStyle w:val="VerbatimChar"/>
+        </w:rPr>
+        <w:t xml:space="preserve">comfortzone.field.critical_thw</w:t>
+      </w:r>
+      <w:r>
+        <w:t xml:space="preserve">.</w:t>
       </w:r>
     </w:p>
     <w:p>
@@ -2713,26 +2728,51 @@
           <w:b/>
           <w:bCs/>
         </w:rPr>
+        <w:t xml:space="preserve">Accept</w:t>
+      </w:r>
+      <w:r>
+        <w:t xml:space="preserve">: all four fits converge; the summary table renders; LOPO likelihood</w:t>
+      </w:r>
+      <w:r>
+        <w:t xml:space="preserve"> </w:t>
+      </w:r>
+      <w:r>
+        <w:t xml:space="preserve">distinguishes the bias variants or states that it cannot.</w:t>
+      </w:r>
+    </w:p>
+    <w:p>
+      <w:pPr>
+        <w:pStyle w:val="Compact"/>
+        <w:numPr>
+          <w:ilvl w:val="0"/>
+          <w:numId w:val="1010"/>
+        </w:numPr>
+      </w:pPr>
+      <w:r>
+        <w:rPr>
+          <w:b/>
+          <w:bCs/>
+        </w:rPr>
         <w:t xml:space="preserve">Stop if</w:t>
       </w:r>
       <w:r>
-        <w:t xml:space="preserve">: the fitted gain wants to be so large the accumulator degenerates to</w:t>
-      </w:r>
-      <w:r>
-        <w:t xml:space="preserve"> </w:t>
-      </w:r>
-      <w:r>
-        <w:t xml:space="preserve">the static threshold — report, since that itself answers the question.</w:t>
+        <w:t xml:space="preserve">: the C1 cells misfit under both bias variants (systematic sign pattern</w:t>
+      </w:r>
+      <w:r>
+        <w:t xml:space="preserve"> </w:t>
+      </w:r>
+      <w:r>
+        <w:t xml:space="preserve">across criticalities) — that is the anticipation-leak question and needs review.</w:t>
       </w:r>
     </w:p>
     <w:bookmarkEnd w:id="16"/>
-    <w:bookmarkStart w:id="17" w:name="card-a.4-button-side-validation"/>
+    <w:bookmarkStart w:id="17" w:name="Xbeb80fc684e59d248c2830b01171a26507f84a9"/>
     <w:p>
       <w:pPr>
         <w:pStyle w:val="Heading3"/>
       </w:pPr>
       <w:r>
-        <w:t xml:space="preserve">Card A.4 — button-side validation</w:t>
+        <w:t xml:space="preserve">Card A.3 — the accumulator layer (review gate on its verdict)</w:t>
       </w:r>
     </w:p>
     <w:p>
@@ -2744,77 +2784,151 @@
           <w:i/>
           <w:iCs/>
         </w:rPr>
-        <w:t xml:space="preserve">[Re-run 2026-08-27 at review gate R.1 under the final (v3) accumulator: still FAIL</w:t>
-      </w:r>
-      <w:r>
-        <w:rPr>
-          <w:i/>
-          <w:iCs/>
-        </w:rPr>
-        <w:t xml:space="preserve"> </w:t>
-      </w:r>
-      <w:r>
-        <w:rPr>
-          <w:i/>
-          <w:iCs/>
-        </w:rPr>
-        <w:t xml:space="preserve">(worst checkpoint discrepancy 0.310), attributable to the accumulator’s recorded A.3</w:t>
-      </w:r>
-      <w:r>
-        <w:rPr>
-          <w:i/>
-          <w:iCs/>
-        </w:rPr>
-        <w:t xml:space="preserve"> </w:t>
-      </w:r>
-      <w:r>
-        <w:rPr>
-          <w:i/>
-          <w:iCs/>
-        </w:rPr>
-        <w:t xml:space="preserve">inadequacy. What survives: the paradigm effect’s direction (earlier pressing in</w:t>
-      </w:r>
-      <w:r>
-        <w:rPr>
-          <w:i/>
-          <w:iCs/>
-        </w:rPr>
-        <w:t xml:space="preserve"> </w:t>
-      </w:r>
-      <w:r>
-        <w:rPr>
-          <w:i/>
-          <w:iCs/>
-        </w:rPr>
-        <w:t xml:space="preserve">Button) is confirmed; the level-versus-rate form is NOT distinguished (both shifts</w:t>
-      </w:r>
-      <w:r>
-        <w:rPr>
-          <w:i/>
-          <w:iCs/>
-        </w:rPr>
-        <w:t xml:space="preserve"> </w:t>
-      </w:r>
-      <w:r>
-        <w:rPr>
-          <w:i/>
-          <w:iCs/>
-        </w:rPr>
-        <w:t xml:space="preserve">reach RMSE 0.163), so handbook ch. 11 decision 3 stays open. Do not re-run without a</w:t>
-      </w:r>
-      <w:r>
-        <w:rPr>
-          <w:i/>
-          <w:iCs/>
-        </w:rPr>
-        <w:t xml:space="preserve"> </w:t>
-      </w:r>
-      <w:r>
-        <w:rPr>
-          <w:i/>
-          <w:iCs/>
-        </w:rPr>
-        <w:t xml:space="preserve">new response model.]</w:t>
+        <w:t xml:space="preserve">[Verdict recorded 2026-08-27 at review gate R.1:</w:t>
+      </w:r>
+      <w:r>
+        <w:rPr>
+          <w:i/>
+          <w:iCs/>
+        </w:rPr>
+        <w:t xml:space="preserve"> </w:t>
+      </w:r>
+      <w:r>
+        <w:rPr>
+          <w:b/>
+          <w:bCs/>
+          <w:i/>
+          <w:iCs/>
+        </w:rPr>
+        <w:t xml:space="preserve">FAIL</w:t>
+      </w:r>
+      <w:r>
+        <w:rPr>
+          <w:i/>
+          <w:iCs/>
+        </w:rPr>
+        <w:t xml:space="preserve">, final and quotable. The</w:t>
+      </w:r>
+      <w:r>
+        <w:rPr>
+          <w:i/>
+          <w:iCs/>
+        </w:rPr>
+        <w:t xml:space="preserve"> </w:t>
+      </w:r>
+      <w:r>
+        <w:rPr>
+          <w:i/>
+          <w:iCs/>
+        </w:rPr>
+        <w:t xml:space="preserve">gate repaired two diagnosed misspecifications (v2: noise gated at manoeuvre onset;</w:t>
+      </w:r>
+      <w:r>
+        <w:rPr>
+          <w:i/>
+          <w:iCs/>
+        </w:rPr>
+        <w:t xml:space="preserve"> </w:t>
+      </w:r>
+      <w:r>
+        <w:rPr>
+          <w:i/>
+          <w:iCs/>
+        </w:rPr>
+        <w:t xml:space="preserve">v3: a free trial-level threshold spread, the analogue of stage 1’s σ_resp), verified</w:t>
+      </w:r>
+      <w:r>
+        <w:rPr>
+          <w:i/>
+          <w:iCs/>
+        </w:rPr>
+        <w:t xml:space="preserve"> </w:t>
+      </w:r>
+      <w:r>
+        <w:rPr>
+          <w:i/>
+          <w:iCs/>
+        </w:rPr>
+        <w:t xml:space="preserve">v2’s degenerate optimum was global (</w:t>
+      </w:r>
+      <w:r>
+        <w:rPr>
+          <w:rStyle w:val="VerbatimChar"/>
+          <w:i/>
+          <w:iCs/>
+        </w:rPr>
+        <w:t xml:space="preserve">fit_stage2.py --scan</w:t>
+      </w:r>
+      <w:r>
+        <w:rPr>
+          <w:i/>
+          <w:iCs/>
+        </w:rPr>
+        <w:t xml:space="preserve">), and pre-committed to v3</w:t>
+      </w:r>
+      <w:r>
+        <w:rPr>
+          <w:i/>
+          <w:iCs/>
+        </w:rPr>
+        <w:t xml:space="preserve"> </w:t>
+      </w:r>
+      <w:r>
+        <w:rPr>
+          <w:i/>
+          <w:iCs/>
+        </w:rPr>
+        <w:t xml:space="preserve">as the last iteration. v3: in-sample 0.178 vs the static probit’s 0.125; held-out</w:t>
+      </w:r>
+      <w:r>
+        <w:rPr>
+          <w:i/>
+          <w:iCs/>
+        </w:rPr>
+        <w:t xml:space="preserve"> </w:t>
+      </w:r>
+      <w:r>
+        <w:rPr>
+          <w:i/>
+          <w:iCs/>
+        </w:rPr>
+        <w:t xml:space="preserve">0.267 against the ≤ 0.11 / &gt; 0.13 rule. Structural cause in</w:t>
+      </w:r>
+      <w:r>
+        <w:rPr>
+          <w:i/>
+          <w:iCs/>
+        </w:rPr>
+        <w:t xml:space="preserve"> </w:t>
+      </w:r>
+      <w:r>
+        <w:rPr>
+          <w:rStyle w:val="VerbatimChar"/>
+          <w:i/>
+          <w:iCs/>
+        </w:rPr>
+        <w:t xml:space="preserve">out/stage2_summary.md</w:t>
+      </w:r>
+      <w:r>
+        <w:rPr>
+          <w:i/>
+          <w:iCs/>
+        </w:rPr>
+        <w:t xml:space="preserve">.</w:t>
+      </w:r>
+      <w:r>
+        <w:rPr>
+          <w:i/>
+          <w:iCs/>
+        </w:rPr>
+        <w:t xml:space="preserve"> </w:t>
+      </w:r>
+      <w:r>
+        <w:rPr>
+          <w:i/>
+          <w:iCs/>
+        </w:rPr>
+        <w:t xml:space="preserve">Do not re-run this card; the accumulator question is closed for this stimulus set.]</w:t>
       </w:r>
     </w:p>
     <w:p>
@@ -2833,13 +2947,13 @@
         <w:t xml:space="preserve">Goal</w:t>
       </w:r>
       <w:r>
-        <w:t xml:space="preserve">: predict the press-time densities from the Random-fitted model with one</w:t>
-      </w:r>
-      <w:r>
-        <w:t xml:space="preserve"> </w:t>
-      </w:r>
-      <w:r>
-        <w:t xml:space="preserve">paradigm shift.</w:t>
+        <w:t xml:space="preserve">: the pre-registered test: does time-integration close the within-scenario</w:t>
+      </w:r>
+      <w:r>
+        <w:t xml:space="preserve"> </w:t>
+      </w:r>
+      <w:r>
+        <w:t xml:space="preserve">gap?</w:t>
       </w:r>
     </w:p>
     <w:p>
@@ -2867,49 +2981,52 @@
         <w:rPr>
           <w:rStyle w:val="VerbatimChar"/>
         </w:rPr>
-        <w:t xml:space="preserve">replication/czb/validate_button.py</w:t>
-      </w:r>
-      <w:r>
-        <w:t xml:space="preserve"> </w:t>
-      </w:r>
-      <w:r>
-        <w:t xml:space="preserve">on</w:t>
-      </w:r>
-      <w:r>
-        <w:t xml:space="preserve"> </w:t>
-      </w:r>
-      <w:r>
-        <w:rPr>
-          <w:rStyle w:val="VerbatimChar"/>
-        </w:rPr>
-        <w:t xml:space="preserve">czb_data.button_cutin_trials()</w:t>
-      </w:r>
-      <w:r>
-        <w:t xml:space="preserve">. Fit δ once as a threshold shift and once as a</w:t>
-      </w:r>
-      <w:r>
-        <w:t xml:space="preserve"> </w:t>
-      </w:r>
-      <w:r>
-        <w:t xml:space="preserve">gain shift; compare predicted vs observed press-time distributions per criticality</w:t>
-      </w:r>
-      <w:r>
-        <w:t xml:space="preserve"> </w:t>
-      </w:r>
-      <w:r>
-        <w:t xml:space="preserve">(QQ plots to</w:t>
-      </w:r>
-      <w:r>
-        <w:t xml:space="preserve"> </w:t>
-      </w:r>
-      <w:r>
-        <w:rPr>
-          <w:rStyle w:val="VerbatimChar"/>
-        </w:rPr>
-        <w:t xml:space="preserve">figures/</w:t>
-      </w:r>
-      <w:r>
-        <w:t xml:space="preserve">, one page) and report which shape fits.</w:t>
+        <w:t xml:space="preserve">replication/czb/fit_stage2.py</w:t>
+      </w:r>
+      <w:r>
+        <w:t xml:space="preserve">. Evidence = the per-frame deficit series</w:t>
+      </w:r>
+      <w:r>
+        <w:t xml:space="preserve"> </w:t>
+      </w:r>
+      <w:r>
+        <w:t xml:space="preserve">(not the running max) from</w:t>
+      </w:r>
+      <w:r>
+        <w:t xml:space="preserve"> </w:t>
+      </w:r>
+      <w:r>
+        <w:rPr>
+          <w:rStyle w:val="VerbatimChar"/>
+        </w:rPr>
+        <w:t xml:space="preserve">stimulus_field</w:t>
+      </w:r>
+      <w:r>
+        <w:t xml:space="preserve">; linear accumulator with gain and</w:t>
+      </w:r>
+      <w:r>
+        <w:t xml:space="preserve"> </w:t>
+      </w:r>
+      <w:r>
+        <w:t xml:space="preserve">noise, threshold from A.2’s c_i; P(crossed by clip end) per trial via the</w:t>
+      </w:r>
+      <w:r>
+        <w:t xml:space="preserve"> </w:t>
+      </w:r>
+      <w:r>
+        <w:t xml:space="preserve">closed-form Gaussian first-passage approximation or 200-path simulation per cell</w:t>
+      </w:r>
+      <w:r>
+        <w:t xml:space="preserve"> </w:t>
+      </w:r>
+      <w:r>
+        <w:t xml:space="preserve">(cells share stimuli, so simulate per cell, not per trial). Motor latency fixed at</w:t>
+      </w:r>
+      <w:r>
+        <w:t xml:space="preserve"> </w:t>
+      </w:r>
+      <w:r>
+        <w:t xml:space="preserve">0.25 s; sensitivity refits at 0.15 and 0.35 s.</w:t>
       </w:r>
     </w:p>
     <w:p>
@@ -2925,26 +3042,63 @@
           <w:b/>
           <w:bCs/>
         </w:rPr>
-        <w:t xml:space="preserve">Accept</w:t>
-      </w:r>
-      <w:r>
-        <w:t xml:space="preserve">: the documented cross-paradigm excess (+0.26 at TTC6) is reproduced by</w:t>
-      </w:r>
-      <w:r>
-        <w:t xml:space="preserve"> </w:t>
-      </w:r>
-      <w:r>
-        <w:t xml:space="preserve">the shifted model within 0.05 at the fixed-clip checkpoints.</w:t>
+        <w:t xml:space="preserve">Accept / decision rule (pre-stated)</w:t>
+      </w:r>
+      <w:r>
+        <w:t xml:space="preserve">: held-out (leave-one-criticality-out) RMSE</w:t>
+      </w:r>
+      <w:r>
+        <w:t xml:space="preserve"> </w:t>
+      </w:r>
+      <w:r>
+        <w:t xml:space="preserve">on the 18-cell surface ≤ 0.11 counts as closing the gap (the 2D state rule’s 0.120</w:t>
+      </w:r>
+      <w:r>
+        <w:t xml:space="preserve"> </w:t>
+      </w:r>
+      <w:r>
+        <w:t xml:space="preserve">and the design ceiling’s ~0.10 bracket the target); &gt; 0.13 counts as failure and</w:t>
+      </w:r>
+      <w:r>
+        <w:t xml:space="preserve"> </w:t>
+      </w:r>
+      <w:r>
+        <w:t xml:space="preserve">is reported as evidence against the framework per the assessment.</w:t>
+      </w:r>
+    </w:p>
+    <w:p>
+      <w:pPr>
+        <w:pStyle w:val="Compact"/>
+        <w:numPr>
+          <w:ilvl w:val="0"/>
+          <w:numId w:val="1011"/>
+        </w:numPr>
+      </w:pPr>
+      <w:r>
+        <w:rPr>
+          <w:b/>
+          <w:bCs/>
+        </w:rPr>
+        <w:t xml:space="preserve">Stop if</w:t>
+      </w:r>
+      <w:r>
+        <w:t xml:space="preserve">: the fitted gain wants to be so large the accumulator degenerates to</w:t>
+      </w:r>
+      <w:r>
+        <w:t xml:space="preserve"> </w:t>
+      </w:r>
+      <w:r>
+        <w:t xml:space="preserve">the static threshold — report, since that itself answers the question.</w:t>
       </w:r>
     </w:p>
     <w:bookmarkEnd w:id="17"/>
-    <w:bookmarkStart w:id="18" w:name="Xe9b12db9ccf940c2e98352feae798e2c271a525"/>
+    <w:bookmarkStart w:id="18" w:name="card-a.4-button-side-validation"/>
     <w:p>
       <w:pPr>
         <w:pStyle w:val="Heading3"/>
       </w:pPr>
       <w:r>
-        <w:t xml:space="preserve">Cards B.1–B.3 — transfer-scenario field constructions</w:t>
+        <w:t xml:space="preserve">Card A.4 — button-side validation</w:t>
       </w:r>
     </w:p>
     <w:p>
@@ -2952,109 +3106,81 @@
         <w:pStyle w:val="FirstParagraph"/>
       </w:pPr>
       <w:r>
-        <w:t xml:space="preserve">Template for each: a loader in</w:t>
-      </w:r>
-      <w:r>
-        <w:t xml:space="preserve"> </w:t>
-      </w:r>
-      <w:r>
-        <w:rPr>
-          <w:rStyle w:val="VerbatimChar"/>
-        </w:rPr>
-        <w:t xml:space="preserve">src/comfortzone/&lt;scenario&gt;.py</w:t>
-      </w:r>
-      <w:r>
-        <w:t xml:space="preserve"> </w:t>
-      </w:r>
-      <w:r>
-        <w:t xml:space="preserve">following</w:t>
-      </w:r>
-      <w:r>
-        <w:t xml:space="preserve"> </w:t>
-      </w:r>
-      <w:r>
-        <w:rPr>
-          <w:rStyle w:val="VerbatimChar"/>
-        </w:rPr>
-        <w:t xml:space="preserve">cutin.py</w:t>
-      </w:r>
-      <w:r>
-        <w:t xml:space="preserve">’s</w:t>
-      </w:r>
-      <w:r>
-        <w:t xml:space="preserve"> </w:t>
-      </w:r>
-      <w:r>
-        <w:t xml:space="preserve">structure (role assignment appropriate to the scenario —</w:t>
-      </w:r>
-      <w:r>
-        <w:t xml:space="preserve"> </w:t>
-      </w:r>
-      <w:r>
-        <w:rPr>
-          <w:b/>
-          <w:bCs/>
-        </w:rPr>
-        <w:t xml:space="preserve">by instructed vehicle, not</w:t>
-      </w:r>
-      <w:r>
-        <w:rPr>
-          <w:b/>
-          <w:bCs/>
-        </w:rPr>
-        <w:t xml:space="preserve"> </w:t>
-      </w:r>
-      <w:r>
-        <w:rPr>
-          <w:b/>
-          <w:bCs/>
-        </w:rPr>
-        <w:t xml:space="preserve">lateral span</w:t>
-      </w:r>
-      <w:r>
-        <w:t xml:space="preserve">), a field check script in</w:t>
-      </w:r>
-      <w:r>
-        <w:t xml:space="preserve"> </w:t>
-      </w:r>
-      <w:r>
-        <w:rPr>
-          <w:rStyle w:val="VerbatimChar"/>
-        </w:rPr>
-        <w:t xml:space="preserve">replication/czb/</w:t>
-      </w:r>
-      <w:r>
-        <w:t xml:space="preserve"> </w:t>
-      </w:r>
-      <w:r>
-        <w:t xml:space="preserve">producing a</w:t>
-      </w:r>
-      <w:r>
-        <w:t xml:space="preserve"> </w:t>
-      </w:r>
-      <w:r>
-        <w:t xml:space="preserve">per-criticality deficit figure, property tests, and the PS-versus-field correlation</w:t>
-      </w:r>
-      <w:r>
-        <w:t xml:space="preserve"> </w:t>
-      </w:r>
-      <w:r>
-        <w:t xml:space="preserve">(the</w:t>
-      </w:r>
-      <w:r>
-        <w:t xml:space="preserve"> </w:t>
-      </w:r>
-      <w:r>
-        <w:rPr>
-          <w:rStyle w:val="VerbatimChar"/>
-        </w:rPr>
-        <w:t xml:space="preserve">ps_vs_field.py</w:t>
-      </w:r>
-      <w:r>
-        <w:t xml:space="preserve"> </w:t>
-      </w:r>
-      <w:r>
-        <w:t xml:space="preserve">pattern) as the acceptance readout.</w:t>
+        <w:rPr>
+          <w:i/>
+          <w:iCs/>
+        </w:rPr>
+        <w:t xml:space="preserve">[Re-run 2026-08-27 at review gate R.1 under the final (v3) accumulator: still FAIL</w:t>
+      </w:r>
+      <w:r>
+        <w:rPr>
+          <w:i/>
+          <w:iCs/>
+        </w:rPr>
+        <w:t xml:space="preserve"> </w:t>
+      </w:r>
+      <w:r>
+        <w:rPr>
+          <w:i/>
+          <w:iCs/>
+        </w:rPr>
+        <w:t xml:space="preserve">(worst checkpoint discrepancy 0.310), attributable to the accumulator’s recorded A.3</w:t>
+      </w:r>
+      <w:r>
+        <w:rPr>
+          <w:i/>
+          <w:iCs/>
+        </w:rPr>
+        <w:t xml:space="preserve"> </w:t>
+      </w:r>
+      <w:r>
+        <w:rPr>
+          <w:i/>
+          <w:iCs/>
+        </w:rPr>
+        <w:t xml:space="preserve">inadequacy. What survives: the paradigm effect’s direction (earlier pressing in</w:t>
+      </w:r>
+      <w:r>
+        <w:rPr>
+          <w:i/>
+          <w:iCs/>
+        </w:rPr>
+        <w:t xml:space="preserve"> </w:t>
+      </w:r>
+      <w:r>
+        <w:rPr>
+          <w:i/>
+          <w:iCs/>
+        </w:rPr>
+        <w:t xml:space="preserve">Button) is confirmed; the level-versus-rate form is NOT distinguished (both shifts</w:t>
+      </w:r>
+      <w:r>
+        <w:rPr>
+          <w:i/>
+          <w:iCs/>
+        </w:rPr>
+        <w:t xml:space="preserve"> </w:t>
+      </w:r>
+      <w:r>
+        <w:rPr>
+          <w:i/>
+          <w:iCs/>
+        </w:rPr>
+        <w:t xml:space="preserve">reach RMSE 0.163), so handbook ch. 11 decision 3 stays open. Do not re-run without a</w:t>
+      </w:r>
+      <w:r>
+        <w:rPr>
+          <w:i/>
+          <w:iCs/>
+        </w:rPr>
+        <w:t xml:space="preserve"> </w:t>
+      </w:r>
+      <w:r>
+        <w:rPr>
+          <w:i/>
+          <w:iCs/>
+        </w:rPr>
+        <w:t xml:space="preserve">new response model.]</w:t>
       </w:r>
     </w:p>
     <w:p>
@@ -3070,43 +3196,16 @@
           <w:b/>
           <w:bCs/>
         </w:rPr>
-        <w:t xml:space="preserve">B.1 cyclist overtake</w:t>
-      </w:r>
-      <w:r>
-        <w:t xml:space="preserve"> </w:t>
-      </w:r>
-      <w:r>
-        <w:t xml:space="preserve">(first): ego closes on a cyclist in lane; rear-end field</w:t>
-      </w:r>
-      <w:r>
-        <w:t xml:space="preserve"> </w:t>
-      </w:r>
-      <w:r>
-        <w:t xml:space="preserve">nearly unchanged; criticality = lateral clearance 0.5/1/1.5 m, so the lateral term</w:t>
-      </w:r>
-      <w:r>
-        <w:t xml:space="preserve"> </w:t>
-      </w:r>
-      <w:r>
-        <w:t xml:space="preserve">matters — use the actual clearance in</w:t>
-      </w:r>
-      <w:r>
-        <w:t xml:space="preserve"> </w:t>
-      </w:r>
-      <w:r>
-        <w:rPr>
-          <w:rStyle w:val="VerbatimChar"/>
-        </w:rPr>
-        <w:t xml:space="preserve">dy</w:t>
-      </w:r>
-      <w:r>
-        <w:t xml:space="preserve">, widths from the trace (cyclist ≈ 0.6 m).</w:t>
-      </w:r>
-      <w:r>
-        <w:t xml:space="preserve"> </w:t>
-      </w:r>
-      <w:r>
-        <w:t xml:space="preserve">Accept: deficit ordered by clearance at C2–C5; cell-level PS Spearman ρ reported.</w:t>
+        <w:t xml:space="preserve">Goal</w:t>
+      </w:r>
+      <w:r>
+        <w:t xml:space="preserve">: predict the press-time densities from the Random-fitted model with one</w:t>
+      </w:r>
+      <w:r>
+        <w:t xml:space="preserve"> </w:t>
+      </w:r>
+      <w:r>
+        <w:t xml:space="preserve">paradigm shift.</w:t>
       </w:r>
     </w:p>
     <w:p>
@@ -3122,56 +3221,61 @@
           <w:b/>
           <w:bCs/>
         </w:rPr>
-        <w:t xml:space="preserve">B.2 truck overtake / truck lateral</w:t>
-      </w:r>
-      <w:r>
-        <w:t xml:space="preserve">: ego passes a truck with clearance variants;</w:t>
-      </w:r>
-      <w:r>
-        <w:t xml:space="preserve"> </w:t>
-      </w:r>
-      <w:r>
-        <w:t xml:space="preserve">the conflict is lateral, so P_lane runs on the</w:t>
-      </w:r>
-      <w:r>
-        <w:t xml:space="preserve"> </w:t>
-      </w:r>
-      <w:r>
-        <w:rPr>
-          <w:i/>
-          <w:iCs/>
-        </w:rPr>
-        <w:t xml:space="preserve">lateral closing</w:t>
-      </w:r>
-      <w:r>
-        <w:t xml:space="preserve"> </w:t>
-      </w:r>
-      <w:r>
-        <w:t xml:space="preserve">induced by the</w:t>
-      </w:r>
-      <w:r>
-        <w:t xml:space="preserve"> </w:t>
-      </w:r>
-      <w:r>
-        <w:t xml:space="preserve">truck’s drift (</w:t>
-      </w:r>
-      <w:r>
-        <w:rPr>
-          <w:rStyle w:val="VerbatimChar"/>
-        </w:rPr>
-        <w:t xml:space="preserve">truck_lateral_movement</w:t>
-      </w:r>
-      <w:r>
-        <w:t xml:space="preserve"> </w:t>
-      </w:r>
-      <w:r>
-        <w:t xml:space="preserve">traces) and the clearance term carries the</w:t>
-      </w:r>
-      <w:r>
-        <w:t xml:space="preserve"> </w:t>
-      </w:r>
-      <w:r>
-        <w:t xml:space="preserve">statics. Accept: same criteria; also record whether the zero-deficit issue appears.</w:t>
+        <w:t xml:space="preserve">Build</w:t>
+      </w:r>
+      <w:r>
+        <w:t xml:space="preserve">:</w:t>
+      </w:r>
+      <w:r>
+        <w:t xml:space="preserve"> </w:t>
+      </w:r>
+      <w:r>
+        <w:rPr>
+          <w:rStyle w:val="VerbatimChar"/>
+        </w:rPr>
+        <w:t xml:space="preserve">replication/czb/validate_button.py</w:t>
+      </w:r>
+      <w:r>
+        <w:t xml:space="preserve"> </w:t>
+      </w:r>
+      <w:r>
+        <w:t xml:space="preserve">on</w:t>
+      </w:r>
+      <w:r>
+        <w:t xml:space="preserve"> </w:t>
+      </w:r>
+      <w:r>
+        <w:rPr>
+          <w:rStyle w:val="VerbatimChar"/>
+        </w:rPr>
+        <w:t xml:space="preserve">czb_data.button_cutin_trials()</w:t>
+      </w:r>
+      <w:r>
+        <w:t xml:space="preserve">. Fit δ once as a threshold shift and once as a</w:t>
+      </w:r>
+      <w:r>
+        <w:t xml:space="preserve"> </w:t>
+      </w:r>
+      <w:r>
+        <w:t xml:space="preserve">gain shift; compare predicted vs observed press-time distributions per criticality</w:t>
+      </w:r>
+      <w:r>
+        <w:t xml:space="preserve"> </w:t>
+      </w:r>
+      <w:r>
+        <w:t xml:space="preserve">(QQ plots to</w:t>
+      </w:r>
+      <w:r>
+        <w:t xml:space="preserve"> </w:t>
+      </w:r>
+      <w:r>
+        <w:rPr>
+          <w:rStyle w:val="VerbatimChar"/>
+        </w:rPr>
+        <w:t xml:space="preserve">figures/</w:t>
+      </w:r>
+      <w:r>
+        <w:t xml:space="preserve">, one page) and report which shape fits.</w:t>
       </w:r>
     </w:p>
     <w:p>
@@ -3187,96 +3291,26 @@
           <w:b/>
           <w:bCs/>
         </w:rPr>
-        <w:t xml:space="preserve">B.3 LTAP</w:t>
-      </w:r>
-      <w:r>
-        <w:t xml:space="preserve">: crossing geometry. Build arrival-time separation at the conflict</w:t>
-      </w:r>
-      <w:r>
-        <w:t xml:space="preserve"> </w:t>
-      </w:r>
-      <w:r>
-        <w:t xml:space="preserve">zone (the intersection scenario’s construction): compute each vehicle’s time to the</w:t>
-      </w:r>
-      <w:r>
-        <w:t xml:space="preserve"> </w:t>
-      </w:r>
-      <w:r>
-        <w:t xml:space="preserve">crossing-region entry/exit from the traces, and gate the collision/safety terms by</w:t>
-      </w:r>
-      <w:r>
-        <w:t xml:space="preserve"> </w:t>
-      </w:r>
-      <w:r>
-        <w:t xml:space="preserve">predicted co-occupancy (the P_lane idea with lateral overlap replaced by zone</w:t>
-      </w:r>
-      <w:r>
-        <w:t xml:space="preserve"> </w:t>
-      </w:r>
-      <w:r>
-        <w:t xml:space="preserve">co-occupancy). This card has real design content —</w:t>
-      </w:r>
-      <w:r>
-        <w:t xml:space="preserve"> </w:t>
-      </w:r>
-      <w:r>
-        <w:rPr>
-          <w:b/>
-          <w:bCs/>
-        </w:rPr>
-        <w:t xml:space="preserve">write the construction note</w:t>
-      </w:r>
-      <w:r>
-        <w:rPr>
-          <w:b/>
-          <w:bCs/>
-        </w:rPr>
-        <w:t xml:space="preserve"> </w:t>
-      </w:r>
-      <w:r>
-        <w:rPr>
-          <w:b/>
-          <w:bCs/>
-        </w:rPr>
-        <w:t xml:space="preserve">first (1 page, the lane-entry-note pattern) and get it reviewed before coding</w:t>
-      </w:r>
-      <w:r>
-        <w:t xml:space="preserve">.</w:t>
-      </w:r>
-    </w:p>
-    <w:p>
-      <w:pPr>
-        <w:pStyle w:val="Compact"/>
-        <w:numPr>
-          <w:ilvl w:val="0"/>
-          <w:numId w:val="1012"/>
-        </w:numPr>
-      </w:pPr>
-      <w:r>
-        <w:rPr>
-          <w:b/>
-          <w:bCs/>
-        </w:rPr>
-        <w:t xml:space="preserve">Stop for all three if</w:t>
-      </w:r>
-      <w:r>
-        <w:t xml:space="preserve">: a trace family’s geometry does not fit the template</w:t>
-      </w:r>
-      <w:r>
-        <w:t xml:space="preserve"> </w:t>
-      </w:r>
-      <w:r>
-        <w:t xml:space="preserve">(e.g. missing vehicle, broken dimensions beyond the documented truck case).</w:t>
+        <w:t xml:space="preserve">Accept</w:t>
+      </w:r>
+      <w:r>
+        <w:t xml:space="preserve">: the documented cross-paradigm excess (+0.26 at TTC6) is reproduced by</w:t>
+      </w:r>
+      <w:r>
+        <w:t xml:space="preserve"> </w:t>
+      </w:r>
+      <w:r>
+        <w:t xml:space="preserve">the shifted model within 0.05 at the fixed-clip checkpoints.</w:t>
       </w:r>
     </w:p>
     <w:bookmarkEnd w:id="18"/>
-    <w:bookmarkStart w:id="19" w:name="X2e740bdde0311d32c80d142a3abf565c10676ee"/>
+    <w:bookmarkStart w:id="19" w:name="Xe9b12db9ccf940c2e98352feae798e2c271a525"/>
     <w:p>
       <w:pPr>
         <w:pStyle w:val="Heading3"/>
       </w:pPr>
       <w:r>
-        <w:t xml:space="preserve">Card B.4 — the transfer test (review gate; do not run before A.3 and B.1–B.3)</w:t>
+        <w:t xml:space="preserve">Cards B.1–B.3 — transfer-scenario field constructions</w:t>
       </w:r>
     </w:p>
     <w:p>
@@ -3284,67 +3318,109 @@
         <w:pStyle w:val="FirstParagraph"/>
       </w:pPr>
       <w:r>
-        <w:rPr>
-          <w:i/>
-          <w:iCs/>
-        </w:rPr>
-        <w:t xml:space="preserve">[Adjusted 2026-08-27 at review gate R.1: A.3’s FAIL removes the accumulator from</w:t>
-      </w:r>
-      <w:r>
-        <w:rPr>
-          <w:i/>
-          <w:iCs/>
-        </w:rPr>
-        <w:t xml:space="preserve"> </w:t>
-      </w:r>
-      <w:r>
-        <w:rPr>
-          <w:i/>
-          <w:iCs/>
-        </w:rPr>
-        <w:t xml:space="preserve">this card. The transferred model is the stage-1 static threshold, hierarchical-lapse</w:t>
-      </w:r>
-      <w:r>
-        <w:rPr>
-          <w:i/>
-          <w:iCs/>
-        </w:rPr>
-        <w:t xml:space="preserve"> </w:t>
-      </w:r>
-      <w:r>
-        <w:rPr>
-          <w:i/>
-          <w:iCs/>
-        </w:rPr>
-        <w:t xml:space="preserve">variant (population median 5 352, σ 0.209), everything frozen. The three-way</w:t>
-      </w:r>
-      <w:r>
-        <w:rPr>
-          <w:i/>
-          <w:iCs/>
-        </w:rPr>
-        <w:t xml:space="preserve"> </w:t>
-      </w:r>
-      <w:r>
-        <w:rPr>
-          <w:i/>
-          <w:iCs/>
-        </w:rPr>
-        <w:t xml:space="preserve">comparison (one-scalar field vs per-scenario 2D rules vs elliptical joint) is</w:t>
-      </w:r>
-      <w:r>
-        <w:rPr>
-          <w:i/>
-          <w:iCs/>
-        </w:rPr>
-        <w:t xml:space="preserve"> </w:t>
-      </w:r>
-      <w:r>
-        <w:rPr>
-          <w:i/>
-          <w:iCs/>
-        </w:rPr>
-        <w:t xml:space="preserve">unchanged.]</w:t>
+        <w:t xml:space="preserve">Template for each: a loader in</w:t>
+      </w:r>
+      <w:r>
+        <w:t xml:space="preserve"> </w:t>
+      </w:r>
+      <w:r>
+        <w:rPr>
+          <w:rStyle w:val="VerbatimChar"/>
+        </w:rPr>
+        <w:t xml:space="preserve">src/comfortzone/&lt;scenario&gt;.py</w:t>
+      </w:r>
+      <w:r>
+        <w:t xml:space="preserve"> </w:t>
+      </w:r>
+      <w:r>
+        <w:t xml:space="preserve">following</w:t>
+      </w:r>
+      <w:r>
+        <w:t xml:space="preserve"> </w:t>
+      </w:r>
+      <w:r>
+        <w:rPr>
+          <w:rStyle w:val="VerbatimChar"/>
+        </w:rPr>
+        <w:t xml:space="preserve">cutin.py</w:t>
+      </w:r>
+      <w:r>
+        <w:t xml:space="preserve">’s</w:t>
+      </w:r>
+      <w:r>
+        <w:t xml:space="preserve"> </w:t>
+      </w:r>
+      <w:r>
+        <w:t xml:space="preserve">structure (role assignment appropriate to the scenario —</w:t>
+      </w:r>
+      <w:r>
+        <w:t xml:space="preserve"> </w:t>
+      </w:r>
+      <w:r>
+        <w:rPr>
+          <w:b/>
+          <w:bCs/>
+        </w:rPr>
+        <w:t xml:space="preserve">by instructed vehicle, not</w:t>
+      </w:r>
+      <w:r>
+        <w:rPr>
+          <w:b/>
+          <w:bCs/>
+        </w:rPr>
+        <w:t xml:space="preserve"> </w:t>
+      </w:r>
+      <w:r>
+        <w:rPr>
+          <w:b/>
+          <w:bCs/>
+        </w:rPr>
+        <w:t xml:space="preserve">lateral span</w:t>
+      </w:r>
+      <w:r>
+        <w:t xml:space="preserve">), a field check script in</w:t>
+      </w:r>
+      <w:r>
+        <w:t xml:space="preserve"> </w:t>
+      </w:r>
+      <w:r>
+        <w:rPr>
+          <w:rStyle w:val="VerbatimChar"/>
+        </w:rPr>
+        <w:t xml:space="preserve">replication/czb/</w:t>
+      </w:r>
+      <w:r>
+        <w:t xml:space="preserve"> </w:t>
+      </w:r>
+      <w:r>
+        <w:t xml:space="preserve">producing a</w:t>
+      </w:r>
+      <w:r>
+        <w:t xml:space="preserve"> </w:t>
+      </w:r>
+      <w:r>
+        <w:t xml:space="preserve">per-criticality deficit figure, property tests, and the PS-versus-field correlation</w:t>
+      </w:r>
+      <w:r>
+        <w:t xml:space="preserve"> </w:t>
+      </w:r>
+      <w:r>
+        <w:t xml:space="preserve">(the</w:t>
+      </w:r>
+      <w:r>
+        <w:t xml:space="preserve"> </w:t>
+      </w:r>
+      <w:r>
+        <w:rPr>
+          <w:rStyle w:val="VerbatimChar"/>
+        </w:rPr>
+        <w:t xml:space="preserve">ps_vs_field.py</w:t>
+      </w:r>
+      <w:r>
+        <w:t xml:space="preserve"> </w:t>
+      </w:r>
+      <w:r>
+        <w:t xml:space="preserve">pattern) as the acceptance readout.</w:t>
       </w:r>
     </w:p>
     <w:p>
@@ -3356,31 +3432,397 @@
         </w:numPr>
       </w:pPr>
       <w:r>
-        <w:t xml:space="preserve">Fit on cut-in only (A.2/A.3 configuration frozen); predict each transfer scenario’s</w:t>
-      </w:r>
-      <w:r>
-        <w:t xml:space="preserve"> </w:t>
-      </w:r>
-      <w:r>
-        <w:t xml:space="preserve">response surface with no refit. Primary: no per-scenario shift. Secondary: one</w:t>
-      </w:r>
-      <w:r>
-        <w:t xml:space="preserve"> </w:t>
-      </w:r>
-      <w:r>
-        <w:t xml:space="preserve">instruction shift per scenario. Comparators on identical folds: per-scenario 2D</w:t>
-      </w:r>
-      <w:r>
-        <w:t xml:space="preserve"> </w:t>
-      </w:r>
-      <w:r>
-        <w:t xml:space="preserve">state rules (1/TTC-analogue + the scenario’s own second observable), and — once</w:t>
-      </w:r>
-      <w:r>
-        <w:t xml:space="preserve"> </w:t>
-      </w:r>
-      <w:r>
-        <w:t xml:space="preserve">specified with Jonas — the elliptical joint on the same observables.</w:t>
+        <w:rPr>
+          <w:b/>
+          <w:bCs/>
+        </w:rPr>
+        <w:t xml:space="preserve">B.1 cyclist overtake</w:t>
+      </w:r>
+      <w:r>
+        <w:t xml:space="preserve"> </w:t>
+      </w:r>
+      <w:r>
+        <w:t xml:space="preserve">(first): ego closes on a cyclist in lane; rear-end field</w:t>
+      </w:r>
+      <w:r>
+        <w:t xml:space="preserve"> </w:t>
+      </w:r>
+      <w:r>
+        <w:t xml:space="preserve">nearly unchanged; criticality = lateral clearance 0.5/1/1.5 m, so the lateral term</w:t>
+      </w:r>
+      <w:r>
+        <w:t xml:space="preserve"> </w:t>
+      </w:r>
+      <w:r>
+        <w:t xml:space="preserve">matters — use the actual clearance in</w:t>
+      </w:r>
+      <w:r>
+        <w:t xml:space="preserve"> </w:t>
+      </w:r>
+      <w:r>
+        <w:rPr>
+          <w:rStyle w:val="VerbatimChar"/>
+        </w:rPr>
+        <w:t xml:space="preserve">dy</w:t>
+      </w:r>
+      <w:r>
+        <w:t xml:space="preserve">, widths from the trace (cyclist ≈ 0.6 m).</w:t>
+      </w:r>
+      <w:r>
+        <w:t xml:space="preserve"> </w:t>
+      </w:r>
+      <w:r>
+        <w:t xml:space="preserve">Accept: deficit ordered by clearance at C2–C5; cell-level PS Spearman ρ reported.</w:t>
+      </w:r>
+      <w:r>
+        <w:t xml:space="preserve"> </w:t>
+      </w:r>
+      <w:r>
+        <w:rPr>
+          <w:i/>
+          <w:iCs/>
+        </w:rPr>
+        <w:t xml:space="preserve">[Executed 2026-08-28; full account in</w:t>
+      </w:r>
+      <w:r>
+        <w:rPr>
+          <w:i/>
+          <w:iCs/>
+        </w:rPr>
+        <w:t xml:space="preserve"> </w:t>
+      </w:r>
+      <w:r>
+        <w:rPr>
+          <w:rStyle w:val="VerbatimChar"/>
+          <w:i/>
+          <w:iCs/>
+        </w:rPr>
+        <w:t xml:space="preserve">docs/overtake_construction_note.md</w:t>
+      </w:r>
+      <w:r>
+        <w:rPr>
+          <w:i/>
+          <w:iCs/>
+        </w:rPr>
+        <w:t xml:space="preserve">. The</w:t>
+      </w:r>
+      <w:r>
+        <w:rPr>
+          <w:i/>
+          <w:iCs/>
+        </w:rPr>
+        <w:t xml:space="preserve"> </w:t>
+      </w:r>
+      <w:r>
+        <w:rPr>
+          <w:i/>
+          <w:iCs/>
+        </w:rPr>
+        <w:t xml:space="preserve">loader is</w:t>
+      </w:r>
+      <w:r>
+        <w:rPr>
+          <w:i/>
+          <w:iCs/>
+        </w:rPr>
+        <w:t xml:space="preserve"> </w:t>
+      </w:r>
+      <w:r>
+        <w:rPr>
+          <w:rStyle w:val="VerbatimChar"/>
+          <w:i/>
+          <w:iCs/>
+        </w:rPr>
+        <w:t xml:space="preserve">src/comfortzone/overtake.py</w:t>
+      </w:r>
+      <w:r>
+        <w:rPr>
+          <w:i/>
+          <w:iCs/>
+        </w:rPr>
+        <w:t xml:space="preserve">, validated against the study’s own clearance</w:t>
+      </w:r>
+      <w:r>
+        <w:rPr>
+          <w:i/>
+          <w:iCs/>
+        </w:rPr>
+        <w:t xml:space="preserve"> </w:t>
+      </w:r>
+      <w:r>
+        <w:rPr>
+          <w:i/>
+          <w:iCs/>
+        </w:rPr>
+        <w:t xml:space="preserve">labels (0.506 / 1.004 / 1.501 m against 0.5 / 1 / 1.5). Three corrections to this</w:t>
+      </w:r>
+      <w:r>
+        <w:rPr>
+          <w:i/>
+          <w:iCs/>
+        </w:rPr>
+        <w:t xml:space="preserve"> </w:t>
+      </w:r>
+      <w:r>
+        <w:rPr>
+          <w:i/>
+          <w:iCs/>
+        </w:rPr>
+        <w:t xml:space="preserve">card: roles must come from the instructed vehicle because the cut-in’s lateral-span</w:t>
+      </w:r>
+      <w:r>
+        <w:rPr>
+          <w:i/>
+          <w:iCs/>
+        </w:rPr>
+        <w:t xml:space="preserve"> </w:t>
+      </w:r>
+      <w:r>
+        <w:rPr>
+          <w:i/>
+          <w:iCs/>
+        </w:rPr>
+        <w:t xml:space="preserve">rule is</w:t>
+      </w:r>
+      <w:r>
+        <w:rPr>
+          <w:i/>
+          <w:iCs/>
+        </w:rPr>
+        <w:t xml:space="preserve"> </w:t>
+      </w:r>
+      <w:r>
+        <w:rPr>
+          <w:b/>
+          <w:bCs/>
+          <w:i/>
+          <w:iCs/>
+        </w:rPr>
+        <w:t xml:space="preserve">inverted</w:t>
+      </w:r>
+      <w:r>
+        <w:rPr>
+          <w:i/>
+          <w:iCs/>
+        </w:rPr>
+        <w:t xml:space="preserve"> </w:t>
+      </w:r>
+      <w:r>
+        <w:rPr>
+          <w:i/>
+          <w:iCs/>
+        </w:rPr>
+        <w:t xml:space="preserve">here (the ego moves, not the target); the lateral coordinate is</w:t>
+      </w:r>
+      <w:r>
+        <w:rPr>
+          <w:i/>
+          <w:iCs/>
+        </w:rPr>
+        <w:t xml:space="preserve"> </w:t>
+      </w:r>
+      <w:r>
+        <w:rPr>
+          <w:rStyle w:val="VerbatimChar"/>
+          <w:i/>
+          <w:iCs/>
+        </w:rPr>
+        <w:t xml:space="preserve">Location_Y</w:t>
+      </w:r>
+      <w:r>
+        <w:rPr>
+          <w:i/>
+          <w:iCs/>
+        </w:rPr>
+        <w:t xml:space="preserve"> </w:t>
+      </w:r>
+      <w:r>
+        <w:rPr>
+          <w:i/>
+          <w:iCs/>
+        </w:rPr>
+        <w:t xml:space="preserve">—</w:t>
+      </w:r>
+      <w:r>
+        <w:rPr>
+          <w:i/>
+          <w:iCs/>
+        </w:rPr>
+        <w:t xml:space="preserve"> </w:t>
+      </w:r>
+      <w:r>
+        <w:rPr>
+          <w:rStyle w:val="VerbatimChar"/>
+          <w:i/>
+          <w:iCs/>
+        </w:rPr>
+        <w:t xml:space="preserve">Offset</w:t>
+      </w:r>
+      <w:r>
+        <w:rPr>
+          <w:i/>
+          <w:iCs/>
+        </w:rPr>
+        <w:t xml:space="preserve"> </w:t>
+      </w:r>
+      <w:r>
+        <w:rPr>
+          <w:i/>
+          <w:iCs/>
+        </w:rPr>
+        <w:t xml:space="preserve">inverts the criticality ordering; and the cyclist width is in</w:t>
+      </w:r>
+      <w:r>
+        <w:rPr>
+          <w:i/>
+          <w:iCs/>
+        </w:rPr>
+        <w:t xml:space="preserve"> </w:t>
+      </w:r>
+      <w:r>
+        <w:rPr>
+          <w:i/>
+          <w:iCs/>
+        </w:rPr>
+        <w:t xml:space="preserve">the trace (0.582 m), not assumed. The card’s premise did</w:t>
+      </w:r>
+      <w:r>
+        <w:rPr>
+          <w:i/>
+          <w:iCs/>
+        </w:rPr>
+        <w:t xml:space="preserve"> </w:t>
+      </w:r>
+      <w:r>
+        <w:rPr>
+          <w:b/>
+          <w:bCs/>
+          <w:i/>
+          <w:iCs/>
+        </w:rPr>
+        <w:t xml:space="preserve">not</w:t>
+      </w:r>
+      <w:r>
+        <w:rPr>
+          <w:i/>
+          <w:iCs/>
+        </w:rPr>
+        <w:t xml:space="preserve"> </w:t>
+      </w:r>
+      <w:r>
+        <w:rPr>
+          <w:i/>
+          <w:iCs/>
+        </w:rPr>
+        <w:t xml:space="preserve">hold: the field</w:t>
+      </w:r>
+      <w:r>
+        <w:rPr>
+          <w:i/>
+          <w:iCs/>
+        </w:rPr>
+        <w:t xml:space="preserve"> </w:t>
+      </w:r>
+      <w:r>
+        <w:rPr>
+          <w:i/>
+          <w:iCs/>
+        </w:rPr>
+        <w:t xml:space="preserve">orders the 15 cells at Spearman +0.402 against the clearance label’s −0.833, because</w:t>
+      </w:r>
+      <w:r>
+        <w:rPr>
+          <w:i/>
+          <w:iCs/>
+        </w:rPr>
+        <w:t xml:space="preserve"> </w:t>
+      </w:r>
+      <w:r>
+        <w:rPr>
+          <w:rStyle w:val="VerbatimChar"/>
+          <w:i/>
+          <w:iCs/>
+        </w:rPr>
+        <w:t xml:space="preserve">p_lane</w:t>
+      </w:r>
+      <w:r>
+        <w:rPr>
+          <w:i/>
+          <w:iCs/>
+        </w:rPr>
+        <w:t xml:space="preserve"> </w:t>
+      </w:r>
+      <w:r>
+        <w:rPr>
+          <w:i/>
+          <w:iCs/>
+        </w:rPr>
+        <w:t xml:space="preserve">sits at 0.843–1.000 all through the window and cannot see the manipulated</w:t>
+      </w:r>
+      <w:r>
+        <w:rPr>
+          <w:i/>
+          <w:iCs/>
+        </w:rPr>
+        <w:t xml:space="preserve"> </w:t>
+      </w:r>
+      <w:r>
+        <w:rPr>
+          <w:i/>
+          <w:iCs/>
+        </w:rPr>
+        <w:t xml:space="preserve">variable. The scenario’s criticality is a lateral</w:t>
+      </w:r>
+      <w:r>
+        <w:rPr>
+          <w:i/>
+          <w:iCs/>
+        </w:rPr>
+        <w:t xml:space="preserve"> </w:t>
+      </w:r>
+      <w:r>
+        <w:rPr>
+          <w:i/>
+          <w:i/>
+          <w:iCs/>
+          <w:iCs/>
+        </w:rPr>
+        <w:t xml:space="preserve">comfort margin</w:t>
+      </w:r>
+      <w:r>
+        <w:rPr>
+          <w:i/>
+          <w:iCs/>
+        </w:rPr>
+        <w:t xml:space="preserve">, not a collision</w:t>
+      </w:r>
+      <w:r>
+        <w:rPr>
+          <w:i/>
+          <w:iCs/>
+        </w:rPr>
+        <w:t xml:space="preserve"> </w:t>
+      </w:r>
+      <w:r>
+        <w:rPr>
+          <w:i/>
+          <w:iCs/>
+        </w:rPr>
+        <w:t xml:space="preserve">geometry. Adding a lateral-clearance comfort term is a preference-function change and</w:t>
+      </w:r>
+      <w:r>
+        <w:rPr>
+          <w:i/>
+          <w:iCs/>
+        </w:rPr>
+        <w:t xml:space="preserve"> </w:t>
+      </w:r>
+      <w:r>
+        <w:rPr>
+          <w:i/>
+          <w:iCs/>
+        </w:rPr>
+        <w:t xml:space="preserve">is left as a review decision.]</w:t>
       </w:r>
     </w:p>
     <w:p>
@@ -3392,29 +3834,505 @@
         </w:numPr>
       </w:pPr>
       <w:r>
-        <w:t xml:space="preserve">Output: one table, per scenario × model: held-out corr and RMSE against (a) chance</w:t>
-      </w:r>
-      <w:r>
-        <w:t xml:space="preserve"> </w:t>
-      </w:r>
-      <w:r>
-        <w:t xml:space="preserve">and (b) the per-scenario-refit ceiling. No verdict prose from the executing</w:t>
-      </w:r>
-      <w:r>
-        <w:t xml:space="preserve"> </w:t>
-      </w:r>
-      <w:r>
-        <w:t xml:space="preserve">session; the verdict is a review task.</w:t>
+        <w:rPr>
+          <w:b/>
+          <w:bCs/>
+        </w:rPr>
+        <w:t xml:space="preserve">B.2 truck overtake / truck lateral</w:t>
+      </w:r>
+      <w:r>
+        <w:t xml:space="preserve">: ego passes a truck with clearance variants;</w:t>
+      </w:r>
+      <w:r>
+        <w:t xml:space="preserve"> </w:t>
+      </w:r>
+      <w:r>
+        <w:t xml:space="preserve">the conflict is lateral, so P_lane runs on the</w:t>
+      </w:r>
+      <w:r>
+        <w:t xml:space="preserve"> </w:t>
+      </w:r>
+      <w:r>
+        <w:rPr>
+          <w:i/>
+          <w:iCs/>
+        </w:rPr>
+        <w:t xml:space="preserve">lateral closing</w:t>
+      </w:r>
+      <w:r>
+        <w:t xml:space="preserve"> </w:t>
+      </w:r>
+      <w:r>
+        <w:t xml:space="preserve">induced by the</w:t>
+      </w:r>
+      <w:r>
+        <w:t xml:space="preserve"> </w:t>
+      </w:r>
+      <w:r>
+        <w:t xml:space="preserve">truck’s drift (</w:t>
+      </w:r>
+      <w:r>
+        <w:rPr>
+          <w:rStyle w:val="VerbatimChar"/>
+        </w:rPr>
+        <w:t xml:space="preserve">truck_lateral_movement</w:t>
+      </w:r>
+      <w:r>
+        <w:t xml:space="preserve"> </w:t>
+      </w:r>
+      <w:r>
+        <w:t xml:space="preserve">traces) and the clearance term carries the</w:t>
+      </w:r>
+      <w:r>
+        <w:t xml:space="preserve"> </w:t>
+      </w:r>
+      <w:r>
+        <w:t xml:space="preserve">statics. Accept: same criteria; also record whether the zero-deficit issue appears.</w:t>
+      </w:r>
+    </w:p>
+    <w:p>
+      <w:pPr>
+        <w:pStyle w:val="Compact"/>
+        <w:numPr>
+          <w:ilvl w:val="0"/>
+          <w:numId w:val="1013"/>
+        </w:numPr>
+      </w:pPr>
+      <w:r>
+        <w:rPr>
+          <w:b/>
+          <w:bCs/>
+        </w:rPr>
+        <w:t xml:space="preserve">B.3 LTAP</w:t>
+      </w:r>
+      <w:r>
+        <w:t xml:space="preserve">: crossing geometry. Build arrival-time separation at the conflict</w:t>
+      </w:r>
+      <w:r>
+        <w:t xml:space="preserve"> </w:t>
+      </w:r>
+      <w:r>
+        <w:t xml:space="preserve">zone (the intersection scenario’s construction): compute each vehicle’s time to the</w:t>
+      </w:r>
+      <w:r>
+        <w:t xml:space="preserve"> </w:t>
+      </w:r>
+      <w:r>
+        <w:t xml:space="preserve">crossing-region entry/exit from the traces, and gate the collision/safety terms by</w:t>
+      </w:r>
+      <w:r>
+        <w:t xml:space="preserve"> </w:t>
+      </w:r>
+      <w:r>
+        <w:t xml:space="preserve">predicted co-occupancy (the P_lane idea with lateral overlap replaced by zone</w:t>
+      </w:r>
+      <w:r>
+        <w:t xml:space="preserve"> </w:t>
+      </w:r>
+      <w:r>
+        <w:t xml:space="preserve">co-occupancy). This card has real design content —</w:t>
+      </w:r>
+      <w:r>
+        <w:t xml:space="preserve"> </w:t>
+      </w:r>
+      <w:r>
+        <w:rPr>
+          <w:b/>
+          <w:bCs/>
+        </w:rPr>
+        <w:t xml:space="preserve">write the construction note</w:t>
+      </w:r>
+      <w:r>
+        <w:rPr>
+          <w:b/>
+          <w:bCs/>
+        </w:rPr>
+        <w:t xml:space="preserve"> </w:t>
+      </w:r>
+      <w:r>
+        <w:rPr>
+          <w:b/>
+          <w:bCs/>
+        </w:rPr>
+        <w:t xml:space="preserve">first (1 page, the lane-entry-note pattern) and get it reviewed before coding</w:t>
+      </w:r>
+      <w:r>
+        <w:t xml:space="preserve">.</w:t>
+      </w:r>
+    </w:p>
+    <w:p>
+      <w:pPr>
+        <w:pStyle w:val="Compact"/>
+        <w:numPr>
+          <w:ilvl w:val="0"/>
+          <w:numId w:val="1013"/>
+        </w:numPr>
+      </w:pPr>
+      <w:r>
+        <w:rPr>
+          <w:b/>
+          <w:bCs/>
+        </w:rPr>
+        <w:t xml:space="preserve">Stop for all three if</w:t>
+      </w:r>
+      <w:r>
+        <w:t xml:space="preserve">: a trace family’s geometry does not fit the template</w:t>
+      </w:r>
+      <w:r>
+        <w:t xml:space="preserve"> </w:t>
+      </w:r>
+      <w:r>
+        <w:t xml:space="preserve">(e.g. missing vehicle, broken dimensions beyond the documented truck case).</w:t>
       </w:r>
     </w:p>
     <w:bookmarkEnd w:id="19"/>
-    <w:bookmarkStart w:id="20" w:name="card-c-percentile-sensitivity"/>
+    <w:bookmarkStart w:id="20" w:name="X2e740bdde0311d32c80d142a3abf565c10676ee"/>
     <w:p>
       <w:pPr>
         <w:pStyle w:val="Heading3"/>
       </w:pPr>
       <w:r>
-        <w:t xml:space="preserve">Card C — percentile sensitivity</w:t>
+        <w:t xml:space="preserve">Card B.4 — the transfer test (review gate; do not run before A.3 and B.1–B.3)</w:t>
+      </w:r>
+    </w:p>
+    <w:p>
+      <w:pPr>
+        <w:pStyle w:val="FirstParagraph"/>
+      </w:pPr>
+      <w:r>
+        <w:rPr>
+          <w:i/>
+          <w:iCs/>
+        </w:rPr>
+        <w:t xml:space="preserve">[Adjusted 2026-08-27 at review gate R.1: A.3’s FAIL removes the accumulator from</w:t>
+      </w:r>
+      <w:r>
+        <w:rPr>
+          <w:i/>
+          <w:iCs/>
+        </w:rPr>
+        <w:t xml:space="preserve"> </w:t>
+      </w:r>
+      <w:r>
+        <w:rPr>
+          <w:i/>
+          <w:iCs/>
+        </w:rPr>
+        <w:t xml:space="preserve">this card. The transferred model is the stage-1 static threshold, hierarchical-lapse</w:t>
+      </w:r>
+      <w:r>
+        <w:rPr>
+          <w:i/>
+          <w:iCs/>
+        </w:rPr>
+        <w:t xml:space="preserve"> </w:t>
+      </w:r>
+      <w:r>
+        <w:rPr>
+          <w:i/>
+          <w:iCs/>
+        </w:rPr>
+        <w:t xml:space="preserve">variant (population median 5 352, σ 0.209), everything frozen. The three-way</w:t>
+      </w:r>
+      <w:r>
+        <w:rPr>
+          <w:i/>
+          <w:iCs/>
+        </w:rPr>
+        <w:t xml:space="preserve"> </w:t>
+      </w:r>
+      <w:r>
+        <w:rPr>
+          <w:i/>
+          <w:iCs/>
+        </w:rPr>
+        <w:t xml:space="preserve">comparison (one-scalar field vs per-scenario 2D rules vs elliptical joint) is</w:t>
+      </w:r>
+      <w:r>
+        <w:rPr>
+          <w:i/>
+          <w:iCs/>
+        </w:rPr>
+        <w:t xml:space="preserve"> </w:t>
+      </w:r>
+      <w:r>
+        <w:rPr>
+          <w:i/>
+          <w:iCs/>
+        </w:rPr>
+        <w:t xml:space="preserve">unchanged.]</w:t>
+      </w:r>
+    </w:p>
+    <w:p>
+      <w:pPr>
+        <w:pStyle w:val="BodyText"/>
+      </w:pPr>
+      <w:r>
+        <w:rPr>
+          <w:i/>
+          <w:iCs/>
+        </w:rPr>
+        <w:t xml:space="preserve">[Adjusted again 2026-08-28, on evidence from the B.1 pilot transfer</w:t>
+      </w:r>
+      <w:r>
+        <w:rPr>
+          <w:i/>
+          <w:iCs/>
+        </w:rPr>
+        <w:t xml:space="preserve"> </w:t>
+      </w:r>
+      <w:r>
+        <w:rPr>
+          <w:i/>
+          <w:iCs/>
+        </w:rPr>
+        <w:t xml:space="preserve">(</w:t>
+      </w:r>
+      <w:r>
+        <w:rPr>
+          <w:rStyle w:val="VerbatimChar"/>
+          <w:i/>
+          <w:iCs/>
+        </w:rPr>
+        <w:t xml:space="preserve">docs/overtake_construction_note.md</w:t>
+      </w:r>
+      <w:r>
+        <w:rPr>
+          <w:i/>
+          <w:iCs/>
+        </w:rPr>
+        <w:t xml:space="preserve"> </w:t>
+      </w:r>
+      <w:r>
+        <w:rPr>
+          <w:i/>
+          <w:iCs/>
+        </w:rPr>
+        <w:t xml:space="preserve">§6).</w:t>
+      </w:r>
+      <w:r>
+        <w:rPr>
+          <w:i/>
+          <w:iCs/>
+        </w:rPr>
+        <w:t xml:space="preserve"> </w:t>
+      </w:r>
+      <w:r>
+        <w:rPr>
+          <w:b/>
+          <w:bCs/>
+          <w:i/>
+          <w:iCs/>
+        </w:rPr>
+        <w:t xml:space="preserve">The primary analysis should freeze the</w:t>
+      </w:r>
+      <w:r>
+        <w:rPr>
+          <w:b/>
+          <w:bCs/>
+          <w:i/>
+          <w:iCs/>
+        </w:rPr>
+        <w:t xml:space="preserve"> </w:t>
+      </w:r>
+      <w:r>
+        <w:rPr>
+          <w:b/>
+          <w:bCs/>
+          <w:i/>
+          <w:iCs/>
+        </w:rPr>
+        <w:t xml:space="preserve">boundary and free each scenario’s lapse</w:t>
+      </w:r>
+      <w:r>
+        <w:rPr>
+          <w:i/>
+          <w:iCs/>
+        </w:rPr>
+        <w:t xml:space="preserve">, not freeze everything. The pre-onset</w:t>
+      </w:r>
+      <w:r>
+        <w:rPr>
+          <w:i/>
+          <w:iCs/>
+        </w:rPr>
+        <w:t xml:space="preserve"> </w:t>
+      </w:r>
+      <w:r>
+        <w:rPr>
+          <w:i/>
+          <w:iCs/>
+        </w:rPr>
+        <w:t xml:space="preserve">intervention rate is 0.081 in the cut-in against 0.198 in the cyclist overtake, so a</w:t>
+      </w:r>
+      <w:r>
+        <w:rPr>
+          <w:i/>
+          <w:iCs/>
+        </w:rPr>
+        <w:t xml:space="preserve"> </w:t>
+      </w:r>
+      <w:r>
+        <w:rPr>
+          <w:i/>
+          <w:iCs/>
+        </w:rPr>
+        <w:t xml:space="preserve">no-shift primary starts every transfer cell ~0.12 low for reasons unrelated to the</w:t>
+      </w:r>
+      <w:r>
+        <w:rPr>
+          <w:i/>
+          <w:iCs/>
+        </w:rPr>
+        <w:t xml:space="preserve"> </w:t>
+      </w:r>
+      <w:r>
+        <w:rPr>
+          <w:i/>
+          <w:iCs/>
+        </w:rPr>
+        <w:t xml:space="preserve">boundary: frozen transfer scores RMSE 0.176 against chance 0.158, while freeing only</w:t>
+      </w:r>
+      <w:r>
+        <w:rPr>
+          <w:i/>
+          <w:iCs/>
+        </w:rPr>
+        <w:t xml:space="preserve"> </w:t>
+      </w:r>
+      <w:r>
+        <w:rPr>
+          <w:i/>
+          <w:iCs/>
+        </w:rPr>
+        <w:t xml:space="preserve">the lapse gives 0.129 — past chance and within 0.016 of the full-refit ceiling. The</w:t>
+      </w:r>
+      <w:r>
+        <w:rPr>
+          <w:i/>
+          <w:iCs/>
+        </w:rPr>
+        <w:t xml:space="preserve"> </w:t>
+      </w:r>
+      <w:r>
+        <w:rPr>
+          <w:i/>
+          <w:iCs/>
+        </w:rPr>
+        <w:t xml:space="preserve">lapse is identified by that scenario’s C1 cells alone, which end where the field is</w:t>
+      </w:r>
+      <w:r>
+        <w:rPr>
+          <w:i/>
+          <w:iCs/>
+        </w:rPr>
+        <w:t xml:space="preserve"> </w:t>
+      </w:r>
+      <w:r>
+        <w:rPr>
+          <w:i/>
+          <w:iCs/>
+        </w:rPr>
+        <w:t xml:space="preserve">zero by construction and therefore carry no boundary information; the roadmap’s</w:t>
+      </w:r>
+      <w:r>
+        <w:rPr>
+          <w:i/>
+          <w:iCs/>
+        </w:rPr>
+        <w:t xml:space="preserve"> </w:t>
+      </w:r>
+      <w:r>
+        <w:rPr>
+          <w:i/>
+          <w:iCs/>
+        </w:rPr>
+        <w:t xml:space="preserve">secondary</w:t>
+      </w:r>
+      <w:r>
+        <w:rPr>
+          <w:i/>
+          <w:iCs/>
+        </w:rPr>
+        <w:t xml:space="preserve"> </w:t>
+      </w:r>
+      <w:r>
+        <w:rPr>
+          <w:i/>
+          <w:iCs/>
+        </w:rPr>
+        <w:t xml:space="preserve">“one uniform level shift per scenario”</w:t>
+      </w:r>
+      <w:r>
+        <w:rPr>
+          <w:i/>
+          <w:iCs/>
+        </w:rPr>
+        <w:t xml:space="preserve"> </w:t>
+      </w:r>
+      <w:r>
+        <w:rPr>
+          <w:i/>
+          <w:iCs/>
+        </w:rPr>
+        <w:t xml:space="preserve">does absorb the boundary and should</w:t>
+      </w:r>
+      <w:r>
+        <w:rPr>
+          <w:i/>
+          <w:iCs/>
+        </w:rPr>
+        <w:t xml:space="preserve"> </w:t>
+      </w:r>
+      <w:r>
+        <w:rPr>
+          <w:i/>
+          <w:iCs/>
+        </w:rPr>
+        <w:t xml:space="preserve">stay secondary. Also: score against the field-independent ceiling in</w:t>
+      </w:r>
+      <w:r>
+        <w:rPr>
+          <w:i/>
+          <w:iCs/>
+        </w:rPr>
+        <w:t xml:space="preserve"> </w:t>
+      </w:r>
+      <w:r>
+        <w:rPr>
+          <w:rStyle w:val="VerbatimChar"/>
+          <w:i/>
+          <w:iCs/>
+        </w:rPr>
+        <w:t xml:space="preserve">out/cross_scenario_consistency.md</w:t>
+      </w:r>
+      <w:r>
+        <w:rPr>
+          <w:i/>
+          <w:iCs/>
+        </w:rPr>
+        <w:t xml:space="preserve"> </w:t>
+      </w:r>
+      <w:r>
+        <w:rPr>
+          <w:i/>
+          <w:iCs/>
+        </w:rPr>
+        <w:t xml:space="preserve">— only ~69% of the reliable per-driver signal is</w:t>
+      </w:r>
+      <w:r>
+        <w:rPr>
+          <w:i/>
+          <w:iCs/>
+        </w:rPr>
+        <w:t xml:space="preserve"> </w:t>
+      </w:r>
+      <w:r>
+        <w:rPr>
+          <w:i/>
+          <w:iCs/>
+        </w:rPr>
+        <w:t xml:space="preserve">shared between scenarios, so a perfect one-scalar model cannot reach 100%.]</w:t>
       </w:r>
     </w:p>
     <w:p>
@@ -3426,44 +4344,65 @@
         </w:numPr>
       </w:pPr>
       <w:r>
-        <w:rPr>
-          <w:rStyle w:val="VerbatimChar"/>
-        </w:rPr>
-        <w:t xml:space="preserve">replication/czb/percentile_sensitivity.py</w:t>
-      </w:r>
-      <w:r>
-        <w:t xml:space="preserve"> </w:t>
-      </w:r>
-      <w:r>
-        <w:t xml:space="preserve">from A.2’s population distribution:</w:t>
-      </w:r>
-      <w:r>
-        <w:t xml:space="preserve"> </w:t>
-      </w:r>
-      <w:r>
-        <w:t xml:space="preserve">implied trigger onset per stimulus for percentiles 50–95 (step 5) × a_allowed on</w:t>
-      </w:r>
-      <w:r>
-        <w:t xml:space="preserve"> </w:t>
-      </w:r>
-      <w:r>
-        <w:t xml:space="preserve">the fitted comfort–dread range; report d(onset)/d(5 percentile points) in seconds</w:t>
-      </w:r>
-      <w:r>
-        <w:t xml:space="preserve"> </w:t>
-      </w:r>
-      <w:r>
-        <w:t xml:space="preserve">against the percentile’s own CI width. One figure, one table.</w:t>
+        <w:t xml:space="preserve">Fit on cut-in only (A.2/A.3 configuration frozen); predict each transfer scenario’s</w:t>
+      </w:r>
+      <w:r>
+        <w:t xml:space="preserve"> </w:t>
+      </w:r>
+      <w:r>
+        <w:t xml:space="preserve">response surface with no refit. Primary: no per-scenario shift. Secondary: one</w:t>
+      </w:r>
+      <w:r>
+        <w:t xml:space="preserve"> </w:t>
+      </w:r>
+      <w:r>
+        <w:t xml:space="preserve">instruction shift per scenario. Comparators on identical folds: per-scenario 2D</w:t>
+      </w:r>
+      <w:r>
+        <w:t xml:space="preserve"> </w:t>
+      </w:r>
+      <w:r>
+        <w:t xml:space="preserve">state rules (1/TTC-analogue + the scenario’s own second observable), and — once</w:t>
+      </w:r>
+      <w:r>
+        <w:t xml:space="preserve"> </w:t>
+      </w:r>
+      <w:r>
+        <w:t xml:space="preserve">specified with Jonas — the elliptical joint on the same observables.</w:t>
+      </w:r>
+    </w:p>
+    <w:p>
+      <w:pPr>
+        <w:pStyle w:val="Compact"/>
+        <w:numPr>
+          <w:ilvl w:val="0"/>
+          <w:numId w:val="1014"/>
+        </w:numPr>
+      </w:pPr>
+      <w:r>
+        <w:t xml:space="preserve">Output: one table, per scenario × model: held-out corr and RMSE against (a) chance</w:t>
+      </w:r>
+      <w:r>
+        <w:t xml:space="preserve"> </w:t>
+      </w:r>
+      <w:r>
+        <w:t xml:space="preserve">and (b) the per-scenario-refit ceiling. No verdict prose from the executing</w:t>
+      </w:r>
+      <w:r>
+        <w:t xml:space="preserve"> </w:t>
+      </w:r>
+      <w:r>
+        <w:t xml:space="preserve">session; the verdict is a review task.</w:t>
       </w:r>
     </w:p>
     <w:bookmarkEnd w:id="20"/>
-    <w:bookmarkStart w:id="21" w:name="Xab5693df3d10b816b24afc842194bc9dbb4fe22"/>
+    <w:bookmarkStart w:id="21" w:name="card-c-percentile-sensitivity"/>
     <w:p>
       <w:pPr>
         <w:pStyle w:val="Heading3"/>
       </w:pPr>
       <w:r>
-        <w:t xml:space="preserve">Card E.1 — closed-form versus sampled lane-entry expectation</w:t>
+        <w:t xml:space="preserve">Card C — percentile sensitivity</w:t>
       </w:r>
     </w:p>
     <w:p>
@@ -3475,219 +4414,44 @@
         </w:numPr>
       </w:pPr>
       <w:r>
-        <w:t xml:space="preserve">Monte Carlo the released binary gates under steering noise (heading random walk,</w:t>
-      </w:r>
-      <w:r>
-        <w:t xml:space="preserve"> </w:t>
-      </w:r>
-      <w:r>
-        <w:t xml:space="preserve">σ_ω =</w:t>
-      </w:r>
-      <w:r>
-        <w:t xml:space="preserve"> </w:t>
-      </w:r>
-      <w:r>
-        <w:rPr>
-          <w:rStyle w:val="VerbatimChar"/>
-        </w:rPr>
-        <w:t xml:space="preserve">CUTIN_W_SD_MODEL</w:t>
-      </w:r>
-      <w:r>
-        <w:t xml:space="preserve">, the model’s own dt) along the 12 cut-in clips; compare</w:t>
-      </w:r>
-      <w:r>
-        <w:t xml:space="preserve"> </w:t>
-      </w:r>
-      <w:r>
-        <w:t xml:space="preserve">the sampled conflict-probability with</w:t>
-      </w:r>
-      <w:r>
-        <w:t xml:space="preserve"> </w:t>
-      </w:r>
-      <w:r>
-        <w:rPr>
-          <w:rStyle w:val="VerbatimChar"/>
-        </w:rPr>
-        <w:t xml:space="preserve">lane_entry_weight</w:t>
-      </w:r>
-      <w:r>
-        <w:t xml:space="preserve">. Accept: max absolute</w:t>
-      </w:r>
-      <w:r>
-        <w:t xml:space="preserve"> </w:t>
-      </w:r>
-      <w:r>
-        <w:t xml:space="preserve">difference reported per clip; agreement within ~0.15 through the response window</w:t>
-      </w:r>
-      <w:r>
-        <w:t xml:space="preserve"> </w:t>
-      </w:r>
-      <w:r>
-        <w:t xml:space="preserve">validates the closed form, larger structured disagreement goes to review.</w:t>
+        <w:rPr>
+          <w:rStyle w:val="VerbatimChar"/>
+        </w:rPr>
+        <w:t xml:space="preserve">replication/czb/percentile_sensitivity.py</w:t>
+      </w:r>
+      <w:r>
+        <w:t xml:space="preserve"> </w:t>
+      </w:r>
+      <w:r>
+        <w:t xml:space="preserve">from A.2’s population distribution:</w:t>
+      </w:r>
+      <w:r>
+        <w:t xml:space="preserve"> </w:t>
+      </w:r>
+      <w:r>
+        <w:t xml:space="preserve">implied trigger onset per stimulus for percentiles 50–95 (step 5) × a_allowed on</w:t>
+      </w:r>
+      <w:r>
+        <w:t xml:space="preserve"> </w:t>
+      </w:r>
+      <w:r>
+        <w:t xml:space="preserve">the fitted comfort–dread range; report d(onset)/d(5 percentile points) in seconds</w:t>
+      </w:r>
+      <w:r>
+        <w:t xml:space="preserve"> </w:t>
+      </w:r>
+      <w:r>
+        <w:t xml:space="preserve">against the percentile’s own CI width. One figure, one table.</w:t>
       </w:r>
     </w:p>
     <w:bookmarkEnd w:id="21"/>
-    <w:bookmarkStart w:id="22" w:name="cards-e.2-e.3-and-d"/>
+    <w:bookmarkStart w:id="22" w:name="Xab5693df3d10b816b24afc842194bc9dbb4fe22"/>
     <w:p>
       <w:pPr>
         <w:pStyle w:val="Heading3"/>
       </w:pPr>
       <w:r>
-        <w:t xml:space="preserve">Cards E.2, E.3 and D</w:t>
-      </w:r>
-    </w:p>
-    <w:p>
-      <w:pPr>
-        <w:pStyle w:val="FirstParagraph"/>
-      </w:pPr>
-      <w:r>
-        <w:t xml:space="preserve">Deliberately not carded for cheap execution: E.2 (uncertainty term) and E.3</w:t>
-      </w:r>
-      <w:r>
-        <w:t xml:space="preserve"> </w:t>
-      </w:r>
-      <w:r>
-        <w:t xml:space="preserve">(policy-set field) involve model design, and D (safety audit) touches the causation</w:t>
-      </w:r>
-      <w:r>
-        <w:t xml:space="preserve"> </w:t>
-      </w:r>
-      <w:r>
-        <w:t xml:space="preserve">runner’s intervention injection. These get cards after their design notes exist.</w:t>
-      </w:r>
-    </w:p>
-    <w:bookmarkEnd w:id="22"/>
-    <w:bookmarkEnd w:id="23"/>
-    <w:bookmarkStart w:id="24" w:name="suggested-session-pattern"/>
-    <w:p>
-      <w:pPr>
-        <w:pStyle w:val="Heading2"/>
-      </w:pPr>
-      <w:r>
-        <w:t xml:space="preserve">4 Suggested session pattern</w:t>
-      </w:r>
-    </w:p>
-    <w:p>
-      <w:pPr>
-        <w:pStyle w:val="FirstParagraph"/>
-      </w:pPr>
-      <w:r>
-        <w:t xml:space="preserve">One card per session, in card order within a stage; start each session with</w:t>
-      </w:r>
-      <w:r>
-        <w:t xml:space="preserve"> </w:t>
-      </w:r>
-      <w:r>
-        <w:t xml:space="preserve">“read</w:t>
-      </w:r>
-      <w:r>
-        <w:t xml:space="preserve"> </w:t>
-      </w:r>
-      <w:r>
-        <w:rPr>
-          <w:rStyle w:val="VerbatimChar"/>
-        </w:rPr>
-        <w:t xml:space="preserve">handover.md</w:t>
-      </w:r>
-      <w:r>
-        <w:t xml:space="preserve">,</w:t>
-      </w:r>
-      <w:r>
-        <w:t xml:space="preserve"> </w:t>
-      </w:r>
-      <w:r>
-        <w:rPr>
-          <w:rStyle w:val="VerbatimChar"/>
-        </w:rPr>
-        <w:t xml:space="preserve">docs/czb_validation_roadmap.md</w:t>
-      </w:r>
-      <w:r>
-        <w:t xml:space="preserve">, and</w:t>
-      </w:r>
-      <w:r>
-        <w:t xml:space="preserve"> </w:t>
-      </w:r>
-      <w:r>
-        <w:rPr>
-          <w:rStyle w:val="VerbatimChar"/>
-        </w:rPr>
-        <w:t xml:space="preserve">docs/czb_work_orders.md</w:t>
-      </w:r>
-      <w:r>
-        <w:t xml:space="preserve">, then</w:t>
-      </w:r>
-      <w:r>
-        <w:t xml:space="preserve"> </w:t>
-      </w:r>
-      <w:r>
-        <w:t xml:space="preserve">execute card X and nothing else”</w:t>
-      </w:r>
-      <w:r>
-        <w:t xml:space="preserve">; end each with the card’s report, a commit whose</w:t>
-      </w:r>
-      <w:r>
-        <w:t xml:space="preserve"> </w:t>
-      </w:r>
-      <w:r>
-        <w:t xml:space="preserve">message names the card, and one paragraph appended to the running log in</w:t>
-      </w:r>
-      <w:r>
-        <w:t xml:space="preserve"> </w:t>
-      </w:r>
-      <w:r>
-        <w:rPr>
-          <w:rStyle w:val="VerbatimChar"/>
-        </w:rPr>
-        <w:t xml:space="preserve">replication/czb/out/worklog.md</w:t>
-      </w:r>
-      <w:r>
-        <w:t xml:space="preserve">. Review sessions (stronger model) after A.2, A.3,</w:t>
-      </w:r>
-      <w:r>
-        <w:t xml:space="preserve"> </w:t>
-      </w:r>
-      <w:r>
-        <w:t xml:space="preserve">and B.4 at minimum.</w:t>
-      </w:r>
-    </w:p>
-    <w:p>
-      <w:pPr>
-        <w:pStyle w:val="BodyText"/>
-      </w:pPr>
-      <w:r>
-        <w:rPr>
-          <w:i/>
-          <w:iCs/>
-        </w:rPr>
-        <w:t xml:space="preserve">[Card order after gate R.1, 2026-08-27. Stage A is closed (A.1–A.4 done; the A.3/A.4</w:t>
-      </w:r>
-      <w:r>
-        <w:rPr>
-          <w:i/>
-          <w:iCs/>
-        </w:rPr>
-        <w:t xml:space="preserve"> </w:t>
-      </w:r>
-      <w:r>
-        <w:rPr>
-          <w:i/>
-          <w:iCs/>
-        </w:rPr>
-        <w:t xml:space="preserve">FAILs are recorded verdicts, not open work). The remaining cards, in the order a</w:t>
-      </w:r>
-      <w:r>
-        <w:rPr>
-          <w:i/>
-          <w:iCs/>
-        </w:rPr>
-        <w:t xml:space="preserve"> </w:t>
-      </w:r>
-      <w:r>
-        <w:rPr>
-          <w:i/>
-          <w:iCs/>
-        </w:rPr>
-        <w:t xml:space="preserve">cheap-model session should take them:</w:t>
+        <w:t xml:space="preserve">Card E.1 — closed-form versus sampled lane-entry expectation</w:t>
       </w:r>
     </w:p>
     <w:p>
@@ -3699,6 +4463,230 @@
         </w:numPr>
       </w:pPr>
       <w:r>
+        <w:t xml:space="preserve">Monte Carlo the released binary gates under steering noise (heading random walk,</w:t>
+      </w:r>
+      <w:r>
+        <w:t xml:space="preserve"> </w:t>
+      </w:r>
+      <w:r>
+        <w:t xml:space="preserve">σ_ω =</w:t>
+      </w:r>
+      <w:r>
+        <w:t xml:space="preserve"> </w:t>
+      </w:r>
+      <w:r>
+        <w:rPr>
+          <w:rStyle w:val="VerbatimChar"/>
+        </w:rPr>
+        <w:t xml:space="preserve">CUTIN_W_SD_MODEL</w:t>
+      </w:r>
+      <w:r>
+        <w:t xml:space="preserve">, the model’s own dt) along the 12 cut-in clips; compare</w:t>
+      </w:r>
+      <w:r>
+        <w:t xml:space="preserve"> </w:t>
+      </w:r>
+      <w:r>
+        <w:t xml:space="preserve">the sampled conflict-probability with</w:t>
+      </w:r>
+      <w:r>
+        <w:t xml:space="preserve"> </w:t>
+      </w:r>
+      <w:r>
+        <w:rPr>
+          <w:rStyle w:val="VerbatimChar"/>
+        </w:rPr>
+        <w:t xml:space="preserve">lane_entry_weight</w:t>
+      </w:r>
+      <w:r>
+        <w:t xml:space="preserve">. Accept: max absolute</w:t>
+      </w:r>
+      <w:r>
+        <w:t xml:space="preserve"> </w:t>
+      </w:r>
+      <w:r>
+        <w:t xml:space="preserve">difference reported per clip; agreement within ~0.15 through the response window</w:t>
+      </w:r>
+      <w:r>
+        <w:t xml:space="preserve"> </w:t>
+      </w:r>
+      <w:r>
+        <w:t xml:space="preserve">validates the closed form, larger structured disagreement goes to review.</w:t>
+      </w:r>
+    </w:p>
+    <w:bookmarkEnd w:id="22"/>
+    <w:bookmarkStart w:id="23" w:name="cards-e.2-e.3-and-d"/>
+    <w:p>
+      <w:pPr>
+        <w:pStyle w:val="Heading3"/>
+      </w:pPr>
+      <w:r>
+        <w:t xml:space="preserve">Cards E.2, E.3 and D</w:t>
+      </w:r>
+    </w:p>
+    <w:p>
+      <w:pPr>
+        <w:pStyle w:val="FirstParagraph"/>
+      </w:pPr>
+      <w:r>
+        <w:t xml:space="preserve">Deliberately not carded for cheap execution: E.2 (uncertainty term) and E.3</w:t>
+      </w:r>
+      <w:r>
+        <w:t xml:space="preserve"> </w:t>
+      </w:r>
+      <w:r>
+        <w:t xml:space="preserve">(policy-set field) involve model design, and D (safety audit) touches the causation</w:t>
+      </w:r>
+      <w:r>
+        <w:t xml:space="preserve"> </w:t>
+      </w:r>
+      <w:r>
+        <w:t xml:space="preserve">runner’s intervention injection. These get cards after their design notes exist.</w:t>
+      </w:r>
+    </w:p>
+    <w:bookmarkEnd w:id="23"/>
+    <w:bookmarkEnd w:id="24"/>
+    <w:bookmarkStart w:id="25" w:name="suggested-session-pattern"/>
+    <w:p>
+      <w:pPr>
+        <w:pStyle w:val="Heading2"/>
+      </w:pPr>
+      <w:r>
+        <w:t xml:space="preserve">4 Suggested session pattern</w:t>
+      </w:r>
+    </w:p>
+    <w:p>
+      <w:pPr>
+        <w:pStyle w:val="FirstParagraph"/>
+      </w:pPr>
+      <w:r>
+        <w:t xml:space="preserve">One card per session, in card order within a stage; start each session with</w:t>
+      </w:r>
+      <w:r>
+        <w:t xml:space="preserve"> </w:t>
+      </w:r>
+      <w:r>
+        <w:t xml:space="preserve">“read</w:t>
+      </w:r>
+      <w:r>
+        <w:t xml:space="preserve"> </w:t>
+      </w:r>
+      <w:r>
+        <w:rPr>
+          <w:rStyle w:val="VerbatimChar"/>
+        </w:rPr>
+        <w:t xml:space="preserve">handover.md</w:t>
+      </w:r>
+      <w:r>
+        <w:t xml:space="preserve">,</w:t>
+      </w:r>
+      <w:r>
+        <w:t xml:space="preserve"> </w:t>
+      </w:r>
+      <w:r>
+        <w:rPr>
+          <w:rStyle w:val="VerbatimChar"/>
+        </w:rPr>
+        <w:t xml:space="preserve">docs/czb_validation_roadmap.md</w:t>
+      </w:r>
+      <w:r>
+        <w:t xml:space="preserve">, and</w:t>
+      </w:r>
+      <w:r>
+        <w:t xml:space="preserve"> </w:t>
+      </w:r>
+      <w:r>
+        <w:rPr>
+          <w:rStyle w:val="VerbatimChar"/>
+        </w:rPr>
+        <w:t xml:space="preserve">docs/czb_work_orders.md</w:t>
+      </w:r>
+      <w:r>
+        <w:t xml:space="preserve">, then</w:t>
+      </w:r>
+      <w:r>
+        <w:t xml:space="preserve"> </w:t>
+      </w:r>
+      <w:r>
+        <w:t xml:space="preserve">execute card X and nothing else”</w:t>
+      </w:r>
+      <w:r>
+        <w:t xml:space="preserve">; end each with the card’s report, a commit whose</w:t>
+      </w:r>
+      <w:r>
+        <w:t xml:space="preserve"> </w:t>
+      </w:r>
+      <w:r>
+        <w:t xml:space="preserve">message names the card, and one paragraph appended to the running log in</w:t>
+      </w:r>
+      <w:r>
+        <w:t xml:space="preserve"> </w:t>
+      </w:r>
+      <w:r>
+        <w:rPr>
+          <w:rStyle w:val="VerbatimChar"/>
+        </w:rPr>
+        <w:t xml:space="preserve">replication/czb/out/worklog.md</w:t>
+      </w:r>
+      <w:r>
+        <w:t xml:space="preserve">. Review sessions (stronger model) after A.2, A.3,</w:t>
+      </w:r>
+      <w:r>
+        <w:t xml:space="preserve"> </w:t>
+      </w:r>
+      <w:r>
+        <w:t xml:space="preserve">and B.4 at minimum.</w:t>
+      </w:r>
+    </w:p>
+    <w:p>
+      <w:pPr>
+        <w:pStyle w:val="BodyText"/>
+      </w:pPr>
+      <w:r>
+        <w:rPr>
+          <w:i/>
+          <w:iCs/>
+        </w:rPr>
+        <w:t xml:space="preserve">[Card order after gate R.1, 2026-08-27. Stage A is closed (A.1–A.4 done; the A.3/A.4</w:t>
+      </w:r>
+      <w:r>
+        <w:rPr>
+          <w:i/>
+          <w:iCs/>
+        </w:rPr>
+        <w:t xml:space="preserve"> </w:t>
+      </w:r>
+      <w:r>
+        <w:rPr>
+          <w:i/>
+          <w:iCs/>
+        </w:rPr>
+        <w:t xml:space="preserve">FAILs are recorded verdicts, not open work). The remaining cards, in the order a</w:t>
+      </w:r>
+      <w:r>
+        <w:rPr>
+          <w:i/>
+          <w:iCs/>
+        </w:rPr>
+        <w:t xml:space="preserve"> </w:t>
+      </w:r>
+      <w:r>
+        <w:rPr>
+          <w:i/>
+          <w:iCs/>
+        </w:rPr>
+        <w:t xml:space="preserve">cheap-model session should take them:</w:t>
+      </w:r>
+    </w:p>
+    <w:p>
+      <w:pPr>
+        <w:pStyle w:val="Compact"/>
+        <w:numPr>
+          <w:ilvl w:val="0"/>
+          <w:numId w:val="1017"/>
+        </w:numPr>
+      </w:pPr>
+      <w:r>
         <w:rPr>
           <w:i/>
           <w:iCs/>
@@ -3711,7 +4699,7 @@
         <w:pStyle w:val="Compact"/>
         <w:numPr>
           <w:ilvl w:val="0"/>
-          <w:numId w:val="1016"/>
+          <w:numId w:val="1017"/>
         </w:numPr>
       </w:pPr>
       <w:r>
@@ -3741,7 +4729,7 @@
         <w:pStyle w:val="Compact"/>
         <w:numPr>
           <w:ilvl w:val="0"/>
-          <w:numId w:val="1016"/>
+          <w:numId w:val="1017"/>
         </w:numPr>
       </w:pPr>
       <w:r>
@@ -3771,7 +4759,7 @@
         <w:pStyle w:val="Compact"/>
         <w:numPr>
           <w:ilvl w:val="0"/>
-          <w:numId w:val="1016"/>
+          <w:numId w:val="1017"/>
         </w:numPr>
       </w:pPr>
       <w:r>
@@ -3801,7 +4789,7 @@
         <w:pStyle w:val="Compact"/>
         <w:numPr>
           <w:ilvl w:val="0"/>
-          <w:numId w:val="1016"/>
+          <w:numId w:val="1017"/>
         </w:numPr>
       </w:pPr>
       <w:r>
@@ -3888,8 +4876,8 @@
         <w:t xml:space="preserve">above.]</w:t>
       </w:r>
     </w:p>
-    <w:bookmarkEnd w:id="24"/>
     <w:bookmarkEnd w:id="25"/>
+    <w:bookmarkEnd w:id="26"/>
     <w:sectPr>
       <w:footnotePr>
         <w:numRestart w:val="eachSect"/>
@@ -4318,6 +5306,9 @@
     <w:abstractNumId w:val="991"/>
   </w:num>
   <w:num w:numId="1016">
+    <w:abstractNumId w:val="991"/>
+  </w:num>
+  <w:num w:numId="1017">
     <w:abstractNumId w:val="99411"/>
     <w:lvlOverride w:ilvl="0">
       <w:startOverride w:val="1"/>

--- a/docs/czb_work_orders.docx
+++ b/docs/czb_work_orders.docx
@@ -2,7 +2,7 @@
 <file path=word/document.xml><?xml version="1.0" encoding="utf-8"?>
 <w:document xmlns:w="http://schemas.openxmlformats.org/wordprocessingml/2006/main" xmlns:m="http://schemas.openxmlformats.org/officeDocument/2006/math" xmlns:r="http://schemas.openxmlformats.org/officeDocument/2006/relationships" xmlns:o="urn:schemas-microsoft-com:office:office" xmlns:v="urn:schemas-microsoft-com:vml" xmlns:w10="urn:schemas-microsoft-com:office:word" xmlns:a="http://schemas.openxmlformats.org/drawingml/2006/main" xmlns:pic="http://schemas.openxmlformats.org/drawingml/2006/picture" xmlns:wp="http://schemas.openxmlformats.org/drawingml/2006/wordprocessingDrawing">
   <w:body>
-    <w:bookmarkStart w:id="26" w:name="X0c60649bbad77bc2cf89756300a6f1ed98d3eeb"/>
+    <w:bookmarkStart w:id="27" w:name="X0c60649bbad77bc2cf89756300a6f1ed98d3eeb"/>
     <w:p>
       <w:pPr>
         <w:pStyle w:val="Heading1"/>
@@ -587,7 +587,7 @@
       </w:r>
     </w:p>
     <w:bookmarkEnd w:id="10"/>
-    <w:bookmarkStart w:id="24" w:name="task-cards"/>
+    <w:bookmarkStart w:id="25" w:name="task-cards"/>
     <w:p>
       <w:pPr>
         <w:pStyle w:val="Heading2"/>
@@ -1626,13 +1626,13 @@
       </w:r>
     </w:p>
     <w:bookmarkEnd w:id="12"/>
-    <w:bookmarkStart w:id="13" w:name="Xbee0725471818ccf32f0c9714fcb3f1227a51e0"/>
+    <w:bookmarkStart w:id="13" w:name="Xd706fae9055f83689585bc1fd36d80ae461c4dd"/>
     <w:p>
       <w:pPr>
         <w:pStyle w:val="Heading3"/>
       </w:pPr>
       <w:r>
-        <w:t xml:space="preserve">Card A.2.v2 — regenerate stage 1 under the corrected validation code, and test the correlated-effects variant</w:t>
+        <w:t xml:space="preserve">Card R.2 — review gate: the lateral term and the distance–time anomaly (for the stronger model)</w:t>
       </w:r>
     </w:p>
     <w:p>
@@ -1644,21 +1644,65 @@
           <w:i/>
           <w:iCs/>
         </w:rPr>
-        <w:t xml:space="preserve">(Added at review gate R.1, 2026-08-27. Cheap-model card; long-running, overnight is</w:t>
-      </w:r>
-      <w:r>
-        <w:rPr>
-          <w:i/>
-          <w:iCs/>
-        </w:rPr>
-        <w:t xml:space="preserve"> </w:t>
-      </w:r>
-      <w:r>
-        <w:rPr>
-          <w:i/>
-          <w:iCs/>
-        </w:rPr>
-        <w:t xml:space="preserve">fine.)</w:t>
+        <w:t xml:space="preserve">(Added 2026-08-28 at Jonas’s request. This is a</w:t>
+      </w:r>
+      <w:r>
+        <w:rPr>
+          <w:i/>
+          <w:iCs/>
+        </w:rPr>
+        <w:t xml:space="preserve"> </w:t>
+      </w:r>
+      <w:r>
+        <w:rPr>
+          <w:b/>
+          <w:bCs/>
+          <w:i/>
+          <w:iCs/>
+        </w:rPr>
+        <w:t xml:space="preserve">design</w:t>
+      </w:r>
+      <w:r>
+        <w:rPr>
+          <w:i/>
+          <w:iCs/>
+        </w:rPr>
+        <w:t xml:space="preserve"> </w:t>
+      </w:r>
+      <w:r>
+        <w:rPr>
+          <w:i/>
+          <w:iCs/>
+        </w:rPr>
+        <w:t xml:space="preserve">gate, not execution: two</w:t>
+      </w:r>
+      <w:r>
+        <w:rPr>
+          <w:i/>
+          <w:iCs/>
+        </w:rPr>
+        <w:t xml:space="preserve"> </w:t>
+      </w:r>
+      <w:r>
+        <w:rPr>
+          <w:i/>
+          <w:iCs/>
+        </w:rPr>
+        <w:t xml:space="preserve">findings have outrun what the executing session should decide alone, and the literature</w:t>
+      </w:r>
+      <w:r>
+        <w:rPr>
+          <w:i/>
+          <w:iCs/>
+        </w:rPr>
+        <w:t xml:space="preserve"> </w:t>
+      </w:r>
+      <w:r>
+        <w:rPr>
+          <w:i/>
+          <w:iCs/>
+        </w:rPr>
+        <w:t xml:space="preserve">that bears on them has been read and summarized. Run at tier 1.)</w:t>
       </w:r>
     </w:p>
     <w:p>
@@ -1674,95 +1718,79 @@
           <w:b/>
           <w:bCs/>
         </w:rPr>
-        <w:t xml:space="preserve">Why</w:t>
-      </w:r>
-      <w:r>
-        <w:t xml:space="preserve">: R.1 found and fixed two defects in</w:t>
-      </w:r>
-      <w:r>
-        <w:t xml:space="preserve"> </w:t>
-      </w:r>
-      <w:r>
-        <w:rPr>
-          <w:rStyle w:val="VerbatimChar"/>
-        </w:rPr>
-        <w:t xml:space="preserve">fit_stage1.py</w:t>
-      </w:r>
-      <w:r>
-        <w:t xml:space="preserve">’s validation code (not in</w:t>
-      </w:r>
-      <w:r>
-        <w:t xml:space="preserve"> </w:t>
-      </w:r>
-      <w:r>
-        <w:t xml:space="preserve">the fits): the hierarchical LOPO integrated the two random effects on the same</w:t>
-      </w:r>
-      <w:r>
-        <w:t xml:space="preserve"> </w:t>
-      </w:r>
-      <w:r>
-        <w:t xml:space="preserve">quadrature nodes (the diagonal of the 2D integral, asserting perfect rank</w:t>
-      </w:r>
-      <w:r>
-        <w:t xml:space="preserve"> </w:t>
-      </w:r>
-      <w:r>
-        <w:t xml:space="preserve">correlation), and the C1 predictive plugged in the hier variant’s</w:t>
-      </w:r>
-      <w:r>
-        <w:t xml:space="preserve"> </w:t>
-      </w:r>
-      <w:r>
-        <w:rPr>
-          <w:i/>
-          <w:iCs/>
-        </w:rPr>
-        <w:t xml:space="preserve">median</w:t>
-      </w:r>
-      <w:r>
-        <w:t xml:space="preserve"> </w:t>
-      </w:r>
-      <w:r>
-        <w:t xml:space="preserve">lapse</w:t>
-      </w:r>
-      <w:r>
-        <w:t xml:space="preserve"> </w:t>
-      </w:r>
-      <w:r>
-        <w:t xml:space="preserve">where the population mean is required. The stored</w:t>
-      </w:r>
-      <w:r>
-        <w:t xml:space="preserve"> </w:t>
-      </w:r>
-      <w:r>
-        <w:rPr>
-          <w:rStyle w:val="VerbatimChar"/>
-        </w:rPr>
-        <w:t xml:space="preserve">out/stage1_summary.md</w:t>
-      </w:r>
-      <w:r>
-        <w:t xml:space="preserve"> </w:t>
-      </w:r>
-      <w:r>
-        <w:t xml:space="preserve">therefore</w:t>
-      </w:r>
-      <w:r>
-        <w:t xml:space="preserve"> </w:t>
-      </w:r>
-      <w:r>
-        <w:t xml:space="preserve">carries a LOPO comparison and a C1 table computed under those defects. R.1 also</w:t>
-      </w:r>
-      <w:r>
-        <w:t xml:space="preserve"> </w:t>
-      </w:r>
-      <w:r>
-        <w:t xml:space="preserve">found the fitted b_i and c_i correlate at Spearman −0.700 while the model assumes</w:t>
-      </w:r>
-      <w:r>
-        <w:t xml:space="preserve"> </w:t>
-      </w:r>
-      <w:r>
-        <w:t xml:space="preserve">independence, and specified a correlated-effects check.</w:t>
+        <w:t xml:space="preserve">Read first</w:t>
+      </w:r>
+      <w:r>
+        <w:t xml:space="preserve">:</w:t>
+      </w:r>
+      <w:r>
+        <w:t xml:space="preserve"> </w:t>
+      </w:r>
+      <w:r>
+        <w:rPr>
+          <w:rStyle w:val="VerbatimChar"/>
+        </w:rPr>
+        <w:t xml:space="preserve">docs/lateral_and_uncertainty_note.md</w:t>
+      </w:r>
+      <w:r>
+        <w:t xml:space="preserve"> </w:t>
+      </w:r>
+      <w:r>
+        <w:t xml:space="preserve">(the argument and the five</w:t>
+      </w:r>
+      <w:r>
+        <w:t xml:space="preserve"> </w:t>
+      </w:r>
+      <w:r>
+        <w:t xml:space="preserve">papers), then</w:t>
+      </w:r>
+      <w:r>
+        <w:t xml:space="preserve"> </w:t>
+      </w:r>
+      <w:r>
+        <w:rPr>
+          <w:rStyle w:val="VerbatimChar"/>
+        </w:rPr>
+        <w:t xml:space="preserve">docs/overtake_construction_note.md</w:t>
+      </w:r>
+      <w:r>
+        <w:t xml:space="preserve"> </w:t>
+      </w:r>
+      <w:r>
+        <w:t xml:space="preserve">§4 and §6 (where the two findings</w:t>
+      </w:r>
+      <w:r>
+        <w:t xml:space="preserve"> </w:t>
+      </w:r>
+      <w:r>
+        <w:t xml:space="preserve">came from), then</w:t>
+      </w:r>
+      <w:r>
+        <w:t xml:space="preserve"> </w:t>
+      </w:r>
+      <w:r>
+        <w:rPr>
+          <w:rStyle w:val="VerbatimChar"/>
+        </w:rPr>
+        <w:t xml:space="preserve">replication/czb/out/overtake_field_check.md</w:t>
+      </w:r>
+      <w:r>
+        <w:t xml:space="preserve"> </w:t>
+      </w:r>
+      <w:r>
+        <w:t xml:space="preserve">and</w:t>
+      </w:r>
+      <w:r>
+        <w:t xml:space="preserve"> </w:t>
+      </w:r>
+      <w:r>
+        <w:rPr>
+          <w:rStyle w:val="VerbatimChar"/>
+        </w:rPr>
+        <w:t xml:space="preserve">out/transfer_overtake_summary.md</w:t>
+      </w:r>
+      <w:r>
+        <w:t xml:space="preserve">.</w:t>
       </w:r>
     </w:p>
     <w:p>
@@ -1778,94 +1806,28 @@
           <w:b/>
           <w:bCs/>
         </w:rPr>
-        <w:t xml:space="preserve">Build</w:t>
-      </w:r>
-      <w:r>
-        <w:t xml:space="preserve">: (a) re-run</w:t>
-      </w:r>
-      <w:r>
-        <w:t xml:space="preserve"> </w:t>
-      </w:r>
-      <w:r>
-        <w:rPr>
-          <w:rStyle w:val="VerbatimChar"/>
-        </w:rPr>
-        <w:t xml:space="preserve">python replication/czb/fit_stage1.py</w:t>
-      </w:r>
-      <w:r>
-        <w:t xml:space="preserve"> </w:t>
-      </w:r>
-      <w:r>
-        <w:t xml:space="preserve">as committed (the fixes</w:t>
-      </w:r>
-      <w:r>
-        <w:t xml:space="preserve"> </w:t>
-      </w:r>
-      <w:r>
-        <w:t xml:space="preserve">are in place; 15 LOPO folds as before). (b) Add</w:t>
-      </w:r>
-      <w:r>
-        <w:t xml:space="preserve"> </w:t>
-      </w:r>
-      <w:r>
-        <w:rPr>
-          <w:rStyle w:val="VerbatimChar"/>
-        </w:rPr>
-        <w:t xml:space="preserve">fit_hier_corr</w:t>
-      </w:r>
-      <w:r>
-        <w:t xml:space="preserve"> </w:t>
-      </w:r>
-      <w:r>
-        <w:t xml:space="preserve">to</w:t>
-      </w:r>
-      <w:r>
-        <w:t xml:space="preserve"> </w:t>
-      </w:r>
-      <w:r>
-        <w:rPr>
-          <w:rStyle w:val="VerbatimChar"/>
-        </w:rPr>
-        <w:t xml:space="preserve">fit_stage1.py</w:t>
-      </w:r>
-      <w:r>
-        <w:t xml:space="preserve">: the hierarchical-lapse model with correlated effects — driver</w:t>
-      </w:r>
-      <w:r>
-        <w:t xml:space="preserve"> </w:t>
-      </w:r>
-      <w:r>
-        <w:t xml:space="preserve">threshold uses z1, driver lapse uses ρ·z1 + √(1−ρ²)·z2 on the same product</w:t>
-      </w:r>
-      <w:r>
-        <w:t xml:space="preserve"> </w:t>
-      </w:r>
-      <w:r>
-        <w:t xml:space="preserve">Gauss-Hermite grid, one extra hyperparameter ρ fitted as atanh(ρ) with prior</w:t>
-      </w:r>
-      <w:r>
-        <w:t xml:space="preserve"> </w:t>
-      </w:r>
-      <w:r>
-        <w:t xml:space="preserve">Normal(0, 0.75) on the atanh scale (weakly informative: 95% prior mass within</w:t>
-      </w:r>
-      <w:r>
-        <w:t xml:space="preserve"> </w:t>
-      </w:r>
-      <w:r>
-        <w:t xml:space="preserve">|ρ| &lt; 0.9; motivation: the posterior-mean correlation −0.700 must be reachable</w:t>
-      </w:r>
-      <w:r>
-        <w:t xml:space="preserve"> </w:t>
-      </w:r>
-      <w:r>
-        <w:t xml:space="preserve">without being presumed). Report its σ_pop, ρ, and the 50/80/95th percentiles</w:t>
-      </w:r>
-      <w:r>
-        <w:t xml:space="preserve"> </w:t>
-      </w:r>
-      <w:r>
-        <w:t xml:space="preserve">alongside the two existing variants.</w:t>
+        <w:t xml:space="preserve">The problem, in one line</w:t>
+      </w:r>
+      <w:r>
+        <w:t xml:space="preserve">: the field evaluates the deficit along a single predicted</w:t>
+      </w:r>
+      <w:r>
+        <w:t xml:space="preserve"> </w:t>
+      </w:r>
+      <w:r>
+        <w:t xml:space="preserve">trajectory, and therefore cannot express either (a) that a collision-free pass at</w:t>
+      </w:r>
+      <w:r>
+        <w:t xml:space="preserve"> </w:t>
+      </w:r>
+      <w:r>
+        <w:t xml:space="preserve">0.5 m is uncomfortable, or (b) that a distant conflict at matched time is judged</w:t>
+      </w:r>
+      <w:r>
+        <w:t xml:space="preserve"> </w:t>
+      </w:r>
+      <w:r>
+        <w:t xml:space="preserve">differently from a near one.</w:t>
       </w:r>
     </w:p>
     <w:p>
@@ -1881,22 +1843,67 @@
           <w:b/>
           <w:bCs/>
         </w:rPr>
-        <w:t xml:space="preserve">Accept</w:t>
-      </w:r>
-      <w:r>
-        <w:t xml:space="preserve">: summary regenerated; the LOPO comparison quoted under product-grid</w:t>
-      </w:r>
-      <w:r>
-        <w:t xml:space="preserve"> </w:t>
-      </w:r>
-      <w:r>
-        <w:t xml:space="preserve">integration; the correlated fit either converges with usable SEs or is reported as</w:t>
-      </w:r>
-      <w:r>
-        <w:t xml:space="preserve"> </w:t>
-      </w:r>
-      <w:r>
-        <w:t xml:space="preserve">not identified (also an acceptable outcome — 43 drivers is thin for a correlation).</w:t>
+        <w:t xml:space="preserve">The proposal to assess</w:t>
+      </w:r>
+      <w:r>
+        <w:t xml:space="preserve">: take the deficit in expectation over a predictive</w:t>
+      </w:r>
+      <w:r>
+        <w:t xml:space="preserve"> </w:t>
+      </w:r>
+      <w:r>
+        <w:t xml:space="preserve">distribution,</w:t>
+      </w:r>
+      <w:r>
+        <w:t xml:space="preserve"> </w:t>
+      </w:r>
+      <w:r>
+        <w:rPr>
+          <w:rStyle w:val="VerbatimChar"/>
+        </w:rPr>
+        <w:t xml:space="preserve">E[d(x)]</w:t>
+      </w:r>
+      <w:r>
+        <w:t xml:space="preserve"> </w:t>
+      </w:r>
+      <w:r>
+        <w:t xml:space="preserve">with</w:t>
+      </w:r>
+      <w:r>
+        <w:t xml:space="preserve"> </w:t>
+      </w:r>
+      <w:r>
+        <w:rPr>
+          <w:rStyle w:val="VerbatimChar"/>
+        </w:rPr>
+        <w:t xml:space="preserve">x ~ N(x̂, Σ(t))</w:t>
+      </w:r>
+      <w:r>
+        <w:t xml:space="preserve">, rather than at the point estimate.</w:t>
+      </w:r>
+      <w:r>
+        <w:t xml:space="preserve"> </w:t>
+      </w:r>
+      <w:r>
+        <w:t xml:space="preserve">Argued in the note as native to active inference — expected free energy is already an</w:t>
+      </w:r>
+      <w:r>
+        <w:t xml:space="preserve"> </w:t>
+      </w:r>
+      <w:r>
+        <w:t xml:space="preserve">expectation under a predictive distribution, which the released model collapses to its</w:t>
+      </w:r>
+      <w:r>
+        <w:t xml:space="preserve"> </w:t>
+      </w:r>
+      <w:r>
+        <w:t xml:space="preserve">mean because its scenarios are longitudinal. This is the same move as the lane-entry</w:t>
+      </w:r>
+      <w:r>
+        <w:t xml:space="preserve"> </w:t>
+      </w:r>
+      <w:r>
+        <w:t xml:space="preserve">work, which is the closed form of an expectation the closed loop computes by rollout.</w:t>
       </w:r>
     </w:p>
     <w:p>
@@ -1912,34 +1919,233 @@
           <w:b/>
           <w:bCs/>
         </w:rPr>
-        <w:t xml:space="preserve">Decision rule (pre-stated at R.1)</w:t>
-      </w:r>
-      <w:r>
-        <w:t xml:space="preserve">: if the correlated variant moves the 80th</w:t>
-      </w:r>
-      <w:r>
-        <w:t xml:space="preserve"> </w:t>
-      </w:r>
-      <w:r>
-        <w:t xml:space="preserve">percentile by more than the hierarchical variant’s current CI half-width (~250</w:t>
-      </w:r>
-      <w:r>
-        <w:t xml:space="preserve"> </w:t>
-      </w:r>
-      <w:r>
-        <w:t xml:space="preserve">deficit units), escalate to review before any percentile is quoted downstream;</w:t>
-      </w:r>
-      <w:r>
-        <w:t xml:space="preserve"> </w:t>
-      </w:r>
-      <w:r>
-        <w:t xml:space="preserve">otherwise the hierarchical variant stands as primary with the correlated fit</w:t>
-      </w:r>
-      <w:r>
-        <w:t xml:space="preserve"> </w:t>
-      </w:r>
-      <w:r>
-        <w:t xml:space="preserve">reported as a robustness line.</w:t>
+        <w:t xml:space="preserve">The decisions that need making</w:t>
+      </w:r>
+      <w:r>
+        <w:t xml:space="preserve">, none of which the executing session should take:</w:t>
+      </w:r>
+    </w:p>
+    <w:p>
+      <w:pPr>
+        <w:pStyle w:val="Compact"/>
+        <w:numPr>
+          <w:ilvl w:val="1"/>
+          <w:numId w:val="1008"/>
+        </w:numPr>
+      </w:pPr>
+      <w:r>
+        <w:rPr>
+          <w:b/>
+          <w:bCs/>
+        </w:rPr>
+        <w:t xml:space="preserve">Is the sign right?</w:t>
+      </w:r>
+      <w:r>
+        <w:t xml:space="preserve"> </w:t>
+      </w:r>
+      <w:r>
+        <w:t xml:space="preserve">For our preference function’s actual cost asymmetry, does</w:t>
+      </w:r>
+      <w:r>
+        <w:t xml:space="preserve"> </w:t>
+      </w:r>
+      <w:r>
+        <w:t xml:space="preserve">E[d] rise or fall as Σ widens? Do this analytically or numerically</w:t>
+      </w:r>
+      <w:r>
+        <w:t xml:space="preserve"> </w:t>
+      </w:r>
+      <w:r>
+        <w:rPr>
+          <w:b/>
+          <w:bCs/>
+        </w:rPr>
+        <w:t xml:space="preserve">before any</w:t>
+      </w:r>
+      <w:r>
+        <w:rPr>
+          <w:b/>
+          <w:bCs/>
+        </w:rPr>
+        <w:t xml:space="preserve"> </w:t>
+      </w:r>
+      <w:r>
+        <w:rPr>
+          <w:b/>
+          <w:bCs/>
+        </w:rPr>
+        <w:t xml:space="preserve">code</w:t>
+      </w:r>
+      <w:r>
+        <w:t xml:space="preserve">. If the sign is wrong the mechanism is not the explanation, and the</w:t>
+      </w:r>
+      <w:r>
+        <w:t xml:space="preserve"> </w:t>
+      </w:r>
+      <w:r>
+        <w:t xml:space="preserve">honest outcome is a lateral term motivated on its own terms instead.</w:t>
+      </w:r>
+    </w:p>
+    <w:p>
+      <w:pPr>
+        <w:pStyle w:val="Compact"/>
+        <w:numPr>
+          <w:ilvl w:val="1"/>
+          <w:numId w:val="1008"/>
+        </w:numPr>
+      </w:pPr>
+      <w:r>
+        <w:rPr>
+          <w:b/>
+          <w:bCs/>
+        </w:rPr>
+        <w:t xml:space="preserve">Whose functional form?</w:t>
+      </w:r>
+      <w:r>
+        <w:t xml:space="preserve"> </w:t>
+      </w:r>
+      <w:r>
+        <w:t xml:space="preserve">Re-derive Σ from our own predictive model, or adopt</w:t>
+      </w:r>
+      <w:r>
+        <w:t xml:space="preserve"> </w:t>
+      </w:r>
+      <w:r>
+        <w:t xml:space="preserve">Kolekar et al.’s DRF shape (Gaussian cross-section, parabolic height to a</w:t>
+      </w:r>
+      <w:r>
+        <w:t xml:space="preserve"> </w:t>
+      </w:r>
+      <w:r>
+        <w:t xml:space="preserve">speed-scaled look-ahead, width linear in arc length and steering angle) with its</w:t>
+      </w:r>
+      <w:r>
+        <w:t xml:space="preserve"> </w:t>
+      </w:r>
+      <w:r>
+        <w:t xml:space="preserve">six constants? The DRF is independently validated on overtaking and car-following</w:t>
+      </w:r>
+      <w:r>
+        <w:t xml:space="preserve"> </w:t>
+      </w:r>
+      <w:r>
+        <w:t xml:space="preserve">and is structurally the same claim as ours —</w:t>
+      </w:r>
+      <w:r>
+        <w:t xml:space="preserve"> </w:t>
+      </w:r>
+      <w:r>
+        <w:t xml:space="preserve">“keep a scalar below a threshold”</w:t>
+      </w:r>
+      <w:r>
+        <w:t xml:space="preserve"> </w:t>
+      </w:r>
+      <w:r>
+        <w:t xml:space="preserve">—</w:t>
+      </w:r>
+      <w:r>
+        <w:t xml:space="preserve"> </w:t>
+      </w:r>
+      <w:r>
+        <w:t xml:space="preserve">so inheriting it is defensible, but it is a different model’s parameterization.</w:t>
+      </w:r>
+    </w:p>
+    <w:p>
+      <w:pPr>
+        <w:pStyle w:val="Compact"/>
+        <w:numPr>
+          <w:ilvl w:val="1"/>
+          <w:numId w:val="1008"/>
+        </w:numPr>
+      </w:pPr>
+      <w:r>
+        <w:rPr>
+          <w:b/>
+          <w:bCs/>
+        </w:rPr>
+        <w:t xml:space="preserve">How much fitting is acceptable?</w:t>
+      </w:r>
+      <w:r>
+        <w:t xml:space="preserve"> </w:t>
+      </w:r>
+      <w:r>
+        <w:t xml:space="preserve">Σ’s scaling adds at least one parameter</w:t>
+      </w:r>
+      <w:r>
+        <w:t xml:space="preserve"> </w:t>
+      </w:r>
+      <w:r>
+        <w:t xml:space="preserve">upstream of the boundary. The project’s standing position is that the field</w:t>
+      </w:r>
+      <w:r>
+        <w:t xml:space="preserve"> </w:t>
+      </w:r>
+      <w:r>
+        <w:t xml:space="preserve">carries no constants fitted to the responses; k = 12 (card B.1) already bends</w:t>
+      </w:r>
+      <w:r>
+        <w:t xml:space="preserve"> </w:t>
+      </w:r>
+      <w:r>
+        <w:t xml:space="preserve">that, and this would bend it further. Whatever is decided, it must be calibrated</w:t>
+      </w:r>
+      <w:r>
+        <w:t xml:space="preserve"> </w:t>
+      </w:r>
+      <w:r>
+        <w:t xml:space="preserve">on one scenario and frozen before any transfer scenario is scored.</w:t>
+      </w:r>
+    </w:p>
+    <w:p>
+      <w:pPr>
+        <w:pStyle w:val="Compact"/>
+        <w:numPr>
+          <w:ilvl w:val="1"/>
+          <w:numId w:val="1008"/>
+        </w:numPr>
+      </w:pPr>
+      <w:r>
+        <w:rPr>
+          <w:b/>
+          <w:bCs/>
+        </w:rPr>
+        <w:t xml:space="preserve">Does the A.3 verdict need revisiting?</w:t>
+      </w:r>
+      <w:r>
+        <w:t xml:space="preserve"> </w:t>
+      </w:r>
+      <w:r>
+        <w:t xml:space="preserve">Bontje et al. (2026) report that traffic</w:t>
+      </w:r>
+      <w:r>
+        <w:t xml:space="preserve"> </w:t>
+      </w:r>
+      <w:r>
+        <w:t xml:space="preserve">accumulators conventionally drive the drift with looming or TTC, not with a</w:t>
+      </w:r>
+      <w:r>
+        <w:t xml:space="preserve"> </w:t>
+      </w:r>
+      <w:r>
+        <w:t xml:space="preserve">comfort deficit, and list leaky accumulation and collapsing bounds as the standard</w:t>
+      </w:r>
+      <w:r>
+        <w:t xml:space="preserve"> </w:t>
+      </w:r>
+      <w:r>
+        <w:t xml:space="preserve">architectures. Our FAIL was pre-registered and stands as a statement about the</w:t>
+      </w:r>
+      <w:r>
+        <w:t xml:space="preserve"> </w:t>
+      </w:r>
+      <w:r>
+        <w:t xml:space="preserve">accumulator we specified; the gate should decide whether it also licenses the</w:t>
+      </w:r>
+      <w:r>
+        <w:t xml:space="preserve"> </w:t>
+      </w:r>
+      <w:r>
+        <w:t xml:space="preserve">broader claim currently in the assessment, or whether that claim needs narrowing.</w:t>
       </w:r>
     </w:p>
     <w:p>
@@ -1955,26 +2161,96 @@
           <w:b/>
           <w:bCs/>
         </w:rPr>
-        <w:t xml:space="preserve">Stop if</w:t>
-      </w:r>
-      <w:r>
-        <w:t xml:space="preserve">: the correlated variant’s optimizer or Hessian fails after two honest</w:t>
-      </w:r>
-      <w:r>
-        <w:t xml:space="preserve"> </w:t>
-      </w:r>
-      <w:r>
-        <w:t xml:space="preserve">attempts — report, keep the hierarchical variant primary, carry the query.</w:t>
+        <w:t xml:space="preserve">Pre-registered tests, in order</w:t>
+      </w:r>
+      <w:r>
+        <w:t xml:space="preserve"> </w:t>
+      </w:r>
+      <w:r>
+        <w:t xml:space="preserve">(the note’s §6): derive the sign; then LTAP, whose</w:t>
+      </w:r>
+      <w:r>
+        <w:t xml:space="preserve"> </w:t>
+      </w:r>
+      <w:r>
+        <w:t xml:space="preserve">two-speed design separates time from distance by construction and where the predicted</w:t>
+      </w:r>
+      <w:r>
+        <w:t xml:space="preserve"> </w:t>
+      </w:r>
+      <w:r>
+        <w:t xml:space="preserve">effect is a speed difference of the observed sign at matched PET; then the cyclist</w:t>
+      </w:r>
+      <w:r>
+        <w:t xml:space="preserve"> </w:t>
+      </w:r>
+      <w:r>
+        <w:t xml:space="preserve">overtake, where the prediction is that cell ordering improves materially on the</w:t>
+      </w:r>
+      <w:r>
+        <w:t xml:space="preserve"> </w:t>
+      </w:r>
+      <w:r>
+        <w:t xml:space="preserve">current Spearman +0.402 without the model being given the clearance.</w:t>
+      </w:r>
+    </w:p>
+    <w:p>
+      <w:pPr>
+        <w:pStyle w:val="Compact"/>
+        <w:numPr>
+          <w:ilvl w:val="0"/>
+          <w:numId w:val="1007"/>
+        </w:numPr>
+      </w:pPr>
+      <w:r>
+        <w:rPr>
+          <w:b/>
+          <w:bCs/>
+        </w:rPr>
+        <w:t xml:space="preserve">Also settle</w:t>
+      </w:r>
+      <w:r>
+        <w:t xml:space="preserve">: R.1.Q1 (how percentiles are to be quoted — a convention, see the</w:t>
+      </w:r>
+      <w:r>
+        <w:t xml:space="preserve"> </w:t>
+      </w:r>
+      <w:r>
+        <w:t xml:space="preserve">note in card A.2.v2), R.1.Q2 (on the evidence in</w:t>
+      </w:r>
+      <w:r>
+        <w:t xml:space="preserve"> </w:t>
+      </w:r>
+      <w:r>
+        <w:rPr>
+          <w:rStyle w:val="VerbatimChar"/>
+        </w:rPr>
+        <w:t xml:space="preserve">out/lapse_threshold_artifact.md</w:t>
+      </w:r>
+      <w:r>
+        <w:t xml:space="preserve">), and R.1.Q3 (Jonas’s position is that the</w:t>
+      </w:r>
+      <w:r>
+        <w:t xml:space="preserve"> </w:t>
+      </w:r>
+      <w:r>
+        <w:t xml:space="preserve">anticipation bias should be lived with and corrected using NDS data rather than</w:t>
+      </w:r>
+      <w:r>
+        <w:t xml:space="preserve"> </w:t>
+      </w:r>
+      <w:r>
+        <w:t xml:space="preserve">designed away; the gate should turn that into a specific estimator).</w:t>
       </w:r>
     </w:p>
     <w:bookmarkEnd w:id="13"/>
-    <w:bookmarkStart w:id="14" w:name="X943add23c8fdd6c0fd451bee0073f8359de15af"/>
+    <w:bookmarkStart w:id="14" w:name="Xbee0725471818ccf32f0c9714fcb3f1227a51e0"/>
     <w:p>
       <w:pPr>
         <w:pStyle w:val="Heading3"/>
       </w:pPr>
       <w:r>
-        <w:t xml:space="preserve">Card B.3.v2 — the LTAP field (re-scoped 2026-08-28)</w:t>
+        <w:t xml:space="preserve">Card A.2.v2 — regenerate stage 1 under the corrected validation code, and test the correlated-effects variant</w:t>
       </w:r>
     </w:p>
     <w:p>
@@ -1986,361 +2262,21 @@
           <w:i/>
           <w:iCs/>
         </w:rPr>
-        <w:t xml:space="preserve">(Replaces the B.3 sketch below for planning purposes; that card’s construction advice</w:t>
-      </w:r>
-      <w:r>
-        <w:rPr>
-          <w:i/>
-          <w:iCs/>
-        </w:rPr>
-        <w:t xml:space="preserve"> </w:t>
-      </w:r>
-      <w:r>
-        <w:rPr>
-          <w:i/>
-          <w:iCs/>
-        </w:rPr>
-        <w:t xml:space="preserve">still stands. Re-scoped because the LTAP data turns out to be the richest transfer</w:t>
-      </w:r>
-      <w:r>
-        <w:rPr>
-          <w:i/>
-          <w:iCs/>
-        </w:rPr>
-        <w:t xml:space="preserve"> </w:t>
-      </w:r>
-      <w:r>
-        <w:rPr>
-          <w:i/>
-          <w:iCs/>
-        </w:rPr>
-        <w:t xml:space="preserve">target, not the hardest-to-justify one.)</w:t>
-      </w:r>
-    </w:p>
-    <w:p>
-      <w:pPr>
-        <w:pStyle w:val="Compact"/>
-        <w:numPr>
-          <w:ilvl w:val="0"/>
-          <w:numId w:val="1008"/>
-        </w:numPr>
-      </w:pPr>
-      <w:r>
-        <w:rPr>
-          <w:b/>
-          <w:bCs/>
-        </w:rPr>
-        <w:t xml:space="preserve">Why it moved up</w:t>
-      </w:r>
-      <w:r>
-        <w:t xml:space="preserve">: 3 096 Random trials, the same 43 participants,</w:t>
-      </w:r>
-      <w:r>
-        <w:t xml:space="preserve"> </w:t>
-      </w:r>
-      <w:r>
-        <w:rPr>
-          <w:b/>
-          <w:bCs/>
-        </w:rPr>
-        <w:t xml:space="preserve">18 well-filled</w:t>
-      </w:r>
-      <w:r>
-        <w:rPr>
-          <w:b/>
-          <w:bCs/>
-        </w:rPr>
-        <w:t xml:space="preserve"> </w:t>
-      </w:r>
-      <w:r>
-        <w:rPr>
-          <w:b/>
-          <w:bCs/>
-        </w:rPr>
-        <w:t xml:space="preserve">cells</w:t>
-      </w:r>
-      <w:r>
-        <w:t xml:space="preserve"> </w:t>
-      </w:r>
-      <w:r>
-        <w:t xml:space="preserve">(9 PET levels × 2 approach speeds, 172 trials each) and an intervention range</w:t>
-      </w:r>
-      <w:r>
-        <w:t xml:space="preserve"> </w:t>
-      </w:r>
-      <w:r>
-        <w:t xml:space="preserve">of 0.110–0.907 — a wider dynamic range than the cyclist overtake (0.140–0.686) and</w:t>
-      </w:r>
-      <w:r>
-        <w:t xml:space="preserve"> </w:t>
-      </w:r>
-      <w:r>
-        <w:t xml:space="preserve">comparable to the cut-in. The cyclist overtake, by contrast, has one condition</w:t>
-      </w:r>
-      <w:r>
-        <w:t xml:space="preserve"> </w:t>
-      </w:r>
-      <w:r>
-        <w:t xml:space="preserve">(1.5 m) that is flat across all five timepoints, so it carries roughly two</w:t>
-      </w:r>
-      <w:r>
-        <w:t xml:space="preserve"> </w:t>
-      </w:r>
-      <w:r>
-        <w:t xml:space="preserve">informative criticality levels.</w:t>
-      </w:r>
-    </w:p>
-    <w:p>
-      <w:pPr>
-        <w:pStyle w:val="Compact"/>
-        <w:numPr>
-          <w:ilvl w:val="0"/>
-          <w:numId w:val="1008"/>
-        </w:numPr>
-      </w:pPr>
-      <w:r>
-        <w:rPr>
-          <w:b/>
-          <w:bCs/>
-        </w:rPr>
-        <w:t xml:space="preserve">What it uniquely offers</w:t>
-      </w:r>
-      <w:r>
-        <w:t xml:space="preserve">: the two-speed axis is the identifying variation the</w:t>
-      </w:r>
-      <w:r>
-        <w:t xml:space="preserve"> </w:t>
-      </w:r>
-      <w:r>
-        <w:t xml:space="preserve">roadmap §0b wants for the</w:t>
-      </w:r>
-      <w:r>
-        <w:t xml:space="preserve"> </w:t>
-      </w:r>
-      <w:r>
-        <w:rPr>
-          <w:i/>
-          <w:iCs/>
-        </w:rPr>
-        <w:t xml:space="preserve">secondary</w:t>
-      </w:r>
-      <w:r>
-        <w:t xml:space="preserve"> </w:t>
-      </w:r>
-      <w:r>
-        <w:t xml:space="preserve">model —</w:t>
-      </w:r>
-      <w:r>
-        <w:t xml:space="preserve"> </w:t>
-      </w:r>
-      <w:r>
-        <w:rPr>
-          <w:rStyle w:val="VerbatimChar"/>
-        </w:rPr>
-        <w:t xml:space="preserve">t_react</w:t>
-      </w:r>
-      <w:r>
-        <w:t xml:space="preserve"> </w:t>
-      </w:r>
-      <w:r>
-        <w:t xml:space="preserve">scales with v_ego and</w:t>
-      </w:r>
-      <w:r>
-        <w:t xml:space="preserve"> </w:t>
-      </w:r>
-      <w:r>
-        <w:rPr>
-          <w:rStyle w:val="VerbatimChar"/>
-        </w:rPr>
-        <w:t xml:space="preserve">a_OV,min</w:t>
-      </w:r>
-      <w:r>
-        <w:t xml:space="preserve"> </w:t>
-      </w:r>
-      <w:r>
-        <w:t xml:space="preserve">with stopping distance, so 50 vs 70 km/h at matched PET separates them.</w:t>
-      </w:r>
-      <w:r>
-        <w:t xml:space="preserve"> </w:t>
-      </w:r>
-      <w:r>
-        <w:t xml:space="preserve">Note the direction, which is worth understanding before modelling: intervention is</w:t>
-      </w:r>
-      <w:r>
-        <w:t xml:space="preserve"> </w:t>
-      </w:r>
-      <w:r>
-        <w:rPr>
-          <w:b/>
-          <w:bCs/>
-        </w:rPr>
-        <w:t xml:space="preserve">lower</w:t>
-      </w:r>
-      <w:r>
-        <w:t xml:space="preserve"> </w:t>
-      </w:r>
-      <w:r>
-        <w:t xml:space="preserve">at 70 km/h at every PET level (e.g. PET2: 0.605 at 50, 0.360 at 70).</w:t>
-      </w:r>
-    </w:p>
-    <w:p>
-      <w:pPr>
-        <w:pStyle w:val="Compact"/>
-        <w:numPr>
-          <w:ilvl w:val="0"/>
-          <w:numId w:val="1008"/>
-        </w:numPr>
-      </w:pPr>
-      <w:r>
-        <w:rPr>
-          <w:b/>
-          <w:bCs/>
-        </w:rPr>
-        <w:t xml:space="preserve">What it lacks</w:t>
-      </w:r>
-      <w:r>
-        <w:t xml:space="preserve">: no</w:t>
-      </w:r>
-      <w:r>
-        <w:t xml:space="preserve"> </w:t>
-      </w:r>
-      <w:r>
-        <w:rPr>
-          <w:rStyle w:val="VerbatimChar"/>
-        </w:rPr>
-        <w:t xml:space="preserve">timepoint</w:t>
-      </w:r>
-      <w:r>
-        <w:t xml:space="preserve"> </w:t>
-      </w:r>
-      <w:r>
-        <w:t xml:space="preserve">— there is no truncation series, so LTAP yields a</w:t>
-      </w:r>
-      <w:r>
-        <w:t xml:space="preserve"> </w:t>
-      </w:r>
-      <w:r>
-        <w:t xml:space="preserve">criticality × speed surface and not a criticality × time surface. Cross-scenario</w:t>
-      </w:r>
-      <w:r>
-        <w:t xml:space="preserve"> </w:t>
-      </w:r>
-      <w:r>
-        <w:t xml:space="preserve">comparison must therefore be on criticality, or per-driver (see below).</w:t>
-      </w:r>
-    </w:p>
-    <w:p>
-      <w:pPr>
-        <w:pStyle w:val="Compact"/>
-        <w:numPr>
-          <w:ilvl w:val="0"/>
-          <w:numId w:val="1008"/>
-        </w:numPr>
-      </w:pPr>
-      <w:r>
-        <w:rPr>
-          <w:b/>
-          <w:bCs/>
-        </w:rPr>
-        <w:t xml:space="preserve">Build</w:t>
-      </w:r>
-      <w:r>
-        <w:t xml:space="preserve">: the construction note first, per the original B.3 card — crossing</w:t>
-      </w:r>
-      <w:r>
-        <w:t xml:space="preserve"> </w:t>
-      </w:r>
-      <w:r>
-        <w:t xml:space="preserve">geometry, arrival-time separation at the conflict zone, co-occupancy gating. The</w:t>
-      </w:r>
-      <w:r>
-        <w:t xml:space="preserve"> </w:t>
-      </w:r>
-      <w:r>
-        <w:t xml:space="preserve">cut-in x/y conventions are meaningless here.</w:t>
-      </w:r>
-    </w:p>
-    <w:p>
-      <w:pPr>
-        <w:pStyle w:val="Compact"/>
-        <w:numPr>
-          <w:ilvl w:val="0"/>
-          <w:numId w:val="1008"/>
-        </w:numPr>
-      </w:pPr>
-      <w:r>
-        <w:rPr>
-          <w:b/>
-          <w:bCs/>
-        </w:rPr>
-        <w:t xml:space="preserve">Cheap partial comparison, available now and already run</w:t>
-      </w:r>
-      <w:r>
-        <w:t xml:space="preserve">:</w:t>
-      </w:r>
-      <w:r>
-        <w:t xml:space="preserve"> </w:t>
-      </w:r>
-      <w:r>
-        <w:rPr>
-          <w:rStyle w:val="VerbatimChar"/>
-        </w:rPr>
-        <w:t xml:space="preserve">replication/czb/cross_scenario_consistency.py</w:t>
-      </w:r>
-      <w:r>
-        <w:t xml:space="preserve"> </w:t>
-      </w:r>
-      <w:r>
-        <w:t xml:space="preserve">compares all four scenarios with</w:t>
-      </w:r>
-      <w:r>
-        <w:t xml:space="preserve"> </w:t>
-      </w:r>
-      <w:r>
-        <w:rPr>
-          <w:b/>
-          <w:bCs/>
-        </w:rPr>
-        <w:t xml:space="preserve">no</w:t>
-      </w:r>
-      <w:r>
-        <w:rPr>
-          <w:b/>
-          <w:bCs/>
-        </w:rPr>
-        <w:t xml:space="preserve"> </w:t>
-      </w:r>
-      <w:r>
-        <w:rPr>
-          <w:b/>
-          <w:bCs/>
-        </w:rPr>
-        <w:t xml:space="preserve">field at all</w:t>
-      </w:r>
-      <w:r>
-        <w:t xml:space="preserve">, using the fact that every participant saw all four. Per-driver</w:t>
-      </w:r>
-      <w:r>
-        <w:t xml:space="preserve"> </w:t>
-      </w:r>
-      <w:r>
-        <w:t xml:space="preserve">criticality-adjusted propensity correlates +0.50 to +0.74 across scenario pairs,</w:t>
-      </w:r>
-      <w:r>
-        <w:t xml:space="preserve"> </w:t>
-      </w:r>
-      <w:r>
-        <w:t xml:space="preserve">which is 0.53–0.78 of the split-half reliability ceiling (mean 0.69).</w:t>
-      </w:r>
-    </w:p>
-    <w:bookmarkEnd w:id="14"/>
-    <w:bookmarkStart w:id="15" w:name="card-a.1-synthetic-recovery-harness"/>
-    <w:p>
-      <w:pPr>
-        <w:pStyle w:val="Heading3"/>
-      </w:pPr>
-      <w:r>
-        <w:t xml:space="preserve">Card A.1 — synthetic-recovery harness</w:t>
+        <w:t xml:space="preserve">(Added at review gate R.1, 2026-08-27. Cheap-model card; long-running, overnight is</w:t>
+      </w:r>
+      <w:r>
+        <w:rPr>
+          <w:i/>
+          <w:iCs/>
+        </w:rPr>
+        <w:t xml:space="preserve"> </w:t>
+      </w:r>
+      <w:r>
+        <w:rPr>
+          <w:i/>
+          <w:iCs/>
+        </w:rPr>
+        <w:t xml:space="preserve">fine.)</w:t>
       </w:r>
     </w:p>
     <w:p>
@@ -2356,16 +2292,95 @@
           <w:b/>
           <w:bCs/>
         </w:rPr>
-        <w:t xml:space="preserve">Goal</w:t>
-      </w:r>
-      <w:r>
-        <w:t xml:space="preserve">: prove the stage-1 estimator recovers known parameters before touching</w:t>
-      </w:r>
-      <w:r>
-        <w:t xml:space="preserve"> </w:t>
-      </w:r>
-      <w:r>
-        <w:t xml:space="preserve">real data.</w:t>
+        <w:t xml:space="preserve">Why</w:t>
+      </w:r>
+      <w:r>
+        <w:t xml:space="preserve">: R.1 found and fixed two defects in</w:t>
+      </w:r>
+      <w:r>
+        <w:t xml:space="preserve"> </w:t>
+      </w:r>
+      <w:r>
+        <w:rPr>
+          <w:rStyle w:val="VerbatimChar"/>
+        </w:rPr>
+        <w:t xml:space="preserve">fit_stage1.py</w:t>
+      </w:r>
+      <w:r>
+        <w:t xml:space="preserve">’s validation code (not in</w:t>
+      </w:r>
+      <w:r>
+        <w:t xml:space="preserve"> </w:t>
+      </w:r>
+      <w:r>
+        <w:t xml:space="preserve">the fits): the hierarchical LOPO integrated the two random effects on the same</w:t>
+      </w:r>
+      <w:r>
+        <w:t xml:space="preserve"> </w:t>
+      </w:r>
+      <w:r>
+        <w:t xml:space="preserve">quadrature nodes (the diagonal of the 2D integral, asserting perfect rank</w:t>
+      </w:r>
+      <w:r>
+        <w:t xml:space="preserve"> </w:t>
+      </w:r>
+      <w:r>
+        <w:t xml:space="preserve">correlation), and the C1 predictive plugged in the hier variant’s</w:t>
+      </w:r>
+      <w:r>
+        <w:t xml:space="preserve"> </w:t>
+      </w:r>
+      <w:r>
+        <w:rPr>
+          <w:i/>
+          <w:iCs/>
+        </w:rPr>
+        <w:t xml:space="preserve">median</w:t>
+      </w:r>
+      <w:r>
+        <w:t xml:space="preserve"> </w:t>
+      </w:r>
+      <w:r>
+        <w:t xml:space="preserve">lapse</w:t>
+      </w:r>
+      <w:r>
+        <w:t xml:space="preserve"> </w:t>
+      </w:r>
+      <w:r>
+        <w:t xml:space="preserve">where the population mean is required. The stored</w:t>
+      </w:r>
+      <w:r>
+        <w:t xml:space="preserve"> </w:t>
+      </w:r>
+      <w:r>
+        <w:rPr>
+          <w:rStyle w:val="VerbatimChar"/>
+        </w:rPr>
+        <w:t xml:space="preserve">out/stage1_summary.md</w:t>
+      </w:r>
+      <w:r>
+        <w:t xml:space="preserve"> </w:t>
+      </w:r>
+      <w:r>
+        <w:t xml:space="preserve">therefore</w:t>
+      </w:r>
+      <w:r>
+        <w:t xml:space="preserve"> </w:t>
+      </w:r>
+      <w:r>
+        <w:t xml:space="preserve">carries a LOPO comparison and a C1 table computed under those defects. R.1 also</w:t>
+      </w:r>
+      <w:r>
+        <w:t xml:space="preserve"> </w:t>
+      </w:r>
+      <w:r>
+        <w:t xml:space="preserve">found the fitted b_i and c_i correlate at Spearman −0.700 while the model assumes</w:t>
+      </w:r>
+      <w:r>
+        <w:t xml:space="preserve"> </w:t>
+      </w:r>
+      <w:r>
+        <w:t xml:space="preserve">independence, and specified a correlated-effects check.</w:t>
       </w:r>
     </w:p>
     <w:p>
@@ -2384,97 +2399,91 @@
         <w:t xml:space="preserve">Build</w:t>
       </w:r>
       <w:r>
-        <w:t xml:space="preserve">:</w:t>
-      </w:r>
-      <w:r>
-        <w:t xml:space="preserve"> </w:t>
-      </w:r>
-      <w:r>
-        <w:rPr>
-          <w:rStyle w:val="VerbatimChar"/>
-        </w:rPr>
-        <w:t xml:space="preserve">replication/czb/fit_recovery.py</w:t>
-      </w:r>
-      <w:r>
-        <w:t xml:space="preserve">. Simulate the Random cut-in design</w:t>
-      </w:r>
-      <w:r>
-        <w:t xml:space="preserve"> </w:t>
-      </w:r>
-      <w:r>
-        <w:t xml:space="preserve">(43 participants × 18 cells × 4 repetitions) from the generative model in</w:t>
-      </w:r>
-      <w:r>
-        <w:t xml:space="preserve"> </w:t>
-      </w:r>
-      <w:r>
-        <w:rPr>
-          <w:rStyle w:val="VerbatimChar"/>
-        </w:rPr>
-        <w:t xml:space="preserve">docs/czb_fitting_plan.md</w:t>
-      </w:r>
-      <w:r>
-        <w:t xml:space="preserve"> </w:t>
-      </w:r>
-      <w:r>
-        <w:t xml:space="preserve">§2 stage 1: c_i ~ LogNormal(μ, σ), lapse floor b</w:t>
-      </w:r>
-      <w:r>
-        <w:t xml:space="preserve"> </w:t>
-      </w:r>
-      <w:r>
-        <w:t xml:space="preserve">(both variants), P = b + (1−b)·Φ((x − c_i)/σ_resp) with x = the cell’s</w:t>
-      </w:r>
-      <w:r>
-        <w:t xml:space="preserve"> </w:t>
-      </w:r>
-      <w:r>
-        <w:rPr>
-          <w:rStyle w:val="VerbatimChar"/>
-        </w:rPr>
-        <w:t xml:space="preserve">deficit_max</w:t>
-      </w:r>
-      <w:r>
-        <w:t xml:space="preserve"> </w:t>
-      </w:r>
-      <w:r>
-        <w:t xml:space="preserve">from</w:t>
-      </w:r>
-      <w:r>
-        <w:t xml:space="preserve"> </w:t>
-      </w:r>
-      <w:r>
-        <w:rPr>
-          <w:rStyle w:val="VerbatimChar"/>
-        </w:rPr>
-        <w:t xml:space="preserve">comfortzone.czb_data.random_cutin_trials()</w:t>
-      </w:r>
-      <w:r>
-        <w:t xml:space="preserve">. Fit by MAP in</w:t>
-      </w:r>
-      <w:r>
-        <w:t xml:space="preserve"> </w:t>
-      </w:r>
-      <w:r>
-        <w:t xml:space="preserve">torch (L-BFGS) with Laplace SEs; also fit the a_allowed parameterization (threshold</w:t>
-      </w:r>
-      <w:r>
-        <w:t xml:space="preserve"> </w:t>
-      </w:r>
-      <w:r>
-        <w:t xml:space="preserve">on</w:t>
-      </w:r>
-      <w:r>
-        <w:t xml:space="preserve"> </w:t>
-      </w:r>
-      <w:r>
-        <w:rPr>
-          <w:rStyle w:val="VerbatimChar"/>
-        </w:rPr>
-        <w:t xml:space="preserve">a_req_max</w:t>
-      </w:r>
-      <w:r>
-        <w:t xml:space="preserve">).</w:t>
+        <w:t xml:space="preserve">: (a) re-run</w:t>
+      </w:r>
+      <w:r>
+        <w:t xml:space="preserve"> </w:t>
+      </w:r>
+      <w:r>
+        <w:rPr>
+          <w:rStyle w:val="VerbatimChar"/>
+        </w:rPr>
+        <w:t xml:space="preserve">python replication/czb/fit_stage1.py</w:t>
+      </w:r>
+      <w:r>
+        <w:t xml:space="preserve"> </w:t>
+      </w:r>
+      <w:r>
+        <w:t xml:space="preserve">as committed (the fixes</w:t>
+      </w:r>
+      <w:r>
+        <w:t xml:space="preserve"> </w:t>
+      </w:r>
+      <w:r>
+        <w:t xml:space="preserve">are in place; 15 LOPO folds as before). (b) Add</w:t>
+      </w:r>
+      <w:r>
+        <w:t xml:space="preserve"> </w:t>
+      </w:r>
+      <w:r>
+        <w:rPr>
+          <w:rStyle w:val="VerbatimChar"/>
+        </w:rPr>
+        <w:t xml:space="preserve">fit_hier_corr</w:t>
+      </w:r>
+      <w:r>
+        <w:t xml:space="preserve"> </w:t>
+      </w:r>
+      <w:r>
+        <w:t xml:space="preserve">to</w:t>
+      </w:r>
+      <w:r>
+        <w:t xml:space="preserve"> </w:t>
+      </w:r>
+      <w:r>
+        <w:rPr>
+          <w:rStyle w:val="VerbatimChar"/>
+        </w:rPr>
+        <w:t xml:space="preserve">fit_stage1.py</w:t>
+      </w:r>
+      <w:r>
+        <w:t xml:space="preserve">: the hierarchical-lapse model with correlated effects — driver</w:t>
+      </w:r>
+      <w:r>
+        <w:t xml:space="preserve"> </w:t>
+      </w:r>
+      <w:r>
+        <w:t xml:space="preserve">threshold uses z1, driver lapse uses ρ·z1 + √(1−ρ²)·z2 on the same product</w:t>
+      </w:r>
+      <w:r>
+        <w:t xml:space="preserve"> </w:t>
+      </w:r>
+      <w:r>
+        <w:t xml:space="preserve">Gauss-Hermite grid, one extra hyperparameter ρ fitted as atanh(ρ) with prior</w:t>
+      </w:r>
+      <w:r>
+        <w:t xml:space="preserve"> </w:t>
+      </w:r>
+      <w:r>
+        <w:t xml:space="preserve">Normal(0, 0.75) on the atanh scale (weakly informative: 95% prior mass within</w:t>
+      </w:r>
+      <w:r>
+        <w:t xml:space="preserve"> </w:t>
+      </w:r>
+      <w:r>
+        <w:t xml:space="preserve">|ρ| &lt; 0.9; motivation: the posterior-mean correlation −0.700 must be reachable</w:t>
+      </w:r>
+      <w:r>
+        <w:t xml:space="preserve"> </w:t>
+      </w:r>
+      <w:r>
+        <w:t xml:space="preserve">without being presumed). Report its σ_pop, ρ, and the 50/80/95th percentiles</w:t>
+      </w:r>
+      <w:r>
+        <w:t xml:space="preserve"> </w:t>
+      </w:r>
+      <w:r>
+        <w:t xml:space="preserve">alongside the two existing variants.</w:t>
       </w:r>
     </w:p>
     <w:p>
@@ -2493,19 +2502,19 @@
         <w:t xml:space="preserve">Accept</w:t>
       </w:r>
       <w:r>
-        <w:t xml:space="preserve">: over 20 simulated datasets, population μ and σ recovered within 2</w:t>
-      </w:r>
-      <w:r>
-        <w:t xml:space="preserve"> </w:t>
-      </w:r>
-      <w:r>
-        <w:t xml:space="preserve">Laplace SEs in ≥ 18; per-driver c_i shrinkage visible (posterior means closer to</w:t>
-      </w:r>
-      <w:r>
-        <w:t xml:space="preserve"> </w:t>
-      </w:r>
-      <w:r>
-        <w:t xml:space="preserve">truth than raw per-driver MLEs in RMSE). Runtime under 10 minutes total.</w:t>
+        <w:t xml:space="preserve">: summary regenerated; the LOPO comparison quoted under product-grid</w:t>
+      </w:r>
+      <w:r>
+        <w:t xml:space="preserve"> </w:t>
+      </w:r>
+      <w:r>
+        <w:t xml:space="preserve">integration; the correlated fit either converges with usable SEs or is reported as</w:t>
+      </w:r>
+      <w:r>
+        <w:t xml:space="preserve"> </w:t>
+      </w:r>
+      <w:r>
+        <w:t xml:space="preserve">not identified (also an acceptable outcome — 43 drivers is thin for a correlation).</w:t>
       </w:r>
     </w:p>
     <w:p>
@@ -2521,22 +2530,34 @@
           <w:b/>
           <w:bCs/>
         </w:rPr>
-        <w:t xml:space="preserve">Pitfalls</w:t>
-      </w:r>
-      <w:r>
-        <w:t xml:space="preserve">: identifiability of (c, σ_resp) scale — fix σ_resp’s prior scale from</w:t>
-      </w:r>
-      <w:r>
-        <w:t xml:space="preserve"> </w:t>
-      </w:r>
-      <w:r>
-        <w:t xml:space="preserve">the pilot (≈ 2 200 deficit units); lapse and threshold trade off at C1 — check the</w:t>
-      </w:r>
-      <w:r>
-        <w:t xml:space="preserve"> </w:t>
-      </w:r>
-      <w:r>
-        <w:t xml:space="preserve">recovery specifically at b.</w:t>
+        <w:t xml:space="preserve">Decision rule (pre-stated at R.1)</w:t>
+      </w:r>
+      <w:r>
+        <w:t xml:space="preserve">: if the correlated variant moves the 80th</w:t>
+      </w:r>
+      <w:r>
+        <w:t xml:space="preserve"> </w:t>
+      </w:r>
+      <w:r>
+        <w:t xml:space="preserve">percentile by more than the hierarchical variant’s current CI half-width (~250</w:t>
+      </w:r>
+      <w:r>
+        <w:t xml:space="preserve"> </w:t>
+      </w:r>
+      <w:r>
+        <w:t xml:space="preserve">deficit units), escalate to review before any percentile is quoted downstream;</w:t>
+      </w:r>
+      <w:r>
+        <w:t xml:space="preserve"> </w:t>
+      </w:r>
+      <w:r>
+        <w:t xml:space="preserve">otherwise the hierarchical variant stands as primary with the correlated fit</w:t>
+      </w:r>
+      <w:r>
+        <w:t xml:space="preserve"> </w:t>
+      </w:r>
+      <w:r>
+        <w:t xml:space="preserve">reported as a robustness line.</w:t>
       </w:r>
     </w:p>
     <w:p>
@@ -2555,23 +2576,224 @@
         <w:t xml:space="preserve">Stop if</w:t>
       </w:r>
       <w:r>
-        <w:t xml:space="preserve">: recovery fails after two honest attempts — report the failure mode,</w:t>
-      </w:r>
-      <w:r>
-        <w:t xml:space="preserve"> </w:t>
-      </w:r>
-      <w:r>
-        <w:t xml:space="preserve">do not loosen the acceptance criterion.</w:t>
-      </w:r>
-    </w:p>
-    <w:bookmarkEnd w:id="15"/>
-    <w:bookmarkStart w:id="16" w:name="X7012458fadcc0d15dc90995d0510793cebc8b3f"/>
+        <w:t xml:space="preserve">: the correlated variant’s optimizer or Hessian fails after two honest</w:t>
+      </w:r>
+      <w:r>
+        <w:t xml:space="preserve"> </w:t>
+      </w:r>
+      <w:r>
+        <w:t xml:space="preserve">attempts — report, keep the hierarchical variant primary, carry the query.</w:t>
+      </w:r>
+    </w:p>
+    <w:p>
+      <w:pPr>
+        <w:pStyle w:val="Compact"/>
+        <w:numPr>
+          <w:ilvl w:val="0"/>
+          <w:numId w:val="1009"/>
+        </w:numPr>
+      </w:pPr>
+      <w:r>
+        <w:rPr>
+          <w:b/>
+          <w:bCs/>
+        </w:rPr>
+        <w:t xml:space="preserve">Added 2026-08-28, and this card must now run before any percentile is quoted</w:t>
+      </w:r>
+      <w:r>
+        <w:t xml:space="preserve">:</w:t>
+      </w:r>
+      <w:r>
+        <w:t xml:space="preserve"> </w:t>
+      </w:r>
+      <w:r>
+        <w:t xml:space="preserve">the CZB staging path adopts</w:t>
+      </w:r>
+      <w:r>
+        <w:t xml:space="preserve"> </w:t>
+      </w:r>
+      <w:r>
+        <w:rPr>
+          <w:rStyle w:val="VerbatimChar"/>
+        </w:rPr>
+        <w:t xml:space="preserve">lane_entry_shape_k = 12</w:t>
+      </w:r>
+      <w:r>
+        <w:t xml:space="preserve"> </w:t>
+      </w:r>
+      <w:r>
+        <w:t xml:space="preserve">(</w:t>
+      </w:r>
+      <w:r>
+        <w:rPr>
+          <w:rStyle w:val="VerbatimChar"/>
+        </w:rPr>
+        <w:t xml:space="preserve">comfortzone.cutin. CZB_LANE_ENTRY_SHAPE_K</w:t>
+      </w:r>
+      <w:r>
+        <w:t xml:space="preserve">, Jonas’s decision — argument in</w:t>
+      </w:r>
+      <w:r>
+        <w:t xml:space="preserve"> </w:t>
+      </w:r>
+      <w:r>
+        <w:rPr>
+          <w:rStyle w:val="VerbatimChar"/>
+        </w:rPr>
+        <w:t xml:space="preserve">docs/overtake_construction_note.md</w:t>
+      </w:r>
+      <w:r>
+        <w:t xml:space="preserve"> </w:t>
+      </w:r>
+      <w:r>
+        <w:t xml:space="preserve">§5). That changes the covariate in</w:t>
+      </w:r>
+      <w:r>
+        <w:t xml:space="preserve"> </w:t>
+      </w:r>
+      <w:r>
+        <w:rPr>
+          <w:b/>
+          <w:bCs/>
+        </w:rPr>
+        <w:t xml:space="preserve">3 of the 18</w:t>
+      </w:r>
+      <w:r>
+        <w:rPr>
+          <w:b/>
+          <w:bCs/>
+        </w:rPr>
+        <w:t xml:space="preserve"> </w:t>
+      </w:r>
+      <w:r>
+        <w:rPr>
+          <w:b/>
+          <w:bCs/>
+        </w:rPr>
+        <w:t xml:space="preserve">cells</w:t>
+      </w:r>
+      <w:r>
+        <w:t xml:space="preserve"> </w:t>
+      </w:r>
+      <w:r>
+        <w:t xml:space="preserve">— TTC4/C2 by +26%, TTC6/C1 by −27%, TTC8/C1 by +8%; the other fifteen are</w:t>
+      </w:r>
+      <w:r>
+        <w:t xml:space="preserve"> </w:t>
+      </w:r>
+      <w:r>
+        <w:t xml:space="preserve">already at saturated overlap and are bit-identical. The changed cells are the early,</w:t>
+      </w:r>
+      <w:r>
+        <w:t xml:space="preserve"> </w:t>
+      </w:r>
+      <w:r>
+        <w:t xml:space="preserve">partially-overlapping ones, which are exactly the cells that identify the lapse, so</w:t>
+      </w:r>
+      <w:r>
+        <w:t xml:space="preserve"> </w:t>
+      </w:r>
+      <w:r>
+        <w:t xml:space="preserve">the stage-1 fit and the whole percentile table must be regenerated under k = 12 before</w:t>
+      </w:r>
+      <w:r>
+        <w:t xml:space="preserve"> </w:t>
+      </w:r>
+      <w:r>
+        <w:t xml:space="preserve">being quoted. Report the old and new percentile tables side by side, since the</w:t>
+      </w:r>
+      <w:r>
+        <w:t xml:space="preserve"> </w:t>
+      </w:r>
+      <w:r>
+        <w:t xml:space="preserve">difference is the price of the k decision and should be visible.</w:t>
+      </w:r>
+    </w:p>
+    <w:p>
+      <w:pPr>
+        <w:pStyle w:val="Compact"/>
+        <w:numPr>
+          <w:ilvl w:val="0"/>
+          <w:numId w:val="1009"/>
+        </w:numPr>
+      </w:pPr>
+      <w:r>
+        <w:rPr>
+          <w:b/>
+          <w:bCs/>
+        </w:rPr>
+        <w:t xml:space="preserve">The percentile-reporting convention (R.1.Q1), to adopt here</w:t>
+      </w:r>
+      <w:r>
+        <w:t xml:space="preserve">: every percentile is</w:t>
+      </w:r>
+      <w:r>
+        <w:t xml:space="preserve"> </w:t>
+      </w:r>
+      <w:r>
+        <w:t xml:space="preserve">quoted as a triple — value, CI, and the specification it came from (bias variant and</w:t>
+      </w:r>
+      <w:r>
+        <w:t xml:space="preserve"> </w:t>
+      </w:r>
+      <w:r>
+        <w:t xml:space="preserve">k). The summary table gets a header line naming both. This is a convention, not an</w:t>
+      </w:r>
+      <w:r>
+        <w:t xml:space="preserve"> </w:t>
+      </w:r>
+      <w:r>
+        <w:t xml:space="preserve">analysis, and it is cheap to adopt now.</w:t>
+      </w:r>
+    </w:p>
+    <w:bookmarkEnd w:id="14"/>
+    <w:bookmarkStart w:id="15" w:name="X943add23c8fdd6c0fd451bee0073f8359de15af"/>
     <w:p>
       <w:pPr>
         <w:pStyle w:val="Heading3"/>
       </w:pPr>
       <w:r>
-        <w:t xml:space="preserve">Card A.2 — stage-1 hierarchical fit, both bias variants</w:t>
+        <w:t xml:space="preserve">Card B.3.v2 — the LTAP field (re-scoped 2026-08-28)</w:t>
+      </w:r>
+    </w:p>
+    <w:p>
+      <w:pPr>
+        <w:pStyle w:val="FirstParagraph"/>
+      </w:pPr>
+      <w:r>
+        <w:rPr>
+          <w:i/>
+          <w:iCs/>
+        </w:rPr>
+        <w:t xml:space="preserve">(Replaces the B.3 sketch below for planning purposes; that card’s construction advice</w:t>
+      </w:r>
+      <w:r>
+        <w:rPr>
+          <w:i/>
+          <w:iCs/>
+        </w:rPr>
+        <w:t xml:space="preserve"> </w:t>
+      </w:r>
+      <w:r>
+        <w:rPr>
+          <w:i/>
+          <w:iCs/>
+        </w:rPr>
+        <w:t xml:space="preserve">still stands. Re-scoped because the LTAP data turns out to be the richest transfer</w:t>
+      </w:r>
+      <w:r>
+        <w:rPr>
+          <w:i/>
+          <w:iCs/>
+        </w:rPr>
+        <w:t xml:space="preserve"> </w:t>
+      </w:r>
+      <w:r>
+        <w:rPr>
+          <w:i/>
+          <w:iCs/>
+        </w:rPr>
+        <w:t xml:space="preserve">target, not the hardest-to-justify one.)</w:t>
       </w:r>
     </w:p>
     <w:p>
@@ -2587,16 +2809,64 @@
           <w:b/>
           <w:bCs/>
         </w:rPr>
-        <w:t xml:space="preserve">Goal</w:t>
-      </w:r>
-      <w:r>
-        <w:t xml:space="preserve">: the population distribution of the boundary level, and the bias-model</w:t>
-      </w:r>
-      <w:r>
-        <w:t xml:space="preserve"> </w:t>
-      </w:r>
-      <w:r>
-        <w:t xml:space="preserve">decision.</w:t>
+        <w:t xml:space="preserve">Why it moved up</w:t>
+      </w:r>
+      <w:r>
+        <w:t xml:space="preserve">: 3 096 Random trials, the same 43 participants,</w:t>
+      </w:r>
+      <w:r>
+        <w:t xml:space="preserve"> </w:t>
+      </w:r>
+      <w:r>
+        <w:rPr>
+          <w:b/>
+          <w:bCs/>
+        </w:rPr>
+        <w:t xml:space="preserve">18 well-filled</w:t>
+      </w:r>
+      <w:r>
+        <w:rPr>
+          <w:b/>
+          <w:bCs/>
+        </w:rPr>
+        <w:t xml:space="preserve"> </w:t>
+      </w:r>
+      <w:r>
+        <w:rPr>
+          <w:b/>
+          <w:bCs/>
+        </w:rPr>
+        <w:t xml:space="preserve">cells</w:t>
+      </w:r>
+      <w:r>
+        <w:t xml:space="preserve"> </w:t>
+      </w:r>
+      <w:r>
+        <w:t xml:space="preserve">(9 PET levels × 2 approach speeds, 172 trials each) and an intervention range</w:t>
+      </w:r>
+      <w:r>
+        <w:t xml:space="preserve"> </w:t>
+      </w:r>
+      <w:r>
+        <w:t xml:space="preserve">of 0.110–0.907 — a wider dynamic range than the cyclist overtake (0.140–0.686) and</w:t>
+      </w:r>
+      <w:r>
+        <w:t xml:space="preserve"> </w:t>
+      </w:r>
+      <w:r>
+        <w:t xml:space="preserve">comparable to the cut-in. The cyclist overtake, by contrast, has one condition</w:t>
+      </w:r>
+      <w:r>
+        <w:t xml:space="preserve"> </w:t>
+      </w:r>
+      <w:r>
+        <w:t xml:space="preserve">(1.5 m) that is flat across all five timepoints, so it carries roughly two</w:t>
+      </w:r>
+      <w:r>
+        <w:t xml:space="preserve"> </w:t>
+      </w:r>
+      <w:r>
+        <w:t xml:space="preserve">informative criticality levels.</w:t>
       </w:r>
     </w:p>
     <w:p>
@@ -2612,40 +2882,84 @@
           <w:b/>
           <w:bCs/>
         </w:rPr>
-        <w:t xml:space="preserve">Build</w:t>
-      </w:r>
-      <w:r>
-        <w:t xml:space="preserve">:</w:t>
-      </w:r>
-      <w:r>
-        <w:t xml:space="preserve"> </w:t>
-      </w:r>
-      <w:r>
-        <w:rPr>
-          <w:rStyle w:val="VerbatimChar"/>
-        </w:rPr>
-        <w:t xml:space="preserve">replication/czb/fit_stage1.py</w:t>
-      </w:r>
-      <w:r>
-        <w:t xml:space="preserve">, reusing A.1’s model code on the real</w:t>
-      </w:r>
-      <w:r>
-        <w:t xml:space="preserve"> </w:t>
-      </w:r>
-      <w:r>
-        <w:t xml:space="preserve">trials. Fit all four combinations: {deficit axis, a_req axis} × {group-level b,</w:t>
-      </w:r>
-      <w:r>
-        <w:t xml:space="preserve"> </w:t>
-      </w:r>
-      <w:r>
-        <w:t xml:space="preserve">hierarchical b_i}. The ordered braking-expectation response enters as two nested</w:t>
-      </w:r>
-      <w:r>
-        <w:t xml:space="preserve"> </w:t>
-      </w:r>
-      <w:r>
-        <w:t xml:space="preserve">thresholds (fitting plan §2); both levels free per roadmap §0b.</w:t>
+        <w:t xml:space="preserve">What it uniquely offers</w:t>
+      </w:r>
+      <w:r>
+        <w:t xml:space="preserve">: the two-speed axis is the identifying variation the</w:t>
+      </w:r>
+      <w:r>
+        <w:t xml:space="preserve"> </w:t>
+      </w:r>
+      <w:r>
+        <w:t xml:space="preserve">roadmap §0b wants for the</w:t>
+      </w:r>
+      <w:r>
+        <w:t xml:space="preserve"> </w:t>
+      </w:r>
+      <w:r>
+        <w:rPr>
+          <w:i/>
+          <w:iCs/>
+        </w:rPr>
+        <w:t xml:space="preserve">secondary</w:t>
+      </w:r>
+      <w:r>
+        <w:t xml:space="preserve"> </w:t>
+      </w:r>
+      <w:r>
+        <w:t xml:space="preserve">model —</w:t>
+      </w:r>
+      <w:r>
+        <w:t xml:space="preserve"> </w:t>
+      </w:r>
+      <w:r>
+        <w:rPr>
+          <w:rStyle w:val="VerbatimChar"/>
+        </w:rPr>
+        <w:t xml:space="preserve">t_react</w:t>
+      </w:r>
+      <w:r>
+        <w:t xml:space="preserve"> </w:t>
+      </w:r>
+      <w:r>
+        <w:t xml:space="preserve">scales with v_ego and</w:t>
+      </w:r>
+      <w:r>
+        <w:t xml:space="preserve"> </w:t>
+      </w:r>
+      <w:r>
+        <w:rPr>
+          <w:rStyle w:val="VerbatimChar"/>
+        </w:rPr>
+        <w:t xml:space="preserve">a_OV,min</w:t>
+      </w:r>
+      <w:r>
+        <w:t xml:space="preserve"> </w:t>
+      </w:r>
+      <w:r>
+        <w:t xml:space="preserve">with stopping distance, so 50 vs 70 km/h at matched PET separates them.</w:t>
+      </w:r>
+      <w:r>
+        <w:t xml:space="preserve"> </w:t>
+      </w:r>
+      <w:r>
+        <w:t xml:space="preserve">Note the direction, which is worth understanding before modelling: intervention is</w:t>
+      </w:r>
+      <w:r>
+        <w:t xml:space="preserve"> </w:t>
+      </w:r>
+      <w:r>
+        <w:rPr>
+          <w:b/>
+          <w:bCs/>
+        </w:rPr>
+        <w:t xml:space="preserve">lower</w:t>
+      </w:r>
+      <w:r>
+        <w:t xml:space="preserve"> </w:t>
+      </w:r>
+      <w:r>
+        <w:t xml:space="preserve">at 70 km/h at every PET level (e.g. PET2: 0.605 at 50, 0.360 at 70).</w:t>
       </w:r>
     </w:p>
     <w:p>
@@ -2661,58 +2975,37 @@
           <w:b/>
           <w:bCs/>
         </w:rPr>
-        <w:t xml:space="preserve">Report</w:t>
-      </w:r>
-      <w:r>
-        <w:t xml:space="preserve"> </w:t>
-      </w:r>
-      <w:r>
-        <w:t xml:space="preserve">(</w:t>
-      </w:r>
-      <w:r>
-        <w:rPr>
-          <w:rStyle w:val="VerbatimChar"/>
-        </w:rPr>
-        <w:t xml:space="preserve">replication/czb/out/stage1_summary.md</w:t>
-      </w:r>
-      <w:r>
-        <w:t xml:space="preserve">): population μ, σ with SEs;</w:t>
-      </w:r>
-      <w:r>
-        <w:t xml:space="preserve"> </w:t>
-      </w:r>
-      <w:r>
-        <w:t xml:space="preserve">percentile table (50–95 in steps of 5) of the population distribution with CIs;</w:t>
-      </w:r>
-      <w:r>
-        <w:t xml:space="preserve"> </w:t>
-      </w:r>
-      <w:r>
-        <w:t xml:space="preserve">held-out log-likelihood (leave-one-participant-out, 43 folds); posterior predictive</w:t>
-      </w:r>
-      <w:r>
-        <w:t xml:space="preserve"> </w:t>
-      </w:r>
-      <w:r>
-        <w:t xml:space="preserve">P(intervene) per C1 cell against observed; fitted comfort and dread levels</w:t>
-      </w:r>
-      <w:r>
-        <w:t xml:space="preserve"> </w:t>
-      </w:r>
-      <w:r>
-        <w:t xml:space="preserve">translated to a_allowed units and to steady-following THW at 20 m/s via</w:t>
-      </w:r>
-      <w:r>
-        <w:t xml:space="preserve"> </w:t>
-      </w:r>
-      <w:r>
-        <w:rPr>
-          <w:rStyle w:val="VerbatimChar"/>
-        </w:rPr>
-        <w:t xml:space="preserve">comfortzone.field.critical_thw</w:t>
-      </w:r>
-      <w:r>
-        <w:t xml:space="preserve">.</w:t>
+        <w:t xml:space="preserve">What it lacks</w:t>
+      </w:r>
+      <w:r>
+        <w:t xml:space="preserve">: no</w:t>
+      </w:r>
+      <w:r>
+        <w:t xml:space="preserve"> </w:t>
+      </w:r>
+      <w:r>
+        <w:rPr>
+          <w:rStyle w:val="VerbatimChar"/>
+        </w:rPr>
+        <w:t xml:space="preserve">timepoint</w:t>
+      </w:r>
+      <w:r>
+        <w:t xml:space="preserve"> </w:t>
+      </w:r>
+      <w:r>
+        <w:t xml:space="preserve">— there is no truncation series, so LTAP yields a</w:t>
+      </w:r>
+      <w:r>
+        <w:t xml:space="preserve"> </w:t>
+      </w:r>
+      <w:r>
+        <w:t xml:space="preserve">criticality × speed surface and not a criticality × time surface. Cross-scenario</w:t>
+      </w:r>
+      <w:r>
+        <w:t xml:space="preserve"> </w:t>
+      </w:r>
+      <w:r>
+        <w:t xml:space="preserve">comparison must therefore be on criticality, or per-driver (see below).</w:t>
       </w:r>
     </w:p>
     <w:p>
@@ -2728,16 +3021,22 @@
           <w:b/>
           <w:bCs/>
         </w:rPr>
-        <w:t xml:space="preserve">Accept</w:t>
-      </w:r>
-      <w:r>
-        <w:t xml:space="preserve">: all four fits converge; the summary table renders; LOPO likelihood</w:t>
-      </w:r>
-      <w:r>
-        <w:t xml:space="preserve"> </w:t>
-      </w:r>
-      <w:r>
-        <w:t xml:space="preserve">distinguishes the bias variants or states that it cannot.</w:t>
+        <w:t xml:space="preserve">Build</w:t>
+      </w:r>
+      <w:r>
+        <w:t xml:space="preserve">: the construction note first, per the original B.3 card — crossing</w:t>
+      </w:r>
+      <w:r>
+        <w:t xml:space="preserve"> </w:t>
+      </w:r>
+      <w:r>
+        <w:t xml:space="preserve">geometry, arrival-time separation at the conflict zone, co-occupancy gating. The</w:t>
+      </w:r>
+      <w:r>
+        <w:t xml:space="preserve"> </w:t>
+      </w:r>
+      <w:r>
+        <w:t xml:space="preserve">cut-in x/y conventions are meaningless here.</w:t>
       </w:r>
     </w:p>
     <w:p>
@@ -2753,182 +3052,74 @@
           <w:b/>
           <w:bCs/>
         </w:rPr>
-        <w:t xml:space="preserve">Stop if</w:t>
-      </w:r>
-      <w:r>
-        <w:t xml:space="preserve">: the C1 cells misfit under both bias variants (systematic sign pattern</w:t>
-      </w:r>
-      <w:r>
-        <w:t xml:space="preserve"> </w:t>
-      </w:r>
-      <w:r>
-        <w:t xml:space="preserve">across criticalities) — that is the anticipation-leak question and needs review.</w:t>
-      </w:r>
-    </w:p>
-    <w:bookmarkEnd w:id="16"/>
-    <w:bookmarkStart w:id="17" w:name="Xbeb80fc684e59d248c2830b01171a26507f84a9"/>
+        <w:t xml:space="preserve">Cheap partial comparison, available now and already run</w:t>
+      </w:r>
+      <w:r>
+        <w:t xml:space="preserve">:</w:t>
+      </w:r>
+      <w:r>
+        <w:t xml:space="preserve"> </w:t>
+      </w:r>
+      <w:r>
+        <w:rPr>
+          <w:rStyle w:val="VerbatimChar"/>
+        </w:rPr>
+        <w:t xml:space="preserve">replication/czb/cross_scenario_consistency.py</w:t>
+      </w:r>
+      <w:r>
+        <w:t xml:space="preserve"> </w:t>
+      </w:r>
+      <w:r>
+        <w:t xml:space="preserve">compares all four scenarios with</w:t>
+      </w:r>
+      <w:r>
+        <w:t xml:space="preserve"> </w:t>
+      </w:r>
+      <w:r>
+        <w:rPr>
+          <w:b/>
+          <w:bCs/>
+        </w:rPr>
+        <w:t xml:space="preserve">no</w:t>
+      </w:r>
+      <w:r>
+        <w:rPr>
+          <w:b/>
+          <w:bCs/>
+        </w:rPr>
+        <w:t xml:space="preserve"> </w:t>
+      </w:r>
+      <w:r>
+        <w:rPr>
+          <w:b/>
+          <w:bCs/>
+        </w:rPr>
+        <w:t xml:space="preserve">field at all</w:t>
+      </w:r>
+      <w:r>
+        <w:t xml:space="preserve">, using the fact that every participant saw all four. Per-driver</w:t>
+      </w:r>
+      <w:r>
+        <w:t xml:space="preserve"> </w:t>
+      </w:r>
+      <w:r>
+        <w:t xml:space="preserve">criticality-adjusted propensity correlates +0.50 to +0.74 across scenario pairs,</w:t>
+      </w:r>
+      <w:r>
+        <w:t xml:space="preserve"> </w:t>
+      </w:r>
+      <w:r>
+        <w:t xml:space="preserve">which is 0.53–0.78 of the split-half reliability ceiling (mean 0.69).</w:t>
+      </w:r>
+    </w:p>
+    <w:bookmarkEnd w:id="15"/>
+    <w:bookmarkStart w:id="16" w:name="card-a.1-synthetic-recovery-harness"/>
     <w:p>
       <w:pPr>
         <w:pStyle w:val="Heading3"/>
       </w:pPr>
       <w:r>
-        <w:t xml:space="preserve">Card A.3 — the accumulator layer (review gate on its verdict)</w:t>
-      </w:r>
-    </w:p>
-    <w:p>
-      <w:pPr>
-        <w:pStyle w:val="FirstParagraph"/>
-      </w:pPr>
-      <w:r>
-        <w:rPr>
-          <w:i/>
-          <w:iCs/>
-        </w:rPr>
-        <w:t xml:space="preserve">[Verdict recorded 2026-08-27 at review gate R.1:</w:t>
-      </w:r>
-      <w:r>
-        <w:rPr>
-          <w:i/>
-          <w:iCs/>
-        </w:rPr>
-        <w:t xml:space="preserve"> </w:t>
-      </w:r>
-      <w:r>
-        <w:rPr>
-          <w:b/>
-          <w:bCs/>
-          <w:i/>
-          <w:iCs/>
-        </w:rPr>
-        <w:t xml:space="preserve">FAIL</w:t>
-      </w:r>
-      <w:r>
-        <w:rPr>
-          <w:i/>
-          <w:iCs/>
-        </w:rPr>
-        <w:t xml:space="preserve">, final and quotable. The</w:t>
-      </w:r>
-      <w:r>
-        <w:rPr>
-          <w:i/>
-          <w:iCs/>
-        </w:rPr>
-        <w:t xml:space="preserve"> </w:t>
-      </w:r>
-      <w:r>
-        <w:rPr>
-          <w:i/>
-          <w:iCs/>
-        </w:rPr>
-        <w:t xml:space="preserve">gate repaired two diagnosed misspecifications (v2: noise gated at manoeuvre onset;</w:t>
-      </w:r>
-      <w:r>
-        <w:rPr>
-          <w:i/>
-          <w:iCs/>
-        </w:rPr>
-        <w:t xml:space="preserve"> </w:t>
-      </w:r>
-      <w:r>
-        <w:rPr>
-          <w:i/>
-          <w:iCs/>
-        </w:rPr>
-        <w:t xml:space="preserve">v3: a free trial-level threshold spread, the analogue of stage 1’s σ_resp), verified</w:t>
-      </w:r>
-      <w:r>
-        <w:rPr>
-          <w:i/>
-          <w:iCs/>
-        </w:rPr>
-        <w:t xml:space="preserve"> </w:t>
-      </w:r>
-      <w:r>
-        <w:rPr>
-          <w:i/>
-          <w:iCs/>
-        </w:rPr>
-        <w:t xml:space="preserve">v2’s degenerate optimum was global (</w:t>
-      </w:r>
-      <w:r>
-        <w:rPr>
-          <w:rStyle w:val="VerbatimChar"/>
-          <w:i/>
-          <w:iCs/>
-        </w:rPr>
-        <w:t xml:space="preserve">fit_stage2.py --scan</w:t>
-      </w:r>
-      <w:r>
-        <w:rPr>
-          <w:i/>
-          <w:iCs/>
-        </w:rPr>
-        <w:t xml:space="preserve">), and pre-committed to v3</w:t>
-      </w:r>
-      <w:r>
-        <w:rPr>
-          <w:i/>
-          <w:iCs/>
-        </w:rPr>
-        <w:t xml:space="preserve"> </w:t>
-      </w:r>
-      <w:r>
-        <w:rPr>
-          <w:i/>
-          <w:iCs/>
-        </w:rPr>
-        <w:t xml:space="preserve">as the last iteration. v3: in-sample 0.178 vs the static probit’s 0.125; held-out</w:t>
-      </w:r>
-      <w:r>
-        <w:rPr>
-          <w:i/>
-          <w:iCs/>
-        </w:rPr>
-        <w:t xml:space="preserve"> </w:t>
-      </w:r>
-      <w:r>
-        <w:rPr>
-          <w:i/>
-          <w:iCs/>
-        </w:rPr>
-        <w:t xml:space="preserve">0.267 against the ≤ 0.11 / &gt; 0.13 rule. Structural cause in</w:t>
-      </w:r>
-      <w:r>
-        <w:rPr>
-          <w:i/>
-          <w:iCs/>
-        </w:rPr>
-        <w:t xml:space="preserve"> </w:t>
-      </w:r>
-      <w:r>
-        <w:rPr>
-          <w:rStyle w:val="VerbatimChar"/>
-          <w:i/>
-          <w:iCs/>
-        </w:rPr>
-        <w:t xml:space="preserve">out/stage2_summary.md</w:t>
-      </w:r>
-      <w:r>
-        <w:rPr>
-          <w:i/>
-          <w:iCs/>
-        </w:rPr>
-        <w:t xml:space="preserve">.</w:t>
-      </w:r>
-      <w:r>
-        <w:rPr>
-          <w:i/>
-          <w:iCs/>
-        </w:rPr>
-        <w:t xml:space="preserve"> </w:t>
-      </w:r>
-      <w:r>
-        <w:rPr>
-          <w:i/>
-          <w:iCs/>
-        </w:rPr>
-        <w:t xml:space="preserve">Do not re-run this card; the accumulator question is closed for this stimulus set.]</w:t>
+        <w:t xml:space="preserve">Card A.1 — synthetic-recovery harness</w:t>
       </w:r>
     </w:p>
     <w:p>
@@ -2947,13 +3138,13 @@
         <w:t xml:space="preserve">Goal</w:t>
       </w:r>
       <w:r>
-        <w:t xml:space="preserve">: the pre-registered test: does time-integration close the within-scenario</w:t>
-      </w:r>
-      <w:r>
-        <w:t xml:space="preserve"> </w:t>
-      </w:r>
-      <w:r>
-        <w:t xml:space="preserve">gap?</w:t>
+        <w:t xml:space="preserve">: prove the stage-1 estimator recovers known parameters before touching</w:t>
+      </w:r>
+      <w:r>
+        <w:t xml:space="preserve"> </w:t>
+      </w:r>
+      <w:r>
+        <w:t xml:space="preserve">real data.</w:t>
       </w:r>
     </w:p>
     <w:p>
@@ -2981,52 +3172,88 @@
         <w:rPr>
           <w:rStyle w:val="VerbatimChar"/>
         </w:rPr>
-        <w:t xml:space="preserve">replication/czb/fit_stage2.py</w:t>
-      </w:r>
-      <w:r>
-        <w:t xml:space="preserve">. Evidence = the per-frame deficit series</w:t>
-      </w:r>
-      <w:r>
-        <w:t xml:space="preserve"> </w:t>
-      </w:r>
-      <w:r>
-        <w:t xml:space="preserve">(not the running max) from</w:t>
-      </w:r>
-      <w:r>
-        <w:t xml:space="preserve"> </w:t>
-      </w:r>
-      <w:r>
-        <w:rPr>
-          <w:rStyle w:val="VerbatimChar"/>
-        </w:rPr>
-        <w:t xml:space="preserve">stimulus_field</w:t>
-      </w:r>
-      <w:r>
-        <w:t xml:space="preserve">; linear accumulator with gain and</w:t>
-      </w:r>
-      <w:r>
-        <w:t xml:space="preserve"> </w:t>
-      </w:r>
-      <w:r>
-        <w:t xml:space="preserve">noise, threshold from A.2’s c_i; P(crossed by clip end) per trial via the</w:t>
-      </w:r>
-      <w:r>
-        <w:t xml:space="preserve"> </w:t>
-      </w:r>
-      <w:r>
-        <w:t xml:space="preserve">closed-form Gaussian first-passage approximation or 200-path simulation per cell</w:t>
-      </w:r>
-      <w:r>
-        <w:t xml:space="preserve"> </w:t>
-      </w:r>
-      <w:r>
-        <w:t xml:space="preserve">(cells share stimuli, so simulate per cell, not per trial). Motor latency fixed at</w:t>
-      </w:r>
-      <w:r>
-        <w:t xml:space="preserve"> </w:t>
-      </w:r>
-      <w:r>
-        <w:t xml:space="preserve">0.25 s; sensitivity refits at 0.15 and 0.35 s.</w:t>
+        <w:t xml:space="preserve">replication/czb/fit_recovery.py</w:t>
+      </w:r>
+      <w:r>
+        <w:t xml:space="preserve">. Simulate the Random cut-in design</w:t>
+      </w:r>
+      <w:r>
+        <w:t xml:space="preserve"> </w:t>
+      </w:r>
+      <w:r>
+        <w:t xml:space="preserve">(43 participants × 18 cells × 4 repetitions) from the generative model in</w:t>
+      </w:r>
+      <w:r>
+        <w:t xml:space="preserve"> </w:t>
+      </w:r>
+      <w:r>
+        <w:rPr>
+          <w:rStyle w:val="VerbatimChar"/>
+        </w:rPr>
+        <w:t xml:space="preserve">docs/czb_fitting_plan.md</w:t>
+      </w:r>
+      <w:r>
+        <w:t xml:space="preserve"> </w:t>
+      </w:r>
+      <w:r>
+        <w:t xml:space="preserve">§2 stage 1: c_i ~ LogNormal(μ, σ), lapse floor b</w:t>
+      </w:r>
+      <w:r>
+        <w:t xml:space="preserve"> </w:t>
+      </w:r>
+      <w:r>
+        <w:t xml:space="preserve">(both variants), P = b + (1−b)·Φ((x − c_i)/σ_resp) with x = the cell’s</w:t>
+      </w:r>
+      <w:r>
+        <w:t xml:space="preserve"> </w:t>
+      </w:r>
+      <w:r>
+        <w:rPr>
+          <w:rStyle w:val="VerbatimChar"/>
+        </w:rPr>
+        <w:t xml:space="preserve">deficit_max</w:t>
+      </w:r>
+      <w:r>
+        <w:t xml:space="preserve"> </w:t>
+      </w:r>
+      <w:r>
+        <w:t xml:space="preserve">from</w:t>
+      </w:r>
+      <w:r>
+        <w:t xml:space="preserve"> </w:t>
+      </w:r>
+      <w:r>
+        <w:rPr>
+          <w:rStyle w:val="VerbatimChar"/>
+        </w:rPr>
+        <w:t xml:space="preserve">comfortzone.czb_data.random_cutin_trials()</w:t>
+      </w:r>
+      <w:r>
+        <w:t xml:space="preserve">. Fit by MAP in</w:t>
+      </w:r>
+      <w:r>
+        <w:t xml:space="preserve"> </w:t>
+      </w:r>
+      <w:r>
+        <w:t xml:space="preserve">torch (L-BFGS) with Laplace SEs; also fit the a_allowed parameterization (threshold</w:t>
+      </w:r>
+      <w:r>
+        <w:t xml:space="preserve"> </w:t>
+      </w:r>
+      <w:r>
+        <w:t xml:space="preserve">on</w:t>
+      </w:r>
+      <w:r>
+        <w:t xml:space="preserve"> </w:t>
+      </w:r>
+      <w:r>
+        <w:rPr>
+          <w:rStyle w:val="VerbatimChar"/>
+        </w:rPr>
+        <w:t xml:space="preserve">a_req_max</w:t>
+      </w:r>
+      <w:r>
+        <w:t xml:space="preserve">).</w:t>
       </w:r>
     </w:p>
     <w:p>
@@ -3042,28 +3269,22 @@
           <w:b/>
           <w:bCs/>
         </w:rPr>
-        <w:t xml:space="preserve">Accept / decision rule (pre-stated)</w:t>
-      </w:r>
-      <w:r>
-        <w:t xml:space="preserve">: held-out (leave-one-criticality-out) RMSE</w:t>
-      </w:r>
-      <w:r>
-        <w:t xml:space="preserve"> </w:t>
-      </w:r>
-      <w:r>
-        <w:t xml:space="preserve">on the 18-cell surface ≤ 0.11 counts as closing the gap (the 2D state rule’s 0.120</w:t>
-      </w:r>
-      <w:r>
-        <w:t xml:space="preserve"> </w:t>
-      </w:r>
-      <w:r>
-        <w:t xml:space="preserve">and the design ceiling’s ~0.10 bracket the target); &gt; 0.13 counts as failure and</w:t>
-      </w:r>
-      <w:r>
-        <w:t xml:space="preserve"> </w:t>
-      </w:r>
-      <w:r>
-        <w:t xml:space="preserve">is reported as evidence against the framework per the assessment.</w:t>
+        <w:t xml:space="preserve">Accept</w:t>
+      </w:r>
+      <w:r>
+        <w:t xml:space="preserve">: over 20 simulated datasets, population μ and σ recovered within 2</w:t>
+      </w:r>
+      <w:r>
+        <w:t xml:space="preserve"> </w:t>
+      </w:r>
+      <w:r>
+        <w:t xml:space="preserve">Laplace SEs in ≥ 18; per-driver c_i shrinkage visible (posterior means closer to</w:t>
+      </w:r>
+      <w:r>
+        <w:t xml:space="preserve"> </w:t>
+      </w:r>
+      <w:r>
+        <w:t xml:space="preserve">truth than raw per-driver MLEs in RMSE). Runtime under 10 minutes total.</w:t>
       </w:r>
     </w:p>
     <w:p>
@@ -3079,108 +3300,57 @@
           <w:b/>
           <w:bCs/>
         </w:rPr>
+        <w:t xml:space="preserve">Pitfalls</w:t>
+      </w:r>
+      <w:r>
+        <w:t xml:space="preserve">: identifiability of (c, σ_resp) scale — fix σ_resp’s prior scale from</w:t>
+      </w:r>
+      <w:r>
+        <w:t xml:space="preserve"> </w:t>
+      </w:r>
+      <w:r>
+        <w:t xml:space="preserve">the pilot (≈ 2 200 deficit units); lapse and threshold trade off at C1 — check the</w:t>
+      </w:r>
+      <w:r>
+        <w:t xml:space="preserve"> </w:t>
+      </w:r>
+      <w:r>
+        <w:t xml:space="preserve">recovery specifically at b.</w:t>
+      </w:r>
+    </w:p>
+    <w:p>
+      <w:pPr>
+        <w:pStyle w:val="Compact"/>
+        <w:numPr>
+          <w:ilvl w:val="0"/>
+          <w:numId w:val="1011"/>
+        </w:numPr>
+      </w:pPr>
+      <w:r>
+        <w:rPr>
+          <w:b/>
+          <w:bCs/>
+        </w:rPr>
         <w:t xml:space="preserve">Stop if</w:t>
       </w:r>
       <w:r>
-        <w:t xml:space="preserve">: the fitted gain wants to be so large the accumulator degenerates to</w:t>
-      </w:r>
-      <w:r>
-        <w:t xml:space="preserve"> </w:t>
-      </w:r>
-      <w:r>
-        <w:t xml:space="preserve">the static threshold — report, since that itself answers the question.</w:t>
-      </w:r>
-    </w:p>
-    <w:bookmarkEnd w:id="17"/>
-    <w:bookmarkStart w:id="18" w:name="card-a.4-button-side-validation"/>
+        <w:t xml:space="preserve">: recovery fails after two honest attempts — report the failure mode,</w:t>
+      </w:r>
+      <w:r>
+        <w:t xml:space="preserve"> </w:t>
+      </w:r>
+      <w:r>
+        <w:t xml:space="preserve">do not loosen the acceptance criterion.</w:t>
+      </w:r>
+    </w:p>
+    <w:bookmarkEnd w:id="16"/>
+    <w:bookmarkStart w:id="17" w:name="X7012458fadcc0d15dc90995d0510793cebc8b3f"/>
     <w:p>
       <w:pPr>
         <w:pStyle w:val="Heading3"/>
       </w:pPr>
       <w:r>
-        <w:t xml:space="preserve">Card A.4 — button-side validation</w:t>
-      </w:r>
-    </w:p>
-    <w:p>
-      <w:pPr>
-        <w:pStyle w:val="FirstParagraph"/>
-      </w:pPr>
-      <w:r>
-        <w:rPr>
-          <w:i/>
-          <w:iCs/>
-        </w:rPr>
-        <w:t xml:space="preserve">[Re-run 2026-08-27 at review gate R.1 under the final (v3) accumulator: still FAIL</w:t>
-      </w:r>
-      <w:r>
-        <w:rPr>
-          <w:i/>
-          <w:iCs/>
-        </w:rPr>
-        <w:t xml:space="preserve"> </w:t>
-      </w:r>
-      <w:r>
-        <w:rPr>
-          <w:i/>
-          <w:iCs/>
-        </w:rPr>
-        <w:t xml:space="preserve">(worst checkpoint discrepancy 0.310), attributable to the accumulator’s recorded A.3</w:t>
-      </w:r>
-      <w:r>
-        <w:rPr>
-          <w:i/>
-          <w:iCs/>
-        </w:rPr>
-        <w:t xml:space="preserve"> </w:t>
-      </w:r>
-      <w:r>
-        <w:rPr>
-          <w:i/>
-          <w:iCs/>
-        </w:rPr>
-        <w:t xml:space="preserve">inadequacy. What survives: the paradigm effect’s direction (earlier pressing in</w:t>
-      </w:r>
-      <w:r>
-        <w:rPr>
-          <w:i/>
-          <w:iCs/>
-        </w:rPr>
-        <w:t xml:space="preserve"> </w:t>
-      </w:r>
-      <w:r>
-        <w:rPr>
-          <w:i/>
-          <w:iCs/>
-        </w:rPr>
-        <w:t xml:space="preserve">Button) is confirmed; the level-versus-rate form is NOT distinguished (both shifts</w:t>
-      </w:r>
-      <w:r>
-        <w:rPr>
-          <w:i/>
-          <w:iCs/>
-        </w:rPr>
-        <w:t xml:space="preserve"> </w:t>
-      </w:r>
-      <w:r>
-        <w:rPr>
-          <w:i/>
-          <w:iCs/>
-        </w:rPr>
-        <w:t xml:space="preserve">reach RMSE 0.163), so handbook ch. 11 decision 3 stays open. Do not re-run without a</w:t>
-      </w:r>
-      <w:r>
-        <w:rPr>
-          <w:i/>
-          <w:iCs/>
-        </w:rPr>
-        <w:t xml:space="preserve"> </w:t>
-      </w:r>
-      <w:r>
-        <w:rPr>
-          <w:i/>
-          <w:iCs/>
-        </w:rPr>
-        <w:t xml:space="preserve">new response model.]</w:t>
+        <w:t xml:space="preserve">Card A.2 — stage-1 hierarchical fit, both bias variants</w:t>
       </w:r>
     </w:p>
     <w:p>
@@ -3199,13 +3369,13 @@
         <w:t xml:space="preserve">Goal</w:t>
       </w:r>
       <w:r>
-        <w:t xml:space="preserve">: predict the press-time densities from the Random-fitted model with one</w:t>
-      </w:r>
-      <w:r>
-        <w:t xml:space="preserve"> </w:t>
-      </w:r>
-      <w:r>
-        <w:t xml:space="preserve">paradigm shift.</w:t>
+        <w:t xml:space="preserve">: the population distribution of the boundary level, and the bias-model</w:t>
+      </w:r>
+      <w:r>
+        <w:t xml:space="preserve"> </w:t>
+      </w:r>
+      <w:r>
+        <w:t xml:space="preserve">decision.</w:t>
       </w:r>
     </w:p>
     <w:p>
@@ -3233,49 +3403,28 @@
         <w:rPr>
           <w:rStyle w:val="VerbatimChar"/>
         </w:rPr>
-        <w:t xml:space="preserve">replication/czb/validate_button.py</w:t>
-      </w:r>
-      <w:r>
-        <w:t xml:space="preserve"> </w:t>
-      </w:r>
-      <w:r>
-        <w:t xml:space="preserve">on</w:t>
-      </w:r>
-      <w:r>
-        <w:t xml:space="preserve"> </w:t>
-      </w:r>
-      <w:r>
-        <w:rPr>
-          <w:rStyle w:val="VerbatimChar"/>
-        </w:rPr>
-        <w:t xml:space="preserve">czb_data.button_cutin_trials()</w:t>
-      </w:r>
-      <w:r>
-        <w:t xml:space="preserve">. Fit δ once as a threshold shift and once as a</w:t>
-      </w:r>
-      <w:r>
-        <w:t xml:space="preserve"> </w:t>
-      </w:r>
-      <w:r>
-        <w:t xml:space="preserve">gain shift; compare predicted vs observed press-time distributions per criticality</w:t>
-      </w:r>
-      <w:r>
-        <w:t xml:space="preserve"> </w:t>
-      </w:r>
-      <w:r>
-        <w:t xml:space="preserve">(QQ plots to</w:t>
-      </w:r>
-      <w:r>
-        <w:t xml:space="preserve"> </w:t>
-      </w:r>
-      <w:r>
-        <w:rPr>
-          <w:rStyle w:val="VerbatimChar"/>
-        </w:rPr>
-        <w:t xml:space="preserve">figures/</w:t>
-      </w:r>
-      <w:r>
-        <w:t xml:space="preserve">, one page) and report which shape fits.</w:t>
+        <w:t xml:space="preserve">replication/czb/fit_stage1.py</w:t>
+      </w:r>
+      <w:r>
+        <w:t xml:space="preserve">, reusing A.1’s model code on the real</w:t>
+      </w:r>
+      <w:r>
+        <w:t xml:space="preserve"> </w:t>
+      </w:r>
+      <w:r>
+        <w:t xml:space="preserve">trials. Fit all four combinations: {deficit axis, a_req axis} × {group-level b,</w:t>
+      </w:r>
+      <w:r>
+        <w:t xml:space="preserve"> </w:t>
+      </w:r>
+      <w:r>
+        <w:t xml:space="preserve">hierarchical b_i}. The ordered braking-expectation response enters as two nested</w:t>
+      </w:r>
+      <w:r>
+        <w:t xml:space="preserve"> </w:t>
+      </w:r>
+      <w:r>
+        <w:t xml:space="preserve">thresholds (fitting plan §2); both levels free per roadmap §0b.</w:t>
       </w:r>
     </w:p>
     <w:p>
@@ -3291,26 +3440,118 @@
           <w:b/>
           <w:bCs/>
         </w:rPr>
+        <w:t xml:space="preserve">Report</w:t>
+      </w:r>
+      <w:r>
+        <w:t xml:space="preserve"> </w:t>
+      </w:r>
+      <w:r>
+        <w:t xml:space="preserve">(</w:t>
+      </w:r>
+      <w:r>
+        <w:rPr>
+          <w:rStyle w:val="VerbatimChar"/>
+        </w:rPr>
+        <w:t xml:space="preserve">replication/czb/out/stage1_summary.md</w:t>
+      </w:r>
+      <w:r>
+        <w:t xml:space="preserve">): population μ, σ with SEs;</w:t>
+      </w:r>
+      <w:r>
+        <w:t xml:space="preserve"> </w:t>
+      </w:r>
+      <w:r>
+        <w:t xml:space="preserve">percentile table (50–95 in steps of 5) of the population distribution with CIs;</w:t>
+      </w:r>
+      <w:r>
+        <w:t xml:space="preserve"> </w:t>
+      </w:r>
+      <w:r>
+        <w:t xml:space="preserve">held-out log-likelihood (leave-one-participant-out, 43 folds); posterior predictive</w:t>
+      </w:r>
+      <w:r>
+        <w:t xml:space="preserve"> </w:t>
+      </w:r>
+      <w:r>
+        <w:t xml:space="preserve">P(intervene) per C1 cell against observed; fitted comfort and dread levels</w:t>
+      </w:r>
+      <w:r>
+        <w:t xml:space="preserve"> </w:t>
+      </w:r>
+      <w:r>
+        <w:t xml:space="preserve">translated to a_allowed units and to steady-following THW at 20 m/s via</w:t>
+      </w:r>
+      <w:r>
+        <w:t xml:space="preserve"> </w:t>
+      </w:r>
+      <w:r>
+        <w:rPr>
+          <w:rStyle w:val="VerbatimChar"/>
+        </w:rPr>
+        <w:t xml:space="preserve">comfortzone.field.critical_thw</w:t>
+      </w:r>
+      <w:r>
+        <w:t xml:space="preserve">.</w:t>
+      </w:r>
+    </w:p>
+    <w:p>
+      <w:pPr>
+        <w:pStyle w:val="Compact"/>
+        <w:numPr>
+          <w:ilvl w:val="0"/>
+          <w:numId w:val="1012"/>
+        </w:numPr>
+      </w:pPr>
+      <w:r>
+        <w:rPr>
+          <w:b/>
+          <w:bCs/>
+        </w:rPr>
         <w:t xml:space="preserve">Accept</w:t>
       </w:r>
       <w:r>
-        <w:t xml:space="preserve">: the documented cross-paradigm excess (+0.26 at TTC6) is reproduced by</w:t>
-      </w:r>
-      <w:r>
-        <w:t xml:space="preserve"> </w:t>
-      </w:r>
-      <w:r>
-        <w:t xml:space="preserve">the shifted model within 0.05 at the fixed-clip checkpoints.</w:t>
-      </w:r>
-    </w:p>
-    <w:bookmarkEnd w:id="18"/>
-    <w:bookmarkStart w:id="19" w:name="Xe9b12db9ccf940c2e98352feae798e2c271a525"/>
+        <w:t xml:space="preserve">: all four fits converge; the summary table renders; LOPO likelihood</w:t>
+      </w:r>
+      <w:r>
+        <w:t xml:space="preserve"> </w:t>
+      </w:r>
+      <w:r>
+        <w:t xml:space="preserve">distinguishes the bias variants or states that it cannot.</w:t>
+      </w:r>
+    </w:p>
+    <w:p>
+      <w:pPr>
+        <w:pStyle w:val="Compact"/>
+        <w:numPr>
+          <w:ilvl w:val="0"/>
+          <w:numId w:val="1012"/>
+        </w:numPr>
+      </w:pPr>
+      <w:r>
+        <w:rPr>
+          <w:b/>
+          <w:bCs/>
+        </w:rPr>
+        <w:t xml:space="preserve">Stop if</w:t>
+      </w:r>
+      <w:r>
+        <w:t xml:space="preserve">: the C1 cells misfit under both bias variants (systematic sign pattern</w:t>
+      </w:r>
+      <w:r>
+        <w:t xml:space="preserve"> </w:t>
+      </w:r>
+      <w:r>
+        <w:t xml:space="preserve">across criticalities) — that is the anticipation-leak question and needs review.</w:t>
+      </w:r>
+    </w:p>
+    <w:bookmarkEnd w:id="17"/>
+    <w:bookmarkStart w:id="18" w:name="Xbeb80fc684e59d248c2830b01171a26507f84a9"/>
     <w:p>
       <w:pPr>
         <w:pStyle w:val="Heading3"/>
       </w:pPr>
       <w:r>
-        <w:t xml:space="preserve">Cards B.1–B.3 — transfer-scenario field constructions</w:t>
+        <w:t xml:space="preserve">Card A.3 — the accumulator layer (review gate on its verdict)</w:t>
       </w:r>
     </w:p>
     <w:p>
@@ -3318,109 +3559,155 @@
         <w:pStyle w:val="FirstParagraph"/>
       </w:pPr>
       <w:r>
-        <w:t xml:space="preserve">Template for each: a loader in</w:t>
-      </w:r>
-      <w:r>
-        <w:t xml:space="preserve"> </w:t>
-      </w:r>
-      <w:r>
-        <w:rPr>
-          <w:rStyle w:val="VerbatimChar"/>
-        </w:rPr>
-        <w:t xml:space="preserve">src/comfortzone/&lt;scenario&gt;.py</w:t>
-      </w:r>
-      <w:r>
-        <w:t xml:space="preserve"> </w:t>
-      </w:r>
-      <w:r>
-        <w:t xml:space="preserve">following</w:t>
-      </w:r>
-      <w:r>
-        <w:t xml:space="preserve"> </w:t>
-      </w:r>
-      <w:r>
-        <w:rPr>
-          <w:rStyle w:val="VerbatimChar"/>
-        </w:rPr>
-        <w:t xml:space="preserve">cutin.py</w:t>
-      </w:r>
-      <w:r>
-        <w:t xml:space="preserve">’s</w:t>
-      </w:r>
-      <w:r>
-        <w:t xml:space="preserve"> </w:t>
-      </w:r>
-      <w:r>
-        <w:t xml:space="preserve">structure (role assignment appropriate to the scenario —</w:t>
-      </w:r>
-      <w:r>
-        <w:t xml:space="preserve"> </w:t>
-      </w:r>
-      <w:r>
-        <w:rPr>
-          <w:b/>
-          <w:bCs/>
-        </w:rPr>
-        <w:t xml:space="preserve">by instructed vehicle, not</w:t>
-      </w:r>
-      <w:r>
-        <w:rPr>
-          <w:b/>
-          <w:bCs/>
-        </w:rPr>
-        <w:t xml:space="preserve"> </w:t>
-      </w:r>
-      <w:r>
-        <w:rPr>
-          <w:b/>
-          <w:bCs/>
-        </w:rPr>
-        <w:t xml:space="preserve">lateral span</w:t>
-      </w:r>
-      <w:r>
-        <w:t xml:space="preserve">), a field check script in</w:t>
-      </w:r>
-      <w:r>
-        <w:t xml:space="preserve"> </w:t>
-      </w:r>
-      <w:r>
-        <w:rPr>
-          <w:rStyle w:val="VerbatimChar"/>
-        </w:rPr>
-        <w:t xml:space="preserve">replication/czb/</w:t>
-      </w:r>
-      <w:r>
-        <w:t xml:space="preserve"> </w:t>
-      </w:r>
-      <w:r>
-        <w:t xml:space="preserve">producing a</w:t>
-      </w:r>
-      <w:r>
-        <w:t xml:space="preserve"> </w:t>
-      </w:r>
-      <w:r>
-        <w:t xml:space="preserve">per-criticality deficit figure, property tests, and the PS-versus-field correlation</w:t>
-      </w:r>
-      <w:r>
-        <w:t xml:space="preserve"> </w:t>
-      </w:r>
-      <w:r>
-        <w:t xml:space="preserve">(the</w:t>
-      </w:r>
-      <w:r>
-        <w:t xml:space="preserve"> </w:t>
-      </w:r>
-      <w:r>
-        <w:rPr>
-          <w:rStyle w:val="VerbatimChar"/>
-        </w:rPr>
-        <w:t xml:space="preserve">ps_vs_field.py</w:t>
-      </w:r>
-      <w:r>
-        <w:t xml:space="preserve"> </w:t>
-      </w:r>
-      <w:r>
-        <w:t xml:space="preserve">pattern) as the acceptance readout.</w:t>
+        <w:rPr>
+          <w:i/>
+          <w:iCs/>
+        </w:rPr>
+        <w:t xml:space="preserve">[Verdict recorded 2026-08-27 at review gate R.1:</w:t>
+      </w:r>
+      <w:r>
+        <w:rPr>
+          <w:i/>
+          <w:iCs/>
+        </w:rPr>
+        <w:t xml:space="preserve"> </w:t>
+      </w:r>
+      <w:r>
+        <w:rPr>
+          <w:b/>
+          <w:bCs/>
+          <w:i/>
+          <w:iCs/>
+        </w:rPr>
+        <w:t xml:space="preserve">FAIL</w:t>
+      </w:r>
+      <w:r>
+        <w:rPr>
+          <w:i/>
+          <w:iCs/>
+        </w:rPr>
+        <w:t xml:space="preserve">, final and quotable. The</w:t>
+      </w:r>
+      <w:r>
+        <w:rPr>
+          <w:i/>
+          <w:iCs/>
+        </w:rPr>
+        <w:t xml:space="preserve"> </w:t>
+      </w:r>
+      <w:r>
+        <w:rPr>
+          <w:i/>
+          <w:iCs/>
+        </w:rPr>
+        <w:t xml:space="preserve">gate repaired two diagnosed misspecifications (v2: noise gated at manoeuvre onset;</w:t>
+      </w:r>
+      <w:r>
+        <w:rPr>
+          <w:i/>
+          <w:iCs/>
+        </w:rPr>
+        <w:t xml:space="preserve"> </w:t>
+      </w:r>
+      <w:r>
+        <w:rPr>
+          <w:i/>
+          <w:iCs/>
+        </w:rPr>
+        <w:t xml:space="preserve">v3: a free trial-level threshold spread, the analogue of stage 1’s σ_resp), verified</w:t>
+      </w:r>
+      <w:r>
+        <w:rPr>
+          <w:i/>
+          <w:iCs/>
+        </w:rPr>
+        <w:t xml:space="preserve"> </w:t>
+      </w:r>
+      <w:r>
+        <w:rPr>
+          <w:i/>
+          <w:iCs/>
+        </w:rPr>
+        <w:t xml:space="preserve">v2’s degenerate optimum was global (</w:t>
+      </w:r>
+      <w:r>
+        <w:rPr>
+          <w:rStyle w:val="VerbatimChar"/>
+          <w:i/>
+          <w:iCs/>
+        </w:rPr>
+        <w:t xml:space="preserve">fit_stage2.py --scan</w:t>
+      </w:r>
+      <w:r>
+        <w:rPr>
+          <w:i/>
+          <w:iCs/>
+        </w:rPr>
+        <w:t xml:space="preserve">), and pre-committed to v3</w:t>
+      </w:r>
+      <w:r>
+        <w:rPr>
+          <w:i/>
+          <w:iCs/>
+        </w:rPr>
+        <w:t xml:space="preserve"> </w:t>
+      </w:r>
+      <w:r>
+        <w:rPr>
+          <w:i/>
+          <w:iCs/>
+        </w:rPr>
+        <w:t xml:space="preserve">as the last iteration. v3: in-sample 0.178 vs the static probit’s 0.125; held-out</w:t>
+      </w:r>
+      <w:r>
+        <w:rPr>
+          <w:i/>
+          <w:iCs/>
+        </w:rPr>
+        <w:t xml:space="preserve"> </w:t>
+      </w:r>
+      <w:r>
+        <w:rPr>
+          <w:i/>
+          <w:iCs/>
+        </w:rPr>
+        <w:t xml:space="preserve">0.267 against the ≤ 0.11 / &gt; 0.13 rule. Structural cause in</w:t>
+      </w:r>
+      <w:r>
+        <w:rPr>
+          <w:i/>
+          <w:iCs/>
+        </w:rPr>
+        <w:t xml:space="preserve"> </w:t>
+      </w:r>
+      <w:r>
+        <w:rPr>
+          <w:rStyle w:val="VerbatimChar"/>
+          <w:i/>
+          <w:iCs/>
+        </w:rPr>
+        <w:t xml:space="preserve">out/stage2_summary.md</w:t>
+      </w:r>
+      <w:r>
+        <w:rPr>
+          <w:i/>
+          <w:iCs/>
+        </w:rPr>
+        <w:t xml:space="preserve">.</w:t>
+      </w:r>
+      <w:r>
+        <w:rPr>
+          <w:i/>
+          <w:iCs/>
+        </w:rPr>
+        <w:t xml:space="preserve"> </w:t>
+      </w:r>
+      <w:r>
+        <w:rPr>
+          <w:i/>
+          <w:iCs/>
+        </w:rPr>
+        <w:t xml:space="preserve">Do not re-run this card; the accumulator question is closed for this stimulus set.]</w:t>
       </w:r>
     </w:p>
     <w:p>
@@ -3436,393 +3723,16 @@
           <w:b/>
           <w:bCs/>
         </w:rPr>
-        <w:t xml:space="preserve">B.1 cyclist overtake</w:t>
-      </w:r>
-      <w:r>
-        <w:t xml:space="preserve"> </w:t>
-      </w:r>
-      <w:r>
-        <w:t xml:space="preserve">(first): ego closes on a cyclist in lane; rear-end field</w:t>
-      </w:r>
-      <w:r>
-        <w:t xml:space="preserve"> </w:t>
-      </w:r>
-      <w:r>
-        <w:t xml:space="preserve">nearly unchanged; criticality = lateral clearance 0.5/1/1.5 m, so the lateral term</w:t>
-      </w:r>
-      <w:r>
-        <w:t xml:space="preserve"> </w:t>
-      </w:r>
-      <w:r>
-        <w:t xml:space="preserve">matters — use the actual clearance in</w:t>
-      </w:r>
-      <w:r>
-        <w:t xml:space="preserve"> </w:t>
-      </w:r>
-      <w:r>
-        <w:rPr>
-          <w:rStyle w:val="VerbatimChar"/>
-        </w:rPr>
-        <w:t xml:space="preserve">dy</w:t>
-      </w:r>
-      <w:r>
-        <w:t xml:space="preserve">, widths from the trace (cyclist ≈ 0.6 m).</w:t>
-      </w:r>
-      <w:r>
-        <w:t xml:space="preserve"> </w:t>
-      </w:r>
-      <w:r>
-        <w:t xml:space="preserve">Accept: deficit ordered by clearance at C2–C5; cell-level PS Spearman ρ reported.</w:t>
-      </w:r>
-      <w:r>
-        <w:t xml:space="preserve"> </w:t>
-      </w:r>
-      <w:r>
-        <w:rPr>
-          <w:i/>
-          <w:iCs/>
-        </w:rPr>
-        <w:t xml:space="preserve">[Executed 2026-08-28; full account in</w:t>
-      </w:r>
-      <w:r>
-        <w:rPr>
-          <w:i/>
-          <w:iCs/>
-        </w:rPr>
-        <w:t xml:space="preserve"> </w:t>
-      </w:r>
-      <w:r>
-        <w:rPr>
-          <w:rStyle w:val="VerbatimChar"/>
-          <w:i/>
-          <w:iCs/>
-        </w:rPr>
-        <w:t xml:space="preserve">docs/overtake_construction_note.md</w:t>
-      </w:r>
-      <w:r>
-        <w:rPr>
-          <w:i/>
-          <w:iCs/>
-        </w:rPr>
-        <w:t xml:space="preserve">. The</w:t>
-      </w:r>
-      <w:r>
-        <w:rPr>
-          <w:i/>
-          <w:iCs/>
-        </w:rPr>
-        <w:t xml:space="preserve"> </w:t>
-      </w:r>
-      <w:r>
-        <w:rPr>
-          <w:i/>
-          <w:iCs/>
-        </w:rPr>
-        <w:t xml:space="preserve">loader is</w:t>
-      </w:r>
-      <w:r>
-        <w:rPr>
-          <w:i/>
-          <w:iCs/>
-        </w:rPr>
-        <w:t xml:space="preserve"> </w:t>
-      </w:r>
-      <w:r>
-        <w:rPr>
-          <w:rStyle w:val="VerbatimChar"/>
-          <w:i/>
-          <w:iCs/>
-        </w:rPr>
-        <w:t xml:space="preserve">src/comfortzone/overtake.py</w:t>
-      </w:r>
-      <w:r>
-        <w:rPr>
-          <w:i/>
-          <w:iCs/>
-        </w:rPr>
-        <w:t xml:space="preserve">, validated against the study’s own clearance</w:t>
-      </w:r>
-      <w:r>
-        <w:rPr>
-          <w:i/>
-          <w:iCs/>
-        </w:rPr>
-        <w:t xml:space="preserve"> </w:t>
-      </w:r>
-      <w:r>
-        <w:rPr>
-          <w:i/>
-          <w:iCs/>
-        </w:rPr>
-        <w:t xml:space="preserve">labels (0.506 / 1.004 / 1.501 m against 0.5 / 1 / 1.5). Three corrections to this</w:t>
-      </w:r>
-      <w:r>
-        <w:rPr>
-          <w:i/>
-          <w:iCs/>
-        </w:rPr>
-        <w:t xml:space="preserve"> </w:t>
-      </w:r>
-      <w:r>
-        <w:rPr>
-          <w:i/>
-          <w:iCs/>
-        </w:rPr>
-        <w:t xml:space="preserve">card: roles must come from the instructed vehicle because the cut-in’s lateral-span</w:t>
-      </w:r>
-      <w:r>
-        <w:rPr>
-          <w:i/>
-          <w:iCs/>
-        </w:rPr>
-        <w:t xml:space="preserve"> </w:t>
-      </w:r>
-      <w:r>
-        <w:rPr>
-          <w:i/>
-          <w:iCs/>
-        </w:rPr>
-        <w:t xml:space="preserve">rule is</w:t>
-      </w:r>
-      <w:r>
-        <w:rPr>
-          <w:i/>
-          <w:iCs/>
-        </w:rPr>
-        <w:t xml:space="preserve"> </w:t>
-      </w:r>
-      <w:r>
-        <w:rPr>
-          <w:b/>
-          <w:bCs/>
-          <w:i/>
-          <w:iCs/>
-        </w:rPr>
-        <w:t xml:space="preserve">inverted</w:t>
-      </w:r>
-      <w:r>
-        <w:rPr>
-          <w:i/>
-          <w:iCs/>
-        </w:rPr>
-        <w:t xml:space="preserve"> </w:t>
-      </w:r>
-      <w:r>
-        <w:rPr>
-          <w:i/>
-          <w:iCs/>
-        </w:rPr>
-        <w:t xml:space="preserve">here (the ego moves, not the target); the lateral coordinate is</w:t>
-      </w:r>
-      <w:r>
-        <w:rPr>
-          <w:i/>
-          <w:iCs/>
-        </w:rPr>
-        <w:t xml:space="preserve"> </w:t>
-      </w:r>
-      <w:r>
-        <w:rPr>
-          <w:rStyle w:val="VerbatimChar"/>
-          <w:i/>
-          <w:iCs/>
-        </w:rPr>
-        <w:t xml:space="preserve">Location_Y</w:t>
-      </w:r>
-      <w:r>
-        <w:rPr>
-          <w:i/>
-          <w:iCs/>
-        </w:rPr>
-        <w:t xml:space="preserve"> </w:t>
-      </w:r>
-      <w:r>
-        <w:rPr>
-          <w:i/>
-          <w:iCs/>
-        </w:rPr>
-        <w:t xml:space="preserve">—</w:t>
-      </w:r>
-      <w:r>
-        <w:rPr>
-          <w:i/>
-          <w:iCs/>
-        </w:rPr>
-        <w:t xml:space="preserve"> </w:t>
-      </w:r>
-      <w:r>
-        <w:rPr>
-          <w:rStyle w:val="VerbatimChar"/>
-          <w:i/>
-          <w:iCs/>
-        </w:rPr>
-        <w:t xml:space="preserve">Offset</w:t>
-      </w:r>
-      <w:r>
-        <w:rPr>
-          <w:i/>
-          <w:iCs/>
-        </w:rPr>
-        <w:t xml:space="preserve"> </w:t>
-      </w:r>
-      <w:r>
-        <w:rPr>
-          <w:i/>
-          <w:iCs/>
-        </w:rPr>
-        <w:t xml:space="preserve">inverts the criticality ordering; and the cyclist width is in</w:t>
-      </w:r>
-      <w:r>
-        <w:rPr>
-          <w:i/>
-          <w:iCs/>
-        </w:rPr>
-        <w:t xml:space="preserve"> </w:t>
-      </w:r>
-      <w:r>
-        <w:rPr>
-          <w:i/>
-          <w:iCs/>
-        </w:rPr>
-        <w:t xml:space="preserve">the trace (0.582 m), not assumed. The card’s premise did</w:t>
-      </w:r>
-      <w:r>
-        <w:rPr>
-          <w:i/>
-          <w:iCs/>
-        </w:rPr>
-        <w:t xml:space="preserve"> </w:t>
-      </w:r>
-      <w:r>
-        <w:rPr>
-          <w:b/>
-          <w:bCs/>
-          <w:i/>
-          <w:iCs/>
-        </w:rPr>
-        <w:t xml:space="preserve">not</w:t>
-      </w:r>
-      <w:r>
-        <w:rPr>
-          <w:i/>
-          <w:iCs/>
-        </w:rPr>
-        <w:t xml:space="preserve"> </w:t>
-      </w:r>
-      <w:r>
-        <w:rPr>
-          <w:i/>
-          <w:iCs/>
-        </w:rPr>
-        <w:t xml:space="preserve">hold: the field</w:t>
-      </w:r>
-      <w:r>
-        <w:rPr>
-          <w:i/>
-          <w:iCs/>
-        </w:rPr>
-        <w:t xml:space="preserve"> </w:t>
-      </w:r>
-      <w:r>
-        <w:rPr>
-          <w:i/>
-          <w:iCs/>
-        </w:rPr>
-        <w:t xml:space="preserve">orders the 15 cells at Spearman +0.402 against the clearance label’s −0.833, because</w:t>
-      </w:r>
-      <w:r>
-        <w:rPr>
-          <w:i/>
-          <w:iCs/>
-        </w:rPr>
-        <w:t xml:space="preserve"> </w:t>
-      </w:r>
-      <w:r>
-        <w:rPr>
-          <w:rStyle w:val="VerbatimChar"/>
-          <w:i/>
-          <w:iCs/>
-        </w:rPr>
-        <w:t xml:space="preserve">p_lane</w:t>
-      </w:r>
-      <w:r>
-        <w:rPr>
-          <w:i/>
-          <w:iCs/>
-        </w:rPr>
-        <w:t xml:space="preserve"> </w:t>
-      </w:r>
-      <w:r>
-        <w:rPr>
-          <w:i/>
-          <w:iCs/>
-        </w:rPr>
-        <w:t xml:space="preserve">sits at 0.843–1.000 all through the window and cannot see the manipulated</w:t>
-      </w:r>
-      <w:r>
-        <w:rPr>
-          <w:i/>
-          <w:iCs/>
-        </w:rPr>
-        <w:t xml:space="preserve"> </w:t>
-      </w:r>
-      <w:r>
-        <w:rPr>
-          <w:i/>
-          <w:iCs/>
-        </w:rPr>
-        <w:t xml:space="preserve">variable. The scenario’s criticality is a lateral</w:t>
-      </w:r>
-      <w:r>
-        <w:rPr>
-          <w:i/>
-          <w:iCs/>
-        </w:rPr>
-        <w:t xml:space="preserve"> </w:t>
-      </w:r>
-      <w:r>
-        <w:rPr>
-          <w:i/>
-          <w:i/>
-          <w:iCs/>
-          <w:iCs/>
-        </w:rPr>
-        <w:t xml:space="preserve">comfort margin</w:t>
-      </w:r>
-      <w:r>
-        <w:rPr>
-          <w:i/>
-          <w:iCs/>
-        </w:rPr>
-        <w:t xml:space="preserve">, not a collision</w:t>
-      </w:r>
-      <w:r>
-        <w:rPr>
-          <w:i/>
-          <w:iCs/>
-        </w:rPr>
-        <w:t xml:space="preserve"> </w:t>
-      </w:r>
-      <w:r>
-        <w:rPr>
-          <w:i/>
-          <w:iCs/>
-        </w:rPr>
-        <w:t xml:space="preserve">geometry. Adding a lateral-clearance comfort term is a preference-function change and</w:t>
-      </w:r>
-      <w:r>
-        <w:rPr>
-          <w:i/>
-          <w:iCs/>
-        </w:rPr>
-        <w:t xml:space="preserve"> </w:t>
-      </w:r>
-      <w:r>
-        <w:rPr>
-          <w:i/>
-          <w:iCs/>
-        </w:rPr>
-        <w:t xml:space="preserve">is left as a review decision.]</w:t>
+        <w:t xml:space="preserve">Goal</w:t>
+      </w:r>
+      <w:r>
+        <w:t xml:space="preserve">: the pre-registered test: does time-integration close the within-scenario</w:t>
+      </w:r>
+      <w:r>
+        <w:t xml:space="preserve"> </w:t>
+      </w:r>
+      <w:r>
+        <w:t xml:space="preserve">gap?</w:t>
       </w:r>
     </w:p>
     <w:p>
@@ -3838,56 +3748,64 @@
           <w:b/>
           <w:bCs/>
         </w:rPr>
-        <w:t xml:space="preserve">B.2 truck overtake / truck lateral</w:t>
-      </w:r>
-      <w:r>
-        <w:t xml:space="preserve">: ego passes a truck with clearance variants;</w:t>
-      </w:r>
-      <w:r>
-        <w:t xml:space="preserve"> </w:t>
-      </w:r>
-      <w:r>
-        <w:t xml:space="preserve">the conflict is lateral, so P_lane runs on the</w:t>
-      </w:r>
-      <w:r>
-        <w:t xml:space="preserve"> </w:t>
-      </w:r>
-      <w:r>
-        <w:rPr>
-          <w:i/>
-          <w:iCs/>
-        </w:rPr>
-        <w:t xml:space="preserve">lateral closing</w:t>
-      </w:r>
-      <w:r>
-        <w:t xml:space="preserve"> </w:t>
-      </w:r>
-      <w:r>
-        <w:t xml:space="preserve">induced by the</w:t>
-      </w:r>
-      <w:r>
-        <w:t xml:space="preserve"> </w:t>
-      </w:r>
-      <w:r>
-        <w:t xml:space="preserve">truck’s drift (</w:t>
-      </w:r>
-      <w:r>
-        <w:rPr>
-          <w:rStyle w:val="VerbatimChar"/>
-        </w:rPr>
-        <w:t xml:space="preserve">truck_lateral_movement</w:t>
-      </w:r>
-      <w:r>
-        <w:t xml:space="preserve"> </w:t>
-      </w:r>
-      <w:r>
-        <w:t xml:space="preserve">traces) and the clearance term carries the</w:t>
-      </w:r>
-      <w:r>
-        <w:t xml:space="preserve"> </w:t>
-      </w:r>
-      <w:r>
-        <w:t xml:space="preserve">statics. Accept: same criteria; also record whether the zero-deficit issue appears.</w:t>
+        <w:t xml:space="preserve">Build</w:t>
+      </w:r>
+      <w:r>
+        <w:t xml:space="preserve">:</w:t>
+      </w:r>
+      <w:r>
+        <w:t xml:space="preserve"> </w:t>
+      </w:r>
+      <w:r>
+        <w:rPr>
+          <w:rStyle w:val="VerbatimChar"/>
+        </w:rPr>
+        <w:t xml:space="preserve">replication/czb/fit_stage2.py</w:t>
+      </w:r>
+      <w:r>
+        <w:t xml:space="preserve">. Evidence = the per-frame deficit series</w:t>
+      </w:r>
+      <w:r>
+        <w:t xml:space="preserve"> </w:t>
+      </w:r>
+      <w:r>
+        <w:t xml:space="preserve">(not the running max) from</w:t>
+      </w:r>
+      <w:r>
+        <w:t xml:space="preserve"> </w:t>
+      </w:r>
+      <w:r>
+        <w:rPr>
+          <w:rStyle w:val="VerbatimChar"/>
+        </w:rPr>
+        <w:t xml:space="preserve">stimulus_field</w:t>
+      </w:r>
+      <w:r>
+        <w:t xml:space="preserve">; linear accumulator with gain and</w:t>
+      </w:r>
+      <w:r>
+        <w:t xml:space="preserve"> </w:t>
+      </w:r>
+      <w:r>
+        <w:t xml:space="preserve">noise, threshold from A.2’s c_i; P(crossed by clip end) per trial via the</w:t>
+      </w:r>
+      <w:r>
+        <w:t xml:space="preserve"> </w:t>
+      </w:r>
+      <w:r>
+        <w:t xml:space="preserve">closed-form Gaussian first-passage approximation or 200-path simulation per cell</w:t>
+      </w:r>
+      <w:r>
+        <w:t xml:space="preserve"> </w:t>
+      </w:r>
+      <w:r>
+        <w:t xml:space="preserve">(cells share stimuli, so simulate per cell, not per trial). Motor latency fixed at</w:t>
+      </w:r>
+      <w:r>
+        <w:t xml:space="preserve"> </w:t>
+      </w:r>
+      <w:r>
+        <w:t xml:space="preserve">0.25 s; sensitivity refits at 0.15 and 0.35 s.</w:t>
       </w:r>
     </w:p>
     <w:p>
@@ -3903,61 +3821,28 @@
           <w:b/>
           <w:bCs/>
         </w:rPr>
-        <w:t xml:space="preserve">B.3 LTAP</w:t>
-      </w:r>
-      <w:r>
-        <w:t xml:space="preserve">: crossing geometry. Build arrival-time separation at the conflict</w:t>
-      </w:r>
-      <w:r>
-        <w:t xml:space="preserve"> </w:t>
-      </w:r>
-      <w:r>
-        <w:t xml:space="preserve">zone (the intersection scenario’s construction): compute each vehicle’s time to the</w:t>
-      </w:r>
-      <w:r>
-        <w:t xml:space="preserve"> </w:t>
-      </w:r>
-      <w:r>
-        <w:t xml:space="preserve">crossing-region entry/exit from the traces, and gate the collision/safety terms by</w:t>
-      </w:r>
-      <w:r>
-        <w:t xml:space="preserve"> </w:t>
-      </w:r>
-      <w:r>
-        <w:t xml:space="preserve">predicted co-occupancy (the P_lane idea with lateral overlap replaced by zone</w:t>
-      </w:r>
-      <w:r>
-        <w:t xml:space="preserve"> </w:t>
-      </w:r>
-      <w:r>
-        <w:t xml:space="preserve">co-occupancy). This card has real design content —</w:t>
-      </w:r>
-      <w:r>
-        <w:t xml:space="preserve"> </w:t>
-      </w:r>
-      <w:r>
-        <w:rPr>
-          <w:b/>
-          <w:bCs/>
-        </w:rPr>
-        <w:t xml:space="preserve">write the construction note</w:t>
-      </w:r>
-      <w:r>
-        <w:rPr>
-          <w:b/>
-          <w:bCs/>
-        </w:rPr>
-        <w:t xml:space="preserve"> </w:t>
-      </w:r>
-      <w:r>
-        <w:rPr>
-          <w:b/>
-          <w:bCs/>
-        </w:rPr>
-        <w:t xml:space="preserve">first (1 page, the lane-entry-note pattern) and get it reviewed before coding</w:t>
-      </w:r>
-      <w:r>
-        <w:t xml:space="preserve">.</w:t>
+        <w:t xml:space="preserve">Accept / decision rule (pre-stated)</w:t>
+      </w:r>
+      <w:r>
+        <w:t xml:space="preserve">: held-out (leave-one-criticality-out) RMSE</w:t>
+      </w:r>
+      <w:r>
+        <w:t xml:space="preserve"> </w:t>
+      </w:r>
+      <w:r>
+        <w:t xml:space="preserve">on the 18-cell surface ≤ 0.11 counts as closing the gap (the 2D state rule’s 0.120</w:t>
+      </w:r>
+      <w:r>
+        <w:t xml:space="preserve"> </w:t>
+      </w:r>
+      <w:r>
+        <w:t xml:space="preserve">and the design ceiling’s ~0.10 bracket the target); &gt; 0.13 counts as failure and</w:t>
+      </w:r>
+      <w:r>
+        <w:t xml:space="preserve"> </w:t>
+      </w:r>
+      <w:r>
+        <w:t xml:space="preserve">is reported as evidence against the framework per the assessment.</w:t>
       </w:r>
     </w:p>
     <w:p>
@@ -3973,26 +3858,26 @@
           <w:b/>
           <w:bCs/>
         </w:rPr>
-        <w:t xml:space="preserve">Stop for all three if</w:t>
-      </w:r>
-      <w:r>
-        <w:t xml:space="preserve">: a trace family’s geometry does not fit the template</w:t>
-      </w:r>
-      <w:r>
-        <w:t xml:space="preserve"> </w:t>
-      </w:r>
-      <w:r>
-        <w:t xml:space="preserve">(e.g. missing vehicle, broken dimensions beyond the documented truck case).</w:t>
-      </w:r>
-    </w:p>
-    <w:bookmarkEnd w:id="19"/>
-    <w:bookmarkStart w:id="20" w:name="X2e740bdde0311d32c80d142a3abf565c10676ee"/>
+        <w:t xml:space="preserve">Stop if</w:t>
+      </w:r>
+      <w:r>
+        <w:t xml:space="preserve">: the fitted gain wants to be so large the accumulator degenerates to</w:t>
+      </w:r>
+      <w:r>
+        <w:t xml:space="preserve"> </w:t>
+      </w:r>
+      <w:r>
+        <w:t xml:space="preserve">the static threshold — report, since that itself answers the question.</w:t>
+      </w:r>
+    </w:p>
+    <w:bookmarkEnd w:id="18"/>
+    <w:bookmarkStart w:id="19" w:name="card-a.4-button-side-validation"/>
     <w:p>
       <w:pPr>
         <w:pStyle w:val="Heading3"/>
       </w:pPr>
       <w:r>
-        <w:t xml:space="preserve">Card B.4 — the transfer test (review gate; do not run before A.3 and B.1–B.3)</w:t>
+        <w:t xml:space="preserve">Card A.4 — button-side validation</w:t>
       </w:r>
     </w:p>
     <w:p>
@@ -4004,335 +3889,77 @@
           <w:i/>
           <w:iCs/>
         </w:rPr>
-        <w:t xml:space="preserve">[Adjusted 2026-08-27 at review gate R.1: A.3’s FAIL removes the accumulator from</w:t>
-      </w:r>
-      <w:r>
-        <w:rPr>
-          <w:i/>
-          <w:iCs/>
-        </w:rPr>
-        <w:t xml:space="preserve"> </w:t>
-      </w:r>
-      <w:r>
-        <w:rPr>
-          <w:i/>
-          <w:iCs/>
-        </w:rPr>
-        <w:t xml:space="preserve">this card. The transferred model is the stage-1 static threshold, hierarchical-lapse</w:t>
-      </w:r>
-      <w:r>
-        <w:rPr>
-          <w:i/>
-          <w:iCs/>
-        </w:rPr>
-        <w:t xml:space="preserve"> </w:t>
-      </w:r>
-      <w:r>
-        <w:rPr>
-          <w:i/>
-          <w:iCs/>
-        </w:rPr>
-        <w:t xml:space="preserve">variant (population median 5 352, σ 0.209), everything frozen. The three-way</w:t>
-      </w:r>
-      <w:r>
-        <w:rPr>
-          <w:i/>
-          <w:iCs/>
-        </w:rPr>
-        <w:t xml:space="preserve"> </w:t>
-      </w:r>
-      <w:r>
-        <w:rPr>
-          <w:i/>
-          <w:iCs/>
-        </w:rPr>
-        <w:t xml:space="preserve">comparison (one-scalar field vs per-scenario 2D rules vs elliptical joint) is</w:t>
-      </w:r>
-      <w:r>
-        <w:rPr>
-          <w:i/>
-          <w:iCs/>
-        </w:rPr>
-        <w:t xml:space="preserve"> </w:t>
-      </w:r>
-      <w:r>
-        <w:rPr>
-          <w:i/>
-          <w:iCs/>
-        </w:rPr>
-        <w:t xml:space="preserve">unchanged.]</w:t>
-      </w:r>
-    </w:p>
-    <w:p>
-      <w:pPr>
-        <w:pStyle w:val="BodyText"/>
-      </w:pPr>
-      <w:r>
-        <w:rPr>
-          <w:i/>
-          <w:iCs/>
-        </w:rPr>
-        <w:t xml:space="preserve">[Adjusted again 2026-08-28, on evidence from the B.1 pilot transfer</w:t>
-      </w:r>
-      <w:r>
-        <w:rPr>
-          <w:i/>
-          <w:iCs/>
-        </w:rPr>
-        <w:t xml:space="preserve"> </w:t>
-      </w:r>
-      <w:r>
-        <w:rPr>
-          <w:i/>
-          <w:iCs/>
-        </w:rPr>
-        <w:t xml:space="preserve">(</w:t>
-      </w:r>
-      <w:r>
-        <w:rPr>
-          <w:rStyle w:val="VerbatimChar"/>
-          <w:i/>
-          <w:iCs/>
-        </w:rPr>
-        <w:t xml:space="preserve">docs/overtake_construction_note.md</w:t>
-      </w:r>
-      <w:r>
-        <w:rPr>
-          <w:i/>
-          <w:iCs/>
-        </w:rPr>
-        <w:t xml:space="preserve"> </w:t>
-      </w:r>
-      <w:r>
-        <w:rPr>
-          <w:i/>
-          <w:iCs/>
-        </w:rPr>
-        <w:t xml:space="preserve">§6).</w:t>
-      </w:r>
-      <w:r>
-        <w:rPr>
-          <w:i/>
-          <w:iCs/>
-        </w:rPr>
-        <w:t xml:space="preserve"> </w:t>
-      </w:r>
-      <w:r>
-        <w:rPr>
-          <w:b/>
-          <w:bCs/>
-          <w:i/>
-          <w:iCs/>
-        </w:rPr>
-        <w:t xml:space="preserve">The primary analysis should freeze the</w:t>
-      </w:r>
-      <w:r>
-        <w:rPr>
-          <w:b/>
-          <w:bCs/>
-          <w:i/>
-          <w:iCs/>
-        </w:rPr>
-        <w:t xml:space="preserve"> </w:t>
-      </w:r>
-      <w:r>
-        <w:rPr>
-          <w:b/>
-          <w:bCs/>
-          <w:i/>
-          <w:iCs/>
-        </w:rPr>
-        <w:t xml:space="preserve">boundary and free each scenario’s lapse</w:t>
-      </w:r>
-      <w:r>
-        <w:rPr>
-          <w:i/>
-          <w:iCs/>
-        </w:rPr>
-        <w:t xml:space="preserve">, not freeze everything. The pre-onset</w:t>
-      </w:r>
-      <w:r>
-        <w:rPr>
-          <w:i/>
-          <w:iCs/>
-        </w:rPr>
-        <w:t xml:space="preserve"> </w:t>
-      </w:r>
-      <w:r>
-        <w:rPr>
-          <w:i/>
-          <w:iCs/>
-        </w:rPr>
-        <w:t xml:space="preserve">intervention rate is 0.081 in the cut-in against 0.198 in the cyclist overtake, so a</w:t>
-      </w:r>
-      <w:r>
-        <w:rPr>
-          <w:i/>
-          <w:iCs/>
-        </w:rPr>
-        <w:t xml:space="preserve"> </w:t>
-      </w:r>
-      <w:r>
-        <w:rPr>
-          <w:i/>
-          <w:iCs/>
-        </w:rPr>
-        <w:t xml:space="preserve">no-shift primary starts every transfer cell ~0.12 low for reasons unrelated to the</w:t>
-      </w:r>
-      <w:r>
-        <w:rPr>
-          <w:i/>
-          <w:iCs/>
-        </w:rPr>
-        <w:t xml:space="preserve"> </w:t>
-      </w:r>
-      <w:r>
-        <w:rPr>
-          <w:i/>
-          <w:iCs/>
-        </w:rPr>
-        <w:t xml:space="preserve">boundary: frozen transfer scores RMSE 0.176 against chance 0.158, while freeing only</w:t>
-      </w:r>
-      <w:r>
-        <w:rPr>
-          <w:i/>
-          <w:iCs/>
-        </w:rPr>
-        <w:t xml:space="preserve"> </w:t>
-      </w:r>
-      <w:r>
-        <w:rPr>
-          <w:i/>
-          <w:iCs/>
-        </w:rPr>
-        <w:t xml:space="preserve">the lapse gives 0.129 — past chance and within 0.016 of the full-refit ceiling. The</w:t>
-      </w:r>
-      <w:r>
-        <w:rPr>
-          <w:i/>
-          <w:iCs/>
-        </w:rPr>
-        <w:t xml:space="preserve"> </w:t>
-      </w:r>
-      <w:r>
-        <w:rPr>
-          <w:i/>
-          <w:iCs/>
-        </w:rPr>
-        <w:t xml:space="preserve">lapse is identified by that scenario’s C1 cells alone, which end where the field is</w:t>
-      </w:r>
-      <w:r>
-        <w:rPr>
-          <w:i/>
-          <w:iCs/>
-        </w:rPr>
-        <w:t xml:space="preserve"> </w:t>
-      </w:r>
-      <w:r>
-        <w:rPr>
-          <w:i/>
-          <w:iCs/>
-        </w:rPr>
-        <w:t xml:space="preserve">zero by construction and therefore carry no boundary information; the roadmap’s</w:t>
-      </w:r>
-      <w:r>
-        <w:rPr>
-          <w:i/>
-          <w:iCs/>
-        </w:rPr>
-        <w:t xml:space="preserve"> </w:t>
-      </w:r>
-      <w:r>
-        <w:rPr>
-          <w:i/>
-          <w:iCs/>
-        </w:rPr>
-        <w:t xml:space="preserve">secondary</w:t>
-      </w:r>
-      <w:r>
-        <w:rPr>
-          <w:i/>
-          <w:iCs/>
-        </w:rPr>
-        <w:t xml:space="preserve"> </w:t>
-      </w:r>
-      <w:r>
-        <w:rPr>
-          <w:i/>
-          <w:iCs/>
-        </w:rPr>
-        <w:t xml:space="preserve">“one uniform level shift per scenario”</w:t>
-      </w:r>
-      <w:r>
-        <w:rPr>
-          <w:i/>
-          <w:iCs/>
-        </w:rPr>
-        <w:t xml:space="preserve"> </w:t>
-      </w:r>
-      <w:r>
-        <w:rPr>
-          <w:i/>
-          <w:iCs/>
-        </w:rPr>
-        <w:t xml:space="preserve">does absorb the boundary and should</w:t>
-      </w:r>
-      <w:r>
-        <w:rPr>
-          <w:i/>
-          <w:iCs/>
-        </w:rPr>
-        <w:t xml:space="preserve"> </w:t>
-      </w:r>
-      <w:r>
-        <w:rPr>
-          <w:i/>
-          <w:iCs/>
-        </w:rPr>
-        <w:t xml:space="preserve">stay secondary. Also: score against the field-independent ceiling in</w:t>
-      </w:r>
-      <w:r>
-        <w:rPr>
-          <w:i/>
-          <w:iCs/>
-        </w:rPr>
-        <w:t xml:space="preserve"> </w:t>
-      </w:r>
-      <w:r>
-        <w:rPr>
-          <w:rStyle w:val="VerbatimChar"/>
-          <w:i/>
-          <w:iCs/>
-        </w:rPr>
-        <w:t xml:space="preserve">out/cross_scenario_consistency.md</w:t>
-      </w:r>
-      <w:r>
-        <w:rPr>
-          <w:i/>
-          <w:iCs/>
-        </w:rPr>
-        <w:t xml:space="preserve"> </w:t>
-      </w:r>
-      <w:r>
-        <w:rPr>
-          <w:i/>
-          <w:iCs/>
-        </w:rPr>
-        <w:t xml:space="preserve">— only ~69% of the reliable per-driver signal is</w:t>
-      </w:r>
-      <w:r>
-        <w:rPr>
-          <w:i/>
-          <w:iCs/>
-        </w:rPr>
-        <w:t xml:space="preserve"> </w:t>
-      </w:r>
-      <w:r>
-        <w:rPr>
-          <w:i/>
-          <w:iCs/>
-        </w:rPr>
-        <w:t xml:space="preserve">shared between scenarios, so a perfect one-scalar model cannot reach 100%.]</w:t>
+        <w:t xml:space="preserve">[Re-run 2026-08-27 at review gate R.1 under the final (v3) accumulator: still FAIL</w:t>
+      </w:r>
+      <w:r>
+        <w:rPr>
+          <w:i/>
+          <w:iCs/>
+        </w:rPr>
+        <w:t xml:space="preserve"> </w:t>
+      </w:r>
+      <w:r>
+        <w:rPr>
+          <w:i/>
+          <w:iCs/>
+        </w:rPr>
+        <w:t xml:space="preserve">(worst checkpoint discrepancy 0.310), attributable to the accumulator’s recorded A.3</w:t>
+      </w:r>
+      <w:r>
+        <w:rPr>
+          <w:i/>
+          <w:iCs/>
+        </w:rPr>
+        <w:t xml:space="preserve"> </w:t>
+      </w:r>
+      <w:r>
+        <w:rPr>
+          <w:i/>
+          <w:iCs/>
+        </w:rPr>
+        <w:t xml:space="preserve">inadequacy. What survives: the paradigm effect’s direction (earlier pressing in</w:t>
+      </w:r>
+      <w:r>
+        <w:rPr>
+          <w:i/>
+          <w:iCs/>
+        </w:rPr>
+        <w:t xml:space="preserve"> </w:t>
+      </w:r>
+      <w:r>
+        <w:rPr>
+          <w:i/>
+          <w:iCs/>
+        </w:rPr>
+        <w:t xml:space="preserve">Button) is confirmed; the level-versus-rate form is NOT distinguished (both shifts</w:t>
+      </w:r>
+      <w:r>
+        <w:rPr>
+          <w:i/>
+          <w:iCs/>
+        </w:rPr>
+        <w:t xml:space="preserve"> </w:t>
+      </w:r>
+      <w:r>
+        <w:rPr>
+          <w:i/>
+          <w:iCs/>
+        </w:rPr>
+        <w:t xml:space="preserve">reach RMSE 0.163), so handbook ch. 11 decision 3 stays open. Do not re-run without a</w:t>
+      </w:r>
+      <w:r>
+        <w:rPr>
+          <w:i/>
+          <w:iCs/>
+        </w:rPr>
+        <w:t xml:space="preserve"> </w:t>
+      </w:r>
+      <w:r>
+        <w:rPr>
+          <w:i/>
+          <w:iCs/>
+        </w:rPr>
+        <w:t xml:space="preserve">new response model.]</w:t>
       </w:r>
     </w:p>
     <w:p>
@@ -4344,31 +3971,20 @@
         </w:numPr>
       </w:pPr>
       <w:r>
-        <w:t xml:space="preserve">Fit on cut-in only (A.2/A.3 configuration frozen); predict each transfer scenario’s</w:t>
-      </w:r>
-      <w:r>
-        <w:t xml:space="preserve"> </w:t>
-      </w:r>
-      <w:r>
-        <w:t xml:space="preserve">response surface with no refit. Primary: no per-scenario shift. Secondary: one</w:t>
-      </w:r>
-      <w:r>
-        <w:t xml:space="preserve"> </w:t>
-      </w:r>
-      <w:r>
-        <w:t xml:space="preserve">instruction shift per scenario. Comparators on identical folds: per-scenario 2D</w:t>
-      </w:r>
-      <w:r>
-        <w:t xml:space="preserve"> </w:t>
-      </w:r>
-      <w:r>
-        <w:t xml:space="preserve">state rules (1/TTC-analogue + the scenario’s own second observable), and — once</w:t>
-      </w:r>
-      <w:r>
-        <w:t xml:space="preserve"> </w:t>
-      </w:r>
-      <w:r>
-        <w:t xml:space="preserve">specified with Jonas — the elliptical joint on the same observables.</w:t>
+        <w:rPr>
+          <w:b/>
+          <w:bCs/>
+        </w:rPr>
+        <w:t xml:space="preserve">Goal</w:t>
+      </w:r>
+      <w:r>
+        <w:t xml:space="preserve">: predict the press-time densities from the Random-fitted model with one</w:t>
+      </w:r>
+      <w:r>
+        <w:t xml:space="preserve"> </w:t>
+      </w:r>
+      <w:r>
+        <w:t xml:space="preserve">paradigm shift.</w:t>
       </w:r>
     </w:p>
     <w:p>
@@ -4380,29 +3996,210 @@
         </w:numPr>
       </w:pPr>
       <w:r>
-        <w:t xml:space="preserve">Output: one table, per scenario × model: held-out corr and RMSE against (a) chance</w:t>
-      </w:r>
-      <w:r>
-        <w:t xml:space="preserve"> </w:t>
-      </w:r>
-      <w:r>
-        <w:t xml:space="preserve">and (b) the per-scenario-refit ceiling. No verdict prose from the executing</w:t>
-      </w:r>
-      <w:r>
-        <w:t xml:space="preserve"> </w:t>
-      </w:r>
-      <w:r>
-        <w:t xml:space="preserve">session; the verdict is a review task.</w:t>
-      </w:r>
-    </w:p>
-    <w:bookmarkEnd w:id="20"/>
-    <w:bookmarkStart w:id="21" w:name="card-c-percentile-sensitivity"/>
+        <w:rPr>
+          <w:b/>
+          <w:bCs/>
+        </w:rPr>
+        <w:t xml:space="preserve">Build</w:t>
+      </w:r>
+      <w:r>
+        <w:t xml:space="preserve">:</w:t>
+      </w:r>
+      <w:r>
+        <w:t xml:space="preserve"> </w:t>
+      </w:r>
+      <w:r>
+        <w:rPr>
+          <w:rStyle w:val="VerbatimChar"/>
+        </w:rPr>
+        <w:t xml:space="preserve">replication/czb/validate_button.py</w:t>
+      </w:r>
+      <w:r>
+        <w:t xml:space="preserve"> </w:t>
+      </w:r>
+      <w:r>
+        <w:t xml:space="preserve">on</w:t>
+      </w:r>
+      <w:r>
+        <w:t xml:space="preserve"> </w:t>
+      </w:r>
+      <w:r>
+        <w:rPr>
+          <w:rStyle w:val="VerbatimChar"/>
+        </w:rPr>
+        <w:t xml:space="preserve">czb_data.button_cutin_trials()</w:t>
+      </w:r>
+      <w:r>
+        <w:t xml:space="preserve">. Fit δ once as a threshold shift and once as a</w:t>
+      </w:r>
+      <w:r>
+        <w:t xml:space="preserve"> </w:t>
+      </w:r>
+      <w:r>
+        <w:t xml:space="preserve">gain shift; compare predicted vs observed press-time distributions per criticality</w:t>
+      </w:r>
+      <w:r>
+        <w:t xml:space="preserve"> </w:t>
+      </w:r>
+      <w:r>
+        <w:t xml:space="preserve">(QQ plots to</w:t>
+      </w:r>
+      <w:r>
+        <w:t xml:space="preserve"> </w:t>
+      </w:r>
+      <w:r>
+        <w:rPr>
+          <w:rStyle w:val="VerbatimChar"/>
+        </w:rPr>
+        <w:t xml:space="preserve">figures/</w:t>
+      </w:r>
+      <w:r>
+        <w:t xml:space="preserve">, one page) and report which shape fits.</w:t>
+      </w:r>
+    </w:p>
+    <w:p>
+      <w:pPr>
+        <w:pStyle w:val="Compact"/>
+        <w:numPr>
+          <w:ilvl w:val="0"/>
+          <w:numId w:val="1014"/>
+        </w:numPr>
+      </w:pPr>
+      <w:r>
+        <w:rPr>
+          <w:b/>
+          <w:bCs/>
+        </w:rPr>
+        <w:t xml:space="preserve">Accept</w:t>
+      </w:r>
+      <w:r>
+        <w:t xml:space="preserve">: the documented cross-paradigm excess (+0.26 at TTC6) is reproduced by</w:t>
+      </w:r>
+      <w:r>
+        <w:t xml:space="preserve"> </w:t>
+      </w:r>
+      <w:r>
+        <w:t xml:space="preserve">the shifted model within 0.05 at the fixed-clip checkpoints.</w:t>
+      </w:r>
+    </w:p>
+    <w:bookmarkEnd w:id="19"/>
+    <w:bookmarkStart w:id="20" w:name="Xe9b12db9ccf940c2e98352feae798e2c271a525"/>
     <w:p>
       <w:pPr>
         <w:pStyle w:val="Heading3"/>
       </w:pPr>
       <w:r>
-        <w:t xml:space="preserve">Card C — percentile sensitivity</w:t>
+        <w:t xml:space="preserve">Cards B.1–B.3 — transfer-scenario field constructions</w:t>
+      </w:r>
+    </w:p>
+    <w:p>
+      <w:pPr>
+        <w:pStyle w:val="FirstParagraph"/>
+      </w:pPr>
+      <w:r>
+        <w:t xml:space="preserve">Template for each: a loader in</w:t>
+      </w:r>
+      <w:r>
+        <w:t xml:space="preserve"> </w:t>
+      </w:r>
+      <w:r>
+        <w:rPr>
+          <w:rStyle w:val="VerbatimChar"/>
+        </w:rPr>
+        <w:t xml:space="preserve">src/comfortzone/&lt;scenario&gt;.py</w:t>
+      </w:r>
+      <w:r>
+        <w:t xml:space="preserve"> </w:t>
+      </w:r>
+      <w:r>
+        <w:t xml:space="preserve">following</w:t>
+      </w:r>
+      <w:r>
+        <w:t xml:space="preserve"> </w:t>
+      </w:r>
+      <w:r>
+        <w:rPr>
+          <w:rStyle w:val="VerbatimChar"/>
+        </w:rPr>
+        <w:t xml:space="preserve">cutin.py</w:t>
+      </w:r>
+      <w:r>
+        <w:t xml:space="preserve">’s</w:t>
+      </w:r>
+      <w:r>
+        <w:t xml:space="preserve"> </w:t>
+      </w:r>
+      <w:r>
+        <w:t xml:space="preserve">structure (role assignment appropriate to the scenario —</w:t>
+      </w:r>
+      <w:r>
+        <w:t xml:space="preserve"> </w:t>
+      </w:r>
+      <w:r>
+        <w:rPr>
+          <w:b/>
+          <w:bCs/>
+        </w:rPr>
+        <w:t xml:space="preserve">by instructed vehicle, not</w:t>
+      </w:r>
+      <w:r>
+        <w:rPr>
+          <w:b/>
+          <w:bCs/>
+        </w:rPr>
+        <w:t xml:space="preserve"> </w:t>
+      </w:r>
+      <w:r>
+        <w:rPr>
+          <w:b/>
+          <w:bCs/>
+        </w:rPr>
+        <w:t xml:space="preserve">lateral span</w:t>
+      </w:r>
+      <w:r>
+        <w:t xml:space="preserve">), a field check script in</w:t>
+      </w:r>
+      <w:r>
+        <w:t xml:space="preserve"> </w:t>
+      </w:r>
+      <w:r>
+        <w:rPr>
+          <w:rStyle w:val="VerbatimChar"/>
+        </w:rPr>
+        <w:t xml:space="preserve">replication/czb/</w:t>
+      </w:r>
+      <w:r>
+        <w:t xml:space="preserve"> </w:t>
+      </w:r>
+      <w:r>
+        <w:t xml:space="preserve">producing a</w:t>
+      </w:r>
+      <w:r>
+        <w:t xml:space="preserve"> </w:t>
+      </w:r>
+      <w:r>
+        <w:t xml:space="preserve">per-criticality deficit figure, property tests, and the PS-versus-field correlation</w:t>
+      </w:r>
+      <w:r>
+        <w:t xml:space="preserve"> </w:t>
+      </w:r>
+      <w:r>
+        <w:t xml:space="preserve">(the</w:t>
+      </w:r>
+      <w:r>
+        <w:t xml:space="preserve"> </w:t>
+      </w:r>
+      <w:r>
+        <w:rPr>
+          <w:rStyle w:val="VerbatimChar"/>
+        </w:rPr>
+        <w:t xml:space="preserve">ps_vs_field.py</w:t>
+      </w:r>
+      <w:r>
+        <w:t xml:space="preserve"> </w:t>
+      </w:r>
+      <w:r>
+        <w:t xml:space="preserve">pattern) as the acceptance readout.</w:t>
       </w:r>
     </w:p>
     <w:p>
@@ -4415,43 +4212,906 @@
       </w:pPr>
       <w:r>
         <w:rPr>
-          <w:rStyle w:val="VerbatimChar"/>
-        </w:rPr>
-        <w:t xml:space="preserve">replication/czb/percentile_sensitivity.py</w:t>
-      </w:r>
-      <w:r>
-        <w:t xml:space="preserve"> </w:t>
-      </w:r>
-      <w:r>
-        <w:t xml:space="preserve">from A.2’s population distribution:</w:t>
-      </w:r>
-      <w:r>
-        <w:t xml:space="preserve"> </w:t>
-      </w:r>
-      <w:r>
-        <w:t xml:space="preserve">implied trigger onset per stimulus for percentiles 50–95 (step 5) × a_allowed on</w:t>
-      </w:r>
-      <w:r>
-        <w:t xml:space="preserve"> </w:t>
-      </w:r>
-      <w:r>
-        <w:t xml:space="preserve">the fitted comfort–dread range; report d(onset)/d(5 percentile points) in seconds</w:t>
-      </w:r>
-      <w:r>
-        <w:t xml:space="preserve"> </w:t>
-      </w:r>
-      <w:r>
-        <w:t xml:space="preserve">against the percentile’s own CI width. One figure, one table.</w:t>
-      </w:r>
-    </w:p>
-    <w:bookmarkEnd w:id="21"/>
-    <w:bookmarkStart w:id="22" w:name="Xab5693df3d10b816b24afc842194bc9dbb4fe22"/>
+          <w:b/>
+          <w:bCs/>
+        </w:rPr>
+        <w:t xml:space="preserve">B.1 cyclist overtake</w:t>
+      </w:r>
+      <w:r>
+        <w:t xml:space="preserve"> </w:t>
+      </w:r>
+      <w:r>
+        <w:t xml:space="preserve">(first): ego closes on a cyclist in lane; rear-end field</w:t>
+      </w:r>
+      <w:r>
+        <w:t xml:space="preserve"> </w:t>
+      </w:r>
+      <w:r>
+        <w:t xml:space="preserve">nearly unchanged; criticality = lateral clearance 0.5/1/1.5 m, so the lateral term</w:t>
+      </w:r>
+      <w:r>
+        <w:t xml:space="preserve"> </w:t>
+      </w:r>
+      <w:r>
+        <w:t xml:space="preserve">matters — use the actual clearance in</w:t>
+      </w:r>
+      <w:r>
+        <w:t xml:space="preserve"> </w:t>
+      </w:r>
+      <w:r>
+        <w:rPr>
+          <w:rStyle w:val="VerbatimChar"/>
+        </w:rPr>
+        <w:t xml:space="preserve">dy</w:t>
+      </w:r>
+      <w:r>
+        <w:t xml:space="preserve">, widths from the trace (cyclist ≈ 0.6 m).</w:t>
+      </w:r>
+      <w:r>
+        <w:t xml:space="preserve"> </w:t>
+      </w:r>
+      <w:r>
+        <w:t xml:space="preserve">Accept: deficit ordered by clearance at C2–C5; cell-level PS Spearman ρ reported.</w:t>
+      </w:r>
+      <w:r>
+        <w:t xml:space="preserve"> </w:t>
+      </w:r>
+      <w:r>
+        <w:rPr>
+          <w:i/>
+          <w:iCs/>
+        </w:rPr>
+        <w:t xml:space="preserve">[Executed 2026-08-28; full account in</w:t>
+      </w:r>
+      <w:r>
+        <w:rPr>
+          <w:i/>
+          <w:iCs/>
+        </w:rPr>
+        <w:t xml:space="preserve"> </w:t>
+      </w:r>
+      <w:r>
+        <w:rPr>
+          <w:rStyle w:val="VerbatimChar"/>
+          <w:i/>
+          <w:iCs/>
+        </w:rPr>
+        <w:t xml:space="preserve">docs/overtake_construction_note.md</w:t>
+      </w:r>
+      <w:r>
+        <w:rPr>
+          <w:i/>
+          <w:iCs/>
+        </w:rPr>
+        <w:t xml:space="preserve">. The</w:t>
+      </w:r>
+      <w:r>
+        <w:rPr>
+          <w:i/>
+          <w:iCs/>
+        </w:rPr>
+        <w:t xml:space="preserve"> </w:t>
+      </w:r>
+      <w:r>
+        <w:rPr>
+          <w:i/>
+          <w:iCs/>
+        </w:rPr>
+        <w:t xml:space="preserve">loader is</w:t>
+      </w:r>
+      <w:r>
+        <w:rPr>
+          <w:i/>
+          <w:iCs/>
+        </w:rPr>
+        <w:t xml:space="preserve"> </w:t>
+      </w:r>
+      <w:r>
+        <w:rPr>
+          <w:rStyle w:val="VerbatimChar"/>
+          <w:i/>
+          <w:iCs/>
+        </w:rPr>
+        <w:t xml:space="preserve">src/comfortzone/overtake.py</w:t>
+      </w:r>
+      <w:r>
+        <w:rPr>
+          <w:i/>
+          <w:iCs/>
+        </w:rPr>
+        <w:t xml:space="preserve">, validated against the study’s own clearance</w:t>
+      </w:r>
+      <w:r>
+        <w:rPr>
+          <w:i/>
+          <w:iCs/>
+        </w:rPr>
+        <w:t xml:space="preserve"> </w:t>
+      </w:r>
+      <w:r>
+        <w:rPr>
+          <w:i/>
+          <w:iCs/>
+        </w:rPr>
+        <w:t xml:space="preserve">labels (0.506 / 1.004 / 1.501 m against 0.5 / 1 / 1.5). Three corrections to this</w:t>
+      </w:r>
+      <w:r>
+        <w:rPr>
+          <w:i/>
+          <w:iCs/>
+        </w:rPr>
+        <w:t xml:space="preserve"> </w:t>
+      </w:r>
+      <w:r>
+        <w:rPr>
+          <w:i/>
+          <w:iCs/>
+        </w:rPr>
+        <w:t xml:space="preserve">card: roles must come from the instructed vehicle because the cut-in’s lateral-span</w:t>
+      </w:r>
+      <w:r>
+        <w:rPr>
+          <w:i/>
+          <w:iCs/>
+        </w:rPr>
+        <w:t xml:space="preserve"> </w:t>
+      </w:r>
+      <w:r>
+        <w:rPr>
+          <w:i/>
+          <w:iCs/>
+        </w:rPr>
+        <w:t xml:space="preserve">rule is</w:t>
+      </w:r>
+      <w:r>
+        <w:rPr>
+          <w:i/>
+          <w:iCs/>
+        </w:rPr>
+        <w:t xml:space="preserve"> </w:t>
+      </w:r>
+      <w:r>
+        <w:rPr>
+          <w:b/>
+          <w:bCs/>
+          <w:i/>
+          <w:iCs/>
+        </w:rPr>
+        <w:t xml:space="preserve">inverted</w:t>
+      </w:r>
+      <w:r>
+        <w:rPr>
+          <w:i/>
+          <w:iCs/>
+        </w:rPr>
+        <w:t xml:space="preserve"> </w:t>
+      </w:r>
+      <w:r>
+        <w:rPr>
+          <w:i/>
+          <w:iCs/>
+        </w:rPr>
+        <w:t xml:space="preserve">here (the ego moves, not the target); the lateral coordinate is</w:t>
+      </w:r>
+      <w:r>
+        <w:rPr>
+          <w:i/>
+          <w:iCs/>
+        </w:rPr>
+        <w:t xml:space="preserve"> </w:t>
+      </w:r>
+      <w:r>
+        <w:rPr>
+          <w:rStyle w:val="VerbatimChar"/>
+          <w:i/>
+          <w:iCs/>
+        </w:rPr>
+        <w:t xml:space="preserve">Location_Y</w:t>
+      </w:r>
+      <w:r>
+        <w:rPr>
+          <w:i/>
+          <w:iCs/>
+        </w:rPr>
+        <w:t xml:space="preserve"> </w:t>
+      </w:r>
+      <w:r>
+        <w:rPr>
+          <w:i/>
+          <w:iCs/>
+        </w:rPr>
+        <w:t xml:space="preserve">—</w:t>
+      </w:r>
+      <w:r>
+        <w:rPr>
+          <w:i/>
+          <w:iCs/>
+        </w:rPr>
+        <w:t xml:space="preserve"> </w:t>
+      </w:r>
+      <w:r>
+        <w:rPr>
+          <w:rStyle w:val="VerbatimChar"/>
+          <w:i/>
+          <w:iCs/>
+        </w:rPr>
+        <w:t xml:space="preserve">Offset</w:t>
+      </w:r>
+      <w:r>
+        <w:rPr>
+          <w:i/>
+          <w:iCs/>
+        </w:rPr>
+        <w:t xml:space="preserve"> </w:t>
+      </w:r>
+      <w:r>
+        <w:rPr>
+          <w:i/>
+          <w:iCs/>
+        </w:rPr>
+        <w:t xml:space="preserve">inverts the criticality ordering; and the cyclist width is in</w:t>
+      </w:r>
+      <w:r>
+        <w:rPr>
+          <w:i/>
+          <w:iCs/>
+        </w:rPr>
+        <w:t xml:space="preserve"> </w:t>
+      </w:r>
+      <w:r>
+        <w:rPr>
+          <w:i/>
+          <w:iCs/>
+        </w:rPr>
+        <w:t xml:space="preserve">the trace (0.582 m), not assumed. The card’s premise did</w:t>
+      </w:r>
+      <w:r>
+        <w:rPr>
+          <w:i/>
+          <w:iCs/>
+        </w:rPr>
+        <w:t xml:space="preserve"> </w:t>
+      </w:r>
+      <w:r>
+        <w:rPr>
+          <w:b/>
+          <w:bCs/>
+          <w:i/>
+          <w:iCs/>
+        </w:rPr>
+        <w:t xml:space="preserve">not</w:t>
+      </w:r>
+      <w:r>
+        <w:rPr>
+          <w:i/>
+          <w:iCs/>
+        </w:rPr>
+        <w:t xml:space="preserve"> </w:t>
+      </w:r>
+      <w:r>
+        <w:rPr>
+          <w:i/>
+          <w:iCs/>
+        </w:rPr>
+        <w:t xml:space="preserve">hold: the field</w:t>
+      </w:r>
+      <w:r>
+        <w:rPr>
+          <w:i/>
+          <w:iCs/>
+        </w:rPr>
+        <w:t xml:space="preserve"> </w:t>
+      </w:r>
+      <w:r>
+        <w:rPr>
+          <w:i/>
+          <w:iCs/>
+        </w:rPr>
+        <w:t xml:space="preserve">orders the 15 cells at Spearman +0.402 against the clearance label’s −0.833, because</w:t>
+      </w:r>
+      <w:r>
+        <w:rPr>
+          <w:i/>
+          <w:iCs/>
+        </w:rPr>
+        <w:t xml:space="preserve"> </w:t>
+      </w:r>
+      <w:r>
+        <w:rPr>
+          <w:rStyle w:val="VerbatimChar"/>
+          <w:i/>
+          <w:iCs/>
+        </w:rPr>
+        <w:t xml:space="preserve">p_lane</w:t>
+      </w:r>
+      <w:r>
+        <w:rPr>
+          <w:i/>
+          <w:iCs/>
+        </w:rPr>
+        <w:t xml:space="preserve"> </w:t>
+      </w:r>
+      <w:r>
+        <w:rPr>
+          <w:i/>
+          <w:iCs/>
+        </w:rPr>
+        <w:t xml:space="preserve">sits at 0.843–1.000 all through the window and cannot see the manipulated</w:t>
+      </w:r>
+      <w:r>
+        <w:rPr>
+          <w:i/>
+          <w:iCs/>
+        </w:rPr>
+        <w:t xml:space="preserve"> </w:t>
+      </w:r>
+      <w:r>
+        <w:rPr>
+          <w:i/>
+          <w:iCs/>
+        </w:rPr>
+        <w:t xml:space="preserve">variable. The scenario’s criticality is a lateral</w:t>
+      </w:r>
+      <w:r>
+        <w:rPr>
+          <w:i/>
+          <w:iCs/>
+        </w:rPr>
+        <w:t xml:space="preserve"> </w:t>
+      </w:r>
+      <w:r>
+        <w:rPr>
+          <w:i/>
+          <w:i/>
+          <w:iCs/>
+          <w:iCs/>
+        </w:rPr>
+        <w:t xml:space="preserve">comfort margin</w:t>
+      </w:r>
+      <w:r>
+        <w:rPr>
+          <w:i/>
+          <w:iCs/>
+        </w:rPr>
+        <w:t xml:space="preserve">, not a collision</w:t>
+      </w:r>
+      <w:r>
+        <w:rPr>
+          <w:i/>
+          <w:iCs/>
+        </w:rPr>
+        <w:t xml:space="preserve"> </w:t>
+      </w:r>
+      <w:r>
+        <w:rPr>
+          <w:i/>
+          <w:iCs/>
+        </w:rPr>
+        <w:t xml:space="preserve">geometry. Adding a lateral-clearance comfort term is a preference-function change and</w:t>
+      </w:r>
+      <w:r>
+        <w:rPr>
+          <w:i/>
+          <w:iCs/>
+        </w:rPr>
+        <w:t xml:space="preserve"> </w:t>
+      </w:r>
+      <w:r>
+        <w:rPr>
+          <w:i/>
+          <w:iCs/>
+        </w:rPr>
+        <w:t xml:space="preserve">is left as a review decision.]</w:t>
+      </w:r>
+    </w:p>
+    <w:p>
+      <w:pPr>
+        <w:pStyle w:val="Compact"/>
+        <w:numPr>
+          <w:ilvl w:val="0"/>
+          <w:numId w:val="1015"/>
+        </w:numPr>
+      </w:pPr>
+      <w:r>
+        <w:rPr>
+          <w:b/>
+          <w:bCs/>
+        </w:rPr>
+        <w:t xml:space="preserve">B.2 truck overtake / truck lateral</w:t>
+      </w:r>
+      <w:r>
+        <w:t xml:space="preserve">: ego passes a truck with clearance variants;</w:t>
+      </w:r>
+      <w:r>
+        <w:t xml:space="preserve"> </w:t>
+      </w:r>
+      <w:r>
+        <w:t xml:space="preserve">the conflict is lateral, so P_lane runs on the</w:t>
+      </w:r>
+      <w:r>
+        <w:t xml:space="preserve"> </w:t>
+      </w:r>
+      <w:r>
+        <w:rPr>
+          <w:i/>
+          <w:iCs/>
+        </w:rPr>
+        <w:t xml:space="preserve">lateral closing</w:t>
+      </w:r>
+      <w:r>
+        <w:t xml:space="preserve"> </w:t>
+      </w:r>
+      <w:r>
+        <w:t xml:space="preserve">induced by the</w:t>
+      </w:r>
+      <w:r>
+        <w:t xml:space="preserve"> </w:t>
+      </w:r>
+      <w:r>
+        <w:t xml:space="preserve">truck’s drift (</w:t>
+      </w:r>
+      <w:r>
+        <w:rPr>
+          <w:rStyle w:val="VerbatimChar"/>
+        </w:rPr>
+        <w:t xml:space="preserve">truck_lateral_movement</w:t>
+      </w:r>
+      <w:r>
+        <w:t xml:space="preserve"> </w:t>
+      </w:r>
+      <w:r>
+        <w:t xml:space="preserve">traces) and the clearance term carries the</w:t>
+      </w:r>
+      <w:r>
+        <w:t xml:space="preserve"> </w:t>
+      </w:r>
+      <w:r>
+        <w:t xml:space="preserve">statics. Accept: same criteria; also record whether the zero-deficit issue appears.</w:t>
+      </w:r>
+    </w:p>
+    <w:p>
+      <w:pPr>
+        <w:pStyle w:val="Compact"/>
+        <w:numPr>
+          <w:ilvl w:val="0"/>
+          <w:numId w:val="1015"/>
+        </w:numPr>
+      </w:pPr>
+      <w:r>
+        <w:rPr>
+          <w:b/>
+          <w:bCs/>
+        </w:rPr>
+        <w:t xml:space="preserve">B.3 LTAP</w:t>
+      </w:r>
+      <w:r>
+        <w:t xml:space="preserve">: crossing geometry. Build arrival-time separation at the conflict</w:t>
+      </w:r>
+      <w:r>
+        <w:t xml:space="preserve"> </w:t>
+      </w:r>
+      <w:r>
+        <w:t xml:space="preserve">zone (the intersection scenario’s construction): compute each vehicle’s time to the</w:t>
+      </w:r>
+      <w:r>
+        <w:t xml:space="preserve"> </w:t>
+      </w:r>
+      <w:r>
+        <w:t xml:space="preserve">crossing-region entry/exit from the traces, and gate the collision/safety terms by</w:t>
+      </w:r>
+      <w:r>
+        <w:t xml:space="preserve"> </w:t>
+      </w:r>
+      <w:r>
+        <w:t xml:space="preserve">predicted co-occupancy (the P_lane idea with lateral overlap replaced by zone</w:t>
+      </w:r>
+      <w:r>
+        <w:t xml:space="preserve"> </w:t>
+      </w:r>
+      <w:r>
+        <w:t xml:space="preserve">co-occupancy). This card has real design content —</w:t>
+      </w:r>
+      <w:r>
+        <w:t xml:space="preserve"> </w:t>
+      </w:r>
+      <w:r>
+        <w:rPr>
+          <w:b/>
+          <w:bCs/>
+        </w:rPr>
+        <w:t xml:space="preserve">write the construction note</w:t>
+      </w:r>
+      <w:r>
+        <w:rPr>
+          <w:b/>
+          <w:bCs/>
+        </w:rPr>
+        <w:t xml:space="preserve"> </w:t>
+      </w:r>
+      <w:r>
+        <w:rPr>
+          <w:b/>
+          <w:bCs/>
+        </w:rPr>
+        <w:t xml:space="preserve">first (1 page, the lane-entry-note pattern) and get it reviewed before coding</w:t>
+      </w:r>
+      <w:r>
+        <w:t xml:space="preserve">.</w:t>
+      </w:r>
+    </w:p>
+    <w:p>
+      <w:pPr>
+        <w:pStyle w:val="Compact"/>
+        <w:numPr>
+          <w:ilvl w:val="0"/>
+          <w:numId w:val="1015"/>
+        </w:numPr>
+      </w:pPr>
+      <w:r>
+        <w:rPr>
+          <w:b/>
+          <w:bCs/>
+        </w:rPr>
+        <w:t xml:space="preserve">Stop for all three if</w:t>
+      </w:r>
+      <w:r>
+        <w:t xml:space="preserve">: a trace family’s geometry does not fit the template</w:t>
+      </w:r>
+      <w:r>
+        <w:t xml:space="preserve"> </w:t>
+      </w:r>
+      <w:r>
+        <w:t xml:space="preserve">(e.g. missing vehicle, broken dimensions beyond the documented truck case).</w:t>
+      </w:r>
+    </w:p>
+    <w:bookmarkEnd w:id="20"/>
+    <w:bookmarkStart w:id="21" w:name="X2e740bdde0311d32c80d142a3abf565c10676ee"/>
     <w:p>
       <w:pPr>
         <w:pStyle w:val="Heading3"/>
       </w:pPr>
       <w:r>
-        <w:t xml:space="preserve">Card E.1 — closed-form versus sampled lane-entry expectation</w:t>
+        <w:t xml:space="preserve">Card B.4 — the transfer test (review gate; do not run before A.3 and B.1–B.3)</w:t>
+      </w:r>
+    </w:p>
+    <w:p>
+      <w:pPr>
+        <w:pStyle w:val="FirstParagraph"/>
+      </w:pPr>
+      <w:r>
+        <w:rPr>
+          <w:i/>
+          <w:iCs/>
+        </w:rPr>
+        <w:t xml:space="preserve">[Adjusted 2026-08-27 at review gate R.1: A.3’s FAIL removes the accumulator from</w:t>
+      </w:r>
+      <w:r>
+        <w:rPr>
+          <w:i/>
+          <w:iCs/>
+        </w:rPr>
+        <w:t xml:space="preserve"> </w:t>
+      </w:r>
+      <w:r>
+        <w:rPr>
+          <w:i/>
+          <w:iCs/>
+        </w:rPr>
+        <w:t xml:space="preserve">this card. The transferred model is the stage-1 static threshold, hierarchical-lapse</w:t>
+      </w:r>
+      <w:r>
+        <w:rPr>
+          <w:i/>
+          <w:iCs/>
+        </w:rPr>
+        <w:t xml:space="preserve"> </w:t>
+      </w:r>
+      <w:r>
+        <w:rPr>
+          <w:i/>
+          <w:iCs/>
+        </w:rPr>
+        <w:t xml:space="preserve">variant (population median 5 352, σ 0.209), everything frozen. The three-way</w:t>
+      </w:r>
+      <w:r>
+        <w:rPr>
+          <w:i/>
+          <w:iCs/>
+        </w:rPr>
+        <w:t xml:space="preserve"> </w:t>
+      </w:r>
+      <w:r>
+        <w:rPr>
+          <w:i/>
+          <w:iCs/>
+        </w:rPr>
+        <w:t xml:space="preserve">comparison (one-scalar field vs per-scenario 2D rules vs elliptical joint) is</w:t>
+      </w:r>
+      <w:r>
+        <w:rPr>
+          <w:i/>
+          <w:iCs/>
+        </w:rPr>
+        <w:t xml:space="preserve"> </w:t>
+      </w:r>
+      <w:r>
+        <w:rPr>
+          <w:i/>
+          <w:iCs/>
+        </w:rPr>
+        <w:t xml:space="preserve">unchanged.]</w:t>
+      </w:r>
+    </w:p>
+    <w:p>
+      <w:pPr>
+        <w:pStyle w:val="BodyText"/>
+      </w:pPr>
+      <w:r>
+        <w:rPr>
+          <w:i/>
+          <w:iCs/>
+        </w:rPr>
+        <w:t xml:space="preserve">[Adjusted again 2026-08-28, on evidence from the B.1 pilot transfer</w:t>
+      </w:r>
+      <w:r>
+        <w:rPr>
+          <w:i/>
+          <w:iCs/>
+        </w:rPr>
+        <w:t xml:space="preserve"> </w:t>
+      </w:r>
+      <w:r>
+        <w:rPr>
+          <w:i/>
+          <w:iCs/>
+        </w:rPr>
+        <w:t xml:space="preserve">(</w:t>
+      </w:r>
+      <w:r>
+        <w:rPr>
+          <w:rStyle w:val="VerbatimChar"/>
+          <w:i/>
+          <w:iCs/>
+        </w:rPr>
+        <w:t xml:space="preserve">docs/overtake_construction_note.md</w:t>
+      </w:r>
+      <w:r>
+        <w:rPr>
+          <w:i/>
+          <w:iCs/>
+        </w:rPr>
+        <w:t xml:space="preserve"> </w:t>
+      </w:r>
+      <w:r>
+        <w:rPr>
+          <w:i/>
+          <w:iCs/>
+        </w:rPr>
+        <w:t xml:space="preserve">§6).</w:t>
+      </w:r>
+      <w:r>
+        <w:rPr>
+          <w:i/>
+          <w:iCs/>
+        </w:rPr>
+        <w:t xml:space="preserve"> </w:t>
+      </w:r>
+      <w:r>
+        <w:rPr>
+          <w:b/>
+          <w:bCs/>
+          <w:i/>
+          <w:iCs/>
+        </w:rPr>
+        <w:t xml:space="preserve">The primary analysis should freeze the</w:t>
+      </w:r>
+      <w:r>
+        <w:rPr>
+          <w:b/>
+          <w:bCs/>
+          <w:i/>
+          <w:iCs/>
+        </w:rPr>
+        <w:t xml:space="preserve"> </w:t>
+      </w:r>
+      <w:r>
+        <w:rPr>
+          <w:b/>
+          <w:bCs/>
+          <w:i/>
+          <w:iCs/>
+        </w:rPr>
+        <w:t xml:space="preserve">boundary and free each scenario’s lapse</w:t>
+      </w:r>
+      <w:r>
+        <w:rPr>
+          <w:i/>
+          <w:iCs/>
+        </w:rPr>
+        <w:t xml:space="preserve">, not freeze everything. The pre-onset</w:t>
+      </w:r>
+      <w:r>
+        <w:rPr>
+          <w:i/>
+          <w:iCs/>
+        </w:rPr>
+        <w:t xml:space="preserve"> </w:t>
+      </w:r>
+      <w:r>
+        <w:rPr>
+          <w:i/>
+          <w:iCs/>
+        </w:rPr>
+        <w:t xml:space="preserve">intervention rate is 0.081 in the cut-in against 0.198 in the cyclist overtake, so a</w:t>
+      </w:r>
+      <w:r>
+        <w:rPr>
+          <w:i/>
+          <w:iCs/>
+        </w:rPr>
+        <w:t xml:space="preserve"> </w:t>
+      </w:r>
+      <w:r>
+        <w:rPr>
+          <w:i/>
+          <w:iCs/>
+        </w:rPr>
+        <w:t xml:space="preserve">no-shift primary starts every transfer cell ~0.12 low for reasons unrelated to the</w:t>
+      </w:r>
+      <w:r>
+        <w:rPr>
+          <w:i/>
+          <w:iCs/>
+        </w:rPr>
+        <w:t xml:space="preserve"> </w:t>
+      </w:r>
+      <w:r>
+        <w:rPr>
+          <w:i/>
+          <w:iCs/>
+        </w:rPr>
+        <w:t xml:space="preserve">boundary: frozen transfer scores RMSE 0.176 against chance 0.158, while freeing only</w:t>
+      </w:r>
+      <w:r>
+        <w:rPr>
+          <w:i/>
+          <w:iCs/>
+        </w:rPr>
+        <w:t xml:space="preserve"> </w:t>
+      </w:r>
+      <w:r>
+        <w:rPr>
+          <w:i/>
+          <w:iCs/>
+        </w:rPr>
+        <w:t xml:space="preserve">the lapse gives 0.129 — past chance and within 0.016 of the full-refit ceiling. The</w:t>
+      </w:r>
+      <w:r>
+        <w:rPr>
+          <w:i/>
+          <w:iCs/>
+        </w:rPr>
+        <w:t xml:space="preserve"> </w:t>
+      </w:r>
+      <w:r>
+        <w:rPr>
+          <w:i/>
+          <w:iCs/>
+        </w:rPr>
+        <w:t xml:space="preserve">lapse is identified by that scenario’s C1 cells alone, which end where the field is</w:t>
+      </w:r>
+      <w:r>
+        <w:rPr>
+          <w:i/>
+          <w:iCs/>
+        </w:rPr>
+        <w:t xml:space="preserve"> </w:t>
+      </w:r>
+      <w:r>
+        <w:rPr>
+          <w:i/>
+          <w:iCs/>
+        </w:rPr>
+        <w:t xml:space="preserve">zero by construction and therefore carry no boundary information; the roadmap’s</w:t>
+      </w:r>
+      <w:r>
+        <w:rPr>
+          <w:i/>
+          <w:iCs/>
+        </w:rPr>
+        <w:t xml:space="preserve"> </w:t>
+      </w:r>
+      <w:r>
+        <w:rPr>
+          <w:i/>
+          <w:iCs/>
+        </w:rPr>
+        <w:t xml:space="preserve">secondary</w:t>
+      </w:r>
+      <w:r>
+        <w:rPr>
+          <w:i/>
+          <w:iCs/>
+        </w:rPr>
+        <w:t xml:space="preserve"> </w:t>
+      </w:r>
+      <w:r>
+        <w:rPr>
+          <w:i/>
+          <w:iCs/>
+        </w:rPr>
+        <w:t xml:space="preserve">“one uniform level shift per scenario”</w:t>
+      </w:r>
+      <w:r>
+        <w:rPr>
+          <w:i/>
+          <w:iCs/>
+        </w:rPr>
+        <w:t xml:space="preserve"> </w:t>
+      </w:r>
+      <w:r>
+        <w:rPr>
+          <w:i/>
+          <w:iCs/>
+        </w:rPr>
+        <w:t xml:space="preserve">does absorb the boundary and should</w:t>
+      </w:r>
+      <w:r>
+        <w:rPr>
+          <w:i/>
+          <w:iCs/>
+        </w:rPr>
+        <w:t xml:space="preserve"> </w:t>
+      </w:r>
+      <w:r>
+        <w:rPr>
+          <w:i/>
+          <w:iCs/>
+        </w:rPr>
+        <w:t xml:space="preserve">stay secondary. Also: score against the field-independent ceiling in</w:t>
+      </w:r>
+      <w:r>
+        <w:rPr>
+          <w:i/>
+          <w:iCs/>
+        </w:rPr>
+        <w:t xml:space="preserve"> </w:t>
+      </w:r>
+      <w:r>
+        <w:rPr>
+          <w:rStyle w:val="VerbatimChar"/>
+          <w:i/>
+          <w:iCs/>
+        </w:rPr>
+        <w:t xml:space="preserve">out/cross_scenario_consistency.md</w:t>
+      </w:r>
+      <w:r>
+        <w:rPr>
+          <w:i/>
+          <w:iCs/>
+        </w:rPr>
+        <w:t xml:space="preserve"> </w:t>
+      </w:r>
+      <w:r>
+        <w:rPr>
+          <w:i/>
+          <w:iCs/>
+        </w:rPr>
+        <w:t xml:space="preserve">— only ~69% of the reliable per-driver signal is</w:t>
+      </w:r>
+      <w:r>
+        <w:rPr>
+          <w:i/>
+          <w:iCs/>
+        </w:rPr>
+        <w:t xml:space="preserve"> </w:t>
+      </w:r>
+      <w:r>
+        <w:rPr>
+          <w:i/>
+          <w:iCs/>
+        </w:rPr>
+        <w:t xml:space="preserve">shared between scenarios, so a perfect one-scalar model cannot reach 100%.]</w:t>
       </w:r>
     </w:p>
     <w:p>
@@ -4463,219 +5123,65 @@
         </w:numPr>
       </w:pPr>
       <w:r>
-        <w:t xml:space="preserve">Monte Carlo the released binary gates under steering noise (heading random walk,</w:t>
-      </w:r>
-      <w:r>
-        <w:t xml:space="preserve"> </w:t>
-      </w:r>
-      <w:r>
-        <w:t xml:space="preserve">σ_ω =</w:t>
-      </w:r>
-      <w:r>
-        <w:t xml:space="preserve"> </w:t>
-      </w:r>
-      <w:r>
-        <w:rPr>
-          <w:rStyle w:val="VerbatimChar"/>
-        </w:rPr>
-        <w:t xml:space="preserve">CUTIN_W_SD_MODEL</w:t>
-      </w:r>
-      <w:r>
-        <w:t xml:space="preserve">, the model’s own dt) along the 12 cut-in clips; compare</w:t>
-      </w:r>
-      <w:r>
-        <w:t xml:space="preserve"> </w:t>
-      </w:r>
-      <w:r>
-        <w:t xml:space="preserve">the sampled conflict-probability with</w:t>
-      </w:r>
-      <w:r>
-        <w:t xml:space="preserve"> </w:t>
-      </w:r>
-      <w:r>
-        <w:rPr>
-          <w:rStyle w:val="VerbatimChar"/>
-        </w:rPr>
-        <w:t xml:space="preserve">lane_entry_weight</w:t>
-      </w:r>
-      <w:r>
-        <w:t xml:space="preserve">. Accept: max absolute</w:t>
-      </w:r>
-      <w:r>
-        <w:t xml:space="preserve"> </w:t>
-      </w:r>
-      <w:r>
-        <w:t xml:space="preserve">difference reported per clip; agreement within ~0.15 through the response window</w:t>
-      </w:r>
-      <w:r>
-        <w:t xml:space="preserve"> </w:t>
-      </w:r>
-      <w:r>
-        <w:t xml:space="preserve">validates the closed form, larger structured disagreement goes to review.</w:t>
-      </w:r>
-    </w:p>
-    <w:bookmarkEnd w:id="22"/>
-    <w:bookmarkStart w:id="23" w:name="cards-e.2-e.3-and-d"/>
+        <w:t xml:space="preserve">Fit on cut-in only (A.2/A.3 configuration frozen); predict each transfer scenario’s</w:t>
+      </w:r>
+      <w:r>
+        <w:t xml:space="preserve"> </w:t>
+      </w:r>
+      <w:r>
+        <w:t xml:space="preserve">response surface with no refit. Primary: no per-scenario shift. Secondary: one</w:t>
+      </w:r>
+      <w:r>
+        <w:t xml:space="preserve"> </w:t>
+      </w:r>
+      <w:r>
+        <w:t xml:space="preserve">instruction shift per scenario. Comparators on identical folds: per-scenario 2D</w:t>
+      </w:r>
+      <w:r>
+        <w:t xml:space="preserve"> </w:t>
+      </w:r>
+      <w:r>
+        <w:t xml:space="preserve">state rules (1/TTC-analogue + the scenario’s own second observable), and — once</w:t>
+      </w:r>
+      <w:r>
+        <w:t xml:space="preserve"> </w:t>
+      </w:r>
+      <w:r>
+        <w:t xml:space="preserve">specified with Jonas — the elliptical joint on the same observables.</w:t>
+      </w:r>
+    </w:p>
+    <w:p>
+      <w:pPr>
+        <w:pStyle w:val="Compact"/>
+        <w:numPr>
+          <w:ilvl w:val="0"/>
+          <w:numId w:val="1016"/>
+        </w:numPr>
+      </w:pPr>
+      <w:r>
+        <w:t xml:space="preserve">Output: one table, per scenario × model: held-out corr and RMSE against (a) chance</w:t>
+      </w:r>
+      <w:r>
+        <w:t xml:space="preserve"> </w:t>
+      </w:r>
+      <w:r>
+        <w:t xml:space="preserve">and (b) the per-scenario-refit ceiling. No verdict prose from the executing</w:t>
+      </w:r>
+      <w:r>
+        <w:t xml:space="preserve"> </w:t>
+      </w:r>
+      <w:r>
+        <w:t xml:space="preserve">session; the verdict is a review task.</w:t>
+      </w:r>
+    </w:p>
+    <w:bookmarkEnd w:id="21"/>
+    <w:bookmarkStart w:id="22" w:name="card-c-percentile-sensitivity"/>
     <w:p>
       <w:pPr>
         <w:pStyle w:val="Heading3"/>
       </w:pPr>
       <w:r>
-        <w:t xml:space="preserve">Cards E.2, E.3 and D</w:t>
-      </w:r>
-    </w:p>
-    <w:p>
-      <w:pPr>
-        <w:pStyle w:val="FirstParagraph"/>
-      </w:pPr>
-      <w:r>
-        <w:t xml:space="preserve">Deliberately not carded for cheap execution: E.2 (uncertainty term) and E.3</w:t>
-      </w:r>
-      <w:r>
-        <w:t xml:space="preserve"> </w:t>
-      </w:r>
-      <w:r>
-        <w:t xml:space="preserve">(policy-set field) involve model design, and D (safety audit) touches the causation</w:t>
-      </w:r>
-      <w:r>
-        <w:t xml:space="preserve"> </w:t>
-      </w:r>
-      <w:r>
-        <w:t xml:space="preserve">runner’s intervention injection. These get cards after their design notes exist.</w:t>
-      </w:r>
-    </w:p>
-    <w:bookmarkEnd w:id="23"/>
-    <w:bookmarkEnd w:id="24"/>
-    <w:bookmarkStart w:id="25" w:name="suggested-session-pattern"/>
-    <w:p>
-      <w:pPr>
-        <w:pStyle w:val="Heading2"/>
-      </w:pPr>
-      <w:r>
-        <w:t xml:space="preserve">4 Suggested session pattern</w:t>
-      </w:r>
-    </w:p>
-    <w:p>
-      <w:pPr>
-        <w:pStyle w:val="FirstParagraph"/>
-      </w:pPr>
-      <w:r>
-        <w:t xml:space="preserve">One card per session, in card order within a stage; start each session with</w:t>
-      </w:r>
-      <w:r>
-        <w:t xml:space="preserve"> </w:t>
-      </w:r>
-      <w:r>
-        <w:t xml:space="preserve">“read</w:t>
-      </w:r>
-      <w:r>
-        <w:t xml:space="preserve"> </w:t>
-      </w:r>
-      <w:r>
-        <w:rPr>
-          <w:rStyle w:val="VerbatimChar"/>
-        </w:rPr>
-        <w:t xml:space="preserve">handover.md</w:t>
-      </w:r>
-      <w:r>
-        <w:t xml:space="preserve">,</w:t>
-      </w:r>
-      <w:r>
-        <w:t xml:space="preserve"> </w:t>
-      </w:r>
-      <w:r>
-        <w:rPr>
-          <w:rStyle w:val="VerbatimChar"/>
-        </w:rPr>
-        <w:t xml:space="preserve">docs/czb_validation_roadmap.md</w:t>
-      </w:r>
-      <w:r>
-        <w:t xml:space="preserve">, and</w:t>
-      </w:r>
-      <w:r>
-        <w:t xml:space="preserve"> </w:t>
-      </w:r>
-      <w:r>
-        <w:rPr>
-          <w:rStyle w:val="VerbatimChar"/>
-        </w:rPr>
-        <w:t xml:space="preserve">docs/czb_work_orders.md</w:t>
-      </w:r>
-      <w:r>
-        <w:t xml:space="preserve">, then</w:t>
-      </w:r>
-      <w:r>
-        <w:t xml:space="preserve"> </w:t>
-      </w:r>
-      <w:r>
-        <w:t xml:space="preserve">execute card X and nothing else”</w:t>
-      </w:r>
-      <w:r>
-        <w:t xml:space="preserve">; end each with the card’s report, a commit whose</w:t>
-      </w:r>
-      <w:r>
-        <w:t xml:space="preserve"> </w:t>
-      </w:r>
-      <w:r>
-        <w:t xml:space="preserve">message names the card, and one paragraph appended to the running log in</w:t>
-      </w:r>
-      <w:r>
-        <w:t xml:space="preserve"> </w:t>
-      </w:r>
-      <w:r>
-        <w:rPr>
-          <w:rStyle w:val="VerbatimChar"/>
-        </w:rPr>
-        <w:t xml:space="preserve">replication/czb/out/worklog.md</w:t>
-      </w:r>
-      <w:r>
-        <w:t xml:space="preserve">. Review sessions (stronger model) after A.2, A.3,</w:t>
-      </w:r>
-      <w:r>
-        <w:t xml:space="preserve"> </w:t>
-      </w:r>
-      <w:r>
-        <w:t xml:space="preserve">and B.4 at minimum.</w:t>
-      </w:r>
-    </w:p>
-    <w:p>
-      <w:pPr>
-        <w:pStyle w:val="BodyText"/>
-      </w:pPr>
-      <w:r>
-        <w:rPr>
-          <w:i/>
-          <w:iCs/>
-        </w:rPr>
-        <w:t xml:space="preserve">[Card order after gate R.1, 2026-08-27. Stage A is closed (A.1–A.4 done; the A.3/A.4</w:t>
-      </w:r>
-      <w:r>
-        <w:rPr>
-          <w:i/>
-          <w:iCs/>
-        </w:rPr>
-        <w:t xml:space="preserve"> </w:t>
-      </w:r>
-      <w:r>
-        <w:rPr>
-          <w:i/>
-          <w:iCs/>
-        </w:rPr>
-        <w:t xml:space="preserve">FAILs are recorded verdicts, not open work). The remaining cards, in the order a</w:t>
-      </w:r>
-      <w:r>
-        <w:rPr>
-          <w:i/>
-          <w:iCs/>
-        </w:rPr>
-        <w:t xml:space="preserve"> </w:t>
-      </w:r>
-      <w:r>
-        <w:rPr>
-          <w:i/>
-          <w:iCs/>
-        </w:rPr>
-        <w:t xml:space="preserve">cheap-model session should take them:</w:t>
+        <w:t xml:space="preserve">Card C — percentile sensitivity</w:t>
       </w:r>
     </w:p>
     <w:p>
@@ -4688,6 +5194,279 @@
       </w:pPr>
       <w:r>
         <w:rPr>
+          <w:rStyle w:val="VerbatimChar"/>
+        </w:rPr>
+        <w:t xml:space="preserve">replication/czb/percentile_sensitivity.py</w:t>
+      </w:r>
+      <w:r>
+        <w:t xml:space="preserve"> </w:t>
+      </w:r>
+      <w:r>
+        <w:t xml:space="preserve">from A.2’s population distribution:</w:t>
+      </w:r>
+      <w:r>
+        <w:t xml:space="preserve"> </w:t>
+      </w:r>
+      <w:r>
+        <w:t xml:space="preserve">implied trigger onset per stimulus for percentiles 50–95 (step 5) × a_allowed on</w:t>
+      </w:r>
+      <w:r>
+        <w:t xml:space="preserve"> </w:t>
+      </w:r>
+      <w:r>
+        <w:t xml:space="preserve">the fitted comfort–dread range; report d(onset)/d(5 percentile points) in seconds</w:t>
+      </w:r>
+      <w:r>
+        <w:t xml:space="preserve"> </w:t>
+      </w:r>
+      <w:r>
+        <w:t xml:space="preserve">against the percentile’s own CI width. One figure, one table.</w:t>
+      </w:r>
+    </w:p>
+    <w:bookmarkEnd w:id="22"/>
+    <w:bookmarkStart w:id="23" w:name="Xab5693df3d10b816b24afc842194bc9dbb4fe22"/>
+    <w:p>
+      <w:pPr>
+        <w:pStyle w:val="Heading3"/>
+      </w:pPr>
+      <w:r>
+        <w:t xml:space="preserve">Card E.1 — closed-form versus sampled lane-entry expectation</w:t>
+      </w:r>
+    </w:p>
+    <w:p>
+      <w:pPr>
+        <w:pStyle w:val="Compact"/>
+        <w:numPr>
+          <w:ilvl w:val="0"/>
+          <w:numId w:val="1018"/>
+        </w:numPr>
+      </w:pPr>
+      <w:r>
+        <w:t xml:space="preserve">Monte Carlo the released binary gates under steering noise (heading random walk,</w:t>
+      </w:r>
+      <w:r>
+        <w:t xml:space="preserve"> </w:t>
+      </w:r>
+      <w:r>
+        <w:t xml:space="preserve">σ_ω =</w:t>
+      </w:r>
+      <w:r>
+        <w:t xml:space="preserve"> </w:t>
+      </w:r>
+      <w:r>
+        <w:rPr>
+          <w:rStyle w:val="VerbatimChar"/>
+        </w:rPr>
+        <w:t xml:space="preserve">CUTIN_W_SD_MODEL</w:t>
+      </w:r>
+      <w:r>
+        <w:t xml:space="preserve">, the model’s own dt) along the 12 cut-in clips; compare</w:t>
+      </w:r>
+      <w:r>
+        <w:t xml:space="preserve"> </w:t>
+      </w:r>
+      <w:r>
+        <w:t xml:space="preserve">the sampled conflict-probability with</w:t>
+      </w:r>
+      <w:r>
+        <w:t xml:space="preserve"> </w:t>
+      </w:r>
+      <w:r>
+        <w:rPr>
+          <w:rStyle w:val="VerbatimChar"/>
+        </w:rPr>
+        <w:t xml:space="preserve">lane_entry_weight</w:t>
+      </w:r>
+      <w:r>
+        <w:t xml:space="preserve">. Accept: max absolute</w:t>
+      </w:r>
+      <w:r>
+        <w:t xml:space="preserve"> </w:t>
+      </w:r>
+      <w:r>
+        <w:t xml:space="preserve">difference reported per clip; agreement within ~0.15 through the response window</w:t>
+      </w:r>
+      <w:r>
+        <w:t xml:space="preserve"> </w:t>
+      </w:r>
+      <w:r>
+        <w:t xml:space="preserve">validates the closed form, larger structured disagreement goes to review.</w:t>
+      </w:r>
+    </w:p>
+    <w:bookmarkEnd w:id="23"/>
+    <w:bookmarkStart w:id="24" w:name="cards-e.2-e.3-and-d"/>
+    <w:p>
+      <w:pPr>
+        <w:pStyle w:val="Heading3"/>
+      </w:pPr>
+      <w:r>
+        <w:t xml:space="preserve">Cards E.2, E.3 and D</w:t>
+      </w:r>
+    </w:p>
+    <w:p>
+      <w:pPr>
+        <w:pStyle w:val="FirstParagraph"/>
+      </w:pPr>
+      <w:r>
+        <w:t xml:space="preserve">Deliberately not carded for cheap execution: E.2 (uncertainty term) and E.3</w:t>
+      </w:r>
+      <w:r>
+        <w:t xml:space="preserve"> </w:t>
+      </w:r>
+      <w:r>
+        <w:t xml:space="preserve">(policy-set field) involve model design, and D (safety audit) touches the causation</w:t>
+      </w:r>
+      <w:r>
+        <w:t xml:space="preserve"> </w:t>
+      </w:r>
+      <w:r>
+        <w:t xml:space="preserve">runner’s intervention injection. These get cards after their design notes exist.</w:t>
+      </w:r>
+    </w:p>
+    <w:bookmarkEnd w:id="24"/>
+    <w:bookmarkEnd w:id="25"/>
+    <w:bookmarkStart w:id="26" w:name="suggested-session-pattern"/>
+    <w:p>
+      <w:pPr>
+        <w:pStyle w:val="Heading2"/>
+      </w:pPr>
+      <w:r>
+        <w:t xml:space="preserve">4 Suggested session pattern</w:t>
+      </w:r>
+    </w:p>
+    <w:p>
+      <w:pPr>
+        <w:pStyle w:val="FirstParagraph"/>
+      </w:pPr>
+      <w:r>
+        <w:t xml:space="preserve">One card per session, in card order within a stage; start each session with</w:t>
+      </w:r>
+      <w:r>
+        <w:t xml:space="preserve"> </w:t>
+      </w:r>
+      <w:r>
+        <w:t xml:space="preserve">“read</w:t>
+      </w:r>
+      <w:r>
+        <w:t xml:space="preserve"> </w:t>
+      </w:r>
+      <w:r>
+        <w:rPr>
+          <w:rStyle w:val="VerbatimChar"/>
+        </w:rPr>
+        <w:t xml:space="preserve">handover.md</w:t>
+      </w:r>
+      <w:r>
+        <w:t xml:space="preserve">,</w:t>
+      </w:r>
+      <w:r>
+        <w:t xml:space="preserve"> </w:t>
+      </w:r>
+      <w:r>
+        <w:rPr>
+          <w:rStyle w:val="VerbatimChar"/>
+        </w:rPr>
+        <w:t xml:space="preserve">docs/czb_validation_roadmap.md</w:t>
+      </w:r>
+      <w:r>
+        <w:t xml:space="preserve">, and</w:t>
+      </w:r>
+      <w:r>
+        <w:t xml:space="preserve"> </w:t>
+      </w:r>
+      <w:r>
+        <w:rPr>
+          <w:rStyle w:val="VerbatimChar"/>
+        </w:rPr>
+        <w:t xml:space="preserve">docs/czb_work_orders.md</w:t>
+      </w:r>
+      <w:r>
+        <w:t xml:space="preserve">, then</w:t>
+      </w:r>
+      <w:r>
+        <w:t xml:space="preserve"> </w:t>
+      </w:r>
+      <w:r>
+        <w:t xml:space="preserve">execute card X and nothing else”</w:t>
+      </w:r>
+      <w:r>
+        <w:t xml:space="preserve">; end each with the card’s report, a commit whose</w:t>
+      </w:r>
+      <w:r>
+        <w:t xml:space="preserve"> </w:t>
+      </w:r>
+      <w:r>
+        <w:t xml:space="preserve">message names the card, and one paragraph appended to the running log in</w:t>
+      </w:r>
+      <w:r>
+        <w:t xml:space="preserve"> </w:t>
+      </w:r>
+      <w:r>
+        <w:rPr>
+          <w:rStyle w:val="VerbatimChar"/>
+        </w:rPr>
+        <w:t xml:space="preserve">replication/czb/out/worklog.md</w:t>
+      </w:r>
+      <w:r>
+        <w:t xml:space="preserve">. Review sessions (stronger model) after A.2, A.3,</w:t>
+      </w:r>
+      <w:r>
+        <w:t xml:space="preserve"> </w:t>
+      </w:r>
+      <w:r>
+        <w:t xml:space="preserve">and B.4 at minimum.</w:t>
+      </w:r>
+    </w:p>
+    <w:p>
+      <w:pPr>
+        <w:pStyle w:val="BodyText"/>
+      </w:pPr>
+      <w:r>
+        <w:rPr>
+          <w:i/>
+          <w:iCs/>
+        </w:rPr>
+        <w:t xml:space="preserve">[Card order after gate R.1, 2026-08-27. Stage A is closed (A.1–A.4 done; the A.3/A.4</w:t>
+      </w:r>
+      <w:r>
+        <w:rPr>
+          <w:i/>
+          <w:iCs/>
+        </w:rPr>
+        <w:t xml:space="preserve"> </w:t>
+      </w:r>
+      <w:r>
+        <w:rPr>
+          <w:i/>
+          <w:iCs/>
+        </w:rPr>
+        <w:t xml:space="preserve">FAILs are recorded verdicts, not open work). The remaining cards, in the order a</w:t>
+      </w:r>
+      <w:r>
+        <w:rPr>
+          <w:i/>
+          <w:iCs/>
+        </w:rPr>
+        <w:t xml:space="preserve"> </w:t>
+      </w:r>
+      <w:r>
+        <w:rPr>
+          <w:i/>
+          <w:iCs/>
+        </w:rPr>
+        <w:t xml:space="preserve">cheap-model session should take them:</w:t>
+      </w:r>
+    </w:p>
+    <w:p>
+      <w:pPr>
+        <w:pStyle w:val="Compact"/>
+        <w:numPr>
+          <w:ilvl w:val="0"/>
+          <w:numId w:val="1019"/>
+        </w:numPr>
+      </w:pPr>
+      <w:r>
+        <w:rPr>
           <w:i/>
           <w:iCs/>
         </w:rPr>
@@ -4699,7 +5478,7 @@
         <w:pStyle w:val="Compact"/>
         <w:numPr>
           <w:ilvl w:val="0"/>
-          <w:numId w:val="1017"/>
+          <w:numId w:val="1019"/>
         </w:numPr>
       </w:pPr>
       <w:r>
@@ -4729,7 +5508,7 @@
         <w:pStyle w:val="Compact"/>
         <w:numPr>
           <w:ilvl w:val="0"/>
-          <w:numId w:val="1017"/>
+          <w:numId w:val="1019"/>
         </w:numPr>
       </w:pPr>
       <w:r>
@@ -4759,7 +5538,7 @@
         <w:pStyle w:val="Compact"/>
         <w:numPr>
           <w:ilvl w:val="0"/>
-          <w:numId w:val="1017"/>
+          <w:numId w:val="1019"/>
         </w:numPr>
       </w:pPr>
       <w:r>
@@ -4789,7 +5568,7 @@
         <w:pStyle w:val="Compact"/>
         <w:numPr>
           <w:ilvl w:val="0"/>
-          <w:numId w:val="1017"/>
+          <w:numId w:val="1019"/>
         </w:numPr>
       </w:pPr>
       <w:r>
@@ -4876,8 +5655,8 @@
         <w:t xml:space="preserve">above.]</w:t>
       </w:r>
     </w:p>
-    <w:bookmarkEnd w:id="25"/>
     <w:bookmarkEnd w:id="26"/>
+    <w:bookmarkEnd w:id="27"/>
     <w:sectPr>
       <w:footnotePr>
         <w:numRestart w:val="eachSect"/>
@@ -5282,7 +6061,34 @@
     <w:abstractNumId w:val="991"/>
   </w:num>
   <w:num w:numId="1008">
-    <w:abstractNumId w:val="991"/>
+    <w:abstractNumId w:val="99411"/>
+    <w:lvlOverride w:ilvl="0">
+      <w:startOverride w:val="1"/>
+    </w:lvlOverride>
+    <w:lvlOverride w:ilvl="1">
+      <w:startOverride w:val="1"/>
+    </w:lvlOverride>
+    <w:lvlOverride w:ilvl="2">
+      <w:startOverride w:val="1"/>
+    </w:lvlOverride>
+    <w:lvlOverride w:ilvl="3">
+      <w:startOverride w:val="1"/>
+    </w:lvlOverride>
+    <w:lvlOverride w:ilvl="4">
+      <w:startOverride w:val="1"/>
+    </w:lvlOverride>
+    <w:lvlOverride w:ilvl="5">
+      <w:startOverride w:val="1"/>
+    </w:lvlOverride>
+    <w:lvlOverride w:ilvl="6">
+      <w:startOverride w:val="1"/>
+    </w:lvlOverride>
+    <w:lvlOverride w:ilvl="7">
+      <w:startOverride w:val="1"/>
+    </w:lvlOverride>
+    <w:lvlOverride w:ilvl="8">
+      <w:startOverride w:val="1"/>
+    </w:lvlOverride>
   </w:num>
   <w:num w:numId="1009">
     <w:abstractNumId w:val="991"/>
@@ -5309,6 +6115,12 @@
     <w:abstractNumId w:val="991"/>
   </w:num>
   <w:num w:numId="1017">
+    <w:abstractNumId w:val="991"/>
+  </w:num>
+  <w:num w:numId="1018">
+    <w:abstractNumId w:val="991"/>
+  </w:num>
+  <w:num w:numId="1019">
     <w:abstractNumId w:val="99411"/>
     <w:lvlOverride w:ilvl="0">
       <w:startOverride w:val="1"/>

--- a/docs/czb_work_orders.docx
+++ b/docs/czb_work_orders.docx
@@ -2842,7 +2842,23 @@
         <w:t xml:space="preserve"> </w:t>
       </w:r>
       <w:r>
-        <w:t xml:space="preserve">(9 PET levels × 2 approach speeds, 172 trials each) and an intervention range</w:t>
+        <w:t xml:space="preserve">(9 PET levels × 2</w:t>
+      </w:r>
+      <w:r>
+        <w:t xml:space="preserve"> </w:t>
+      </w:r>
+      <w:r>
+        <w:rPr>
+          <w:i/>
+          <w:iCs/>
+        </w:rPr>
+        <w:t xml:space="preserve">oncoming-vehicle</w:t>
+      </w:r>
+      <w:r>
+        <w:t xml:space="preserve"> </w:t>
+      </w:r>
+      <w:r>
+        <w:t xml:space="preserve">speeds, 172 trials each) and an intervention range</w:t>
       </w:r>
       <w:r>
         <w:t xml:space="preserve"> </w:t>
@@ -2959,7 +2975,41 @@
         <w:t xml:space="preserve"> </w:t>
       </w:r>
       <w:r>
-        <w:t xml:space="preserve">at 70 km/h at every PET level (e.g. PET2: 0.605 at 50, 0.360 at 70).</w:t>
+        <w:t xml:space="preserve">at 70 km/h at every PET level (e.g. PET2: 0.605 at 50, 0.360 at 70). The</w:t>
+      </w:r>
+      <w:r>
+        <w:t xml:space="preserve"> </w:t>
+      </w:r>
+      <w:r>
+        <w:t xml:space="preserve">speed manipulated is the</w:t>
+      </w:r>
+      <w:r>
+        <w:t xml:space="preserve"> </w:t>
+      </w:r>
+      <w:r>
+        <w:rPr>
+          <w:b/>
+          <w:bCs/>
+        </w:rPr>
+        <w:t xml:space="preserve">oncoming</w:t>
+      </w:r>
+      <w:r>
+        <w:t xml:space="preserve"> </w:t>
+      </w:r>
+      <w:r>
+        <w:t xml:space="preserve">vehicle’s (checked in the traces); the ego holds</w:t>
+      </w:r>
+      <w:r>
+        <w:t xml:space="preserve"> </w:t>
+      </w:r>
+      <w:r>
+        <w:t xml:space="preserve">13.9 m/s in both, so PET and the ego’s own kinematics are matched and the effect is</w:t>
+      </w:r>
+      <w:r>
+        <w:t xml:space="preserve"> </w:t>
+      </w:r>
+      <w:r>
+        <w:t xml:space="preserve">carried entirely by distance at matched time.</w:t>
       </w:r>
     </w:p>
     <w:p>

--- a/docs/czb_work_orders.docx
+++ b/docs/czb_work_orders.docx
@@ -2,7 +2,7 @@
 <file path=word/document.xml><?xml version="1.0" encoding="utf-8"?>
 <w:document xmlns:w="http://schemas.openxmlformats.org/wordprocessingml/2006/main" xmlns:m="http://schemas.openxmlformats.org/officeDocument/2006/math" xmlns:r="http://schemas.openxmlformats.org/officeDocument/2006/relationships" xmlns:o="urn:schemas-microsoft-com:office:office" xmlns:v="urn:schemas-microsoft-com:vml" xmlns:w10="urn:schemas-microsoft-com:office:word" xmlns:a="http://schemas.openxmlformats.org/drawingml/2006/main" xmlns:pic="http://schemas.openxmlformats.org/drawingml/2006/picture" xmlns:wp="http://schemas.openxmlformats.org/drawingml/2006/wordprocessingDrawing">
   <w:body>
-    <w:bookmarkStart w:id="27" w:name="X0c60649bbad77bc2cf89756300a6f1ed98d3eeb"/>
+    <w:bookmarkStart w:id="28" w:name="X0c60649bbad77bc2cf89756300a6f1ed98d3eeb"/>
     <w:p>
       <w:pPr>
         <w:pStyle w:val="Heading1"/>
@@ -587,7 +587,7 @@
       </w:r>
     </w:p>
     <w:bookmarkEnd w:id="10"/>
-    <w:bookmarkStart w:id="25" w:name="task-cards"/>
+    <w:bookmarkStart w:id="26" w:name="task-cards"/>
     <w:p>
       <w:pPr>
         <w:pStyle w:val="Heading2"/>
@@ -2244,13 +2244,13 @@
       </w:r>
     </w:p>
     <w:bookmarkEnd w:id="13"/>
-    <w:bookmarkStart w:id="14" w:name="Xbee0725471818ccf32f0c9714fcb3f1227a51e0"/>
+    <w:bookmarkStart w:id="14" w:name="Xaf44b901c00165646984e5e08d5f0ad1589de7a"/>
     <w:p>
       <w:pPr>
         <w:pStyle w:val="Heading3"/>
       </w:pPr>
       <w:r>
-        <w:t xml:space="preserve">Card A.2.v2 — regenerate stage 1 under the corrected validation code, and test the correlated-effects variant</w:t>
+        <w:t xml:space="preserve">Card B.2.v2 — the second cut-in study, and the pre-onset defect it exposed</w:t>
       </w:r>
     </w:p>
     <w:p>
@@ -2262,21 +2262,55 @@
           <w:i/>
           <w:iCs/>
         </w:rPr>
-        <w:t xml:space="preserve">(Added at review gate R.1, 2026-08-27. Cheap-model card; long-running, overnight is</w:t>
-      </w:r>
-      <w:r>
-        <w:rPr>
-          <w:i/>
-          <w:iCs/>
-        </w:rPr>
-        <w:t xml:space="preserve"> </w:t>
-      </w:r>
-      <w:r>
-        <w:rPr>
-          <w:i/>
-          <w:iCs/>
-        </w:rPr>
-        <w:t xml:space="preserve">fine.)</w:t>
+        <w:t xml:space="preserve">(Added 2026-08-28. The first item is a</w:t>
+      </w:r>
+      <w:r>
+        <w:rPr>
+          <w:i/>
+          <w:iCs/>
+        </w:rPr>
+        <w:t xml:space="preserve"> </w:t>
+      </w:r>
+      <w:r>
+        <w:rPr>
+          <w:b/>
+          <w:bCs/>
+          <w:i/>
+          <w:iCs/>
+        </w:rPr>
+        <w:t xml:space="preserve">blocker on the interpretation of every fit run</w:t>
+      </w:r>
+      <w:r>
+        <w:rPr>
+          <w:b/>
+          <w:bCs/>
+          <w:i/>
+          <w:iCs/>
+        </w:rPr>
+        <w:t xml:space="preserve"> </w:t>
+      </w:r>
+      <w:r>
+        <w:rPr>
+          <w:b/>
+          <w:bCs/>
+          <w:i/>
+          <w:iCs/>
+        </w:rPr>
+        <w:t xml:space="preserve">so far</w:t>
+      </w:r>
+      <w:r>
+        <w:rPr>
+          <w:i/>
+          <w:iCs/>
+        </w:rPr>
+        <w:t xml:space="preserve"> </w:t>
+      </w:r>
+      <w:r>
+        <w:rPr>
+          <w:i/>
+          <w:iCs/>
+        </w:rPr>
+        <w:t xml:space="preserve">and should be taken before A.2.v2; the second promotes a dataset.)</w:t>
       </w:r>
     </w:p>
     <w:p>
@@ -2292,95 +2326,125 @@
           <w:b/>
           <w:bCs/>
         </w:rPr>
-        <w:t xml:space="preserve">Why</w:t>
-      </w:r>
-      <w:r>
-        <w:t xml:space="preserve">: R.1 found and fixed two defects in</w:t>
-      </w:r>
-      <w:r>
-        <w:t xml:space="preserve"> </w:t>
-      </w:r>
-      <w:r>
-        <w:rPr>
-          <w:rStyle w:val="VerbatimChar"/>
-        </w:rPr>
-        <w:t xml:space="preserve">fit_stage1.py</w:t>
-      </w:r>
-      <w:r>
-        <w:t xml:space="preserve">’s validation code (not in</w:t>
-      </w:r>
-      <w:r>
-        <w:t xml:space="preserve"> </w:t>
-      </w:r>
-      <w:r>
-        <w:t xml:space="preserve">the fits): the hierarchical LOPO integrated the two random effects on the same</w:t>
-      </w:r>
-      <w:r>
-        <w:t xml:space="preserve"> </w:t>
-      </w:r>
-      <w:r>
-        <w:t xml:space="preserve">quadrature nodes (the diagonal of the 2D integral, asserting perfect rank</w:t>
-      </w:r>
-      <w:r>
-        <w:t xml:space="preserve"> </w:t>
-      </w:r>
-      <w:r>
-        <w:t xml:space="preserve">correlation), and the C1 predictive plugged in the hier variant’s</w:t>
-      </w:r>
-      <w:r>
-        <w:t xml:space="preserve"> </w:t>
-      </w:r>
-      <w:r>
-        <w:rPr>
-          <w:i/>
-          <w:iCs/>
-        </w:rPr>
-        <w:t xml:space="preserve">median</w:t>
-      </w:r>
-      <w:r>
-        <w:t xml:space="preserve"> </w:t>
-      </w:r>
-      <w:r>
-        <w:t xml:space="preserve">lapse</w:t>
-      </w:r>
-      <w:r>
-        <w:t xml:space="preserve"> </w:t>
-      </w:r>
-      <w:r>
-        <w:t xml:space="preserve">where the population mean is required. The stored</w:t>
-      </w:r>
-      <w:r>
-        <w:t xml:space="preserve"> </w:t>
-      </w:r>
-      <w:r>
-        <w:rPr>
-          <w:rStyle w:val="VerbatimChar"/>
-        </w:rPr>
-        <w:t xml:space="preserve">out/stage1_summary.md</w:t>
-      </w:r>
-      <w:r>
-        <w:t xml:space="preserve"> </w:t>
-      </w:r>
-      <w:r>
-        <w:t xml:space="preserve">therefore</w:t>
-      </w:r>
-      <w:r>
-        <w:t xml:space="preserve"> </w:t>
-      </w:r>
-      <w:r>
-        <w:t xml:space="preserve">carries a LOPO comparison and a C1 table computed under those defects. R.1 also</w:t>
-      </w:r>
-      <w:r>
-        <w:t xml:space="preserve"> </w:t>
-      </w:r>
-      <w:r>
-        <w:t xml:space="preserve">found the fitted b_i and c_i correlate at Spearman −0.700 while the model assumes</w:t>
-      </w:r>
-      <w:r>
-        <w:t xml:space="preserve"> </w:t>
-      </w:r>
-      <w:r>
-        <w:t xml:space="preserve">independence, and specified a correlated-effects check.</w:t>
+        <w:t xml:space="preserve">The C1 defect (query B2.Q1).</w:t>
+      </w:r>
+      <w:r>
+        <w:t xml:space="preserve"> </w:t>
+      </w:r>
+      <w:r>
+        <w:t xml:space="preserve">The project treats the C1 cells as carrying no</w:t>
+      </w:r>
+      <w:r>
+        <w:t xml:space="preserve"> </w:t>
+      </w:r>
+      <w:r>
+        <w:t xml:space="preserve">boundary information. That is false: at C1 the three cut-in conditions differ by a</w:t>
+      </w:r>
+      <w:r>
+        <w:t xml:space="preserve"> </w:t>
+      </w:r>
+      <w:r>
+        <w:t xml:space="preserve">factor of two in car-following state (gap 10.5 / 16.0 / 21.5 m, THW 0.34 / 0.52 /</w:t>
+      </w:r>
+      <w:r>
+        <w:t xml:space="preserve"> </w:t>
+      </w:r>
+      <w:r>
+        <w:t xml:space="preserve">0.70 s) and the behaviour is ordered accordingly (0.122 / 0.070 / 0.052), while the</w:t>
+      </w:r>
+      <w:r>
+        <w:t xml:space="preserve"> </w:t>
+      </w:r>
+      <w:r>
+        <w:t xml:space="preserve">field ranks them</w:t>
+      </w:r>
+      <w:r>
+        <w:t xml:space="preserve"> </w:t>
+      </w:r>
+      <w:r>
+        <w:rPr>
+          <w:b/>
+          <w:bCs/>
+        </w:rPr>
+        <w:t xml:space="preserve">backwards</w:t>
+      </w:r>
+      <w:r>
+        <w:t xml:space="preserve"> </w:t>
+      </w:r>
+      <w:r>
+        <w:t xml:space="preserve">(deficit 1 / 1509 / 2907). Evidence:</w:t>
+      </w:r>
+      <w:r>
+        <w:t xml:space="preserve"> </w:t>
+      </w:r>
+      <w:r>
+        <w:rPr>
+          <w:rStyle w:val="VerbatimChar"/>
+        </w:rPr>
+        <w:t xml:space="preserve">replication/czb/out/response_style_and_anticipation.md</w:t>
+      </w:r>
+      <w:r>
+        <w:t xml:space="preserve"> </w:t>
+      </w:r>
+      <w:r>
+        <w:t xml:space="preserve">§Test C. Diagnose the</w:t>
+      </w:r>
+      <w:r>
+        <w:t xml:space="preserve"> </w:t>
+      </w:r>
+      <w:r>
+        <w:t xml:space="preserve">inversion — the lane gate is the obvious suspect, since the lead is fully in the</w:t>
+      </w:r>
+      <w:r>
+        <w:t xml:space="preserve"> </w:t>
+      </w:r>
+      <w:r>
+        <w:t xml:space="preserve">adjacent lane at C1 — then decide whether C1 joins the boundary fit with a corrected</w:t>
+      </w:r>
+      <w:r>
+        <w:t xml:space="preserve"> </w:t>
+      </w:r>
+      <w:r>
+        <w:t xml:space="preserve">covariate or is excluded and the lapse identified elsewhere.</w:t>
+      </w:r>
+      <w:r>
+        <w:t xml:space="preserve"> </w:t>
+      </w:r>
+      <w:r>
+        <w:rPr>
+          <w:b/>
+          <w:bCs/>
+        </w:rPr>
+        <w:t xml:space="preserve">Until this is settled</w:t>
+      </w:r>
+      <w:r>
+        <w:rPr>
+          <w:b/>
+          <w:bCs/>
+        </w:rPr>
+        <w:t xml:space="preserve"> </w:t>
+      </w:r>
+      <w:r>
+        <w:rPr>
+          <w:b/>
+          <w:bCs/>
+        </w:rPr>
+        <w:t xml:space="preserve">the fitted lapse must not be described as a response floor</w:t>
+      </w:r>
+      <w:r>
+        <w:t xml:space="preserve">, because it is absorbing</w:t>
+      </w:r>
+      <w:r>
+        <w:t xml:space="preserve"> </w:t>
+      </w:r>
+      <w:r>
+        <w:t xml:space="preserve">real boundary signal, and that is a fifth explanation for the R.1.Q2 correlation that</w:t>
+      </w:r>
+      <w:r>
+        <w:t xml:space="preserve"> </w:t>
+      </w:r>
+      <w:r>
+        <w:t xml:space="preserve">no earlier analysis considered.</w:t>
       </w:r>
     </w:p>
     <w:p>
@@ -2396,94 +2460,79 @@
           <w:b/>
           <w:bCs/>
         </w:rPr>
-        <w:t xml:space="preserve">Build</w:t>
-      </w:r>
-      <w:r>
-        <w:t xml:space="preserve">: (a) re-run</w:t>
-      </w:r>
-      <w:r>
-        <w:t xml:space="preserve"> </w:t>
-      </w:r>
-      <w:r>
-        <w:rPr>
-          <w:rStyle w:val="VerbatimChar"/>
-        </w:rPr>
-        <w:t xml:space="preserve">python replication/czb/fit_stage1.py</w:t>
-      </w:r>
-      <w:r>
-        <w:t xml:space="preserve"> </w:t>
-      </w:r>
-      <w:r>
-        <w:t xml:space="preserve">as committed (the fixes</w:t>
-      </w:r>
-      <w:r>
-        <w:t xml:space="preserve"> </w:t>
-      </w:r>
-      <w:r>
-        <w:t xml:space="preserve">are in place; 15 LOPO folds as before). (b) Add</w:t>
-      </w:r>
-      <w:r>
-        <w:t xml:space="preserve"> </w:t>
-      </w:r>
-      <w:r>
-        <w:rPr>
-          <w:rStyle w:val="VerbatimChar"/>
-        </w:rPr>
-        <w:t xml:space="preserve">fit_hier_corr</w:t>
-      </w:r>
-      <w:r>
-        <w:t xml:space="preserve"> </w:t>
-      </w:r>
-      <w:r>
-        <w:t xml:space="preserve">to</w:t>
-      </w:r>
-      <w:r>
-        <w:t xml:space="preserve"> </w:t>
-      </w:r>
-      <w:r>
-        <w:rPr>
-          <w:rStyle w:val="VerbatimChar"/>
-        </w:rPr>
-        <w:t xml:space="preserve">fit_stage1.py</w:t>
-      </w:r>
-      <w:r>
-        <w:t xml:space="preserve">: the hierarchical-lapse model with correlated effects — driver</w:t>
-      </w:r>
-      <w:r>
-        <w:t xml:space="preserve"> </w:t>
-      </w:r>
-      <w:r>
-        <w:t xml:space="preserve">threshold uses z1, driver lapse uses ρ·z1 + √(1−ρ²)·z2 on the same product</w:t>
-      </w:r>
-      <w:r>
-        <w:t xml:space="preserve"> </w:t>
-      </w:r>
-      <w:r>
-        <w:t xml:space="preserve">Gauss-Hermite grid, one extra hyperparameter ρ fitted as atanh(ρ) with prior</w:t>
-      </w:r>
-      <w:r>
-        <w:t xml:space="preserve"> </w:t>
-      </w:r>
-      <w:r>
-        <w:t xml:space="preserve">Normal(0, 0.75) on the atanh scale (weakly informative: 95% prior mass within</w:t>
-      </w:r>
-      <w:r>
-        <w:t xml:space="preserve"> </w:t>
-      </w:r>
-      <w:r>
-        <w:t xml:space="preserve">|ρ| &lt; 0.9; motivation: the posterior-mean correlation −0.700 must be reachable</w:t>
-      </w:r>
-      <w:r>
-        <w:t xml:space="preserve"> </w:t>
-      </w:r>
-      <w:r>
-        <w:t xml:space="preserve">without being presumed). Report its σ_pop, ρ, and the 50/80/95th percentiles</w:t>
-      </w:r>
-      <w:r>
-        <w:t xml:space="preserve"> </w:t>
-      </w:r>
-      <w:r>
-        <w:t xml:space="preserve">alongside the two existing variants.</w:t>
+        <w:t xml:space="preserve">Promote the second cut-in study (query B2.Q2).</w:t>
+      </w:r>
+      <w:r>
+        <w:t xml:space="preserve"> </w:t>
+      </w:r>
+      <w:r>
+        <w:rPr>
+          <w:rStyle w:val="VerbatimChar"/>
+        </w:rPr>
+        <w:t xml:space="preserve">02_Cut-in</w:t>
+      </w:r>
+      <w:r>
+        <w:t xml:space="preserve">: 10 944 trials, 168</w:t>
+      </w:r>
+      <w:r>
+        <w:t xml:space="preserve"> </w:t>
+      </w:r>
+      <w:r>
+        <w:t xml:space="preserve">participants, same three response variables including the ordered braking question.</w:t>
+      </w:r>
+      <w:r>
+        <w:t xml:space="preserve"> </w:t>
+      </w:r>
+      <w:r>
+        <w:t xml:space="preserve">Its delta-velocity factor multiplies with TTC into distance by construction, so</w:t>
+      </w:r>
+      <w:r>
+        <w:t xml:space="preserve"> </w:t>
+      </w:r>
+      <w:r>
+        <w:t xml:space="preserve">matched-TTC cells span 1.6–78 m of gap. Measured in</w:t>
+      </w:r>
+      <w:r>
+        <w:t xml:space="preserve"> </w:t>
+      </w:r>
+      <w:r>
+        <w:rPr>
+          <w:rStyle w:val="VerbatimChar"/>
+        </w:rPr>
+        <w:t xml:space="preserve">out/cutin2_scope.md</w:t>
+      </w:r>
+      <w:r>
+        <w:t xml:space="preserve">: all 24</w:t>
+      </w:r>
+      <w:r>
+        <w:t xml:space="preserve"> </w:t>
+      </w:r>
+      <w:r>
+        <w:t xml:space="preserve">matched-TTC rows run negative, gap orders the cells at rho −0.887 against</w:t>
+      </w:r>
+      <w:r>
+        <w:t xml:space="preserve"> </w:t>
+      </w:r>
+      <w:r>
+        <w:t xml:space="preserve">time-to-collision’s −0.807, and required deceleration manages only +0.238. This is the</w:t>
+      </w:r>
+      <w:r>
+        <w:t xml:space="preserve"> </w:t>
+      </w:r>
+      <w:r>
+        <w:t xml:space="preserve">R.2 distance-versus-time question answered far more sharply than LTAP can answer it,</w:t>
+      </w:r>
+      <w:r>
+        <w:t xml:space="preserve"> </w:t>
+      </w:r>
+      <w:r>
+        <w:t xml:space="preserve">in the scenario whose field already exists. Use it as R.2’s primary venue; keep the</w:t>
+      </w:r>
+      <w:r>
+        <w:t xml:space="preserve"> </w:t>
+      </w:r>
+      <w:r>
+        <w:t xml:space="preserve">LTAP field for the transfer test but off the critical path.</w:t>
       </w:r>
     </w:p>
     <w:p>
@@ -2499,22 +2548,16 @@
           <w:b/>
           <w:bCs/>
         </w:rPr>
-        <w:t xml:space="preserve">Accept</w:t>
-      </w:r>
-      <w:r>
-        <w:t xml:space="preserve">: summary regenerated; the LOPO comparison quoted under product-grid</w:t>
-      </w:r>
-      <w:r>
-        <w:t xml:space="preserve"> </w:t>
-      </w:r>
-      <w:r>
-        <w:t xml:space="preserve">integration; the correlated fit either converges with usable SEs or is reported as</w:t>
-      </w:r>
-      <w:r>
-        <w:t xml:space="preserve"> </w:t>
-      </w:r>
-      <w:r>
-        <w:t xml:space="preserve">not identified (also an acceptable outcome — 43 drivers is thin for a correlation).</w:t>
+        <w:t xml:space="preserve">Analysis constraint (query B2.Q3)</w:t>
+      </w:r>
+      <w:r>
+        <w:t xml:space="preserve">: TTC 5/6/7 are between-subjects and the DV and</w:t>
+      </w:r>
+      <w:r>
+        <w:t xml:space="preserve"> </w:t>
+      </w:r>
+      <w:r>
+        <w:t xml:space="preserve">CP subsets are split-half, so participant means must be formed before aggregating.</w:t>
       </w:r>
     </w:p>
     <w:p>
@@ -2530,34 +2573,28 @@
           <w:b/>
           <w:bCs/>
         </w:rPr>
-        <w:t xml:space="preserve">Decision rule (pre-stated at R.1)</w:t>
-      </w:r>
-      <w:r>
-        <w:t xml:space="preserve">: if the correlated variant moves the 80th</w:t>
-      </w:r>
-      <w:r>
-        <w:t xml:space="preserve"> </w:t>
-      </w:r>
-      <w:r>
-        <w:t xml:space="preserve">percentile by more than the hierarchical variant’s current CI half-width (~250</w:t>
-      </w:r>
-      <w:r>
-        <w:t xml:space="preserve"> </w:t>
-      </w:r>
-      <w:r>
-        <w:t xml:space="preserve">deficit units), escalate to review before any percentile is quoted downstream;</w:t>
-      </w:r>
-      <w:r>
-        <w:t xml:space="preserve"> </w:t>
-      </w:r>
-      <w:r>
-        <w:t xml:space="preserve">otherwise the hierarchical variant stands as primary with the correlated fit</w:t>
-      </w:r>
-      <w:r>
-        <w:t xml:space="preserve"> </w:t>
-      </w:r>
-      <w:r>
-        <w:t xml:space="preserve">reported as a robustness line.</w:t>
+        <w:t xml:space="preserve">Exposure effect</w:t>
+      </w:r>
+      <w:r>
+        <w:t xml:space="preserve">: the same study shows P(intervene) rising from 0.547 to 0.575</w:t>
+      </w:r>
+      <w:r>
+        <w:t xml:space="preserve"> </w:t>
+      </w:r>
+      <w:r>
+        <w:t xml:space="preserve">between the first and second showing of an identical clip (3 456 pairs, SE 0.007) —</w:t>
+      </w:r>
+      <w:r>
+        <w:t xml:space="preserve"> </w:t>
+      </w:r>
+      <w:r>
+        <w:t xml:space="preserve">the direct test of R.1.Q3’s mechanism that study 1 cannot support, and it comes out in</w:t>
+      </w:r>
+      <w:r>
+        <w:t xml:space="preserve"> </w:t>
+      </w:r>
+      <w:r>
+        <w:t xml:space="preserve">the direction R.1.Q3 predicts.</w:t>
       </w:r>
     </w:p>
     <w:p>
@@ -2573,32 +2610,7 @@
           <w:b/>
           <w:bCs/>
         </w:rPr>
-        <w:t xml:space="preserve">Stop if</w:t>
-      </w:r>
-      <w:r>
-        <w:t xml:space="preserve">: the correlated variant’s optimizer or Hessian fails after two honest</w:t>
-      </w:r>
-      <w:r>
-        <w:t xml:space="preserve"> </w:t>
-      </w:r>
-      <w:r>
-        <w:t xml:space="preserve">attempts — report, keep the hierarchical variant primary, carry the query.</w:t>
-      </w:r>
-    </w:p>
-    <w:p>
-      <w:pPr>
-        <w:pStyle w:val="Compact"/>
-        <w:numPr>
-          <w:ilvl w:val="0"/>
-          <w:numId w:val="1009"/>
-        </w:numPr>
-      </w:pPr>
-      <w:r>
-        <w:rPr>
-          <w:b/>
-          <w:bCs/>
-        </w:rPr>
-        <w:t xml:space="preserve">Added 2026-08-28, and this card must now run before any percentile is quoted</w:t>
+        <w:t xml:space="preserve">Not proposed</w:t>
       </w:r>
       <w:r>
         <w:t xml:space="preserve">:</w:t>
@@ -2607,153 +2619,23 @@
         <w:t xml:space="preserve"> </w:t>
       </w:r>
       <w:r>
-        <w:t xml:space="preserve">the CZB staging path adopts</w:t>
-      </w:r>
-      <w:r>
-        <w:t xml:space="preserve"> </w:t>
-      </w:r>
-      <w:r>
-        <w:rPr>
-          <w:rStyle w:val="VerbatimChar"/>
-        </w:rPr>
-        <w:t xml:space="preserve">lane_entry_shape_k = 12</w:t>
-      </w:r>
-      <w:r>
-        <w:t xml:space="preserve"> </w:t>
-      </w:r>
-      <w:r>
-        <w:t xml:space="preserve">(</w:t>
-      </w:r>
-      <w:r>
-        <w:rPr>
-          <w:rStyle w:val="VerbatimChar"/>
-        </w:rPr>
-        <w:t xml:space="preserve">comfortzone.cutin. CZB_LANE_ENTRY_SHAPE_K</w:t>
-      </w:r>
-      <w:r>
-        <w:t xml:space="preserve">, Jonas’s decision — argument in</w:t>
-      </w:r>
-      <w:r>
-        <w:t xml:space="preserve"> </w:t>
-      </w:r>
-      <w:r>
-        <w:rPr>
-          <w:rStyle w:val="VerbatimChar"/>
-        </w:rPr>
-        <w:t xml:space="preserve">docs/overtake_construction_note.md</w:t>
-      </w:r>
-      <w:r>
-        <w:t xml:space="preserve"> </w:t>
-      </w:r>
-      <w:r>
-        <w:t xml:space="preserve">§5). That changes the covariate in</w:t>
-      </w:r>
-      <w:r>
-        <w:t xml:space="preserve"> </w:t>
-      </w:r>
-      <w:r>
-        <w:rPr>
-          <w:b/>
-          <w:bCs/>
-        </w:rPr>
-        <w:t xml:space="preserve">3 of the 18</w:t>
-      </w:r>
-      <w:r>
-        <w:rPr>
-          <w:b/>
-          <w:bCs/>
-        </w:rPr>
-        <w:t xml:space="preserve"> </w:t>
-      </w:r>
-      <w:r>
-        <w:rPr>
-          <w:b/>
-          <w:bCs/>
-        </w:rPr>
-        <w:t xml:space="preserve">cells</w:t>
-      </w:r>
-      <w:r>
-        <w:t xml:space="preserve"> </w:t>
-      </w:r>
-      <w:r>
-        <w:t xml:space="preserve">— TTC4/C2 by +26%, TTC6/C1 by −27%, TTC8/C1 by +8%; the other fifteen are</w:t>
-      </w:r>
-      <w:r>
-        <w:t xml:space="preserve"> </w:t>
-      </w:r>
-      <w:r>
-        <w:t xml:space="preserve">already at saturated overlap and are bit-identical. The changed cells are the early,</w:t>
-      </w:r>
-      <w:r>
-        <w:t xml:space="preserve"> </w:t>
-      </w:r>
-      <w:r>
-        <w:t xml:space="preserve">partially-overlapping ones, which are exactly the cells that identify the lapse, so</w:t>
-      </w:r>
-      <w:r>
-        <w:t xml:space="preserve"> </w:t>
-      </w:r>
-      <w:r>
-        <w:t xml:space="preserve">the stage-1 fit and the whole percentile table must be regenerated under k = 12 before</w:t>
-      </w:r>
-      <w:r>
-        <w:t xml:space="preserve"> </w:t>
-      </w:r>
-      <w:r>
-        <w:t xml:space="preserve">being quoted. Report the old and new percentile tables side by side, since the</w:t>
-      </w:r>
-      <w:r>
-        <w:t xml:space="preserve"> </w:t>
-      </w:r>
-      <w:r>
-        <w:t xml:space="preserve">difference is the price of the k decision and should be visible.</w:t>
-      </w:r>
-    </w:p>
-    <w:p>
-      <w:pPr>
-        <w:pStyle w:val="Compact"/>
-        <w:numPr>
-          <w:ilvl w:val="0"/>
-          <w:numId w:val="1009"/>
-        </w:numPr>
-      </w:pPr>
-      <w:r>
-        <w:rPr>
-          <w:b/>
-          <w:bCs/>
-        </w:rPr>
-        <w:t xml:space="preserve">The percentile-reporting convention (R.1.Q1), to adopt here</w:t>
-      </w:r>
-      <w:r>
-        <w:t xml:space="preserve">: every percentile is</w:t>
-      </w:r>
-      <w:r>
-        <w:t xml:space="preserve"> </w:t>
-      </w:r>
-      <w:r>
-        <w:t xml:space="preserve">quoted as a triple — value, CI, and the specification it came from (bias variant and</w:t>
-      </w:r>
-      <w:r>
-        <w:t xml:space="preserve"> </w:t>
-      </w:r>
-      <w:r>
-        <w:t xml:space="preserve">k). The summary table gets a header line naming both. This is a convention, not an</w:t>
-      </w:r>
-      <w:r>
-        <w:t xml:space="preserve"> </w:t>
-      </w:r>
-      <w:r>
-        <w:t xml:space="preserve">analysis, and it is cheap to adopt now.</w:t>
+        <w:rPr>
+          <w:rStyle w:val="VerbatimChar"/>
+        </w:rPr>
+        <w:t xml:space="preserve">03_CAMP</w:t>
+      </w:r>
+      <w:r>
+        <w:t xml:space="preserve">, per Jonas.</w:t>
       </w:r>
     </w:p>
     <w:bookmarkEnd w:id="14"/>
-    <w:bookmarkStart w:id="15" w:name="X943add23c8fdd6c0fd451bee0073f8359de15af"/>
+    <w:bookmarkStart w:id="15" w:name="Xbee0725471818ccf32f0c9714fcb3f1227a51e0"/>
     <w:p>
       <w:pPr>
         <w:pStyle w:val="Heading3"/>
       </w:pPr>
       <w:r>
-        <w:t xml:space="preserve">Card B.3.v2 — the LTAP field (re-scoped 2026-08-28)</w:t>
+        <w:t xml:space="preserve">Card A.2.v2 — regenerate stage 1 under the corrected validation code, and test the correlated-effects variant</w:t>
       </w:r>
     </w:p>
     <w:p>
@@ -2765,35 +2647,21 @@
           <w:i/>
           <w:iCs/>
         </w:rPr>
-        <w:t xml:space="preserve">(Replaces the B.3 sketch below for planning purposes; that card’s construction advice</w:t>
-      </w:r>
-      <w:r>
-        <w:rPr>
-          <w:i/>
-          <w:iCs/>
-        </w:rPr>
-        <w:t xml:space="preserve"> </w:t>
-      </w:r>
-      <w:r>
-        <w:rPr>
-          <w:i/>
-          <w:iCs/>
-        </w:rPr>
-        <w:t xml:space="preserve">still stands. Re-scoped because the LTAP data turns out to be the richest transfer</w:t>
-      </w:r>
-      <w:r>
-        <w:rPr>
-          <w:i/>
-          <w:iCs/>
-        </w:rPr>
-        <w:t xml:space="preserve"> </w:t>
-      </w:r>
-      <w:r>
-        <w:rPr>
-          <w:i/>
-          <w:iCs/>
-        </w:rPr>
-        <w:t xml:space="preserve">target, not the hardest-to-justify one.)</w:t>
+        <w:t xml:space="preserve">(Added at review gate R.1, 2026-08-27. Cheap-model card; long-running, overnight is</w:t>
+      </w:r>
+      <w:r>
+        <w:rPr>
+          <w:i/>
+          <w:iCs/>
+        </w:rPr>
+        <w:t xml:space="preserve"> </w:t>
+      </w:r>
+      <w:r>
+        <w:rPr>
+          <w:i/>
+          <w:iCs/>
+        </w:rPr>
+        <w:t xml:space="preserve">fine.)</w:t>
       </w:r>
     </w:p>
     <w:p>
@@ -2809,80 +2677,95 @@
           <w:b/>
           <w:bCs/>
         </w:rPr>
-        <w:t xml:space="preserve">Why it moved up</w:t>
-      </w:r>
-      <w:r>
-        <w:t xml:space="preserve">: 3 096 Random trials, the same 43 participants,</w:t>
-      </w:r>
-      <w:r>
-        <w:t xml:space="preserve"> </w:t>
-      </w:r>
-      <w:r>
-        <w:rPr>
-          <w:b/>
-          <w:bCs/>
-        </w:rPr>
-        <w:t xml:space="preserve">18 well-filled</w:t>
-      </w:r>
-      <w:r>
-        <w:rPr>
-          <w:b/>
-          <w:bCs/>
-        </w:rPr>
-        <w:t xml:space="preserve"> </w:t>
-      </w:r>
-      <w:r>
-        <w:rPr>
-          <w:b/>
-          <w:bCs/>
-        </w:rPr>
-        <w:t xml:space="preserve">cells</w:t>
-      </w:r>
-      <w:r>
-        <w:t xml:space="preserve"> </w:t>
-      </w:r>
-      <w:r>
-        <w:t xml:space="preserve">(9 PET levels × 2</w:t>
-      </w:r>
-      <w:r>
-        <w:t xml:space="preserve"> </w:t>
-      </w:r>
-      <w:r>
-        <w:rPr>
-          <w:i/>
-          <w:iCs/>
-        </w:rPr>
-        <w:t xml:space="preserve">oncoming-vehicle</w:t>
-      </w:r>
-      <w:r>
-        <w:t xml:space="preserve"> </w:t>
-      </w:r>
-      <w:r>
-        <w:t xml:space="preserve">speeds, 172 trials each) and an intervention range</w:t>
-      </w:r>
-      <w:r>
-        <w:t xml:space="preserve"> </w:t>
-      </w:r>
-      <w:r>
-        <w:t xml:space="preserve">of 0.110–0.907 — a wider dynamic range than the cyclist overtake (0.140–0.686) and</w:t>
-      </w:r>
-      <w:r>
-        <w:t xml:space="preserve"> </w:t>
-      </w:r>
-      <w:r>
-        <w:t xml:space="preserve">comparable to the cut-in. The cyclist overtake, by contrast, has one condition</w:t>
-      </w:r>
-      <w:r>
-        <w:t xml:space="preserve"> </w:t>
-      </w:r>
-      <w:r>
-        <w:t xml:space="preserve">(1.5 m) that is flat across all five timepoints, so it carries roughly two</w:t>
-      </w:r>
-      <w:r>
-        <w:t xml:space="preserve"> </w:t>
-      </w:r>
-      <w:r>
-        <w:t xml:space="preserve">informative criticality levels.</w:t>
+        <w:t xml:space="preserve">Why</w:t>
+      </w:r>
+      <w:r>
+        <w:t xml:space="preserve">: R.1 found and fixed two defects in</w:t>
+      </w:r>
+      <w:r>
+        <w:t xml:space="preserve"> </w:t>
+      </w:r>
+      <w:r>
+        <w:rPr>
+          <w:rStyle w:val="VerbatimChar"/>
+        </w:rPr>
+        <w:t xml:space="preserve">fit_stage1.py</w:t>
+      </w:r>
+      <w:r>
+        <w:t xml:space="preserve">’s validation code (not in</w:t>
+      </w:r>
+      <w:r>
+        <w:t xml:space="preserve"> </w:t>
+      </w:r>
+      <w:r>
+        <w:t xml:space="preserve">the fits): the hierarchical LOPO integrated the two random effects on the same</w:t>
+      </w:r>
+      <w:r>
+        <w:t xml:space="preserve"> </w:t>
+      </w:r>
+      <w:r>
+        <w:t xml:space="preserve">quadrature nodes (the diagonal of the 2D integral, asserting perfect rank</w:t>
+      </w:r>
+      <w:r>
+        <w:t xml:space="preserve"> </w:t>
+      </w:r>
+      <w:r>
+        <w:t xml:space="preserve">correlation), and the C1 predictive plugged in the hier variant’s</w:t>
+      </w:r>
+      <w:r>
+        <w:t xml:space="preserve"> </w:t>
+      </w:r>
+      <w:r>
+        <w:rPr>
+          <w:i/>
+          <w:iCs/>
+        </w:rPr>
+        <w:t xml:space="preserve">median</w:t>
+      </w:r>
+      <w:r>
+        <w:t xml:space="preserve"> </w:t>
+      </w:r>
+      <w:r>
+        <w:t xml:space="preserve">lapse</w:t>
+      </w:r>
+      <w:r>
+        <w:t xml:space="preserve"> </w:t>
+      </w:r>
+      <w:r>
+        <w:t xml:space="preserve">where the population mean is required. The stored</w:t>
+      </w:r>
+      <w:r>
+        <w:t xml:space="preserve"> </w:t>
+      </w:r>
+      <w:r>
+        <w:rPr>
+          <w:rStyle w:val="VerbatimChar"/>
+        </w:rPr>
+        <w:t xml:space="preserve">out/stage1_summary.md</w:t>
+      </w:r>
+      <w:r>
+        <w:t xml:space="preserve"> </w:t>
+      </w:r>
+      <w:r>
+        <w:t xml:space="preserve">therefore</w:t>
+      </w:r>
+      <w:r>
+        <w:t xml:space="preserve"> </w:t>
+      </w:r>
+      <w:r>
+        <w:t xml:space="preserve">carries a LOPO comparison and a C1 table computed under those defects. R.1 also</w:t>
+      </w:r>
+      <w:r>
+        <w:t xml:space="preserve"> </w:t>
+      </w:r>
+      <w:r>
+        <w:t xml:space="preserve">found the fitted b_i and c_i correlate at Spearman −0.700 while the model assumes</w:t>
+      </w:r>
+      <w:r>
+        <w:t xml:space="preserve"> </w:t>
+      </w:r>
+      <w:r>
+        <w:t xml:space="preserve">independence, and specified a correlated-effects check.</w:t>
       </w:r>
     </w:p>
     <w:p>
@@ -2898,118 +2781,94 @@
           <w:b/>
           <w:bCs/>
         </w:rPr>
-        <w:t xml:space="preserve">What it uniquely offers</w:t>
-      </w:r>
-      <w:r>
-        <w:t xml:space="preserve">: the two-speed axis is the identifying variation the</w:t>
-      </w:r>
-      <w:r>
-        <w:t xml:space="preserve"> </w:t>
-      </w:r>
-      <w:r>
-        <w:t xml:space="preserve">roadmap §0b wants for the</w:t>
-      </w:r>
-      <w:r>
-        <w:t xml:space="preserve"> </w:t>
-      </w:r>
-      <w:r>
-        <w:rPr>
-          <w:i/>
-          <w:iCs/>
-        </w:rPr>
-        <w:t xml:space="preserve">secondary</w:t>
-      </w:r>
-      <w:r>
-        <w:t xml:space="preserve"> </w:t>
-      </w:r>
-      <w:r>
-        <w:t xml:space="preserve">model —</w:t>
-      </w:r>
-      <w:r>
-        <w:t xml:space="preserve"> </w:t>
-      </w:r>
-      <w:r>
-        <w:rPr>
-          <w:rStyle w:val="VerbatimChar"/>
-        </w:rPr>
-        <w:t xml:space="preserve">t_react</w:t>
-      </w:r>
-      <w:r>
-        <w:t xml:space="preserve"> </w:t>
-      </w:r>
-      <w:r>
-        <w:t xml:space="preserve">scales with v_ego and</w:t>
-      </w:r>
-      <w:r>
-        <w:t xml:space="preserve"> </w:t>
-      </w:r>
-      <w:r>
-        <w:rPr>
-          <w:rStyle w:val="VerbatimChar"/>
-        </w:rPr>
-        <w:t xml:space="preserve">a_OV,min</w:t>
-      </w:r>
-      <w:r>
-        <w:t xml:space="preserve"> </w:t>
-      </w:r>
-      <w:r>
-        <w:t xml:space="preserve">with stopping distance, so 50 vs 70 km/h at matched PET separates them.</w:t>
-      </w:r>
-      <w:r>
-        <w:t xml:space="preserve"> </w:t>
-      </w:r>
-      <w:r>
-        <w:t xml:space="preserve">Note the direction, which is worth understanding before modelling: intervention is</w:t>
-      </w:r>
-      <w:r>
-        <w:t xml:space="preserve"> </w:t>
-      </w:r>
-      <w:r>
-        <w:rPr>
-          <w:b/>
-          <w:bCs/>
-        </w:rPr>
-        <w:t xml:space="preserve">lower</w:t>
-      </w:r>
-      <w:r>
-        <w:t xml:space="preserve"> </w:t>
-      </w:r>
-      <w:r>
-        <w:t xml:space="preserve">at 70 km/h at every PET level (e.g. PET2: 0.605 at 50, 0.360 at 70). The</w:t>
-      </w:r>
-      <w:r>
-        <w:t xml:space="preserve"> </w:t>
-      </w:r>
-      <w:r>
-        <w:t xml:space="preserve">speed manipulated is the</w:t>
-      </w:r>
-      <w:r>
-        <w:t xml:space="preserve"> </w:t>
-      </w:r>
-      <w:r>
-        <w:rPr>
-          <w:b/>
-          <w:bCs/>
-        </w:rPr>
-        <w:t xml:space="preserve">oncoming</w:t>
-      </w:r>
-      <w:r>
-        <w:t xml:space="preserve"> </w:t>
-      </w:r>
-      <w:r>
-        <w:t xml:space="preserve">vehicle’s (checked in the traces); the ego holds</w:t>
-      </w:r>
-      <w:r>
-        <w:t xml:space="preserve"> </w:t>
-      </w:r>
-      <w:r>
-        <w:t xml:space="preserve">13.9 m/s in both, so PET and the ego’s own kinematics are matched and the effect is</w:t>
-      </w:r>
-      <w:r>
-        <w:t xml:space="preserve"> </w:t>
-      </w:r>
-      <w:r>
-        <w:t xml:space="preserve">carried entirely by distance at matched time.</w:t>
+        <w:t xml:space="preserve">Build</w:t>
+      </w:r>
+      <w:r>
+        <w:t xml:space="preserve">: (a) re-run</w:t>
+      </w:r>
+      <w:r>
+        <w:t xml:space="preserve"> </w:t>
+      </w:r>
+      <w:r>
+        <w:rPr>
+          <w:rStyle w:val="VerbatimChar"/>
+        </w:rPr>
+        <w:t xml:space="preserve">python replication/czb/fit_stage1.py</w:t>
+      </w:r>
+      <w:r>
+        <w:t xml:space="preserve"> </w:t>
+      </w:r>
+      <w:r>
+        <w:t xml:space="preserve">as committed (the fixes</w:t>
+      </w:r>
+      <w:r>
+        <w:t xml:space="preserve"> </w:t>
+      </w:r>
+      <w:r>
+        <w:t xml:space="preserve">are in place; 15 LOPO folds as before). (b) Add</w:t>
+      </w:r>
+      <w:r>
+        <w:t xml:space="preserve"> </w:t>
+      </w:r>
+      <w:r>
+        <w:rPr>
+          <w:rStyle w:val="VerbatimChar"/>
+        </w:rPr>
+        <w:t xml:space="preserve">fit_hier_corr</w:t>
+      </w:r>
+      <w:r>
+        <w:t xml:space="preserve"> </w:t>
+      </w:r>
+      <w:r>
+        <w:t xml:space="preserve">to</w:t>
+      </w:r>
+      <w:r>
+        <w:t xml:space="preserve"> </w:t>
+      </w:r>
+      <w:r>
+        <w:rPr>
+          <w:rStyle w:val="VerbatimChar"/>
+        </w:rPr>
+        <w:t xml:space="preserve">fit_stage1.py</w:t>
+      </w:r>
+      <w:r>
+        <w:t xml:space="preserve">: the hierarchical-lapse model with correlated effects — driver</w:t>
+      </w:r>
+      <w:r>
+        <w:t xml:space="preserve"> </w:t>
+      </w:r>
+      <w:r>
+        <w:t xml:space="preserve">threshold uses z1, driver lapse uses ρ·z1 + √(1−ρ²)·z2 on the same product</w:t>
+      </w:r>
+      <w:r>
+        <w:t xml:space="preserve"> </w:t>
+      </w:r>
+      <w:r>
+        <w:t xml:space="preserve">Gauss-Hermite grid, one extra hyperparameter ρ fitted as atanh(ρ) with prior</w:t>
+      </w:r>
+      <w:r>
+        <w:t xml:space="preserve"> </w:t>
+      </w:r>
+      <w:r>
+        <w:t xml:space="preserve">Normal(0, 0.75) on the atanh scale (weakly informative: 95% prior mass within</w:t>
+      </w:r>
+      <w:r>
+        <w:t xml:space="preserve"> </w:t>
+      </w:r>
+      <w:r>
+        <w:t xml:space="preserve">|ρ| &lt; 0.9; motivation: the posterior-mean correlation −0.700 must be reachable</w:t>
+      </w:r>
+      <w:r>
+        <w:t xml:space="preserve"> </w:t>
+      </w:r>
+      <w:r>
+        <w:t xml:space="preserve">without being presumed). Report its σ_pop, ρ, and the 50/80/95th percentiles</w:t>
+      </w:r>
+      <w:r>
+        <w:t xml:space="preserve"> </w:t>
+      </w:r>
+      <w:r>
+        <w:t xml:space="preserve">alongside the two existing variants.</w:t>
       </w:r>
     </w:p>
     <w:p>
@@ -3025,37 +2884,22 @@
           <w:b/>
           <w:bCs/>
         </w:rPr>
-        <w:t xml:space="preserve">What it lacks</w:t>
-      </w:r>
-      <w:r>
-        <w:t xml:space="preserve">: no</w:t>
-      </w:r>
-      <w:r>
-        <w:t xml:space="preserve"> </w:t>
-      </w:r>
-      <w:r>
-        <w:rPr>
-          <w:rStyle w:val="VerbatimChar"/>
-        </w:rPr>
-        <w:t xml:space="preserve">timepoint</w:t>
-      </w:r>
-      <w:r>
-        <w:t xml:space="preserve"> </w:t>
-      </w:r>
-      <w:r>
-        <w:t xml:space="preserve">— there is no truncation series, so LTAP yields a</w:t>
-      </w:r>
-      <w:r>
-        <w:t xml:space="preserve"> </w:t>
-      </w:r>
-      <w:r>
-        <w:t xml:space="preserve">criticality × speed surface and not a criticality × time surface. Cross-scenario</w:t>
-      </w:r>
-      <w:r>
-        <w:t xml:space="preserve"> </w:t>
-      </w:r>
-      <w:r>
-        <w:t xml:space="preserve">comparison must therefore be on criticality, or per-driver (see below).</w:t>
+        <w:t xml:space="preserve">Accept</w:t>
+      </w:r>
+      <w:r>
+        <w:t xml:space="preserve">: summary regenerated; the LOPO comparison quoted under product-grid</w:t>
+      </w:r>
+      <w:r>
+        <w:t xml:space="preserve"> </w:t>
+      </w:r>
+      <w:r>
+        <w:t xml:space="preserve">integration; the correlated fit either converges with usable SEs or is reported as</w:t>
+      </w:r>
+      <w:r>
+        <w:t xml:space="preserve"> </w:t>
+      </w:r>
+      <w:r>
+        <w:t xml:space="preserve">not identified (also an acceptable outcome — 43 drivers is thin for a correlation).</w:t>
       </w:r>
     </w:p>
     <w:p>
@@ -3071,22 +2915,34 @@
           <w:b/>
           <w:bCs/>
         </w:rPr>
-        <w:t xml:space="preserve">Build</w:t>
-      </w:r>
-      <w:r>
-        <w:t xml:space="preserve">: the construction note first, per the original B.3 card — crossing</w:t>
-      </w:r>
-      <w:r>
-        <w:t xml:space="preserve"> </w:t>
-      </w:r>
-      <w:r>
-        <w:t xml:space="preserve">geometry, arrival-time separation at the conflict zone, co-occupancy gating. The</w:t>
-      </w:r>
-      <w:r>
-        <w:t xml:space="preserve"> </w:t>
-      </w:r>
-      <w:r>
-        <w:t xml:space="preserve">cut-in x/y conventions are meaningless here.</w:t>
+        <w:t xml:space="preserve">Decision rule (pre-stated at R.1)</w:t>
+      </w:r>
+      <w:r>
+        <w:t xml:space="preserve">: if the correlated variant moves the 80th</w:t>
+      </w:r>
+      <w:r>
+        <w:t xml:space="preserve"> </w:t>
+      </w:r>
+      <w:r>
+        <w:t xml:space="preserve">percentile by more than the hierarchical variant’s current CI half-width (~250</w:t>
+      </w:r>
+      <w:r>
+        <w:t xml:space="preserve"> </w:t>
+      </w:r>
+      <w:r>
+        <w:t xml:space="preserve">deficit units), escalate to review before any percentile is quoted downstream;</w:t>
+      </w:r>
+      <w:r>
+        <w:t xml:space="preserve"> </w:t>
+      </w:r>
+      <w:r>
+        <w:t xml:space="preserve">otherwise the hierarchical variant stands as primary with the correlated fit</w:t>
+      </w:r>
+      <w:r>
+        <w:t xml:space="preserve"> </w:t>
+      </w:r>
+      <w:r>
+        <w:t xml:space="preserve">reported as a robustness line.</w:t>
       </w:r>
     </w:p>
     <w:p>
@@ -3102,7 +2958,32 @@
           <w:b/>
           <w:bCs/>
         </w:rPr>
-        <w:t xml:space="preserve">Cheap partial comparison, available now and already run</w:t>
+        <w:t xml:space="preserve">Stop if</w:t>
+      </w:r>
+      <w:r>
+        <w:t xml:space="preserve">: the correlated variant’s optimizer or Hessian fails after two honest</w:t>
+      </w:r>
+      <w:r>
+        <w:t xml:space="preserve"> </w:t>
+      </w:r>
+      <w:r>
+        <w:t xml:space="preserve">attempts — report, keep the hierarchical variant primary, carry the query.</w:t>
+      </w:r>
+    </w:p>
+    <w:p>
+      <w:pPr>
+        <w:pStyle w:val="Compact"/>
+        <w:numPr>
+          <w:ilvl w:val="0"/>
+          <w:numId w:val="1010"/>
+        </w:numPr>
+      </w:pPr>
+      <w:r>
+        <w:rPr>
+          <w:b/>
+          <w:bCs/>
+        </w:rPr>
+        <w:t xml:space="preserve">Added 2026-08-28, and this card must now run before any percentile is quoted</w:t>
       </w:r>
       <w:r>
         <w:t xml:space="preserve">:</w:t>
@@ -3111,65 +2992,193 @@
         <w:t xml:space="preserve"> </w:t>
       </w:r>
       <w:r>
-        <w:rPr>
-          <w:rStyle w:val="VerbatimChar"/>
-        </w:rPr>
-        <w:t xml:space="preserve">replication/czb/cross_scenario_consistency.py</w:t>
-      </w:r>
-      <w:r>
-        <w:t xml:space="preserve"> </w:t>
-      </w:r>
-      <w:r>
-        <w:t xml:space="preserve">compares all four scenarios with</w:t>
-      </w:r>
-      <w:r>
-        <w:t xml:space="preserve"> </w:t>
-      </w:r>
-      <w:r>
-        <w:rPr>
-          <w:b/>
-          <w:bCs/>
-        </w:rPr>
-        <w:t xml:space="preserve">no</w:t>
-      </w:r>
-      <w:r>
-        <w:rPr>
-          <w:b/>
-          <w:bCs/>
-        </w:rPr>
-        <w:t xml:space="preserve"> </w:t>
-      </w:r>
-      <w:r>
-        <w:rPr>
-          <w:b/>
-          <w:bCs/>
-        </w:rPr>
-        <w:t xml:space="preserve">field at all</w:t>
-      </w:r>
-      <w:r>
-        <w:t xml:space="preserve">, using the fact that every participant saw all four. Per-driver</w:t>
-      </w:r>
-      <w:r>
-        <w:t xml:space="preserve"> </w:t>
-      </w:r>
-      <w:r>
-        <w:t xml:space="preserve">criticality-adjusted propensity correlates +0.50 to +0.74 across scenario pairs,</w:t>
-      </w:r>
-      <w:r>
-        <w:t xml:space="preserve"> </w:t>
-      </w:r>
-      <w:r>
-        <w:t xml:space="preserve">which is 0.53–0.78 of the split-half reliability ceiling (mean 0.69).</w:t>
+        <w:t xml:space="preserve">the CZB staging path adopts</w:t>
+      </w:r>
+      <w:r>
+        <w:t xml:space="preserve"> </w:t>
+      </w:r>
+      <w:r>
+        <w:rPr>
+          <w:rStyle w:val="VerbatimChar"/>
+        </w:rPr>
+        <w:t xml:space="preserve">lane_entry_shape_k = 12</w:t>
+      </w:r>
+      <w:r>
+        <w:t xml:space="preserve"> </w:t>
+      </w:r>
+      <w:r>
+        <w:t xml:space="preserve">(</w:t>
+      </w:r>
+      <w:r>
+        <w:rPr>
+          <w:rStyle w:val="VerbatimChar"/>
+        </w:rPr>
+        <w:t xml:space="preserve">comfortzone.cutin. CZB_LANE_ENTRY_SHAPE_K</w:t>
+      </w:r>
+      <w:r>
+        <w:t xml:space="preserve">, Jonas’s decision — argument in</w:t>
+      </w:r>
+      <w:r>
+        <w:t xml:space="preserve"> </w:t>
+      </w:r>
+      <w:r>
+        <w:rPr>
+          <w:rStyle w:val="VerbatimChar"/>
+        </w:rPr>
+        <w:t xml:space="preserve">docs/overtake_construction_note.md</w:t>
+      </w:r>
+      <w:r>
+        <w:t xml:space="preserve"> </w:t>
+      </w:r>
+      <w:r>
+        <w:t xml:space="preserve">§5). That changes the covariate in</w:t>
+      </w:r>
+      <w:r>
+        <w:t xml:space="preserve"> </w:t>
+      </w:r>
+      <w:r>
+        <w:rPr>
+          <w:b/>
+          <w:bCs/>
+        </w:rPr>
+        <w:t xml:space="preserve">3 of the 18</w:t>
+      </w:r>
+      <w:r>
+        <w:rPr>
+          <w:b/>
+          <w:bCs/>
+        </w:rPr>
+        <w:t xml:space="preserve"> </w:t>
+      </w:r>
+      <w:r>
+        <w:rPr>
+          <w:b/>
+          <w:bCs/>
+        </w:rPr>
+        <w:t xml:space="preserve">cells</w:t>
+      </w:r>
+      <w:r>
+        <w:t xml:space="preserve"> </w:t>
+      </w:r>
+      <w:r>
+        <w:t xml:space="preserve">— TTC4/C2 by +26%, TTC6/C1 by −27%, TTC8/C1 by +8%; the other fifteen are</w:t>
+      </w:r>
+      <w:r>
+        <w:t xml:space="preserve"> </w:t>
+      </w:r>
+      <w:r>
+        <w:t xml:space="preserve">already at saturated overlap and are bit-identical. The changed cells are the early,</w:t>
+      </w:r>
+      <w:r>
+        <w:t xml:space="preserve"> </w:t>
+      </w:r>
+      <w:r>
+        <w:t xml:space="preserve">partially-overlapping ones, which are exactly the cells that identify the lapse, so</w:t>
+      </w:r>
+      <w:r>
+        <w:t xml:space="preserve"> </w:t>
+      </w:r>
+      <w:r>
+        <w:t xml:space="preserve">the stage-1 fit and the whole percentile table must be regenerated under k = 12 before</w:t>
+      </w:r>
+      <w:r>
+        <w:t xml:space="preserve"> </w:t>
+      </w:r>
+      <w:r>
+        <w:t xml:space="preserve">being quoted. Report the old and new percentile tables side by side, since the</w:t>
+      </w:r>
+      <w:r>
+        <w:t xml:space="preserve"> </w:t>
+      </w:r>
+      <w:r>
+        <w:t xml:space="preserve">difference is the price of the k decision and should be visible.</w:t>
+      </w:r>
+    </w:p>
+    <w:p>
+      <w:pPr>
+        <w:pStyle w:val="Compact"/>
+        <w:numPr>
+          <w:ilvl w:val="0"/>
+          <w:numId w:val="1010"/>
+        </w:numPr>
+      </w:pPr>
+      <w:r>
+        <w:rPr>
+          <w:b/>
+          <w:bCs/>
+        </w:rPr>
+        <w:t xml:space="preserve">The percentile-reporting convention (R.1.Q1), to adopt here</w:t>
+      </w:r>
+      <w:r>
+        <w:t xml:space="preserve">: every percentile is</w:t>
+      </w:r>
+      <w:r>
+        <w:t xml:space="preserve"> </w:t>
+      </w:r>
+      <w:r>
+        <w:t xml:space="preserve">quoted as a triple — value, CI, and the specification it came from (bias variant and</w:t>
+      </w:r>
+      <w:r>
+        <w:t xml:space="preserve"> </w:t>
+      </w:r>
+      <w:r>
+        <w:t xml:space="preserve">k). The summary table gets a header line naming both. This is a convention, not an</w:t>
+      </w:r>
+      <w:r>
+        <w:t xml:space="preserve"> </w:t>
+      </w:r>
+      <w:r>
+        <w:t xml:space="preserve">analysis, and it is cheap to adopt now.</w:t>
       </w:r>
     </w:p>
     <w:bookmarkEnd w:id="15"/>
-    <w:bookmarkStart w:id="16" w:name="card-a.1-synthetic-recovery-harness"/>
+    <w:bookmarkStart w:id="16" w:name="X943add23c8fdd6c0fd451bee0073f8359de15af"/>
     <w:p>
       <w:pPr>
         <w:pStyle w:val="Heading3"/>
       </w:pPr>
       <w:r>
-        <w:t xml:space="preserve">Card A.1 — synthetic-recovery harness</w:t>
+        <w:t xml:space="preserve">Card B.3.v2 — the LTAP field (re-scoped 2026-08-28)</w:t>
+      </w:r>
+    </w:p>
+    <w:p>
+      <w:pPr>
+        <w:pStyle w:val="FirstParagraph"/>
+      </w:pPr>
+      <w:r>
+        <w:rPr>
+          <w:i/>
+          <w:iCs/>
+        </w:rPr>
+        <w:t xml:space="preserve">(Replaces the B.3 sketch below for planning purposes; that card’s construction advice</w:t>
+      </w:r>
+      <w:r>
+        <w:rPr>
+          <w:i/>
+          <w:iCs/>
+        </w:rPr>
+        <w:t xml:space="preserve"> </w:t>
+      </w:r>
+      <w:r>
+        <w:rPr>
+          <w:i/>
+          <w:iCs/>
+        </w:rPr>
+        <w:t xml:space="preserve">still stands. Re-scoped because the LTAP data turns out to be the richest transfer</w:t>
+      </w:r>
+      <w:r>
+        <w:rPr>
+          <w:i/>
+          <w:iCs/>
+        </w:rPr>
+        <w:t xml:space="preserve"> </w:t>
+      </w:r>
+      <w:r>
+        <w:rPr>
+          <w:i/>
+          <w:iCs/>
+        </w:rPr>
+        <w:t xml:space="preserve">target, not the hardest-to-justify one.)</w:t>
       </w:r>
     </w:p>
     <w:p>
@@ -3185,16 +3194,80 @@
           <w:b/>
           <w:bCs/>
         </w:rPr>
-        <w:t xml:space="preserve">Goal</w:t>
-      </w:r>
-      <w:r>
-        <w:t xml:space="preserve">: prove the stage-1 estimator recovers known parameters before touching</w:t>
-      </w:r>
-      <w:r>
-        <w:t xml:space="preserve"> </w:t>
-      </w:r>
-      <w:r>
-        <w:t xml:space="preserve">real data.</w:t>
+        <w:t xml:space="preserve">Why it moved up</w:t>
+      </w:r>
+      <w:r>
+        <w:t xml:space="preserve">: 3 096 Random trials, the same 43 participants,</w:t>
+      </w:r>
+      <w:r>
+        <w:t xml:space="preserve"> </w:t>
+      </w:r>
+      <w:r>
+        <w:rPr>
+          <w:b/>
+          <w:bCs/>
+        </w:rPr>
+        <w:t xml:space="preserve">18 well-filled</w:t>
+      </w:r>
+      <w:r>
+        <w:rPr>
+          <w:b/>
+          <w:bCs/>
+        </w:rPr>
+        <w:t xml:space="preserve"> </w:t>
+      </w:r>
+      <w:r>
+        <w:rPr>
+          <w:b/>
+          <w:bCs/>
+        </w:rPr>
+        <w:t xml:space="preserve">cells</w:t>
+      </w:r>
+      <w:r>
+        <w:t xml:space="preserve"> </w:t>
+      </w:r>
+      <w:r>
+        <w:t xml:space="preserve">(9 PET levels × 2</w:t>
+      </w:r>
+      <w:r>
+        <w:t xml:space="preserve"> </w:t>
+      </w:r>
+      <w:r>
+        <w:rPr>
+          <w:i/>
+          <w:iCs/>
+        </w:rPr>
+        <w:t xml:space="preserve">oncoming-vehicle</w:t>
+      </w:r>
+      <w:r>
+        <w:t xml:space="preserve"> </w:t>
+      </w:r>
+      <w:r>
+        <w:t xml:space="preserve">speeds, 172 trials each) and an intervention range</w:t>
+      </w:r>
+      <w:r>
+        <w:t xml:space="preserve"> </w:t>
+      </w:r>
+      <w:r>
+        <w:t xml:space="preserve">of 0.110–0.907 — a wider dynamic range than the cyclist overtake (0.140–0.686) and</w:t>
+      </w:r>
+      <w:r>
+        <w:t xml:space="preserve"> </w:t>
+      </w:r>
+      <w:r>
+        <w:t xml:space="preserve">comparable to the cut-in. The cyclist overtake, by contrast, has one condition</w:t>
+      </w:r>
+      <w:r>
+        <w:t xml:space="preserve"> </w:t>
+      </w:r>
+      <w:r>
+        <w:t xml:space="preserve">(1.5 m) that is flat across all five timepoints, so it carries roughly two</w:t>
+      </w:r>
+      <w:r>
+        <w:t xml:space="preserve"> </w:t>
+      </w:r>
+      <w:r>
+        <w:t xml:space="preserve">informative criticality levels.</w:t>
       </w:r>
     </w:p>
     <w:p>
@@ -3210,100 +3283,118 @@
           <w:b/>
           <w:bCs/>
         </w:rPr>
-        <w:t xml:space="preserve">Build</w:t>
-      </w:r>
-      <w:r>
-        <w:t xml:space="preserve">:</w:t>
-      </w:r>
-      <w:r>
-        <w:t xml:space="preserve"> </w:t>
-      </w:r>
-      <w:r>
-        <w:rPr>
-          <w:rStyle w:val="VerbatimChar"/>
-        </w:rPr>
-        <w:t xml:space="preserve">replication/czb/fit_recovery.py</w:t>
-      </w:r>
-      <w:r>
-        <w:t xml:space="preserve">. Simulate the Random cut-in design</w:t>
-      </w:r>
-      <w:r>
-        <w:t xml:space="preserve"> </w:t>
-      </w:r>
-      <w:r>
-        <w:t xml:space="preserve">(43 participants × 18 cells × 4 repetitions) from the generative model in</w:t>
-      </w:r>
-      <w:r>
-        <w:t xml:space="preserve"> </w:t>
-      </w:r>
-      <w:r>
-        <w:rPr>
-          <w:rStyle w:val="VerbatimChar"/>
-        </w:rPr>
-        <w:t xml:space="preserve">docs/czb_fitting_plan.md</w:t>
-      </w:r>
-      <w:r>
-        <w:t xml:space="preserve"> </w:t>
-      </w:r>
-      <w:r>
-        <w:t xml:space="preserve">§2 stage 1: c_i ~ LogNormal(μ, σ), lapse floor b</w:t>
-      </w:r>
-      <w:r>
-        <w:t xml:space="preserve"> </w:t>
-      </w:r>
-      <w:r>
-        <w:t xml:space="preserve">(both variants), P = b + (1−b)·Φ((x − c_i)/σ_resp) with x = the cell’s</w:t>
-      </w:r>
-      <w:r>
-        <w:t xml:space="preserve"> </w:t>
-      </w:r>
-      <w:r>
-        <w:rPr>
-          <w:rStyle w:val="VerbatimChar"/>
-        </w:rPr>
-        <w:t xml:space="preserve">deficit_max</w:t>
-      </w:r>
-      <w:r>
-        <w:t xml:space="preserve"> </w:t>
-      </w:r>
-      <w:r>
-        <w:t xml:space="preserve">from</w:t>
-      </w:r>
-      <w:r>
-        <w:t xml:space="preserve"> </w:t>
-      </w:r>
-      <w:r>
-        <w:rPr>
-          <w:rStyle w:val="VerbatimChar"/>
-        </w:rPr>
-        <w:t xml:space="preserve">comfortzone.czb_data.random_cutin_trials()</w:t>
-      </w:r>
-      <w:r>
-        <w:t xml:space="preserve">. Fit by MAP in</w:t>
-      </w:r>
-      <w:r>
-        <w:t xml:space="preserve"> </w:t>
-      </w:r>
-      <w:r>
-        <w:t xml:space="preserve">torch (L-BFGS) with Laplace SEs; also fit the a_allowed parameterization (threshold</w:t>
-      </w:r>
-      <w:r>
-        <w:t xml:space="preserve"> </w:t>
-      </w:r>
-      <w:r>
-        <w:t xml:space="preserve">on</w:t>
-      </w:r>
-      <w:r>
-        <w:t xml:space="preserve"> </w:t>
-      </w:r>
-      <w:r>
-        <w:rPr>
-          <w:rStyle w:val="VerbatimChar"/>
-        </w:rPr>
-        <w:t xml:space="preserve">a_req_max</w:t>
-      </w:r>
-      <w:r>
-        <w:t xml:space="preserve">).</w:t>
+        <w:t xml:space="preserve">What it uniquely offers</w:t>
+      </w:r>
+      <w:r>
+        <w:t xml:space="preserve">: the two-speed axis is the identifying variation the</w:t>
+      </w:r>
+      <w:r>
+        <w:t xml:space="preserve"> </w:t>
+      </w:r>
+      <w:r>
+        <w:t xml:space="preserve">roadmap §0b wants for the</w:t>
+      </w:r>
+      <w:r>
+        <w:t xml:space="preserve"> </w:t>
+      </w:r>
+      <w:r>
+        <w:rPr>
+          <w:i/>
+          <w:iCs/>
+        </w:rPr>
+        <w:t xml:space="preserve">secondary</w:t>
+      </w:r>
+      <w:r>
+        <w:t xml:space="preserve"> </w:t>
+      </w:r>
+      <w:r>
+        <w:t xml:space="preserve">model —</w:t>
+      </w:r>
+      <w:r>
+        <w:t xml:space="preserve"> </w:t>
+      </w:r>
+      <w:r>
+        <w:rPr>
+          <w:rStyle w:val="VerbatimChar"/>
+        </w:rPr>
+        <w:t xml:space="preserve">t_react</w:t>
+      </w:r>
+      <w:r>
+        <w:t xml:space="preserve"> </w:t>
+      </w:r>
+      <w:r>
+        <w:t xml:space="preserve">scales with v_ego and</w:t>
+      </w:r>
+      <w:r>
+        <w:t xml:space="preserve"> </w:t>
+      </w:r>
+      <w:r>
+        <w:rPr>
+          <w:rStyle w:val="VerbatimChar"/>
+        </w:rPr>
+        <w:t xml:space="preserve">a_OV,min</w:t>
+      </w:r>
+      <w:r>
+        <w:t xml:space="preserve"> </w:t>
+      </w:r>
+      <w:r>
+        <w:t xml:space="preserve">with stopping distance, so 50 vs 70 km/h at matched PET separates them.</w:t>
+      </w:r>
+      <w:r>
+        <w:t xml:space="preserve"> </w:t>
+      </w:r>
+      <w:r>
+        <w:t xml:space="preserve">Note the direction, which is worth understanding before modelling: intervention is</w:t>
+      </w:r>
+      <w:r>
+        <w:t xml:space="preserve"> </w:t>
+      </w:r>
+      <w:r>
+        <w:rPr>
+          <w:b/>
+          <w:bCs/>
+        </w:rPr>
+        <w:t xml:space="preserve">lower</w:t>
+      </w:r>
+      <w:r>
+        <w:t xml:space="preserve"> </w:t>
+      </w:r>
+      <w:r>
+        <w:t xml:space="preserve">at 70 km/h at every PET level (e.g. PET2: 0.605 at 50, 0.360 at 70). The</w:t>
+      </w:r>
+      <w:r>
+        <w:t xml:space="preserve"> </w:t>
+      </w:r>
+      <w:r>
+        <w:t xml:space="preserve">speed manipulated is the</w:t>
+      </w:r>
+      <w:r>
+        <w:t xml:space="preserve"> </w:t>
+      </w:r>
+      <w:r>
+        <w:rPr>
+          <w:b/>
+          <w:bCs/>
+        </w:rPr>
+        <w:t xml:space="preserve">oncoming</w:t>
+      </w:r>
+      <w:r>
+        <w:t xml:space="preserve"> </w:t>
+      </w:r>
+      <w:r>
+        <w:t xml:space="preserve">vehicle’s (checked in the traces); the ego holds</w:t>
+      </w:r>
+      <w:r>
+        <w:t xml:space="preserve"> </w:t>
+      </w:r>
+      <w:r>
+        <w:t xml:space="preserve">13.9 m/s in both, so PET and the ego’s own kinematics are matched and the effect is</w:t>
+      </w:r>
+      <w:r>
+        <w:t xml:space="preserve"> </w:t>
+      </w:r>
+      <w:r>
+        <w:t xml:space="preserve">carried entirely by distance at matched time.</w:t>
       </w:r>
     </w:p>
     <w:p>
@@ -3319,22 +3410,37 @@
           <w:b/>
           <w:bCs/>
         </w:rPr>
-        <w:t xml:space="preserve">Accept</w:t>
-      </w:r>
-      <w:r>
-        <w:t xml:space="preserve">: over 20 simulated datasets, population μ and σ recovered within 2</w:t>
-      </w:r>
-      <w:r>
-        <w:t xml:space="preserve"> </w:t>
-      </w:r>
-      <w:r>
-        <w:t xml:space="preserve">Laplace SEs in ≥ 18; per-driver c_i shrinkage visible (posterior means closer to</w:t>
-      </w:r>
-      <w:r>
-        <w:t xml:space="preserve"> </w:t>
-      </w:r>
-      <w:r>
-        <w:t xml:space="preserve">truth than raw per-driver MLEs in RMSE). Runtime under 10 minutes total.</w:t>
+        <w:t xml:space="preserve">What it lacks</w:t>
+      </w:r>
+      <w:r>
+        <w:t xml:space="preserve">: no</w:t>
+      </w:r>
+      <w:r>
+        <w:t xml:space="preserve"> </w:t>
+      </w:r>
+      <w:r>
+        <w:rPr>
+          <w:rStyle w:val="VerbatimChar"/>
+        </w:rPr>
+        <w:t xml:space="preserve">timepoint</w:t>
+      </w:r>
+      <w:r>
+        <w:t xml:space="preserve"> </w:t>
+      </w:r>
+      <w:r>
+        <w:t xml:space="preserve">— there is no truncation series, so LTAP yields a</w:t>
+      </w:r>
+      <w:r>
+        <w:t xml:space="preserve"> </w:t>
+      </w:r>
+      <w:r>
+        <w:t xml:space="preserve">criticality × speed surface and not a criticality × time surface. Cross-scenario</w:t>
+      </w:r>
+      <w:r>
+        <w:t xml:space="preserve"> </w:t>
+      </w:r>
+      <w:r>
+        <w:t xml:space="preserve">comparison must therefore be on criticality, or per-driver (see below).</w:t>
       </w:r>
     </w:p>
     <w:p>
@@ -3350,22 +3456,22 @@
           <w:b/>
           <w:bCs/>
         </w:rPr>
-        <w:t xml:space="preserve">Pitfalls</w:t>
-      </w:r>
-      <w:r>
-        <w:t xml:space="preserve">: identifiability of (c, σ_resp) scale — fix σ_resp’s prior scale from</w:t>
-      </w:r>
-      <w:r>
-        <w:t xml:space="preserve"> </w:t>
-      </w:r>
-      <w:r>
-        <w:t xml:space="preserve">the pilot (≈ 2 200 deficit units); lapse and threshold trade off at C1 — check the</w:t>
-      </w:r>
-      <w:r>
-        <w:t xml:space="preserve"> </w:t>
-      </w:r>
-      <w:r>
-        <w:t xml:space="preserve">recovery specifically at b.</w:t>
+        <w:t xml:space="preserve">Build</w:t>
+      </w:r>
+      <w:r>
+        <w:t xml:space="preserve">: the construction note first, per the original B.3 card — crossing</w:t>
+      </w:r>
+      <w:r>
+        <w:t xml:space="preserve"> </w:t>
+      </w:r>
+      <w:r>
+        <w:t xml:space="preserve">geometry, arrival-time separation at the conflict zone, co-occupancy gating. The</w:t>
+      </w:r>
+      <w:r>
+        <w:t xml:space="preserve"> </w:t>
+      </w:r>
+      <w:r>
+        <w:t xml:space="preserve">cut-in x/y conventions are meaningless here.</w:t>
       </w:r>
     </w:p>
     <w:p>
@@ -3381,26 +3487,74 @@
           <w:b/>
           <w:bCs/>
         </w:rPr>
-        <w:t xml:space="preserve">Stop if</w:t>
-      </w:r>
-      <w:r>
-        <w:t xml:space="preserve">: recovery fails after two honest attempts — report the failure mode,</w:t>
-      </w:r>
-      <w:r>
-        <w:t xml:space="preserve"> </w:t>
-      </w:r>
-      <w:r>
-        <w:t xml:space="preserve">do not loosen the acceptance criterion.</w:t>
+        <w:t xml:space="preserve">Cheap partial comparison, available now and already run</w:t>
+      </w:r>
+      <w:r>
+        <w:t xml:space="preserve">:</w:t>
+      </w:r>
+      <w:r>
+        <w:t xml:space="preserve"> </w:t>
+      </w:r>
+      <w:r>
+        <w:rPr>
+          <w:rStyle w:val="VerbatimChar"/>
+        </w:rPr>
+        <w:t xml:space="preserve">replication/czb/cross_scenario_consistency.py</w:t>
+      </w:r>
+      <w:r>
+        <w:t xml:space="preserve"> </w:t>
+      </w:r>
+      <w:r>
+        <w:t xml:space="preserve">compares all four scenarios with</w:t>
+      </w:r>
+      <w:r>
+        <w:t xml:space="preserve"> </w:t>
+      </w:r>
+      <w:r>
+        <w:rPr>
+          <w:b/>
+          <w:bCs/>
+        </w:rPr>
+        <w:t xml:space="preserve">no</w:t>
+      </w:r>
+      <w:r>
+        <w:rPr>
+          <w:b/>
+          <w:bCs/>
+        </w:rPr>
+        <w:t xml:space="preserve"> </w:t>
+      </w:r>
+      <w:r>
+        <w:rPr>
+          <w:b/>
+          <w:bCs/>
+        </w:rPr>
+        <w:t xml:space="preserve">field at all</w:t>
+      </w:r>
+      <w:r>
+        <w:t xml:space="preserve">, using the fact that every participant saw all four. Per-driver</w:t>
+      </w:r>
+      <w:r>
+        <w:t xml:space="preserve"> </w:t>
+      </w:r>
+      <w:r>
+        <w:t xml:space="preserve">criticality-adjusted propensity correlates +0.50 to +0.74 across scenario pairs,</w:t>
+      </w:r>
+      <w:r>
+        <w:t xml:space="preserve"> </w:t>
+      </w:r>
+      <w:r>
+        <w:t xml:space="preserve">which is 0.53–0.78 of the split-half reliability ceiling (mean 0.69).</w:t>
       </w:r>
     </w:p>
     <w:bookmarkEnd w:id="16"/>
-    <w:bookmarkStart w:id="17" w:name="X7012458fadcc0d15dc90995d0510793cebc8b3f"/>
+    <w:bookmarkStart w:id="17" w:name="card-a.1-synthetic-recovery-harness"/>
     <w:p>
       <w:pPr>
         <w:pStyle w:val="Heading3"/>
       </w:pPr>
       <w:r>
-        <w:t xml:space="preserve">Card A.2 — stage-1 hierarchical fit, both bias variants</w:t>
+        <w:t xml:space="preserve">Card A.1 — synthetic-recovery harness</w:t>
       </w:r>
     </w:p>
     <w:p>
@@ -3419,13 +3573,13 @@
         <w:t xml:space="preserve">Goal</w:t>
       </w:r>
       <w:r>
-        <w:t xml:space="preserve">: the population distribution of the boundary level, and the bias-model</w:t>
-      </w:r>
-      <w:r>
-        <w:t xml:space="preserve"> </w:t>
-      </w:r>
-      <w:r>
-        <w:t xml:space="preserve">decision.</w:t>
+        <w:t xml:space="preserve">: prove the stage-1 estimator recovers known parameters before touching</w:t>
+      </w:r>
+      <w:r>
+        <w:t xml:space="preserve"> </w:t>
+      </w:r>
+      <w:r>
+        <w:t xml:space="preserve">real data.</w:t>
       </w:r>
     </w:p>
     <w:p>
@@ -3453,28 +3607,88 @@
         <w:rPr>
           <w:rStyle w:val="VerbatimChar"/>
         </w:rPr>
-        <w:t xml:space="preserve">replication/czb/fit_stage1.py</w:t>
-      </w:r>
-      <w:r>
-        <w:t xml:space="preserve">, reusing A.1’s model code on the real</w:t>
-      </w:r>
-      <w:r>
-        <w:t xml:space="preserve"> </w:t>
-      </w:r>
-      <w:r>
-        <w:t xml:space="preserve">trials. Fit all four combinations: {deficit axis, a_req axis} × {group-level b,</w:t>
-      </w:r>
-      <w:r>
-        <w:t xml:space="preserve"> </w:t>
-      </w:r>
-      <w:r>
-        <w:t xml:space="preserve">hierarchical b_i}. The ordered braking-expectation response enters as two nested</w:t>
-      </w:r>
-      <w:r>
-        <w:t xml:space="preserve"> </w:t>
-      </w:r>
-      <w:r>
-        <w:t xml:space="preserve">thresholds (fitting plan §2); both levels free per roadmap §0b.</w:t>
+        <w:t xml:space="preserve">replication/czb/fit_recovery.py</w:t>
+      </w:r>
+      <w:r>
+        <w:t xml:space="preserve">. Simulate the Random cut-in design</w:t>
+      </w:r>
+      <w:r>
+        <w:t xml:space="preserve"> </w:t>
+      </w:r>
+      <w:r>
+        <w:t xml:space="preserve">(43 participants × 18 cells × 4 repetitions) from the generative model in</w:t>
+      </w:r>
+      <w:r>
+        <w:t xml:space="preserve"> </w:t>
+      </w:r>
+      <w:r>
+        <w:rPr>
+          <w:rStyle w:val="VerbatimChar"/>
+        </w:rPr>
+        <w:t xml:space="preserve">docs/czb_fitting_plan.md</w:t>
+      </w:r>
+      <w:r>
+        <w:t xml:space="preserve"> </w:t>
+      </w:r>
+      <w:r>
+        <w:t xml:space="preserve">§2 stage 1: c_i ~ LogNormal(μ, σ), lapse floor b</w:t>
+      </w:r>
+      <w:r>
+        <w:t xml:space="preserve"> </w:t>
+      </w:r>
+      <w:r>
+        <w:t xml:space="preserve">(both variants), P = b + (1−b)·Φ((x − c_i)/σ_resp) with x = the cell’s</w:t>
+      </w:r>
+      <w:r>
+        <w:t xml:space="preserve"> </w:t>
+      </w:r>
+      <w:r>
+        <w:rPr>
+          <w:rStyle w:val="VerbatimChar"/>
+        </w:rPr>
+        <w:t xml:space="preserve">deficit_max</w:t>
+      </w:r>
+      <w:r>
+        <w:t xml:space="preserve"> </w:t>
+      </w:r>
+      <w:r>
+        <w:t xml:space="preserve">from</w:t>
+      </w:r>
+      <w:r>
+        <w:t xml:space="preserve"> </w:t>
+      </w:r>
+      <w:r>
+        <w:rPr>
+          <w:rStyle w:val="VerbatimChar"/>
+        </w:rPr>
+        <w:t xml:space="preserve">comfortzone.czb_data.random_cutin_trials()</w:t>
+      </w:r>
+      <w:r>
+        <w:t xml:space="preserve">. Fit by MAP in</w:t>
+      </w:r>
+      <w:r>
+        <w:t xml:space="preserve"> </w:t>
+      </w:r>
+      <w:r>
+        <w:t xml:space="preserve">torch (L-BFGS) with Laplace SEs; also fit the a_allowed parameterization (threshold</w:t>
+      </w:r>
+      <w:r>
+        <w:t xml:space="preserve"> </w:t>
+      </w:r>
+      <w:r>
+        <w:t xml:space="preserve">on</w:t>
+      </w:r>
+      <w:r>
+        <w:t xml:space="preserve"> </w:t>
+      </w:r>
+      <w:r>
+        <w:rPr>
+          <w:rStyle w:val="VerbatimChar"/>
+        </w:rPr>
+        <w:t xml:space="preserve">a_req_max</w:t>
+      </w:r>
+      <w:r>
+        <w:t xml:space="preserve">).</w:t>
       </w:r>
     </w:p>
     <w:p>
@@ -3490,58 +3704,22 @@
           <w:b/>
           <w:bCs/>
         </w:rPr>
-        <w:t xml:space="preserve">Report</w:t>
-      </w:r>
-      <w:r>
-        <w:t xml:space="preserve"> </w:t>
-      </w:r>
-      <w:r>
-        <w:t xml:space="preserve">(</w:t>
-      </w:r>
-      <w:r>
-        <w:rPr>
-          <w:rStyle w:val="VerbatimChar"/>
-        </w:rPr>
-        <w:t xml:space="preserve">replication/czb/out/stage1_summary.md</w:t>
-      </w:r>
-      <w:r>
-        <w:t xml:space="preserve">): population μ, σ with SEs;</w:t>
-      </w:r>
-      <w:r>
-        <w:t xml:space="preserve"> </w:t>
-      </w:r>
-      <w:r>
-        <w:t xml:space="preserve">percentile table (50–95 in steps of 5) of the population distribution with CIs;</w:t>
-      </w:r>
-      <w:r>
-        <w:t xml:space="preserve"> </w:t>
-      </w:r>
-      <w:r>
-        <w:t xml:space="preserve">held-out log-likelihood (leave-one-participant-out, 43 folds); posterior predictive</w:t>
-      </w:r>
-      <w:r>
-        <w:t xml:space="preserve"> </w:t>
-      </w:r>
-      <w:r>
-        <w:t xml:space="preserve">P(intervene) per C1 cell against observed; fitted comfort and dread levels</w:t>
-      </w:r>
-      <w:r>
-        <w:t xml:space="preserve"> </w:t>
-      </w:r>
-      <w:r>
-        <w:t xml:space="preserve">translated to a_allowed units and to steady-following THW at 20 m/s via</w:t>
-      </w:r>
-      <w:r>
-        <w:t xml:space="preserve"> </w:t>
-      </w:r>
-      <w:r>
-        <w:rPr>
-          <w:rStyle w:val="VerbatimChar"/>
-        </w:rPr>
-        <w:t xml:space="preserve">comfortzone.field.critical_thw</w:t>
-      </w:r>
-      <w:r>
-        <w:t xml:space="preserve">.</w:t>
+        <w:t xml:space="preserve">Accept</w:t>
+      </w:r>
+      <w:r>
+        <w:t xml:space="preserve">: over 20 simulated datasets, population μ and σ recovered within 2</w:t>
+      </w:r>
+      <w:r>
+        <w:t xml:space="preserve"> </w:t>
+      </w:r>
+      <w:r>
+        <w:t xml:space="preserve">Laplace SEs in ≥ 18; per-driver c_i shrinkage visible (posterior means closer to</w:t>
+      </w:r>
+      <w:r>
+        <w:t xml:space="preserve"> </w:t>
+      </w:r>
+      <w:r>
+        <w:t xml:space="preserve">truth than raw per-driver MLEs in RMSE). Runtime under 10 minutes total.</w:t>
       </w:r>
     </w:p>
     <w:p>
@@ -3557,16 +3735,22 @@
           <w:b/>
           <w:bCs/>
         </w:rPr>
-        <w:t xml:space="preserve">Accept</w:t>
-      </w:r>
-      <w:r>
-        <w:t xml:space="preserve">: all four fits converge; the summary table renders; LOPO likelihood</w:t>
-      </w:r>
-      <w:r>
-        <w:t xml:space="preserve"> </w:t>
-      </w:r>
-      <w:r>
-        <w:t xml:space="preserve">distinguishes the bias variants or states that it cannot.</w:t>
+        <w:t xml:space="preserve">Pitfalls</w:t>
+      </w:r>
+      <w:r>
+        <w:t xml:space="preserve">: identifiability of (c, σ_resp) scale — fix σ_resp’s prior scale from</w:t>
+      </w:r>
+      <w:r>
+        <w:t xml:space="preserve"> </w:t>
+      </w:r>
+      <w:r>
+        <w:t xml:space="preserve">the pilot (≈ 2 200 deficit units); lapse and threshold trade off at C1 — check the</w:t>
+      </w:r>
+      <w:r>
+        <w:t xml:space="preserve"> </w:t>
+      </w:r>
+      <w:r>
+        <w:t xml:space="preserve">recovery specifically at b.</w:t>
       </w:r>
     </w:p>
     <w:p>
@@ -3585,179 +3769,23 @@
         <w:t xml:space="preserve">Stop if</w:t>
       </w:r>
       <w:r>
-        <w:t xml:space="preserve">: the C1 cells misfit under both bias variants (systematic sign pattern</w:t>
-      </w:r>
-      <w:r>
-        <w:t xml:space="preserve"> </w:t>
-      </w:r>
-      <w:r>
-        <w:t xml:space="preserve">across criticalities) — that is the anticipation-leak question and needs review.</w:t>
+        <w:t xml:space="preserve">: recovery fails after two honest attempts — report the failure mode,</w:t>
+      </w:r>
+      <w:r>
+        <w:t xml:space="preserve"> </w:t>
+      </w:r>
+      <w:r>
+        <w:t xml:space="preserve">do not loosen the acceptance criterion.</w:t>
       </w:r>
     </w:p>
     <w:bookmarkEnd w:id="17"/>
-    <w:bookmarkStart w:id="18" w:name="Xbeb80fc684e59d248c2830b01171a26507f84a9"/>
+    <w:bookmarkStart w:id="18" w:name="X7012458fadcc0d15dc90995d0510793cebc8b3f"/>
     <w:p>
       <w:pPr>
         <w:pStyle w:val="Heading3"/>
       </w:pPr>
       <w:r>
-        <w:t xml:space="preserve">Card A.3 — the accumulator layer (review gate on its verdict)</w:t>
-      </w:r>
-    </w:p>
-    <w:p>
-      <w:pPr>
-        <w:pStyle w:val="FirstParagraph"/>
-      </w:pPr>
-      <w:r>
-        <w:rPr>
-          <w:i/>
-          <w:iCs/>
-        </w:rPr>
-        <w:t xml:space="preserve">[Verdict recorded 2026-08-27 at review gate R.1:</w:t>
-      </w:r>
-      <w:r>
-        <w:rPr>
-          <w:i/>
-          <w:iCs/>
-        </w:rPr>
-        <w:t xml:space="preserve"> </w:t>
-      </w:r>
-      <w:r>
-        <w:rPr>
-          <w:b/>
-          <w:bCs/>
-          <w:i/>
-          <w:iCs/>
-        </w:rPr>
-        <w:t xml:space="preserve">FAIL</w:t>
-      </w:r>
-      <w:r>
-        <w:rPr>
-          <w:i/>
-          <w:iCs/>
-        </w:rPr>
-        <w:t xml:space="preserve">, final and quotable. The</w:t>
-      </w:r>
-      <w:r>
-        <w:rPr>
-          <w:i/>
-          <w:iCs/>
-        </w:rPr>
-        <w:t xml:space="preserve"> </w:t>
-      </w:r>
-      <w:r>
-        <w:rPr>
-          <w:i/>
-          <w:iCs/>
-        </w:rPr>
-        <w:t xml:space="preserve">gate repaired two diagnosed misspecifications (v2: noise gated at manoeuvre onset;</w:t>
-      </w:r>
-      <w:r>
-        <w:rPr>
-          <w:i/>
-          <w:iCs/>
-        </w:rPr>
-        <w:t xml:space="preserve"> </w:t>
-      </w:r>
-      <w:r>
-        <w:rPr>
-          <w:i/>
-          <w:iCs/>
-        </w:rPr>
-        <w:t xml:space="preserve">v3: a free trial-level threshold spread, the analogue of stage 1’s σ_resp), verified</w:t>
-      </w:r>
-      <w:r>
-        <w:rPr>
-          <w:i/>
-          <w:iCs/>
-        </w:rPr>
-        <w:t xml:space="preserve"> </w:t>
-      </w:r>
-      <w:r>
-        <w:rPr>
-          <w:i/>
-          <w:iCs/>
-        </w:rPr>
-        <w:t xml:space="preserve">v2’s degenerate optimum was global (</w:t>
-      </w:r>
-      <w:r>
-        <w:rPr>
-          <w:rStyle w:val="VerbatimChar"/>
-          <w:i/>
-          <w:iCs/>
-        </w:rPr>
-        <w:t xml:space="preserve">fit_stage2.py --scan</w:t>
-      </w:r>
-      <w:r>
-        <w:rPr>
-          <w:i/>
-          <w:iCs/>
-        </w:rPr>
-        <w:t xml:space="preserve">), and pre-committed to v3</w:t>
-      </w:r>
-      <w:r>
-        <w:rPr>
-          <w:i/>
-          <w:iCs/>
-        </w:rPr>
-        <w:t xml:space="preserve"> </w:t>
-      </w:r>
-      <w:r>
-        <w:rPr>
-          <w:i/>
-          <w:iCs/>
-        </w:rPr>
-        <w:t xml:space="preserve">as the last iteration. v3: in-sample 0.178 vs the static probit’s 0.125; held-out</w:t>
-      </w:r>
-      <w:r>
-        <w:rPr>
-          <w:i/>
-          <w:iCs/>
-        </w:rPr>
-        <w:t xml:space="preserve"> </w:t>
-      </w:r>
-      <w:r>
-        <w:rPr>
-          <w:i/>
-          <w:iCs/>
-        </w:rPr>
-        <w:t xml:space="preserve">0.267 against the ≤ 0.11 / &gt; 0.13 rule. Structural cause in</w:t>
-      </w:r>
-      <w:r>
-        <w:rPr>
-          <w:i/>
-          <w:iCs/>
-        </w:rPr>
-        <w:t xml:space="preserve"> </w:t>
-      </w:r>
-      <w:r>
-        <w:rPr>
-          <w:rStyle w:val="VerbatimChar"/>
-          <w:i/>
-          <w:iCs/>
-        </w:rPr>
-        <w:t xml:space="preserve">out/stage2_summary.md</w:t>
-      </w:r>
-      <w:r>
-        <w:rPr>
-          <w:i/>
-          <w:iCs/>
-        </w:rPr>
-        <w:t xml:space="preserve">.</w:t>
-      </w:r>
-      <w:r>
-        <w:rPr>
-          <w:i/>
-          <w:iCs/>
-        </w:rPr>
-        <w:t xml:space="preserve"> </w:t>
-      </w:r>
-      <w:r>
-        <w:rPr>
-          <w:i/>
-          <w:iCs/>
-        </w:rPr>
-        <w:t xml:space="preserve">Do not re-run this card; the accumulator question is closed for this stimulus set.]</w:t>
+        <w:t xml:space="preserve">Card A.2 — stage-1 hierarchical fit, both bias variants</w:t>
       </w:r>
     </w:p>
     <w:p>
@@ -3776,13 +3804,13 @@
         <w:t xml:space="preserve">Goal</w:t>
       </w:r>
       <w:r>
-        <w:t xml:space="preserve">: the pre-registered test: does time-integration close the within-scenario</w:t>
-      </w:r>
-      <w:r>
-        <w:t xml:space="preserve"> </w:t>
-      </w:r>
-      <w:r>
-        <w:t xml:space="preserve">gap?</w:t>
+        <w:t xml:space="preserve">: the population distribution of the boundary level, and the bias-model</w:t>
+      </w:r>
+      <w:r>
+        <w:t xml:space="preserve"> </w:t>
+      </w:r>
+      <w:r>
+        <w:t xml:space="preserve">decision.</w:t>
       </w:r>
     </w:p>
     <w:p>
@@ -3810,52 +3838,28 @@
         <w:rPr>
           <w:rStyle w:val="VerbatimChar"/>
         </w:rPr>
-        <w:t xml:space="preserve">replication/czb/fit_stage2.py</w:t>
-      </w:r>
-      <w:r>
-        <w:t xml:space="preserve">. Evidence = the per-frame deficit series</w:t>
-      </w:r>
-      <w:r>
-        <w:t xml:space="preserve"> </w:t>
-      </w:r>
-      <w:r>
-        <w:t xml:space="preserve">(not the running max) from</w:t>
-      </w:r>
-      <w:r>
-        <w:t xml:space="preserve"> </w:t>
-      </w:r>
-      <w:r>
-        <w:rPr>
-          <w:rStyle w:val="VerbatimChar"/>
-        </w:rPr>
-        <w:t xml:space="preserve">stimulus_field</w:t>
-      </w:r>
-      <w:r>
-        <w:t xml:space="preserve">; linear accumulator with gain and</w:t>
-      </w:r>
-      <w:r>
-        <w:t xml:space="preserve"> </w:t>
-      </w:r>
-      <w:r>
-        <w:t xml:space="preserve">noise, threshold from A.2’s c_i; P(crossed by clip end) per trial via the</w:t>
-      </w:r>
-      <w:r>
-        <w:t xml:space="preserve"> </w:t>
-      </w:r>
-      <w:r>
-        <w:t xml:space="preserve">closed-form Gaussian first-passage approximation or 200-path simulation per cell</w:t>
-      </w:r>
-      <w:r>
-        <w:t xml:space="preserve"> </w:t>
-      </w:r>
-      <w:r>
-        <w:t xml:space="preserve">(cells share stimuli, so simulate per cell, not per trial). Motor latency fixed at</w:t>
-      </w:r>
-      <w:r>
-        <w:t xml:space="preserve"> </w:t>
-      </w:r>
-      <w:r>
-        <w:t xml:space="preserve">0.25 s; sensitivity refits at 0.15 and 0.35 s.</w:t>
+        <w:t xml:space="preserve">replication/czb/fit_stage1.py</w:t>
+      </w:r>
+      <w:r>
+        <w:t xml:space="preserve">, reusing A.1’s model code on the real</w:t>
+      </w:r>
+      <w:r>
+        <w:t xml:space="preserve"> </w:t>
+      </w:r>
+      <w:r>
+        <w:t xml:space="preserve">trials. Fit all four combinations: {deficit axis, a_req axis} × {group-level b,</w:t>
+      </w:r>
+      <w:r>
+        <w:t xml:space="preserve"> </w:t>
+      </w:r>
+      <w:r>
+        <w:t xml:space="preserve">hierarchical b_i}. The ordered braking-expectation response enters as two nested</w:t>
+      </w:r>
+      <w:r>
+        <w:t xml:space="preserve"> </w:t>
+      </w:r>
+      <w:r>
+        <w:t xml:space="preserve">thresholds (fitting plan §2); both levels free per roadmap §0b.</w:t>
       </w:r>
     </w:p>
     <w:p>
@@ -3871,28 +3875,58 @@
           <w:b/>
           <w:bCs/>
         </w:rPr>
-        <w:t xml:space="preserve">Accept / decision rule (pre-stated)</w:t>
-      </w:r>
-      <w:r>
-        <w:t xml:space="preserve">: held-out (leave-one-criticality-out) RMSE</w:t>
-      </w:r>
-      <w:r>
-        <w:t xml:space="preserve"> </w:t>
-      </w:r>
-      <w:r>
-        <w:t xml:space="preserve">on the 18-cell surface ≤ 0.11 counts as closing the gap (the 2D state rule’s 0.120</w:t>
-      </w:r>
-      <w:r>
-        <w:t xml:space="preserve"> </w:t>
-      </w:r>
-      <w:r>
-        <w:t xml:space="preserve">and the design ceiling’s ~0.10 bracket the target); &gt; 0.13 counts as failure and</w:t>
-      </w:r>
-      <w:r>
-        <w:t xml:space="preserve"> </w:t>
-      </w:r>
-      <w:r>
-        <w:t xml:space="preserve">is reported as evidence against the framework per the assessment.</w:t>
+        <w:t xml:space="preserve">Report</w:t>
+      </w:r>
+      <w:r>
+        <w:t xml:space="preserve"> </w:t>
+      </w:r>
+      <w:r>
+        <w:t xml:space="preserve">(</w:t>
+      </w:r>
+      <w:r>
+        <w:rPr>
+          <w:rStyle w:val="VerbatimChar"/>
+        </w:rPr>
+        <w:t xml:space="preserve">replication/czb/out/stage1_summary.md</w:t>
+      </w:r>
+      <w:r>
+        <w:t xml:space="preserve">): population μ, σ with SEs;</w:t>
+      </w:r>
+      <w:r>
+        <w:t xml:space="preserve"> </w:t>
+      </w:r>
+      <w:r>
+        <w:t xml:space="preserve">percentile table (50–95 in steps of 5) of the population distribution with CIs;</w:t>
+      </w:r>
+      <w:r>
+        <w:t xml:space="preserve"> </w:t>
+      </w:r>
+      <w:r>
+        <w:t xml:space="preserve">held-out log-likelihood (leave-one-participant-out, 43 folds); posterior predictive</w:t>
+      </w:r>
+      <w:r>
+        <w:t xml:space="preserve"> </w:t>
+      </w:r>
+      <w:r>
+        <w:t xml:space="preserve">P(intervene) per C1 cell against observed; fitted comfort and dread levels</w:t>
+      </w:r>
+      <w:r>
+        <w:t xml:space="preserve"> </w:t>
+      </w:r>
+      <w:r>
+        <w:t xml:space="preserve">translated to a_allowed units and to steady-following THW at 20 m/s via</w:t>
+      </w:r>
+      <w:r>
+        <w:t xml:space="preserve"> </w:t>
+      </w:r>
+      <w:r>
+        <w:rPr>
+          <w:rStyle w:val="VerbatimChar"/>
+        </w:rPr>
+        <w:t xml:space="preserve">comfortzone.field.critical_thw</w:t>
+      </w:r>
+      <w:r>
+        <w:t xml:space="preserve">.</w:t>
       </w:r>
     </w:p>
     <w:p>
@@ -3908,26 +3942,51 @@
           <w:b/>
           <w:bCs/>
         </w:rPr>
+        <w:t xml:space="preserve">Accept</w:t>
+      </w:r>
+      <w:r>
+        <w:t xml:space="preserve">: all four fits converge; the summary table renders; LOPO likelihood</w:t>
+      </w:r>
+      <w:r>
+        <w:t xml:space="preserve"> </w:t>
+      </w:r>
+      <w:r>
+        <w:t xml:space="preserve">distinguishes the bias variants or states that it cannot.</w:t>
+      </w:r>
+    </w:p>
+    <w:p>
+      <w:pPr>
+        <w:pStyle w:val="Compact"/>
+        <w:numPr>
+          <w:ilvl w:val="0"/>
+          <w:numId w:val="1013"/>
+        </w:numPr>
+      </w:pPr>
+      <w:r>
+        <w:rPr>
+          <w:b/>
+          <w:bCs/>
+        </w:rPr>
         <w:t xml:space="preserve">Stop if</w:t>
       </w:r>
       <w:r>
-        <w:t xml:space="preserve">: the fitted gain wants to be so large the accumulator degenerates to</w:t>
-      </w:r>
-      <w:r>
-        <w:t xml:space="preserve"> </w:t>
-      </w:r>
-      <w:r>
-        <w:t xml:space="preserve">the static threshold — report, since that itself answers the question.</w:t>
+        <w:t xml:space="preserve">: the C1 cells misfit under both bias variants (systematic sign pattern</w:t>
+      </w:r>
+      <w:r>
+        <w:t xml:space="preserve"> </w:t>
+      </w:r>
+      <w:r>
+        <w:t xml:space="preserve">across criticalities) — that is the anticipation-leak question and needs review.</w:t>
       </w:r>
     </w:p>
     <w:bookmarkEnd w:id="18"/>
-    <w:bookmarkStart w:id="19" w:name="card-a.4-button-side-validation"/>
+    <w:bookmarkStart w:id="19" w:name="Xbeb80fc684e59d248c2830b01171a26507f84a9"/>
     <w:p>
       <w:pPr>
         <w:pStyle w:val="Heading3"/>
       </w:pPr>
       <w:r>
-        <w:t xml:space="preserve">Card A.4 — button-side validation</w:t>
+        <w:t xml:space="preserve">Card A.3 — the accumulator layer (review gate on its verdict)</w:t>
       </w:r>
     </w:p>
     <w:p>
@@ -3939,77 +3998,151 @@
           <w:i/>
           <w:iCs/>
         </w:rPr>
-        <w:t xml:space="preserve">[Re-run 2026-08-27 at review gate R.1 under the final (v3) accumulator: still FAIL</w:t>
-      </w:r>
-      <w:r>
-        <w:rPr>
-          <w:i/>
-          <w:iCs/>
-        </w:rPr>
-        <w:t xml:space="preserve"> </w:t>
-      </w:r>
-      <w:r>
-        <w:rPr>
-          <w:i/>
-          <w:iCs/>
-        </w:rPr>
-        <w:t xml:space="preserve">(worst checkpoint discrepancy 0.310), attributable to the accumulator’s recorded A.3</w:t>
-      </w:r>
-      <w:r>
-        <w:rPr>
-          <w:i/>
-          <w:iCs/>
-        </w:rPr>
-        <w:t xml:space="preserve"> </w:t>
-      </w:r>
-      <w:r>
-        <w:rPr>
-          <w:i/>
-          <w:iCs/>
-        </w:rPr>
-        <w:t xml:space="preserve">inadequacy. What survives: the paradigm effect’s direction (earlier pressing in</w:t>
-      </w:r>
-      <w:r>
-        <w:rPr>
-          <w:i/>
-          <w:iCs/>
-        </w:rPr>
-        <w:t xml:space="preserve"> </w:t>
-      </w:r>
-      <w:r>
-        <w:rPr>
-          <w:i/>
-          <w:iCs/>
-        </w:rPr>
-        <w:t xml:space="preserve">Button) is confirmed; the level-versus-rate form is NOT distinguished (both shifts</w:t>
-      </w:r>
-      <w:r>
-        <w:rPr>
-          <w:i/>
-          <w:iCs/>
-        </w:rPr>
-        <w:t xml:space="preserve"> </w:t>
-      </w:r>
-      <w:r>
-        <w:rPr>
-          <w:i/>
-          <w:iCs/>
-        </w:rPr>
-        <w:t xml:space="preserve">reach RMSE 0.163), so handbook ch. 11 decision 3 stays open. Do not re-run without a</w:t>
-      </w:r>
-      <w:r>
-        <w:rPr>
-          <w:i/>
-          <w:iCs/>
-        </w:rPr>
-        <w:t xml:space="preserve"> </w:t>
-      </w:r>
-      <w:r>
-        <w:rPr>
-          <w:i/>
-          <w:iCs/>
-        </w:rPr>
-        <w:t xml:space="preserve">new response model.]</w:t>
+        <w:t xml:space="preserve">[Verdict recorded 2026-08-27 at review gate R.1:</w:t>
+      </w:r>
+      <w:r>
+        <w:rPr>
+          <w:i/>
+          <w:iCs/>
+        </w:rPr>
+        <w:t xml:space="preserve"> </w:t>
+      </w:r>
+      <w:r>
+        <w:rPr>
+          <w:b/>
+          <w:bCs/>
+          <w:i/>
+          <w:iCs/>
+        </w:rPr>
+        <w:t xml:space="preserve">FAIL</w:t>
+      </w:r>
+      <w:r>
+        <w:rPr>
+          <w:i/>
+          <w:iCs/>
+        </w:rPr>
+        <w:t xml:space="preserve">, final and quotable. The</w:t>
+      </w:r>
+      <w:r>
+        <w:rPr>
+          <w:i/>
+          <w:iCs/>
+        </w:rPr>
+        <w:t xml:space="preserve"> </w:t>
+      </w:r>
+      <w:r>
+        <w:rPr>
+          <w:i/>
+          <w:iCs/>
+        </w:rPr>
+        <w:t xml:space="preserve">gate repaired two diagnosed misspecifications (v2: noise gated at manoeuvre onset;</w:t>
+      </w:r>
+      <w:r>
+        <w:rPr>
+          <w:i/>
+          <w:iCs/>
+        </w:rPr>
+        <w:t xml:space="preserve"> </w:t>
+      </w:r>
+      <w:r>
+        <w:rPr>
+          <w:i/>
+          <w:iCs/>
+        </w:rPr>
+        <w:t xml:space="preserve">v3: a free trial-level threshold spread, the analogue of stage 1’s σ_resp), verified</w:t>
+      </w:r>
+      <w:r>
+        <w:rPr>
+          <w:i/>
+          <w:iCs/>
+        </w:rPr>
+        <w:t xml:space="preserve"> </w:t>
+      </w:r>
+      <w:r>
+        <w:rPr>
+          <w:i/>
+          <w:iCs/>
+        </w:rPr>
+        <w:t xml:space="preserve">v2’s degenerate optimum was global (</w:t>
+      </w:r>
+      <w:r>
+        <w:rPr>
+          <w:rStyle w:val="VerbatimChar"/>
+          <w:i/>
+          <w:iCs/>
+        </w:rPr>
+        <w:t xml:space="preserve">fit_stage2.py --scan</w:t>
+      </w:r>
+      <w:r>
+        <w:rPr>
+          <w:i/>
+          <w:iCs/>
+        </w:rPr>
+        <w:t xml:space="preserve">), and pre-committed to v3</w:t>
+      </w:r>
+      <w:r>
+        <w:rPr>
+          <w:i/>
+          <w:iCs/>
+        </w:rPr>
+        <w:t xml:space="preserve"> </w:t>
+      </w:r>
+      <w:r>
+        <w:rPr>
+          <w:i/>
+          <w:iCs/>
+        </w:rPr>
+        <w:t xml:space="preserve">as the last iteration. v3: in-sample 0.178 vs the static probit’s 0.125; held-out</w:t>
+      </w:r>
+      <w:r>
+        <w:rPr>
+          <w:i/>
+          <w:iCs/>
+        </w:rPr>
+        <w:t xml:space="preserve"> </w:t>
+      </w:r>
+      <w:r>
+        <w:rPr>
+          <w:i/>
+          <w:iCs/>
+        </w:rPr>
+        <w:t xml:space="preserve">0.267 against the ≤ 0.11 / &gt; 0.13 rule. Structural cause in</w:t>
+      </w:r>
+      <w:r>
+        <w:rPr>
+          <w:i/>
+          <w:iCs/>
+        </w:rPr>
+        <w:t xml:space="preserve"> </w:t>
+      </w:r>
+      <w:r>
+        <w:rPr>
+          <w:rStyle w:val="VerbatimChar"/>
+          <w:i/>
+          <w:iCs/>
+        </w:rPr>
+        <w:t xml:space="preserve">out/stage2_summary.md</w:t>
+      </w:r>
+      <w:r>
+        <w:rPr>
+          <w:i/>
+          <w:iCs/>
+        </w:rPr>
+        <w:t xml:space="preserve">.</w:t>
+      </w:r>
+      <w:r>
+        <w:rPr>
+          <w:i/>
+          <w:iCs/>
+        </w:rPr>
+        <w:t xml:space="preserve"> </w:t>
+      </w:r>
+      <w:r>
+        <w:rPr>
+          <w:i/>
+          <w:iCs/>
+        </w:rPr>
+        <w:t xml:space="preserve">Do not re-run this card; the accumulator question is closed for this stimulus set.]</w:t>
       </w:r>
     </w:p>
     <w:p>
@@ -4028,13 +4161,13 @@
         <w:t xml:space="preserve">Goal</w:t>
       </w:r>
       <w:r>
-        <w:t xml:space="preserve">: predict the press-time densities from the Random-fitted model with one</w:t>
-      </w:r>
-      <w:r>
-        <w:t xml:space="preserve"> </w:t>
-      </w:r>
-      <w:r>
-        <w:t xml:space="preserve">paradigm shift.</w:t>
+        <w:t xml:space="preserve">: the pre-registered test: does time-integration close the within-scenario</w:t>
+      </w:r>
+      <w:r>
+        <w:t xml:space="preserve"> </w:t>
+      </w:r>
+      <w:r>
+        <w:t xml:space="preserve">gap?</w:t>
       </w:r>
     </w:p>
     <w:p>
@@ -4062,49 +4195,52 @@
         <w:rPr>
           <w:rStyle w:val="VerbatimChar"/>
         </w:rPr>
-        <w:t xml:space="preserve">replication/czb/validate_button.py</w:t>
-      </w:r>
-      <w:r>
-        <w:t xml:space="preserve"> </w:t>
-      </w:r>
-      <w:r>
-        <w:t xml:space="preserve">on</w:t>
-      </w:r>
-      <w:r>
-        <w:t xml:space="preserve"> </w:t>
-      </w:r>
-      <w:r>
-        <w:rPr>
-          <w:rStyle w:val="VerbatimChar"/>
-        </w:rPr>
-        <w:t xml:space="preserve">czb_data.button_cutin_trials()</w:t>
-      </w:r>
-      <w:r>
-        <w:t xml:space="preserve">. Fit δ once as a threshold shift and once as a</w:t>
-      </w:r>
-      <w:r>
-        <w:t xml:space="preserve"> </w:t>
-      </w:r>
-      <w:r>
-        <w:t xml:space="preserve">gain shift; compare predicted vs observed press-time distributions per criticality</w:t>
-      </w:r>
-      <w:r>
-        <w:t xml:space="preserve"> </w:t>
-      </w:r>
-      <w:r>
-        <w:t xml:space="preserve">(QQ plots to</w:t>
-      </w:r>
-      <w:r>
-        <w:t xml:space="preserve"> </w:t>
-      </w:r>
-      <w:r>
-        <w:rPr>
-          <w:rStyle w:val="VerbatimChar"/>
-        </w:rPr>
-        <w:t xml:space="preserve">figures/</w:t>
-      </w:r>
-      <w:r>
-        <w:t xml:space="preserve">, one page) and report which shape fits.</w:t>
+        <w:t xml:space="preserve">replication/czb/fit_stage2.py</w:t>
+      </w:r>
+      <w:r>
+        <w:t xml:space="preserve">. Evidence = the per-frame deficit series</w:t>
+      </w:r>
+      <w:r>
+        <w:t xml:space="preserve"> </w:t>
+      </w:r>
+      <w:r>
+        <w:t xml:space="preserve">(not the running max) from</w:t>
+      </w:r>
+      <w:r>
+        <w:t xml:space="preserve"> </w:t>
+      </w:r>
+      <w:r>
+        <w:rPr>
+          <w:rStyle w:val="VerbatimChar"/>
+        </w:rPr>
+        <w:t xml:space="preserve">stimulus_field</w:t>
+      </w:r>
+      <w:r>
+        <w:t xml:space="preserve">; linear accumulator with gain and</w:t>
+      </w:r>
+      <w:r>
+        <w:t xml:space="preserve"> </w:t>
+      </w:r>
+      <w:r>
+        <w:t xml:space="preserve">noise, threshold from A.2’s c_i; P(crossed by clip end) per trial via the</w:t>
+      </w:r>
+      <w:r>
+        <w:t xml:space="preserve"> </w:t>
+      </w:r>
+      <w:r>
+        <w:t xml:space="preserve">closed-form Gaussian first-passage approximation or 200-path simulation per cell</w:t>
+      </w:r>
+      <w:r>
+        <w:t xml:space="preserve"> </w:t>
+      </w:r>
+      <w:r>
+        <w:t xml:space="preserve">(cells share stimuli, so simulate per cell, not per trial). Motor latency fixed at</w:t>
+      </w:r>
+      <w:r>
+        <w:t xml:space="preserve"> </w:t>
+      </w:r>
+      <w:r>
+        <w:t xml:space="preserve">0.25 s; sensitivity refits at 0.15 and 0.35 s.</w:t>
       </w:r>
     </w:p>
     <w:p>
@@ -4120,26 +4256,63 @@
           <w:b/>
           <w:bCs/>
         </w:rPr>
-        <w:t xml:space="preserve">Accept</w:t>
-      </w:r>
-      <w:r>
-        <w:t xml:space="preserve">: the documented cross-paradigm excess (+0.26 at TTC6) is reproduced by</w:t>
-      </w:r>
-      <w:r>
-        <w:t xml:space="preserve"> </w:t>
-      </w:r>
-      <w:r>
-        <w:t xml:space="preserve">the shifted model within 0.05 at the fixed-clip checkpoints.</w:t>
+        <w:t xml:space="preserve">Accept / decision rule (pre-stated)</w:t>
+      </w:r>
+      <w:r>
+        <w:t xml:space="preserve">: held-out (leave-one-criticality-out) RMSE</w:t>
+      </w:r>
+      <w:r>
+        <w:t xml:space="preserve"> </w:t>
+      </w:r>
+      <w:r>
+        <w:t xml:space="preserve">on the 18-cell surface ≤ 0.11 counts as closing the gap (the 2D state rule’s 0.120</w:t>
+      </w:r>
+      <w:r>
+        <w:t xml:space="preserve"> </w:t>
+      </w:r>
+      <w:r>
+        <w:t xml:space="preserve">and the design ceiling’s ~0.10 bracket the target); &gt; 0.13 counts as failure and</w:t>
+      </w:r>
+      <w:r>
+        <w:t xml:space="preserve"> </w:t>
+      </w:r>
+      <w:r>
+        <w:t xml:space="preserve">is reported as evidence against the framework per the assessment.</w:t>
+      </w:r>
+    </w:p>
+    <w:p>
+      <w:pPr>
+        <w:pStyle w:val="Compact"/>
+        <w:numPr>
+          <w:ilvl w:val="0"/>
+          <w:numId w:val="1014"/>
+        </w:numPr>
+      </w:pPr>
+      <w:r>
+        <w:rPr>
+          <w:b/>
+          <w:bCs/>
+        </w:rPr>
+        <w:t xml:space="preserve">Stop if</w:t>
+      </w:r>
+      <w:r>
+        <w:t xml:space="preserve">: the fitted gain wants to be so large the accumulator degenerates to</w:t>
+      </w:r>
+      <w:r>
+        <w:t xml:space="preserve"> </w:t>
+      </w:r>
+      <w:r>
+        <w:t xml:space="preserve">the static threshold — report, since that itself answers the question.</w:t>
       </w:r>
     </w:p>
     <w:bookmarkEnd w:id="19"/>
-    <w:bookmarkStart w:id="20" w:name="Xe9b12db9ccf940c2e98352feae798e2c271a525"/>
+    <w:bookmarkStart w:id="20" w:name="card-a.4-button-side-validation"/>
     <w:p>
       <w:pPr>
         <w:pStyle w:val="Heading3"/>
       </w:pPr>
       <w:r>
-        <w:t xml:space="preserve">Cards B.1–B.3 — transfer-scenario field constructions</w:t>
+        <w:t xml:space="preserve">Card A.4 — button-side validation</w:t>
       </w:r>
     </w:p>
     <w:p>
@@ -4147,109 +4320,81 @@
         <w:pStyle w:val="FirstParagraph"/>
       </w:pPr>
       <w:r>
-        <w:t xml:space="preserve">Template for each: a loader in</w:t>
-      </w:r>
-      <w:r>
-        <w:t xml:space="preserve"> </w:t>
-      </w:r>
-      <w:r>
-        <w:rPr>
-          <w:rStyle w:val="VerbatimChar"/>
-        </w:rPr>
-        <w:t xml:space="preserve">src/comfortzone/&lt;scenario&gt;.py</w:t>
-      </w:r>
-      <w:r>
-        <w:t xml:space="preserve"> </w:t>
-      </w:r>
-      <w:r>
-        <w:t xml:space="preserve">following</w:t>
-      </w:r>
-      <w:r>
-        <w:t xml:space="preserve"> </w:t>
-      </w:r>
-      <w:r>
-        <w:rPr>
-          <w:rStyle w:val="VerbatimChar"/>
-        </w:rPr>
-        <w:t xml:space="preserve">cutin.py</w:t>
-      </w:r>
-      <w:r>
-        <w:t xml:space="preserve">’s</w:t>
-      </w:r>
-      <w:r>
-        <w:t xml:space="preserve"> </w:t>
-      </w:r>
-      <w:r>
-        <w:t xml:space="preserve">structure (role assignment appropriate to the scenario —</w:t>
-      </w:r>
-      <w:r>
-        <w:t xml:space="preserve"> </w:t>
-      </w:r>
-      <w:r>
-        <w:rPr>
-          <w:b/>
-          <w:bCs/>
-        </w:rPr>
-        <w:t xml:space="preserve">by instructed vehicle, not</w:t>
-      </w:r>
-      <w:r>
-        <w:rPr>
-          <w:b/>
-          <w:bCs/>
-        </w:rPr>
-        <w:t xml:space="preserve"> </w:t>
-      </w:r>
-      <w:r>
-        <w:rPr>
-          <w:b/>
-          <w:bCs/>
-        </w:rPr>
-        <w:t xml:space="preserve">lateral span</w:t>
-      </w:r>
-      <w:r>
-        <w:t xml:space="preserve">), a field check script in</w:t>
-      </w:r>
-      <w:r>
-        <w:t xml:space="preserve"> </w:t>
-      </w:r>
-      <w:r>
-        <w:rPr>
-          <w:rStyle w:val="VerbatimChar"/>
-        </w:rPr>
-        <w:t xml:space="preserve">replication/czb/</w:t>
-      </w:r>
-      <w:r>
-        <w:t xml:space="preserve"> </w:t>
-      </w:r>
-      <w:r>
-        <w:t xml:space="preserve">producing a</w:t>
-      </w:r>
-      <w:r>
-        <w:t xml:space="preserve"> </w:t>
-      </w:r>
-      <w:r>
-        <w:t xml:space="preserve">per-criticality deficit figure, property tests, and the PS-versus-field correlation</w:t>
-      </w:r>
-      <w:r>
-        <w:t xml:space="preserve"> </w:t>
-      </w:r>
-      <w:r>
-        <w:t xml:space="preserve">(the</w:t>
-      </w:r>
-      <w:r>
-        <w:t xml:space="preserve"> </w:t>
-      </w:r>
-      <w:r>
-        <w:rPr>
-          <w:rStyle w:val="VerbatimChar"/>
-        </w:rPr>
-        <w:t xml:space="preserve">ps_vs_field.py</w:t>
-      </w:r>
-      <w:r>
-        <w:t xml:space="preserve"> </w:t>
-      </w:r>
-      <w:r>
-        <w:t xml:space="preserve">pattern) as the acceptance readout.</w:t>
+        <w:rPr>
+          <w:i/>
+          <w:iCs/>
+        </w:rPr>
+        <w:t xml:space="preserve">[Re-run 2026-08-27 at review gate R.1 under the final (v3) accumulator: still FAIL</w:t>
+      </w:r>
+      <w:r>
+        <w:rPr>
+          <w:i/>
+          <w:iCs/>
+        </w:rPr>
+        <w:t xml:space="preserve"> </w:t>
+      </w:r>
+      <w:r>
+        <w:rPr>
+          <w:i/>
+          <w:iCs/>
+        </w:rPr>
+        <w:t xml:space="preserve">(worst checkpoint discrepancy 0.310), attributable to the accumulator’s recorded A.3</w:t>
+      </w:r>
+      <w:r>
+        <w:rPr>
+          <w:i/>
+          <w:iCs/>
+        </w:rPr>
+        <w:t xml:space="preserve"> </w:t>
+      </w:r>
+      <w:r>
+        <w:rPr>
+          <w:i/>
+          <w:iCs/>
+        </w:rPr>
+        <w:t xml:space="preserve">inadequacy. What survives: the paradigm effect’s direction (earlier pressing in</w:t>
+      </w:r>
+      <w:r>
+        <w:rPr>
+          <w:i/>
+          <w:iCs/>
+        </w:rPr>
+        <w:t xml:space="preserve"> </w:t>
+      </w:r>
+      <w:r>
+        <w:rPr>
+          <w:i/>
+          <w:iCs/>
+        </w:rPr>
+        <w:t xml:space="preserve">Button) is confirmed; the level-versus-rate form is NOT distinguished (both shifts</w:t>
+      </w:r>
+      <w:r>
+        <w:rPr>
+          <w:i/>
+          <w:iCs/>
+        </w:rPr>
+        <w:t xml:space="preserve"> </w:t>
+      </w:r>
+      <w:r>
+        <w:rPr>
+          <w:i/>
+          <w:iCs/>
+        </w:rPr>
+        <w:t xml:space="preserve">reach RMSE 0.163), so handbook ch. 11 decision 3 stays open. Do not re-run without a</w:t>
+      </w:r>
+      <w:r>
+        <w:rPr>
+          <w:i/>
+          <w:iCs/>
+        </w:rPr>
+        <w:t xml:space="preserve"> </w:t>
+      </w:r>
+      <w:r>
+        <w:rPr>
+          <w:i/>
+          <w:iCs/>
+        </w:rPr>
+        <w:t xml:space="preserve">new response model.]</w:t>
       </w:r>
     </w:p>
     <w:p>
@@ -4265,393 +4410,16 @@
           <w:b/>
           <w:bCs/>
         </w:rPr>
-        <w:t xml:space="preserve">B.1 cyclist overtake</w:t>
-      </w:r>
-      <w:r>
-        <w:t xml:space="preserve"> </w:t>
-      </w:r>
-      <w:r>
-        <w:t xml:space="preserve">(first): ego closes on a cyclist in lane; rear-end field</w:t>
-      </w:r>
-      <w:r>
-        <w:t xml:space="preserve"> </w:t>
-      </w:r>
-      <w:r>
-        <w:t xml:space="preserve">nearly unchanged; criticality = lateral clearance 0.5/1/1.5 m, so the lateral term</w:t>
-      </w:r>
-      <w:r>
-        <w:t xml:space="preserve"> </w:t>
-      </w:r>
-      <w:r>
-        <w:t xml:space="preserve">matters — use the actual clearance in</w:t>
-      </w:r>
-      <w:r>
-        <w:t xml:space="preserve"> </w:t>
-      </w:r>
-      <w:r>
-        <w:rPr>
-          <w:rStyle w:val="VerbatimChar"/>
-        </w:rPr>
-        <w:t xml:space="preserve">dy</w:t>
-      </w:r>
-      <w:r>
-        <w:t xml:space="preserve">, widths from the trace (cyclist ≈ 0.6 m).</w:t>
-      </w:r>
-      <w:r>
-        <w:t xml:space="preserve"> </w:t>
-      </w:r>
-      <w:r>
-        <w:t xml:space="preserve">Accept: deficit ordered by clearance at C2–C5; cell-level PS Spearman ρ reported.</w:t>
-      </w:r>
-      <w:r>
-        <w:t xml:space="preserve"> </w:t>
-      </w:r>
-      <w:r>
-        <w:rPr>
-          <w:i/>
-          <w:iCs/>
-        </w:rPr>
-        <w:t xml:space="preserve">[Executed 2026-08-28; full account in</w:t>
-      </w:r>
-      <w:r>
-        <w:rPr>
-          <w:i/>
-          <w:iCs/>
-        </w:rPr>
-        <w:t xml:space="preserve"> </w:t>
-      </w:r>
-      <w:r>
-        <w:rPr>
-          <w:rStyle w:val="VerbatimChar"/>
-          <w:i/>
-          <w:iCs/>
-        </w:rPr>
-        <w:t xml:space="preserve">docs/overtake_construction_note.md</w:t>
-      </w:r>
-      <w:r>
-        <w:rPr>
-          <w:i/>
-          <w:iCs/>
-        </w:rPr>
-        <w:t xml:space="preserve">. The</w:t>
-      </w:r>
-      <w:r>
-        <w:rPr>
-          <w:i/>
-          <w:iCs/>
-        </w:rPr>
-        <w:t xml:space="preserve"> </w:t>
-      </w:r>
-      <w:r>
-        <w:rPr>
-          <w:i/>
-          <w:iCs/>
-        </w:rPr>
-        <w:t xml:space="preserve">loader is</w:t>
-      </w:r>
-      <w:r>
-        <w:rPr>
-          <w:i/>
-          <w:iCs/>
-        </w:rPr>
-        <w:t xml:space="preserve"> </w:t>
-      </w:r>
-      <w:r>
-        <w:rPr>
-          <w:rStyle w:val="VerbatimChar"/>
-          <w:i/>
-          <w:iCs/>
-        </w:rPr>
-        <w:t xml:space="preserve">src/comfortzone/overtake.py</w:t>
-      </w:r>
-      <w:r>
-        <w:rPr>
-          <w:i/>
-          <w:iCs/>
-        </w:rPr>
-        <w:t xml:space="preserve">, validated against the study’s own clearance</w:t>
-      </w:r>
-      <w:r>
-        <w:rPr>
-          <w:i/>
-          <w:iCs/>
-        </w:rPr>
-        <w:t xml:space="preserve"> </w:t>
-      </w:r>
-      <w:r>
-        <w:rPr>
-          <w:i/>
-          <w:iCs/>
-        </w:rPr>
-        <w:t xml:space="preserve">labels (0.506 / 1.004 / 1.501 m against 0.5 / 1 / 1.5). Three corrections to this</w:t>
-      </w:r>
-      <w:r>
-        <w:rPr>
-          <w:i/>
-          <w:iCs/>
-        </w:rPr>
-        <w:t xml:space="preserve"> </w:t>
-      </w:r>
-      <w:r>
-        <w:rPr>
-          <w:i/>
-          <w:iCs/>
-        </w:rPr>
-        <w:t xml:space="preserve">card: roles must come from the instructed vehicle because the cut-in’s lateral-span</w:t>
-      </w:r>
-      <w:r>
-        <w:rPr>
-          <w:i/>
-          <w:iCs/>
-        </w:rPr>
-        <w:t xml:space="preserve"> </w:t>
-      </w:r>
-      <w:r>
-        <w:rPr>
-          <w:i/>
-          <w:iCs/>
-        </w:rPr>
-        <w:t xml:space="preserve">rule is</w:t>
-      </w:r>
-      <w:r>
-        <w:rPr>
-          <w:i/>
-          <w:iCs/>
-        </w:rPr>
-        <w:t xml:space="preserve"> </w:t>
-      </w:r>
-      <w:r>
-        <w:rPr>
-          <w:b/>
-          <w:bCs/>
-          <w:i/>
-          <w:iCs/>
-        </w:rPr>
-        <w:t xml:space="preserve">inverted</w:t>
-      </w:r>
-      <w:r>
-        <w:rPr>
-          <w:i/>
-          <w:iCs/>
-        </w:rPr>
-        <w:t xml:space="preserve"> </w:t>
-      </w:r>
-      <w:r>
-        <w:rPr>
-          <w:i/>
-          <w:iCs/>
-        </w:rPr>
-        <w:t xml:space="preserve">here (the ego moves, not the target); the lateral coordinate is</w:t>
-      </w:r>
-      <w:r>
-        <w:rPr>
-          <w:i/>
-          <w:iCs/>
-        </w:rPr>
-        <w:t xml:space="preserve"> </w:t>
-      </w:r>
-      <w:r>
-        <w:rPr>
-          <w:rStyle w:val="VerbatimChar"/>
-          <w:i/>
-          <w:iCs/>
-        </w:rPr>
-        <w:t xml:space="preserve">Location_Y</w:t>
-      </w:r>
-      <w:r>
-        <w:rPr>
-          <w:i/>
-          <w:iCs/>
-        </w:rPr>
-        <w:t xml:space="preserve"> </w:t>
-      </w:r>
-      <w:r>
-        <w:rPr>
-          <w:i/>
-          <w:iCs/>
-        </w:rPr>
-        <w:t xml:space="preserve">—</w:t>
-      </w:r>
-      <w:r>
-        <w:rPr>
-          <w:i/>
-          <w:iCs/>
-        </w:rPr>
-        <w:t xml:space="preserve"> </w:t>
-      </w:r>
-      <w:r>
-        <w:rPr>
-          <w:rStyle w:val="VerbatimChar"/>
-          <w:i/>
-          <w:iCs/>
-        </w:rPr>
-        <w:t xml:space="preserve">Offset</w:t>
-      </w:r>
-      <w:r>
-        <w:rPr>
-          <w:i/>
-          <w:iCs/>
-        </w:rPr>
-        <w:t xml:space="preserve"> </w:t>
-      </w:r>
-      <w:r>
-        <w:rPr>
-          <w:i/>
-          <w:iCs/>
-        </w:rPr>
-        <w:t xml:space="preserve">inverts the criticality ordering; and the cyclist width is in</w:t>
-      </w:r>
-      <w:r>
-        <w:rPr>
-          <w:i/>
-          <w:iCs/>
-        </w:rPr>
-        <w:t xml:space="preserve"> </w:t>
-      </w:r>
-      <w:r>
-        <w:rPr>
-          <w:i/>
-          <w:iCs/>
-        </w:rPr>
-        <w:t xml:space="preserve">the trace (0.582 m), not assumed. The card’s premise did</w:t>
-      </w:r>
-      <w:r>
-        <w:rPr>
-          <w:i/>
-          <w:iCs/>
-        </w:rPr>
-        <w:t xml:space="preserve"> </w:t>
-      </w:r>
-      <w:r>
-        <w:rPr>
-          <w:b/>
-          <w:bCs/>
-          <w:i/>
-          <w:iCs/>
-        </w:rPr>
-        <w:t xml:space="preserve">not</w:t>
-      </w:r>
-      <w:r>
-        <w:rPr>
-          <w:i/>
-          <w:iCs/>
-        </w:rPr>
-        <w:t xml:space="preserve"> </w:t>
-      </w:r>
-      <w:r>
-        <w:rPr>
-          <w:i/>
-          <w:iCs/>
-        </w:rPr>
-        <w:t xml:space="preserve">hold: the field</w:t>
-      </w:r>
-      <w:r>
-        <w:rPr>
-          <w:i/>
-          <w:iCs/>
-        </w:rPr>
-        <w:t xml:space="preserve"> </w:t>
-      </w:r>
-      <w:r>
-        <w:rPr>
-          <w:i/>
-          <w:iCs/>
-        </w:rPr>
-        <w:t xml:space="preserve">orders the 15 cells at Spearman +0.402 against the clearance label’s −0.833, because</w:t>
-      </w:r>
-      <w:r>
-        <w:rPr>
-          <w:i/>
-          <w:iCs/>
-        </w:rPr>
-        <w:t xml:space="preserve"> </w:t>
-      </w:r>
-      <w:r>
-        <w:rPr>
-          <w:rStyle w:val="VerbatimChar"/>
-          <w:i/>
-          <w:iCs/>
-        </w:rPr>
-        <w:t xml:space="preserve">p_lane</w:t>
-      </w:r>
-      <w:r>
-        <w:rPr>
-          <w:i/>
-          <w:iCs/>
-        </w:rPr>
-        <w:t xml:space="preserve"> </w:t>
-      </w:r>
-      <w:r>
-        <w:rPr>
-          <w:i/>
-          <w:iCs/>
-        </w:rPr>
-        <w:t xml:space="preserve">sits at 0.843–1.000 all through the window and cannot see the manipulated</w:t>
-      </w:r>
-      <w:r>
-        <w:rPr>
-          <w:i/>
-          <w:iCs/>
-        </w:rPr>
-        <w:t xml:space="preserve"> </w:t>
-      </w:r>
-      <w:r>
-        <w:rPr>
-          <w:i/>
-          <w:iCs/>
-        </w:rPr>
-        <w:t xml:space="preserve">variable. The scenario’s criticality is a lateral</w:t>
-      </w:r>
-      <w:r>
-        <w:rPr>
-          <w:i/>
-          <w:iCs/>
-        </w:rPr>
-        <w:t xml:space="preserve"> </w:t>
-      </w:r>
-      <w:r>
-        <w:rPr>
-          <w:i/>
-          <w:i/>
-          <w:iCs/>
-          <w:iCs/>
-        </w:rPr>
-        <w:t xml:space="preserve">comfort margin</w:t>
-      </w:r>
-      <w:r>
-        <w:rPr>
-          <w:i/>
-          <w:iCs/>
-        </w:rPr>
-        <w:t xml:space="preserve">, not a collision</w:t>
-      </w:r>
-      <w:r>
-        <w:rPr>
-          <w:i/>
-          <w:iCs/>
-        </w:rPr>
-        <w:t xml:space="preserve"> </w:t>
-      </w:r>
-      <w:r>
-        <w:rPr>
-          <w:i/>
-          <w:iCs/>
-        </w:rPr>
-        <w:t xml:space="preserve">geometry. Adding a lateral-clearance comfort term is a preference-function change and</w:t>
-      </w:r>
-      <w:r>
-        <w:rPr>
-          <w:i/>
-          <w:iCs/>
-        </w:rPr>
-        <w:t xml:space="preserve"> </w:t>
-      </w:r>
-      <w:r>
-        <w:rPr>
-          <w:i/>
-          <w:iCs/>
-        </w:rPr>
-        <w:t xml:space="preserve">is left as a review decision.]</w:t>
+        <w:t xml:space="preserve">Goal</w:t>
+      </w:r>
+      <w:r>
+        <w:t xml:space="preserve">: predict the press-time densities from the Random-fitted model with one</w:t>
+      </w:r>
+      <w:r>
+        <w:t xml:space="preserve"> </w:t>
+      </w:r>
+      <w:r>
+        <w:t xml:space="preserve">paradigm shift.</w:t>
       </w:r>
     </w:p>
     <w:p>
@@ -4667,56 +4435,61 @@
           <w:b/>
           <w:bCs/>
         </w:rPr>
-        <w:t xml:space="preserve">B.2 truck overtake / truck lateral</w:t>
-      </w:r>
-      <w:r>
-        <w:t xml:space="preserve">: ego passes a truck with clearance variants;</w:t>
-      </w:r>
-      <w:r>
-        <w:t xml:space="preserve"> </w:t>
-      </w:r>
-      <w:r>
-        <w:t xml:space="preserve">the conflict is lateral, so P_lane runs on the</w:t>
-      </w:r>
-      <w:r>
-        <w:t xml:space="preserve"> </w:t>
-      </w:r>
-      <w:r>
-        <w:rPr>
-          <w:i/>
-          <w:iCs/>
-        </w:rPr>
-        <w:t xml:space="preserve">lateral closing</w:t>
-      </w:r>
-      <w:r>
-        <w:t xml:space="preserve"> </w:t>
-      </w:r>
-      <w:r>
-        <w:t xml:space="preserve">induced by the</w:t>
-      </w:r>
-      <w:r>
-        <w:t xml:space="preserve"> </w:t>
-      </w:r>
-      <w:r>
-        <w:t xml:space="preserve">truck’s drift (</w:t>
-      </w:r>
-      <w:r>
-        <w:rPr>
-          <w:rStyle w:val="VerbatimChar"/>
-        </w:rPr>
-        <w:t xml:space="preserve">truck_lateral_movement</w:t>
-      </w:r>
-      <w:r>
-        <w:t xml:space="preserve"> </w:t>
-      </w:r>
-      <w:r>
-        <w:t xml:space="preserve">traces) and the clearance term carries the</w:t>
-      </w:r>
-      <w:r>
-        <w:t xml:space="preserve"> </w:t>
-      </w:r>
-      <w:r>
-        <w:t xml:space="preserve">statics. Accept: same criteria; also record whether the zero-deficit issue appears.</w:t>
+        <w:t xml:space="preserve">Build</w:t>
+      </w:r>
+      <w:r>
+        <w:t xml:space="preserve">:</w:t>
+      </w:r>
+      <w:r>
+        <w:t xml:space="preserve"> </w:t>
+      </w:r>
+      <w:r>
+        <w:rPr>
+          <w:rStyle w:val="VerbatimChar"/>
+        </w:rPr>
+        <w:t xml:space="preserve">replication/czb/validate_button.py</w:t>
+      </w:r>
+      <w:r>
+        <w:t xml:space="preserve"> </w:t>
+      </w:r>
+      <w:r>
+        <w:t xml:space="preserve">on</w:t>
+      </w:r>
+      <w:r>
+        <w:t xml:space="preserve"> </w:t>
+      </w:r>
+      <w:r>
+        <w:rPr>
+          <w:rStyle w:val="VerbatimChar"/>
+        </w:rPr>
+        <w:t xml:space="preserve">czb_data.button_cutin_trials()</w:t>
+      </w:r>
+      <w:r>
+        <w:t xml:space="preserve">. Fit δ once as a threshold shift and once as a</w:t>
+      </w:r>
+      <w:r>
+        <w:t xml:space="preserve"> </w:t>
+      </w:r>
+      <w:r>
+        <w:t xml:space="preserve">gain shift; compare predicted vs observed press-time distributions per criticality</w:t>
+      </w:r>
+      <w:r>
+        <w:t xml:space="preserve"> </w:t>
+      </w:r>
+      <w:r>
+        <w:t xml:space="preserve">(QQ plots to</w:t>
+      </w:r>
+      <w:r>
+        <w:t xml:space="preserve"> </w:t>
+      </w:r>
+      <w:r>
+        <w:rPr>
+          <w:rStyle w:val="VerbatimChar"/>
+        </w:rPr>
+        <w:t xml:space="preserve">figures/</w:t>
+      </w:r>
+      <w:r>
+        <w:t xml:space="preserve">, one page) and report which shape fits.</w:t>
       </w:r>
     </w:p>
     <w:p>
@@ -4732,96 +4505,26 @@
           <w:b/>
           <w:bCs/>
         </w:rPr>
-        <w:t xml:space="preserve">B.3 LTAP</w:t>
-      </w:r>
-      <w:r>
-        <w:t xml:space="preserve">: crossing geometry. Build arrival-time separation at the conflict</w:t>
-      </w:r>
-      <w:r>
-        <w:t xml:space="preserve"> </w:t>
-      </w:r>
-      <w:r>
-        <w:t xml:space="preserve">zone (the intersection scenario’s construction): compute each vehicle’s time to the</w:t>
-      </w:r>
-      <w:r>
-        <w:t xml:space="preserve"> </w:t>
-      </w:r>
-      <w:r>
-        <w:t xml:space="preserve">crossing-region entry/exit from the traces, and gate the collision/safety terms by</w:t>
-      </w:r>
-      <w:r>
-        <w:t xml:space="preserve"> </w:t>
-      </w:r>
-      <w:r>
-        <w:t xml:space="preserve">predicted co-occupancy (the P_lane idea with lateral overlap replaced by zone</w:t>
-      </w:r>
-      <w:r>
-        <w:t xml:space="preserve"> </w:t>
-      </w:r>
-      <w:r>
-        <w:t xml:space="preserve">co-occupancy). This card has real design content —</w:t>
-      </w:r>
-      <w:r>
-        <w:t xml:space="preserve"> </w:t>
-      </w:r>
-      <w:r>
-        <w:rPr>
-          <w:b/>
-          <w:bCs/>
-        </w:rPr>
-        <w:t xml:space="preserve">write the construction note</w:t>
-      </w:r>
-      <w:r>
-        <w:rPr>
-          <w:b/>
-          <w:bCs/>
-        </w:rPr>
-        <w:t xml:space="preserve"> </w:t>
-      </w:r>
-      <w:r>
-        <w:rPr>
-          <w:b/>
-          <w:bCs/>
-        </w:rPr>
-        <w:t xml:space="preserve">first (1 page, the lane-entry-note pattern) and get it reviewed before coding</w:t>
-      </w:r>
-      <w:r>
-        <w:t xml:space="preserve">.</w:t>
-      </w:r>
-    </w:p>
-    <w:p>
-      <w:pPr>
-        <w:pStyle w:val="Compact"/>
-        <w:numPr>
-          <w:ilvl w:val="0"/>
-          <w:numId w:val="1015"/>
-        </w:numPr>
-      </w:pPr>
-      <w:r>
-        <w:rPr>
-          <w:b/>
-          <w:bCs/>
-        </w:rPr>
-        <w:t xml:space="preserve">Stop for all three if</w:t>
-      </w:r>
-      <w:r>
-        <w:t xml:space="preserve">: a trace family’s geometry does not fit the template</w:t>
-      </w:r>
-      <w:r>
-        <w:t xml:space="preserve"> </w:t>
-      </w:r>
-      <w:r>
-        <w:t xml:space="preserve">(e.g. missing vehicle, broken dimensions beyond the documented truck case).</w:t>
+        <w:t xml:space="preserve">Accept</w:t>
+      </w:r>
+      <w:r>
+        <w:t xml:space="preserve">: the documented cross-paradigm excess (+0.26 at TTC6) is reproduced by</w:t>
+      </w:r>
+      <w:r>
+        <w:t xml:space="preserve"> </w:t>
+      </w:r>
+      <w:r>
+        <w:t xml:space="preserve">the shifted model within 0.05 at the fixed-clip checkpoints.</w:t>
       </w:r>
     </w:p>
     <w:bookmarkEnd w:id="20"/>
-    <w:bookmarkStart w:id="21" w:name="X2e740bdde0311d32c80d142a3abf565c10676ee"/>
+    <w:bookmarkStart w:id="21" w:name="Xe9b12db9ccf940c2e98352feae798e2c271a525"/>
     <w:p>
       <w:pPr>
         <w:pStyle w:val="Heading3"/>
       </w:pPr>
       <w:r>
-        <w:t xml:space="preserve">Card B.4 — the transfer test (review gate; do not run before A.3 and B.1–B.3)</w:t>
+        <w:t xml:space="preserve">Cards B.1–B.3 — transfer-scenario field constructions</w:t>
       </w:r>
     </w:p>
     <w:p>
@@ -4829,339 +4532,109 @@
         <w:pStyle w:val="FirstParagraph"/>
       </w:pPr>
       <w:r>
-        <w:rPr>
-          <w:i/>
-          <w:iCs/>
-        </w:rPr>
-        <w:t xml:space="preserve">[Adjusted 2026-08-27 at review gate R.1: A.3’s FAIL removes the accumulator from</w:t>
-      </w:r>
-      <w:r>
-        <w:rPr>
-          <w:i/>
-          <w:iCs/>
-        </w:rPr>
-        <w:t xml:space="preserve"> </w:t>
-      </w:r>
-      <w:r>
-        <w:rPr>
-          <w:i/>
-          <w:iCs/>
-        </w:rPr>
-        <w:t xml:space="preserve">this card. The transferred model is the stage-1 static threshold, hierarchical-lapse</w:t>
-      </w:r>
-      <w:r>
-        <w:rPr>
-          <w:i/>
-          <w:iCs/>
-        </w:rPr>
-        <w:t xml:space="preserve"> </w:t>
-      </w:r>
-      <w:r>
-        <w:rPr>
-          <w:i/>
-          <w:iCs/>
-        </w:rPr>
-        <w:t xml:space="preserve">variant (population median 5 352, σ 0.209), everything frozen. The three-way</w:t>
-      </w:r>
-      <w:r>
-        <w:rPr>
-          <w:i/>
-          <w:iCs/>
-        </w:rPr>
-        <w:t xml:space="preserve"> </w:t>
-      </w:r>
-      <w:r>
-        <w:rPr>
-          <w:i/>
-          <w:iCs/>
-        </w:rPr>
-        <w:t xml:space="preserve">comparison (one-scalar field vs per-scenario 2D rules vs elliptical joint) is</w:t>
-      </w:r>
-      <w:r>
-        <w:rPr>
-          <w:i/>
-          <w:iCs/>
-        </w:rPr>
-        <w:t xml:space="preserve"> </w:t>
-      </w:r>
-      <w:r>
-        <w:rPr>
-          <w:i/>
-          <w:iCs/>
-        </w:rPr>
-        <w:t xml:space="preserve">unchanged.]</w:t>
-      </w:r>
-    </w:p>
-    <w:p>
-      <w:pPr>
-        <w:pStyle w:val="BodyText"/>
-      </w:pPr>
-      <w:r>
-        <w:rPr>
-          <w:i/>
-          <w:iCs/>
-        </w:rPr>
-        <w:t xml:space="preserve">[Adjusted again 2026-08-28, on evidence from the B.1 pilot transfer</w:t>
-      </w:r>
-      <w:r>
-        <w:rPr>
-          <w:i/>
-          <w:iCs/>
-        </w:rPr>
-        <w:t xml:space="preserve"> </w:t>
-      </w:r>
-      <w:r>
-        <w:rPr>
-          <w:i/>
-          <w:iCs/>
-        </w:rPr>
-        <w:t xml:space="preserve">(</w:t>
-      </w:r>
-      <w:r>
-        <w:rPr>
-          <w:rStyle w:val="VerbatimChar"/>
-          <w:i/>
-          <w:iCs/>
-        </w:rPr>
-        <w:t xml:space="preserve">docs/overtake_construction_note.md</w:t>
-      </w:r>
-      <w:r>
-        <w:rPr>
-          <w:i/>
-          <w:iCs/>
-        </w:rPr>
-        <w:t xml:space="preserve"> </w:t>
-      </w:r>
-      <w:r>
-        <w:rPr>
-          <w:i/>
-          <w:iCs/>
-        </w:rPr>
-        <w:t xml:space="preserve">§6).</w:t>
-      </w:r>
-      <w:r>
-        <w:rPr>
-          <w:i/>
-          <w:iCs/>
-        </w:rPr>
-        <w:t xml:space="preserve"> </w:t>
-      </w:r>
-      <w:r>
-        <w:rPr>
-          <w:b/>
-          <w:bCs/>
-          <w:i/>
-          <w:iCs/>
-        </w:rPr>
-        <w:t xml:space="preserve">The primary analysis should freeze the</w:t>
-      </w:r>
-      <w:r>
-        <w:rPr>
-          <w:b/>
-          <w:bCs/>
-          <w:i/>
-          <w:iCs/>
-        </w:rPr>
-        <w:t xml:space="preserve"> </w:t>
-      </w:r>
-      <w:r>
-        <w:rPr>
-          <w:b/>
-          <w:bCs/>
-          <w:i/>
-          <w:iCs/>
-        </w:rPr>
-        <w:t xml:space="preserve">boundary and free each scenario’s lapse</w:t>
-      </w:r>
-      <w:r>
-        <w:rPr>
-          <w:i/>
-          <w:iCs/>
-        </w:rPr>
-        <w:t xml:space="preserve">, not freeze everything. The pre-onset</w:t>
-      </w:r>
-      <w:r>
-        <w:rPr>
-          <w:i/>
-          <w:iCs/>
-        </w:rPr>
-        <w:t xml:space="preserve"> </w:t>
-      </w:r>
-      <w:r>
-        <w:rPr>
-          <w:i/>
-          <w:iCs/>
-        </w:rPr>
-        <w:t xml:space="preserve">intervention rate is 0.081 in the cut-in against 0.198 in the cyclist overtake, so a</w:t>
-      </w:r>
-      <w:r>
-        <w:rPr>
-          <w:i/>
-          <w:iCs/>
-        </w:rPr>
-        <w:t xml:space="preserve"> </w:t>
-      </w:r>
-      <w:r>
-        <w:rPr>
-          <w:i/>
-          <w:iCs/>
-        </w:rPr>
-        <w:t xml:space="preserve">no-shift primary starts every transfer cell ~0.12 low for reasons unrelated to the</w:t>
-      </w:r>
-      <w:r>
-        <w:rPr>
-          <w:i/>
-          <w:iCs/>
-        </w:rPr>
-        <w:t xml:space="preserve"> </w:t>
-      </w:r>
-      <w:r>
-        <w:rPr>
-          <w:i/>
-          <w:iCs/>
-        </w:rPr>
-        <w:t xml:space="preserve">boundary: frozen transfer scores RMSE 0.176 against chance 0.158, while freeing only</w:t>
-      </w:r>
-      <w:r>
-        <w:rPr>
-          <w:i/>
-          <w:iCs/>
-        </w:rPr>
-        <w:t xml:space="preserve"> </w:t>
-      </w:r>
-      <w:r>
-        <w:rPr>
-          <w:i/>
-          <w:iCs/>
-        </w:rPr>
-        <w:t xml:space="preserve">the lapse gives 0.129 — past chance and within 0.016 of the full-refit ceiling. The</w:t>
-      </w:r>
-      <w:r>
-        <w:rPr>
-          <w:i/>
-          <w:iCs/>
-        </w:rPr>
-        <w:t xml:space="preserve"> </w:t>
-      </w:r>
-      <w:r>
-        <w:rPr>
-          <w:i/>
-          <w:iCs/>
-        </w:rPr>
-        <w:t xml:space="preserve">lapse is identified by that scenario’s C1 cells alone, which end where the field is</w:t>
-      </w:r>
-      <w:r>
-        <w:rPr>
-          <w:i/>
-          <w:iCs/>
-        </w:rPr>
-        <w:t xml:space="preserve"> </w:t>
-      </w:r>
-      <w:r>
-        <w:rPr>
-          <w:i/>
-          <w:iCs/>
-        </w:rPr>
-        <w:t xml:space="preserve">zero by construction and therefore carry no boundary information; the roadmap’s</w:t>
-      </w:r>
-      <w:r>
-        <w:rPr>
-          <w:i/>
-          <w:iCs/>
-        </w:rPr>
-        <w:t xml:space="preserve"> </w:t>
-      </w:r>
-      <w:r>
-        <w:rPr>
-          <w:i/>
-          <w:iCs/>
-        </w:rPr>
-        <w:t xml:space="preserve">secondary</w:t>
-      </w:r>
-      <w:r>
-        <w:rPr>
-          <w:i/>
-          <w:iCs/>
-        </w:rPr>
-        <w:t xml:space="preserve"> </w:t>
-      </w:r>
-      <w:r>
-        <w:rPr>
-          <w:i/>
-          <w:iCs/>
-        </w:rPr>
-        <w:t xml:space="preserve">“one uniform level shift per scenario”</w:t>
-      </w:r>
-      <w:r>
-        <w:rPr>
-          <w:i/>
-          <w:iCs/>
-        </w:rPr>
-        <w:t xml:space="preserve"> </w:t>
-      </w:r>
-      <w:r>
-        <w:rPr>
-          <w:i/>
-          <w:iCs/>
-        </w:rPr>
-        <w:t xml:space="preserve">does absorb the boundary and should</w:t>
-      </w:r>
-      <w:r>
-        <w:rPr>
-          <w:i/>
-          <w:iCs/>
-        </w:rPr>
-        <w:t xml:space="preserve"> </w:t>
-      </w:r>
-      <w:r>
-        <w:rPr>
-          <w:i/>
-          <w:iCs/>
-        </w:rPr>
-        <w:t xml:space="preserve">stay secondary. Also: score against the field-independent ceiling in</w:t>
-      </w:r>
-      <w:r>
-        <w:rPr>
-          <w:i/>
-          <w:iCs/>
-        </w:rPr>
-        <w:t xml:space="preserve"> </w:t>
-      </w:r>
-      <w:r>
-        <w:rPr>
-          <w:rStyle w:val="VerbatimChar"/>
-          <w:i/>
-          <w:iCs/>
-        </w:rPr>
-        <w:t xml:space="preserve">out/cross_scenario_consistency.md</w:t>
-      </w:r>
-      <w:r>
-        <w:rPr>
-          <w:i/>
-          <w:iCs/>
-        </w:rPr>
-        <w:t xml:space="preserve"> </w:t>
-      </w:r>
-      <w:r>
-        <w:rPr>
-          <w:i/>
-          <w:iCs/>
-        </w:rPr>
-        <w:t xml:space="preserve">— only ~69% of the reliable per-driver signal is</w:t>
-      </w:r>
-      <w:r>
-        <w:rPr>
-          <w:i/>
-          <w:iCs/>
-        </w:rPr>
-        <w:t xml:space="preserve"> </w:t>
-      </w:r>
-      <w:r>
-        <w:rPr>
-          <w:i/>
-          <w:iCs/>
-        </w:rPr>
-        <w:t xml:space="preserve">shared between scenarios, so a perfect one-scalar model cannot reach 100%.]</w:t>
+        <w:t xml:space="preserve">Template for each: a loader in</w:t>
+      </w:r>
+      <w:r>
+        <w:t xml:space="preserve"> </w:t>
+      </w:r>
+      <w:r>
+        <w:rPr>
+          <w:rStyle w:val="VerbatimChar"/>
+        </w:rPr>
+        <w:t xml:space="preserve">src/comfortzone/&lt;scenario&gt;.py</w:t>
+      </w:r>
+      <w:r>
+        <w:t xml:space="preserve"> </w:t>
+      </w:r>
+      <w:r>
+        <w:t xml:space="preserve">following</w:t>
+      </w:r>
+      <w:r>
+        <w:t xml:space="preserve"> </w:t>
+      </w:r>
+      <w:r>
+        <w:rPr>
+          <w:rStyle w:val="VerbatimChar"/>
+        </w:rPr>
+        <w:t xml:space="preserve">cutin.py</w:t>
+      </w:r>
+      <w:r>
+        <w:t xml:space="preserve">’s</w:t>
+      </w:r>
+      <w:r>
+        <w:t xml:space="preserve"> </w:t>
+      </w:r>
+      <w:r>
+        <w:t xml:space="preserve">structure (role assignment appropriate to the scenario —</w:t>
+      </w:r>
+      <w:r>
+        <w:t xml:space="preserve"> </w:t>
+      </w:r>
+      <w:r>
+        <w:rPr>
+          <w:b/>
+          <w:bCs/>
+        </w:rPr>
+        <w:t xml:space="preserve">by instructed vehicle, not</w:t>
+      </w:r>
+      <w:r>
+        <w:rPr>
+          <w:b/>
+          <w:bCs/>
+        </w:rPr>
+        <w:t xml:space="preserve"> </w:t>
+      </w:r>
+      <w:r>
+        <w:rPr>
+          <w:b/>
+          <w:bCs/>
+        </w:rPr>
+        <w:t xml:space="preserve">lateral span</w:t>
+      </w:r>
+      <w:r>
+        <w:t xml:space="preserve">), a field check script in</w:t>
+      </w:r>
+      <w:r>
+        <w:t xml:space="preserve"> </w:t>
+      </w:r>
+      <w:r>
+        <w:rPr>
+          <w:rStyle w:val="VerbatimChar"/>
+        </w:rPr>
+        <w:t xml:space="preserve">replication/czb/</w:t>
+      </w:r>
+      <w:r>
+        <w:t xml:space="preserve"> </w:t>
+      </w:r>
+      <w:r>
+        <w:t xml:space="preserve">producing a</w:t>
+      </w:r>
+      <w:r>
+        <w:t xml:space="preserve"> </w:t>
+      </w:r>
+      <w:r>
+        <w:t xml:space="preserve">per-criticality deficit figure, property tests, and the PS-versus-field correlation</w:t>
+      </w:r>
+      <w:r>
+        <w:t xml:space="preserve"> </w:t>
+      </w:r>
+      <w:r>
+        <w:t xml:space="preserve">(the</w:t>
+      </w:r>
+      <w:r>
+        <w:t xml:space="preserve"> </w:t>
+      </w:r>
+      <w:r>
+        <w:rPr>
+          <w:rStyle w:val="VerbatimChar"/>
+        </w:rPr>
+        <w:t xml:space="preserve">ps_vs_field.py</w:t>
+      </w:r>
+      <w:r>
+        <w:t xml:space="preserve"> </w:t>
+      </w:r>
+      <w:r>
+        <w:t xml:space="preserve">pattern) as the acceptance readout.</w:t>
       </w:r>
     </w:p>
     <w:p>
@@ -5173,31 +4646,397 @@
         </w:numPr>
       </w:pPr>
       <w:r>
-        <w:t xml:space="preserve">Fit on cut-in only (A.2/A.3 configuration frozen); predict each transfer scenario’s</w:t>
-      </w:r>
-      <w:r>
-        <w:t xml:space="preserve"> </w:t>
-      </w:r>
-      <w:r>
-        <w:t xml:space="preserve">response surface with no refit. Primary: no per-scenario shift. Secondary: one</w:t>
-      </w:r>
-      <w:r>
-        <w:t xml:space="preserve"> </w:t>
-      </w:r>
-      <w:r>
-        <w:t xml:space="preserve">instruction shift per scenario. Comparators on identical folds: per-scenario 2D</w:t>
-      </w:r>
-      <w:r>
-        <w:t xml:space="preserve"> </w:t>
-      </w:r>
-      <w:r>
-        <w:t xml:space="preserve">state rules (1/TTC-analogue + the scenario’s own second observable), and — once</w:t>
-      </w:r>
-      <w:r>
-        <w:t xml:space="preserve"> </w:t>
-      </w:r>
-      <w:r>
-        <w:t xml:space="preserve">specified with Jonas — the elliptical joint on the same observables.</w:t>
+        <w:rPr>
+          <w:b/>
+          <w:bCs/>
+        </w:rPr>
+        <w:t xml:space="preserve">B.1 cyclist overtake</w:t>
+      </w:r>
+      <w:r>
+        <w:t xml:space="preserve"> </w:t>
+      </w:r>
+      <w:r>
+        <w:t xml:space="preserve">(first): ego closes on a cyclist in lane; rear-end field</w:t>
+      </w:r>
+      <w:r>
+        <w:t xml:space="preserve"> </w:t>
+      </w:r>
+      <w:r>
+        <w:t xml:space="preserve">nearly unchanged; criticality = lateral clearance 0.5/1/1.5 m, so the lateral term</w:t>
+      </w:r>
+      <w:r>
+        <w:t xml:space="preserve"> </w:t>
+      </w:r>
+      <w:r>
+        <w:t xml:space="preserve">matters — use the actual clearance in</w:t>
+      </w:r>
+      <w:r>
+        <w:t xml:space="preserve"> </w:t>
+      </w:r>
+      <w:r>
+        <w:rPr>
+          <w:rStyle w:val="VerbatimChar"/>
+        </w:rPr>
+        <w:t xml:space="preserve">dy</w:t>
+      </w:r>
+      <w:r>
+        <w:t xml:space="preserve">, widths from the trace (cyclist ≈ 0.6 m).</w:t>
+      </w:r>
+      <w:r>
+        <w:t xml:space="preserve"> </w:t>
+      </w:r>
+      <w:r>
+        <w:t xml:space="preserve">Accept: deficit ordered by clearance at C2–C5; cell-level PS Spearman ρ reported.</w:t>
+      </w:r>
+      <w:r>
+        <w:t xml:space="preserve"> </w:t>
+      </w:r>
+      <w:r>
+        <w:rPr>
+          <w:i/>
+          <w:iCs/>
+        </w:rPr>
+        <w:t xml:space="preserve">[Executed 2026-08-28; full account in</w:t>
+      </w:r>
+      <w:r>
+        <w:rPr>
+          <w:i/>
+          <w:iCs/>
+        </w:rPr>
+        <w:t xml:space="preserve"> </w:t>
+      </w:r>
+      <w:r>
+        <w:rPr>
+          <w:rStyle w:val="VerbatimChar"/>
+          <w:i/>
+          <w:iCs/>
+        </w:rPr>
+        <w:t xml:space="preserve">docs/overtake_construction_note.md</w:t>
+      </w:r>
+      <w:r>
+        <w:rPr>
+          <w:i/>
+          <w:iCs/>
+        </w:rPr>
+        <w:t xml:space="preserve">. The</w:t>
+      </w:r>
+      <w:r>
+        <w:rPr>
+          <w:i/>
+          <w:iCs/>
+        </w:rPr>
+        <w:t xml:space="preserve"> </w:t>
+      </w:r>
+      <w:r>
+        <w:rPr>
+          <w:i/>
+          <w:iCs/>
+        </w:rPr>
+        <w:t xml:space="preserve">loader is</w:t>
+      </w:r>
+      <w:r>
+        <w:rPr>
+          <w:i/>
+          <w:iCs/>
+        </w:rPr>
+        <w:t xml:space="preserve"> </w:t>
+      </w:r>
+      <w:r>
+        <w:rPr>
+          <w:rStyle w:val="VerbatimChar"/>
+          <w:i/>
+          <w:iCs/>
+        </w:rPr>
+        <w:t xml:space="preserve">src/comfortzone/overtake.py</w:t>
+      </w:r>
+      <w:r>
+        <w:rPr>
+          <w:i/>
+          <w:iCs/>
+        </w:rPr>
+        <w:t xml:space="preserve">, validated against the study’s own clearance</w:t>
+      </w:r>
+      <w:r>
+        <w:rPr>
+          <w:i/>
+          <w:iCs/>
+        </w:rPr>
+        <w:t xml:space="preserve"> </w:t>
+      </w:r>
+      <w:r>
+        <w:rPr>
+          <w:i/>
+          <w:iCs/>
+        </w:rPr>
+        <w:t xml:space="preserve">labels (0.506 / 1.004 / 1.501 m against 0.5 / 1 / 1.5). Three corrections to this</w:t>
+      </w:r>
+      <w:r>
+        <w:rPr>
+          <w:i/>
+          <w:iCs/>
+        </w:rPr>
+        <w:t xml:space="preserve"> </w:t>
+      </w:r>
+      <w:r>
+        <w:rPr>
+          <w:i/>
+          <w:iCs/>
+        </w:rPr>
+        <w:t xml:space="preserve">card: roles must come from the instructed vehicle because the cut-in’s lateral-span</w:t>
+      </w:r>
+      <w:r>
+        <w:rPr>
+          <w:i/>
+          <w:iCs/>
+        </w:rPr>
+        <w:t xml:space="preserve"> </w:t>
+      </w:r>
+      <w:r>
+        <w:rPr>
+          <w:i/>
+          <w:iCs/>
+        </w:rPr>
+        <w:t xml:space="preserve">rule is</w:t>
+      </w:r>
+      <w:r>
+        <w:rPr>
+          <w:i/>
+          <w:iCs/>
+        </w:rPr>
+        <w:t xml:space="preserve"> </w:t>
+      </w:r>
+      <w:r>
+        <w:rPr>
+          <w:b/>
+          <w:bCs/>
+          <w:i/>
+          <w:iCs/>
+        </w:rPr>
+        <w:t xml:space="preserve">inverted</w:t>
+      </w:r>
+      <w:r>
+        <w:rPr>
+          <w:i/>
+          <w:iCs/>
+        </w:rPr>
+        <w:t xml:space="preserve"> </w:t>
+      </w:r>
+      <w:r>
+        <w:rPr>
+          <w:i/>
+          <w:iCs/>
+        </w:rPr>
+        <w:t xml:space="preserve">here (the ego moves, not the target); the lateral coordinate is</w:t>
+      </w:r>
+      <w:r>
+        <w:rPr>
+          <w:i/>
+          <w:iCs/>
+        </w:rPr>
+        <w:t xml:space="preserve"> </w:t>
+      </w:r>
+      <w:r>
+        <w:rPr>
+          <w:rStyle w:val="VerbatimChar"/>
+          <w:i/>
+          <w:iCs/>
+        </w:rPr>
+        <w:t xml:space="preserve">Location_Y</w:t>
+      </w:r>
+      <w:r>
+        <w:rPr>
+          <w:i/>
+          <w:iCs/>
+        </w:rPr>
+        <w:t xml:space="preserve"> </w:t>
+      </w:r>
+      <w:r>
+        <w:rPr>
+          <w:i/>
+          <w:iCs/>
+        </w:rPr>
+        <w:t xml:space="preserve">—</w:t>
+      </w:r>
+      <w:r>
+        <w:rPr>
+          <w:i/>
+          <w:iCs/>
+        </w:rPr>
+        <w:t xml:space="preserve"> </w:t>
+      </w:r>
+      <w:r>
+        <w:rPr>
+          <w:rStyle w:val="VerbatimChar"/>
+          <w:i/>
+          <w:iCs/>
+        </w:rPr>
+        <w:t xml:space="preserve">Offset</w:t>
+      </w:r>
+      <w:r>
+        <w:rPr>
+          <w:i/>
+          <w:iCs/>
+        </w:rPr>
+        <w:t xml:space="preserve"> </w:t>
+      </w:r>
+      <w:r>
+        <w:rPr>
+          <w:i/>
+          <w:iCs/>
+        </w:rPr>
+        <w:t xml:space="preserve">inverts the criticality ordering; and the cyclist width is in</w:t>
+      </w:r>
+      <w:r>
+        <w:rPr>
+          <w:i/>
+          <w:iCs/>
+        </w:rPr>
+        <w:t xml:space="preserve"> </w:t>
+      </w:r>
+      <w:r>
+        <w:rPr>
+          <w:i/>
+          <w:iCs/>
+        </w:rPr>
+        <w:t xml:space="preserve">the trace (0.582 m), not assumed. The card’s premise did</w:t>
+      </w:r>
+      <w:r>
+        <w:rPr>
+          <w:i/>
+          <w:iCs/>
+        </w:rPr>
+        <w:t xml:space="preserve"> </w:t>
+      </w:r>
+      <w:r>
+        <w:rPr>
+          <w:b/>
+          <w:bCs/>
+          <w:i/>
+          <w:iCs/>
+        </w:rPr>
+        <w:t xml:space="preserve">not</w:t>
+      </w:r>
+      <w:r>
+        <w:rPr>
+          <w:i/>
+          <w:iCs/>
+        </w:rPr>
+        <w:t xml:space="preserve"> </w:t>
+      </w:r>
+      <w:r>
+        <w:rPr>
+          <w:i/>
+          <w:iCs/>
+        </w:rPr>
+        <w:t xml:space="preserve">hold: the field</w:t>
+      </w:r>
+      <w:r>
+        <w:rPr>
+          <w:i/>
+          <w:iCs/>
+        </w:rPr>
+        <w:t xml:space="preserve"> </w:t>
+      </w:r>
+      <w:r>
+        <w:rPr>
+          <w:i/>
+          <w:iCs/>
+        </w:rPr>
+        <w:t xml:space="preserve">orders the 15 cells at Spearman +0.402 against the clearance label’s −0.833, because</w:t>
+      </w:r>
+      <w:r>
+        <w:rPr>
+          <w:i/>
+          <w:iCs/>
+        </w:rPr>
+        <w:t xml:space="preserve"> </w:t>
+      </w:r>
+      <w:r>
+        <w:rPr>
+          <w:rStyle w:val="VerbatimChar"/>
+          <w:i/>
+          <w:iCs/>
+        </w:rPr>
+        <w:t xml:space="preserve">p_lane</w:t>
+      </w:r>
+      <w:r>
+        <w:rPr>
+          <w:i/>
+          <w:iCs/>
+        </w:rPr>
+        <w:t xml:space="preserve"> </w:t>
+      </w:r>
+      <w:r>
+        <w:rPr>
+          <w:i/>
+          <w:iCs/>
+        </w:rPr>
+        <w:t xml:space="preserve">sits at 0.843–1.000 all through the window and cannot see the manipulated</w:t>
+      </w:r>
+      <w:r>
+        <w:rPr>
+          <w:i/>
+          <w:iCs/>
+        </w:rPr>
+        <w:t xml:space="preserve"> </w:t>
+      </w:r>
+      <w:r>
+        <w:rPr>
+          <w:i/>
+          <w:iCs/>
+        </w:rPr>
+        <w:t xml:space="preserve">variable. The scenario’s criticality is a lateral</w:t>
+      </w:r>
+      <w:r>
+        <w:rPr>
+          <w:i/>
+          <w:iCs/>
+        </w:rPr>
+        <w:t xml:space="preserve"> </w:t>
+      </w:r>
+      <w:r>
+        <w:rPr>
+          <w:i/>
+          <w:i/>
+          <w:iCs/>
+          <w:iCs/>
+        </w:rPr>
+        <w:t xml:space="preserve">comfort margin</w:t>
+      </w:r>
+      <w:r>
+        <w:rPr>
+          <w:i/>
+          <w:iCs/>
+        </w:rPr>
+        <w:t xml:space="preserve">, not a collision</w:t>
+      </w:r>
+      <w:r>
+        <w:rPr>
+          <w:i/>
+          <w:iCs/>
+        </w:rPr>
+        <w:t xml:space="preserve"> </w:t>
+      </w:r>
+      <w:r>
+        <w:rPr>
+          <w:i/>
+          <w:iCs/>
+        </w:rPr>
+        <w:t xml:space="preserve">geometry. Adding a lateral-clearance comfort term is a preference-function change and</w:t>
+      </w:r>
+      <w:r>
+        <w:rPr>
+          <w:i/>
+          <w:iCs/>
+        </w:rPr>
+        <w:t xml:space="preserve"> </w:t>
+      </w:r>
+      <w:r>
+        <w:rPr>
+          <w:i/>
+          <w:iCs/>
+        </w:rPr>
+        <w:t xml:space="preserve">is left as a review decision.]</w:t>
       </w:r>
     </w:p>
     <w:p>
@@ -5209,29 +5048,505 @@
         </w:numPr>
       </w:pPr>
       <w:r>
-        <w:t xml:space="preserve">Output: one table, per scenario × model: held-out corr and RMSE against (a) chance</w:t>
-      </w:r>
-      <w:r>
-        <w:t xml:space="preserve"> </w:t>
-      </w:r>
-      <w:r>
-        <w:t xml:space="preserve">and (b) the per-scenario-refit ceiling. No verdict prose from the executing</w:t>
-      </w:r>
-      <w:r>
-        <w:t xml:space="preserve"> </w:t>
-      </w:r>
-      <w:r>
-        <w:t xml:space="preserve">session; the verdict is a review task.</w:t>
+        <w:rPr>
+          <w:b/>
+          <w:bCs/>
+        </w:rPr>
+        <w:t xml:space="preserve">B.2 truck overtake / truck lateral</w:t>
+      </w:r>
+      <w:r>
+        <w:t xml:space="preserve">: ego passes a truck with clearance variants;</w:t>
+      </w:r>
+      <w:r>
+        <w:t xml:space="preserve"> </w:t>
+      </w:r>
+      <w:r>
+        <w:t xml:space="preserve">the conflict is lateral, so P_lane runs on the</w:t>
+      </w:r>
+      <w:r>
+        <w:t xml:space="preserve"> </w:t>
+      </w:r>
+      <w:r>
+        <w:rPr>
+          <w:i/>
+          <w:iCs/>
+        </w:rPr>
+        <w:t xml:space="preserve">lateral closing</w:t>
+      </w:r>
+      <w:r>
+        <w:t xml:space="preserve"> </w:t>
+      </w:r>
+      <w:r>
+        <w:t xml:space="preserve">induced by the</w:t>
+      </w:r>
+      <w:r>
+        <w:t xml:space="preserve"> </w:t>
+      </w:r>
+      <w:r>
+        <w:t xml:space="preserve">truck’s drift (</w:t>
+      </w:r>
+      <w:r>
+        <w:rPr>
+          <w:rStyle w:val="VerbatimChar"/>
+        </w:rPr>
+        <w:t xml:space="preserve">truck_lateral_movement</w:t>
+      </w:r>
+      <w:r>
+        <w:t xml:space="preserve"> </w:t>
+      </w:r>
+      <w:r>
+        <w:t xml:space="preserve">traces) and the clearance term carries the</w:t>
+      </w:r>
+      <w:r>
+        <w:t xml:space="preserve"> </w:t>
+      </w:r>
+      <w:r>
+        <w:t xml:space="preserve">statics. Accept: same criteria; also record whether the zero-deficit issue appears.</w:t>
+      </w:r>
+    </w:p>
+    <w:p>
+      <w:pPr>
+        <w:pStyle w:val="Compact"/>
+        <w:numPr>
+          <w:ilvl w:val="0"/>
+          <w:numId w:val="1016"/>
+        </w:numPr>
+      </w:pPr>
+      <w:r>
+        <w:rPr>
+          <w:b/>
+          <w:bCs/>
+        </w:rPr>
+        <w:t xml:space="preserve">B.3 LTAP</w:t>
+      </w:r>
+      <w:r>
+        <w:t xml:space="preserve">: crossing geometry. Build arrival-time separation at the conflict</w:t>
+      </w:r>
+      <w:r>
+        <w:t xml:space="preserve"> </w:t>
+      </w:r>
+      <w:r>
+        <w:t xml:space="preserve">zone (the intersection scenario’s construction): compute each vehicle’s time to the</w:t>
+      </w:r>
+      <w:r>
+        <w:t xml:space="preserve"> </w:t>
+      </w:r>
+      <w:r>
+        <w:t xml:space="preserve">crossing-region entry/exit from the traces, and gate the collision/safety terms by</w:t>
+      </w:r>
+      <w:r>
+        <w:t xml:space="preserve"> </w:t>
+      </w:r>
+      <w:r>
+        <w:t xml:space="preserve">predicted co-occupancy (the P_lane idea with lateral overlap replaced by zone</w:t>
+      </w:r>
+      <w:r>
+        <w:t xml:space="preserve"> </w:t>
+      </w:r>
+      <w:r>
+        <w:t xml:space="preserve">co-occupancy). This card has real design content —</w:t>
+      </w:r>
+      <w:r>
+        <w:t xml:space="preserve"> </w:t>
+      </w:r>
+      <w:r>
+        <w:rPr>
+          <w:b/>
+          <w:bCs/>
+        </w:rPr>
+        <w:t xml:space="preserve">write the construction note</w:t>
+      </w:r>
+      <w:r>
+        <w:rPr>
+          <w:b/>
+          <w:bCs/>
+        </w:rPr>
+        <w:t xml:space="preserve"> </w:t>
+      </w:r>
+      <w:r>
+        <w:rPr>
+          <w:b/>
+          <w:bCs/>
+        </w:rPr>
+        <w:t xml:space="preserve">first (1 page, the lane-entry-note pattern) and get it reviewed before coding</w:t>
+      </w:r>
+      <w:r>
+        <w:t xml:space="preserve">.</w:t>
+      </w:r>
+    </w:p>
+    <w:p>
+      <w:pPr>
+        <w:pStyle w:val="Compact"/>
+        <w:numPr>
+          <w:ilvl w:val="0"/>
+          <w:numId w:val="1016"/>
+        </w:numPr>
+      </w:pPr>
+      <w:r>
+        <w:rPr>
+          <w:b/>
+          <w:bCs/>
+        </w:rPr>
+        <w:t xml:space="preserve">Stop for all three if</w:t>
+      </w:r>
+      <w:r>
+        <w:t xml:space="preserve">: a trace family’s geometry does not fit the template</w:t>
+      </w:r>
+      <w:r>
+        <w:t xml:space="preserve"> </w:t>
+      </w:r>
+      <w:r>
+        <w:t xml:space="preserve">(e.g. missing vehicle, broken dimensions beyond the documented truck case).</w:t>
       </w:r>
     </w:p>
     <w:bookmarkEnd w:id="21"/>
-    <w:bookmarkStart w:id="22" w:name="card-c-percentile-sensitivity"/>
+    <w:bookmarkStart w:id="22" w:name="X2e740bdde0311d32c80d142a3abf565c10676ee"/>
     <w:p>
       <w:pPr>
         <w:pStyle w:val="Heading3"/>
       </w:pPr>
       <w:r>
-        <w:t xml:space="preserve">Card C — percentile sensitivity</w:t>
+        <w:t xml:space="preserve">Card B.4 — the transfer test (review gate; do not run before A.3 and B.1–B.3)</w:t>
+      </w:r>
+    </w:p>
+    <w:p>
+      <w:pPr>
+        <w:pStyle w:val="FirstParagraph"/>
+      </w:pPr>
+      <w:r>
+        <w:rPr>
+          <w:i/>
+          <w:iCs/>
+        </w:rPr>
+        <w:t xml:space="preserve">[Adjusted 2026-08-27 at review gate R.1: A.3’s FAIL removes the accumulator from</w:t>
+      </w:r>
+      <w:r>
+        <w:rPr>
+          <w:i/>
+          <w:iCs/>
+        </w:rPr>
+        <w:t xml:space="preserve"> </w:t>
+      </w:r>
+      <w:r>
+        <w:rPr>
+          <w:i/>
+          <w:iCs/>
+        </w:rPr>
+        <w:t xml:space="preserve">this card. The transferred model is the stage-1 static threshold, hierarchical-lapse</w:t>
+      </w:r>
+      <w:r>
+        <w:rPr>
+          <w:i/>
+          <w:iCs/>
+        </w:rPr>
+        <w:t xml:space="preserve"> </w:t>
+      </w:r>
+      <w:r>
+        <w:rPr>
+          <w:i/>
+          <w:iCs/>
+        </w:rPr>
+        <w:t xml:space="preserve">variant (population median 5 352, σ 0.209), everything frozen. The three-way</w:t>
+      </w:r>
+      <w:r>
+        <w:rPr>
+          <w:i/>
+          <w:iCs/>
+        </w:rPr>
+        <w:t xml:space="preserve"> </w:t>
+      </w:r>
+      <w:r>
+        <w:rPr>
+          <w:i/>
+          <w:iCs/>
+        </w:rPr>
+        <w:t xml:space="preserve">comparison (one-scalar field vs per-scenario 2D rules vs elliptical joint) is</w:t>
+      </w:r>
+      <w:r>
+        <w:rPr>
+          <w:i/>
+          <w:iCs/>
+        </w:rPr>
+        <w:t xml:space="preserve"> </w:t>
+      </w:r>
+      <w:r>
+        <w:rPr>
+          <w:i/>
+          <w:iCs/>
+        </w:rPr>
+        <w:t xml:space="preserve">unchanged.]</w:t>
+      </w:r>
+    </w:p>
+    <w:p>
+      <w:pPr>
+        <w:pStyle w:val="BodyText"/>
+      </w:pPr>
+      <w:r>
+        <w:rPr>
+          <w:i/>
+          <w:iCs/>
+        </w:rPr>
+        <w:t xml:space="preserve">[Adjusted again 2026-08-28, on evidence from the B.1 pilot transfer</w:t>
+      </w:r>
+      <w:r>
+        <w:rPr>
+          <w:i/>
+          <w:iCs/>
+        </w:rPr>
+        <w:t xml:space="preserve"> </w:t>
+      </w:r>
+      <w:r>
+        <w:rPr>
+          <w:i/>
+          <w:iCs/>
+        </w:rPr>
+        <w:t xml:space="preserve">(</w:t>
+      </w:r>
+      <w:r>
+        <w:rPr>
+          <w:rStyle w:val="VerbatimChar"/>
+          <w:i/>
+          <w:iCs/>
+        </w:rPr>
+        <w:t xml:space="preserve">docs/overtake_construction_note.md</w:t>
+      </w:r>
+      <w:r>
+        <w:rPr>
+          <w:i/>
+          <w:iCs/>
+        </w:rPr>
+        <w:t xml:space="preserve"> </w:t>
+      </w:r>
+      <w:r>
+        <w:rPr>
+          <w:i/>
+          <w:iCs/>
+        </w:rPr>
+        <w:t xml:space="preserve">§6).</w:t>
+      </w:r>
+      <w:r>
+        <w:rPr>
+          <w:i/>
+          <w:iCs/>
+        </w:rPr>
+        <w:t xml:space="preserve"> </w:t>
+      </w:r>
+      <w:r>
+        <w:rPr>
+          <w:b/>
+          <w:bCs/>
+          <w:i/>
+          <w:iCs/>
+        </w:rPr>
+        <w:t xml:space="preserve">The primary analysis should freeze the</w:t>
+      </w:r>
+      <w:r>
+        <w:rPr>
+          <w:b/>
+          <w:bCs/>
+          <w:i/>
+          <w:iCs/>
+        </w:rPr>
+        <w:t xml:space="preserve"> </w:t>
+      </w:r>
+      <w:r>
+        <w:rPr>
+          <w:b/>
+          <w:bCs/>
+          <w:i/>
+          <w:iCs/>
+        </w:rPr>
+        <w:t xml:space="preserve">boundary and free each scenario’s lapse</w:t>
+      </w:r>
+      <w:r>
+        <w:rPr>
+          <w:i/>
+          <w:iCs/>
+        </w:rPr>
+        <w:t xml:space="preserve">, not freeze everything. The pre-onset</w:t>
+      </w:r>
+      <w:r>
+        <w:rPr>
+          <w:i/>
+          <w:iCs/>
+        </w:rPr>
+        <w:t xml:space="preserve"> </w:t>
+      </w:r>
+      <w:r>
+        <w:rPr>
+          <w:i/>
+          <w:iCs/>
+        </w:rPr>
+        <w:t xml:space="preserve">intervention rate is 0.081 in the cut-in against 0.198 in the cyclist overtake, so a</w:t>
+      </w:r>
+      <w:r>
+        <w:rPr>
+          <w:i/>
+          <w:iCs/>
+        </w:rPr>
+        <w:t xml:space="preserve"> </w:t>
+      </w:r>
+      <w:r>
+        <w:rPr>
+          <w:i/>
+          <w:iCs/>
+        </w:rPr>
+        <w:t xml:space="preserve">no-shift primary starts every transfer cell ~0.12 low for reasons unrelated to the</w:t>
+      </w:r>
+      <w:r>
+        <w:rPr>
+          <w:i/>
+          <w:iCs/>
+        </w:rPr>
+        <w:t xml:space="preserve"> </w:t>
+      </w:r>
+      <w:r>
+        <w:rPr>
+          <w:i/>
+          <w:iCs/>
+        </w:rPr>
+        <w:t xml:space="preserve">boundary: frozen transfer scores RMSE 0.176 against chance 0.158, while freeing only</w:t>
+      </w:r>
+      <w:r>
+        <w:rPr>
+          <w:i/>
+          <w:iCs/>
+        </w:rPr>
+        <w:t xml:space="preserve"> </w:t>
+      </w:r>
+      <w:r>
+        <w:rPr>
+          <w:i/>
+          <w:iCs/>
+        </w:rPr>
+        <w:t xml:space="preserve">the lapse gives 0.129 — past chance and within 0.016 of the full-refit ceiling. The</w:t>
+      </w:r>
+      <w:r>
+        <w:rPr>
+          <w:i/>
+          <w:iCs/>
+        </w:rPr>
+        <w:t xml:space="preserve"> </w:t>
+      </w:r>
+      <w:r>
+        <w:rPr>
+          <w:i/>
+          <w:iCs/>
+        </w:rPr>
+        <w:t xml:space="preserve">lapse is identified by that scenario’s C1 cells alone, which end where the field is</w:t>
+      </w:r>
+      <w:r>
+        <w:rPr>
+          <w:i/>
+          <w:iCs/>
+        </w:rPr>
+        <w:t xml:space="preserve"> </w:t>
+      </w:r>
+      <w:r>
+        <w:rPr>
+          <w:i/>
+          <w:iCs/>
+        </w:rPr>
+        <w:t xml:space="preserve">zero by construction and therefore carry no boundary information; the roadmap’s</w:t>
+      </w:r>
+      <w:r>
+        <w:rPr>
+          <w:i/>
+          <w:iCs/>
+        </w:rPr>
+        <w:t xml:space="preserve"> </w:t>
+      </w:r>
+      <w:r>
+        <w:rPr>
+          <w:i/>
+          <w:iCs/>
+        </w:rPr>
+        <w:t xml:space="preserve">secondary</w:t>
+      </w:r>
+      <w:r>
+        <w:rPr>
+          <w:i/>
+          <w:iCs/>
+        </w:rPr>
+        <w:t xml:space="preserve"> </w:t>
+      </w:r>
+      <w:r>
+        <w:rPr>
+          <w:i/>
+          <w:iCs/>
+        </w:rPr>
+        <w:t xml:space="preserve">“one uniform level shift per scenario”</w:t>
+      </w:r>
+      <w:r>
+        <w:rPr>
+          <w:i/>
+          <w:iCs/>
+        </w:rPr>
+        <w:t xml:space="preserve"> </w:t>
+      </w:r>
+      <w:r>
+        <w:rPr>
+          <w:i/>
+          <w:iCs/>
+        </w:rPr>
+        <w:t xml:space="preserve">does absorb the boundary and should</w:t>
+      </w:r>
+      <w:r>
+        <w:rPr>
+          <w:i/>
+          <w:iCs/>
+        </w:rPr>
+        <w:t xml:space="preserve"> </w:t>
+      </w:r>
+      <w:r>
+        <w:rPr>
+          <w:i/>
+          <w:iCs/>
+        </w:rPr>
+        <w:t xml:space="preserve">stay secondary. Also: score against the field-independent ceiling in</w:t>
+      </w:r>
+      <w:r>
+        <w:rPr>
+          <w:i/>
+          <w:iCs/>
+        </w:rPr>
+        <w:t xml:space="preserve"> </w:t>
+      </w:r>
+      <w:r>
+        <w:rPr>
+          <w:rStyle w:val="VerbatimChar"/>
+          <w:i/>
+          <w:iCs/>
+        </w:rPr>
+        <w:t xml:space="preserve">out/cross_scenario_consistency.md</w:t>
+      </w:r>
+      <w:r>
+        <w:rPr>
+          <w:i/>
+          <w:iCs/>
+        </w:rPr>
+        <w:t xml:space="preserve"> </w:t>
+      </w:r>
+      <w:r>
+        <w:rPr>
+          <w:i/>
+          <w:iCs/>
+        </w:rPr>
+        <w:t xml:space="preserve">— only ~69% of the reliable per-driver signal is</w:t>
+      </w:r>
+      <w:r>
+        <w:rPr>
+          <w:i/>
+          <w:iCs/>
+        </w:rPr>
+        <w:t xml:space="preserve"> </w:t>
+      </w:r>
+      <w:r>
+        <w:rPr>
+          <w:i/>
+          <w:iCs/>
+        </w:rPr>
+        <w:t xml:space="preserve">shared between scenarios, so a perfect one-scalar model cannot reach 100%.]</w:t>
       </w:r>
     </w:p>
     <w:p>
@@ -5243,44 +5558,65 @@
         </w:numPr>
       </w:pPr>
       <w:r>
-        <w:rPr>
-          <w:rStyle w:val="VerbatimChar"/>
-        </w:rPr>
-        <w:t xml:space="preserve">replication/czb/percentile_sensitivity.py</w:t>
-      </w:r>
-      <w:r>
-        <w:t xml:space="preserve"> </w:t>
-      </w:r>
-      <w:r>
-        <w:t xml:space="preserve">from A.2’s population distribution:</w:t>
-      </w:r>
-      <w:r>
-        <w:t xml:space="preserve"> </w:t>
-      </w:r>
-      <w:r>
-        <w:t xml:space="preserve">implied trigger onset per stimulus for percentiles 50–95 (step 5) × a_allowed on</w:t>
-      </w:r>
-      <w:r>
-        <w:t xml:space="preserve"> </w:t>
-      </w:r>
-      <w:r>
-        <w:t xml:space="preserve">the fitted comfort–dread range; report d(onset)/d(5 percentile points) in seconds</w:t>
-      </w:r>
-      <w:r>
-        <w:t xml:space="preserve"> </w:t>
-      </w:r>
-      <w:r>
-        <w:t xml:space="preserve">against the percentile’s own CI width. One figure, one table.</w:t>
+        <w:t xml:space="preserve">Fit on cut-in only (A.2/A.3 configuration frozen); predict each transfer scenario’s</w:t>
+      </w:r>
+      <w:r>
+        <w:t xml:space="preserve"> </w:t>
+      </w:r>
+      <w:r>
+        <w:t xml:space="preserve">response surface with no refit. Primary: no per-scenario shift. Secondary: one</w:t>
+      </w:r>
+      <w:r>
+        <w:t xml:space="preserve"> </w:t>
+      </w:r>
+      <w:r>
+        <w:t xml:space="preserve">instruction shift per scenario. Comparators on identical folds: per-scenario 2D</w:t>
+      </w:r>
+      <w:r>
+        <w:t xml:space="preserve"> </w:t>
+      </w:r>
+      <w:r>
+        <w:t xml:space="preserve">state rules (1/TTC-analogue + the scenario’s own second observable), and — once</w:t>
+      </w:r>
+      <w:r>
+        <w:t xml:space="preserve"> </w:t>
+      </w:r>
+      <w:r>
+        <w:t xml:space="preserve">specified with Jonas — the elliptical joint on the same observables.</w:t>
+      </w:r>
+    </w:p>
+    <w:p>
+      <w:pPr>
+        <w:pStyle w:val="Compact"/>
+        <w:numPr>
+          <w:ilvl w:val="0"/>
+          <w:numId w:val="1017"/>
+        </w:numPr>
+      </w:pPr>
+      <w:r>
+        <w:t xml:space="preserve">Output: one table, per scenario × model: held-out corr and RMSE against (a) chance</w:t>
+      </w:r>
+      <w:r>
+        <w:t xml:space="preserve"> </w:t>
+      </w:r>
+      <w:r>
+        <w:t xml:space="preserve">and (b) the per-scenario-refit ceiling. No verdict prose from the executing</w:t>
+      </w:r>
+      <w:r>
+        <w:t xml:space="preserve"> </w:t>
+      </w:r>
+      <w:r>
+        <w:t xml:space="preserve">session; the verdict is a review task.</w:t>
       </w:r>
     </w:p>
     <w:bookmarkEnd w:id="22"/>
-    <w:bookmarkStart w:id="23" w:name="Xab5693df3d10b816b24afc842194bc9dbb4fe22"/>
+    <w:bookmarkStart w:id="23" w:name="card-c-percentile-sensitivity"/>
     <w:p>
       <w:pPr>
         <w:pStyle w:val="Heading3"/>
       </w:pPr>
       <w:r>
-        <w:t xml:space="preserve">Card E.1 — closed-form versus sampled lane-entry expectation</w:t>
+        <w:t xml:space="preserve">Card C — percentile sensitivity</w:t>
       </w:r>
     </w:p>
     <w:p>
@@ -5292,219 +5628,44 @@
         </w:numPr>
       </w:pPr>
       <w:r>
-        <w:t xml:space="preserve">Monte Carlo the released binary gates under steering noise (heading random walk,</w:t>
-      </w:r>
-      <w:r>
-        <w:t xml:space="preserve"> </w:t>
-      </w:r>
-      <w:r>
-        <w:t xml:space="preserve">σ_ω =</w:t>
-      </w:r>
-      <w:r>
-        <w:t xml:space="preserve"> </w:t>
-      </w:r>
-      <w:r>
-        <w:rPr>
-          <w:rStyle w:val="VerbatimChar"/>
-        </w:rPr>
-        <w:t xml:space="preserve">CUTIN_W_SD_MODEL</w:t>
-      </w:r>
-      <w:r>
-        <w:t xml:space="preserve">, the model’s own dt) along the 12 cut-in clips; compare</w:t>
-      </w:r>
-      <w:r>
-        <w:t xml:space="preserve"> </w:t>
-      </w:r>
-      <w:r>
-        <w:t xml:space="preserve">the sampled conflict-probability with</w:t>
-      </w:r>
-      <w:r>
-        <w:t xml:space="preserve"> </w:t>
-      </w:r>
-      <w:r>
-        <w:rPr>
-          <w:rStyle w:val="VerbatimChar"/>
-        </w:rPr>
-        <w:t xml:space="preserve">lane_entry_weight</w:t>
-      </w:r>
-      <w:r>
-        <w:t xml:space="preserve">. Accept: max absolute</w:t>
-      </w:r>
-      <w:r>
-        <w:t xml:space="preserve"> </w:t>
-      </w:r>
-      <w:r>
-        <w:t xml:space="preserve">difference reported per clip; agreement within ~0.15 through the response window</w:t>
-      </w:r>
-      <w:r>
-        <w:t xml:space="preserve"> </w:t>
-      </w:r>
-      <w:r>
-        <w:t xml:space="preserve">validates the closed form, larger structured disagreement goes to review.</w:t>
+        <w:rPr>
+          <w:rStyle w:val="VerbatimChar"/>
+        </w:rPr>
+        <w:t xml:space="preserve">replication/czb/percentile_sensitivity.py</w:t>
+      </w:r>
+      <w:r>
+        <w:t xml:space="preserve"> </w:t>
+      </w:r>
+      <w:r>
+        <w:t xml:space="preserve">from A.2’s population distribution:</w:t>
+      </w:r>
+      <w:r>
+        <w:t xml:space="preserve"> </w:t>
+      </w:r>
+      <w:r>
+        <w:t xml:space="preserve">implied trigger onset per stimulus for percentiles 50–95 (step 5) × a_allowed on</w:t>
+      </w:r>
+      <w:r>
+        <w:t xml:space="preserve"> </w:t>
+      </w:r>
+      <w:r>
+        <w:t xml:space="preserve">the fitted comfort–dread range; report d(onset)/d(5 percentile points) in seconds</w:t>
+      </w:r>
+      <w:r>
+        <w:t xml:space="preserve"> </w:t>
+      </w:r>
+      <w:r>
+        <w:t xml:space="preserve">against the percentile’s own CI width. One figure, one table.</w:t>
       </w:r>
     </w:p>
     <w:bookmarkEnd w:id="23"/>
-    <w:bookmarkStart w:id="24" w:name="cards-e.2-e.3-and-d"/>
+    <w:bookmarkStart w:id="24" w:name="Xab5693df3d10b816b24afc842194bc9dbb4fe22"/>
     <w:p>
       <w:pPr>
         <w:pStyle w:val="Heading3"/>
       </w:pPr>
       <w:r>
-        <w:t xml:space="preserve">Cards E.2, E.3 and D</w:t>
-      </w:r>
-    </w:p>
-    <w:p>
-      <w:pPr>
-        <w:pStyle w:val="FirstParagraph"/>
-      </w:pPr>
-      <w:r>
-        <w:t xml:space="preserve">Deliberately not carded for cheap execution: E.2 (uncertainty term) and E.3</w:t>
-      </w:r>
-      <w:r>
-        <w:t xml:space="preserve"> </w:t>
-      </w:r>
-      <w:r>
-        <w:t xml:space="preserve">(policy-set field) involve model design, and D (safety audit) touches the causation</w:t>
-      </w:r>
-      <w:r>
-        <w:t xml:space="preserve"> </w:t>
-      </w:r>
-      <w:r>
-        <w:t xml:space="preserve">runner’s intervention injection. These get cards after their design notes exist.</w:t>
-      </w:r>
-    </w:p>
-    <w:bookmarkEnd w:id="24"/>
-    <w:bookmarkEnd w:id="25"/>
-    <w:bookmarkStart w:id="26" w:name="suggested-session-pattern"/>
-    <w:p>
-      <w:pPr>
-        <w:pStyle w:val="Heading2"/>
-      </w:pPr>
-      <w:r>
-        <w:t xml:space="preserve">4 Suggested session pattern</w:t>
-      </w:r>
-    </w:p>
-    <w:p>
-      <w:pPr>
-        <w:pStyle w:val="FirstParagraph"/>
-      </w:pPr>
-      <w:r>
-        <w:t xml:space="preserve">One card per session, in card order within a stage; start each session with</w:t>
-      </w:r>
-      <w:r>
-        <w:t xml:space="preserve"> </w:t>
-      </w:r>
-      <w:r>
-        <w:t xml:space="preserve">“read</w:t>
-      </w:r>
-      <w:r>
-        <w:t xml:space="preserve"> </w:t>
-      </w:r>
-      <w:r>
-        <w:rPr>
-          <w:rStyle w:val="VerbatimChar"/>
-        </w:rPr>
-        <w:t xml:space="preserve">handover.md</w:t>
-      </w:r>
-      <w:r>
-        <w:t xml:space="preserve">,</w:t>
-      </w:r>
-      <w:r>
-        <w:t xml:space="preserve"> </w:t>
-      </w:r>
-      <w:r>
-        <w:rPr>
-          <w:rStyle w:val="VerbatimChar"/>
-        </w:rPr>
-        <w:t xml:space="preserve">docs/czb_validation_roadmap.md</w:t>
-      </w:r>
-      <w:r>
-        <w:t xml:space="preserve">, and</w:t>
-      </w:r>
-      <w:r>
-        <w:t xml:space="preserve"> </w:t>
-      </w:r>
-      <w:r>
-        <w:rPr>
-          <w:rStyle w:val="VerbatimChar"/>
-        </w:rPr>
-        <w:t xml:space="preserve">docs/czb_work_orders.md</w:t>
-      </w:r>
-      <w:r>
-        <w:t xml:space="preserve">, then</w:t>
-      </w:r>
-      <w:r>
-        <w:t xml:space="preserve"> </w:t>
-      </w:r>
-      <w:r>
-        <w:t xml:space="preserve">execute card X and nothing else”</w:t>
-      </w:r>
-      <w:r>
-        <w:t xml:space="preserve">; end each with the card’s report, a commit whose</w:t>
-      </w:r>
-      <w:r>
-        <w:t xml:space="preserve"> </w:t>
-      </w:r>
-      <w:r>
-        <w:t xml:space="preserve">message names the card, and one paragraph appended to the running log in</w:t>
-      </w:r>
-      <w:r>
-        <w:t xml:space="preserve"> </w:t>
-      </w:r>
-      <w:r>
-        <w:rPr>
-          <w:rStyle w:val="VerbatimChar"/>
-        </w:rPr>
-        <w:t xml:space="preserve">replication/czb/out/worklog.md</w:t>
-      </w:r>
-      <w:r>
-        <w:t xml:space="preserve">. Review sessions (stronger model) after A.2, A.3,</w:t>
-      </w:r>
-      <w:r>
-        <w:t xml:space="preserve"> </w:t>
-      </w:r>
-      <w:r>
-        <w:t xml:space="preserve">and B.4 at minimum.</w:t>
-      </w:r>
-    </w:p>
-    <w:p>
-      <w:pPr>
-        <w:pStyle w:val="BodyText"/>
-      </w:pPr>
-      <w:r>
-        <w:rPr>
-          <w:i/>
-          <w:iCs/>
-        </w:rPr>
-        <w:t xml:space="preserve">[Card order after gate R.1, 2026-08-27. Stage A is closed (A.1–A.4 done; the A.3/A.4</w:t>
-      </w:r>
-      <w:r>
-        <w:rPr>
-          <w:i/>
-          <w:iCs/>
-        </w:rPr>
-        <w:t xml:space="preserve"> </w:t>
-      </w:r>
-      <w:r>
-        <w:rPr>
-          <w:i/>
-          <w:iCs/>
-        </w:rPr>
-        <w:t xml:space="preserve">FAILs are recorded verdicts, not open work). The remaining cards, in the order a</w:t>
-      </w:r>
-      <w:r>
-        <w:rPr>
-          <w:i/>
-          <w:iCs/>
-        </w:rPr>
-        <w:t xml:space="preserve"> </w:t>
-      </w:r>
-      <w:r>
-        <w:rPr>
-          <w:i/>
-          <w:iCs/>
-        </w:rPr>
-        <w:t xml:space="preserve">cheap-model session should take them:</w:t>
+        <w:t xml:space="preserve">Card E.1 — closed-form versus sampled lane-entry expectation</w:t>
       </w:r>
     </w:p>
     <w:p>
@@ -5516,6 +5677,230 @@
         </w:numPr>
       </w:pPr>
       <w:r>
+        <w:t xml:space="preserve">Monte Carlo the released binary gates under steering noise (heading random walk,</w:t>
+      </w:r>
+      <w:r>
+        <w:t xml:space="preserve"> </w:t>
+      </w:r>
+      <w:r>
+        <w:t xml:space="preserve">σ_ω =</w:t>
+      </w:r>
+      <w:r>
+        <w:t xml:space="preserve"> </w:t>
+      </w:r>
+      <w:r>
+        <w:rPr>
+          <w:rStyle w:val="VerbatimChar"/>
+        </w:rPr>
+        <w:t xml:space="preserve">CUTIN_W_SD_MODEL</w:t>
+      </w:r>
+      <w:r>
+        <w:t xml:space="preserve">, the model’s own dt) along the 12 cut-in clips; compare</w:t>
+      </w:r>
+      <w:r>
+        <w:t xml:space="preserve"> </w:t>
+      </w:r>
+      <w:r>
+        <w:t xml:space="preserve">the sampled conflict-probability with</w:t>
+      </w:r>
+      <w:r>
+        <w:t xml:space="preserve"> </w:t>
+      </w:r>
+      <w:r>
+        <w:rPr>
+          <w:rStyle w:val="VerbatimChar"/>
+        </w:rPr>
+        <w:t xml:space="preserve">lane_entry_weight</w:t>
+      </w:r>
+      <w:r>
+        <w:t xml:space="preserve">. Accept: max absolute</w:t>
+      </w:r>
+      <w:r>
+        <w:t xml:space="preserve"> </w:t>
+      </w:r>
+      <w:r>
+        <w:t xml:space="preserve">difference reported per clip; agreement within ~0.15 through the response window</w:t>
+      </w:r>
+      <w:r>
+        <w:t xml:space="preserve"> </w:t>
+      </w:r>
+      <w:r>
+        <w:t xml:space="preserve">validates the closed form, larger structured disagreement goes to review.</w:t>
+      </w:r>
+    </w:p>
+    <w:bookmarkEnd w:id="24"/>
+    <w:bookmarkStart w:id="25" w:name="cards-e.2-e.3-and-d"/>
+    <w:p>
+      <w:pPr>
+        <w:pStyle w:val="Heading3"/>
+      </w:pPr>
+      <w:r>
+        <w:t xml:space="preserve">Cards E.2, E.3 and D</w:t>
+      </w:r>
+    </w:p>
+    <w:p>
+      <w:pPr>
+        <w:pStyle w:val="FirstParagraph"/>
+      </w:pPr>
+      <w:r>
+        <w:t xml:space="preserve">Deliberately not carded for cheap execution: E.2 (uncertainty term) and E.3</w:t>
+      </w:r>
+      <w:r>
+        <w:t xml:space="preserve"> </w:t>
+      </w:r>
+      <w:r>
+        <w:t xml:space="preserve">(policy-set field) involve model design, and D (safety audit) touches the causation</w:t>
+      </w:r>
+      <w:r>
+        <w:t xml:space="preserve"> </w:t>
+      </w:r>
+      <w:r>
+        <w:t xml:space="preserve">runner’s intervention injection. These get cards after their design notes exist.</w:t>
+      </w:r>
+    </w:p>
+    <w:bookmarkEnd w:id="25"/>
+    <w:bookmarkEnd w:id="26"/>
+    <w:bookmarkStart w:id="27" w:name="suggested-session-pattern"/>
+    <w:p>
+      <w:pPr>
+        <w:pStyle w:val="Heading2"/>
+      </w:pPr>
+      <w:r>
+        <w:t xml:space="preserve">4 Suggested session pattern</w:t>
+      </w:r>
+    </w:p>
+    <w:p>
+      <w:pPr>
+        <w:pStyle w:val="FirstParagraph"/>
+      </w:pPr>
+      <w:r>
+        <w:t xml:space="preserve">One card per session, in card order within a stage; start each session with</w:t>
+      </w:r>
+      <w:r>
+        <w:t xml:space="preserve"> </w:t>
+      </w:r>
+      <w:r>
+        <w:t xml:space="preserve">“read</w:t>
+      </w:r>
+      <w:r>
+        <w:t xml:space="preserve"> </w:t>
+      </w:r>
+      <w:r>
+        <w:rPr>
+          <w:rStyle w:val="VerbatimChar"/>
+        </w:rPr>
+        <w:t xml:space="preserve">handover.md</w:t>
+      </w:r>
+      <w:r>
+        <w:t xml:space="preserve">,</w:t>
+      </w:r>
+      <w:r>
+        <w:t xml:space="preserve"> </w:t>
+      </w:r>
+      <w:r>
+        <w:rPr>
+          <w:rStyle w:val="VerbatimChar"/>
+        </w:rPr>
+        <w:t xml:space="preserve">docs/czb_validation_roadmap.md</w:t>
+      </w:r>
+      <w:r>
+        <w:t xml:space="preserve">, and</w:t>
+      </w:r>
+      <w:r>
+        <w:t xml:space="preserve"> </w:t>
+      </w:r>
+      <w:r>
+        <w:rPr>
+          <w:rStyle w:val="VerbatimChar"/>
+        </w:rPr>
+        <w:t xml:space="preserve">docs/czb_work_orders.md</w:t>
+      </w:r>
+      <w:r>
+        <w:t xml:space="preserve">, then</w:t>
+      </w:r>
+      <w:r>
+        <w:t xml:space="preserve"> </w:t>
+      </w:r>
+      <w:r>
+        <w:t xml:space="preserve">execute card X and nothing else”</w:t>
+      </w:r>
+      <w:r>
+        <w:t xml:space="preserve">; end each with the card’s report, a commit whose</w:t>
+      </w:r>
+      <w:r>
+        <w:t xml:space="preserve"> </w:t>
+      </w:r>
+      <w:r>
+        <w:t xml:space="preserve">message names the card, and one paragraph appended to the running log in</w:t>
+      </w:r>
+      <w:r>
+        <w:t xml:space="preserve"> </w:t>
+      </w:r>
+      <w:r>
+        <w:rPr>
+          <w:rStyle w:val="VerbatimChar"/>
+        </w:rPr>
+        <w:t xml:space="preserve">replication/czb/out/worklog.md</w:t>
+      </w:r>
+      <w:r>
+        <w:t xml:space="preserve">. Review sessions (stronger model) after A.2, A.3,</w:t>
+      </w:r>
+      <w:r>
+        <w:t xml:space="preserve"> </w:t>
+      </w:r>
+      <w:r>
+        <w:t xml:space="preserve">and B.4 at minimum.</w:t>
+      </w:r>
+    </w:p>
+    <w:p>
+      <w:pPr>
+        <w:pStyle w:val="BodyText"/>
+      </w:pPr>
+      <w:r>
+        <w:rPr>
+          <w:i/>
+          <w:iCs/>
+        </w:rPr>
+        <w:t xml:space="preserve">[Card order after gate R.1, 2026-08-27. Stage A is closed (A.1–A.4 done; the A.3/A.4</w:t>
+      </w:r>
+      <w:r>
+        <w:rPr>
+          <w:i/>
+          <w:iCs/>
+        </w:rPr>
+        <w:t xml:space="preserve"> </w:t>
+      </w:r>
+      <w:r>
+        <w:rPr>
+          <w:i/>
+          <w:iCs/>
+        </w:rPr>
+        <w:t xml:space="preserve">FAILs are recorded verdicts, not open work). The remaining cards, in the order a</w:t>
+      </w:r>
+      <w:r>
+        <w:rPr>
+          <w:i/>
+          <w:iCs/>
+        </w:rPr>
+        <w:t xml:space="preserve"> </w:t>
+      </w:r>
+      <w:r>
+        <w:rPr>
+          <w:i/>
+          <w:iCs/>
+        </w:rPr>
+        <w:t xml:space="preserve">cheap-model session should take them:</w:t>
+      </w:r>
+    </w:p>
+    <w:p>
+      <w:pPr>
+        <w:pStyle w:val="Compact"/>
+        <w:numPr>
+          <w:ilvl w:val="0"/>
+          <w:numId w:val="1020"/>
+        </w:numPr>
+      </w:pPr>
+      <w:r>
         <w:rPr>
           <w:i/>
           <w:iCs/>
@@ -5528,7 +5913,7 @@
         <w:pStyle w:val="Compact"/>
         <w:numPr>
           <w:ilvl w:val="0"/>
-          <w:numId w:val="1019"/>
+          <w:numId w:val="1020"/>
         </w:numPr>
       </w:pPr>
       <w:r>
@@ -5558,7 +5943,7 @@
         <w:pStyle w:val="Compact"/>
         <w:numPr>
           <w:ilvl w:val="0"/>
-          <w:numId w:val="1019"/>
+          <w:numId w:val="1020"/>
         </w:numPr>
       </w:pPr>
       <w:r>
@@ -5588,7 +5973,7 @@
         <w:pStyle w:val="Compact"/>
         <w:numPr>
           <w:ilvl w:val="0"/>
-          <w:numId w:val="1019"/>
+          <w:numId w:val="1020"/>
         </w:numPr>
       </w:pPr>
       <w:r>
@@ -5618,7 +6003,7 @@
         <w:pStyle w:val="Compact"/>
         <w:numPr>
           <w:ilvl w:val="0"/>
-          <w:numId w:val="1019"/>
+          <w:numId w:val="1020"/>
         </w:numPr>
       </w:pPr>
       <w:r>
@@ -5705,8 +6090,8 @@
         <w:t xml:space="preserve">above.]</w:t>
       </w:r>
     </w:p>
-    <w:bookmarkEnd w:id="26"/>
     <w:bookmarkEnd w:id="27"/>
+    <w:bookmarkEnd w:id="28"/>
     <w:sectPr>
       <w:footnotePr>
         <w:numRestart w:val="eachSect"/>
@@ -6171,6 +6556,9 @@
     <w:abstractNumId w:val="991"/>
   </w:num>
   <w:num w:numId="1019">
+    <w:abstractNumId w:val="991"/>
+  </w:num>
+  <w:num w:numId="1020">
     <w:abstractNumId w:val="99411"/>
     <w:lvlOverride w:ilvl="0">
       <w:startOverride w:val="1"/>

--- a/docs/czb_work_orders.docx
+++ b/docs/czb_work_orders.docx
@@ -2,7 +2,7 @@
 <file path=word/document.xml><?xml version="1.0" encoding="utf-8"?>
 <w:document xmlns:w="http://schemas.openxmlformats.org/wordprocessingml/2006/main" xmlns:m="http://schemas.openxmlformats.org/officeDocument/2006/math" xmlns:r="http://schemas.openxmlformats.org/officeDocument/2006/relationships" xmlns:o="urn:schemas-microsoft-com:office:office" xmlns:v="urn:schemas-microsoft-com:vml" xmlns:w10="urn:schemas-microsoft-com:office:word" xmlns:a="http://schemas.openxmlformats.org/drawingml/2006/main" xmlns:pic="http://schemas.openxmlformats.org/drawingml/2006/picture" xmlns:wp="http://schemas.openxmlformats.org/drawingml/2006/wordprocessingDrawing">
   <w:body>
-    <w:bookmarkStart w:id="28" w:name="X0c60649bbad77bc2cf89756300a6f1ed98d3eeb"/>
+    <w:bookmarkStart w:id="29" w:name="X0c60649bbad77bc2cf89756300a6f1ed98d3eeb"/>
     <w:p>
       <w:pPr>
         <w:pStyle w:val="Heading1"/>
@@ -587,7 +587,7 @@
       </w:r>
     </w:p>
     <w:bookmarkEnd w:id="10"/>
-    <w:bookmarkStart w:id="26" w:name="task-cards"/>
+    <w:bookmarkStart w:id="14" w:name="task-cards"/>
     <w:p>
       <w:pPr>
         <w:pStyle w:val="Heading2"/>
@@ -1792,13 +1792,564 @@
       <w:r>
         <w:t xml:space="preserve">.</w:t>
       </w:r>
+      <w:r>
+        <w:t xml:space="preserve"> </w:t>
+      </w:r>
+      <w:r>
+        <w:rPr>
+          <w:i/>
+          <w:iCs/>
+        </w:rPr>
+        <w:t xml:space="preserve">[Rewritten 2026-08-28 after the B.1 arc and the arrival of</w:t>
+      </w:r>
+      <w:r>
+        <w:rPr>
+          <w:i/>
+          <w:iCs/>
+        </w:rPr>
+        <w:t xml:space="preserve"> </w:t>
+      </w:r>
+      <w:r>
+        <w:rPr>
+          <w:rStyle w:val="VerbatimChar"/>
+          <w:i/>
+          <w:iCs/>
+        </w:rPr>
+        <w:t xml:space="preserve">02_Cut-in</w:t>
+      </w:r>
+      <w:r>
+        <w:rPr>
+          <w:i/>
+          <w:iCs/>
+        </w:rPr>
+        <w:t xml:space="preserve">. The gate now</w:t>
+      </w:r>
+      <w:r>
+        <w:rPr>
+          <w:i/>
+          <w:iCs/>
+        </w:rPr>
+        <w:t xml:space="preserve"> </w:t>
+      </w:r>
+      <w:r>
+        <w:rPr>
+          <w:i/>
+          <w:iCs/>
+        </w:rPr>
+        <w:t xml:space="preserve">has a decisive dataset and a much sharper question than when it was drafted.</w:t>
+      </w:r>
+      <w:r>
+        <w:rPr>
+          <w:i/>
+          <w:iCs/>
+        </w:rPr>
+        <w:t xml:space="preserve"> </w:t>
+      </w:r>
+      <w:r>
+        <w:rPr>
+          <w:b/>
+          <w:bCs/>
+          <w:i/>
+          <w:iCs/>
+        </w:rPr>
+        <w:t xml:space="preserve">Read</w:t>
+      </w:r>
+      <w:r>
+        <w:rPr>
+          <w:b/>
+          <w:bCs/>
+          <w:i/>
+          <w:iCs/>
+        </w:rPr>
+        <w:t xml:space="preserve"> </w:t>
+      </w:r>
+      <w:r>
+        <w:rPr>
+          <w:rStyle w:val="VerbatimChar"/>
+          <w:b/>
+          <w:bCs/>
+          <w:i/>
+          <w:iCs/>
+        </w:rPr>
+        <w:t xml:space="preserve">handover_2026-08-28.md</w:t>
+      </w:r>
+      <w:r>
+        <w:rPr>
+          <w:b/>
+          <w:bCs/>
+          <w:i/>
+          <w:iCs/>
+        </w:rPr>
+        <w:t xml:space="preserve"> </w:t>
+      </w:r>
+      <w:r>
+        <w:rPr>
+          <w:b/>
+          <w:bCs/>
+          <w:i/>
+          <w:iCs/>
+        </w:rPr>
+        <w:t xml:space="preserve">§1–2 first.</w:t>
+      </w:r>
+      <w:r>
+        <w:rPr>
+          <w:i/>
+          <w:iCs/>
+        </w:rPr>
+        <w:t xml:space="preserve">]</w:t>
+      </w:r>
+    </w:p>
+    <w:bookmarkEnd w:id="13"/>
+    <w:bookmarkEnd w:id="14"/>
+    <w:bookmarkStart w:id="27" w:name="X28cf394cb435e6e57cdc3e40680e3b74e8d8ccb"/>
+    <w:p>
+      <w:pPr>
+        <w:pStyle w:val="Heading2"/>
+      </w:pPr>
+      <w:r>
+        <w:t xml:space="preserve">What this gate must decide, in priority order</w:t>
+      </w:r>
+    </w:p>
+    <w:p>
+      <w:pPr>
+        <w:pStyle w:val="FirstParagraph"/>
+      </w:pPr>
+      <w:r>
+        <w:rPr>
+          <w:b/>
+          <w:bCs/>
+        </w:rPr>
+        <w:t xml:space="preserve">1. Is the preference field the right scalar at all?</w:t>
+      </w:r>
+      <w:r>
+        <w:t xml:space="preserve"> </w:t>
+      </w:r>
+      <w:r>
+        <w:t xml:space="preserve">This is now the live question,</w:t>
+      </w:r>
+      <w:r>
+        <w:t xml:space="preserve"> </w:t>
+      </w:r>
+      <w:r>
+        <w:t xml:space="preserve">and it was not before. In the study-1 cut-in design relative speed is constant, so</w:t>
+      </w:r>
+      <w:r>
+        <w:t xml:space="preserve"> </w:t>
+      </w:r>
+      <w:r>
+        <w:t xml:space="preserve">correlation(gap, TTC) = 1.0000 and every longitudinal fit is equally consistent with a</w:t>
+      </w:r>
+      <w:r>
+        <w:t xml:space="preserve"> </w:t>
+      </w:r>
+      <w:r>
+        <w:t xml:space="preserve">gap threshold. The second cut-in study breaks that: over 10 944 trials, gap orders the</w:t>
+      </w:r>
+      <w:r>
+        <w:t xml:space="preserve"> </w:t>
+      </w:r>
+      <w:r>
+        <w:t xml:space="preserve">response at ρ −0.887, TTC at −0.807, and required deceleration — the quantity our safety</w:t>
+      </w:r>
+      <w:r>
+        <w:t xml:space="preserve"> </w:t>
+      </w:r>
+      <w:r>
+        <w:t xml:space="preserve">terms are built from — at +0.238.</w:t>
+      </w:r>
+      <w:r>
+        <w:t xml:space="preserve"> </w:t>
+      </w:r>
+      <w:r>
+        <w:rPr>
+          <w:b/>
+          <w:bCs/>
+        </w:rPr>
+        <w:t xml:space="preserve">The first task is to fit the existing field to the</w:t>
+      </w:r>
+      <w:r>
+        <w:rPr>
+          <w:b/>
+          <w:bCs/>
+        </w:rPr>
+        <w:t xml:space="preserve"> </w:t>
+      </w:r>
+      <w:r>
+        <w:rPr>
+          <w:b/>
+          <w:bCs/>
+        </w:rPr>
+        <w:t xml:space="preserve">second cut-in study and compare it against a one-parameter gap threshold on identical</w:t>
+      </w:r>
+      <w:r>
+        <w:rPr>
+          <w:b/>
+          <w:bCs/>
+        </w:rPr>
+        <w:t xml:space="preserve"> </w:t>
+      </w:r>
+      <w:r>
+        <w:rPr>
+          <w:b/>
+          <w:bCs/>
+        </w:rPr>
+        <w:t xml:space="preserve">held-out folds.</w:t>
+      </w:r>
+      <w:r>
+        <w:t xml:space="preserve"> </w:t>
+      </w:r>
+      <w:r>
+        <w:t xml:space="preserve">If the field does not beat a gap threshold there, the honest conclusion</w:t>
+      </w:r>
+      <w:r>
+        <w:t xml:space="preserve"> </w:t>
+      </w:r>
+      <w:r>
+        <w:t xml:space="preserve">is that the field’s kinematic content is not carrying the explanation, and the project’s</w:t>
+      </w:r>
+      <w:r>
+        <w:t xml:space="preserve"> </w:t>
+      </w:r>
+      <w:r>
+        <w:t xml:space="preserve">claim has to be restated around what does survive (the transfer trait, §4 below) rather</w:t>
+      </w:r>
+      <w:r>
+        <w:t xml:space="preserve"> </w:t>
+      </w:r>
+      <w:r>
+        <w:t xml:space="preserve">than around active inference as a mechanism. Pre-register the comparison before running</w:t>
+      </w:r>
+      <w:r>
+        <w:t xml:space="preserve"> </w:t>
+      </w:r>
+      <w:r>
+        <w:t xml:space="preserve">it.</w:t>
+      </w:r>
+    </w:p>
+    <w:p>
+      <w:pPr>
+        <w:pStyle w:val="BodyText"/>
+      </w:pPr>
+      <w:r>
+        <w:rPr>
+          <w:b/>
+          <w:bCs/>
+        </w:rPr>
+        <w:t xml:space="preserve">2. Diagnose the C1 inversion</w:t>
+      </w:r>
+      <w:r>
+        <w:t xml:space="preserve"> </w:t>
+      </w:r>
+      <w:r>
+        <w:t xml:space="preserve">(blocker B2.Q1). At C1 the cut-in conditions differ</w:t>
+      </w:r>
+      <w:r>
+        <w:t xml:space="preserve"> </w:t>
+      </w:r>
+      <w:r>
+        <w:t xml:space="preserve">two-fold in gap and behaviour is ordered accordingly, but the field ranks them backwards</w:t>
+      </w:r>
+      <w:r>
+        <w:t xml:space="preserve"> </w:t>
+      </w:r>
+      <w:r>
+        <w:t xml:space="preserve">(deficit 1 / 1509 / 2907 for gaps 10.5 / 16.0 / 21.5 m). The lane gate is the obvious</w:t>
+      </w:r>
+      <w:r>
+        <w:t xml:space="preserve"> </w:t>
+      </w:r>
+      <w:r>
+        <w:t xml:space="preserve">suspect. Until this is fixed the fitted lapse is absorbing real boundary signal and</w:t>
+      </w:r>
+      <w:r>
+        <w:t xml:space="preserve"> </w:t>
+      </w:r>
+      <w:r>
+        <w:t xml:space="preserve">should not be called a response floor. Cheap, and it gates the interpretation of every</w:t>
+      </w:r>
+      <w:r>
+        <w:t xml:space="preserve"> </w:t>
+      </w:r>
+      <w:r>
+        <w:t xml:space="preserve">existing fit.</w:t>
+      </w:r>
+    </w:p>
+    <w:p>
+      <w:pPr>
+        <w:pStyle w:val="BodyText"/>
+      </w:pPr>
+      <w:r>
+        <w:rPr>
+          <w:b/>
+          <w:bCs/>
+        </w:rPr>
+        <w:t xml:space="preserve">3. Decide the lateral term</w:t>
+      </w:r>
+      <w:r>
+        <w:t xml:space="preserve"> </w:t>
+      </w:r>
+      <w:r>
+        <w:t xml:space="preserve">— the original purpose of this gate. The cyclist overtake</w:t>
+      </w:r>
+      <w:r>
+        <w:t xml:space="preserve"> </w:t>
+      </w:r>
+      <w:r>
+        <w:t xml:space="preserve">needs a lateral</w:t>
+      </w:r>
+      <w:r>
+        <w:t xml:space="preserve"> </w:t>
+      </w:r>
+      <w:r>
+        <w:rPr>
+          <w:i/>
+          <w:iCs/>
+        </w:rPr>
+        <w:t xml:space="preserve">comfort</w:t>
+      </w:r>
+      <w:r>
+        <w:t xml:space="preserve"> </w:t>
+      </w:r>
+      <w:r>
+        <w:t xml:space="preserve">term;</w:t>
+      </w:r>
+      <w:r>
+        <w:t xml:space="preserve"> </w:t>
+      </w:r>
+      <w:r>
+        <w:rPr>
+          <w:rStyle w:val="VerbatimChar"/>
+        </w:rPr>
+        <w:t xml:space="preserve">p_lane</w:t>
+      </w:r>
+      <w:r>
+        <w:t xml:space="preserve"> </w:t>
+      </w:r>
+      <w:r>
+        <w:t xml:space="preserve">saturates at 0.843–1.000 and the symmetric</w:t>
+      </w:r>
+      <w:r>
+        <w:t xml:space="preserve"> </w:t>
+      </w:r>
+      <w:r>
+        <w:t xml:space="preserve">projection over-corrects. Kolekar et al.’s Driver’s Risk Field is the strongest donor:</w:t>
+      </w:r>
+      <w:r>
+        <w:t xml:space="preserve"> </w:t>
+      </w:r>
+      <w:r>
+        <w:t xml:space="preserve">same claim as ours (</w:t>
+      </w:r>
+      <w:r>
+        <w:t xml:space="preserve">“keep a scalar below a threshold”</w:t>
+      </w:r>
+      <w:r>
+        <w:t xml:space="preserve">), lateral dimension built in,</w:t>
+      </w:r>
+      <w:r>
+        <w:t xml:space="preserve"> </w:t>
+      </w:r>
+      <w:r>
+        <w:t xml:space="preserve">validated on overtaking. Decide whether to re-derive the spread from our own predictive</w:t>
+      </w:r>
+      <w:r>
+        <w:t xml:space="preserve"> </w:t>
+      </w:r>
+      <w:r>
+        <w:t xml:space="preserve">model or adopt the DRF’s form (Gaussian cross-section, parabolic height to a</w:t>
+      </w:r>
+      <w:r>
+        <w:t xml:space="preserve"> </w:t>
+      </w:r>
+      <w:r>
+        <w:t xml:space="preserve">speed-scaled look-ahead, width linear in arc length and steering).</w:t>
+      </w:r>
+    </w:p>
+    <w:p>
+      <w:pPr>
+        <w:pStyle w:val="BodyText"/>
+      </w:pPr>
+      <w:r>
+        <w:rPr>
+          <w:b/>
+          <w:bCs/>
+        </w:rPr>
+        <w:t xml:space="preserve">4. Rule on what survives regardless.</w:t>
+      </w:r>
+      <w:r>
+        <w:t xml:space="preserve"> </w:t>
+      </w:r>
+      <w:r>
+        <w:t xml:space="preserve">The cross-scenario result needs no field:</w:t>
+      </w:r>
+      <w:r>
+        <w:t xml:space="preserve"> </w:t>
+      </w:r>
+      <w:r>
+        <w:t xml:space="preserve">~69% of the reliable per-driver signal is shared across all four scenarios. That</w:t>
+      </w:r>
+      <w:r>
+        <w:t xml:space="preserve"> </w:t>
+      </w:r>
+      <w:r>
+        <w:t xml:space="preserve">supports the one-scalar</w:t>
+      </w:r>
+      <w:r>
+        <w:t xml:space="preserve"> </w:t>
+      </w:r>
+      <w:r>
+        <w:rPr>
+          <w:i/>
+          <w:iCs/>
+        </w:rPr>
+        <w:t xml:space="preserve">trait</w:t>
+      </w:r>
+      <w:r>
+        <w:t xml:space="preserve"> </w:t>
+      </w:r>
+      <w:r>
+        <w:t xml:space="preserve">claim independently of whether our particular scalar is</w:t>
+      </w:r>
+      <w:r>
+        <w:t xml:space="preserve"> </w:t>
+      </w:r>
+      <w:r>
+        <w:t xml:space="preserve">right, and it caps any transfer test. The gate should say explicitly whether the</w:t>
+      </w:r>
+      <w:r>
+        <w:t xml:space="preserve"> </w:t>
+      </w:r>
+      <w:r>
+        <w:t xml:space="preserve">project’s headline becomes this, if task 1 goes against the field.</w:t>
+      </w:r>
+    </w:p>
+    <w:p>
+      <w:pPr>
+        <w:pStyle w:val="BodyText"/>
+      </w:pPr>
+      <w:r>
+        <w:rPr>
+          <w:b/>
+          <w:bCs/>
+        </w:rPr>
+        <w:t xml:space="preserve">5. Narrow or confirm the A.3 wording.</w:t>
+      </w:r>
+      <w:r>
+        <w:t xml:space="preserve"> </w:t>
+      </w:r>
+      <w:r>
+        <w:t xml:space="preserve">Bontje et al. (2026) report that traffic</w:t>
+      </w:r>
+      <w:r>
+        <w:t xml:space="preserve"> </w:t>
+      </w:r>
+      <w:r>
+        <w:t xml:space="preserve">accumulators conventionally drive on looming or TTC, not a comfort deficit, and list</w:t>
+      </w:r>
+      <w:r>
+        <w:t xml:space="preserve"> </w:t>
+      </w:r>
+      <w:r>
+        <w:t xml:space="preserve">leaky accumulation and collapsing bounds as standard. Our FAIL was pre-registered and</w:t>
+      </w:r>
+      <w:r>
+        <w:t xml:space="preserve"> </w:t>
+      </w:r>
+      <w:r>
+        <w:t xml:space="preserve">stands for the accumulator we specified; decide whether the assessment’s broader claim</w:t>
+      </w:r>
+      <w:r>
+        <w:t xml:space="preserve"> </w:t>
+      </w:r>
+      <w:r>
+        <w:t xml:space="preserve">needs narrowing.</w:t>
+      </w:r>
+    </w:p>
+    <w:p>
+      <w:pPr>
+        <w:pStyle w:val="BodyText"/>
+      </w:pPr>
+      <w:r>
+        <w:rPr>
+          <w:b/>
+          <w:bCs/>
+        </w:rPr>
+        <w:t xml:space="preserve">A caution for whoever runs this.</w:t>
+      </w:r>
+      <w:r>
+        <w:t xml:space="preserve"> </w:t>
+      </w:r>
+      <w:r>
+        <w:t xml:space="preserve">The sign derivation below was attempted on</w:t>
+      </w:r>
+      <w:r>
+        <w:t xml:space="preserve"> </w:t>
+      </w:r>
+      <w:r>
+        <w:t xml:space="preserve">2026-08-28 and produced a problem: the expectation route gives the right direction for</w:t>
+      </w:r>
+      <w:r>
+        <w:t xml:space="preserve"> </w:t>
+      </w:r>
+      <w:r>
+        <w:t xml:space="preserve">the lateral term but the</w:t>
+      </w:r>
+      <w:r>
+        <w:t xml:space="preserve"> </w:t>
+      </w:r>
+      <w:r>
+        <w:rPr>
+          <w:i/>
+          <w:iCs/>
+        </w:rPr>
+        <w:t xml:space="preserve">wrong</w:t>
+      </w:r>
+      <w:r>
+        <w:t xml:space="preserve"> </w:t>
+      </w:r>
+      <w:r>
+        <w:t xml:space="preserve">one for the distance effect (a more distant conflict</w:t>
+      </w:r>
+      <w:r>
+        <w:t xml:space="preserve"> </w:t>
+      </w:r>
+      <w:r>
+        <w:t xml:space="preserve">would get a higher expected deficit, i.e. more discomfort at larger gaps, opposite to</w:t>
+      </w:r>
+      <w:r>
+        <w:t xml:space="preserve"> </w:t>
+      </w:r>
+      <w:r>
+        <w:t xml:space="preserve">what is observed). So the two findings do not have one fix, and</w:t>
+      </w:r>
+      <w:r>
+        <w:t xml:space="preserve"> </w:t>
+      </w:r>
+      <w:r>
+        <w:rPr>
+          <w:rStyle w:val="VerbatimChar"/>
+        </w:rPr>
+        <w:t xml:space="preserve">docs/lateral_and_uncertainty_note.md</w:t>
+      </w:r>
+      <w:r>
+        <w:t xml:space="preserve"> </w:t>
+      </w:r>
+      <w:r>
+        <w:t xml:space="preserve">carries a dated correction saying so. Do not</w:t>
+      </w:r>
+      <w:r>
+        <w:t xml:space="preserve"> </w:t>
+      </w:r>
+      <w:r>
+        <w:t xml:space="preserve">re-adopt the unified story without redoing that derivation.</w:t>
+      </w:r>
     </w:p>
     <w:p>
       <w:pPr>
         <w:pStyle w:val="Compact"/>
         <w:numPr>
           <w:ilvl w:val="0"/>
-          <w:numId w:val="1007"/>
+          <w:numId w:val="1008"/>
         </w:numPr>
       </w:pPr>
       <w:r>
@@ -1835,7 +2386,7 @@
         <w:pStyle w:val="Compact"/>
         <w:numPr>
           <w:ilvl w:val="0"/>
-          <w:numId w:val="1007"/>
+          <w:numId w:val="1008"/>
         </w:numPr>
       </w:pPr>
       <w:r>
@@ -1911,7 +2462,7 @@
         <w:pStyle w:val="Compact"/>
         <w:numPr>
           <w:ilvl w:val="0"/>
-          <w:numId w:val="1007"/>
+          <w:numId w:val="1008"/>
         </w:numPr>
       </w:pPr>
       <w:r>
@@ -1930,7 +2481,7 @@
         <w:pStyle w:val="Compact"/>
         <w:numPr>
           <w:ilvl w:val="1"/>
-          <w:numId w:val="1008"/>
+          <w:numId w:val="1009"/>
         </w:numPr>
       </w:pPr>
       <w:r>
@@ -1991,7 +2542,7 @@
         <w:pStyle w:val="Compact"/>
         <w:numPr>
           <w:ilvl w:val="1"/>
-          <w:numId w:val="1008"/>
+          <w:numId w:val="1009"/>
         </w:numPr>
       </w:pPr>
       <w:r>
@@ -2055,7 +2606,7 @@
         <w:pStyle w:val="Compact"/>
         <w:numPr>
           <w:ilvl w:val="1"/>
-          <w:numId w:val="1008"/>
+          <w:numId w:val="1009"/>
         </w:numPr>
       </w:pPr>
       <w:r>
@@ -2101,7 +2652,7 @@
         <w:pStyle w:val="Compact"/>
         <w:numPr>
           <w:ilvl w:val="1"/>
-          <w:numId w:val="1008"/>
+          <w:numId w:val="1009"/>
         </w:numPr>
       </w:pPr>
       <w:r>
@@ -2153,7 +2704,7 @@
         <w:pStyle w:val="Compact"/>
         <w:numPr>
           <w:ilvl w:val="0"/>
-          <w:numId w:val="1007"/>
+          <w:numId w:val="1008"/>
         </w:numPr>
       </w:pPr>
       <w:r>
@@ -2199,7 +2750,7 @@
         <w:pStyle w:val="Compact"/>
         <w:numPr>
           <w:ilvl w:val="0"/>
-          <w:numId w:val="1007"/>
+          <w:numId w:val="1008"/>
         </w:numPr>
       </w:pPr>
       <w:r>
@@ -2243,8 +2794,7 @@
         <w:t xml:space="preserve">designed away; the gate should turn that into a specific estimator).</w:t>
       </w:r>
     </w:p>
-    <w:bookmarkEnd w:id="13"/>
-    <w:bookmarkStart w:id="14" w:name="Xaf44b901c00165646984e5e08d5f0ad1589de7a"/>
+    <w:bookmarkStart w:id="15" w:name="Xaf44b901c00165646984e5e08d5f0ad1589de7a"/>
     <w:p>
       <w:pPr>
         <w:pStyle w:val="Heading3"/>
@@ -2311,357 +2861,6 @@
           <w:iCs/>
         </w:rPr>
         <w:t xml:space="preserve">and should be taken before A.2.v2; the second promotes a dataset.)</w:t>
-      </w:r>
-    </w:p>
-    <w:p>
-      <w:pPr>
-        <w:pStyle w:val="Compact"/>
-        <w:numPr>
-          <w:ilvl w:val="0"/>
-          <w:numId w:val="1009"/>
-        </w:numPr>
-      </w:pPr>
-      <w:r>
-        <w:rPr>
-          <w:b/>
-          <w:bCs/>
-        </w:rPr>
-        <w:t xml:space="preserve">The C1 defect (query B2.Q1).</w:t>
-      </w:r>
-      <w:r>
-        <w:t xml:space="preserve"> </w:t>
-      </w:r>
-      <w:r>
-        <w:t xml:space="preserve">The project treats the C1 cells as carrying no</w:t>
-      </w:r>
-      <w:r>
-        <w:t xml:space="preserve"> </w:t>
-      </w:r>
-      <w:r>
-        <w:t xml:space="preserve">boundary information. That is false: at C1 the three cut-in conditions differ by a</w:t>
-      </w:r>
-      <w:r>
-        <w:t xml:space="preserve"> </w:t>
-      </w:r>
-      <w:r>
-        <w:t xml:space="preserve">factor of two in car-following state (gap 10.5 / 16.0 / 21.5 m, THW 0.34 / 0.52 /</w:t>
-      </w:r>
-      <w:r>
-        <w:t xml:space="preserve"> </w:t>
-      </w:r>
-      <w:r>
-        <w:t xml:space="preserve">0.70 s) and the behaviour is ordered accordingly (0.122 / 0.070 / 0.052), while the</w:t>
-      </w:r>
-      <w:r>
-        <w:t xml:space="preserve"> </w:t>
-      </w:r>
-      <w:r>
-        <w:t xml:space="preserve">field ranks them</w:t>
-      </w:r>
-      <w:r>
-        <w:t xml:space="preserve"> </w:t>
-      </w:r>
-      <w:r>
-        <w:rPr>
-          <w:b/>
-          <w:bCs/>
-        </w:rPr>
-        <w:t xml:space="preserve">backwards</w:t>
-      </w:r>
-      <w:r>
-        <w:t xml:space="preserve"> </w:t>
-      </w:r>
-      <w:r>
-        <w:t xml:space="preserve">(deficit 1 / 1509 / 2907). Evidence:</w:t>
-      </w:r>
-      <w:r>
-        <w:t xml:space="preserve"> </w:t>
-      </w:r>
-      <w:r>
-        <w:rPr>
-          <w:rStyle w:val="VerbatimChar"/>
-        </w:rPr>
-        <w:t xml:space="preserve">replication/czb/out/response_style_and_anticipation.md</w:t>
-      </w:r>
-      <w:r>
-        <w:t xml:space="preserve"> </w:t>
-      </w:r>
-      <w:r>
-        <w:t xml:space="preserve">§Test C. Diagnose the</w:t>
-      </w:r>
-      <w:r>
-        <w:t xml:space="preserve"> </w:t>
-      </w:r>
-      <w:r>
-        <w:t xml:space="preserve">inversion — the lane gate is the obvious suspect, since the lead is fully in the</w:t>
-      </w:r>
-      <w:r>
-        <w:t xml:space="preserve"> </w:t>
-      </w:r>
-      <w:r>
-        <w:t xml:space="preserve">adjacent lane at C1 — then decide whether C1 joins the boundary fit with a corrected</w:t>
-      </w:r>
-      <w:r>
-        <w:t xml:space="preserve"> </w:t>
-      </w:r>
-      <w:r>
-        <w:t xml:space="preserve">covariate or is excluded and the lapse identified elsewhere.</w:t>
-      </w:r>
-      <w:r>
-        <w:t xml:space="preserve"> </w:t>
-      </w:r>
-      <w:r>
-        <w:rPr>
-          <w:b/>
-          <w:bCs/>
-        </w:rPr>
-        <w:t xml:space="preserve">Until this is settled</w:t>
-      </w:r>
-      <w:r>
-        <w:rPr>
-          <w:b/>
-          <w:bCs/>
-        </w:rPr>
-        <w:t xml:space="preserve"> </w:t>
-      </w:r>
-      <w:r>
-        <w:rPr>
-          <w:b/>
-          <w:bCs/>
-        </w:rPr>
-        <w:t xml:space="preserve">the fitted lapse must not be described as a response floor</w:t>
-      </w:r>
-      <w:r>
-        <w:t xml:space="preserve">, because it is absorbing</w:t>
-      </w:r>
-      <w:r>
-        <w:t xml:space="preserve"> </w:t>
-      </w:r>
-      <w:r>
-        <w:t xml:space="preserve">real boundary signal, and that is a fifth explanation for the R.1.Q2 correlation that</w:t>
-      </w:r>
-      <w:r>
-        <w:t xml:space="preserve"> </w:t>
-      </w:r>
-      <w:r>
-        <w:t xml:space="preserve">no earlier analysis considered.</w:t>
-      </w:r>
-    </w:p>
-    <w:p>
-      <w:pPr>
-        <w:pStyle w:val="Compact"/>
-        <w:numPr>
-          <w:ilvl w:val="0"/>
-          <w:numId w:val="1009"/>
-        </w:numPr>
-      </w:pPr>
-      <w:r>
-        <w:rPr>
-          <w:b/>
-          <w:bCs/>
-        </w:rPr>
-        <w:t xml:space="preserve">Promote the second cut-in study (query B2.Q2).</w:t>
-      </w:r>
-      <w:r>
-        <w:t xml:space="preserve"> </w:t>
-      </w:r>
-      <w:r>
-        <w:rPr>
-          <w:rStyle w:val="VerbatimChar"/>
-        </w:rPr>
-        <w:t xml:space="preserve">02_Cut-in</w:t>
-      </w:r>
-      <w:r>
-        <w:t xml:space="preserve">: 10 944 trials, 168</w:t>
-      </w:r>
-      <w:r>
-        <w:t xml:space="preserve"> </w:t>
-      </w:r>
-      <w:r>
-        <w:t xml:space="preserve">participants, same three response variables including the ordered braking question.</w:t>
-      </w:r>
-      <w:r>
-        <w:t xml:space="preserve"> </w:t>
-      </w:r>
-      <w:r>
-        <w:t xml:space="preserve">Its delta-velocity factor multiplies with TTC into distance by construction, so</w:t>
-      </w:r>
-      <w:r>
-        <w:t xml:space="preserve"> </w:t>
-      </w:r>
-      <w:r>
-        <w:t xml:space="preserve">matched-TTC cells span 1.6–78 m of gap. Measured in</w:t>
-      </w:r>
-      <w:r>
-        <w:t xml:space="preserve"> </w:t>
-      </w:r>
-      <w:r>
-        <w:rPr>
-          <w:rStyle w:val="VerbatimChar"/>
-        </w:rPr>
-        <w:t xml:space="preserve">out/cutin2_scope.md</w:t>
-      </w:r>
-      <w:r>
-        <w:t xml:space="preserve">: all 24</w:t>
-      </w:r>
-      <w:r>
-        <w:t xml:space="preserve"> </w:t>
-      </w:r>
-      <w:r>
-        <w:t xml:space="preserve">matched-TTC rows run negative, gap orders the cells at rho −0.887 against</w:t>
-      </w:r>
-      <w:r>
-        <w:t xml:space="preserve"> </w:t>
-      </w:r>
-      <w:r>
-        <w:t xml:space="preserve">time-to-collision’s −0.807, and required deceleration manages only +0.238. This is the</w:t>
-      </w:r>
-      <w:r>
-        <w:t xml:space="preserve"> </w:t>
-      </w:r>
-      <w:r>
-        <w:t xml:space="preserve">R.2 distance-versus-time question answered far more sharply than LTAP can answer it,</w:t>
-      </w:r>
-      <w:r>
-        <w:t xml:space="preserve"> </w:t>
-      </w:r>
-      <w:r>
-        <w:t xml:space="preserve">in the scenario whose field already exists. Use it as R.2’s primary venue; keep the</w:t>
-      </w:r>
-      <w:r>
-        <w:t xml:space="preserve"> </w:t>
-      </w:r>
-      <w:r>
-        <w:t xml:space="preserve">LTAP field for the transfer test but off the critical path.</w:t>
-      </w:r>
-    </w:p>
-    <w:p>
-      <w:pPr>
-        <w:pStyle w:val="Compact"/>
-        <w:numPr>
-          <w:ilvl w:val="0"/>
-          <w:numId w:val="1009"/>
-        </w:numPr>
-      </w:pPr>
-      <w:r>
-        <w:rPr>
-          <w:b/>
-          <w:bCs/>
-        </w:rPr>
-        <w:t xml:space="preserve">Analysis constraint (query B2.Q3)</w:t>
-      </w:r>
-      <w:r>
-        <w:t xml:space="preserve">: TTC 5/6/7 are between-subjects and the DV and</w:t>
-      </w:r>
-      <w:r>
-        <w:t xml:space="preserve"> </w:t>
-      </w:r>
-      <w:r>
-        <w:t xml:space="preserve">CP subsets are split-half, so participant means must be formed before aggregating.</w:t>
-      </w:r>
-    </w:p>
-    <w:p>
-      <w:pPr>
-        <w:pStyle w:val="Compact"/>
-        <w:numPr>
-          <w:ilvl w:val="0"/>
-          <w:numId w:val="1009"/>
-        </w:numPr>
-      </w:pPr>
-      <w:r>
-        <w:rPr>
-          <w:b/>
-          <w:bCs/>
-        </w:rPr>
-        <w:t xml:space="preserve">Exposure effect</w:t>
-      </w:r>
-      <w:r>
-        <w:t xml:space="preserve">: the same study shows P(intervene) rising from 0.547 to 0.575</w:t>
-      </w:r>
-      <w:r>
-        <w:t xml:space="preserve"> </w:t>
-      </w:r>
-      <w:r>
-        <w:t xml:space="preserve">between the first and second showing of an identical clip (3 456 pairs, SE 0.007) —</w:t>
-      </w:r>
-      <w:r>
-        <w:t xml:space="preserve"> </w:t>
-      </w:r>
-      <w:r>
-        <w:t xml:space="preserve">the direct test of R.1.Q3’s mechanism that study 1 cannot support, and it comes out in</w:t>
-      </w:r>
-      <w:r>
-        <w:t xml:space="preserve"> </w:t>
-      </w:r>
-      <w:r>
-        <w:t xml:space="preserve">the direction R.1.Q3 predicts.</w:t>
-      </w:r>
-    </w:p>
-    <w:p>
-      <w:pPr>
-        <w:pStyle w:val="Compact"/>
-        <w:numPr>
-          <w:ilvl w:val="0"/>
-          <w:numId w:val="1009"/>
-        </w:numPr>
-      </w:pPr>
-      <w:r>
-        <w:rPr>
-          <w:b/>
-          <w:bCs/>
-        </w:rPr>
-        <w:t xml:space="preserve">Not proposed</w:t>
-      </w:r>
-      <w:r>
-        <w:t xml:space="preserve">:</w:t>
-      </w:r>
-      <w:r>
-        <w:t xml:space="preserve"> </w:t>
-      </w:r>
-      <w:r>
-        <w:rPr>
-          <w:rStyle w:val="VerbatimChar"/>
-        </w:rPr>
-        <w:t xml:space="preserve">03_CAMP</w:t>
-      </w:r>
-      <w:r>
-        <w:t xml:space="preserve">, per Jonas.</w:t>
-      </w:r>
-    </w:p>
-    <w:bookmarkEnd w:id="14"/>
-    <w:bookmarkStart w:id="15" w:name="Xbee0725471818ccf32f0c9714fcb3f1227a51e0"/>
-    <w:p>
-      <w:pPr>
-        <w:pStyle w:val="Heading3"/>
-      </w:pPr>
-      <w:r>
-        <w:t xml:space="preserve">Card A.2.v2 — regenerate stage 1 under the corrected validation code, and test the correlated-effects variant</w:t>
-      </w:r>
-    </w:p>
-    <w:p>
-      <w:pPr>
-        <w:pStyle w:val="FirstParagraph"/>
-      </w:pPr>
-      <w:r>
-        <w:rPr>
-          <w:i/>
-          <w:iCs/>
-        </w:rPr>
-        <w:t xml:space="preserve">(Added at review gate R.1, 2026-08-27. Cheap-model card; long-running, overnight is</w:t>
-      </w:r>
-      <w:r>
-        <w:rPr>
-          <w:i/>
-          <w:iCs/>
-        </w:rPr>
-        <w:t xml:space="preserve"> </w:t>
-      </w:r>
-      <w:r>
-        <w:rPr>
-          <w:i/>
-          <w:iCs/>
-        </w:rPr>
-        <w:t xml:space="preserve">fine.)</w:t>
       </w:r>
     </w:p>
     <w:p>
@@ -2677,95 +2876,125 @@
           <w:b/>
           <w:bCs/>
         </w:rPr>
-        <w:t xml:space="preserve">Why</w:t>
-      </w:r>
-      <w:r>
-        <w:t xml:space="preserve">: R.1 found and fixed two defects in</w:t>
-      </w:r>
-      <w:r>
-        <w:t xml:space="preserve"> </w:t>
-      </w:r>
-      <w:r>
-        <w:rPr>
-          <w:rStyle w:val="VerbatimChar"/>
-        </w:rPr>
-        <w:t xml:space="preserve">fit_stage1.py</w:t>
-      </w:r>
-      <w:r>
-        <w:t xml:space="preserve">’s validation code (not in</w:t>
-      </w:r>
-      <w:r>
-        <w:t xml:space="preserve"> </w:t>
-      </w:r>
-      <w:r>
-        <w:t xml:space="preserve">the fits): the hierarchical LOPO integrated the two random effects on the same</w:t>
-      </w:r>
-      <w:r>
-        <w:t xml:space="preserve"> </w:t>
-      </w:r>
-      <w:r>
-        <w:t xml:space="preserve">quadrature nodes (the diagonal of the 2D integral, asserting perfect rank</w:t>
-      </w:r>
-      <w:r>
-        <w:t xml:space="preserve"> </w:t>
-      </w:r>
-      <w:r>
-        <w:t xml:space="preserve">correlation), and the C1 predictive plugged in the hier variant’s</w:t>
-      </w:r>
-      <w:r>
-        <w:t xml:space="preserve"> </w:t>
-      </w:r>
-      <w:r>
-        <w:rPr>
-          <w:i/>
-          <w:iCs/>
-        </w:rPr>
-        <w:t xml:space="preserve">median</w:t>
-      </w:r>
-      <w:r>
-        <w:t xml:space="preserve"> </w:t>
-      </w:r>
-      <w:r>
-        <w:t xml:space="preserve">lapse</w:t>
-      </w:r>
-      <w:r>
-        <w:t xml:space="preserve"> </w:t>
-      </w:r>
-      <w:r>
-        <w:t xml:space="preserve">where the population mean is required. The stored</w:t>
-      </w:r>
-      <w:r>
-        <w:t xml:space="preserve"> </w:t>
-      </w:r>
-      <w:r>
-        <w:rPr>
-          <w:rStyle w:val="VerbatimChar"/>
-        </w:rPr>
-        <w:t xml:space="preserve">out/stage1_summary.md</w:t>
-      </w:r>
-      <w:r>
-        <w:t xml:space="preserve"> </w:t>
-      </w:r>
-      <w:r>
-        <w:t xml:space="preserve">therefore</w:t>
-      </w:r>
-      <w:r>
-        <w:t xml:space="preserve"> </w:t>
-      </w:r>
-      <w:r>
-        <w:t xml:space="preserve">carries a LOPO comparison and a C1 table computed under those defects. R.1 also</w:t>
-      </w:r>
-      <w:r>
-        <w:t xml:space="preserve"> </w:t>
-      </w:r>
-      <w:r>
-        <w:t xml:space="preserve">found the fitted b_i and c_i correlate at Spearman −0.700 while the model assumes</w:t>
-      </w:r>
-      <w:r>
-        <w:t xml:space="preserve"> </w:t>
-      </w:r>
-      <w:r>
-        <w:t xml:space="preserve">independence, and specified a correlated-effects check.</w:t>
+        <w:t xml:space="preserve">The C1 defect (query B2.Q1).</w:t>
+      </w:r>
+      <w:r>
+        <w:t xml:space="preserve"> </w:t>
+      </w:r>
+      <w:r>
+        <w:t xml:space="preserve">The project treats the C1 cells as carrying no</w:t>
+      </w:r>
+      <w:r>
+        <w:t xml:space="preserve"> </w:t>
+      </w:r>
+      <w:r>
+        <w:t xml:space="preserve">boundary information. That is false: at C1 the three cut-in conditions differ by a</w:t>
+      </w:r>
+      <w:r>
+        <w:t xml:space="preserve"> </w:t>
+      </w:r>
+      <w:r>
+        <w:t xml:space="preserve">factor of two in car-following state (gap 10.5 / 16.0 / 21.5 m, THW 0.34 / 0.52 /</w:t>
+      </w:r>
+      <w:r>
+        <w:t xml:space="preserve"> </w:t>
+      </w:r>
+      <w:r>
+        <w:t xml:space="preserve">0.70 s) and the behaviour is ordered accordingly (0.122 / 0.070 / 0.052), while the</w:t>
+      </w:r>
+      <w:r>
+        <w:t xml:space="preserve"> </w:t>
+      </w:r>
+      <w:r>
+        <w:t xml:space="preserve">field ranks them</w:t>
+      </w:r>
+      <w:r>
+        <w:t xml:space="preserve"> </w:t>
+      </w:r>
+      <w:r>
+        <w:rPr>
+          <w:b/>
+          <w:bCs/>
+        </w:rPr>
+        <w:t xml:space="preserve">backwards</w:t>
+      </w:r>
+      <w:r>
+        <w:t xml:space="preserve"> </w:t>
+      </w:r>
+      <w:r>
+        <w:t xml:space="preserve">(deficit 1 / 1509 / 2907). Evidence:</w:t>
+      </w:r>
+      <w:r>
+        <w:t xml:space="preserve"> </w:t>
+      </w:r>
+      <w:r>
+        <w:rPr>
+          <w:rStyle w:val="VerbatimChar"/>
+        </w:rPr>
+        <w:t xml:space="preserve">replication/czb/out/response_style_and_anticipation.md</w:t>
+      </w:r>
+      <w:r>
+        <w:t xml:space="preserve"> </w:t>
+      </w:r>
+      <w:r>
+        <w:t xml:space="preserve">§Test C. Diagnose the</w:t>
+      </w:r>
+      <w:r>
+        <w:t xml:space="preserve"> </w:t>
+      </w:r>
+      <w:r>
+        <w:t xml:space="preserve">inversion — the lane gate is the obvious suspect, since the lead is fully in the</w:t>
+      </w:r>
+      <w:r>
+        <w:t xml:space="preserve"> </w:t>
+      </w:r>
+      <w:r>
+        <w:t xml:space="preserve">adjacent lane at C1 — then decide whether C1 joins the boundary fit with a corrected</w:t>
+      </w:r>
+      <w:r>
+        <w:t xml:space="preserve"> </w:t>
+      </w:r>
+      <w:r>
+        <w:t xml:space="preserve">covariate or is excluded and the lapse identified elsewhere.</w:t>
+      </w:r>
+      <w:r>
+        <w:t xml:space="preserve"> </w:t>
+      </w:r>
+      <w:r>
+        <w:rPr>
+          <w:b/>
+          <w:bCs/>
+        </w:rPr>
+        <w:t xml:space="preserve">Until this is settled</w:t>
+      </w:r>
+      <w:r>
+        <w:rPr>
+          <w:b/>
+          <w:bCs/>
+        </w:rPr>
+        <w:t xml:space="preserve"> </w:t>
+      </w:r>
+      <w:r>
+        <w:rPr>
+          <w:b/>
+          <w:bCs/>
+        </w:rPr>
+        <w:t xml:space="preserve">the fitted lapse must not be described as a response floor</w:t>
+      </w:r>
+      <w:r>
+        <w:t xml:space="preserve">, because it is absorbing</w:t>
+      </w:r>
+      <w:r>
+        <w:t xml:space="preserve"> </w:t>
+      </w:r>
+      <w:r>
+        <w:t xml:space="preserve">real boundary signal, and that is a fifth explanation for the R.1.Q2 correlation that</w:t>
+      </w:r>
+      <w:r>
+        <w:t xml:space="preserve"> </w:t>
+      </w:r>
+      <w:r>
+        <w:t xml:space="preserve">no earlier analysis considered.</w:t>
       </w:r>
     </w:p>
     <w:p>
@@ -2781,94 +3010,79 @@
           <w:b/>
           <w:bCs/>
         </w:rPr>
-        <w:t xml:space="preserve">Build</w:t>
-      </w:r>
-      <w:r>
-        <w:t xml:space="preserve">: (a) re-run</w:t>
-      </w:r>
-      <w:r>
-        <w:t xml:space="preserve"> </w:t>
-      </w:r>
-      <w:r>
-        <w:rPr>
-          <w:rStyle w:val="VerbatimChar"/>
-        </w:rPr>
-        <w:t xml:space="preserve">python replication/czb/fit_stage1.py</w:t>
-      </w:r>
-      <w:r>
-        <w:t xml:space="preserve"> </w:t>
-      </w:r>
-      <w:r>
-        <w:t xml:space="preserve">as committed (the fixes</w:t>
-      </w:r>
-      <w:r>
-        <w:t xml:space="preserve"> </w:t>
-      </w:r>
-      <w:r>
-        <w:t xml:space="preserve">are in place; 15 LOPO folds as before). (b) Add</w:t>
-      </w:r>
-      <w:r>
-        <w:t xml:space="preserve"> </w:t>
-      </w:r>
-      <w:r>
-        <w:rPr>
-          <w:rStyle w:val="VerbatimChar"/>
-        </w:rPr>
-        <w:t xml:space="preserve">fit_hier_corr</w:t>
-      </w:r>
-      <w:r>
-        <w:t xml:space="preserve"> </w:t>
-      </w:r>
-      <w:r>
-        <w:t xml:space="preserve">to</w:t>
-      </w:r>
-      <w:r>
-        <w:t xml:space="preserve"> </w:t>
-      </w:r>
-      <w:r>
-        <w:rPr>
-          <w:rStyle w:val="VerbatimChar"/>
-        </w:rPr>
-        <w:t xml:space="preserve">fit_stage1.py</w:t>
-      </w:r>
-      <w:r>
-        <w:t xml:space="preserve">: the hierarchical-lapse model with correlated effects — driver</w:t>
-      </w:r>
-      <w:r>
-        <w:t xml:space="preserve"> </w:t>
-      </w:r>
-      <w:r>
-        <w:t xml:space="preserve">threshold uses z1, driver lapse uses ρ·z1 + √(1−ρ²)·z2 on the same product</w:t>
-      </w:r>
-      <w:r>
-        <w:t xml:space="preserve"> </w:t>
-      </w:r>
-      <w:r>
-        <w:t xml:space="preserve">Gauss-Hermite grid, one extra hyperparameter ρ fitted as atanh(ρ) with prior</w:t>
-      </w:r>
-      <w:r>
-        <w:t xml:space="preserve"> </w:t>
-      </w:r>
-      <w:r>
-        <w:t xml:space="preserve">Normal(0, 0.75) on the atanh scale (weakly informative: 95% prior mass within</w:t>
-      </w:r>
-      <w:r>
-        <w:t xml:space="preserve"> </w:t>
-      </w:r>
-      <w:r>
-        <w:t xml:space="preserve">|ρ| &lt; 0.9; motivation: the posterior-mean correlation −0.700 must be reachable</w:t>
-      </w:r>
-      <w:r>
-        <w:t xml:space="preserve"> </w:t>
-      </w:r>
-      <w:r>
-        <w:t xml:space="preserve">without being presumed). Report its σ_pop, ρ, and the 50/80/95th percentiles</w:t>
-      </w:r>
-      <w:r>
-        <w:t xml:space="preserve"> </w:t>
-      </w:r>
-      <w:r>
-        <w:t xml:space="preserve">alongside the two existing variants.</w:t>
+        <w:t xml:space="preserve">Promote the second cut-in study (query B2.Q2).</w:t>
+      </w:r>
+      <w:r>
+        <w:t xml:space="preserve"> </w:t>
+      </w:r>
+      <w:r>
+        <w:rPr>
+          <w:rStyle w:val="VerbatimChar"/>
+        </w:rPr>
+        <w:t xml:space="preserve">02_Cut-in</w:t>
+      </w:r>
+      <w:r>
+        <w:t xml:space="preserve">: 10 944 trials, 168</w:t>
+      </w:r>
+      <w:r>
+        <w:t xml:space="preserve"> </w:t>
+      </w:r>
+      <w:r>
+        <w:t xml:space="preserve">participants, same three response variables including the ordered braking question.</w:t>
+      </w:r>
+      <w:r>
+        <w:t xml:space="preserve"> </w:t>
+      </w:r>
+      <w:r>
+        <w:t xml:space="preserve">Its delta-velocity factor multiplies with TTC into distance by construction, so</w:t>
+      </w:r>
+      <w:r>
+        <w:t xml:space="preserve"> </w:t>
+      </w:r>
+      <w:r>
+        <w:t xml:space="preserve">matched-TTC cells span 1.6–78 m of gap. Measured in</w:t>
+      </w:r>
+      <w:r>
+        <w:t xml:space="preserve"> </w:t>
+      </w:r>
+      <w:r>
+        <w:rPr>
+          <w:rStyle w:val="VerbatimChar"/>
+        </w:rPr>
+        <w:t xml:space="preserve">out/cutin2_scope.md</w:t>
+      </w:r>
+      <w:r>
+        <w:t xml:space="preserve">: all 24</w:t>
+      </w:r>
+      <w:r>
+        <w:t xml:space="preserve"> </w:t>
+      </w:r>
+      <w:r>
+        <w:t xml:space="preserve">matched-TTC rows run negative, gap orders the cells at rho −0.887 against</w:t>
+      </w:r>
+      <w:r>
+        <w:t xml:space="preserve"> </w:t>
+      </w:r>
+      <w:r>
+        <w:t xml:space="preserve">time-to-collision’s −0.807, and required deceleration manages only +0.238. This is the</w:t>
+      </w:r>
+      <w:r>
+        <w:t xml:space="preserve"> </w:t>
+      </w:r>
+      <w:r>
+        <w:t xml:space="preserve">R.2 distance-versus-time question answered far more sharply than LTAP can answer it,</w:t>
+      </w:r>
+      <w:r>
+        <w:t xml:space="preserve"> </w:t>
+      </w:r>
+      <w:r>
+        <w:t xml:space="preserve">in the scenario whose field already exists. Use it as R.2’s primary venue; keep the</w:t>
+      </w:r>
+      <w:r>
+        <w:t xml:space="preserve"> </w:t>
+      </w:r>
+      <w:r>
+        <w:t xml:space="preserve">LTAP field for the transfer test but off the critical path.</w:t>
       </w:r>
     </w:p>
     <w:p>
@@ -2884,22 +3098,16 @@
           <w:b/>
           <w:bCs/>
         </w:rPr>
-        <w:t xml:space="preserve">Accept</w:t>
-      </w:r>
-      <w:r>
-        <w:t xml:space="preserve">: summary regenerated; the LOPO comparison quoted under product-grid</w:t>
-      </w:r>
-      <w:r>
-        <w:t xml:space="preserve"> </w:t>
-      </w:r>
-      <w:r>
-        <w:t xml:space="preserve">integration; the correlated fit either converges with usable SEs or is reported as</w:t>
-      </w:r>
-      <w:r>
-        <w:t xml:space="preserve"> </w:t>
-      </w:r>
-      <w:r>
-        <w:t xml:space="preserve">not identified (also an acceptable outcome — 43 drivers is thin for a correlation).</w:t>
+        <w:t xml:space="preserve">Analysis constraint (query B2.Q3)</w:t>
+      </w:r>
+      <w:r>
+        <w:t xml:space="preserve">: TTC 5/6/7 are between-subjects and the DV and</w:t>
+      </w:r>
+      <w:r>
+        <w:t xml:space="preserve"> </w:t>
+      </w:r>
+      <w:r>
+        <w:t xml:space="preserve">CP subsets are split-half, so participant means must be formed before aggregating.</w:t>
       </w:r>
     </w:p>
     <w:p>
@@ -2915,34 +3123,28 @@
           <w:b/>
           <w:bCs/>
         </w:rPr>
-        <w:t xml:space="preserve">Decision rule (pre-stated at R.1)</w:t>
-      </w:r>
-      <w:r>
-        <w:t xml:space="preserve">: if the correlated variant moves the 80th</w:t>
-      </w:r>
-      <w:r>
-        <w:t xml:space="preserve"> </w:t>
-      </w:r>
-      <w:r>
-        <w:t xml:space="preserve">percentile by more than the hierarchical variant’s current CI half-width (~250</w:t>
-      </w:r>
-      <w:r>
-        <w:t xml:space="preserve"> </w:t>
-      </w:r>
-      <w:r>
-        <w:t xml:space="preserve">deficit units), escalate to review before any percentile is quoted downstream;</w:t>
-      </w:r>
-      <w:r>
-        <w:t xml:space="preserve"> </w:t>
-      </w:r>
-      <w:r>
-        <w:t xml:space="preserve">otherwise the hierarchical variant stands as primary with the correlated fit</w:t>
-      </w:r>
-      <w:r>
-        <w:t xml:space="preserve"> </w:t>
-      </w:r>
-      <w:r>
-        <w:t xml:space="preserve">reported as a robustness line.</w:t>
+        <w:t xml:space="preserve">Exposure effect</w:t>
+      </w:r>
+      <w:r>
+        <w:t xml:space="preserve">: the same study shows P(intervene) rising from 0.547 to 0.575</w:t>
+      </w:r>
+      <w:r>
+        <w:t xml:space="preserve"> </w:t>
+      </w:r>
+      <w:r>
+        <w:t xml:space="preserve">between the first and second showing of an identical clip (3 456 pairs, SE 0.007) —</w:t>
+      </w:r>
+      <w:r>
+        <w:t xml:space="preserve"> </w:t>
+      </w:r>
+      <w:r>
+        <w:t xml:space="preserve">the direct test of R.1.Q3’s mechanism that study 1 cannot support, and it comes out in</w:t>
+      </w:r>
+      <w:r>
+        <w:t xml:space="preserve"> </w:t>
+      </w:r>
+      <w:r>
+        <w:t xml:space="preserve">the direction R.1.Q3 predicts.</w:t>
       </w:r>
     </w:p>
     <w:p>
@@ -2958,32 +3160,7 @@
           <w:b/>
           <w:bCs/>
         </w:rPr>
-        <w:t xml:space="preserve">Stop if</w:t>
-      </w:r>
-      <w:r>
-        <w:t xml:space="preserve">: the correlated variant’s optimizer or Hessian fails after two honest</w:t>
-      </w:r>
-      <w:r>
-        <w:t xml:space="preserve"> </w:t>
-      </w:r>
-      <w:r>
-        <w:t xml:space="preserve">attempts — report, keep the hierarchical variant primary, carry the query.</w:t>
-      </w:r>
-    </w:p>
-    <w:p>
-      <w:pPr>
-        <w:pStyle w:val="Compact"/>
-        <w:numPr>
-          <w:ilvl w:val="0"/>
-          <w:numId w:val="1010"/>
-        </w:numPr>
-      </w:pPr>
-      <w:r>
-        <w:rPr>
-          <w:b/>
-          <w:bCs/>
-        </w:rPr>
-        <w:t xml:space="preserve">Added 2026-08-28, and this card must now run before any percentile is quoted</w:t>
+        <w:t xml:space="preserve">Not proposed</w:t>
       </w:r>
       <w:r>
         <w:t xml:space="preserve">:</w:t>
@@ -2992,153 +3169,23 @@
         <w:t xml:space="preserve"> </w:t>
       </w:r>
       <w:r>
-        <w:t xml:space="preserve">the CZB staging path adopts</w:t>
-      </w:r>
-      <w:r>
-        <w:t xml:space="preserve"> </w:t>
-      </w:r>
-      <w:r>
-        <w:rPr>
-          <w:rStyle w:val="VerbatimChar"/>
-        </w:rPr>
-        <w:t xml:space="preserve">lane_entry_shape_k = 12</w:t>
-      </w:r>
-      <w:r>
-        <w:t xml:space="preserve"> </w:t>
-      </w:r>
-      <w:r>
-        <w:t xml:space="preserve">(</w:t>
-      </w:r>
-      <w:r>
-        <w:rPr>
-          <w:rStyle w:val="VerbatimChar"/>
-        </w:rPr>
-        <w:t xml:space="preserve">comfortzone.cutin. CZB_LANE_ENTRY_SHAPE_K</w:t>
-      </w:r>
-      <w:r>
-        <w:t xml:space="preserve">, Jonas’s decision — argument in</w:t>
-      </w:r>
-      <w:r>
-        <w:t xml:space="preserve"> </w:t>
-      </w:r>
-      <w:r>
-        <w:rPr>
-          <w:rStyle w:val="VerbatimChar"/>
-        </w:rPr>
-        <w:t xml:space="preserve">docs/overtake_construction_note.md</w:t>
-      </w:r>
-      <w:r>
-        <w:t xml:space="preserve"> </w:t>
-      </w:r>
-      <w:r>
-        <w:t xml:space="preserve">§5). That changes the covariate in</w:t>
-      </w:r>
-      <w:r>
-        <w:t xml:space="preserve"> </w:t>
-      </w:r>
-      <w:r>
-        <w:rPr>
-          <w:b/>
-          <w:bCs/>
-        </w:rPr>
-        <w:t xml:space="preserve">3 of the 18</w:t>
-      </w:r>
-      <w:r>
-        <w:rPr>
-          <w:b/>
-          <w:bCs/>
-        </w:rPr>
-        <w:t xml:space="preserve"> </w:t>
-      </w:r>
-      <w:r>
-        <w:rPr>
-          <w:b/>
-          <w:bCs/>
-        </w:rPr>
-        <w:t xml:space="preserve">cells</w:t>
-      </w:r>
-      <w:r>
-        <w:t xml:space="preserve"> </w:t>
-      </w:r>
-      <w:r>
-        <w:t xml:space="preserve">— TTC4/C2 by +26%, TTC6/C1 by −27%, TTC8/C1 by +8%; the other fifteen are</w:t>
-      </w:r>
-      <w:r>
-        <w:t xml:space="preserve"> </w:t>
-      </w:r>
-      <w:r>
-        <w:t xml:space="preserve">already at saturated overlap and are bit-identical. The changed cells are the early,</w:t>
-      </w:r>
-      <w:r>
-        <w:t xml:space="preserve"> </w:t>
-      </w:r>
-      <w:r>
-        <w:t xml:space="preserve">partially-overlapping ones, which are exactly the cells that identify the lapse, so</w:t>
-      </w:r>
-      <w:r>
-        <w:t xml:space="preserve"> </w:t>
-      </w:r>
-      <w:r>
-        <w:t xml:space="preserve">the stage-1 fit and the whole percentile table must be regenerated under k = 12 before</w:t>
-      </w:r>
-      <w:r>
-        <w:t xml:space="preserve"> </w:t>
-      </w:r>
-      <w:r>
-        <w:t xml:space="preserve">being quoted. Report the old and new percentile tables side by side, since the</w:t>
-      </w:r>
-      <w:r>
-        <w:t xml:space="preserve"> </w:t>
-      </w:r>
-      <w:r>
-        <w:t xml:space="preserve">difference is the price of the k decision and should be visible.</w:t>
-      </w:r>
-    </w:p>
-    <w:p>
-      <w:pPr>
-        <w:pStyle w:val="Compact"/>
-        <w:numPr>
-          <w:ilvl w:val="0"/>
-          <w:numId w:val="1010"/>
-        </w:numPr>
-      </w:pPr>
-      <w:r>
-        <w:rPr>
-          <w:b/>
-          <w:bCs/>
-        </w:rPr>
-        <w:t xml:space="preserve">The percentile-reporting convention (R.1.Q1), to adopt here</w:t>
-      </w:r>
-      <w:r>
-        <w:t xml:space="preserve">: every percentile is</w:t>
-      </w:r>
-      <w:r>
-        <w:t xml:space="preserve"> </w:t>
-      </w:r>
-      <w:r>
-        <w:t xml:space="preserve">quoted as a triple — value, CI, and the specification it came from (bias variant and</w:t>
-      </w:r>
-      <w:r>
-        <w:t xml:space="preserve"> </w:t>
-      </w:r>
-      <w:r>
-        <w:t xml:space="preserve">k). The summary table gets a header line naming both. This is a convention, not an</w:t>
-      </w:r>
-      <w:r>
-        <w:t xml:space="preserve"> </w:t>
-      </w:r>
-      <w:r>
-        <w:t xml:space="preserve">analysis, and it is cheap to adopt now.</w:t>
+        <w:rPr>
+          <w:rStyle w:val="VerbatimChar"/>
+        </w:rPr>
+        <w:t xml:space="preserve">03_CAMP</w:t>
+      </w:r>
+      <w:r>
+        <w:t xml:space="preserve">, per Jonas.</w:t>
       </w:r>
     </w:p>
     <w:bookmarkEnd w:id="15"/>
-    <w:bookmarkStart w:id="16" w:name="X943add23c8fdd6c0fd451bee0073f8359de15af"/>
+    <w:bookmarkStart w:id="16" w:name="Xbee0725471818ccf32f0c9714fcb3f1227a51e0"/>
     <w:p>
       <w:pPr>
         <w:pStyle w:val="Heading3"/>
       </w:pPr>
       <w:r>
-        <w:t xml:space="preserve">Card B.3.v2 — the LTAP field (re-scoped 2026-08-28)</w:t>
+        <w:t xml:space="preserve">Card A.2.v2 — regenerate stage 1 under the corrected validation code, and test the correlated-effects variant</w:t>
       </w:r>
     </w:p>
     <w:p>
@@ -3150,35 +3197,21 @@
           <w:i/>
           <w:iCs/>
         </w:rPr>
-        <w:t xml:space="preserve">(Replaces the B.3 sketch below for planning purposes; that card’s construction advice</w:t>
-      </w:r>
-      <w:r>
-        <w:rPr>
-          <w:i/>
-          <w:iCs/>
-        </w:rPr>
-        <w:t xml:space="preserve"> </w:t>
-      </w:r>
-      <w:r>
-        <w:rPr>
-          <w:i/>
-          <w:iCs/>
-        </w:rPr>
-        <w:t xml:space="preserve">still stands. Re-scoped because the LTAP data turns out to be the richest transfer</w:t>
-      </w:r>
-      <w:r>
-        <w:rPr>
-          <w:i/>
-          <w:iCs/>
-        </w:rPr>
-        <w:t xml:space="preserve"> </w:t>
-      </w:r>
-      <w:r>
-        <w:rPr>
-          <w:i/>
-          <w:iCs/>
-        </w:rPr>
-        <w:t xml:space="preserve">target, not the hardest-to-justify one.)</w:t>
+        <w:t xml:space="preserve">(Added at review gate R.1, 2026-08-27. Cheap-model card; long-running, overnight is</w:t>
+      </w:r>
+      <w:r>
+        <w:rPr>
+          <w:i/>
+          <w:iCs/>
+        </w:rPr>
+        <w:t xml:space="preserve"> </w:t>
+      </w:r>
+      <w:r>
+        <w:rPr>
+          <w:i/>
+          <w:iCs/>
+        </w:rPr>
+        <w:t xml:space="preserve">fine.)</w:t>
       </w:r>
     </w:p>
     <w:p>
@@ -3194,80 +3227,95 @@
           <w:b/>
           <w:bCs/>
         </w:rPr>
-        <w:t xml:space="preserve">Why it moved up</w:t>
-      </w:r>
-      <w:r>
-        <w:t xml:space="preserve">: 3 096 Random trials, the same 43 participants,</w:t>
-      </w:r>
-      <w:r>
-        <w:t xml:space="preserve"> </w:t>
-      </w:r>
-      <w:r>
-        <w:rPr>
-          <w:b/>
-          <w:bCs/>
-        </w:rPr>
-        <w:t xml:space="preserve">18 well-filled</w:t>
-      </w:r>
-      <w:r>
-        <w:rPr>
-          <w:b/>
-          <w:bCs/>
-        </w:rPr>
-        <w:t xml:space="preserve"> </w:t>
-      </w:r>
-      <w:r>
-        <w:rPr>
-          <w:b/>
-          <w:bCs/>
-        </w:rPr>
-        <w:t xml:space="preserve">cells</w:t>
-      </w:r>
-      <w:r>
-        <w:t xml:space="preserve"> </w:t>
-      </w:r>
-      <w:r>
-        <w:t xml:space="preserve">(9 PET levels × 2</w:t>
-      </w:r>
-      <w:r>
-        <w:t xml:space="preserve"> </w:t>
-      </w:r>
-      <w:r>
-        <w:rPr>
-          <w:i/>
-          <w:iCs/>
-        </w:rPr>
-        <w:t xml:space="preserve">oncoming-vehicle</w:t>
-      </w:r>
-      <w:r>
-        <w:t xml:space="preserve"> </w:t>
-      </w:r>
-      <w:r>
-        <w:t xml:space="preserve">speeds, 172 trials each) and an intervention range</w:t>
-      </w:r>
-      <w:r>
-        <w:t xml:space="preserve"> </w:t>
-      </w:r>
-      <w:r>
-        <w:t xml:space="preserve">of 0.110–0.907 — a wider dynamic range than the cyclist overtake (0.140–0.686) and</w:t>
-      </w:r>
-      <w:r>
-        <w:t xml:space="preserve"> </w:t>
-      </w:r>
-      <w:r>
-        <w:t xml:space="preserve">comparable to the cut-in. The cyclist overtake, by contrast, has one condition</w:t>
-      </w:r>
-      <w:r>
-        <w:t xml:space="preserve"> </w:t>
-      </w:r>
-      <w:r>
-        <w:t xml:space="preserve">(1.5 m) that is flat across all five timepoints, so it carries roughly two</w:t>
-      </w:r>
-      <w:r>
-        <w:t xml:space="preserve"> </w:t>
-      </w:r>
-      <w:r>
-        <w:t xml:space="preserve">informative criticality levels.</w:t>
+        <w:t xml:space="preserve">Why</w:t>
+      </w:r>
+      <w:r>
+        <w:t xml:space="preserve">: R.1 found and fixed two defects in</w:t>
+      </w:r>
+      <w:r>
+        <w:t xml:space="preserve"> </w:t>
+      </w:r>
+      <w:r>
+        <w:rPr>
+          <w:rStyle w:val="VerbatimChar"/>
+        </w:rPr>
+        <w:t xml:space="preserve">fit_stage1.py</w:t>
+      </w:r>
+      <w:r>
+        <w:t xml:space="preserve">’s validation code (not in</w:t>
+      </w:r>
+      <w:r>
+        <w:t xml:space="preserve"> </w:t>
+      </w:r>
+      <w:r>
+        <w:t xml:space="preserve">the fits): the hierarchical LOPO integrated the two random effects on the same</w:t>
+      </w:r>
+      <w:r>
+        <w:t xml:space="preserve"> </w:t>
+      </w:r>
+      <w:r>
+        <w:t xml:space="preserve">quadrature nodes (the diagonal of the 2D integral, asserting perfect rank</w:t>
+      </w:r>
+      <w:r>
+        <w:t xml:space="preserve"> </w:t>
+      </w:r>
+      <w:r>
+        <w:t xml:space="preserve">correlation), and the C1 predictive plugged in the hier variant’s</w:t>
+      </w:r>
+      <w:r>
+        <w:t xml:space="preserve"> </w:t>
+      </w:r>
+      <w:r>
+        <w:rPr>
+          <w:i/>
+          <w:iCs/>
+        </w:rPr>
+        <w:t xml:space="preserve">median</w:t>
+      </w:r>
+      <w:r>
+        <w:t xml:space="preserve"> </w:t>
+      </w:r>
+      <w:r>
+        <w:t xml:space="preserve">lapse</w:t>
+      </w:r>
+      <w:r>
+        <w:t xml:space="preserve"> </w:t>
+      </w:r>
+      <w:r>
+        <w:t xml:space="preserve">where the population mean is required. The stored</w:t>
+      </w:r>
+      <w:r>
+        <w:t xml:space="preserve"> </w:t>
+      </w:r>
+      <w:r>
+        <w:rPr>
+          <w:rStyle w:val="VerbatimChar"/>
+        </w:rPr>
+        <w:t xml:space="preserve">out/stage1_summary.md</w:t>
+      </w:r>
+      <w:r>
+        <w:t xml:space="preserve"> </w:t>
+      </w:r>
+      <w:r>
+        <w:t xml:space="preserve">therefore</w:t>
+      </w:r>
+      <w:r>
+        <w:t xml:space="preserve"> </w:t>
+      </w:r>
+      <w:r>
+        <w:t xml:space="preserve">carries a LOPO comparison and a C1 table computed under those defects. R.1 also</w:t>
+      </w:r>
+      <w:r>
+        <w:t xml:space="preserve"> </w:t>
+      </w:r>
+      <w:r>
+        <w:t xml:space="preserve">found the fitted b_i and c_i correlate at Spearman −0.700 while the model assumes</w:t>
+      </w:r>
+      <w:r>
+        <w:t xml:space="preserve"> </w:t>
+      </w:r>
+      <w:r>
+        <w:t xml:space="preserve">independence, and specified a correlated-effects check.</w:t>
       </w:r>
     </w:p>
     <w:p>
@@ -3283,118 +3331,94 @@
           <w:b/>
           <w:bCs/>
         </w:rPr>
-        <w:t xml:space="preserve">What it uniquely offers</w:t>
-      </w:r>
-      <w:r>
-        <w:t xml:space="preserve">: the two-speed axis is the identifying variation the</w:t>
-      </w:r>
-      <w:r>
-        <w:t xml:space="preserve"> </w:t>
-      </w:r>
-      <w:r>
-        <w:t xml:space="preserve">roadmap §0b wants for the</w:t>
-      </w:r>
-      <w:r>
-        <w:t xml:space="preserve"> </w:t>
-      </w:r>
-      <w:r>
-        <w:rPr>
-          <w:i/>
-          <w:iCs/>
-        </w:rPr>
-        <w:t xml:space="preserve">secondary</w:t>
-      </w:r>
-      <w:r>
-        <w:t xml:space="preserve"> </w:t>
-      </w:r>
-      <w:r>
-        <w:t xml:space="preserve">model —</w:t>
-      </w:r>
-      <w:r>
-        <w:t xml:space="preserve"> </w:t>
-      </w:r>
-      <w:r>
-        <w:rPr>
-          <w:rStyle w:val="VerbatimChar"/>
-        </w:rPr>
-        <w:t xml:space="preserve">t_react</w:t>
-      </w:r>
-      <w:r>
-        <w:t xml:space="preserve"> </w:t>
-      </w:r>
-      <w:r>
-        <w:t xml:space="preserve">scales with v_ego and</w:t>
-      </w:r>
-      <w:r>
-        <w:t xml:space="preserve"> </w:t>
-      </w:r>
-      <w:r>
-        <w:rPr>
-          <w:rStyle w:val="VerbatimChar"/>
-        </w:rPr>
-        <w:t xml:space="preserve">a_OV,min</w:t>
-      </w:r>
-      <w:r>
-        <w:t xml:space="preserve"> </w:t>
-      </w:r>
-      <w:r>
-        <w:t xml:space="preserve">with stopping distance, so 50 vs 70 km/h at matched PET separates them.</w:t>
-      </w:r>
-      <w:r>
-        <w:t xml:space="preserve"> </w:t>
-      </w:r>
-      <w:r>
-        <w:t xml:space="preserve">Note the direction, which is worth understanding before modelling: intervention is</w:t>
-      </w:r>
-      <w:r>
-        <w:t xml:space="preserve"> </w:t>
-      </w:r>
-      <w:r>
-        <w:rPr>
-          <w:b/>
-          <w:bCs/>
-        </w:rPr>
-        <w:t xml:space="preserve">lower</w:t>
-      </w:r>
-      <w:r>
-        <w:t xml:space="preserve"> </w:t>
-      </w:r>
-      <w:r>
-        <w:t xml:space="preserve">at 70 km/h at every PET level (e.g. PET2: 0.605 at 50, 0.360 at 70). The</w:t>
-      </w:r>
-      <w:r>
-        <w:t xml:space="preserve"> </w:t>
-      </w:r>
-      <w:r>
-        <w:t xml:space="preserve">speed manipulated is the</w:t>
-      </w:r>
-      <w:r>
-        <w:t xml:space="preserve"> </w:t>
-      </w:r>
-      <w:r>
-        <w:rPr>
-          <w:b/>
-          <w:bCs/>
-        </w:rPr>
-        <w:t xml:space="preserve">oncoming</w:t>
-      </w:r>
-      <w:r>
-        <w:t xml:space="preserve"> </w:t>
-      </w:r>
-      <w:r>
-        <w:t xml:space="preserve">vehicle’s (checked in the traces); the ego holds</w:t>
-      </w:r>
-      <w:r>
-        <w:t xml:space="preserve"> </w:t>
-      </w:r>
-      <w:r>
-        <w:t xml:space="preserve">13.9 m/s in both, so PET and the ego’s own kinematics are matched and the effect is</w:t>
-      </w:r>
-      <w:r>
-        <w:t xml:space="preserve"> </w:t>
-      </w:r>
-      <w:r>
-        <w:t xml:space="preserve">carried entirely by distance at matched time.</w:t>
+        <w:t xml:space="preserve">Build</w:t>
+      </w:r>
+      <w:r>
+        <w:t xml:space="preserve">: (a) re-run</w:t>
+      </w:r>
+      <w:r>
+        <w:t xml:space="preserve"> </w:t>
+      </w:r>
+      <w:r>
+        <w:rPr>
+          <w:rStyle w:val="VerbatimChar"/>
+        </w:rPr>
+        <w:t xml:space="preserve">python replication/czb/fit_stage1.py</w:t>
+      </w:r>
+      <w:r>
+        <w:t xml:space="preserve"> </w:t>
+      </w:r>
+      <w:r>
+        <w:t xml:space="preserve">as committed (the fixes</w:t>
+      </w:r>
+      <w:r>
+        <w:t xml:space="preserve"> </w:t>
+      </w:r>
+      <w:r>
+        <w:t xml:space="preserve">are in place; 15 LOPO folds as before). (b) Add</w:t>
+      </w:r>
+      <w:r>
+        <w:t xml:space="preserve"> </w:t>
+      </w:r>
+      <w:r>
+        <w:rPr>
+          <w:rStyle w:val="VerbatimChar"/>
+        </w:rPr>
+        <w:t xml:space="preserve">fit_hier_corr</w:t>
+      </w:r>
+      <w:r>
+        <w:t xml:space="preserve"> </w:t>
+      </w:r>
+      <w:r>
+        <w:t xml:space="preserve">to</w:t>
+      </w:r>
+      <w:r>
+        <w:t xml:space="preserve"> </w:t>
+      </w:r>
+      <w:r>
+        <w:rPr>
+          <w:rStyle w:val="VerbatimChar"/>
+        </w:rPr>
+        <w:t xml:space="preserve">fit_stage1.py</w:t>
+      </w:r>
+      <w:r>
+        <w:t xml:space="preserve">: the hierarchical-lapse model with correlated effects — driver</w:t>
+      </w:r>
+      <w:r>
+        <w:t xml:space="preserve"> </w:t>
+      </w:r>
+      <w:r>
+        <w:t xml:space="preserve">threshold uses z1, driver lapse uses ρ·z1 + √(1−ρ²)·z2 on the same product</w:t>
+      </w:r>
+      <w:r>
+        <w:t xml:space="preserve"> </w:t>
+      </w:r>
+      <w:r>
+        <w:t xml:space="preserve">Gauss-Hermite grid, one extra hyperparameter ρ fitted as atanh(ρ) with prior</w:t>
+      </w:r>
+      <w:r>
+        <w:t xml:space="preserve"> </w:t>
+      </w:r>
+      <w:r>
+        <w:t xml:space="preserve">Normal(0, 0.75) on the atanh scale (weakly informative: 95% prior mass within</w:t>
+      </w:r>
+      <w:r>
+        <w:t xml:space="preserve"> </w:t>
+      </w:r>
+      <w:r>
+        <w:t xml:space="preserve">|ρ| &lt; 0.9; motivation: the posterior-mean correlation −0.700 must be reachable</w:t>
+      </w:r>
+      <w:r>
+        <w:t xml:space="preserve"> </w:t>
+      </w:r>
+      <w:r>
+        <w:t xml:space="preserve">without being presumed). Report its σ_pop, ρ, and the 50/80/95th percentiles</w:t>
+      </w:r>
+      <w:r>
+        <w:t xml:space="preserve"> </w:t>
+      </w:r>
+      <w:r>
+        <w:t xml:space="preserve">alongside the two existing variants.</w:t>
       </w:r>
     </w:p>
     <w:p>
@@ -3410,37 +3434,22 @@
           <w:b/>
           <w:bCs/>
         </w:rPr>
-        <w:t xml:space="preserve">What it lacks</w:t>
-      </w:r>
-      <w:r>
-        <w:t xml:space="preserve">: no</w:t>
-      </w:r>
-      <w:r>
-        <w:t xml:space="preserve"> </w:t>
-      </w:r>
-      <w:r>
-        <w:rPr>
-          <w:rStyle w:val="VerbatimChar"/>
-        </w:rPr>
-        <w:t xml:space="preserve">timepoint</w:t>
-      </w:r>
-      <w:r>
-        <w:t xml:space="preserve"> </w:t>
-      </w:r>
-      <w:r>
-        <w:t xml:space="preserve">— there is no truncation series, so LTAP yields a</w:t>
-      </w:r>
-      <w:r>
-        <w:t xml:space="preserve"> </w:t>
-      </w:r>
-      <w:r>
-        <w:t xml:space="preserve">criticality × speed surface and not a criticality × time surface. Cross-scenario</w:t>
-      </w:r>
-      <w:r>
-        <w:t xml:space="preserve"> </w:t>
-      </w:r>
-      <w:r>
-        <w:t xml:space="preserve">comparison must therefore be on criticality, or per-driver (see below).</w:t>
+        <w:t xml:space="preserve">Accept</w:t>
+      </w:r>
+      <w:r>
+        <w:t xml:space="preserve">: summary regenerated; the LOPO comparison quoted under product-grid</w:t>
+      </w:r>
+      <w:r>
+        <w:t xml:space="preserve"> </w:t>
+      </w:r>
+      <w:r>
+        <w:t xml:space="preserve">integration; the correlated fit either converges with usable SEs or is reported as</w:t>
+      </w:r>
+      <w:r>
+        <w:t xml:space="preserve"> </w:t>
+      </w:r>
+      <w:r>
+        <w:t xml:space="preserve">not identified (also an acceptable outcome — 43 drivers is thin for a correlation).</w:t>
       </w:r>
     </w:p>
     <w:p>
@@ -3456,22 +3465,34 @@
           <w:b/>
           <w:bCs/>
         </w:rPr>
-        <w:t xml:space="preserve">Build</w:t>
-      </w:r>
-      <w:r>
-        <w:t xml:space="preserve">: the construction note first, per the original B.3 card — crossing</w:t>
-      </w:r>
-      <w:r>
-        <w:t xml:space="preserve"> </w:t>
-      </w:r>
-      <w:r>
-        <w:t xml:space="preserve">geometry, arrival-time separation at the conflict zone, co-occupancy gating. The</w:t>
-      </w:r>
-      <w:r>
-        <w:t xml:space="preserve"> </w:t>
-      </w:r>
-      <w:r>
-        <w:t xml:space="preserve">cut-in x/y conventions are meaningless here.</w:t>
+        <w:t xml:space="preserve">Decision rule (pre-stated at R.1)</w:t>
+      </w:r>
+      <w:r>
+        <w:t xml:space="preserve">: if the correlated variant moves the 80th</w:t>
+      </w:r>
+      <w:r>
+        <w:t xml:space="preserve"> </w:t>
+      </w:r>
+      <w:r>
+        <w:t xml:space="preserve">percentile by more than the hierarchical variant’s current CI half-width (~250</w:t>
+      </w:r>
+      <w:r>
+        <w:t xml:space="preserve"> </w:t>
+      </w:r>
+      <w:r>
+        <w:t xml:space="preserve">deficit units), escalate to review before any percentile is quoted downstream;</w:t>
+      </w:r>
+      <w:r>
+        <w:t xml:space="preserve"> </w:t>
+      </w:r>
+      <w:r>
+        <w:t xml:space="preserve">otherwise the hierarchical variant stands as primary with the correlated fit</w:t>
+      </w:r>
+      <w:r>
+        <w:t xml:space="preserve"> </w:t>
+      </w:r>
+      <w:r>
+        <w:t xml:space="preserve">reported as a robustness line.</w:t>
       </w:r>
     </w:p>
     <w:p>
@@ -3487,7 +3508,32 @@
           <w:b/>
           <w:bCs/>
         </w:rPr>
-        <w:t xml:space="preserve">Cheap partial comparison, available now and already run</w:t>
+        <w:t xml:space="preserve">Stop if</w:t>
+      </w:r>
+      <w:r>
+        <w:t xml:space="preserve">: the correlated variant’s optimizer or Hessian fails after two honest</w:t>
+      </w:r>
+      <w:r>
+        <w:t xml:space="preserve"> </w:t>
+      </w:r>
+      <w:r>
+        <w:t xml:space="preserve">attempts — report, keep the hierarchical variant primary, carry the query.</w:t>
+      </w:r>
+    </w:p>
+    <w:p>
+      <w:pPr>
+        <w:pStyle w:val="Compact"/>
+        <w:numPr>
+          <w:ilvl w:val="0"/>
+          <w:numId w:val="1011"/>
+        </w:numPr>
+      </w:pPr>
+      <w:r>
+        <w:rPr>
+          <w:b/>
+          <w:bCs/>
+        </w:rPr>
+        <w:t xml:space="preserve">Added 2026-08-28, and this card must now run before any percentile is quoted</w:t>
       </w:r>
       <w:r>
         <w:t xml:space="preserve">:</w:t>
@@ -3496,65 +3542,193 @@
         <w:t xml:space="preserve"> </w:t>
       </w:r>
       <w:r>
-        <w:rPr>
-          <w:rStyle w:val="VerbatimChar"/>
-        </w:rPr>
-        <w:t xml:space="preserve">replication/czb/cross_scenario_consistency.py</w:t>
-      </w:r>
-      <w:r>
-        <w:t xml:space="preserve"> </w:t>
-      </w:r>
-      <w:r>
-        <w:t xml:space="preserve">compares all four scenarios with</w:t>
-      </w:r>
-      <w:r>
-        <w:t xml:space="preserve"> </w:t>
-      </w:r>
-      <w:r>
-        <w:rPr>
-          <w:b/>
-          <w:bCs/>
-        </w:rPr>
-        <w:t xml:space="preserve">no</w:t>
-      </w:r>
-      <w:r>
-        <w:rPr>
-          <w:b/>
-          <w:bCs/>
-        </w:rPr>
-        <w:t xml:space="preserve"> </w:t>
-      </w:r>
-      <w:r>
-        <w:rPr>
-          <w:b/>
-          <w:bCs/>
-        </w:rPr>
-        <w:t xml:space="preserve">field at all</w:t>
-      </w:r>
-      <w:r>
-        <w:t xml:space="preserve">, using the fact that every participant saw all four. Per-driver</w:t>
-      </w:r>
-      <w:r>
-        <w:t xml:space="preserve"> </w:t>
-      </w:r>
-      <w:r>
-        <w:t xml:space="preserve">criticality-adjusted propensity correlates +0.50 to +0.74 across scenario pairs,</w:t>
-      </w:r>
-      <w:r>
-        <w:t xml:space="preserve"> </w:t>
-      </w:r>
-      <w:r>
-        <w:t xml:space="preserve">which is 0.53–0.78 of the split-half reliability ceiling (mean 0.69).</w:t>
+        <w:t xml:space="preserve">the CZB staging path adopts</w:t>
+      </w:r>
+      <w:r>
+        <w:t xml:space="preserve"> </w:t>
+      </w:r>
+      <w:r>
+        <w:rPr>
+          <w:rStyle w:val="VerbatimChar"/>
+        </w:rPr>
+        <w:t xml:space="preserve">lane_entry_shape_k = 12</w:t>
+      </w:r>
+      <w:r>
+        <w:t xml:space="preserve"> </w:t>
+      </w:r>
+      <w:r>
+        <w:t xml:space="preserve">(</w:t>
+      </w:r>
+      <w:r>
+        <w:rPr>
+          <w:rStyle w:val="VerbatimChar"/>
+        </w:rPr>
+        <w:t xml:space="preserve">comfortzone.cutin. CZB_LANE_ENTRY_SHAPE_K</w:t>
+      </w:r>
+      <w:r>
+        <w:t xml:space="preserve">, Jonas’s decision — argument in</w:t>
+      </w:r>
+      <w:r>
+        <w:t xml:space="preserve"> </w:t>
+      </w:r>
+      <w:r>
+        <w:rPr>
+          <w:rStyle w:val="VerbatimChar"/>
+        </w:rPr>
+        <w:t xml:space="preserve">docs/overtake_construction_note.md</w:t>
+      </w:r>
+      <w:r>
+        <w:t xml:space="preserve"> </w:t>
+      </w:r>
+      <w:r>
+        <w:t xml:space="preserve">§5). That changes the covariate in</w:t>
+      </w:r>
+      <w:r>
+        <w:t xml:space="preserve"> </w:t>
+      </w:r>
+      <w:r>
+        <w:rPr>
+          <w:b/>
+          <w:bCs/>
+        </w:rPr>
+        <w:t xml:space="preserve">3 of the 18</w:t>
+      </w:r>
+      <w:r>
+        <w:rPr>
+          <w:b/>
+          <w:bCs/>
+        </w:rPr>
+        <w:t xml:space="preserve"> </w:t>
+      </w:r>
+      <w:r>
+        <w:rPr>
+          <w:b/>
+          <w:bCs/>
+        </w:rPr>
+        <w:t xml:space="preserve">cells</w:t>
+      </w:r>
+      <w:r>
+        <w:t xml:space="preserve"> </w:t>
+      </w:r>
+      <w:r>
+        <w:t xml:space="preserve">— TTC4/C2 by +26%, TTC6/C1 by −27%, TTC8/C1 by +8%; the other fifteen are</w:t>
+      </w:r>
+      <w:r>
+        <w:t xml:space="preserve"> </w:t>
+      </w:r>
+      <w:r>
+        <w:t xml:space="preserve">already at saturated overlap and are bit-identical. The changed cells are the early,</w:t>
+      </w:r>
+      <w:r>
+        <w:t xml:space="preserve"> </w:t>
+      </w:r>
+      <w:r>
+        <w:t xml:space="preserve">partially-overlapping ones, which are exactly the cells that identify the lapse, so</w:t>
+      </w:r>
+      <w:r>
+        <w:t xml:space="preserve"> </w:t>
+      </w:r>
+      <w:r>
+        <w:t xml:space="preserve">the stage-1 fit and the whole percentile table must be regenerated under k = 12 before</w:t>
+      </w:r>
+      <w:r>
+        <w:t xml:space="preserve"> </w:t>
+      </w:r>
+      <w:r>
+        <w:t xml:space="preserve">being quoted. Report the old and new percentile tables side by side, since the</w:t>
+      </w:r>
+      <w:r>
+        <w:t xml:space="preserve"> </w:t>
+      </w:r>
+      <w:r>
+        <w:t xml:space="preserve">difference is the price of the k decision and should be visible.</w:t>
+      </w:r>
+    </w:p>
+    <w:p>
+      <w:pPr>
+        <w:pStyle w:val="Compact"/>
+        <w:numPr>
+          <w:ilvl w:val="0"/>
+          <w:numId w:val="1011"/>
+        </w:numPr>
+      </w:pPr>
+      <w:r>
+        <w:rPr>
+          <w:b/>
+          <w:bCs/>
+        </w:rPr>
+        <w:t xml:space="preserve">The percentile-reporting convention (R.1.Q1), to adopt here</w:t>
+      </w:r>
+      <w:r>
+        <w:t xml:space="preserve">: every percentile is</w:t>
+      </w:r>
+      <w:r>
+        <w:t xml:space="preserve"> </w:t>
+      </w:r>
+      <w:r>
+        <w:t xml:space="preserve">quoted as a triple — value, CI, and the specification it came from (bias variant and</w:t>
+      </w:r>
+      <w:r>
+        <w:t xml:space="preserve"> </w:t>
+      </w:r>
+      <w:r>
+        <w:t xml:space="preserve">k). The summary table gets a header line naming both. This is a convention, not an</w:t>
+      </w:r>
+      <w:r>
+        <w:t xml:space="preserve"> </w:t>
+      </w:r>
+      <w:r>
+        <w:t xml:space="preserve">analysis, and it is cheap to adopt now.</w:t>
       </w:r>
     </w:p>
     <w:bookmarkEnd w:id="16"/>
-    <w:bookmarkStart w:id="17" w:name="card-a.1-synthetic-recovery-harness"/>
+    <w:bookmarkStart w:id="17" w:name="X943add23c8fdd6c0fd451bee0073f8359de15af"/>
     <w:p>
       <w:pPr>
         <w:pStyle w:val="Heading3"/>
       </w:pPr>
       <w:r>
-        <w:t xml:space="preserve">Card A.1 — synthetic-recovery harness</w:t>
+        <w:t xml:space="preserve">Card B.3.v2 — the LTAP field (re-scoped 2026-08-28)</w:t>
+      </w:r>
+    </w:p>
+    <w:p>
+      <w:pPr>
+        <w:pStyle w:val="FirstParagraph"/>
+      </w:pPr>
+      <w:r>
+        <w:rPr>
+          <w:i/>
+          <w:iCs/>
+        </w:rPr>
+        <w:t xml:space="preserve">(Replaces the B.3 sketch below for planning purposes; that card’s construction advice</w:t>
+      </w:r>
+      <w:r>
+        <w:rPr>
+          <w:i/>
+          <w:iCs/>
+        </w:rPr>
+        <w:t xml:space="preserve"> </w:t>
+      </w:r>
+      <w:r>
+        <w:rPr>
+          <w:i/>
+          <w:iCs/>
+        </w:rPr>
+        <w:t xml:space="preserve">still stands. Re-scoped because the LTAP data turns out to be the richest transfer</w:t>
+      </w:r>
+      <w:r>
+        <w:rPr>
+          <w:i/>
+          <w:iCs/>
+        </w:rPr>
+        <w:t xml:space="preserve"> </w:t>
+      </w:r>
+      <w:r>
+        <w:rPr>
+          <w:i/>
+          <w:iCs/>
+        </w:rPr>
+        <w:t xml:space="preserve">target, not the hardest-to-justify one.)</w:t>
       </w:r>
     </w:p>
     <w:p>
@@ -3570,16 +3744,80 @@
           <w:b/>
           <w:bCs/>
         </w:rPr>
-        <w:t xml:space="preserve">Goal</w:t>
-      </w:r>
-      <w:r>
-        <w:t xml:space="preserve">: prove the stage-1 estimator recovers known parameters before touching</w:t>
-      </w:r>
-      <w:r>
-        <w:t xml:space="preserve"> </w:t>
-      </w:r>
-      <w:r>
-        <w:t xml:space="preserve">real data.</w:t>
+        <w:t xml:space="preserve">Why it moved up</w:t>
+      </w:r>
+      <w:r>
+        <w:t xml:space="preserve">: 3 096 Random trials, the same 43 participants,</w:t>
+      </w:r>
+      <w:r>
+        <w:t xml:space="preserve"> </w:t>
+      </w:r>
+      <w:r>
+        <w:rPr>
+          <w:b/>
+          <w:bCs/>
+        </w:rPr>
+        <w:t xml:space="preserve">18 well-filled</w:t>
+      </w:r>
+      <w:r>
+        <w:rPr>
+          <w:b/>
+          <w:bCs/>
+        </w:rPr>
+        <w:t xml:space="preserve"> </w:t>
+      </w:r>
+      <w:r>
+        <w:rPr>
+          <w:b/>
+          <w:bCs/>
+        </w:rPr>
+        <w:t xml:space="preserve">cells</w:t>
+      </w:r>
+      <w:r>
+        <w:t xml:space="preserve"> </w:t>
+      </w:r>
+      <w:r>
+        <w:t xml:space="preserve">(9 PET levels × 2</w:t>
+      </w:r>
+      <w:r>
+        <w:t xml:space="preserve"> </w:t>
+      </w:r>
+      <w:r>
+        <w:rPr>
+          <w:i/>
+          <w:iCs/>
+        </w:rPr>
+        <w:t xml:space="preserve">oncoming-vehicle</w:t>
+      </w:r>
+      <w:r>
+        <w:t xml:space="preserve"> </w:t>
+      </w:r>
+      <w:r>
+        <w:t xml:space="preserve">speeds, 172 trials each) and an intervention range</w:t>
+      </w:r>
+      <w:r>
+        <w:t xml:space="preserve"> </w:t>
+      </w:r>
+      <w:r>
+        <w:t xml:space="preserve">of 0.110–0.907 — a wider dynamic range than the cyclist overtake (0.140–0.686) and</w:t>
+      </w:r>
+      <w:r>
+        <w:t xml:space="preserve"> </w:t>
+      </w:r>
+      <w:r>
+        <w:t xml:space="preserve">comparable to the cut-in. The cyclist overtake, by contrast, has one condition</w:t>
+      </w:r>
+      <w:r>
+        <w:t xml:space="preserve"> </w:t>
+      </w:r>
+      <w:r>
+        <w:t xml:space="preserve">(1.5 m) that is flat across all five timepoints, so it carries roughly two</w:t>
+      </w:r>
+      <w:r>
+        <w:t xml:space="preserve"> </w:t>
+      </w:r>
+      <w:r>
+        <w:t xml:space="preserve">informative criticality levels.</w:t>
       </w:r>
     </w:p>
     <w:p>
@@ -3595,100 +3833,118 @@
           <w:b/>
           <w:bCs/>
         </w:rPr>
-        <w:t xml:space="preserve">Build</w:t>
-      </w:r>
-      <w:r>
-        <w:t xml:space="preserve">:</w:t>
-      </w:r>
-      <w:r>
-        <w:t xml:space="preserve"> </w:t>
-      </w:r>
-      <w:r>
-        <w:rPr>
-          <w:rStyle w:val="VerbatimChar"/>
-        </w:rPr>
-        <w:t xml:space="preserve">replication/czb/fit_recovery.py</w:t>
-      </w:r>
-      <w:r>
-        <w:t xml:space="preserve">. Simulate the Random cut-in design</w:t>
-      </w:r>
-      <w:r>
-        <w:t xml:space="preserve"> </w:t>
-      </w:r>
-      <w:r>
-        <w:t xml:space="preserve">(43 participants × 18 cells × 4 repetitions) from the generative model in</w:t>
-      </w:r>
-      <w:r>
-        <w:t xml:space="preserve"> </w:t>
-      </w:r>
-      <w:r>
-        <w:rPr>
-          <w:rStyle w:val="VerbatimChar"/>
-        </w:rPr>
-        <w:t xml:space="preserve">docs/czb_fitting_plan.md</w:t>
-      </w:r>
-      <w:r>
-        <w:t xml:space="preserve"> </w:t>
-      </w:r>
-      <w:r>
-        <w:t xml:space="preserve">§2 stage 1: c_i ~ LogNormal(μ, σ), lapse floor b</w:t>
-      </w:r>
-      <w:r>
-        <w:t xml:space="preserve"> </w:t>
-      </w:r>
-      <w:r>
-        <w:t xml:space="preserve">(both variants), P = b + (1−b)·Φ((x − c_i)/σ_resp) with x = the cell’s</w:t>
-      </w:r>
-      <w:r>
-        <w:t xml:space="preserve"> </w:t>
-      </w:r>
-      <w:r>
-        <w:rPr>
-          <w:rStyle w:val="VerbatimChar"/>
-        </w:rPr>
-        <w:t xml:space="preserve">deficit_max</w:t>
-      </w:r>
-      <w:r>
-        <w:t xml:space="preserve"> </w:t>
-      </w:r>
-      <w:r>
-        <w:t xml:space="preserve">from</w:t>
-      </w:r>
-      <w:r>
-        <w:t xml:space="preserve"> </w:t>
-      </w:r>
-      <w:r>
-        <w:rPr>
-          <w:rStyle w:val="VerbatimChar"/>
-        </w:rPr>
-        <w:t xml:space="preserve">comfortzone.czb_data.random_cutin_trials()</w:t>
-      </w:r>
-      <w:r>
-        <w:t xml:space="preserve">. Fit by MAP in</w:t>
-      </w:r>
-      <w:r>
-        <w:t xml:space="preserve"> </w:t>
-      </w:r>
-      <w:r>
-        <w:t xml:space="preserve">torch (L-BFGS) with Laplace SEs; also fit the a_allowed parameterization (threshold</w:t>
-      </w:r>
-      <w:r>
-        <w:t xml:space="preserve"> </w:t>
-      </w:r>
-      <w:r>
-        <w:t xml:space="preserve">on</w:t>
-      </w:r>
-      <w:r>
-        <w:t xml:space="preserve"> </w:t>
-      </w:r>
-      <w:r>
-        <w:rPr>
-          <w:rStyle w:val="VerbatimChar"/>
-        </w:rPr>
-        <w:t xml:space="preserve">a_req_max</w:t>
-      </w:r>
-      <w:r>
-        <w:t xml:space="preserve">).</w:t>
+        <w:t xml:space="preserve">What it uniquely offers</w:t>
+      </w:r>
+      <w:r>
+        <w:t xml:space="preserve">: the two-speed axis is the identifying variation the</w:t>
+      </w:r>
+      <w:r>
+        <w:t xml:space="preserve"> </w:t>
+      </w:r>
+      <w:r>
+        <w:t xml:space="preserve">roadmap §0b wants for the</w:t>
+      </w:r>
+      <w:r>
+        <w:t xml:space="preserve"> </w:t>
+      </w:r>
+      <w:r>
+        <w:rPr>
+          <w:i/>
+          <w:iCs/>
+        </w:rPr>
+        <w:t xml:space="preserve">secondary</w:t>
+      </w:r>
+      <w:r>
+        <w:t xml:space="preserve"> </w:t>
+      </w:r>
+      <w:r>
+        <w:t xml:space="preserve">model —</w:t>
+      </w:r>
+      <w:r>
+        <w:t xml:space="preserve"> </w:t>
+      </w:r>
+      <w:r>
+        <w:rPr>
+          <w:rStyle w:val="VerbatimChar"/>
+        </w:rPr>
+        <w:t xml:space="preserve">t_react</w:t>
+      </w:r>
+      <w:r>
+        <w:t xml:space="preserve"> </w:t>
+      </w:r>
+      <w:r>
+        <w:t xml:space="preserve">scales with v_ego and</w:t>
+      </w:r>
+      <w:r>
+        <w:t xml:space="preserve"> </w:t>
+      </w:r>
+      <w:r>
+        <w:rPr>
+          <w:rStyle w:val="VerbatimChar"/>
+        </w:rPr>
+        <w:t xml:space="preserve">a_OV,min</w:t>
+      </w:r>
+      <w:r>
+        <w:t xml:space="preserve"> </w:t>
+      </w:r>
+      <w:r>
+        <w:t xml:space="preserve">with stopping distance, so 50 vs 70 km/h at matched PET separates them.</w:t>
+      </w:r>
+      <w:r>
+        <w:t xml:space="preserve"> </w:t>
+      </w:r>
+      <w:r>
+        <w:t xml:space="preserve">Note the direction, which is worth understanding before modelling: intervention is</w:t>
+      </w:r>
+      <w:r>
+        <w:t xml:space="preserve"> </w:t>
+      </w:r>
+      <w:r>
+        <w:rPr>
+          <w:b/>
+          <w:bCs/>
+        </w:rPr>
+        <w:t xml:space="preserve">lower</w:t>
+      </w:r>
+      <w:r>
+        <w:t xml:space="preserve"> </w:t>
+      </w:r>
+      <w:r>
+        <w:t xml:space="preserve">at 70 km/h at every PET level (e.g. PET2: 0.605 at 50, 0.360 at 70). The</w:t>
+      </w:r>
+      <w:r>
+        <w:t xml:space="preserve"> </w:t>
+      </w:r>
+      <w:r>
+        <w:t xml:space="preserve">speed manipulated is the</w:t>
+      </w:r>
+      <w:r>
+        <w:t xml:space="preserve"> </w:t>
+      </w:r>
+      <w:r>
+        <w:rPr>
+          <w:b/>
+          <w:bCs/>
+        </w:rPr>
+        <w:t xml:space="preserve">oncoming</w:t>
+      </w:r>
+      <w:r>
+        <w:t xml:space="preserve"> </w:t>
+      </w:r>
+      <w:r>
+        <w:t xml:space="preserve">vehicle’s (checked in the traces); the ego holds</w:t>
+      </w:r>
+      <w:r>
+        <w:t xml:space="preserve"> </w:t>
+      </w:r>
+      <w:r>
+        <w:t xml:space="preserve">13.9 m/s in both, so PET and the ego’s own kinematics are matched and the effect is</w:t>
+      </w:r>
+      <w:r>
+        <w:t xml:space="preserve"> </w:t>
+      </w:r>
+      <w:r>
+        <w:t xml:space="preserve">carried entirely by distance at matched time.</w:t>
       </w:r>
     </w:p>
     <w:p>
@@ -3704,22 +3960,37 @@
           <w:b/>
           <w:bCs/>
         </w:rPr>
-        <w:t xml:space="preserve">Accept</w:t>
-      </w:r>
-      <w:r>
-        <w:t xml:space="preserve">: over 20 simulated datasets, population μ and σ recovered within 2</w:t>
-      </w:r>
-      <w:r>
-        <w:t xml:space="preserve"> </w:t>
-      </w:r>
-      <w:r>
-        <w:t xml:space="preserve">Laplace SEs in ≥ 18; per-driver c_i shrinkage visible (posterior means closer to</w:t>
-      </w:r>
-      <w:r>
-        <w:t xml:space="preserve"> </w:t>
-      </w:r>
-      <w:r>
-        <w:t xml:space="preserve">truth than raw per-driver MLEs in RMSE). Runtime under 10 minutes total.</w:t>
+        <w:t xml:space="preserve">What it lacks</w:t>
+      </w:r>
+      <w:r>
+        <w:t xml:space="preserve">: no</w:t>
+      </w:r>
+      <w:r>
+        <w:t xml:space="preserve"> </w:t>
+      </w:r>
+      <w:r>
+        <w:rPr>
+          <w:rStyle w:val="VerbatimChar"/>
+        </w:rPr>
+        <w:t xml:space="preserve">timepoint</w:t>
+      </w:r>
+      <w:r>
+        <w:t xml:space="preserve"> </w:t>
+      </w:r>
+      <w:r>
+        <w:t xml:space="preserve">— there is no truncation series, so LTAP yields a</w:t>
+      </w:r>
+      <w:r>
+        <w:t xml:space="preserve"> </w:t>
+      </w:r>
+      <w:r>
+        <w:t xml:space="preserve">criticality × speed surface and not a criticality × time surface. Cross-scenario</w:t>
+      </w:r>
+      <w:r>
+        <w:t xml:space="preserve"> </w:t>
+      </w:r>
+      <w:r>
+        <w:t xml:space="preserve">comparison must therefore be on criticality, or per-driver (see below).</w:t>
       </w:r>
     </w:p>
     <w:p>
@@ -3735,22 +4006,22 @@
           <w:b/>
           <w:bCs/>
         </w:rPr>
-        <w:t xml:space="preserve">Pitfalls</w:t>
-      </w:r>
-      <w:r>
-        <w:t xml:space="preserve">: identifiability of (c, σ_resp) scale — fix σ_resp’s prior scale from</w:t>
-      </w:r>
-      <w:r>
-        <w:t xml:space="preserve"> </w:t>
-      </w:r>
-      <w:r>
-        <w:t xml:space="preserve">the pilot (≈ 2 200 deficit units); lapse and threshold trade off at C1 — check the</w:t>
-      </w:r>
-      <w:r>
-        <w:t xml:space="preserve"> </w:t>
-      </w:r>
-      <w:r>
-        <w:t xml:space="preserve">recovery specifically at b.</w:t>
+        <w:t xml:space="preserve">Build</w:t>
+      </w:r>
+      <w:r>
+        <w:t xml:space="preserve">: the construction note first, per the original B.3 card — crossing</w:t>
+      </w:r>
+      <w:r>
+        <w:t xml:space="preserve"> </w:t>
+      </w:r>
+      <w:r>
+        <w:t xml:space="preserve">geometry, arrival-time separation at the conflict zone, co-occupancy gating. The</w:t>
+      </w:r>
+      <w:r>
+        <w:t xml:space="preserve"> </w:t>
+      </w:r>
+      <w:r>
+        <w:t xml:space="preserve">cut-in x/y conventions are meaningless here.</w:t>
       </w:r>
     </w:p>
     <w:p>
@@ -3766,26 +4037,74 @@
           <w:b/>
           <w:bCs/>
         </w:rPr>
-        <w:t xml:space="preserve">Stop if</w:t>
-      </w:r>
-      <w:r>
-        <w:t xml:space="preserve">: recovery fails after two honest attempts — report the failure mode,</w:t>
-      </w:r>
-      <w:r>
-        <w:t xml:space="preserve"> </w:t>
-      </w:r>
-      <w:r>
-        <w:t xml:space="preserve">do not loosen the acceptance criterion.</w:t>
+        <w:t xml:space="preserve">Cheap partial comparison, available now and already run</w:t>
+      </w:r>
+      <w:r>
+        <w:t xml:space="preserve">:</w:t>
+      </w:r>
+      <w:r>
+        <w:t xml:space="preserve"> </w:t>
+      </w:r>
+      <w:r>
+        <w:rPr>
+          <w:rStyle w:val="VerbatimChar"/>
+        </w:rPr>
+        <w:t xml:space="preserve">replication/czb/cross_scenario_consistency.py</w:t>
+      </w:r>
+      <w:r>
+        <w:t xml:space="preserve"> </w:t>
+      </w:r>
+      <w:r>
+        <w:t xml:space="preserve">compares all four scenarios with</w:t>
+      </w:r>
+      <w:r>
+        <w:t xml:space="preserve"> </w:t>
+      </w:r>
+      <w:r>
+        <w:rPr>
+          <w:b/>
+          <w:bCs/>
+        </w:rPr>
+        <w:t xml:space="preserve">no</w:t>
+      </w:r>
+      <w:r>
+        <w:rPr>
+          <w:b/>
+          <w:bCs/>
+        </w:rPr>
+        <w:t xml:space="preserve"> </w:t>
+      </w:r>
+      <w:r>
+        <w:rPr>
+          <w:b/>
+          <w:bCs/>
+        </w:rPr>
+        <w:t xml:space="preserve">field at all</w:t>
+      </w:r>
+      <w:r>
+        <w:t xml:space="preserve">, using the fact that every participant saw all four. Per-driver</w:t>
+      </w:r>
+      <w:r>
+        <w:t xml:space="preserve"> </w:t>
+      </w:r>
+      <w:r>
+        <w:t xml:space="preserve">criticality-adjusted propensity correlates +0.50 to +0.74 across scenario pairs,</w:t>
+      </w:r>
+      <w:r>
+        <w:t xml:space="preserve"> </w:t>
+      </w:r>
+      <w:r>
+        <w:t xml:space="preserve">which is 0.53–0.78 of the split-half reliability ceiling (mean 0.69).</w:t>
       </w:r>
     </w:p>
     <w:bookmarkEnd w:id="17"/>
-    <w:bookmarkStart w:id="18" w:name="X7012458fadcc0d15dc90995d0510793cebc8b3f"/>
+    <w:bookmarkStart w:id="18" w:name="card-a.1-synthetic-recovery-harness"/>
     <w:p>
       <w:pPr>
         <w:pStyle w:val="Heading3"/>
       </w:pPr>
       <w:r>
-        <w:t xml:space="preserve">Card A.2 — stage-1 hierarchical fit, both bias variants</w:t>
+        <w:t xml:space="preserve">Card A.1 — synthetic-recovery harness</w:t>
       </w:r>
     </w:p>
     <w:p>
@@ -3804,13 +4123,13 @@
         <w:t xml:space="preserve">Goal</w:t>
       </w:r>
       <w:r>
-        <w:t xml:space="preserve">: the population distribution of the boundary level, and the bias-model</w:t>
-      </w:r>
-      <w:r>
-        <w:t xml:space="preserve"> </w:t>
-      </w:r>
-      <w:r>
-        <w:t xml:space="preserve">decision.</w:t>
+        <w:t xml:space="preserve">: prove the stage-1 estimator recovers known parameters before touching</w:t>
+      </w:r>
+      <w:r>
+        <w:t xml:space="preserve"> </w:t>
+      </w:r>
+      <w:r>
+        <w:t xml:space="preserve">real data.</w:t>
       </w:r>
     </w:p>
     <w:p>
@@ -3838,28 +4157,88 @@
         <w:rPr>
           <w:rStyle w:val="VerbatimChar"/>
         </w:rPr>
-        <w:t xml:space="preserve">replication/czb/fit_stage1.py</w:t>
-      </w:r>
-      <w:r>
-        <w:t xml:space="preserve">, reusing A.1’s model code on the real</w:t>
-      </w:r>
-      <w:r>
-        <w:t xml:space="preserve"> </w:t>
-      </w:r>
-      <w:r>
-        <w:t xml:space="preserve">trials. Fit all four combinations: {deficit axis, a_req axis} × {group-level b,</w:t>
-      </w:r>
-      <w:r>
-        <w:t xml:space="preserve"> </w:t>
-      </w:r>
-      <w:r>
-        <w:t xml:space="preserve">hierarchical b_i}. The ordered braking-expectation response enters as two nested</w:t>
-      </w:r>
-      <w:r>
-        <w:t xml:space="preserve"> </w:t>
-      </w:r>
-      <w:r>
-        <w:t xml:space="preserve">thresholds (fitting plan §2); both levels free per roadmap §0b.</w:t>
+        <w:t xml:space="preserve">replication/czb/fit_recovery.py</w:t>
+      </w:r>
+      <w:r>
+        <w:t xml:space="preserve">. Simulate the Random cut-in design</w:t>
+      </w:r>
+      <w:r>
+        <w:t xml:space="preserve"> </w:t>
+      </w:r>
+      <w:r>
+        <w:t xml:space="preserve">(43 participants × 18 cells × 4 repetitions) from the generative model in</w:t>
+      </w:r>
+      <w:r>
+        <w:t xml:space="preserve"> </w:t>
+      </w:r>
+      <w:r>
+        <w:rPr>
+          <w:rStyle w:val="VerbatimChar"/>
+        </w:rPr>
+        <w:t xml:space="preserve">docs/czb_fitting_plan.md</w:t>
+      </w:r>
+      <w:r>
+        <w:t xml:space="preserve"> </w:t>
+      </w:r>
+      <w:r>
+        <w:t xml:space="preserve">§2 stage 1: c_i ~ LogNormal(μ, σ), lapse floor b</w:t>
+      </w:r>
+      <w:r>
+        <w:t xml:space="preserve"> </w:t>
+      </w:r>
+      <w:r>
+        <w:t xml:space="preserve">(both variants), P = b + (1−b)·Φ((x − c_i)/σ_resp) with x = the cell’s</w:t>
+      </w:r>
+      <w:r>
+        <w:t xml:space="preserve"> </w:t>
+      </w:r>
+      <w:r>
+        <w:rPr>
+          <w:rStyle w:val="VerbatimChar"/>
+        </w:rPr>
+        <w:t xml:space="preserve">deficit_max</w:t>
+      </w:r>
+      <w:r>
+        <w:t xml:space="preserve"> </w:t>
+      </w:r>
+      <w:r>
+        <w:t xml:space="preserve">from</w:t>
+      </w:r>
+      <w:r>
+        <w:t xml:space="preserve"> </w:t>
+      </w:r>
+      <w:r>
+        <w:rPr>
+          <w:rStyle w:val="VerbatimChar"/>
+        </w:rPr>
+        <w:t xml:space="preserve">comfortzone.czb_data.random_cutin_trials()</w:t>
+      </w:r>
+      <w:r>
+        <w:t xml:space="preserve">. Fit by MAP in</w:t>
+      </w:r>
+      <w:r>
+        <w:t xml:space="preserve"> </w:t>
+      </w:r>
+      <w:r>
+        <w:t xml:space="preserve">torch (L-BFGS) with Laplace SEs; also fit the a_allowed parameterization (threshold</w:t>
+      </w:r>
+      <w:r>
+        <w:t xml:space="preserve"> </w:t>
+      </w:r>
+      <w:r>
+        <w:t xml:space="preserve">on</w:t>
+      </w:r>
+      <w:r>
+        <w:t xml:space="preserve"> </w:t>
+      </w:r>
+      <w:r>
+        <w:rPr>
+          <w:rStyle w:val="VerbatimChar"/>
+        </w:rPr>
+        <w:t xml:space="preserve">a_req_max</w:t>
+      </w:r>
+      <w:r>
+        <w:t xml:space="preserve">).</w:t>
       </w:r>
     </w:p>
     <w:p>
@@ -3875,58 +4254,22 @@
           <w:b/>
           <w:bCs/>
         </w:rPr>
-        <w:t xml:space="preserve">Report</w:t>
-      </w:r>
-      <w:r>
-        <w:t xml:space="preserve"> </w:t>
-      </w:r>
-      <w:r>
-        <w:t xml:space="preserve">(</w:t>
-      </w:r>
-      <w:r>
-        <w:rPr>
-          <w:rStyle w:val="VerbatimChar"/>
-        </w:rPr>
-        <w:t xml:space="preserve">replication/czb/out/stage1_summary.md</w:t>
-      </w:r>
-      <w:r>
-        <w:t xml:space="preserve">): population μ, σ with SEs;</w:t>
-      </w:r>
-      <w:r>
-        <w:t xml:space="preserve"> </w:t>
-      </w:r>
-      <w:r>
-        <w:t xml:space="preserve">percentile table (50–95 in steps of 5) of the population distribution with CIs;</w:t>
-      </w:r>
-      <w:r>
-        <w:t xml:space="preserve"> </w:t>
-      </w:r>
-      <w:r>
-        <w:t xml:space="preserve">held-out log-likelihood (leave-one-participant-out, 43 folds); posterior predictive</w:t>
-      </w:r>
-      <w:r>
-        <w:t xml:space="preserve"> </w:t>
-      </w:r>
-      <w:r>
-        <w:t xml:space="preserve">P(intervene) per C1 cell against observed; fitted comfort and dread levels</w:t>
-      </w:r>
-      <w:r>
-        <w:t xml:space="preserve"> </w:t>
-      </w:r>
-      <w:r>
-        <w:t xml:space="preserve">translated to a_allowed units and to steady-following THW at 20 m/s via</w:t>
-      </w:r>
-      <w:r>
-        <w:t xml:space="preserve"> </w:t>
-      </w:r>
-      <w:r>
-        <w:rPr>
-          <w:rStyle w:val="VerbatimChar"/>
-        </w:rPr>
-        <w:t xml:space="preserve">comfortzone.field.critical_thw</w:t>
-      </w:r>
-      <w:r>
-        <w:t xml:space="preserve">.</w:t>
+        <w:t xml:space="preserve">Accept</w:t>
+      </w:r>
+      <w:r>
+        <w:t xml:space="preserve">: over 20 simulated datasets, population μ and σ recovered within 2</w:t>
+      </w:r>
+      <w:r>
+        <w:t xml:space="preserve"> </w:t>
+      </w:r>
+      <w:r>
+        <w:t xml:space="preserve">Laplace SEs in ≥ 18; per-driver c_i shrinkage visible (posterior means closer to</w:t>
+      </w:r>
+      <w:r>
+        <w:t xml:space="preserve"> </w:t>
+      </w:r>
+      <w:r>
+        <w:t xml:space="preserve">truth than raw per-driver MLEs in RMSE). Runtime under 10 minutes total.</w:t>
       </w:r>
     </w:p>
     <w:p>
@@ -3942,16 +4285,22 @@
           <w:b/>
           <w:bCs/>
         </w:rPr>
-        <w:t xml:space="preserve">Accept</w:t>
-      </w:r>
-      <w:r>
-        <w:t xml:space="preserve">: all four fits converge; the summary table renders; LOPO likelihood</w:t>
-      </w:r>
-      <w:r>
-        <w:t xml:space="preserve"> </w:t>
-      </w:r>
-      <w:r>
-        <w:t xml:space="preserve">distinguishes the bias variants or states that it cannot.</w:t>
+        <w:t xml:space="preserve">Pitfalls</w:t>
+      </w:r>
+      <w:r>
+        <w:t xml:space="preserve">: identifiability of (c, σ_resp) scale — fix σ_resp’s prior scale from</w:t>
+      </w:r>
+      <w:r>
+        <w:t xml:space="preserve"> </w:t>
+      </w:r>
+      <w:r>
+        <w:t xml:space="preserve">the pilot (≈ 2 200 deficit units); lapse and threshold trade off at C1 — check the</w:t>
+      </w:r>
+      <w:r>
+        <w:t xml:space="preserve"> </w:t>
+      </w:r>
+      <w:r>
+        <w:t xml:space="preserve">recovery specifically at b.</w:t>
       </w:r>
     </w:p>
     <w:p>
@@ -3970,179 +4319,23 @@
         <w:t xml:space="preserve">Stop if</w:t>
       </w:r>
       <w:r>
-        <w:t xml:space="preserve">: the C1 cells misfit under both bias variants (systematic sign pattern</w:t>
-      </w:r>
-      <w:r>
-        <w:t xml:space="preserve"> </w:t>
-      </w:r>
-      <w:r>
-        <w:t xml:space="preserve">across criticalities) — that is the anticipation-leak question and needs review.</w:t>
+        <w:t xml:space="preserve">: recovery fails after two honest attempts — report the failure mode,</w:t>
+      </w:r>
+      <w:r>
+        <w:t xml:space="preserve"> </w:t>
+      </w:r>
+      <w:r>
+        <w:t xml:space="preserve">do not loosen the acceptance criterion.</w:t>
       </w:r>
     </w:p>
     <w:bookmarkEnd w:id="18"/>
-    <w:bookmarkStart w:id="19" w:name="Xbeb80fc684e59d248c2830b01171a26507f84a9"/>
+    <w:bookmarkStart w:id="19" w:name="X7012458fadcc0d15dc90995d0510793cebc8b3f"/>
     <w:p>
       <w:pPr>
         <w:pStyle w:val="Heading3"/>
       </w:pPr>
       <w:r>
-        <w:t xml:space="preserve">Card A.3 — the accumulator layer (review gate on its verdict)</w:t>
-      </w:r>
-    </w:p>
-    <w:p>
-      <w:pPr>
-        <w:pStyle w:val="FirstParagraph"/>
-      </w:pPr>
-      <w:r>
-        <w:rPr>
-          <w:i/>
-          <w:iCs/>
-        </w:rPr>
-        <w:t xml:space="preserve">[Verdict recorded 2026-08-27 at review gate R.1:</w:t>
-      </w:r>
-      <w:r>
-        <w:rPr>
-          <w:i/>
-          <w:iCs/>
-        </w:rPr>
-        <w:t xml:space="preserve"> </w:t>
-      </w:r>
-      <w:r>
-        <w:rPr>
-          <w:b/>
-          <w:bCs/>
-          <w:i/>
-          <w:iCs/>
-        </w:rPr>
-        <w:t xml:space="preserve">FAIL</w:t>
-      </w:r>
-      <w:r>
-        <w:rPr>
-          <w:i/>
-          <w:iCs/>
-        </w:rPr>
-        <w:t xml:space="preserve">, final and quotable. The</w:t>
-      </w:r>
-      <w:r>
-        <w:rPr>
-          <w:i/>
-          <w:iCs/>
-        </w:rPr>
-        <w:t xml:space="preserve"> </w:t>
-      </w:r>
-      <w:r>
-        <w:rPr>
-          <w:i/>
-          <w:iCs/>
-        </w:rPr>
-        <w:t xml:space="preserve">gate repaired two diagnosed misspecifications (v2: noise gated at manoeuvre onset;</w:t>
-      </w:r>
-      <w:r>
-        <w:rPr>
-          <w:i/>
-          <w:iCs/>
-        </w:rPr>
-        <w:t xml:space="preserve"> </w:t>
-      </w:r>
-      <w:r>
-        <w:rPr>
-          <w:i/>
-          <w:iCs/>
-        </w:rPr>
-        <w:t xml:space="preserve">v3: a free trial-level threshold spread, the analogue of stage 1’s σ_resp), verified</w:t>
-      </w:r>
-      <w:r>
-        <w:rPr>
-          <w:i/>
-          <w:iCs/>
-        </w:rPr>
-        <w:t xml:space="preserve"> </w:t>
-      </w:r>
-      <w:r>
-        <w:rPr>
-          <w:i/>
-          <w:iCs/>
-        </w:rPr>
-        <w:t xml:space="preserve">v2’s degenerate optimum was global (</w:t>
-      </w:r>
-      <w:r>
-        <w:rPr>
-          <w:rStyle w:val="VerbatimChar"/>
-          <w:i/>
-          <w:iCs/>
-        </w:rPr>
-        <w:t xml:space="preserve">fit_stage2.py --scan</w:t>
-      </w:r>
-      <w:r>
-        <w:rPr>
-          <w:i/>
-          <w:iCs/>
-        </w:rPr>
-        <w:t xml:space="preserve">), and pre-committed to v3</w:t>
-      </w:r>
-      <w:r>
-        <w:rPr>
-          <w:i/>
-          <w:iCs/>
-        </w:rPr>
-        <w:t xml:space="preserve"> </w:t>
-      </w:r>
-      <w:r>
-        <w:rPr>
-          <w:i/>
-          <w:iCs/>
-        </w:rPr>
-        <w:t xml:space="preserve">as the last iteration. v3: in-sample 0.178 vs the static probit’s 0.125; held-out</w:t>
-      </w:r>
-      <w:r>
-        <w:rPr>
-          <w:i/>
-          <w:iCs/>
-        </w:rPr>
-        <w:t xml:space="preserve"> </w:t>
-      </w:r>
-      <w:r>
-        <w:rPr>
-          <w:i/>
-          <w:iCs/>
-        </w:rPr>
-        <w:t xml:space="preserve">0.267 against the ≤ 0.11 / &gt; 0.13 rule. Structural cause in</w:t>
-      </w:r>
-      <w:r>
-        <w:rPr>
-          <w:i/>
-          <w:iCs/>
-        </w:rPr>
-        <w:t xml:space="preserve"> </w:t>
-      </w:r>
-      <w:r>
-        <w:rPr>
-          <w:rStyle w:val="VerbatimChar"/>
-          <w:i/>
-          <w:iCs/>
-        </w:rPr>
-        <w:t xml:space="preserve">out/stage2_summary.md</w:t>
-      </w:r>
-      <w:r>
-        <w:rPr>
-          <w:i/>
-          <w:iCs/>
-        </w:rPr>
-        <w:t xml:space="preserve">.</w:t>
-      </w:r>
-      <w:r>
-        <w:rPr>
-          <w:i/>
-          <w:iCs/>
-        </w:rPr>
-        <w:t xml:space="preserve"> </w:t>
-      </w:r>
-      <w:r>
-        <w:rPr>
-          <w:i/>
-          <w:iCs/>
-        </w:rPr>
-        <w:t xml:space="preserve">Do not re-run this card; the accumulator question is closed for this stimulus set.]</w:t>
+        <w:t xml:space="preserve">Card A.2 — stage-1 hierarchical fit, both bias variants</w:t>
       </w:r>
     </w:p>
     <w:p>
@@ -4161,13 +4354,13 @@
         <w:t xml:space="preserve">Goal</w:t>
       </w:r>
       <w:r>
-        <w:t xml:space="preserve">: the pre-registered test: does time-integration close the within-scenario</w:t>
-      </w:r>
-      <w:r>
-        <w:t xml:space="preserve"> </w:t>
-      </w:r>
-      <w:r>
-        <w:t xml:space="preserve">gap?</w:t>
+        <w:t xml:space="preserve">: the population distribution of the boundary level, and the bias-model</w:t>
+      </w:r>
+      <w:r>
+        <w:t xml:space="preserve"> </w:t>
+      </w:r>
+      <w:r>
+        <w:t xml:space="preserve">decision.</w:t>
       </w:r>
     </w:p>
     <w:p>
@@ -4195,52 +4388,28 @@
         <w:rPr>
           <w:rStyle w:val="VerbatimChar"/>
         </w:rPr>
-        <w:t xml:space="preserve">replication/czb/fit_stage2.py</w:t>
-      </w:r>
-      <w:r>
-        <w:t xml:space="preserve">. Evidence = the per-frame deficit series</w:t>
-      </w:r>
-      <w:r>
-        <w:t xml:space="preserve"> </w:t>
-      </w:r>
-      <w:r>
-        <w:t xml:space="preserve">(not the running max) from</w:t>
-      </w:r>
-      <w:r>
-        <w:t xml:space="preserve"> </w:t>
-      </w:r>
-      <w:r>
-        <w:rPr>
-          <w:rStyle w:val="VerbatimChar"/>
-        </w:rPr>
-        <w:t xml:space="preserve">stimulus_field</w:t>
-      </w:r>
-      <w:r>
-        <w:t xml:space="preserve">; linear accumulator with gain and</w:t>
-      </w:r>
-      <w:r>
-        <w:t xml:space="preserve"> </w:t>
-      </w:r>
-      <w:r>
-        <w:t xml:space="preserve">noise, threshold from A.2’s c_i; P(crossed by clip end) per trial via the</w:t>
-      </w:r>
-      <w:r>
-        <w:t xml:space="preserve"> </w:t>
-      </w:r>
-      <w:r>
-        <w:t xml:space="preserve">closed-form Gaussian first-passage approximation or 200-path simulation per cell</w:t>
-      </w:r>
-      <w:r>
-        <w:t xml:space="preserve"> </w:t>
-      </w:r>
-      <w:r>
-        <w:t xml:space="preserve">(cells share stimuli, so simulate per cell, not per trial). Motor latency fixed at</w:t>
-      </w:r>
-      <w:r>
-        <w:t xml:space="preserve"> </w:t>
-      </w:r>
-      <w:r>
-        <w:t xml:space="preserve">0.25 s; sensitivity refits at 0.15 and 0.35 s.</w:t>
+        <w:t xml:space="preserve">replication/czb/fit_stage1.py</w:t>
+      </w:r>
+      <w:r>
+        <w:t xml:space="preserve">, reusing A.1’s model code on the real</w:t>
+      </w:r>
+      <w:r>
+        <w:t xml:space="preserve"> </w:t>
+      </w:r>
+      <w:r>
+        <w:t xml:space="preserve">trials. Fit all four combinations: {deficit axis, a_req axis} × {group-level b,</w:t>
+      </w:r>
+      <w:r>
+        <w:t xml:space="preserve"> </w:t>
+      </w:r>
+      <w:r>
+        <w:t xml:space="preserve">hierarchical b_i}. The ordered braking-expectation response enters as two nested</w:t>
+      </w:r>
+      <w:r>
+        <w:t xml:space="preserve"> </w:t>
+      </w:r>
+      <w:r>
+        <w:t xml:space="preserve">thresholds (fitting plan §2); both levels free per roadmap §0b.</w:t>
       </w:r>
     </w:p>
     <w:p>
@@ -4256,28 +4425,58 @@
           <w:b/>
           <w:bCs/>
         </w:rPr>
-        <w:t xml:space="preserve">Accept / decision rule (pre-stated)</w:t>
-      </w:r>
-      <w:r>
-        <w:t xml:space="preserve">: held-out (leave-one-criticality-out) RMSE</w:t>
-      </w:r>
-      <w:r>
-        <w:t xml:space="preserve"> </w:t>
-      </w:r>
-      <w:r>
-        <w:t xml:space="preserve">on the 18-cell surface ≤ 0.11 counts as closing the gap (the 2D state rule’s 0.120</w:t>
-      </w:r>
-      <w:r>
-        <w:t xml:space="preserve"> </w:t>
-      </w:r>
-      <w:r>
-        <w:t xml:space="preserve">and the design ceiling’s ~0.10 bracket the target); &gt; 0.13 counts as failure and</w:t>
-      </w:r>
-      <w:r>
-        <w:t xml:space="preserve"> </w:t>
-      </w:r>
-      <w:r>
-        <w:t xml:space="preserve">is reported as evidence against the framework per the assessment.</w:t>
+        <w:t xml:space="preserve">Report</w:t>
+      </w:r>
+      <w:r>
+        <w:t xml:space="preserve"> </w:t>
+      </w:r>
+      <w:r>
+        <w:t xml:space="preserve">(</w:t>
+      </w:r>
+      <w:r>
+        <w:rPr>
+          <w:rStyle w:val="VerbatimChar"/>
+        </w:rPr>
+        <w:t xml:space="preserve">replication/czb/out/stage1_summary.md</w:t>
+      </w:r>
+      <w:r>
+        <w:t xml:space="preserve">): population μ, σ with SEs;</w:t>
+      </w:r>
+      <w:r>
+        <w:t xml:space="preserve"> </w:t>
+      </w:r>
+      <w:r>
+        <w:t xml:space="preserve">percentile table (50–95 in steps of 5) of the population distribution with CIs;</w:t>
+      </w:r>
+      <w:r>
+        <w:t xml:space="preserve"> </w:t>
+      </w:r>
+      <w:r>
+        <w:t xml:space="preserve">held-out log-likelihood (leave-one-participant-out, 43 folds); posterior predictive</w:t>
+      </w:r>
+      <w:r>
+        <w:t xml:space="preserve"> </w:t>
+      </w:r>
+      <w:r>
+        <w:t xml:space="preserve">P(intervene) per C1 cell against observed; fitted comfort and dread levels</w:t>
+      </w:r>
+      <w:r>
+        <w:t xml:space="preserve"> </w:t>
+      </w:r>
+      <w:r>
+        <w:t xml:space="preserve">translated to a_allowed units and to steady-following THW at 20 m/s via</w:t>
+      </w:r>
+      <w:r>
+        <w:t xml:space="preserve"> </w:t>
+      </w:r>
+      <w:r>
+        <w:rPr>
+          <w:rStyle w:val="VerbatimChar"/>
+        </w:rPr>
+        <w:t xml:space="preserve">comfortzone.field.critical_thw</w:t>
+      </w:r>
+      <w:r>
+        <w:t xml:space="preserve">.</w:t>
       </w:r>
     </w:p>
     <w:p>
@@ -4293,26 +4492,51 @@
           <w:b/>
           <w:bCs/>
         </w:rPr>
+        <w:t xml:space="preserve">Accept</w:t>
+      </w:r>
+      <w:r>
+        <w:t xml:space="preserve">: all four fits converge; the summary table renders; LOPO likelihood</w:t>
+      </w:r>
+      <w:r>
+        <w:t xml:space="preserve"> </w:t>
+      </w:r>
+      <w:r>
+        <w:t xml:space="preserve">distinguishes the bias variants or states that it cannot.</w:t>
+      </w:r>
+    </w:p>
+    <w:p>
+      <w:pPr>
+        <w:pStyle w:val="Compact"/>
+        <w:numPr>
+          <w:ilvl w:val="0"/>
+          <w:numId w:val="1014"/>
+        </w:numPr>
+      </w:pPr>
+      <w:r>
+        <w:rPr>
+          <w:b/>
+          <w:bCs/>
+        </w:rPr>
         <w:t xml:space="preserve">Stop if</w:t>
       </w:r>
       <w:r>
-        <w:t xml:space="preserve">: the fitted gain wants to be so large the accumulator degenerates to</w:t>
-      </w:r>
-      <w:r>
-        <w:t xml:space="preserve"> </w:t>
-      </w:r>
-      <w:r>
-        <w:t xml:space="preserve">the static threshold — report, since that itself answers the question.</w:t>
+        <w:t xml:space="preserve">: the C1 cells misfit under both bias variants (systematic sign pattern</w:t>
+      </w:r>
+      <w:r>
+        <w:t xml:space="preserve"> </w:t>
+      </w:r>
+      <w:r>
+        <w:t xml:space="preserve">across criticalities) — that is the anticipation-leak question and needs review.</w:t>
       </w:r>
     </w:p>
     <w:bookmarkEnd w:id="19"/>
-    <w:bookmarkStart w:id="20" w:name="card-a.4-button-side-validation"/>
+    <w:bookmarkStart w:id="20" w:name="Xbeb80fc684e59d248c2830b01171a26507f84a9"/>
     <w:p>
       <w:pPr>
         <w:pStyle w:val="Heading3"/>
       </w:pPr>
       <w:r>
-        <w:t xml:space="preserve">Card A.4 — button-side validation</w:t>
+        <w:t xml:space="preserve">Card A.3 — the accumulator layer (review gate on its verdict)</w:t>
       </w:r>
     </w:p>
     <w:p>
@@ -4324,77 +4548,151 @@
           <w:i/>
           <w:iCs/>
         </w:rPr>
-        <w:t xml:space="preserve">[Re-run 2026-08-27 at review gate R.1 under the final (v3) accumulator: still FAIL</w:t>
-      </w:r>
-      <w:r>
-        <w:rPr>
-          <w:i/>
-          <w:iCs/>
-        </w:rPr>
-        <w:t xml:space="preserve"> </w:t>
-      </w:r>
-      <w:r>
-        <w:rPr>
-          <w:i/>
-          <w:iCs/>
-        </w:rPr>
-        <w:t xml:space="preserve">(worst checkpoint discrepancy 0.310), attributable to the accumulator’s recorded A.3</w:t>
-      </w:r>
-      <w:r>
-        <w:rPr>
-          <w:i/>
-          <w:iCs/>
-        </w:rPr>
-        <w:t xml:space="preserve"> </w:t>
-      </w:r>
-      <w:r>
-        <w:rPr>
-          <w:i/>
-          <w:iCs/>
-        </w:rPr>
-        <w:t xml:space="preserve">inadequacy. What survives: the paradigm effect’s direction (earlier pressing in</w:t>
-      </w:r>
-      <w:r>
-        <w:rPr>
-          <w:i/>
-          <w:iCs/>
-        </w:rPr>
-        <w:t xml:space="preserve"> </w:t>
-      </w:r>
-      <w:r>
-        <w:rPr>
-          <w:i/>
-          <w:iCs/>
-        </w:rPr>
-        <w:t xml:space="preserve">Button) is confirmed; the level-versus-rate form is NOT distinguished (both shifts</w:t>
-      </w:r>
-      <w:r>
-        <w:rPr>
-          <w:i/>
-          <w:iCs/>
-        </w:rPr>
-        <w:t xml:space="preserve"> </w:t>
-      </w:r>
-      <w:r>
-        <w:rPr>
-          <w:i/>
-          <w:iCs/>
-        </w:rPr>
-        <w:t xml:space="preserve">reach RMSE 0.163), so handbook ch. 11 decision 3 stays open. Do not re-run without a</w:t>
-      </w:r>
-      <w:r>
-        <w:rPr>
-          <w:i/>
-          <w:iCs/>
-        </w:rPr>
-        <w:t xml:space="preserve"> </w:t>
-      </w:r>
-      <w:r>
-        <w:rPr>
-          <w:i/>
-          <w:iCs/>
-        </w:rPr>
-        <w:t xml:space="preserve">new response model.]</w:t>
+        <w:t xml:space="preserve">[Verdict recorded 2026-08-27 at review gate R.1:</w:t>
+      </w:r>
+      <w:r>
+        <w:rPr>
+          <w:i/>
+          <w:iCs/>
+        </w:rPr>
+        <w:t xml:space="preserve"> </w:t>
+      </w:r>
+      <w:r>
+        <w:rPr>
+          <w:b/>
+          <w:bCs/>
+          <w:i/>
+          <w:iCs/>
+        </w:rPr>
+        <w:t xml:space="preserve">FAIL</w:t>
+      </w:r>
+      <w:r>
+        <w:rPr>
+          <w:i/>
+          <w:iCs/>
+        </w:rPr>
+        <w:t xml:space="preserve">, final and quotable. The</w:t>
+      </w:r>
+      <w:r>
+        <w:rPr>
+          <w:i/>
+          <w:iCs/>
+        </w:rPr>
+        <w:t xml:space="preserve"> </w:t>
+      </w:r>
+      <w:r>
+        <w:rPr>
+          <w:i/>
+          <w:iCs/>
+        </w:rPr>
+        <w:t xml:space="preserve">gate repaired two diagnosed misspecifications (v2: noise gated at manoeuvre onset;</w:t>
+      </w:r>
+      <w:r>
+        <w:rPr>
+          <w:i/>
+          <w:iCs/>
+        </w:rPr>
+        <w:t xml:space="preserve"> </w:t>
+      </w:r>
+      <w:r>
+        <w:rPr>
+          <w:i/>
+          <w:iCs/>
+        </w:rPr>
+        <w:t xml:space="preserve">v3: a free trial-level threshold spread, the analogue of stage 1’s σ_resp), verified</w:t>
+      </w:r>
+      <w:r>
+        <w:rPr>
+          <w:i/>
+          <w:iCs/>
+        </w:rPr>
+        <w:t xml:space="preserve"> </w:t>
+      </w:r>
+      <w:r>
+        <w:rPr>
+          <w:i/>
+          <w:iCs/>
+        </w:rPr>
+        <w:t xml:space="preserve">v2’s degenerate optimum was global (</w:t>
+      </w:r>
+      <w:r>
+        <w:rPr>
+          <w:rStyle w:val="VerbatimChar"/>
+          <w:i/>
+          <w:iCs/>
+        </w:rPr>
+        <w:t xml:space="preserve">fit_stage2.py --scan</w:t>
+      </w:r>
+      <w:r>
+        <w:rPr>
+          <w:i/>
+          <w:iCs/>
+        </w:rPr>
+        <w:t xml:space="preserve">), and pre-committed to v3</w:t>
+      </w:r>
+      <w:r>
+        <w:rPr>
+          <w:i/>
+          <w:iCs/>
+        </w:rPr>
+        <w:t xml:space="preserve"> </w:t>
+      </w:r>
+      <w:r>
+        <w:rPr>
+          <w:i/>
+          <w:iCs/>
+        </w:rPr>
+        <w:t xml:space="preserve">as the last iteration. v3: in-sample 0.178 vs the static probit’s 0.125; held-out</w:t>
+      </w:r>
+      <w:r>
+        <w:rPr>
+          <w:i/>
+          <w:iCs/>
+        </w:rPr>
+        <w:t xml:space="preserve"> </w:t>
+      </w:r>
+      <w:r>
+        <w:rPr>
+          <w:i/>
+          <w:iCs/>
+        </w:rPr>
+        <w:t xml:space="preserve">0.267 against the ≤ 0.11 / &gt; 0.13 rule. Structural cause in</w:t>
+      </w:r>
+      <w:r>
+        <w:rPr>
+          <w:i/>
+          <w:iCs/>
+        </w:rPr>
+        <w:t xml:space="preserve"> </w:t>
+      </w:r>
+      <w:r>
+        <w:rPr>
+          <w:rStyle w:val="VerbatimChar"/>
+          <w:i/>
+          <w:iCs/>
+        </w:rPr>
+        <w:t xml:space="preserve">out/stage2_summary.md</w:t>
+      </w:r>
+      <w:r>
+        <w:rPr>
+          <w:i/>
+          <w:iCs/>
+        </w:rPr>
+        <w:t xml:space="preserve">.</w:t>
+      </w:r>
+      <w:r>
+        <w:rPr>
+          <w:i/>
+          <w:iCs/>
+        </w:rPr>
+        <w:t xml:space="preserve"> </w:t>
+      </w:r>
+      <w:r>
+        <w:rPr>
+          <w:i/>
+          <w:iCs/>
+        </w:rPr>
+        <w:t xml:space="preserve">Do not re-run this card; the accumulator question is closed for this stimulus set.]</w:t>
       </w:r>
     </w:p>
     <w:p>
@@ -4413,13 +4711,13 @@
         <w:t xml:space="preserve">Goal</w:t>
       </w:r>
       <w:r>
-        <w:t xml:space="preserve">: predict the press-time densities from the Random-fitted model with one</w:t>
-      </w:r>
-      <w:r>
-        <w:t xml:space="preserve"> </w:t>
-      </w:r>
-      <w:r>
-        <w:t xml:space="preserve">paradigm shift.</w:t>
+        <w:t xml:space="preserve">: the pre-registered test: does time-integration close the within-scenario</w:t>
+      </w:r>
+      <w:r>
+        <w:t xml:space="preserve"> </w:t>
+      </w:r>
+      <w:r>
+        <w:t xml:space="preserve">gap?</w:t>
       </w:r>
     </w:p>
     <w:p>
@@ -4447,49 +4745,52 @@
         <w:rPr>
           <w:rStyle w:val="VerbatimChar"/>
         </w:rPr>
-        <w:t xml:space="preserve">replication/czb/validate_button.py</w:t>
-      </w:r>
-      <w:r>
-        <w:t xml:space="preserve"> </w:t>
-      </w:r>
-      <w:r>
-        <w:t xml:space="preserve">on</w:t>
-      </w:r>
-      <w:r>
-        <w:t xml:space="preserve"> </w:t>
-      </w:r>
-      <w:r>
-        <w:rPr>
-          <w:rStyle w:val="VerbatimChar"/>
-        </w:rPr>
-        <w:t xml:space="preserve">czb_data.button_cutin_trials()</w:t>
-      </w:r>
-      <w:r>
-        <w:t xml:space="preserve">. Fit δ once as a threshold shift and once as a</w:t>
-      </w:r>
-      <w:r>
-        <w:t xml:space="preserve"> </w:t>
-      </w:r>
-      <w:r>
-        <w:t xml:space="preserve">gain shift; compare predicted vs observed press-time distributions per criticality</w:t>
-      </w:r>
-      <w:r>
-        <w:t xml:space="preserve"> </w:t>
-      </w:r>
-      <w:r>
-        <w:t xml:space="preserve">(QQ plots to</w:t>
-      </w:r>
-      <w:r>
-        <w:t xml:space="preserve"> </w:t>
-      </w:r>
-      <w:r>
-        <w:rPr>
-          <w:rStyle w:val="VerbatimChar"/>
-        </w:rPr>
-        <w:t xml:space="preserve">figures/</w:t>
-      </w:r>
-      <w:r>
-        <w:t xml:space="preserve">, one page) and report which shape fits.</w:t>
+        <w:t xml:space="preserve">replication/czb/fit_stage2.py</w:t>
+      </w:r>
+      <w:r>
+        <w:t xml:space="preserve">. Evidence = the per-frame deficit series</w:t>
+      </w:r>
+      <w:r>
+        <w:t xml:space="preserve"> </w:t>
+      </w:r>
+      <w:r>
+        <w:t xml:space="preserve">(not the running max) from</w:t>
+      </w:r>
+      <w:r>
+        <w:t xml:space="preserve"> </w:t>
+      </w:r>
+      <w:r>
+        <w:rPr>
+          <w:rStyle w:val="VerbatimChar"/>
+        </w:rPr>
+        <w:t xml:space="preserve">stimulus_field</w:t>
+      </w:r>
+      <w:r>
+        <w:t xml:space="preserve">; linear accumulator with gain and</w:t>
+      </w:r>
+      <w:r>
+        <w:t xml:space="preserve"> </w:t>
+      </w:r>
+      <w:r>
+        <w:t xml:space="preserve">noise, threshold from A.2’s c_i; P(crossed by clip end) per trial via the</w:t>
+      </w:r>
+      <w:r>
+        <w:t xml:space="preserve"> </w:t>
+      </w:r>
+      <w:r>
+        <w:t xml:space="preserve">closed-form Gaussian first-passage approximation or 200-path simulation per cell</w:t>
+      </w:r>
+      <w:r>
+        <w:t xml:space="preserve"> </w:t>
+      </w:r>
+      <w:r>
+        <w:t xml:space="preserve">(cells share stimuli, so simulate per cell, not per trial). Motor latency fixed at</w:t>
+      </w:r>
+      <w:r>
+        <w:t xml:space="preserve"> </w:t>
+      </w:r>
+      <w:r>
+        <w:t xml:space="preserve">0.25 s; sensitivity refits at 0.15 and 0.35 s.</w:t>
       </w:r>
     </w:p>
     <w:p>
@@ -4505,26 +4806,63 @@
           <w:b/>
           <w:bCs/>
         </w:rPr>
-        <w:t xml:space="preserve">Accept</w:t>
-      </w:r>
-      <w:r>
-        <w:t xml:space="preserve">: the documented cross-paradigm excess (+0.26 at TTC6) is reproduced by</w:t>
-      </w:r>
-      <w:r>
-        <w:t xml:space="preserve"> </w:t>
-      </w:r>
-      <w:r>
-        <w:t xml:space="preserve">the shifted model within 0.05 at the fixed-clip checkpoints.</w:t>
+        <w:t xml:space="preserve">Accept / decision rule (pre-stated)</w:t>
+      </w:r>
+      <w:r>
+        <w:t xml:space="preserve">: held-out (leave-one-criticality-out) RMSE</w:t>
+      </w:r>
+      <w:r>
+        <w:t xml:space="preserve"> </w:t>
+      </w:r>
+      <w:r>
+        <w:t xml:space="preserve">on the 18-cell surface ≤ 0.11 counts as closing the gap (the 2D state rule’s 0.120</w:t>
+      </w:r>
+      <w:r>
+        <w:t xml:space="preserve"> </w:t>
+      </w:r>
+      <w:r>
+        <w:t xml:space="preserve">and the design ceiling’s ~0.10 bracket the target); &gt; 0.13 counts as failure and</w:t>
+      </w:r>
+      <w:r>
+        <w:t xml:space="preserve"> </w:t>
+      </w:r>
+      <w:r>
+        <w:t xml:space="preserve">is reported as evidence against the framework per the assessment.</w:t>
+      </w:r>
+    </w:p>
+    <w:p>
+      <w:pPr>
+        <w:pStyle w:val="Compact"/>
+        <w:numPr>
+          <w:ilvl w:val="0"/>
+          <w:numId w:val="1015"/>
+        </w:numPr>
+      </w:pPr>
+      <w:r>
+        <w:rPr>
+          <w:b/>
+          <w:bCs/>
+        </w:rPr>
+        <w:t xml:space="preserve">Stop if</w:t>
+      </w:r>
+      <w:r>
+        <w:t xml:space="preserve">: the fitted gain wants to be so large the accumulator degenerates to</w:t>
+      </w:r>
+      <w:r>
+        <w:t xml:space="preserve"> </w:t>
+      </w:r>
+      <w:r>
+        <w:t xml:space="preserve">the static threshold — report, since that itself answers the question.</w:t>
       </w:r>
     </w:p>
     <w:bookmarkEnd w:id="20"/>
-    <w:bookmarkStart w:id="21" w:name="Xe9b12db9ccf940c2e98352feae798e2c271a525"/>
+    <w:bookmarkStart w:id="21" w:name="card-a.4-button-side-validation"/>
     <w:p>
       <w:pPr>
         <w:pStyle w:val="Heading3"/>
       </w:pPr>
       <w:r>
-        <w:t xml:space="preserve">Cards B.1–B.3 — transfer-scenario field constructions</w:t>
+        <w:t xml:space="preserve">Card A.4 — button-side validation</w:t>
       </w:r>
     </w:p>
     <w:p>
@@ -4532,109 +4870,81 @@
         <w:pStyle w:val="FirstParagraph"/>
       </w:pPr>
       <w:r>
-        <w:t xml:space="preserve">Template for each: a loader in</w:t>
-      </w:r>
-      <w:r>
-        <w:t xml:space="preserve"> </w:t>
-      </w:r>
-      <w:r>
-        <w:rPr>
-          <w:rStyle w:val="VerbatimChar"/>
-        </w:rPr>
-        <w:t xml:space="preserve">src/comfortzone/&lt;scenario&gt;.py</w:t>
-      </w:r>
-      <w:r>
-        <w:t xml:space="preserve"> </w:t>
-      </w:r>
-      <w:r>
-        <w:t xml:space="preserve">following</w:t>
-      </w:r>
-      <w:r>
-        <w:t xml:space="preserve"> </w:t>
-      </w:r>
-      <w:r>
-        <w:rPr>
-          <w:rStyle w:val="VerbatimChar"/>
-        </w:rPr>
-        <w:t xml:space="preserve">cutin.py</w:t>
-      </w:r>
-      <w:r>
-        <w:t xml:space="preserve">’s</w:t>
-      </w:r>
-      <w:r>
-        <w:t xml:space="preserve"> </w:t>
-      </w:r>
-      <w:r>
-        <w:t xml:space="preserve">structure (role assignment appropriate to the scenario —</w:t>
-      </w:r>
-      <w:r>
-        <w:t xml:space="preserve"> </w:t>
-      </w:r>
-      <w:r>
-        <w:rPr>
-          <w:b/>
-          <w:bCs/>
-        </w:rPr>
-        <w:t xml:space="preserve">by instructed vehicle, not</w:t>
-      </w:r>
-      <w:r>
-        <w:rPr>
-          <w:b/>
-          <w:bCs/>
-        </w:rPr>
-        <w:t xml:space="preserve"> </w:t>
-      </w:r>
-      <w:r>
-        <w:rPr>
-          <w:b/>
-          <w:bCs/>
-        </w:rPr>
-        <w:t xml:space="preserve">lateral span</w:t>
-      </w:r>
-      <w:r>
-        <w:t xml:space="preserve">), a field check script in</w:t>
-      </w:r>
-      <w:r>
-        <w:t xml:space="preserve"> </w:t>
-      </w:r>
-      <w:r>
-        <w:rPr>
-          <w:rStyle w:val="VerbatimChar"/>
-        </w:rPr>
-        <w:t xml:space="preserve">replication/czb/</w:t>
-      </w:r>
-      <w:r>
-        <w:t xml:space="preserve"> </w:t>
-      </w:r>
-      <w:r>
-        <w:t xml:space="preserve">producing a</w:t>
-      </w:r>
-      <w:r>
-        <w:t xml:space="preserve"> </w:t>
-      </w:r>
-      <w:r>
-        <w:t xml:space="preserve">per-criticality deficit figure, property tests, and the PS-versus-field correlation</w:t>
-      </w:r>
-      <w:r>
-        <w:t xml:space="preserve"> </w:t>
-      </w:r>
-      <w:r>
-        <w:t xml:space="preserve">(the</w:t>
-      </w:r>
-      <w:r>
-        <w:t xml:space="preserve"> </w:t>
-      </w:r>
-      <w:r>
-        <w:rPr>
-          <w:rStyle w:val="VerbatimChar"/>
-        </w:rPr>
-        <w:t xml:space="preserve">ps_vs_field.py</w:t>
-      </w:r>
-      <w:r>
-        <w:t xml:space="preserve"> </w:t>
-      </w:r>
-      <w:r>
-        <w:t xml:space="preserve">pattern) as the acceptance readout.</w:t>
+        <w:rPr>
+          <w:i/>
+          <w:iCs/>
+        </w:rPr>
+        <w:t xml:space="preserve">[Re-run 2026-08-27 at review gate R.1 under the final (v3) accumulator: still FAIL</w:t>
+      </w:r>
+      <w:r>
+        <w:rPr>
+          <w:i/>
+          <w:iCs/>
+        </w:rPr>
+        <w:t xml:space="preserve"> </w:t>
+      </w:r>
+      <w:r>
+        <w:rPr>
+          <w:i/>
+          <w:iCs/>
+        </w:rPr>
+        <w:t xml:space="preserve">(worst checkpoint discrepancy 0.310), attributable to the accumulator’s recorded A.3</w:t>
+      </w:r>
+      <w:r>
+        <w:rPr>
+          <w:i/>
+          <w:iCs/>
+        </w:rPr>
+        <w:t xml:space="preserve"> </w:t>
+      </w:r>
+      <w:r>
+        <w:rPr>
+          <w:i/>
+          <w:iCs/>
+        </w:rPr>
+        <w:t xml:space="preserve">inadequacy. What survives: the paradigm effect’s direction (earlier pressing in</w:t>
+      </w:r>
+      <w:r>
+        <w:rPr>
+          <w:i/>
+          <w:iCs/>
+        </w:rPr>
+        <w:t xml:space="preserve"> </w:t>
+      </w:r>
+      <w:r>
+        <w:rPr>
+          <w:i/>
+          <w:iCs/>
+        </w:rPr>
+        <w:t xml:space="preserve">Button) is confirmed; the level-versus-rate form is NOT distinguished (both shifts</w:t>
+      </w:r>
+      <w:r>
+        <w:rPr>
+          <w:i/>
+          <w:iCs/>
+        </w:rPr>
+        <w:t xml:space="preserve"> </w:t>
+      </w:r>
+      <w:r>
+        <w:rPr>
+          <w:i/>
+          <w:iCs/>
+        </w:rPr>
+        <w:t xml:space="preserve">reach RMSE 0.163), so handbook ch. 11 decision 3 stays open. Do not re-run without a</w:t>
+      </w:r>
+      <w:r>
+        <w:rPr>
+          <w:i/>
+          <w:iCs/>
+        </w:rPr>
+        <w:t xml:space="preserve"> </w:t>
+      </w:r>
+      <w:r>
+        <w:rPr>
+          <w:i/>
+          <w:iCs/>
+        </w:rPr>
+        <w:t xml:space="preserve">new response model.]</w:t>
       </w:r>
     </w:p>
     <w:p>
@@ -4650,393 +4960,16 @@
           <w:b/>
           <w:bCs/>
         </w:rPr>
-        <w:t xml:space="preserve">B.1 cyclist overtake</w:t>
-      </w:r>
-      <w:r>
-        <w:t xml:space="preserve"> </w:t>
-      </w:r>
-      <w:r>
-        <w:t xml:space="preserve">(first): ego closes on a cyclist in lane; rear-end field</w:t>
-      </w:r>
-      <w:r>
-        <w:t xml:space="preserve"> </w:t>
-      </w:r>
-      <w:r>
-        <w:t xml:space="preserve">nearly unchanged; criticality = lateral clearance 0.5/1/1.5 m, so the lateral term</w:t>
-      </w:r>
-      <w:r>
-        <w:t xml:space="preserve"> </w:t>
-      </w:r>
-      <w:r>
-        <w:t xml:space="preserve">matters — use the actual clearance in</w:t>
-      </w:r>
-      <w:r>
-        <w:t xml:space="preserve"> </w:t>
-      </w:r>
-      <w:r>
-        <w:rPr>
-          <w:rStyle w:val="VerbatimChar"/>
-        </w:rPr>
-        <w:t xml:space="preserve">dy</w:t>
-      </w:r>
-      <w:r>
-        <w:t xml:space="preserve">, widths from the trace (cyclist ≈ 0.6 m).</w:t>
-      </w:r>
-      <w:r>
-        <w:t xml:space="preserve"> </w:t>
-      </w:r>
-      <w:r>
-        <w:t xml:space="preserve">Accept: deficit ordered by clearance at C2–C5; cell-level PS Spearman ρ reported.</w:t>
-      </w:r>
-      <w:r>
-        <w:t xml:space="preserve"> </w:t>
-      </w:r>
-      <w:r>
-        <w:rPr>
-          <w:i/>
-          <w:iCs/>
-        </w:rPr>
-        <w:t xml:space="preserve">[Executed 2026-08-28; full account in</w:t>
-      </w:r>
-      <w:r>
-        <w:rPr>
-          <w:i/>
-          <w:iCs/>
-        </w:rPr>
-        <w:t xml:space="preserve"> </w:t>
-      </w:r>
-      <w:r>
-        <w:rPr>
-          <w:rStyle w:val="VerbatimChar"/>
-          <w:i/>
-          <w:iCs/>
-        </w:rPr>
-        <w:t xml:space="preserve">docs/overtake_construction_note.md</w:t>
-      </w:r>
-      <w:r>
-        <w:rPr>
-          <w:i/>
-          <w:iCs/>
-        </w:rPr>
-        <w:t xml:space="preserve">. The</w:t>
-      </w:r>
-      <w:r>
-        <w:rPr>
-          <w:i/>
-          <w:iCs/>
-        </w:rPr>
-        <w:t xml:space="preserve"> </w:t>
-      </w:r>
-      <w:r>
-        <w:rPr>
-          <w:i/>
-          <w:iCs/>
-        </w:rPr>
-        <w:t xml:space="preserve">loader is</w:t>
-      </w:r>
-      <w:r>
-        <w:rPr>
-          <w:i/>
-          <w:iCs/>
-        </w:rPr>
-        <w:t xml:space="preserve"> </w:t>
-      </w:r>
-      <w:r>
-        <w:rPr>
-          <w:rStyle w:val="VerbatimChar"/>
-          <w:i/>
-          <w:iCs/>
-        </w:rPr>
-        <w:t xml:space="preserve">src/comfortzone/overtake.py</w:t>
-      </w:r>
-      <w:r>
-        <w:rPr>
-          <w:i/>
-          <w:iCs/>
-        </w:rPr>
-        <w:t xml:space="preserve">, validated against the study’s own clearance</w:t>
-      </w:r>
-      <w:r>
-        <w:rPr>
-          <w:i/>
-          <w:iCs/>
-        </w:rPr>
-        <w:t xml:space="preserve"> </w:t>
-      </w:r>
-      <w:r>
-        <w:rPr>
-          <w:i/>
-          <w:iCs/>
-        </w:rPr>
-        <w:t xml:space="preserve">labels (0.506 / 1.004 / 1.501 m against 0.5 / 1 / 1.5). Three corrections to this</w:t>
-      </w:r>
-      <w:r>
-        <w:rPr>
-          <w:i/>
-          <w:iCs/>
-        </w:rPr>
-        <w:t xml:space="preserve"> </w:t>
-      </w:r>
-      <w:r>
-        <w:rPr>
-          <w:i/>
-          <w:iCs/>
-        </w:rPr>
-        <w:t xml:space="preserve">card: roles must come from the instructed vehicle because the cut-in’s lateral-span</w:t>
-      </w:r>
-      <w:r>
-        <w:rPr>
-          <w:i/>
-          <w:iCs/>
-        </w:rPr>
-        <w:t xml:space="preserve"> </w:t>
-      </w:r>
-      <w:r>
-        <w:rPr>
-          <w:i/>
-          <w:iCs/>
-        </w:rPr>
-        <w:t xml:space="preserve">rule is</w:t>
-      </w:r>
-      <w:r>
-        <w:rPr>
-          <w:i/>
-          <w:iCs/>
-        </w:rPr>
-        <w:t xml:space="preserve"> </w:t>
-      </w:r>
-      <w:r>
-        <w:rPr>
-          <w:b/>
-          <w:bCs/>
-          <w:i/>
-          <w:iCs/>
-        </w:rPr>
-        <w:t xml:space="preserve">inverted</w:t>
-      </w:r>
-      <w:r>
-        <w:rPr>
-          <w:i/>
-          <w:iCs/>
-        </w:rPr>
-        <w:t xml:space="preserve"> </w:t>
-      </w:r>
-      <w:r>
-        <w:rPr>
-          <w:i/>
-          <w:iCs/>
-        </w:rPr>
-        <w:t xml:space="preserve">here (the ego moves, not the target); the lateral coordinate is</w:t>
-      </w:r>
-      <w:r>
-        <w:rPr>
-          <w:i/>
-          <w:iCs/>
-        </w:rPr>
-        <w:t xml:space="preserve"> </w:t>
-      </w:r>
-      <w:r>
-        <w:rPr>
-          <w:rStyle w:val="VerbatimChar"/>
-          <w:i/>
-          <w:iCs/>
-        </w:rPr>
-        <w:t xml:space="preserve">Location_Y</w:t>
-      </w:r>
-      <w:r>
-        <w:rPr>
-          <w:i/>
-          <w:iCs/>
-        </w:rPr>
-        <w:t xml:space="preserve"> </w:t>
-      </w:r>
-      <w:r>
-        <w:rPr>
-          <w:i/>
-          <w:iCs/>
-        </w:rPr>
-        <w:t xml:space="preserve">—</w:t>
-      </w:r>
-      <w:r>
-        <w:rPr>
-          <w:i/>
-          <w:iCs/>
-        </w:rPr>
-        <w:t xml:space="preserve"> </w:t>
-      </w:r>
-      <w:r>
-        <w:rPr>
-          <w:rStyle w:val="VerbatimChar"/>
-          <w:i/>
-          <w:iCs/>
-        </w:rPr>
-        <w:t xml:space="preserve">Offset</w:t>
-      </w:r>
-      <w:r>
-        <w:rPr>
-          <w:i/>
-          <w:iCs/>
-        </w:rPr>
-        <w:t xml:space="preserve"> </w:t>
-      </w:r>
-      <w:r>
-        <w:rPr>
-          <w:i/>
-          <w:iCs/>
-        </w:rPr>
-        <w:t xml:space="preserve">inverts the criticality ordering; and the cyclist width is in</w:t>
-      </w:r>
-      <w:r>
-        <w:rPr>
-          <w:i/>
-          <w:iCs/>
-        </w:rPr>
-        <w:t xml:space="preserve"> </w:t>
-      </w:r>
-      <w:r>
-        <w:rPr>
-          <w:i/>
-          <w:iCs/>
-        </w:rPr>
-        <w:t xml:space="preserve">the trace (0.582 m), not assumed. The card’s premise did</w:t>
-      </w:r>
-      <w:r>
-        <w:rPr>
-          <w:i/>
-          <w:iCs/>
-        </w:rPr>
-        <w:t xml:space="preserve"> </w:t>
-      </w:r>
-      <w:r>
-        <w:rPr>
-          <w:b/>
-          <w:bCs/>
-          <w:i/>
-          <w:iCs/>
-        </w:rPr>
-        <w:t xml:space="preserve">not</w:t>
-      </w:r>
-      <w:r>
-        <w:rPr>
-          <w:i/>
-          <w:iCs/>
-        </w:rPr>
-        <w:t xml:space="preserve"> </w:t>
-      </w:r>
-      <w:r>
-        <w:rPr>
-          <w:i/>
-          <w:iCs/>
-        </w:rPr>
-        <w:t xml:space="preserve">hold: the field</w:t>
-      </w:r>
-      <w:r>
-        <w:rPr>
-          <w:i/>
-          <w:iCs/>
-        </w:rPr>
-        <w:t xml:space="preserve"> </w:t>
-      </w:r>
-      <w:r>
-        <w:rPr>
-          <w:i/>
-          <w:iCs/>
-        </w:rPr>
-        <w:t xml:space="preserve">orders the 15 cells at Spearman +0.402 against the clearance label’s −0.833, because</w:t>
-      </w:r>
-      <w:r>
-        <w:rPr>
-          <w:i/>
-          <w:iCs/>
-        </w:rPr>
-        <w:t xml:space="preserve"> </w:t>
-      </w:r>
-      <w:r>
-        <w:rPr>
-          <w:rStyle w:val="VerbatimChar"/>
-          <w:i/>
-          <w:iCs/>
-        </w:rPr>
-        <w:t xml:space="preserve">p_lane</w:t>
-      </w:r>
-      <w:r>
-        <w:rPr>
-          <w:i/>
-          <w:iCs/>
-        </w:rPr>
-        <w:t xml:space="preserve"> </w:t>
-      </w:r>
-      <w:r>
-        <w:rPr>
-          <w:i/>
-          <w:iCs/>
-        </w:rPr>
-        <w:t xml:space="preserve">sits at 0.843–1.000 all through the window and cannot see the manipulated</w:t>
-      </w:r>
-      <w:r>
-        <w:rPr>
-          <w:i/>
-          <w:iCs/>
-        </w:rPr>
-        <w:t xml:space="preserve"> </w:t>
-      </w:r>
-      <w:r>
-        <w:rPr>
-          <w:i/>
-          <w:iCs/>
-        </w:rPr>
-        <w:t xml:space="preserve">variable. The scenario’s criticality is a lateral</w:t>
-      </w:r>
-      <w:r>
-        <w:rPr>
-          <w:i/>
-          <w:iCs/>
-        </w:rPr>
-        <w:t xml:space="preserve"> </w:t>
-      </w:r>
-      <w:r>
-        <w:rPr>
-          <w:i/>
-          <w:i/>
-          <w:iCs/>
-          <w:iCs/>
-        </w:rPr>
-        <w:t xml:space="preserve">comfort margin</w:t>
-      </w:r>
-      <w:r>
-        <w:rPr>
-          <w:i/>
-          <w:iCs/>
-        </w:rPr>
-        <w:t xml:space="preserve">, not a collision</w:t>
-      </w:r>
-      <w:r>
-        <w:rPr>
-          <w:i/>
-          <w:iCs/>
-        </w:rPr>
-        <w:t xml:space="preserve"> </w:t>
-      </w:r>
-      <w:r>
-        <w:rPr>
-          <w:i/>
-          <w:iCs/>
-        </w:rPr>
-        <w:t xml:space="preserve">geometry. Adding a lateral-clearance comfort term is a preference-function change and</w:t>
-      </w:r>
-      <w:r>
-        <w:rPr>
-          <w:i/>
-          <w:iCs/>
-        </w:rPr>
-        <w:t xml:space="preserve"> </w:t>
-      </w:r>
-      <w:r>
-        <w:rPr>
-          <w:i/>
-          <w:iCs/>
-        </w:rPr>
-        <w:t xml:space="preserve">is left as a review decision.]</w:t>
+        <w:t xml:space="preserve">Goal</w:t>
+      </w:r>
+      <w:r>
+        <w:t xml:space="preserve">: predict the press-time densities from the Random-fitted model with one</w:t>
+      </w:r>
+      <w:r>
+        <w:t xml:space="preserve"> </w:t>
+      </w:r>
+      <w:r>
+        <w:t xml:space="preserve">paradigm shift.</w:t>
       </w:r>
     </w:p>
     <w:p>
@@ -5052,56 +4985,61 @@
           <w:b/>
           <w:bCs/>
         </w:rPr>
-        <w:t xml:space="preserve">B.2 truck overtake / truck lateral</w:t>
-      </w:r>
-      <w:r>
-        <w:t xml:space="preserve">: ego passes a truck with clearance variants;</w:t>
-      </w:r>
-      <w:r>
-        <w:t xml:space="preserve"> </w:t>
-      </w:r>
-      <w:r>
-        <w:t xml:space="preserve">the conflict is lateral, so P_lane runs on the</w:t>
-      </w:r>
-      <w:r>
-        <w:t xml:space="preserve"> </w:t>
-      </w:r>
-      <w:r>
-        <w:rPr>
-          <w:i/>
-          <w:iCs/>
-        </w:rPr>
-        <w:t xml:space="preserve">lateral closing</w:t>
-      </w:r>
-      <w:r>
-        <w:t xml:space="preserve"> </w:t>
-      </w:r>
-      <w:r>
-        <w:t xml:space="preserve">induced by the</w:t>
-      </w:r>
-      <w:r>
-        <w:t xml:space="preserve"> </w:t>
-      </w:r>
-      <w:r>
-        <w:t xml:space="preserve">truck’s drift (</w:t>
-      </w:r>
-      <w:r>
-        <w:rPr>
-          <w:rStyle w:val="VerbatimChar"/>
-        </w:rPr>
-        <w:t xml:space="preserve">truck_lateral_movement</w:t>
-      </w:r>
-      <w:r>
-        <w:t xml:space="preserve"> </w:t>
-      </w:r>
-      <w:r>
-        <w:t xml:space="preserve">traces) and the clearance term carries the</w:t>
-      </w:r>
-      <w:r>
-        <w:t xml:space="preserve"> </w:t>
-      </w:r>
-      <w:r>
-        <w:t xml:space="preserve">statics. Accept: same criteria; also record whether the zero-deficit issue appears.</w:t>
+        <w:t xml:space="preserve">Build</w:t>
+      </w:r>
+      <w:r>
+        <w:t xml:space="preserve">:</w:t>
+      </w:r>
+      <w:r>
+        <w:t xml:space="preserve"> </w:t>
+      </w:r>
+      <w:r>
+        <w:rPr>
+          <w:rStyle w:val="VerbatimChar"/>
+        </w:rPr>
+        <w:t xml:space="preserve">replication/czb/validate_button.py</w:t>
+      </w:r>
+      <w:r>
+        <w:t xml:space="preserve"> </w:t>
+      </w:r>
+      <w:r>
+        <w:t xml:space="preserve">on</w:t>
+      </w:r>
+      <w:r>
+        <w:t xml:space="preserve"> </w:t>
+      </w:r>
+      <w:r>
+        <w:rPr>
+          <w:rStyle w:val="VerbatimChar"/>
+        </w:rPr>
+        <w:t xml:space="preserve">czb_data.button_cutin_trials()</w:t>
+      </w:r>
+      <w:r>
+        <w:t xml:space="preserve">. Fit δ once as a threshold shift and once as a</w:t>
+      </w:r>
+      <w:r>
+        <w:t xml:space="preserve"> </w:t>
+      </w:r>
+      <w:r>
+        <w:t xml:space="preserve">gain shift; compare predicted vs observed press-time distributions per criticality</w:t>
+      </w:r>
+      <w:r>
+        <w:t xml:space="preserve"> </w:t>
+      </w:r>
+      <w:r>
+        <w:t xml:space="preserve">(QQ plots to</w:t>
+      </w:r>
+      <w:r>
+        <w:t xml:space="preserve"> </w:t>
+      </w:r>
+      <w:r>
+        <w:rPr>
+          <w:rStyle w:val="VerbatimChar"/>
+        </w:rPr>
+        <w:t xml:space="preserve">figures/</w:t>
+      </w:r>
+      <w:r>
+        <w:t xml:space="preserve">, one page) and report which shape fits.</w:t>
       </w:r>
     </w:p>
     <w:p>
@@ -5117,96 +5055,26 @@
           <w:b/>
           <w:bCs/>
         </w:rPr>
-        <w:t xml:space="preserve">B.3 LTAP</w:t>
-      </w:r>
-      <w:r>
-        <w:t xml:space="preserve">: crossing geometry. Build arrival-time separation at the conflict</w:t>
-      </w:r>
-      <w:r>
-        <w:t xml:space="preserve"> </w:t>
-      </w:r>
-      <w:r>
-        <w:t xml:space="preserve">zone (the intersection scenario’s construction): compute each vehicle’s time to the</w:t>
-      </w:r>
-      <w:r>
-        <w:t xml:space="preserve"> </w:t>
-      </w:r>
-      <w:r>
-        <w:t xml:space="preserve">crossing-region entry/exit from the traces, and gate the collision/safety terms by</w:t>
-      </w:r>
-      <w:r>
-        <w:t xml:space="preserve"> </w:t>
-      </w:r>
-      <w:r>
-        <w:t xml:space="preserve">predicted co-occupancy (the P_lane idea with lateral overlap replaced by zone</w:t>
-      </w:r>
-      <w:r>
-        <w:t xml:space="preserve"> </w:t>
-      </w:r>
-      <w:r>
-        <w:t xml:space="preserve">co-occupancy). This card has real design content —</w:t>
-      </w:r>
-      <w:r>
-        <w:t xml:space="preserve"> </w:t>
-      </w:r>
-      <w:r>
-        <w:rPr>
-          <w:b/>
-          <w:bCs/>
-        </w:rPr>
-        <w:t xml:space="preserve">write the construction note</w:t>
-      </w:r>
-      <w:r>
-        <w:rPr>
-          <w:b/>
-          <w:bCs/>
-        </w:rPr>
-        <w:t xml:space="preserve"> </w:t>
-      </w:r>
-      <w:r>
-        <w:rPr>
-          <w:b/>
-          <w:bCs/>
-        </w:rPr>
-        <w:t xml:space="preserve">first (1 page, the lane-entry-note pattern) and get it reviewed before coding</w:t>
-      </w:r>
-      <w:r>
-        <w:t xml:space="preserve">.</w:t>
-      </w:r>
-    </w:p>
-    <w:p>
-      <w:pPr>
-        <w:pStyle w:val="Compact"/>
-        <w:numPr>
-          <w:ilvl w:val="0"/>
-          <w:numId w:val="1016"/>
-        </w:numPr>
-      </w:pPr>
-      <w:r>
-        <w:rPr>
-          <w:b/>
-          <w:bCs/>
-        </w:rPr>
-        <w:t xml:space="preserve">Stop for all three if</w:t>
-      </w:r>
-      <w:r>
-        <w:t xml:space="preserve">: a trace family’s geometry does not fit the template</w:t>
-      </w:r>
-      <w:r>
-        <w:t xml:space="preserve"> </w:t>
-      </w:r>
-      <w:r>
-        <w:t xml:space="preserve">(e.g. missing vehicle, broken dimensions beyond the documented truck case).</w:t>
+        <w:t xml:space="preserve">Accept</w:t>
+      </w:r>
+      <w:r>
+        <w:t xml:space="preserve">: the documented cross-paradigm excess (+0.26 at TTC6) is reproduced by</w:t>
+      </w:r>
+      <w:r>
+        <w:t xml:space="preserve"> </w:t>
+      </w:r>
+      <w:r>
+        <w:t xml:space="preserve">the shifted model within 0.05 at the fixed-clip checkpoints.</w:t>
       </w:r>
     </w:p>
     <w:bookmarkEnd w:id="21"/>
-    <w:bookmarkStart w:id="22" w:name="X2e740bdde0311d32c80d142a3abf565c10676ee"/>
+    <w:bookmarkStart w:id="22" w:name="Xe9b12db9ccf940c2e98352feae798e2c271a525"/>
     <w:p>
       <w:pPr>
         <w:pStyle w:val="Heading3"/>
       </w:pPr>
       <w:r>
-        <w:t xml:space="preserve">Card B.4 — the transfer test (review gate; do not run before A.3 and B.1–B.3)</w:t>
+        <w:t xml:space="preserve">Cards B.1–B.3 — transfer-scenario field constructions</w:t>
       </w:r>
     </w:p>
     <w:p>
@@ -5214,339 +5082,109 @@
         <w:pStyle w:val="FirstParagraph"/>
       </w:pPr>
       <w:r>
-        <w:rPr>
-          <w:i/>
-          <w:iCs/>
-        </w:rPr>
-        <w:t xml:space="preserve">[Adjusted 2026-08-27 at review gate R.1: A.3’s FAIL removes the accumulator from</w:t>
-      </w:r>
-      <w:r>
-        <w:rPr>
-          <w:i/>
-          <w:iCs/>
-        </w:rPr>
-        <w:t xml:space="preserve"> </w:t>
-      </w:r>
-      <w:r>
-        <w:rPr>
-          <w:i/>
-          <w:iCs/>
-        </w:rPr>
-        <w:t xml:space="preserve">this card. The transferred model is the stage-1 static threshold, hierarchical-lapse</w:t>
-      </w:r>
-      <w:r>
-        <w:rPr>
-          <w:i/>
-          <w:iCs/>
-        </w:rPr>
-        <w:t xml:space="preserve"> </w:t>
-      </w:r>
-      <w:r>
-        <w:rPr>
-          <w:i/>
-          <w:iCs/>
-        </w:rPr>
-        <w:t xml:space="preserve">variant (population median 5 352, σ 0.209), everything frozen. The three-way</w:t>
-      </w:r>
-      <w:r>
-        <w:rPr>
-          <w:i/>
-          <w:iCs/>
-        </w:rPr>
-        <w:t xml:space="preserve"> </w:t>
-      </w:r>
-      <w:r>
-        <w:rPr>
-          <w:i/>
-          <w:iCs/>
-        </w:rPr>
-        <w:t xml:space="preserve">comparison (one-scalar field vs per-scenario 2D rules vs elliptical joint) is</w:t>
-      </w:r>
-      <w:r>
-        <w:rPr>
-          <w:i/>
-          <w:iCs/>
-        </w:rPr>
-        <w:t xml:space="preserve"> </w:t>
-      </w:r>
-      <w:r>
-        <w:rPr>
-          <w:i/>
-          <w:iCs/>
-        </w:rPr>
-        <w:t xml:space="preserve">unchanged.]</w:t>
-      </w:r>
-    </w:p>
-    <w:p>
-      <w:pPr>
-        <w:pStyle w:val="BodyText"/>
-      </w:pPr>
-      <w:r>
-        <w:rPr>
-          <w:i/>
-          <w:iCs/>
-        </w:rPr>
-        <w:t xml:space="preserve">[Adjusted again 2026-08-28, on evidence from the B.1 pilot transfer</w:t>
-      </w:r>
-      <w:r>
-        <w:rPr>
-          <w:i/>
-          <w:iCs/>
-        </w:rPr>
-        <w:t xml:space="preserve"> </w:t>
-      </w:r>
-      <w:r>
-        <w:rPr>
-          <w:i/>
-          <w:iCs/>
-        </w:rPr>
-        <w:t xml:space="preserve">(</w:t>
-      </w:r>
-      <w:r>
-        <w:rPr>
-          <w:rStyle w:val="VerbatimChar"/>
-          <w:i/>
-          <w:iCs/>
-        </w:rPr>
-        <w:t xml:space="preserve">docs/overtake_construction_note.md</w:t>
-      </w:r>
-      <w:r>
-        <w:rPr>
-          <w:i/>
-          <w:iCs/>
-        </w:rPr>
-        <w:t xml:space="preserve"> </w:t>
-      </w:r>
-      <w:r>
-        <w:rPr>
-          <w:i/>
-          <w:iCs/>
-        </w:rPr>
-        <w:t xml:space="preserve">§6).</w:t>
-      </w:r>
-      <w:r>
-        <w:rPr>
-          <w:i/>
-          <w:iCs/>
-        </w:rPr>
-        <w:t xml:space="preserve"> </w:t>
-      </w:r>
-      <w:r>
-        <w:rPr>
-          <w:b/>
-          <w:bCs/>
-          <w:i/>
-          <w:iCs/>
-        </w:rPr>
-        <w:t xml:space="preserve">The primary analysis should freeze the</w:t>
-      </w:r>
-      <w:r>
-        <w:rPr>
-          <w:b/>
-          <w:bCs/>
-          <w:i/>
-          <w:iCs/>
-        </w:rPr>
-        <w:t xml:space="preserve"> </w:t>
-      </w:r>
-      <w:r>
-        <w:rPr>
-          <w:b/>
-          <w:bCs/>
-          <w:i/>
-          <w:iCs/>
-        </w:rPr>
-        <w:t xml:space="preserve">boundary and free each scenario’s lapse</w:t>
-      </w:r>
-      <w:r>
-        <w:rPr>
-          <w:i/>
-          <w:iCs/>
-        </w:rPr>
-        <w:t xml:space="preserve">, not freeze everything. The pre-onset</w:t>
-      </w:r>
-      <w:r>
-        <w:rPr>
-          <w:i/>
-          <w:iCs/>
-        </w:rPr>
-        <w:t xml:space="preserve"> </w:t>
-      </w:r>
-      <w:r>
-        <w:rPr>
-          <w:i/>
-          <w:iCs/>
-        </w:rPr>
-        <w:t xml:space="preserve">intervention rate is 0.081 in the cut-in against 0.198 in the cyclist overtake, so a</w:t>
-      </w:r>
-      <w:r>
-        <w:rPr>
-          <w:i/>
-          <w:iCs/>
-        </w:rPr>
-        <w:t xml:space="preserve"> </w:t>
-      </w:r>
-      <w:r>
-        <w:rPr>
-          <w:i/>
-          <w:iCs/>
-        </w:rPr>
-        <w:t xml:space="preserve">no-shift primary starts every transfer cell ~0.12 low for reasons unrelated to the</w:t>
-      </w:r>
-      <w:r>
-        <w:rPr>
-          <w:i/>
-          <w:iCs/>
-        </w:rPr>
-        <w:t xml:space="preserve"> </w:t>
-      </w:r>
-      <w:r>
-        <w:rPr>
-          <w:i/>
-          <w:iCs/>
-        </w:rPr>
-        <w:t xml:space="preserve">boundary: frozen transfer scores RMSE 0.176 against chance 0.158, while freeing only</w:t>
-      </w:r>
-      <w:r>
-        <w:rPr>
-          <w:i/>
-          <w:iCs/>
-        </w:rPr>
-        <w:t xml:space="preserve"> </w:t>
-      </w:r>
-      <w:r>
-        <w:rPr>
-          <w:i/>
-          <w:iCs/>
-        </w:rPr>
-        <w:t xml:space="preserve">the lapse gives 0.129 — past chance and within 0.016 of the full-refit ceiling. The</w:t>
-      </w:r>
-      <w:r>
-        <w:rPr>
-          <w:i/>
-          <w:iCs/>
-        </w:rPr>
-        <w:t xml:space="preserve"> </w:t>
-      </w:r>
-      <w:r>
-        <w:rPr>
-          <w:i/>
-          <w:iCs/>
-        </w:rPr>
-        <w:t xml:space="preserve">lapse is identified by that scenario’s C1 cells alone, which end where the field is</w:t>
-      </w:r>
-      <w:r>
-        <w:rPr>
-          <w:i/>
-          <w:iCs/>
-        </w:rPr>
-        <w:t xml:space="preserve"> </w:t>
-      </w:r>
-      <w:r>
-        <w:rPr>
-          <w:i/>
-          <w:iCs/>
-        </w:rPr>
-        <w:t xml:space="preserve">zero by construction and therefore carry no boundary information; the roadmap’s</w:t>
-      </w:r>
-      <w:r>
-        <w:rPr>
-          <w:i/>
-          <w:iCs/>
-        </w:rPr>
-        <w:t xml:space="preserve"> </w:t>
-      </w:r>
-      <w:r>
-        <w:rPr>
-          <w:i/>
-          <w:iCs/>
-        </w:rPr>
-        <w:t xml:space="preserve">secondary</w:t>
-      </w:r>
-      <w:r>
-        <w:rPr>
-          <w:i/>
-          <w:iCs/>
-        </w:rPr>
-        <w:t xml:space="preserve"> </w:t>
-      </w:r>
-      <w:r>
-        <w:rPr>
-          <w:i/>
-          <w:iCs/>
-        </w:rPr>
-        <w:t xml:space="preserve">“one uniform level shift per scenario”</w:t>
-      </w:r>
-      <w:r>
-        <w:rPr>
-          <w:i/>
-          <w:iCs/>
-        </w:rPr>
-        <w:t xml:space="preserve"> </w:t>
-      </w:r>
-      <w:r>
-        <w:rPr>
-          <w:i/>
-          <w:iCs/>
-        </w:rPr>
-        <w:t xml:space="preserve">does absorb the boundary and should</w:t>
-      </w:r>
-      <w:r>
-        <w:rPr>
-          <w:i/>
-          <w:iCs/>
-        </w:rPr>
-        <w:t xml:space="preserve"> </w:t>
-      </w:r>
-      <w:r>
-        <w:rPr>
-          <w:i/>
-          <w:iCs/>
-        </w:rPr>
-        <w:t xml:space="preserve">stay secondary. Also: score against the field-independent ceiling in</w:t>
-      </w:r>
-      <w:r>
-        <w:rPr>
-          <w:i/>
-          <w:iCs/>
-        </w:rPr>
-        <w:t xml:space="preserve"> </w:t>
-      </w:r>
-      <w:r>
-        <w:rPr>
-          <w:rStyle w:val="VerbatimChar"/>
-          <w:i/>
-          <w:iCs/>
-        </w:rPr>
-        <w:t xml:space="preserve">out/cross_scenario_consistency.md</w:t>
-      </w:r>
-      <w:r>
-        <w:rPr>
-          <w:i/>
-          <w:iCs/>
-        </w:rPr>
-        <w:t xml:space="preserve"> </w:t>
-      </w:r>
-      <w:r>
-        <w:rPr>
-          <w:i/>
-          <w:iCs/>
-        </w:rPr>
-        <w:t xml:space="preserve">— only ~69% of the reliable per-driver signal is</w:t>
-      </w:r>
-      <w:r>
-        <w:rPr>
-          <w:i/>
-          <w:iCs/>
-        </w:rPr>
-        <w:t xml:space="preserve"> </w:t>
-      </w:r>
-      <w:r>
-        <w:rPr>
-          <w:i/>
-          <w:iCs/>
-        </w:rPr>
-        <w:t xml:space="preserve">shared between scenarios, so a perfect one-scalar model cannot reach 100%.]</w:t>
+        <w:t xml:space="preserve">Template for each: a loader in</w:t>
+      </w:r>
+      <w:r>
+        <w:t xml:space="preserve"> </w:t>
+      </w:r>
+      <w:r>
+        <w:rPr>
+          <w:rStyle w:val="VerbatimChar"/>
+        </w:rPr>
+        <w:t xml:space="preserve">src/comfortzone/&lt;scenario&gt;.py</w:t>
+      </w:r>
+      <w:r>
+        <w:t xml:space="preserve"> </w:t>
+      </w:r>
+      <w:r>
+        <w:t xml:space="preserve">following</w:t>
+      </w:r>
+      <w:r>
+        <w:t xml:space="preserve"> </w:t>
+      </w:r>
+      <w:r>
+        <w:rPr>
+          <w:rStyle w:val="VerbatimChar"/>
+        </w:rPr>
+        <w:t xml:space="preserve">cutin.py</w:t>
+      </w:r>
+      <w:r>
+        <w:t xml:space="preserve">’s</w:t>
+      </w:r>
+      <w:r>
+        <w:t xml:space="preserve"> </w:t>
+      </w:r>
+      <w:r>
+        <w:t xml:space="preserve">structure (role assignment appropriate to the scenario —</w:t>
+      </w:r>
+      <w:r>
+        <w:t xml:space="preserve"> </w:t>
+      </w:r>
+      <w:r>
+        <w:rPr>
+          <w:b/>
+          <w:bCs/>
+        </w:rPr>
+        <w:t xml:space="preserve">by instructed vehicle, not</w:t>
+      </w:r>
+      <w:r>
+        <w:rPr>
+          <w:b/>
+          <w:bCs/>
+        </w:rPr>
+        <w:t xml:space="preserve"> </w:t>
+      </w:r>
+      <w:r>
+        <w:rPr>
+          <w:b/>
+          <w:bCs/>
+        </w:rPr>
+        <w:t xml:space="preserve">lateral span</w:t>
+      </w:r>
+      <w:r>
+        <w:t xml:space="preserve">), a field check script in</w:t>
+      </w:r>
+      <w:r>
+        <w:t xml:space="preserve"> </w:t>
+      </w:r>
+      <w:r>
+        <w:rPr>
+          <w:rStyle w:val="VerbatimChar"/>
+        </w:rPr>
+        <w:t xml:space="preserve">replication/czb/</w:t>
+      </w:r>
+      <w:r>
+        <w:t xml:space="preserve"> </w:t>
+      </w:r>
+      <w:r>
+        <w:t xml:space="preserve">producing a</w:t>
+      </w:r>
+      <w:r>
+        <w:t xml:space="preserve"> </w:t>
+      </w:r>
+      <w:r>
+        <w:t xml:space="preserve">per-criticality deficit figure, property tests, and the PS-versus-field correlation</w:t>
+      </w:r>
+      <w:r>
+        <w:t xml:space="preserve"> </w:t>
+      </w:r>
+      <w:r>
+        <w:t xml:space="preserve">(the</w:t>
+      </w:r>
+      <w:r>
+        <w:t xml:space="preserve"> </w:t>
+      </w:r>
+      <w:r>
+        <w:rPr>
+          <w:rStyle w:val="VerbatimChar"/>
+        </w:rPr>
+        <w:t xml:space="preserve">ps_vs_field.py</w:t>
+      </w:r>
+      <w:r>
+        <w:t xml:space="preserve"> </w:t>
+      </w:r>
+      <w:r>
+        <w:t xml:space="preserve">pattern) as the acceptance readout.</w:t>
       </w:r>
     </w:p>
     <w:p>
@@ -5558,31 +5196,397 @@
         </w:numPr>
       </w:pPr>
       <w:r>
-        <w:t xml:space="preserve">Fit on cut-in only (A.2/A.3 configuration frozen); predict each transfer scenario’s</w:t>
-      </w:r>
-      <w:r>
-        <w:t xml:space="preserve"> </w:t>
-      </w:r>
-      <w:r>
-        <w:t xml:space="preserve">response surface with no refit. Primary: no per-scenario shift. Secondary: one</w:t>
-      </w:r>
-      <w:r>
-        <w:t xml:space="preserve"> </w:t>
-      </w:r>
-      <w:r>
-        <w:t xml:space="preserve">instruction shift per scenario. Comparators on identical folds: per-scenario 2D</w:t>
-      </w:r>
-      <w:r>
-        <w:t xml:space="preserve"> </w:t>
-      </w:r>
-      <w:r>
-        <w:t xml:space="preserve">state rules (1/TTC-analogue + the scenario’s own second observable), and — once</w:t>
-      </w:r>
-      <w:r>
-        <w:t xml:space="preserve"> </w:t>
-      </w:r>
-      <w:r>
-        <w:t xml:space="preserve">specified with Jonas — the elliptical joint on the same observables.</w:t>
+        <w:rPr>
+          <w:b/>
+          <w:bCs/>
+        </w:rPr>
+        <w:t xml:space="preserve">B.1 cyclist overtake</w:t>
+      </w:r>
+      <w:r>
+        <w:t xml:space="preserve"> </w:t>
+      </w:r>
+      <w:r>
+        <w:t xml:space="preserve">(first): ego closes on a cyclist in lane; rear-end field</w:t>
+      </w:r>
+      <w:r>
+        <w:t xml:space="preserve"> </w:t>
+      </w:r>
+      <w:r>
+        <w:t xml:space="preserve">nearly unchanged; criticality = lateral clearance 0.5/1/1.5 m, so the lateral term</w:t>
+      </w:r>
+      <w:r>
+        <w:t xml:space="preserve"> </w:t>
+      </w:r>
+      <w:r>
+        <w:t xml:space="preserve">matters — use the actual clearance in</w:t>
+      </w:r>
+      <w:r>
+        <w:t xml:space="preserve"> </w:t>
+      </w:r>
+      <w:r>
+        <w:rPr>
+          <w:rStyle w:val="VerbatimChar"/>
+        </w:rPr>
+        <w:t xml:space="preserve">dy</w:t>
+      </w:r>
+      <w:r>
+        <w:t xml:space="preserve">, widths from the trace (cyclist ≈ 0.6 m).</w:t>
+      </w:r>
+      <w:r>
+        <w:t xml:space="preserve"> </w:t>
+      </w:r>
+      <w:r>
+        <w:t xml:space="preserve">Accept: deficit ordered by clearance at C2–C5; cell-level PS Spearman ρ reported.</w:t>
+      </w:r>
+      <w:r>
+        <w:t xml:space="preserve"> </w:t>
+      </w:r>
+      <w:r>
+        <w:rPr>
+          <w:i/>
+          <w:iCs/>
+        </w:rPr>
+        <w:t xml:space="preserve">[Executed 2026-08-28; full account in</w:t>
+      </w:r>
+      <w:r>
+        <w:rPr>
+          <w:i/>
+          <w:iCs/>
+        </w:rPr>
+        <w:t xml:space="preserve"> </w:t>
+      </w:r>
+      <w:r>
+        <w:rPr>
+          <w:rStyle w:val="VerbatimChar"/>
+          <w:i/>
+          <w:iCs/>
+        </w:rPr>
+        <w:t xml:space="preserve">docs/overtake_construction_note.md</w:t>
+      </w:r>
+      <w:r>
+        <w:rPr>
+          <w:i/>
+          <w:iCs/>
+        </w:rPr>
+        <w:t xml:space="preserve">. The</w:t>
+      </w:r>
+      <w:r>
+        <w:rPr>
+          <w:i/>
+          <w:iCs/>
+        </w:rPr>
+        <w:t xml:space="preserve"> </w:t>
+      </w:r>
+      <w:r>
+        <w:rPr>
+          <w:i/>
+          <w:iCs/>
+        </w:rPr>
+        <w:t xml:space="preserve">loader is</w:t>
+      </w:r>
+      <w:r>
+        <w:rPr>
+          <w:i/>
+          <w:iCs/>
+        </w:rPr>
+        <w:t xml:space="preserve"> </w:t>
+      </w:r>
+      <w:r>
+        <w:rPr>
+          <w:rStyle w:val="VerbatimChar"/>
+          <w:i/>
+          <w:iCs/>
+        </w:rPr>
+        <w:t xml:space="preserve">src/comfortzone/overtake.py</w:t>
+      </w:r>
+      <w:r>
+        <w:rPr>
+          <w:i/>
+          <w:iCs/>
+        </w:rPr>
+        <w:t xml:space="preserve">, validated against the study’s own clearance</w:t>
+      </w:r>
+      <w:r>
+        <w:rPr>
+          <w:i/>
+          <w:iCs/>
+        </w:rPr>
+        <w:t xml:space="preserve"> </w:t>
+      </w:r>
+      <w:r>
+        <w:rPr>
+          <w:i/>
+          <w:iCs/>
+        </w:rPr>
+        <w:t xml:space="preserve">labels (0.506 / 1.004 / 1.501 m against 0.5 / 1 / 1.5). Three corrections to this</w:t>
+      </w:r>
+      <w:r>
+        <w:rPr>
+          <w:i/>
+          <w:iCs/>
+        </w:rPr>
+        <w:t xml:space="preserve"> </w:t>
+      </w:r>
+      <w:r>
+        <w:rPr>
+          <w:i/>
+          <w:iCs/>
+        </w:rPr>
+        <w:t xml:space="preserve">card: roles must come from the instructed vehicle because the cut-in’s lateral-span</w:t>
+      </w:r>
+      <w:r>
+        <w:rPr>
+          <w:i/>
+          <w:iCs/>
+        </w:rPr>
+        <w:t xml:space="preserve"> </w:t>
+      </w:r>
+      <w:r>
+        <w:rPr>
+          <w:i/>
+          <w:iCs/>
+        </w:rPr>
+        <w:t xml:space="preserve">rule is</w:t>
+      </w:r>
+      <w:r>
+        <w:rPr>
+          <w:i/>
+          <w:iCs/>
+        </w:rPr>
+        <w:t xml:space="preserve"> </w:t>
+      </w:r>
+      <w:r>
+        <w:rPr>
+          <w:b/>
+          <w:bCs/>
+          <w:i/>
+          <w:iCs/>
+        </w:rPr>
+        <w:t xml:space="preserve">inverted</w:t>
+      </w:r>
+      <w:r>
+        <w:rPr>
+          <w:i/>
+          <w:iCs/>
+        </w:rPr>
+        <w:t xml:space="preserve"> </w:t>
+      </w:r>
+      <w:r>
+        <w:rPr>
+          <w:i/>
+          <w:iCs/>
+        </w:rPr>
+        <w:t xml:space="preserve">here (the ego moves, not the target); the lateral coordinate is</w:t>
+      </w:r>
+      <w:r>
+        <w:rPr>
+          <w:i/>
+          <w:iCs/>
+        </w:rPr>
+        <w:t xml:space="preserve"> </w:t>
+      </w:r>
+      <w:r>
+        <w:rPr>
+          <w:rStyle w:val="VerbatimChar"/>
+          <w:i/>
+          <w:iCs/>
+        </w:rPr>
+        <w:t xml:space="preserve">Location_Y</w:t>
+      </w:r>
+      <w:r>
+        <w:rPr>
+          <w:i/>
+          <w:iCs/>
+        </w:rPr>
+        <w:t xml:space="preserve"> </w:t>
+      </w:r>
+      <w:r>
+        <w:rPr>
+          <w:i/>
+          <w:iCs/>
+        </w:rPr>
+        <w:t xml:space="preserve">—</w:t>
+      </w:r>
+      <w:r>
+        <w:rPr>
+          <w:i/>
+          <w:iCs/>
+        </w:rPr>
+        <w:t xml:space="preserve"> </w:t>
+      </w:r>
+      <w:r>
+        <w:rPr>
+          <w:rStyle w:val="VerbatimChar"/>
+          <w:i/>
+          <w:iCs/>
+        </w:rPr>
+        <w:t xml:space="preserve">Offset</w:t>
+      </w:r>
+      <w:r>
+        <w:rPr>
+          <w:i/>
+          <w:iCs/>
+        </w:rPr>
+        <w:t xml:space="preserve"> </w:t>
+      </w:r>
+      <w:r>
+        <w:rPr>
+          <w:i/>
+          <w:iCs/>
+        </w:rPr>
+        <w:t xml:space="preserve">inverts the criticality ordering; and the cyclist width is in</w:t>
+      </w:r>
+      <w:r>
+        <w:rPr>
+          <w:i/>
+          <w:iCs/>
+        </w:rPr>
+        <w:t xml:space="preserve"> </w:t>
+      </w:r>
+      <w:r>
+        <w:rPr>
+          <w:i/>
+          <w:iCs/>
+        </w:rPr>
+        <w:t xml:space="preserve">the trace (0.582 m), not assumed. The card’s premise did</w:t>
+      </w:r>
+      <w:r>
+        <w:rPr>
+          <w:i/>
+          <w:iCs/>
+        </w:rPr>
+        <w:t xml:space="preserve"> </w:t>
+      </w:r>
+      <w:r>
+        <w:rPr>
+          <w:b/>
+          <w:bCs/>
+          <w:i/>
+          <w:iCs/>
+        </w:rPr>
+        <w:t xml:space="preserve">not</w:t>
+      </w:r>
+      <w:r>
+        <w:rPr>
+          <w:i/>
+          <w:iCs/>
+        </w:rPr>
+        <w:t xml:space="preserve"> </w:t>
+      </w:r>
+      <w:r>
+        <w:rPr>
+          <w:i/>
+          <w:iCs/>
+        </w:rPr>
+        <w:t xml:space="preserve">hold: the field</w:t>
+      </w:r>
+      <w:r>
+        <w:rPr>
+          <w:i/>
+          <w:iCs/>
+        </w:rPr>
+        <w:t xml:space="preserve"> </w:t>
+      </w:r>
+      <w:r>
+        <w:rPr>
+          <w:i/>
+          <w:iCs/>
+        </w:rPr>
+        <w:t xml:space="preserve">orders the 15 cells at Spearman +0.402 against the clearance label’s −0.833, because</w:t>
+      </w:r>
+      <w:r>
+        <w:rPr>
+          <w:i/>
+          <w:iCs/>
+        </w:rPr>
+        <w:t xml:space="preserve"> </w:t>
+      </w:r>
+      <w:r>
+        <w:rPr>
+          <w:rStyle w:val="VerbatimChar"/>
+          <w:i/>
+          <w:iCs/>
+        </w:rPr>
+        <w:t xml:space="preserve">p_lane</w:t>
+      </w:r>
+      <w:r>
+        <w:rPr>
+          <w:i/>
+          <w:iCs/>
+        </w:rPr>
+        <w:t xml:space="preserve"> </w:t>
+      </w:r>
+      <w:r>
+        <w:rPr>
+          <w:i/>
+          <w:iCs/>
+        </w:rPr>
+        <w:t xml:space="preserve">sits at 0.843–1.000 all through the window and cannot see the manipulated</w:t>
+      </w:r>
+      <w:r>
+        <w:rPr>
+          <w:i/>
+          <w:iCs/>
+        </w:rPr>
+        <w:t xml:space="preserve"> </w:t>
+      </w:r>
+      <w:r>
+        <w:rPr>
+          <w:i/>
+          <w:iCs/>
+        </w:rPr>
+        <w:t xml:space="preserve">variable. The scenario’s criticality is a lateral</w:t>
+      </w:r>
+      <w:r>
+        <w:rPr>
+          <w:i/>
+          <w:iCs/>
+        </w:rPr>
+        <w:t xml:space="preserve"> </w:t>
+      </w:r>
+      <w:r>
+        <w:rPr>
+          <w:i/>
+          <w:i/>
+          <w:iCs/>
+          <w:iCs/>
+        </w:rPr>
+        <w:t xml:space="preserve">comfort margin</w:t>
+      </w:r>
+      <w:r>
+        <w:rPr>
+          <w:i/>
+          <w:iCs/>
+        </w:rPr>
+        <w:t xml:space="preserve">, not a collision</w:t>
+      </w:r>
+      <w:r>
+        <w:rPr>
+          <w:i/>
+          <w:iCs/>
+        </w:rPr>
+        <w:t xml:space="preserve"> </w:t>
+      </w:r>
+      <w:r>
+        <w:rPr>
+          <w:i/>
+          <w:iCs/>
+        </w:rPr>
+        <w:t xml:space="preserve">geometry. Adding a lateral-clearance comfort term is a preference-function change and</w:t>
+      </w:r>
+      <w:r>
+        <w:rPr>
+          <w:i/>
+          <w:iCs/>
+        </w:rPr>
+        <w:t xml:space="preserve"> </w:t>
+      </w:r>
+      <w:r>
+        <w:rPr>
+          <w:i/>
+          <w:iCs/>
+        </w:rPr>
+        <w:t xml:space="preserve">is left as a review decision.]</w:t>
       </w:r>
     </w:p>
     <w:p>
@@ -5594,29 +5598,505 @@
         </w:numPr>
       </w:pPr>
       <w:r>
-        <w:t xml:space="preserve">Output: one table, per scenario × model: held-out corr and RMSE against (a) chance</w:t>
-      </w:r>
-      <w:r>
-        <w:t xml:space="preserve"> </w:t>
-      </w:r>
-      <w:r>
-        <w:t xml:space="preserve">and (b) the per-scenario-refit ceiling. No verdict prose from the executing</w:t>
-      </w:r>
-      <w:r>
-        <w:t xml:space="preserve"> </w:t>
-      </w:r>
-      <w:r>
-        <w:t xml:space="preserve">session; the verdict is a review task.</w:t>
+        <w:rPr>
+          <w:b/>
+          <w:bCs/>
+        </w:rPr>
+        <w:t xml:space="preserve">B.2 truck overtake / truck lateral</w:t>
+      </w:r>
+      <w:r>
+        <w:t xml:space="preserve">: ego passes a truck with clearance variants;</w:t>
+      </w:r>
+      <w:r>
+        <w:t xml:space="preserve"> </w:t>
+      </w:r>
+      <w:r>
+        <w:t xml:space="preserve">the conflict is lateral, so P_lane runs on the</w:t>
+      </w:r>
+      <w:r>
+        <w:t xml:space="preserve"> </w:t>
+      </w:r>
+      <w:r>
+        <w:rPr>
+          <w:i/>
+          <w:iCs/>
+        </w:rPr>
+        <w:t xml:space="preserve">lateral closing</w:t>
+      </w:r>
+      <w:r>
+        <w:t xml:space="preserve"> </w:t>
+      </w:r>
+      <w:r>
+        <w:t xml:space="preserve">induced by the</w:t>
+      </w:r>
+      <w:r>
+        <w:t xml:space="preserve"> </w:t>
+      </w:r>
+      <w:r>
+        <w:t xml:space="preserve">truck’s drift (</w:t>
+      </w:r>
+      <w:r>
+        <w:rPr>
+          <w:rStyle w:val="VerbatimChar"/>
+        </w:rPr>
+        <w:t xml:space="preserve">truck_lateral_movement</w:t>
+      </w:r>
+      <w:r>
+        <w:t xml:space="preserve"> </w:t>
+      </w:r>
+      <w:r>
+        <w:t xml:space="preserve">traces) and the clearance term carries the</w:t>
+      </w:r>
+      <w:r>
+        <w:t xml:space="preserve"> </w:t>
+      </w:r>
+      <w:r>
+        <w:t xml:space="preserve">statics. Accept: same criteria; also record whether the zero-deficit issue appears.</w:t>
+      </w:r>
+    </w:p>
+    <w:p>
+      <w:pPr>
+        <w:pStyle w:val="Compact"/>
+        <w:numPr>
+          <w:ilvl w:val="0"/>
+          <w:numId w:val="1017"/>
+        </w:numPr>
+      </w:pPr>
+      <w:r>
+        <w:rPr>
+          <w:b/>
+          <w:bCs/>
+        </w:rPr>
+        <w:t xml:space="preserve">B.3 LTAP</w:t>
+      </w:r>
+      <w:r>
+        <w:t xml:space="preserve">: crossing geometry. Build arrival-time separation at the conflict</w:t>
+      </w:r>
+      <w:r>
+        <w:t xml:space="preserve"> </w:t>
+      </w:r>
+      <w:r>
+        <w:t xml:space="preserve">zone (the intersection scenario’s construction): compute each vehicle’s time to the</w:t>
+      </w:r>
+      <w:r>
+        <w:t xml:space="preserve"> </w:t>
+      </w:r>
+      <w:r>
+        <w:t xml:space="preserve">crossing-region entry/exit from the traces, and gate the collision/safety terms by</w:t>
+      </w:r>
+      <w:r>
+        <w:t xml:space="preserve"> </w:t>
+      </w:r>
+      <w:r>
+        <w:t xml:space="preserve">predicted co-occupancy (the P_lane idea with lateral overlap replaced by zone</w:t>
+      </w:r>
+      <w:r>
+        <w:t xml:space="preserve"> </w:t>
+      </w:r>
+      <w:r>
+        <w:t xml:space="preserve">co-occupancy). This card has real design content —</w:t>
+      </w:r>
+      <w:r>
+        <w:t xml:space="preserve"> </w:t>
+      </w:r>
+      <w:r>
+        <w:rPr>
+          <w:b/>
+          <w:bCs/>
+        </w:rPr>
+        <w:t xml:space="preserve">write the construction note</w:t>
+      </w:r>
+      <w:r>
+        <w:rPr>
+          <w:b/>
+          <w:bCs/>
+        </w:rPr>
+        <w:t xml:space="preserve"> </w:t>
+      </w:r>
+      <w:r>
+        <w:rPr>
+          <w:b/>
+          <w:bCs/>
+        </w:rPr>
+        <w:t xml:space="preserve">first (1 page, the lane-entry-note pattern) and get it reviewed before coding</w:t>
+      </w:r>
+      <w:r>
+        <w:t xml:space="preserve">.</w:t>
+      </w:r>
+    </w:p>
+    <w:p>
+      <w:pPr>
+        <w:pStyle w:val="Compact"/>
+        <w:numPr>
+          <w:ilvl w:val="0"/>
+          <w:numId w:val="1017"/>
+        </w:numPr>
+      </w:pPr>
+      <w:r>
+        <w:rPr>
+          <w:b/>
+          <w:bCs/>
+        </w:rPr>
+        <w:t xml:space="preserve">Stop for all three if</w:t>
+      </w:r>
+      <w:r>
+        <w:t xml:space="preserve">: a trace family’s geometry does not fit the template</w:t>
+      </w:r>
+      <w:r>
+        <w:t xml:space="preserve"> </w:t>
+      </w:r>
+      <w:r>
+        <w:t xml:space="preserve">(e.g. missing vehicle, broken dimensions beyond the documented truck case).</w:t>
       </w:r>
     </w:p>
     <w:bookmarkEnd w:id="22"/>
-    <w:bookmarkStart w:id="23" w:name="card-c-percentile-sensitivity"/>
+    <w:bookmarkStart w:id="23" w:name="X2e740bdde0311d32c80d142a3abf565c10676ee"/>
     <w:p>
       <w:pPr>
         <w:pStyle w:val="Heading3"/>
       </w:pPr>
       <w:r>
-        <w:t xml:space="preserve">Card C — percentile sensitivity</w:t>
+        <w:t xml:space="preserve">Card B.4 — the transfer test (review gate; do not run before A.3 and B.1–B.3)</w:t>
+      </w:r>
+    </w:p>
+    <w:p>
+      <w:pPr>
+        <w:pStyle w:val="FirstParagraph"/>
+      </w:pPr>
+      <w:r>
+        <w:rPr>
+          <w:i/>
+          <w:iCs/>
+        </w:rPr>
+        <w:t xml:space="preserve">[Adjusted 2026-08-27 at review gate R.1: A.3’s FAIL removes the accumulator from</w:t>
+      </w:r>
+      <w:r>
+        <w:rPr>
+          <w:i/>
+          <w:iCs/>
+        </w:rPr>
+        <w:t xml:space="preserve"> </w:t>
+      </w:r>
+      <w:r>
+        <w:rPr>
+          <w:i/>
+          <w:iCs/>
+        </w:rPr>
+        <w:t xml:space="preserve">this card. The transferred model is the stage-1 static threshold, hierarchical-lapse</w:t>
+      </w:r>
+      <w:r>
+        <w:rPr>
+          <w:i/>
+          <w:iCs/>
+        </w:rPr>
+        <w:t xml:space="preserve"> </w:t>
+      </w:r>
+      <w:r>
+        <w:rPr>
+          <w:i/>
+          <w:iCs/>
+        </w:rPr>
+        <w:t xml:space="preserve">variant (population median 5 352, σ 0.209), everything frozen. The three-way</w:t>
+      </w:r>
+      <w:r>
+        <w:rPr>
+          <w:i/>
+          <w:iCs/>
+        </w:rPr>
+        <w:t xml:space="preserve"> </w:t>
+      </w:r>
+      <w:r>
+        <w:rPr>
+          <w:i/>
+          <w:iCs/>
+        </w:rPr>
+        <w:t xml:space="preserve">comparison (one-scalar field vs per-scenario 2D rules vs elliptical joint) is</w:t>
+      </w:r>
+      <w:r>
+        <w:rPr>
+          <w:i/>
+          <w:iCs/>
+        </w:rPr>
+        <w:t xml:space="preserve"> </w:t>
+      </w:r>
+      <w:r>
+        <w:rPr>
+          <w:i/>
+          <w:iCs/>
+        </w:rPr>
+        <w:t xml:space="preserve">unchanged.]</w:t>
+      </w:r>
+    </w:p>
+    <w:p>
+      <w:pPr>
+        <w:pStyle w:val="BodyText"/>
+      </w:pPr>
+      <w:r>
+        <w:rPr>
+          <w:i/>
+          <w:iCs/>
+        </w:rPr>
+        <w:t xml:space="preserve">[Adjusted again 2026-08-28, on evidence from the B.1 pilot transfer</w:t>
+      </w:r>
+      <w:r>
+        <w:rPr>
+          <w:i/>
+          <w:iCs/>
+        </w:rPr>
+        <w:t xml:space="preserve"> </w:t>
+      </w:r>
+      <w:r>
+        <w:rPr>
+          <w:i/>
+          <w:iCs/>
+        </w:rPr>
+        <w:t xml:space="preserve">(</w:t>
+      </w:r>
+      <w:r>
+        <w:rPr>
+          <w:rStyle w:val="VerbatimChar"/>
+          <w:i/>
+          <w:iCs/>
+        </w:rPr>
+        <w:t xml:space="preserve">docs/overtake_construction_note.md</w:t>
+      </w:r>
+      <w:r>
+        <w:rPr>
+          <w:i/>
+          <w:iCs/>
+        </w:rPr>
+        <w:t xml:space="preserve"> </w:t>
+      </w:r>
+      <w:r>
+        <w:rPr>
+          <w:i/>
+          <w:iCs/>
+        </w:rPr>
+        <w:t xml:space="preserve">§6).</w:t>
+      </w:r>
+      <w:r>
+        <w:rPr>
+          <w:i/>
+          <w:iCs/>
+        </w:rPr>
+        <w:t xml:space="preserve"> </w:t>
+      </w:r>
+      <w:r>
+        <w:rPr>
+          <w:b/>
+          <w:bCs/>
+          <w:i/>
+          <w:iCs/>
+        </w:rPr>
+        <w:t xml:space="preserve">The primary analysis should freeze the</w:t>
+      </w:r>
+      <w:r>
+        <w:rPr>
+          <w:b/>
+          <w:bCs/>
+          <w:i/>
+          <w:iCs/>
+        </w:rPr>
+        <w:t xml:space="preserve"> </w:t>
+      </w:r>
+      <w:r>
+        <w:rPr>
+          <w:b/>
+          <w:bCs/>
+          <w:i/>
+          <w:iCs/>
+        </w:rPr>
+        <w:t xml:space="preserve">boundary and free each scenario’s lapse</w:t>
+      </w:r>
+      <w:r>
+        <w:rPr>
+          <w:i/>
+          <w:iCs/>
+        </w:rPr>
+        <w:t xml:space="preserve">, not freeze everything. The pre-onset</w:t>
+      </w:r>
+      <w:r>
+        <w:rPr>
+          <w:i/>
+          <w:iCs/>
+        </w:rPr>
+        <w:t xml:space="preserve"> </w:t>
+      </w:r>
+      <w:r>
+        <w:rPr>
+          <w:i/>
+          <w:iCs/>
+        </w:rPr>
+        <w:t xml:space="preserve">intervention rate is 0.081 in the cut-in against 0.198 in the cyclist overtake, so a</w:t>
+      </w:r>
+      <w:r>
+        <w:rPr>
+          <w:i/>
+          <w:iCs/>
+        </w:rPr>
+        <w:t xml:space="preserve"> </w:t>
+      </w:r>
+      <w:r>
+        <w:rPr>
+          <w:i/>
+          <w:iCs/>
+        </w:rPr>
+        <w:t xml:space="preserve">no-shift primary starts every transfer cell ~0.12 low for reasons unrelated to the</w:t>
+      </w:r>
+      <w:r>
+        <w:rPr>
+          <w:i/>
+          <w:iCs/>
+        </w:rPr>
+        <w:t xml:space="preserve"> </w:t>
+      </w:r>
+      <w:r>
+        <w:rPr>
+          <w:i/>
+          <w:iCs/>
+        </w:rPr>
+        <w:t xml:space="preserve">boundary: frozen transfer scores RMSE 0.176 against chance 0.158, while freeing only</w:t>
+      </w:r>
+      <w:r>
+        <w:rPr>
+          <w:i/>
+          <w:iCs/>
+        </w:rPr>
+        <w:t xml:space="preserve"> </w:t>
+      </w:r>
+      <w:r>
+        <w:rPr>
+          <w:i/>
+          <w:iCs/>
+        </w:rPr>
+        <w:t xml:space="preserve">the lapse gives 0.129 — past chance and within 0.016 of the full-refit ceiling. The</w:t>
+      </w:r>
+      <w:r>
+        <w:rPr>
+          <w:i/>
+          <w:iCs/>
+        </w:rPr>
+        <w:t xml:space="preserve"> </w:t>
+      </w:r>
+      <w:r>
+        <w:rPr>
+          <w:i/>
+          <w:iCs/>
+        </w:rPr>
+        <w:t xml:space="preserve">lapse is identified by that scenario’s C1 cells alone, which end where the field is</w:t>
+      </w:r>
+      <w:r>
+        <w:rPr>
+          <w:i/>
+          <w:iCs/>
+        </w:rPr>
+        <w:t xml:space="preserve"> </w:t>
+      </w:r>
+      <w:r>
+        <w:rPr>
+          <w:i/>
+          <w:iCs/>
+        </w:rPr>
+        <w:t xml:space="preserve">zero by construction and therefore carry no boundary information; the roadmap’s</w:t>
+      </w:r>
+      <w:r>
+        <w:rPr>
+          <w:i/>
+          <w:iCs/>
+        </w:rPr>
+        <w:t xml:space="preserve"> </w:t>
+      </w:r>
+      <w:r>
+        <w:rPr>
+          <w:i/>
+          <w:iCs/>
+        </w:rPr>
+        <w:t xml:space="preserve">secondary</w:t>
+      </w:r>
+      <w:r>
+        <w:rPr>
+          <w:i/>
+          <w:iCs/>
+        </w:rPr>
+        <w:t xml:space="preserve"> </w:t>
+      </w:r>
+      <w:r>
+        <w:rPr>
+          <w:i/>
+          <w:iCs/>
+        </w:rPr>
+        <w:t xml:space="preserve">“one uniform level shift per scenario”</w:t>
+      </w:r>
+      <w:r>
+        <w:rPr>
+          <w:i/>
+          <w:iCs/>
+        </w:rPr>
+        <w:t xml:space="preserve"> </w:t>
+      </w:r>
+      <w:r>
+        <w:rPr>
+          <w:i/>
+          <w:iCs/>
+        </w:rPr>
+        <w:t xml:space="preserve">does absorb the boundary and should</w:t>
+      </w:r>
+      <w:r>
+        <w:rPr>
+          <w:i/>
+          <w:iCs/>
+        </w:rPr>
+        <w:t xml:space="preserve"> </w:t>
+      </w:r>
+      <w:r>
+        <w:rPr>
+          <w:i/>
+          <w:iCs/>
+        </w:rPr>
+        <w:t xml:space="preserve">stay secondary. Also: score against the field-independent ceiling in</w:t>
+      </w:r>
+      <w:r>
+        <w:rPr>
+          <w:i/>
+          <w:iCs/>
+        </w:rPr>
+        <w:t xml:space="preserve"> </w:t>
+      </w:r>
+      <w:r>
+        <w:rPr>
+          <w:rStyle w:val="VerbatimChar"/>
+          <w:i/>
+          <w:iCs/>
+        </w:rPr>
+        <w:t xml:space="preserve">out/cross_scenario_consistency.md</w:t>
+      </w:r>
+      <w:r>
+        <w:rPr>
+          <w:i/>
+          <w:iCs/>
+        </w:rPr>
+        <w:t xml:space="preserve"> </w:t>
+      </w:r>
+      <w:r>
+        <w:rPr>
+          <w:i/>
+          <w:iCs/>
+        </w:rPr>
+        <w:t xml:space="preserve">— only ~69% of the reliable per-driver signal is</w:t>
+      </w:r>
+      <w:r>
+        <w:rPr>
+          <w:i/>
+          <w:iCs/>
+        </w:rPr>
+        <w:t xml:space="preserve"> </w:t>
+      </w:r>
+      <w:r>
+        <w:rPr>
+          <w:i/>
+          <w:iCs/>
+        </w:rPr>
+        <w:t xml:space="preserve">shared between scenarios, so a perfect one-scalar model cannot reach 100%.]</w:t>
       </w:r>
     </w:p>
     <w:p>
@@ -5628,44 +6108,65 @@
         </w:numPr>
       </w:pPr>
       <w:r>
-        <w:rPr>
-          <w:rStyle w:val="VerbatimChar"/>
-        </w:rPr>
-        <w:t xml:space="preserve">replication/czb/percentile_sensitivity.py</w:t>
-      </w:r>
-      <w:r>
-        <w:t xml:space="preserve"> </w:t>
-      </w:r>
-      <w:r>
-        <w:t xml:space="preserve">from A.2’s population distribution:</w:t>
-      </w:r>
-      <w:r>
-        <w:t xml:space="preserve"> </w:t>
-      </w:r>
-      <w:r>
-        <w:t xml:space="preserve">implied trigger onset per stimulus for percentiles 50–95 (step 5) × a_allowed on</w:t>
-      </w:r>
-      <w:r>
-        <w:t xml:space="preserve"> </w:t>
-      </w:r>
-      <w:r>
-        <w:t xml:space="preserve">the fitted comfort–dread range; report d(onset)/d(5 percentile points) in seconds</w:t>
-      </w:r>
-      <w:r>
-        <w:t xml:space="preserve"> </w:t>
-      </w:r>
-      <w:r>
-        <w:t xml:space="preserve">against the percentile’s own CI width. One figure, one table.</w:t>
+        <w:t xml:space="preserve">Fit on cut-in only (A.2/A.3 configuration frozen); predict each transfer scenario’s</w:t>
+      </w:r>
+      <w:r>
+        <w:t xml:space="preserve"> </w:t>
+      </w:r>
+      <w:r>
+        <w:t xml:space="preserve">response surface with no refit. Primary: no per-scenario shift. Secondary: one</w:t>
+      </w:r>
+      <w:r>
+        <w:t xml:space="preserve"> </w:t>
+      </w:r>
+      <w:r>
+        <w:t xml:space="preserve">instruction shift per scenario. Comparators on identical folds: per-scenario 2D</w:t>
+      </w:r>
+      <w:r>
+        <w:t xml:space="preserve"> </w:t>
+      </w:r>
+      <w:r>
+        <w:t xml:space="preserve">state rules (1/TTC-analogue + the scenario’s own second observable), and — once</w:t>
+      </w:r>
+      <w:r>
+        <w:t xml:space="preserve"> </w:t>
+      </w:r>
+      <w:r>
+        <w:t xml:space="preserve">specified with Jonas — the elliptical joint on the same observables.</w:t>
+      </w:r>
+    </w:p>
+    <w:p>
+      <w:pPr>
+        <w:pStyle w:val="Compact"/>
+        <w:numPr>
+          <w:ilvl w:val="0"/>
+          <w:numId w:val="1018"/>
+        </w:numPr>
+      </w:pPr>
+      <w:r>
+        <w:t xml:space="preserve">Output: one table, per scenario × model: held-out corr and RMSE against (a) chance</w:t>
+      </w:r>
+      <w:r>
+        <w:t xml:space="preserve"> </w:t>
+      </w:r>
+      <w:r>
+        <w:t xml:space="preserve">and (b) the per-scenario-refit ceiling. No verdict prose from the executing</w:t>
+      </w:r>
+      <w:r>
+        <w:t xml:space="preserve"> </w:t>
+      </w:r>
+      <w:r>
+        <w:t xml:space="preserve">session; the verdict is a review task.</w:t>
       </w:r>
     </w:p>
     <w:bookmarkEnd w:id="23"/>
-    <w:bookmarkStart w:id="24" w:name="Xab5693df3d10b816b24afc842194bc9dbb4fe22"/>
+    <w:bookmarkStart w:id="24" w:name="card-c-percentile-sensitivity"/>
     <w:p>
       <w:pPr>
         <w:pStyle w:val="Heading3"/>
       </w:pPr>
       <w:r>
-        <w:t xml:space="preserve">Card E.1 — closed-form versus sampled lane-entry expectation</w:t>
+        <w:t xml:space="preserve">Card C — percentile sensitivity</w:t>
       </w:r>
     </w:p>
     <w:p>
@@ -5677,219 +6178,44 @@
         </w:numPr>
       </w:pPr>
       <w:r>
-        <w:t xml:space="preserve">Monte Carlo the released binary gates under steering noise (heading random walk,</w:t>
-      </w:r>
-      <w:r>
-        <w:t xml:space="preserve"> </w:t>
-      </w:r>
-      <w:r>
-        <w:t xml:space="preserve">σ_ω =</w:t>
-      </w:r>
-      <w:r>
-        <w:t xml:space="preserve"> </w:t>
-      </w:r>
-      <w:r>
-        <w:rPr>
-          <w:rStyle w:val="VerbatimChar"/>
-        </w:rPr>
-        <w:t xml:space="preserve">CUTIN_W_SD_MODEL</w:t>
-      </w:r>
-      <w:r>
-        <w:t xml:space="preserve">, the model’s own dt) along the 12 cut-in clips; compare</w:t>
-      </w:r>
-      <w:r>
-        <w:t xml:space="preserve"> </w:t>
-      </w:r>
-      <w:r>
-        <w:t xml:space="preserve">the sampled conflict-probability with</w:t>
-      </w:r>
-      <w:r>
-        <w:t xml:space="preserve"> </w:t>
-      </w:r>
-      <w:r>
-        <w:rPr>
-          <w:rStyle w:val="VerbatimChar"/>
-        </w:rPr>
-        <w:t xml:space="preserve">lane_entry_weight</w:t>
-      </w:r>
-      <w:r>
-        <w:t xml:space="preserve">. Accept: max absolute</w:t>
-      </w:r>
-      <w:r>
-        <w:t xml:space="preserve"> </w:t>
-      </w:r>
-      <w:r>
-        <w:t xml:space="preserve">difference reported per clip; agreement within ~0.15 through the response window</w:t>
-      </w:r>
-      <w:r>
-        <w:t xml:space="preserve"> </w:t>
-      </w:r>
-      <w:r>
-        <w:t xml:space="preserve">validates the closed form, larger structured disagreement goes to review.</w:t>
+        <w:rPr>
+          <w:rStyle w:val="VerbatimChar"/>
+        </w:rPr>
+        <w:t xml:space="preserve">replication/czb/percentile_sensitivity.py</w:t>
+      </w:r>
+      <w:r>
+        <w:t xml:space="preserve"> </w:t>
+      </w:r>
+      <w:r>
+        <w:t xml:space="preserve">from A.2’s population distribution:</w:t>
+      </w:r>
+      <w:r>
+        <w:t xml:space="preserve"> </w:t>
+      </w:r>
+      <w:r>
+        <w:t xml:space="preserve">implied trigger onset per stimulus for percentiles 50–95 (step 5) × a_allowed on</w:t>
+      </w:r>
+      <w:r>
+        <w:t xml:space="preserve"> </w:t>
+      </w:r>
+      <w:r>
+        <w:t xml:space="preserve">the fitted comfort–dread range; report d(onset)/d(5 percentile points) in seconds</w:t>
+      </w:r>
+      <w:r>
+        <w:t xml:space="preserve"> </w:t>
+      </w:r>
+      <w:r>
+        <w:t xml:space="preserve">against the percentile’s own CI width. One figure, one table.</w:t>
       </w:r>
     </w:p>
     <w:bookmarkEnd w:id="24"/>
-    <w:bookmarkStart w:id="25" w:name="cards-e.2-e.3-and-d"/>
+    <w:bookmarkStart w:id="25" w:name="Xab5693df3d10b816b24afc842194bc9dbb4fe22"/>
     <w:p>
       <w:pPr>
         <w:pStyle w:val="Heading3"/>
       </w:pPr>
       <w:r>
-        <w:t xml:space="preserve">Cards E.2, E.3 and D</w:t>
-      </w:r>
-    </w:p>
-    <w:p>
-      <w:pPr>
-        <w:pStyle w:val="FirstParagraph"/>
-      </w:pPr>
-      <w:r>
-        <w:t xml:space="preserve">Deliberately not carded for cheap execution: E.2 (uncertainty term) and E.3</w:t>
-      </w:r>
-      <w:r>
-        <w:t xml:space="preserve"> </w:t>
-      </w:r>
-      <w:r>
-        <w:t xml:space="preserve">(policy-set field) involve model design, and D (safety audit) touches the causation</w:t>
-      </w:r>
-      <w:r>
-        <w:t xml:space="preserve"> </w:t>
-      </w:r>
-      <w:r>
-        <w:t xml:space="preserve">runner’s intervention injection. These get cards after their design notes exist.</w:t>
-      </w:r>
-    </w:p>
-    <w:bookmarkEnd w:id="25"/>
-    <w:bookmarkEnd w:id="26"/>
-    <w:bookmarkStart w:id="27" w:name="suggested-session-pattern"/>
-    <w:p>
-      <w:pPr>
-        <w:pStyle w:val="Heading2"/>
-      </w:pPr>
-      <w:r>
-        <w:t xml:space="preserve">4 Suggested session pattern</w:t>
-      </w:r>
-    </w:p>
-    <w:p>
-      <w:pPr>
-        <w:pStyle w:val="FirstParagraph"/>
-      </w:pPr>
-      <w:r>
-        <w:t xml:space="preserve">One card per session, in card order within a stage; start each session with</w:t>
-      </w:r>
-      <w:r>
-        <w:t xml:space="preserve"> </w:t>
-      </w:r>
-      <w:r>
-        <w:t xml:space="preserve">“read</w:t>
-      </w:r>
-      <w:r>
-        <w:t xml:space="preserve"> </w:t>
-      </w:r>
-      <w:r>
-        <w:rPr>
-          <w:rStyle w:val="VerbatimChar"/>
-        </w:rPr>
-        <w:t xml:space="preserve">handover.md</w:t>
-      </w:r>
-      <w:r>
-        <w:t xml:space="preserve">,</w:t>
-      </w:r>
-      <w:r>
-        <w:t xml:space="preserve"> </w:t>
-      </w:r>
-      <w:r>
-        <w:rPr>
-          <w:rStyle w:val="VerbatimChar"/>
-        </w:rPr>
-        <w:t xml:space="preserve">docs/czb_validation_roadmap.md</w:t>
-      </w:r>
-      <w:r>
-        <w:t xml:space="preserve">, and</w:t>
-      </w:r>
-      <w:r>
-        <w:t xml:space="preserve"> </w:t>
-      </w:r>
-      <w:r>
-        <w:rPr>
-          <w:rStyle w:val="VerbatimChar"/>
-        </w:rPr>
-        <w:t xml:space="preserve">docs/czb_work_orders.md</w:t>
-      </w:r>
-      <w:r>
-        <w:t xml:space="preserve">, then</w:t>
-      </w:r>
-      <w:r>
-        <w:t xml:space="preserve"> </w:t>
-      </w:r>
-      <w:r>
-        <w:t xml:space="preserve">execute card X and nothing else”</w:t>
-      </w:r>
-      <w:r>
-        <w:t xml:space="preserve">; end each with the card’s report, a commit whose</w:t>
-      </w:r>
-      <w:r>
-        <w:t xml:space="preserve"> </w:t>
-      </w:r>
-      <w:r>
-        <w:t xml:space="preserve">message names the card, and one paragraph appended to the running log in</w:t>
-      </w:r>
-      <w:r>
-        <w:t xml:space="preserve"> </w:t>
-      </w:r>
-      <w:r>
-        <w:rPr>
-          <w:rStyle w:val="VerbatimChar"/>
-        </w:rPr>
-        <w:t xml:space="preserve">replication/czb/out/worklog.md</w:t>
-      </w:r>
-      <w:r>
-        <w:t xml:space="preserve">. Review sessions (stronger model) after A.2, A.3,</w:t>
-      </w:r>
-      <w:r>
-        <w:t xml:space="preserve"> </w:t>
-      </w:r>
-      <w:r>
-        <w:t xml:space="preserve">and B.4 at minimum.</w:t>
-      </w:r>
-    </w:p>
-    <w:p>
-      <w:pPr>
-        <w:pStyle w:val="BodyText"/>
-      </w:pPr>
-      <w:r>
-        <w:rPr>
-          <w:i/>
-          <w:iCs/>
-        </w:rPr>
-        <w:t xml:space="preserve">[Card order after gate R.1, 2026-08-27. Stage A is closed (A.1–A.4 done; the A.3/A.4</w:t>
-      </w:r>
-      <w:r>
-        <w:rPr>
-          <w:i/>
-          <w:iCs/>
-        </w:rPr>
-        <w:t xml:space="preserve"> </w:t>
-      </w:r>
-      <w:r>
-        <w:rPr>
-          <w:i/>
-          <w:iCs/>
-        </w:rPr>
-        <w:t xml:space="preserve">FAILs are recorded verdicts, not open work). The remaining cards, in the order a</w:t>
-      </w:r>
-      <w:r>
-        <w:rPr>
-          <w:i/>
-          <w:iCs/>
-        </w:rPr>
-        <w:t xml:space="preserve"> </w:t>
-      </w:r>
-      <w:r>
-        <w:rPr>
-          <w:i/>
-          <w:iCs/>
-        </w:rPr>
-        <w:t xml:space="preserve">cheap-model session should take them:</w:t>
+        <w:t xml:space="preserve">Card E.1 — closed-form versus sampled lane-entry expectation</w:t>
       </w:r>
     </w:p>
     <w:p>
@@ -5901,11 +6227,219 @@
         </w:numPr>
       </w:pPr>
       <w:r>
-        <w:rPr>
-          <w:i/>
-          <w:iCs/>
-        </w:rPr>
-        <w:t xml:space="preserve">B.1 — cyclist-overtake field construction (small, next).</w:t>
+        <w:t xml:space="preserve">Monte Carlo the released binary gates under steering noise (heading random walk,</w:t>
+      </w:r>
+      <w:r>
+        <w:t xml:space="preserve"> </w:t>
+      </w:r>
+      <w:r>
+        <w:t xml:space="preserve">σ_ω =</w:t>
+      </w:r>
+      <w:r>
+        <w:t xml:space="preserve"> </w:t>
+      </w:r>
+      <w:r>
+        <w:rPr>
+          <w:rStyle w:val="VerbatimChar"/>
+        </w:rPr>
+        <w:t xml:space="preserve">CUTIN_W_SD_MODEL</w:t>
+      </w:r>
+      <w:r>
+        <w:t xml:space="preserve">, the model’s own dt) along the 12 cut-in clips; compare</w:t>
+      </w:r>
+      <w:r>
+        <w:t xml:space="preserve"> </w:t>
+      </w:r>
+      <w:r>
+        <w:t xml:space="preserve">the sampled conflict-probability with</w:t>
+      </w:r>
+      <w:r>
+        <w:t xml:space="preserve"> </w:t>
+      </w:r>
+      <w:r>
+        <w:rPr>
+          <w:rStyle w:val="VerbatimChar"/>
+        </w:rPr>
+        <w:t xml:space="preserve">lane_entry_weight</w:t>
+      </w:r>
+      <w:r>
+        <w:t xml:space="preserve">. Accept: max absolute</w:t>
+      </w:r>
+      <w:r>
+        <w:t xml:space="preserve"> </w:t>
+      </w:r>
+      <w:r>
+        <w:t xml:space="preserve">difference reported per clip; agreement within ~0.15 through the response window</w:t>
+      </w:r>
+      <w:r>
+        <w:t xml:space="preserve"> </w:t>
+      </w:r>
+      <w:r>
+        <w:t xml:space="preserve">validates the closed form, larger structured disagreement goes to review.</w:t>
+      </w:r>
+    </w:p>
+    <w:bookmarkEnd w:id="25"/>
+    <w:bookmarkStart w:id="26" w:name="cards-e.2-e.3-and-d"/>
+    <w:p>
+      <w:pPr>
+        <w:pStyle w:val="Heading3"/>
+      </w:pPr>
+      <w:r>
+        <w:t xml:space="preserve">Cards E.2, E.3 and D</w:t>
+      </w:r>
+    </w:p>
+    <w:p>
+      <w:pPr>
+        <w:pStyle w:val="FirstParagraph"/>
+      </w:pPr>
+      <w:r>
+        <w:t xml:space="preserve">Deliberately not carded for cheap execution: E.2 (uncertainty term) and E.3</w:t>
+      </w:r>
+      <w:r>
+        <w:t xml:space="preserve"> </w:t>
+      </w:r>
+      <w:r>
+        <w:t xml:space="preserve">(policy-set field) involve model design, and D (safety audit) touches the causation</w:t>
+      </w:r>
+      <w:r>
+        <w:t xml:space="preserve"> </w:t>
+      </w:r>
+      <w:r>
+        <w:t xml:space="preserve">runner’s intervention injection. These get cards after their design notes exist.</w:t>
+      </w:r>
+    </w:p>
+    <w:bookmarkEnd w:id="26"/>
+    <w:bookmarkEnd w:id="27"/>
+    <w:bookmarkStart w:id="28" w:name="suggested-session-pattern"/>
+    <w:p>
+      <w:pPr>
+        <w:pStyle w:val="Heading2"/>
+      </w:pPr>
+      <w:r>
+        <w:t xml:space="preserve">4 Suggested session pattern</w:t>
+      </w:r>
+    </w:p>
+    <w:p>
+      <w:pPr>
+        <w:pStyle w:val="FirstParagraph"/>
+      </w:pPr>
+      <w:r>
+        <w:t xml:space="preserve">One card per session, in card order within a stage; start each session with</w:t>
+      </w:r>
+      <w:r>
+        <w:t xml:space="preserve"> </w:t>
+      </w:r>
+      <w:r>
+        <w:t xml:space="preserve">“read</w:t>
+      </w:r>
+      <w:r>
+        <w:t xml:space="preserve"> </w:t>
+      </w:r>
+      <w:r>
+        <w:rPr>
+          <w:rStyle w:val="VerbatimChar"/>
+        </w:rPr>
+        <w:t xml:space="preserve">handover.md</w:t>
+      </w:r>
+      <w:r>
+        <w:t xml:space="preserve">,</w:t>
+      </w:r>
+      <w:r>
+        <w:t xml:space="preserve"> </w:t>
+      </w:r>
+      <w:r>
+        <w:rPr>
+          <w:rStyle w:val="VerbatimChar"/>
+        </w:rPr>
+        <w:t xml:space="preserve">docs/czb_validation_roadmap.md</w:t>
+      </w:r>
+      <w:r>
+        <w:t xml:space="preserve">, and</w:t>
+      </w:r>
+      <w:r>
+        <w:t xml:space="preserve"> </w:t>
+      </w:r>
+      <w:r>
+        <w:rPr>
+          <w:rStyle w:val="VerbatimChar"/>
+        </w:rPr>
+        <w:t xml:space="preserve">docs/czb_work_orders.md</w:t>
+      </w:r>
+      <w:r>
+        <w:t xml:space="preserve">, then</w:t>
+      </w:r>
+      <w:r>
+        <w:t xml:space="preserve"> </w:t>
+      </w:r>
+      <w:r>
+        <w:t xml:space="preserve">execute card X and nothing else”</w:t>
+      </w:r>
+      <w:r>
+        <w:t xml:space="preserve">; end each with the card’s report, a commit whose</w:t>
+      </w:r>
+      <w:r>
+        <w:t xml:space="preserve"> </w:t>
+      </w:r>
+      <w:r>
+        <w:t xml:space="preserve">message names the card, and one paragraph appended to the running log in</w:t>
+      </w:r>
+      <w:r>
+        <w:t xml:space="preserve"> </w:t>
+      </w:r>
+      <w:r>
+        <w:rPr>
+          <w:rStyle w:val="VerbatimChar"/>
+        </w:rPr>
+        <w:t xml:space="preserve">replication/czb/out/worklog.md</w:t>
+      </w:r>
+      <w:r>
+        <w:t xml:space="preserve">. Review sessions (stronger model) after A.2, A.3,</w:t>
+      </w:r>
+      <w:r>
+        <w:t xml:space="preserve"> </w:t>
+      </w:r>
+      <w:r>
+        <w:t xml:space="preserve">and B.4 at minimum.</w:t>
+      </w:r>
+    </w:p>
+    <w:p>
+      <w:pPr>
+        <w:pStyle w:val="BodyText"/>
+      </w:pPr>
+      <w:r>
+        <w:rPr>
+          <w:i/>
+          <w:iCs/>
+        </w:rPr>
+        <w:t xml:space="preserve">[Card order after gate R.1, 2026-08-27. Stage A is closed (A.1–A.4 done; the A.3/A.4</w:t>
+      </w:r>
+      <w:r>
+        <w:rPr>
+          <w:i/>
+          <w:iCs/>
+        </w:rPr>
+        <w:t xml:space="preserve"> </w:t>
+      </w:r>
+      <w:r>
+        <w:rPr>
+          <w:i/>
+          <w:iCs/>
+        </w:rPr>
+        <w:t xml:space="preserve">FAILs are recorded verdicts, not open work). The remaining cards, in the order a</w:t>
+      </w:r>
+      <w:r>
+        <w:rPr>
+          <w:i/>
+          <w:iCs/>
+        </w:rPr>
+        <w:t xml:space="preserve"> </w:t>
+      </w:r>
+      <w:r>
+        <w:rPr>
+          <w:i/>
+          <w:iCs/>
+        </w:rPr>
+        <w:t xml:space="preserve">cheap-model session should take them:</w:t>
       </w:r>
     </w:p>
     <w:p>
@@ -5913,7 +6447,7 @@
         <w:pStyle w:val="Compact"/>
         <w:numPr>
           <w:ilvl w:val="0"/>
-          <w:numId w:val="1020"/>
+          <w:numId w:val="1021"/>
         </w:numPr>
       </w:pPr>
       <w:r>
@@ -5921,21 +6455,7 @@
           <w:i/>
           <w:iCs/>
         </w:rPr>
-        <w:t xml:space="preserve">C — percentile sensitivity (small, cheap; uses A.2’s decided hierarchical</w:t>
-      </w:r>
-      <w:r>
-        <w:rPr>
-          <w:i/>
-          <w:iCs/>
-        </w:rPr>
-        <w:t xml:space="preserve"> </w:t>
-      </w:r>
-      <w:r>
-        <w:rPr>
-          <w:i/>
-          <w:iCs/>
-        </w:rPr>
-        <w:t xml:space="preserve">variant: median 5 352, σ 0.209).</w:t>
+        <w:t xml:space="preserve">B.1 — cyclist-overtake field construction (small, next).</w:t>
       </w:r>
     </w:p>
     <w:p>
@@ -5943,7 +6463,7 @@
         <w:pStyle w:val="Compact"/>
         <w:numPr>
           <w:ilvl w:val="0"/>
-          <w:numId w:val="1020"/>
+          <w:numId w:val="1021"/>
         </w:numPr>
       </w:pPr>
       <w:r>
@@ -5951,21 +6471,21 @@
           <w:i/>
           <w:iCs/>
         </w:rPr>
-        <w:t xml:space="preserve">A.2.v2 — regenerate stage 1 under the corrected validation code + the</w:t>
-      </w:r>
-      <w:r>
-        <w:rPr>
-          <w:i/>
-          <w:iCs/>
-        </w:rPr>
-        <w:t xml:space="preserve"> </w:t>
-      </w:r>
-      <w:r>
-        <w:rPr>
-          <w:i/>
-          <w:iCs/>
-        </w:rPr>
-        <w:t xml:space="preserve">correlated-effects check (long-running; a good overnight companion to B.1 or C).</w:t>
+        <w:t xml:space="preserve">C — percentile sensitivity (small, cheap; uses A.2’s decided hierarchical</w:t>
+      </w:r>
+      <w:r>
+        <w:rPr>
+          <w:i/>
+          <w:iCs/>
+        </w:rPr>
+        <w:t xml:space="preserve"> </w:t>
+      </w:r>
+      <w:r>
+        <w:rPr>
+          <w:i/>
+          <w:iCs/>
+        </w:rPr>
+        <w:t xml:space="preserve">variant: median 5 352, σ 0.209).</w:t>
       </w:r>
     </w:p>
     <w:p>
@@ -5973,7 +6493,7 @@
         <w:pStyle w:val="Compact"/>
         <w:numPr>
           <w:ilvl w:val="0"/>
-          <w:numId w:val="1020"/>
+          <w:numId w:val="1021"/>
         </w:numPr>
       </w:pPr>
       <w:r>
@@ -5981,21 +6501,21 @@
           <w:i/>
           <w:iCs/>
         </w:rPr>
-        <w:t xml:space="preserve">B.2 — truck field construction; B.3 — LTAP (write its construction note first and</w:t>
-      </w:r>
-      <w:r>
-        <w:rPr>
-          <w:i/>
-          <w:iCs/>
-        </w:rPr>
-        <w:t xml:space="preserve"> </w:t>
-      </w:r>
-      <w:r>
-        <w:rPr>
-          <w:i/>
-          <w:iCs/>
-        </w:rPr>
-        <w:t xml:space="preserve">have it reviewed before coding, per the card).</w:t>
+        <w:t xml:space="preserve">A.2.v2 — regenerate stage 1 under the corrected validation code + the</w:t>
+      </w:r>
+      <w:r>
+        <w:rPr>
+          <w:i/>
+          <w:iCs/>
+        </w:rPr>
+        <w:t xml:space="preserve"> </w:t>
+      </w:r>
+      <w:r>
+        <w:rPr>
+          <w:i/>
+          <w:iCs/>
+        </w:rPr>
+        <w:t xml:space="preserve">correlated-effects check (long-running; a good overnight companion to B.1 or C).</w:t>
       </w:r>
     </w:p>
     <w:p>
@@ -6003,7 +6523,7 @@
         <w:pStyle w:val="Compact"/>
         <w:numPr>
           <w:ilvl w:val="0"/>
-          <w:numId w:val="1020"/>
+          <w:numId w:val="1021"/>
         </w:numPr>
       </w:pPr>
       <w:r>
@@ -6011,6 +6531,36 @@
           <w:i/>
           <w:iCs/>
         </w:rPr>
+        <w:t xml:space="preserve">B.2 — truck field construction; B.3 — LTAP (write its construction note first and</w:t>
+      </w:r>
+      <w:r>
+        <w:rPr>
+          <w:i/>
+          <w:iCs/>
+        </w:rPr>
+        <w:t xml:space="preserve"> </w:t>
+      </w:r>
+      <w:r>
+        <w:rPr>
+          <w:i/>
+          <w:iCs/>
+        </w:rPr>
+        <w:t xml:space="preserve">have it reviewed before coding, per the card).</w:t>
+      </w:r>
+    </w:p>
+    <w:p>
+      <w:pPr>
+        <w:pStyle w:val="Compact"/>
+        <w:numPr>
+          <w:ilvl w:val="0"/>
+          <w:numId w:val="1021"/>
+        </w:numPr>
+      </w:pPr>
+      <w:r>
+        <w:rPr>
+          <w:i/>
+          <w:iCs/>
+        </w:rPr>
         <w:t xml:space="preserve">B.4 — the transfer test (review gate; static stage-1 model per the R.1</w:t>
       </w:r>
       <w:r>
@@ -6090,8 +6640,8 @@
         <w:t xml:space="preserve">above.]</w:t>
       </w:r>
     </w:p>
-    <w:bookmarkEnd w:id="27"/>
     <w:bookmarkEnd w:id="28"/>
+    <w:bookmarkEnd w:id="29"/>
     <w:sectPr>
       <w:footnotePr>
         <w:numRestart w:val="eachSect"/>
@@ -6496,6 +7046,9 @@
     <w:abstractNumId w:val="991"/>
   </w:num>
   <w:num w:numId="1008">
+    <w:abstractNumId w:val="991"/>
+  </w:num>
+  <w:num w:numId="1009">
     <w:abstractNumId w:val="99411"/>
     <w:lvlOverride w:ilvl="0">
       <w:startOverride w:val="1"/>
@@ -6524,9 +7077,6 @@
     <w:lvlOverride w:ilvl="8">
       <w:startOverride w:val="1"/>
     </w:lvlOverride>
-  </w:num>
-  <w:num w:numId="1009">
-    <w:abstractNumId w:val="991"/>
   </w:num>
   <w:num w:numId="1010">
     <w:abstractNumId w:val="991"/>
@@ -6559,6 +7109,9 @@
     <w:abstractNumId w:val="991"/>
   </w:num>
   <w:num w:numId="1020">
+    <w:abstractNumId w:val="991"/>
+  </w:num>
+  <w:num w:numId="1021">
     <w:abstractNumId w:val="99411"/>
     <w:lvlOverride w:ilvl="0">
       <w:startOverride w:val="1"/>

--- a/docs/czb_work_orders.docx
+++ b/docs/czb_work_orders.docx
@@ -3123,28 +3123,117 @@
           <w:b/>
           <w:bCs/>
         </w:rPr>
-        <w:t xml:space="preserve">Exposure effect</w:t>
-      </w:r>
-      <w:r>
-        <w:t xml:space="preserve">: the same study shows P(intervene) rising from 0.547 to 0.575</w:t>
-      </w:r>
-      <w:r>
-        <w:t xml:space="preserve"> </w:t>
-      </w:r>
-      <w:r>
-        <w:t xml:space="preserve">between the first and second showing of an identical clip (3 456 pairs, SE 0.007) —</w:t>
-      </w:r>
-      <w:r>
-        <w:t xml:space="preserve"> </w:t>
-      </w:r>
-      <w:r>
-        <w:t xml:space="preserve">the direct test of R.1.Q3’s mechanism that study 1 cannot support, and it comes out in</w:t>
-      </w:r>
-      <w:r>
-        <w:t xml:space="preserve"> </w:t>
-      </w:r>
-      <w:r>
-        <w:t xml:space="preserve">the direction R.1.Q3 predicts.</w:t>
+        <w:t xml:space="preserve">Two more data-handling facts about</w:t>
+      </w:r>
+      <w:r>
+        <w:rPr>
+          <w:b/>
+          <w:bCs/>
+        </w:rPr>
+        <w:t xml:space="preserve"> </w:t>
+      </w:r>
+      <w:r>
+        <w:rPr>
+          <w:rStyle w:val="VerbatimChar"/>
+          <w:b/>
+          <w:bCs/>
+        </w:rPr>
+        <w:t xml:space="preserve">02_Cut-in</w:t>
+      </w:r>
+      <w:r>
+        <w:rPr>
+          <w:b/>
+          <w:bCs/>
+        </w:rPr>
+        <w:t xml:space="preserve">, found 2026-08-28 and not in its own</w:t>
+      </w:r>
+      <w:r>
+        <w:rPr>
+          <w:b/>
+          <w:bCs/>
+        </w:rPr>
+        <w:t xml:space="preserve"> </w:t>
+      </w:r>
+      <w:r>
+        <w:rPr>
+          <w:b/>
+          <w:bCs/>
+        </w:rPr>
+        <w:t xml:space="preserve">documentation</w:t>
+      </w:r>
+      <w:r>
+        <w:t xml:space="preserve">: the annotated trials file carries</w:t>
+      </w:r>
+      <w:r>
+        <w:t xml:space="preserve"> </w:t>
+      </w:r>
+      <w:r>
+        <w:rPr>
+          <w:b/>
+          <w:bCs/>
+        </w:rPr>
+        <w:t xml:space="preserve">144 participants</w:t>
+      </w:r>
+      <w:r>
+        <w:t xml:space="preserve">, not the 168 the</w:t>
+      </w:r>
+      <w:r>
+        <w:t xml:space="preserve"> </w:t>
+      </w:r>
+      <w:r>
+        <w:t xml:space="preserve">context document states, so exclusions appear to have been applied already and the</w:t>
+      </w:r>
+      <w:r>
+        <w:t xml:space="preserve"> </w:t>
+      </w:r>
+      <w:r>
+        <w:t xml:space="preserve">effective n should be taken from the file rather than the prose. And there is exactly</w:t>
+      </w:r>
+      <w:r>
+        <w:t xml:space="preserve"> </w:t>
+      </w:r>
+      <w:r>
+        <w:rPr>
+          <w:b/>
+          <w:bCs/>
+        </w:rPr>
+        <w:t xml:space="preserve">one attention-check trial per participant</w:t>
+      </w:r>
+      <w:r>
+        <w:t xml:space="preserve"> </w:t>
+      </w:r>
+      <w:r>
+        <w:t xml:space="preserve">(</w:t>
+      </w:r>
+      <w:r>
+        <w:rPr>
+          <w:rStyle w:val="VerbatimChar"/>
+        </w:rPr>
+        <w:t xml:space="preserve">attention1</w:t>
+      </w:r>
+      <w:r>
+        <w:t xml:space="preserve"> </w:t>
+      </w:r>
+      <w:r>
+        <w:t xml:space="preserve">nonzero on 144 trials);</w:t>
+      </w:r>
+      <w:r>
+        <w:t xml:space="preserve"> </w:t>
+      </w:r>
+      <w:r>
+        <w:t xml:space="preserve">the answers split 124 / 16 / 4 across three values, so roughly 20 participants gave a</w:t>
+      </w:r>
+      <w:r>
+        <w:t xml:space="preserve"> </w:t>
+      </w:r>
+      <w:r>
+        <w:t xml:space="preserve">non-modal answer. Whoever fits this must decide explicitly whether to exclude them —</w:t>
+      </w:r>
+      <w:r>
+        <w:t xml:space="preserve"> </w:t>
+      </w:r>
+      <w:r>
+        <w:t xml:space="preserve">this session did not, because the correct answer is not documented.</w:t>
       </w:r>
     </w:p>
     <w:p>
@@ -3160,6 +3249,43 @@
           <w:b/>
           <w:bCs/>
         </w:rPr>
+        <w:t xml:space="preserve">Exposure effect</w:t>
+      </w:r>
+      <w:r>
+        <w:t xml:space="preserve">: the same study shows P(intervene) rising from 0.547 to 0.575</w:t>
+      </w:r>
+      <w:r>
+        <w:t xml:space="preserve"> </w:t>
+      </w:r>
+      <w:r>
+        <w:t xml:space="preserve">between the first and second showing of an identical clip (3 456 pairs, SE 0.007) —</w:t>
+      </w:r>
+      <w:r>
+        <w:t xml:space="preserve"> </w:t>
+      </w:r>
+      <w:r>
+        <w:t xml:space="preserve">the direct test of R.1.Q3’s mechanism that study 1 cannot support, and it comes out in</w:t>
+      </w:r>
+      <w:r>
+        <w:t xml:space="preserve"> </w:t>
+      </w:r>
+      <w:r>
+        <w:t xml:space="preserve">the direction R.1.Q3 predicts.</w:t>
+      </w:r>
+    </w:p>
+    <w:p>
+      <w:pPr>
+        <w:pStyle w:val="Compact"/>
+        <w:numPr>
+          <w:ilvl w:val="0"/>
+          <w:numId w:val="1010"/>
+        </w:numPr>
+      </w:pPr>
+      <w:r>
+        <w:rPr>
+          <w:b/>
+          <w:bCs/>
+        </w:rPr>
         <w:t xml:space="preserve">Not proposed</w:t>
       </w:r>
       <w:r>
@@ -3642,6 +3768,83 @@
       </w:r>
       <w:r>
         <w:t xml:space="preserve">difference is the price of the k decision and should be visible.</w:t>
+      </w:r>
+      <w:r>
+        <w:t xml:space="preserve"> </w:t>
+      </w:r>
+      <w:r>
+        <w:rPr>
+          <w:b/>
+          <w:bCs/>
+        </w:rPr>
+        <w:t xml:space="preserve">Expected size,</w:t>
+      </w:r>
+      <w:r>
+        <w:rPr>
+          <w:b/>
+          <w:bCs/>
+        </w:rPr>
+        <w:t xml:space="preserve"> </w:t>
+      </w:r>
+      <w:r>
+        <w:rPr>
+          <w:b/>
+          <w:bCs/>
+        </w:rPr>
+        <w:t xml:space="preserve">measured in passing on 2026-08-28</w:t>
+      </w:r>
+      <w:r>
+        <w:t xml:space="preserve">: the stage-2 refit under k = 12 returns a</w:t>
+      </w:r>
+      <w:r>
+        <w:t xml:space="preserve"> </w:t>
+      </w:r>
+      <w:r>
+        <w:t xml:space="preserve">between-driver spread of</w:t>
+      </w:r>
+      <w:r>
+        <w:t xml:space="preserve"> </w:t>
+      </w:r>
+      <w:r>
+        <w:rPr>
+          <w:b/>
+          <w:bCs/>
+        </w:rPr>
+        <w:t xml:space="preserve">0.194</w:t>
+      </w:r>
+      <w:r>
+        <w:t xml:space="preserve"> </w:t>
+      </w:r>
+      <w:r>
+        <w:t xml:space="preserve">against the</w:t>
+      </w:r>
+      <w:r>
+        <w:t xml:space="preserve"> </w:t>
+      </w:r>
+      <w:r>
+        <w:rPr>
+          <w:b/>
+          <w:bCs/>
+        </w:rPr>
+        <w:t xml:space="preserve">0.209</w:t>
+      </w:r>
+      <w:r>
+        <w:t xml:space="preserve"> </w:t>
+      </w:r>
+      <w:r>
+        <w:t xml:space="preserve">fitted under k = 0, so the</w:t>
+      </w:r>
+      <w:r>
+        <w:t xml:space="preserve"> </w:t>
+      </w:r>
+      <w:r>
+        <w:t xml:space="preserve">percentile table should move by roughly 7%. If it moves by much more than that,</w:t>
+      </w:r>
+      <w:r>
+        <w:t xml:space="preserve"> </w:t>
+      </w:r>
+      <w:r>
+        <w:t xml:space="preserve">something else has changed and the run needs checking before anything is quoted.</w:t>
       </w:r>
     </w:p>
     <w:p>

--- a/docs/czb_work_orders.docx
+++ b/docs/czb_work_orders.docx
@@ -2,7 +2,7 @@
 <file path=word/document.xml><?xml version="1.0" encoding="utf-8"?>
 <w:document xmlns:w="http://schemas.openxmlformats.org/wordprocessingml/2006/main" xmlns:m="http://schemas.openxmlformats.org/officeDocument/2006/math" xmlns:r="http://schemas.openxmlformats.org/officeDocument/2006/relationships" xmlns:o="urn:schemas-microsoft-com:office:office" xmlns:v="urn:schemas-microsoft-com:vml" xmlns:w10="urn:schemas-microsoft-com:office:word" xmlns:a="http://schemas.openxmlformats.org/drawingml/2006/main" xmlns:pic="http://schemas.openxmlformats.org/drawingml/2006/picture" xmlns:wp="http://schemas.openxmlformats.org/drawingml/2006/wordprocessingDrawing">
   <w:body>
-    <w:bookmarkStart w:id="29" w:name="X0c60649bbad77bc2cf89756300a6f1ed98d3eeb"/>
+    <w:bookmarkStart w:id="30" w:name="X0c60649bbad77bc2cf89756300a6f1ed98d3eeb"/>
     <w:p>
       <w:pPr>
         <w:pStyle w:val="Heading1"/>
@@ -1644,6 +1644,263 @@
           <w:i/>
           <w:iCs/>
         </w:rPr>
+        <w:t xml:space="preserve">[Executed 2026-08-29 at tier 1; the record is</w:t>
+      </w:r>
+      <w:r>
+        <w:rPr>
+          <w:i/>
+          <w:iCs/>
+        </w:rPr>
+        <w:t xml:space="preserve"> </w:t>
+      </w:r>
+      <w:r>
+        <w:rPr>
+          <w:rStyle w:val="VerbatimChar"/>
+          <w:i/>
+          <w:iCs/>
+        </w:rPr>
+        <w:t xml:space="preserve">docs/r2_gate_decisions.md</w:t>
+      </w:r>
+      <w:r>
+        <w:rPr>
+          <w:i/>
+          <w:iCs/>
+        </w:rPr>
+        <w:t xml:space="preserve"> </w:t>
+      </w:r>
+      <w:r>
+        <w:rPr>
+          <w:i/>
+          <w:iCs/>
+        </w:rPr>
+        <w:t xml:space="preserve">and the</w:t>
+      </w:r>
+      <w:r>
+        <w:rPr>
+          <w:i/>
+          <w:iCs/>
+        </w:rPr>
+        <w:t xml:space="preserve"> </w:t>
+      </w:r>
+      <w:r>
+        <w:rPr>
+          <w:i/>
+          <w:iCs/>
+        </w:rPr>
+        <w:t xml:space="preserve">worklog entry of that date. Outcomes, against the numbered tasks below: (1) the</w:t>
+      </w:r>
+      <w:r>
+        <w:rPr>
+          <w:i/>
+          <w:iCs/>
+        </w:rPr>
+        <w:t xml:space="preserve"> </w:t>
+      </w:r>
+      <w:r>
+        <w:rPr>
+          <w:i/>
+          <w:iCs/>
+        </w:rPr>
+        <w:t xml:space="preserve">pre-registered field-versus-gap comparison on the second cut-in study ruled</w:t>
+      </w:r>
+      <w:r>
+        <w:rPr>
+          <w:i/>
+          <w:iCs/>
+        </w:rPr>
+        <w:t xml:space="preserve"> </w:t>
+      </w:r>
+      <w:r>
+        <w:rPr>
+          <w:b/>
+          <w:bCs/>
+          <w:i/>
+          <w:iCs/>
+        </w:rPr>
+        <w:t xml:space="preserve">against</w:t>
+      </w:r>
+      <w:r>
+        <w:rPr>
+          <w:b/>
+          <w:bCs/>
+          <w:i/>
+          <w:iCs/>
+        </w:rPr>
+        <w:t xml:space="preserve"> </w:t>
+      </w:r>
+      <w:r>
+        <w:rPr>
+          <w:b/>
+          <w:bCs/>
+          <w:i/>
+          <w:iCs/>
+        </w:rPr>
+        <w:t xml:space="preserve">the field</w:t>
+      </w:r>
+      <w:r>
+        <w:rPr>
+          <w:i/>
+          <w:iCs/>
+        </w:rPr>
+        <w:t xml:space="preserve"> </w:t>
+      </w:r>
+      <w:r>
+        <w:rPr>
+          <w:i/>
+          <w:iCs/>
+        </w:rPr>
+        <w:t xml:space="preserve">(held-out wRMSE 0.347 versus the log-gap threshold’s 0.152, chance</w:t>
+      </w:r>
+      <w:r>
+        <w:rPr>
+          <w:i/>
+          <w:iCs/>
+        </w:rPr>
+        <w:t xml:space="preserve"> </w:t>
+      </w:r>
+      <w:r>
+        <w:rPr>
+          <w:i/>
+          <w:iCs/>
+        </w:rPr>
+        <w:t xml:space="preserve">0.320; robust to the attention exclusion and to a trace-noise repair) — the</w:t>
+      </w:r>
+      <w:r>
+        <w:rPr>
+          <w:i/>
+          <w:iCs/>
+        </w:rPr>
+        <w:t xml:space="preserve"> </w:t>
+      </w:r>
+      <w:r>
+        <w:rPr>
+          <w:i/>
+          <w:iCs/>
+        </w:rPr>
+        <w:t xml:space="preserve">project’s claim is restated around the trait (task 4); (2) the C1 inversion was a</w:t>
+      </w:r>
+      <w:r>
+        <w:rPr>
+          <w:i/>
+          <w:iCs/>
+        </w:rPr>
+        <w:t xml:space="preserve"> </w:t>
+      </w:r>
+      <w:r>
+        <w:rPr>
+          <w:i/>
+          <w:iCs/>
+        </w:rPr>
+        <w:t xml:space="preserve">covariate-window defect, fixed (B2.Q1 closed; C1 stays in the fit); (3) the lateral</w:t>
+      </w:r>
+      <w:r>
+        <w:rPr>
+          <w:i/>
+          <w:iCs/>
+        </w:rPr>
+        <w:t xml:space="preserve"> </w:t>
+      </w:r>
+      <w:r>
+        <w:rPr>
+          <w:i/>
+          <w:iCs/>
+        </w:rPr>
+        <w:t xml:space="preserve">term is NOT built — the R.2.Q1 sign derivation kills the expected-deficit distance</w:t>
+      </w:r>
+      <w:r>
+        <w:rPr>
+          <w:i/>
+          <w:iCs/>
+        </w:rPr>
+        <w:t xml:space="preserve"> </w:t>
+      </w:r>
+      <w:r>
+        <w:rPr>
+          <w:i/>
+          <w:iCs/>
+        </w:rPr>
+        <w:t xml:space="preserve">mechanism and the section-1 verdict removes the ground for a lateral graft; the</w:t>
+      </w:r>
+      <w:r>
+        <w:rPr>
+          <w:i/>
+          <w:iCs/>
+        </w:rPr>
+        <w:t xml:space="preserve"> </w:t>
+      </w:r>
+      <w:r>
+        <w:rPr>
+          <w:i/>
+          <w:iCs/>
+        </w:rPr>
+        <w:t xml:space="preserve">DRF becomes a comparator, not a donor; (4) the headline becomes the one-scalar</w:t>
+      </w:r>
+      <w:r>
+        <w:rPr>
+          <w:i/>
+          <w:iCs/>
+        </w:rPr>
+        <w:t xml:space="preserve"> </w:t>
+      </w:r>
+      <w:r>
+        <w:rPr>
+          <w:i/>
+          <w:iCs/>
+        </w:rPr>
+        <w:t xml:space="preserve">TRAIT claim (69% shared signal, stable percentiles, freed-lapse transfer), with</w:t>
+      </w:r>
+      <w:r>
+        <w:rPr>
+          <w:i/>
+          <w:iCs/>
+        </w:rPr>
+        <w:t xml:space="preserve"> </w:t>
+      </w:r>
+      <w:r>
+        <w:rPr>
+          <w:i/>
+          <w:iCs/>
+        </w:rPr>
+        <w:t xml:space="preserve">the criticality axis open and gap currently leading; (5) the A.3 wording is</w:t>
+      </w:r>
+      <w:r>
+        <w:rPr>
+          <w:i/>
+          <w:iCs/>
+        </w:rPr>
+        <w:t xml:space="preserve"> </w:t>
+      </w:r>
+      <w:r>
+        <w:rPr>
+          <w:i/>
+          <w:iCs/>
+        </w:rPr>
+        <w:t xml:space="preserve">narrowed per Bontje et al. in the assessment. R.1.Q1/Q2/Q3 settled (see register).</w:t>
+      </w:r>
+      <w:r>
+        <w:rPr>
+          <w:i/>
+          <w:iCs/>
+        </w:rPr>
+        <w:t xml:space="preserve"> </w:t>
+      </w:r>
+      <w:r>
+        <w:rPr>
+          <w:i/>
+          <w:iCs/>
+        </w:rPr>
+        <w:t xml:space="preserve">Program consequences are queries R2.Q4-Q6 for Jonas.]</w:t>
+      </w:r>
+    </w:p>
+    <w:p>
+      <w:pPr>
+        <w:pStyle w:val="BodyText"/>
+      </w:pPr>
+      <w:r>
+        <w:rPr>
+          <w:i/>
+          <w:iCs/>
+        </w:rPr>
         <w:t xml:space="preserve">(Added 2026-08-28 at Jonas’s request. This is a</w:t>
       </w:r>
       <w:r>
@@ -1901,7 +2158,7 @@
     </w:p>
     <w:bookmarkEnd w:id="13"/>
     <w:bookmarkEnd w:id="14"/>
-    <w:bookmarkStart w:id="27" w:name="X28cf394cb435e6e57cdc3e40680e3b74e8d8ccb"/>
+    <w:bookmarkStart w:id="28" w:name="X28cf394cb435e6e57cdc3e40680e3b74e8d8ccb"/>
     <w:p>
       <w:pPr>
         <w:pStyle w:val="Heading2"/>
@@ -2812,6 +3069,210 @@
           <w:i/>
           <w:iCs/>
         </w:rPr>
+        <w:t xml:space="preserve">[Executed 2026-08-29. Item 1: the C1 inversion was a covariate-window error — the</w:t>
+      </w:r>
+      <w:r>
+        <w:rPr>
+          <w:i/>
+          <w:iCs/>
+        </w:rPr>
+        <w:t xml:space="preserve"> </w:t>
+      </w:r>
+      <w:r>
+        <w:rPr>
+          <w:i/>
+          <w:iCs/>
+        </w:rPr>
+        <w:t xml:space="preserve">lookup included the manoeuvre-onset frame (whose lane-entry projection inverts the</w:t>
+      </w:r>
+      <w:r>
+        <w:rPr>
+          <w:i/>
+          <w:iCs/>
+        </w:rPr>
+        <w:t xml:space="preserve"> </w:t>
+      </w:r>
+      <w:r>
+        <w:rPr>
+          <w:i/>
+          <w:iCs/>
+        </w:rPr>
+        <w:t xml:space="preserve">ordering through its TTC lever arm) and the running max accumulated trace-start</w:t>
+      </w:r>
+      <w:r>
+        <w:rPr>
+          <w:i/>
+          <w:iCs/>
+        </w:rPr>
+        <w:t xml:space="preserve"> </w:t>
+      </w:r>
+      <w:r>
+        <w:rPr>
+          <w:i/>
+          <w:iCs/>
+        </w:rPr>
+        <w:t xml:space="preserve">frames never shown to participants. Fixed in</w:t>
+      </w:r>
+      <w:r>
+        <w:rPr>
+          <w:i/>
+          <w:iCs/>
+        </w:rPr>
+        <w:t xml:space="preserve"> </w:t>
+      </w:r>
+      <w:r>
+        <w:rPr>
+          <w:rStyle w:val="VerbatimChar"/>
+          <w:i/>
+          <w:iCs/>
+        </w:rPr>
+        <w:t xml:space="preserve">comfortzone.czb_data</w:t>
+      </w:r>
+      <w:r>
+        <w:rPr>
+          <w:i/>
+          <w:iCs/>
+        </w:rPr>
+        <w:t xml:space="preserve"> </w:t>
+      </w:r>
+      <w:r>
+        <w:rPr>
+          <w:i/>
+          <w:iCs/>
+        </w:rPr>
+        <w:t xml:space="preserve">(shown-window</w:t>
+      </w:r>
+      <w:r>
+        <w:rPr>
+          <w:i/>
+          <w:iCs/>
+        </w:rPr>
+        <w:t xml:space="preserve"> </w:t>
+      </w:r>
+      <w:r>
+        <w:rPr>
+          <w:i/>
+          <w:iCs/>
+        </w:rPr>
+        <w:t xml:space="preserve">accumulation, C1 endpoint −0.15 s); diagnosis in</w:t>
+      </w:r>
+      <w:r>
+        <w:rPr>
+          <w:i/>
+          <w:iCs/>
+        </w:rPr>
+        <w:t xml:space="preserve"> </w:t>
+      </w:r>
+      <w:r>
+        <w:rPr>
+          <w:rStyle w:val="VerbatimChar"/>
+          <w:i/>
+          <w:iCs/>
+        </w:rPr>
+        <w:t xml:space="preserve">out/c1_covariate_defect.md</w:t>
+      </w:r>
+      <w:r>
+        <w:rPr>
+          <w:i/>
+          <w:iCs/>
+        </w:rPr>
+        <w:t xml:space="preserve">;</w:t>
+      </w:r>
+      <w:r>
+        <w:rPr>
+          <w:i/>
+          <w:iCs/>
+        </w:rPr>
+        <w:t xml:space="preserve"> </w:t>
+      </w:r>
+      <w:r>
+        <w:rPr>
+          <w:i/>
+          <w:iCs/>
+        </w:rPr>
+        <w:t xml:space="preserve">decision: C1 joins the fit with the corrected covariate. Item 2: the study was</w:t>
+      </w:r>
+      <w:r>
+        <w:rPr>
+          <w:i/>
+          <w:iCs/>
+        </w:rPr>
+        <w:t xml:space="preserve"> </w:t>
+      </w:r>
+      <w:r>
+        <w:rPr>
+          <w:i/>
+          <w:iCs/>
+        </w:rPr>
+        <w:t xml:space="preserve">promoted and used as R.2’s primary venue — the field-versus-gap comparison ran on</w:t>
+      </w:r>
+      <w:r>
+        <w:rPr>
+          <w:i/>
+          <w:iCs/>
+        </w:rPr>
+        <w:t xml:space="preserve"> </w:t>
+      </w:r>
+      <w:r>
+        <w:rPr>
+          <w:i/>
+          <w:iCs/>
+        </w:rPr>
+        <w:t xml:space="preserve">it (</w:t>
+      </w:r>
+      <w:r>
+        <w:rPr>
+          <w:rStyle w:val="VerbatimChar"/>
+          <w:i/>
+          <w:iCs/>
+        </w:rPr>
+        <w:t xml:space="preserve">out/cutin2_field_vs_gap.md</w:t>
+      </w:r>
+      <w:r>
+        <w:rPr>
+          <w:i/>
+          <w:iCs/>
+        </w:rPr>
+        <w:t xml:space="preserve">), attention-check handling as specified below</w:t>
+      </w:r>
+      <w:r>
+        <w:rPr>
+          <w:i/>
+          <w:iCs/>
+        </w:rPr>
+        <w:t xml:space="preserve"> </w:t>
+      </w:r>
+      <w:r>
+        <w:rPr>
+          <w:i/>
+          <w:iCs/>
+        </w:rPr>
+        <w:t xml:space="preserve">(kept in the primary, excluded in a sensitivity, verdict unchanged). B2.Q1/Q2/Q4/Q5</w:t>
+      </w:r>
+      <w:r>
+        <w:rPr>
+          <w:i/>
+          <w:iCs/>
+        </w:rPr>
+        <w:t xml:space="preserve"> </w:t>
+      </w:r>
+      <w:r>
+        <w:rPr>
+          <w:i/>
+          <w:iCs/>
+        </w:rPr>
+        <w:t xml:space="preserve">resolved; see the register.]</w:t>
+      </w:r>
+    </w:p>
+    <w:p>
+      <w:pPr>
+        <w:pStyle w:val="BodyText"/>
+      </w:pPr>
+      <w:r>
+        <w:rPr>
+          <w:i/>
+          <w:iCs/>
+        </w:rPr>
         <w:t xml:space="preserve">(Added 2026-08-28. The first item is a</w:t>
       </w:r>
       <w:r>
@@ -3323,6 +3784,225 @@
           <w:i/>
           <w:iCs/>
         </w:rPr>
+        <w:t xml:space="preserve">[Executed 2026-08-29 (28 min;</w:t>
+      </w:r>
+      <w:r>
+        <w:rPr>
+          <w:i/>
+          <w:iCs/>
+        </w:rPr>
+        <w:t xml:space="preserve"> </w:t>
+      </w:r>
+      <w:r>
+        <w:rPr>
+          <w:rStyle w:val="VerbatimChar"/>
+          <w:i/>
+          <w:iCs/>
+        </w:rPr>
+        <w:t xml:space="preserve">out/stage1_summary.md</w:t>
+      </w:r>
+      <w:r>
+        <w:rPr>
+          <w:i/>
+          <w:iCs/>
+        </w:rPr>
+        <w:t xml:space="preserve">, log</w:t>
+      </w:r>
+      <w:r>
+        <w:rPr>
+          <w:i/>
+          <w:iCs/>
+        </w:rPr>
+        <w:t xml:space="preserve"> </w:t>
+      </w:r>
+      <w:r>
+        <w:rPr>
+          <w:rStyle w:val="VerbatimChar"/>
+          <w:i/>
+          <w:iCs/>
+        </w:rPr>
+        <w:t xml:space="preserve">out/log_stage1_v2.txt</w:t>
+      </w:r>
+      <w:r>
+        <w:rPr>
+          <w:i/>
+          <w:iCs/>
+        </w:rPr>
+        <w:t xml:space="preserve">).</w:t>
+      </w:r>
+      <w:r>
+        <w:rPr>
+          <w:i/>
+          <w:iCs/>
+        </w:rPr>
+        <w:t xml:space="preserve"> </w:t>
+      </w:r>
+      <w:r>
+        <w:rPr>
+          <w:i/>
+          <w:iCs/>
+        </w:rPr>
+        <w:t xml:space="preserve">Percentiles essentially unchanged (50th 5352 → 5400, +0.9%; 80th +0.2%; 95th −0.5%;</w:t>
+      </w:r>
+      <w:r>
+        <w:rPr>
+          <w:i/>
+          <w:iCs/>
+        </w:rPr>
+        <w:t xml:space="preserve"> </w:t>
+      </w:r>
+      <w:r>
+        <w:rPr>
+          <w:i/>
+          <w:iCs/>
+        </w:rPr>
+        <w:t xml:space="preserve">sigma_pop 0.200) — the k = 12 and C1-covariate-fix effects largely offset, inside</w:t>
+      </w:r>
+      <w:r>
+        <w:rPr>
+          <w:i/>
+          <w:iCs/>
+        </w:rPr>
+        <w:t xml:space="preserve"> </w:t>
+      </w:r>
+      <w:r>
+        <w:rPr>
+          <w:i/>
+          <w:iCs/>
+        </w:rPr>
+        <w:t xml:space="preserve">the card’s expected band. The product-grid LOPO now separates the bias variants</w:t>
+      </w:r>
+      <w:r>
+        <w:rPr>
+          <w:i/>
+          <w:iCs/>
+        </w:rPr>
+        <w:t xml:space="preserve"> </w:t>
+      </w:r>
+      <w:r>
+        <w:rPr>
+          <w:i/>
+          <w:iCs/>
+        </w:rPr>
+        <w:t xml:space="preserve">decisively (hier +52.7 units, was +0.6 under the diagonal defect). The correlated</w:t>
+      </w:r>
+      <w:r>
+        <w:rPr>
+          <w:i/>
+          <w:iCs/>
+        </w:rPr>
+        <w:t xml:space="preserve"> </w:t>
+      </w:r>
+      <w:r>
+        <w:rPr>
+          <w:i/>
+          <w:iCs/>
+        </w:rPr>
+        <w:t xml:space="preserve">variant converged: rho = −0.717 (SE 0.128) against the −0.27 artifact baseline —</w:t>
+      </w:r>
+      <w:r>
+        <w:rPr>
+          <w:i/>
+          <w:iCs/>
+        </w:rPr>
+        <w:t xml:space="preserve"> </w:t>
+      </w:r>
+      <w:r>
+        <w:rPr>
+          <w:i/>
+          <w:iCs/>
+        </w:rPr>
+        <w:t xml:space="preserve">partly real — and moves the 80th percentile 17 units against the pre-stated ~254</w:t>
+      </w:r>
+      <w:r>
+        <w:rPr>
+          <w:i/>
+          <w:iCs/>
+        </w:rPr>
+        <w:t xml:space="preserve"> </w:t>
+      </w:r>
+      <w:r>
+        <w:rPr>
+          <w:i/>
+          <w:iCs/>
+        </w:rPr>
+        <w:t xml:space="preserve">threshold, so</w:t>
+      </w:r>
+      <w:r>
+        <w:rPr>
+          <w:i/>
+          <w:iCs/>
+        </w:rPr>
+        <w:t xml:space="preserve"> </w:t>
+      </w:r>
+      <w:r>
+        <w:rPr>
+          <w:b/>
+          <w:bCs/>
+          <w:i/>
+          <w:iCs/>
+        </w:rPr>
+        <w:t xml:space="preserve">the hierarchical variant stands as primary</w:t>
+      </w:r>
+      <w:r>
+        <w:rPr>
+          <w:i/>
+          <w:iCs/>
+        </w:rPr>
+        <w:t xml:space="preserve">, correlated reported</w:t>
+      </w:r>
+      <w:r>
+        <w:rPr>
+          <w:i/>
+          <w:iCs/>
+        </w:rPr>
+        <w:t xml:space="preserve"> </w:t>
+      </w:r>
+      <w:r>
+        <w:rPr>
+          <w:i/>
+          <w:iCs/>
+        </w:rPr>
+        <w:t xml:space="preserve">as robustness. The ordered comfort/dread levels moved more (3703 → 3418 /</w:t>
+      </w:r>
+      <w:r>
+        <w:rPr>
+          <w:i/>
+          <w:iCs/>
+        </w:rPr>
+        <w:t xml:space="preserve"> </w:t>
+      </w:r>
+      <w:r>
+        <w:rPr>
+          <w:i/>
+          <w:iCs/>
+        </w:rPr>
+        <w:t xml:space="preserve">6397 → 6572; query A2v2.Q3). The artifact baseline itself is stale under the new</w:t>
+      </w:r>
+      <w:r>
+        <w:rPr>
+          <w:i/>
+          <w:iCs/>
+        </w:rPr>
+        <w:t xml:space="preserve"> </w:t>
+      </w:r>
+      <w:r>
+        <w:rPr>
+          <w:i/>
+          <w:iCs/>
+        </w:rPr>
+        <w:t xml:space="preserve">covariates (query A2v2.Q2).]</w:t>
+      </w:r>
+    </w:p>
+    <w:p>
+      <w:pPr>
+        <w:pStyle w:val="BodyText"/>
+      </w:pPr>
+      <w:r>
+        <w:rPr>
+          <w:i/>
+          <w:iCs/>
+        </w:rPr>
         <w:t xml:space="preserve">(Added at review gate R.1, 2026-08-27. Cheap-model card; long-running, overnight is</w:t>
       </w:r>
       <w:r>
@@ -6512,8 +7192,117 @@
       </w:r>
     </w:p>
     <w:bookmarkEnd w:id="26"/>
+    <w:bookmarkStart w:id="27" w:name="X937a3d28e103b79a970c1f1e22b6a19474b9223"/>
+    <w:p>
+      <w:pPr>
+        <w:pStyle w:val="Heading3"/>
+      </w:pPr>
+      <w:r>
+        <w:t xml:space="preserve">Card Q5.1 — world surprise on the data in hand, with no preference function (2026-09-02)</w:t>
+      </w:r>
+    </w:p>
+    <w:p>
+      <w:pPr>
+        <w:pStyle w:val="FirstParagraph"/>
+      </w:pPr>
+      <w:r>
+        <w:t xml:space="preserve">Specified in full in</w:t>
+      </w:r>
+      <w:r>
+        <w:t xml:space="preserve"> </w:t>
+      </w:r>
+      <w:r>
+        <w:rPr>
+          <w:rStyle w:val="VerbatimChar"/>
+        </w:rPr>
+        <w:t xml:space="preserve">docs/surprise_without_the_field.md</w:t>
+      </w:r>
+      <w:r>
+        <w:t xml:space="preserve"> </w:t>
+      </w:r>
+      <w:r>
+        <w:t xml:space="preserve">§6 (the R2.Q5 design note);</w:t>
+      </w:r>
+      <w:r>
+        <w:t xml:space="preserve"> </w:t>
+      </w:r>
+      <w:r>
+        <w:t xml:space="preserve">read that note first, the card is not repeated here. In one line: a constant-velocity</w:t>
+      </w:r>
+      <w:r>
+        <w:t xml:space="preserve"> </w:t>
+      </w:r>
+      <w:r>
+        <w:t xml:space="preserve">Gaussian predictor of the</w:t>
+      </w:r>
+      <w:r>
+        <w:t xml:space="preserve"> </w:t>
+      </w:r>
+      <w:r>
+        <w:rPr>
+          <w:i/>
+          <w:iCs/>
+        </w:rPr>
+        <w:t xml:space="preserve">other</w:t>
+      </w:r>
+      <w:r>
+        <w:t xml:space="preserve"> </w:t>
+      </w:r>
+      <w:r>
+        <w:t xml:space="preserve">agent’s body-frame position, residual information and</w:t>
+      </w:r>
+      <w:r>
+        <w:t xml:space="preserve"> </w:t>
+      </w:r>
+      <w:r>
+        <w:t xml:space="preserve">antithesis via</w:t>
+      </w:r>
+      <w:r>
+        <w:t xml:space="preserve"> </w:t>
+      </w:r>
+      <w:r>
+        <w:rPr>
+          <w:rStyle w:val="VerbatimChar"/>
+        </w:rPr>
+        <w:t xml:space="preserve">src/surprise/</w:t>
+      </w:r>
+      <w:r>
+        <w:t xml:space="preserve">, four pre-stated tests (onset independent of lane-change</w:t>
+      </w:r>
+      <w:r>
+        <w:t xml:space="preserve"> </w:t>
+      </w:r>
+      <w:r>
+        <w:t xml:space="preserve">duration on study 2; identically zero on the cyclist overtake; surprise-alone and</w:t>
+      </w:r>
+      <w:r>
+        <w:t xml:space="preserve"> </w:t>
+      </w:r>
+      <w:r>
+        <w:t xml:space="preserve">surprise × inverse-gap as added covariates under the registered R.2 fit and folds, in a</w:t>
+      </w:r>
+      <w:r>
+        <w:t xml:space="preserve"> </w:t>
+      </w:r>
+      <w:r>
+        <w:t xml:space="preserve">new script; the CAMP braking-lead onset check). Decision rules are in the note. Touches</w:t>
+      </w:r>
+      <w:r>
+        <w:t xml:space="preserve"> </w:t>
+      </w:r>
+      <w:r>
+        <w:t xml:space="preserve">no preference code and front-runs neither B.2 nor B.3. Runs after Jonas has reviewed the</w:t>
+      </w:r>
+      <w:r>
+        <w:t xml:space="preserve"> </w:t>
+      </w:r>
+      <w:r>
+        <w:t xml:space="preserve">note (query Q5.Q1).</w:t>
+      </w:r>
+    </w:p>
     <w:bookmarkEnd w:id="27"/>
-    <w:bookmarkStart w:id="28" w:name="suggested-session-pattern"/>
+    <w:bookmarkEnd w:id="28"/>
+    <w:bookmarkStart w:id="29" w:name="suggested-session-pattern"/>
     <w:p>
       <w:pPr>
         <w:pStyle w:val="Heading2"/>
@@ -6843,8 +7632,8 @@
         <w:t xml:space="preserve">above.]</w:t>
       </w:r>
     </w:p>
-    <w:bookmarkEnd w:id="28"/>
     <w:bookmarkEnd w:id="29"/>
+    <w:bookmarkEnd w:id="30"/>
     <w:sectPr>
       <w:footnotePr>
         <w:numRestart w:val="eachSect"/>

--- a/docs/czb_work_orders.docx
+++ b/docs/czb_work_orders.docx
@@ -2,7 +2,7 @@
 <file path=word/document.xml><?xml version="1.0" encoding="utf-8"?>
 <w:document xmlns:w="http://schemas.openxmlformats.org/wordprocessingml/2006/main" xmlns:m="http://schemas.openxmlformats.org/officeDocument/2006/math" xmlns:r="http://schemas.openxmlformats.org/officeDocument/2006/relationships" xmlns:o="urn:schemas-microsoft-com:office:office" xmlns:v="urn:schemas-microsoft-com:vml" xmlns:w10="urn:schemas-microsoft-com:office:word" xmlns:a="http://schemas.openxmlformats.org/drawingml/2006/main" xmlns:pic="http://schemas.openxmlformats.org/drawingml/2006/picture" xmlns:wp="http://schemas.openxmlformats.org/drawingml/2006/wordprocessingDrawing">
   <w:body>
-    <w:bookmarkStart w:id="30" w:name="X0c60649bbad77bc2cf89756300a6f1ed98d3eeb"/>
+    <w:bookmarkStart w:id="31" w:name="X0c60649bbad77bc2cf89756300a6f1ed98d3eeb"/>
     <w:p>
       <w:pPr>
         <w:pStyle w:val="Heading1"/>
@@ -2158,7 +2158,7 @@
     </w:p>
     <w:bookmarkEnd w:id="13"/>
     <w:bookmarkEnd w:id="14"/>
-    <w:bookmarkStart w:id="28" w:name="X28cf394cb435e6e57cdc3e40680e3b74e8d8ccb"/>
+    <w:bookmarkStart w:id="29" w:name="X28cf394cb435e6e57cdc3e40680e3b74e8d8ccb"/>
     <w:p>
       <w:pPr>
         <w:pStyle w:val="Heading2"/>
@@ -7301,8 +7301,83 @@
       </w:r>
     </w:p>
     <w:bookmarkEnd w:id="27"/>
+    <w:bookmarkStart w:id="28" w:name="X4a514c017975a9210b0417551846163fd4df625"/>
+    <w:p>
+      <w:pPr>
+        <w:pStyle w:val="Heading3"/>
+      </w:pPr>
+      <w:r>
+        <w:t xml:space="preserve">Cards EL.1–EL.3 — the CZB ellipse (2026-09-02)</w:t>
+      </w:r>
+    </w:p>
+    <w:p>
+      <w:pPr>
+        <w:pStyle w:val="FirstParagraph"/>
+      </w:pPr>
+      <w:r>
+        <w:t xml:space="preserve">Specified in full in</w:t>
+      </w:r>
+      <w:r>
+        <w:t xml:space="preserve"> </w:t>
+      </w:r>
+      <w:r>
+        <w:rPr>
+          <w:rStyle w:val="VerbatimChar"/>
+        </w:rPr>
+        <w:t xml:space="preserve">docs/czb_ellipse_design_note.md</w:t>
+      </w:r>
+      <w:r>
+        <w:t xml:space="preserve"> </w:t>
+      </w:r>
+      <w:r>
+        <w:t xml:space="preserve">§6; read that note first. EL.1</w:t>
+      </w:r>
+      <w:r>
+        <w:t xml:space="preserve"> </w:t>
+      </w:r>
+      <w:r>
+        <w:t xml:space="preserve">(now, study 2, no new loaders): does a second axis earn its place against the R.2-winning</w:t>
+      </w:r>
+      <w:r>
+        <w:t xml:space="preserve"> </w:t>
+      </w:r>
+      <w:r>
+        <w:t xml:space="preserve">1D log-gap threshold — linear 2D rule and quadratic form on identical registered folds,</w:t>
+      </w:r>
+      <w:r>
+        <w:t xml:space="preserve"> </w:t>
+      </w:r>
+      <w:r>
+        <w:t xml:space="preserve">decision rules in the note. EL.2 (after B.2/B.3.v2 loaders): the per-driver level shared</w:t>
+      </w:r>
+      <w:r>
+        <w:t xml:space="preserve"> </w:t>
+      </w:r>
+      <w:r>
+        <w:t xml:space="preserve">across the per-scenario forms via the stage-1 estimator, the B.4 transfer as amended,</w:t>
+      </w:r>
+      <w:r>
+        <w:t xml:space="preserve"> </w:t>
+      </w:r>
+      <w:r>
+        <w:t xml:space="preserve">with the scale-confound convention stated in the header. EL.3 (naturalistic data): the</w:t>
+      </w:r>
+      <w:r>
+        <w:t xml:space="preserve"> </w:t>
+      </w:r>
+      <w:r>
+        <w:t xml:space="preserve">population reference per scenario and the two percentiles side by side. Runs after Jonas</w:t>
+      </w:r>
+      <w:r>
+        <w:t xml:space="preserve"> </w:t>
+      </w:r>
+      <w:r>
+        <w:t xml:space="preserve">has ruled on query EL.Q1 (which population the ellipse’s percentile refers to).</w:t>
+      </w:r>
+    </w:p>
     <w:bookmarkEnd w:id="28"/>
-    <w:bookmarkStart w:id="29" w:name="suggested-session-pattern"/>
+    <w:bookmarkEnd w:id="29"/>
+    <w:bookmarkStart w:id="30" w:name="suggested-session-pattern"/>
     <w:p>
       <w:pPr>
         <w:pStyle w:val="Heading2"/>
@@ -7632,8 +7707,8 @@
         <w:t xml:space="preserve">above.]</w:t>
       </w:r>
     </w:p>
-    <w:bookmarkEnd w:id="29"/>
     <w:bookmarkEnd w:id="30"/>
+    <w:bookmarkEnd w:id="31"/>
     <w:sectPr>
       <w:footnotePr>
         <w:numRestart w:val="eachSect"/>

--- a/docs/czb_work_orders.docx
+++ b/docs/czb_work_orders.docx
@@ -4577,6 +4577,268 @@
     <w:p>
       <w:pPr>
         <w:pStyle w:val="FirstParagraph"/>
+      </w:pPr>
+      <w:r>
+        <w:rPr>
+          <w:i/>
+          <w:iCs/>
+        </w:rPr>
+        <w:t xml:space="preserve">[2026-09-02: the construction note this card asks for exists —</w:t>
+      </w:r>
+      <w:r>
+        <w:rPr>
+          <w:i/>
+          <w:iCs/>
+        </w:rPr>
+        <w:t xml:space="preserve"> </w:t>
+      </w:r>
+      <w:r>
+        <w:rPr>
+          <w:rStyle w:val="VerbatimChar"/>
+          <w:i/>
+          <w:iCs/>
+        </w:rPr>
+        <w:t xml:space="preserve">docs/ltap_construction_note.md</w:t>
+      </w:r>
+      <w:r>
+        <w:rPr>
+          <w:i/>
+          <w:iCs/>
+        </w:rPr>
+        <w:t xml:space="preserve"> </w:t>
+      </w:r>
+      <w:r>
+        <w:rPr>
+          <w:i/>
+          <w:iCs/>
+        </w:rPr>
+        <w:t xml:space="preserve">(comparator-class construction per R2.Q4, with the</w:t>
+      </w:r>
+      <w:r>
+        <w:rPr>
+          <w:i/>
+          <w:iCs/>
+        </w:rPr>
+        <w:t xml:space="preserve"> </w:t>
+      </w:r>
+      <w:r>
+        <w:rPr>
+          <w:i/>
+          <w:iCs/>
+        </w:rPr>
+        <w:t xml:space="preserve">field alternative documented in its §3; geometry measured by</w:t>
+      </w:r>
+      <w:r>
+        <w:rPr>
+          <w:i/>
+          <w:iCs/>
+        </w:rPr>
+        <w:t xml:space="preserve"> </w:t>
+      </w:r>
+      <w:r>
+        <w:rPr>
+          <w:rStyle w:val="VerbatimChar"/>
+          <w:i/>
+          <w:iCs/>
+        </w:rPr>
+        <w:t xml:space="preserve">replication/czb/ltap_geometry.py</w:t>
+      </w:r>
+      <w:r>
+        <w:rPr>
+          <w:i/>
+          <w:iCs/>
+        </w:rPr>
+        <w:t xml:space="preserve"> </w:t>
+      </w:r>
+      <w:r>
+        <w:rPr>
+          <w:i/>
+          <w:iCs/>
+        </w:rPr>
+        <w:t xml:space="preserve">→</w:t>
+      </w:r>
+      <w:r>
+        <w:rPr>
+          <w:i/>
+          <w:iCs/>
+        </w:rPr>
+        <w:t xml:space="preserve"> </w:t>
+      </w:r>
+      <w:r>
+        <w:rPr>
+          <w:rStyle w:val="VerbatimChar"/>
+          <w:i/>
+          <w:iCs/>
+        </w:rPr>
+        <w:t xml:space="preserve">out/ltap_geometry.md</w:t>
+      </w:r>
+      <w:r>
+        <w:rPr>
+          <w:i/>
+          <w:iCs/>
+        </w:rPr>
+        <w:t xml:space="preserve">). Execution follows the</w:t>
+      </w:r>
+      <w:r>
+        <w:rPr>
+          <w:i/>
+          <w:iCs/>
+        </w:rPr>
+        <w:t xml:space="preserve"> </w:t>
+      </w:r>
+      <w:r>
+        <w:rPr>
+          <w:i/>
+          <w:iCs/>
+        </w:rPr>
+        <w:t xml:space="preserve">note’s §2 and §5: loader</w:t>
+      </w:r>
+      <w:r>
+        <w:rPr>
+          <w:i/>
+          <w:iCs/>
+        </w:rPr>
+        <w:t xml:space="preserve"> </w:t>
+      </w:r>
+      <w:r>
+        <w:rPr>
+          <w:rStyle w:val="VerbatimChar"/>
+          <w:i/>
+          <w:iCs/>
+        </w:rPr>
+        <w:t xml:space="preserve">src/comfortzone/ltap.py</w:t>
+      </w:r>
+      <w:r>
+        <w:rPr>
+          <w:i/>
+          <w:iCs/>
+        </w:rPr>
+        <w:t xml:space="preserve"> </w:t>
+      </w:r>
+      <w:r>
+        <w:rPr>
+          <w:i/>
+          <w:iCs/>
+        </w:rPr>
+        <w:t xml:space="preserve">with roles by yaw span, the</w:t>
+      </w:r>
+      <w:r>
+        <w:rPr>
+          <w:i/>
+          <w:iCs/>
+        </w:rPr>
+        <w:t xml:space="preserve"> </w:t>
+      </w:r>
+      <w:r>
+        <w:rPr>
+          <w:i/>
+          <w:iCs/>
+        </w:rPr>
+        <w:t xml:space="preserve">property tests listed there, and</w:t>
+      </w:r>
+      <w:r>
+        <w:rPr>
+          <w:i/>
+          <w:iCs/>
+        </w:rPr>
+        <w:t xml:space="preserve"> </w:t>
+      </w:r>
+      <w:r>
+        <w:rPr>
+          <w:rStyle w:val="VerbatimChar"/>
+          <w:i/>
+          <w:iCs/>
+        </w:rPr>
+        <w:t xml:space="preserve">replication/czb/ltap_two_axis.py</w:t>
+      </w:r>
+      <w:r>
+        <w:rPr>
+          <w:i/>
+          <w:iCs/>
+        </w:rPr>
+        <w:t xml:space="preserve"> </w:t>
+      </w:r>
+      <w:r>
+        <w:rPr>
+          <w:i/>
+          <w:iCs/>
+        </w:rPr>
+        <w:t xml:space="preserve">with its</w:t>
+      </w:r>
+      <w:r>
+        <w:rPr>
+          <w:i/>
+          <w:iCs/>
+        </w:rPr>
+        <w:t xml:space="preserve"> </w:t>
+      </w:r>
+      <w:r>
+        <w:rPr>
+          <w:i/>
+          <w:iCs/>
+        </w:rPr>
+        <w:t xml:space="preserve">pre-stated rule. Runs after query B3.Q1 (the Random clip’s end time). The</w:t>
+      </w:r>
+      <w:r>
+        <w:rPr>
+          <w:i/>
+          <w:iCs/>
+        </w:rPr>
+        <w:t xml:space="preserve"> </w:t>
+      </w:r>
+      <w:r>
+        <w:rPr>
+          <w:i/>
+          <w:iCs/>
+        </w:rPr>
+        <w:t xml:space="preserve">“ego holds 13.9 m/s”</w:t>
+      </w:r>
+      <w:r>
+        <w:rPr>
+          <w:i/>
+          <w:iCs/>
+        </w:rPr>
+        <w:t xml:space="preserve"> </w:t>
+      </w:r>
+      <w:r>
+        <w:rPr>
+          <w:i/>
+          <w:iCs/>
+        </w:rPr>
+        <w:t xml:space="preserve">statement below is wrong: the ego is the turning vehicle</w:t>
+      </w:r>
+      <w:r>
+        <w:rPr>
+          <w:i/>
+          <w:iCs/>
+        </w:rPr>
+        <w:t xml:space="preserve"> </w:t>
+      </w:r>
+      <w:r>
+        <w:rPr>
+          <w:i/>
+          <w:iCs/>
+        </w:rPr>
+        <w:t xml:space="preserve">(12.7 m/s approaching, 6.5–6.9 m/s at turn onset); 13.9 m/s is the oncoming’s</w:t>
+      </w:r>
+      <w:r>
+        <w:rPr>
+          <w:i/>
+          <w:iCs/>
+        </w:rPr>
+        <w:t xml:space="preserve"> </w:t>
+      </w:r>
+      <w:r>
+        <w:rPr>
+          <w:i/>
+          <w:iCs/>
+        </w:rPr>
+        <w:t xml:space="preserve">50 km/h.]</w:t>
+      </w:r>
+    </w:p>
+    <w:p>
+      <w:pPr>
+        <w:pStyle w:val="BodyText"/>
       </w:pPr>
       <w:r>
         <w:rPr>
